--- a/paper/刘晓煜-毕设开题报告.docx
+++ b/paper/刘晓煜-毕设开题报告.docx
@@ -1,6 +1,6 @@
 
 <file path=word/document.xml><?xml version="1.0" encoding="utf-8"?>
-<w:document xmlns:wpc="http://schemas.microsoft.com/office/word/2010/wordprocessingCanvas" xmlns:cx="http://schemas.microsoft.com/office/drawing/2014/chartex" xmlns:cx1="http://schemas.microsoft.com/office/drawing/2015/9/8/chartex" xmlns:cx2="http://schemas.microsoft.com/office/drawing/2015/10/21/chartex" xmlns:cx3="http://schemas.microsoft.com/office/drawing/2016/5/9/chartex" xmlns:cx4="http://schemas.microsoft.com/office/drawing/2016/5/10/chartex" xmlns:cx5="http://schemas.microsoft.com/office/drawing/2016/5/11/chartex" xmlns:cx6="http://schemas.microsoft.com/office/drawing/2016/5/12/chartex" xmlns:cx7="http://schemas.microsoft.com/office/drawing/2016/5/13/chartex" xmlns:cx8="http://schemas.microsoft.com/office/drawing/2016/5/14/chartex" xmlns:mc="http://schemas.openxmlformats.org/markup-compatibility/2006" xmlns:aink="http://schemas.microsoft.com/office/drawing/2016/ink" xmlns:am3d="http://schemas.microsoft.com/office/drawing/2017/model3d" xmlns:o="urn:schemas-microsoft-com:office:office" xmlns:oel="http://schemas.microsoft.com/office/2019/extlst" xmlns:r="http://schemas.openxmlformats.org/officeDocument/2006/relationships" xmlns:m="http://schemas.openxmlformats.org/officeDocument/2006/math" xmlns:v="urn:schemas-microsoft-com:vml" xmlns:wp14="http://schemas.microsoft.com/office/word/2010/wordprocessingDrawing" xmlns:wp="http://schemas.openxmlformats.org/drawingml/2006/wordprocessingDrawing" xmlns:w10="urn:schemas-microsoft-com:office:word" xmlns:w="http://schemas.openxmlformats.org/wordprocessingml/2006/main" xmlns:w14="http://schemas.microsoft.com/office/word/2010/wordml" xmlns:w15="http://schemas.microsoft.com/office/word/2012/wordml" xmlns:w16cex="http://schemas.microsoft.com/office/word/2018/wordml/cex" xmlns:w16cid="http://schemas.microsoft.com/office/word/2016/wordml/cid" xmlns:w16="http://schemas.microsoft.com/office/word/2018/wordml" xmlns:w16sdtdh="http://schemas.microsoft.com/office/word/2020/wordml/sdtdatahash" xmlns:w16se="http://schemas.microsoft.com/office/word/2015/wordml/symex" xmlns:wpg="http://schemas.microsoft.com/office/word/2010/wordprocessingGroup" xmlns:wpi="http://schemas.microsoft.com/office/word/2010/wordprocessingInk" xmlns:wne="http://schemas.microsoft.com/office/word/2006/wordml" xmlns:wps="http://schemas.microsoft.com/office/word/2010/wordprocessingShape" mc:Ignorable="w14 w15 w16se w16cid w16 w16cex w16sdtdh wp14">
+<w:document xmlns:wpc="http://schemas.microsoft.com/office/word/2010/wordprocessingCanvas" xmlns:cx="http://schemas.microsoft.com/office/drawing/2014/chartex" xmlns:cx1="http://schemas.microsoft.com/office/drawing/2015/9/8/chartex" xmlns:cx2="http://schemas.microsoft.com/office/drawing/2015/10/21/chartex" xmlns:cx3="http://schemas.microsoft.com/office/drawing/2016/5/9/chartex" xmlns:cx4="http://schemas.microsoft.com/office/drawing/2016/5/10/chartex" xmlns:cx5="http://schemas.microsoft.com/office/drawing/2016/5/11/chartex" xmlns:cx6="http://schemas.microsoft.com/office/drawing/2016/5/12/chartex" xmlns:cx7="http://schemas.microsoft.com/office/drawing/2016/5/13/chartex" xmlns:cx8="http://schemas.microsoft.com/office/drawing/2016/5/14/chartex" xmlns:mc="http://schemas.openxmlformats.org/markup-compatibility/2006" xmlns:aink="http://schemas.microsoft.com/office/drawing/2016/ink" xmlns:am3d="http://schemas.microsoft.com/office/drawing/2017/model3d" xmlns:o="urn:schemas-microsoft-com:office:office" xmlns:r="http://schemas.openxmlformats.org/officeDocument/2006/relationships" xmlns:m="http://schemas.openxmlformats.org/officeDocument/2006/math" xmlns:v="urn:schemas-microsoft-com:vml" xmlns:wp14="http://schemas.microsoft.com/office/word/2010/wordprocessingDrawing" xmlns:wp="http://schemas.openxmlformats.org/drawingml/2006/wordprocessingDrawing" xmlns:w10="urn:schemas-microsoft-com:office:word" xmlns:w="http://schemas.openxmlformats.org/wordprocessingml/2006/main" xmlns:w14="http://schemas.microsoft.com/office/word/2010/wordml" xmlns:w15="http://schemas.microsoft.com/office/word/2012/wordml" xmlns:w16cid="http://schemas.microsoft.com/office/word/2016/wordml/cid" xmlns:w16se="http://schemas.microsoft.com/office/word/2015/wordml/symex" xmlns:wpg="http://schemas.microsoft.com/office/word/2010/wordprocessingGroup" xmlns:wpi="http://schemas.microsoft.com/office/word/2010/wordprocessingInk" xmlns:wne="http://schemas.microsoft.com/office/word/2006/wordml" xmlns:wps="http://schemas.microsoft.com/office/word/2010/wordprocessingShape" mc:Ignorable="w14 w15 w16se w16cid wp14">
   <w:body>
     <w:p>
       <w:pPr>
@@ -36,7 +36,7 @@
         <w:widowControl/>
         <w:jc w:val="left"/>
         <w:rPr>
-          <w:rFonts w:hAnsi="宋体" w:cs="黑体" w:hint="eastAsia"/>
+          <w:rFonts w:hAnsi="宋体" w:cs="黑体"/>
           <w:sz w:val="24"/>
           <w:szCs w:val="24"/>
         </w:rPr>
@@ -76,27 +76,12 @@
       <w:pPr>
         <w:widowControl/>
         <w:jc w:val="left"/>
+      </w:pPr>
+      <w:r>
         <w:rPr>
           <w:rFonts w:hint="eastAsia"/>
         </w:rPr>
-      </w:pPr>
-      <w:r>
-        <w:rPr>
-          <w:rFonts w:hint="eastAsia"/>
-        </w:rPr>
-        <w:t>--全局、</w:t>
-      </w:r>
-      <w:r>
-        <w:rPr>
-          <w:rFonts w:hint="eastAsia"/>
-        </w:rPr>
-        <w:t>山地</w:t>
-      </w:r>
-      <w:r>
-        <w:rPr>
-          <w:rFonts w:hint="eastAsia"/>
-        </w:rPr>
-        <w:t>、单机器人全覆盖路径规划</w:t>
+        <w:t>--全局、山地、单机器人全覆盖路径规划</w:t>
       </w:r>
     </w:p>
     <w:p>
@@ -104,7 +89,7 @@
         <w:widowControl/>
         <w:jc w:val="left"/>
         <w:rPr>
-          <w:rFonts w:hAnsi="宋体" w:cs="黑体" w:hint="eastAsia"/>
+          <w:rFonts w:hAnsi="宋体" w:cs="黑体"/>
           <w:sz w:val="24"/>
           <w:szCs w:val="24"/>
         </w:rPr>
@@ -146,39 +131,12 @@
       <w:pPr>
         <w:widowControl/>
         <w:jc w:val="left"/>
+      </w:pPr>
+      <w:r>
         <w:rPr>
           <w:rFonts w:hint="eastAsia"/>
         </w:rPr>
-      </w:pPr>
-      <w:r>
-        <w:rPr>
-          <w:rFonts w:hint="eastAsia"/>
-        </w:rPr>
-        <w:t>目标:在避免碰撞障碍物和避免出界的前提下,规划机器人的</w:t>
-      </w:r>
-      <w:r>
-        <w:rPr>
-          <w:rFonts w:hint="eastAsia"/>
-        </w:rPr>
-        <w:t>行</w:t>
-      </w:r>
-      <w:r>
-        <w:rPr>
-          <w:rFonts w:hint="eastAsia"/>
-        </w:rPr>
-        <w:t>进路径</w:t>
-      </w:r>
-      <w:r>
-        <w:rPr>
-          <w:rFonts w:hint="eastAsia"/>
-        </w:rPr>
-        <w:t>，</w:t>
-      </w:r>
-      <w:r>
-        <w:rPr>
-          <w:rFonts w:hint="eastAsia"/>
-        </w:rPr>
-        <w:t>使得路径代价最小、覆盖率最高</w:t>
+        <w:t>目标:在避免碰撞障碍物和避免出界的前提下,规划机器人的行进路径，使得路径代价最小、覆盖率最高</w:t>
       </w:r>
     </w:p>
     <w:p>
@@ -354,9 +312,6 @@
     <w:p>
       <w:pPr>
         <w:jc w:val="left"/>
-        <w:rPr>
-          <w:rFonts w:hint="eastAsia"/>
-        </w:rPr>
       </w:pPr>
       <w:r>
         <w:rPr>
@@ -389,18 +344,12 @@
           <w:numId w:val="11"/>
         </w:numPr>
         <w:jc w:val="left"/>
-        <w:rPr>
-          <w:rFonts w:hint="eastAsia"/>
-        </w:rPr>
       </w:pPr>
     </w:p>
     <w:p>
       <w:pPr>
         <w:widowControl/>
         <w:jc w:val="left"/>
-        <w:rPr>
-          <w:rFonts w:hint="eastAsia"/>
-        </w:rPr>
       </w:pPr>
       <w:r>
         <w:rPr>
@@ -413,9 +362,6 @@
       <w:pPr>
         <w:widowControl/>
         <w:jc w:val="left"/>
-        <w:rPr>
-          <w:rFonts w:hint="eastAsia"/>
-        </w:rPr>
       </w:pPr>
       <w:r>
         <w:rPr>
@@ -428,9 +374,6 @@
       <w:pPr>
         <w:widowControl/>
         <w:jc w:val="left"/>
-        <w:rPr>
-          <w:rFonts w:hint="eastAsia"/>
-        </w:rPr>
       </w:pPr>
       <w:r>
         <w:rPr>
@@ -443,9 +386,6 @@
       <w:pPr>
         <w:widowControl/>
         <w:jc w:val="left"/>
-        <w:rPr>
-          <w:rFonts w:hint="eastAsia"/>
-        </w:rPr>
       </w:pPr>
       <w:r>
         <w:rPr>
@@ -458,9 +398,6 @@
       <w:pPr>
         <w:widowControl/>
         <w:jc w:val="left"/>
-        <w:rPr>
-          <w:rFonts w:hint="eastAsia"/>
-        </w:rPr>
       </w:pPr>
       <w:proofErr w:type="gramStart"/>
       <w:r>
@@ -475,9 +412,6 @@
       <w:pPr>
         <w:widowControl/>
         <w:jc w:val="left"/>
-        <w:rPr>
-          <w:rFonts w:hint="eastAsia"/>
-        </w:rPr>
       </w:pPr>
       <w:r>
         <w:rPr>
@@ -595,14 +529,14 @@
         <w:rPr>
           <w:lang w:val="en-US"/>
         </w:rPr>
-        <w:t>规的仿地飞行</w:t>
+        <w:t>规的仿地飞</w:t>
       </w:r>
       <w:proofErr w:type="gramEnd"/>
       <w:r>
         <w:rPr>
           <w:lang w:val="en-US"/>
         </w:rPr>
-        <w:t>。</w:t>
+        <w:t>行。</w:t>
       </w:r>
     </w:p>
     <w:p>
@@ -696,7 +630,6 @@
         <w:pStyle w:val="aff4"/>
         <w:ind w:firstLine="420"/>
         <w:rPr>
-          <w:rFonts w:hint="eastAsia"/>
           <w:lang w:val="en-US"/>
         </w:rPr>
       </w:pPr>
@@ -819,7 +752,6 @@
         <w:pStyle w:val="aff4"/>
         <w:ind w:firstLine="420"/>
         <w:rPr>
-          <w:rFonts w:hint="eastAsia"/>
           <w:lang w:val="en-US"/>
         </w:rPr>
       </w:pPr>
@@ -919,9 +851,6 @@
     <w:p>
       <w:pPr>
         <w:jc w:val="center"/>
-        <w:rPr>
-          <w:rFonts w:hint="eastAsia"/>
-        </w:rPr>
       </w:pPr>
     </w:p>
     <w:p>
@@ -978,7 +907,7 @@
         <w:widowControl/>
         <w:jc w:val="left"/>
         <w:rPr>
-          <w:rFonts w:ascii="宋体" w:eastAsia="宋体" w:hAnsi="宋体" w:cs="宋体" w:hint="eastAsia"/>
+          <w:rFonts w:ascii="宋体" w:eastAsia="宋体" w:hAnsi="宋体" w:cs="宋体"/>
           <w:b/>
           <w:bCs/>
           <w:kern w:val="36"/>
@@ -1051,13 +980,7 @@
         <w:t xml:space="preserve"> </w:t>
       </w:r>
     </w:p>
-    <w:p>
-      <w:pPr>
-        <w:rPr>
-          <w:rFonts w:hint="eastAsia"/>
-        </w:rPr>
-      </w:pPr>
-    </w:p>
+    <w:p/>
     <w:p>
       <w:pPr>
         <w:spacing w:line="360" w:lineRule="auto"/>
@@ -1138,7 +1061,6 @@
               <w:tab w:val="right" w:leader="dot" w:pos="8296"/>
             </w:tabs>
             <w:rPr>
-              <w:rFonts w:hint="eastAsia"/>
               <w:noProof/>
               <w:sz w:val="22"/>
               <w:szCs w:val="24"/>
@@ -1257,7 +1179,6 @@
               <w:tab w:val="right" w:leader="dot" w:pos="8296"/>
             </w:tabs>
             <w:rPr>
-              <w:rFonts w:hint="eastAsia"/>
               <w:noProof/>
               <w:sz w:val="22"/>
               <w:szCs w:val="24"/>
@@ -1353,7 +1274,6 @@
               <w:tab w:val="right" w:leader="dot" w:pos="8296"/>
             </w:tabs>
             <w:rPr>
-              <w:rFonts w:hint="eastAsia"/>
               <w:noProof/>
               <w:sz w:val="22"/>
               <w:szCs w:val="24"/>
@@ -1466,7 +1386,6 @@
               <w:tab w:val="right" w:leader="dot" w:pos="8296"/>
             </w:tabs>
             <w:rPr>
-              <w:rFonts w:hint="eastAsia"/>
               <w:noProof/>
               <w:sz w:val="22"/>
               <w:szCs w:val="24"/>
@@ -1569,7 +1488,6 @@
               <w:tab w:val="right" w:leader="dot" w:pos="8296"/>
             </w:tabs>
             <w:rPr>
-              <w:rFonts w:hint="eastAsia"/>
               <w:noProof/>
               <w:sz w:val="22"/>
               <w:szCs w:val="24"/>
@@ -1672,7 +1590,6 @@
               <w:tab w:val="right" w:leader="dot" w:pos="8296"/>
             </w:tabs>
             <w:rPr>
-              <w:rFonts w:hint="eastAsia"/>
               <w:noProof/>
               <w:sz w:val="22"/>
               <w:szCs w:val="24"/>
@@ -1775,7 +1692,6 @@
               <w:tab w:val="right" w:leader="dot" w:pos="8296"/>
             </w:tabs>
             <w:rPr>
-              <w:rFonts w:hint="eastAsia"/>
               <w:noProof/>
               <w:sz w:val="22"/>
               <w:szCs w:val="24"/>
@@ -1870,7 +1786,6 @@
               <w:tab w:val="right" w:leader="dot" w:pos="8296"/>
             </w:tabs>
             <w:rPr>
-              <w:rFonts w:hint="eastAsia"/>
               <w:noProof/>
               <w:sz w:val="22"/>
               <w:szCs w:val="24"/>
@@ -1966,7 +1881,6 @@
               <w:tab w:val="right" w:leader="dot" w:pos="8296"/>
             </w:tabs>
             <w:rPr>
-              <w:rFonts w:hint="eastAsia"/>
               <w:noProof/>
               <w:sz w:val="22"/>
               <w:szCs w:val="24"/>
@@ -2255,7 +2169,6 @@
               <w:tab w:val="right" w:leader="dot" w:pos="8296"/>
             </w:tabs>
             <w:rPr>
-              <w:rFonts w:hint="eastAsia"/>
               <w:noProof/>
               <w:sz w:val="22"/>
               <w:szCs w:val="24"/>
@@ -2368,7 +2281,6 @@
               <w:tab w:val="right" w:leader="dot" w:pos="8296"/>
             </w:tabs>
             <w:rPr>
-              <w:rFonts w:hint="eastAsia"/>
               <w:noProof/>
               <w:sz w:val="22"/>
               <w:szCs w:val="24"/>
@@ -2471,7 +2383,6 @@
               <w:tab w:val="right" w:leader="dot" w:pos="8296"/>
             </w:tabs>
             <w:rPr>
-              <w:rFonts w:hint="eastAsia"/>
               <w:noProof/>
               <w:sz w:val="22"/>
               <w:szCs w:val="24"/>
@@ -2574,7 +2485,6 @@
               <w:tab w:val="right" w:leader="dot" w:pos="8296"/>
             </w:tabs>
             <w:rPr>
-              <w:rFonts w:hint="eastAsia"/>
               <w:noProof/>
               <w:sz w:val="22"/>
               <w:szCs w:val="24"/>
@@ -2677,7 +2587,6 @@
               <w:tab w:val="right" w:leader="dot" w:pos="8296"/>
             </w:tabs>
             <w:rPr>
-              <w:rFonts w:hint="eastAsia"/>
               <w:noProof/>
               <w:sz w:val="22"/>
               <w:szCs w:val="24"/>
@@ -2772,7 +2681,6 @@
               <w:tab w:val="right" w:leader="dot" w:pos="8296"/>
             </w:tabs>
             <w:rPr>
-              <w:rFonts w:hint="eastAsia"/>
               <w:noProof/>
               <w:sz w:val="22"/>
               <w:szCs w:val="24"/>
@@ -2907,8 +2815,8 @@
           <w:szCs w:val="32"/>
         </w:rPr>
       </w:pPr>
-      <w:bookmarkStart w:id="3" w:name="_Hlk222406090"/>
-      <w:bookmarkStart w:id="4" w:name="_Toc223287184"/>
+      <w:bookmarkStart w:id="3" w:name="_Toc223287184"/>
+      <w:bookmarkStart w:id="4" w:name="_Hlk222406090"/>
       <w:r>
         <w:rPr>
           <w:rFonts w:ascii="Times New Roman" w:eastAsia="黑体" w:hAnsi="Times New Roman" w:cs="Times New Roman"/>
@@ -2920,7 +2828,7 @@
         <w:lastRenderedPageBreak/>
         <w:t>研究背景</w:t>
       </w:r>
-      <w:bookmarkEnd w:id="4"/>
+      <w:bookmarkEnd w:id="3"/>
     </w:p>
     <w:p>
       <w:pPr>
@@ -2993,7 +2901,7 @@
         </w:rPr>
       </w:pPr>
       <w:bookmarkStart w:id="6" w:name="_Toc223287186"/>
-      <w:bookmarkEnd w:id="3"/>
+      <w:bookmarkEnd w:id="4"/>
       <w:r>
         <w:rPr>
           <w:rFonts w:ascii="Times New Roman" w:eastAsia="黑体" w:hAnsi="Times New Roman" w:cs="Times New Roman"/>
@@ -3023,13 +2931,7 @@
       </w:r>
       <w:bookmarkEnd w:id="6"/>
     </w:p>
-    <w:p>
-      <w:pPr>
-        <w:rPr>
-          <w:rFonts w:hint="eastAsia"/>
-        </w:rPr>
-      </w:pPr>
-    </w:p>
+    <w:p/>
     <w:p>
       <w:pPr>
         <w:pStyle w:val="2"/>
@@ -3364,151 +3266,199 @@
     <w:p>
       <w:pPr>
         <w:pStyle w:val="MTDisplayEquation"/>
+      </w:pPr>
+      <w:r>
         <w:rPr>
           <w:rFonts w:hint="eastAsia"/>
         </w:rPr>
-      </w:pPr>
+        <w:t>在允许条件下，获得一条“最优”路径</w:t>
+      </w:r>
       <w:r>
         <w:rPr>
           <w:rFonts w:hint="eastAsia"/>
         </w:rPr>
-        <w:t>在允许条件下，获得一条“最优”路径</w:t>
+        <w:t>(</w:t>
       </w:r>
       <w:r>
         <w:rPr>
           <w:rFonts w:hint="eastAsia"/>
         </w:rPr>
-        <w:t>(</w:t>
+        <w:t>路线总长度最短或能量消耗最少</w:t>
       </w:r>
       <w:r>
         <w:rPr>
           <w:rFonts w:hint="eastAsia"/>
         </w:rPr>
-        <w:t>路线总长度最短或能量消耗最少</w:t>
+        <w:t>)</w:t>
       </w:r>
       <w:r>
         <w:rPr>
           <w:rFonts w:hint="eastAsia"/>
         </w:rPr>
-        <w:t>)</w:t>
-      </w:r>
+        <w:t>；</w:t>
+      </w:r>
+    </w:p>
+    <w:p>
+      <w:pPr>
+        <w:pStyle w:val="MTDisplayEquation"/>
+      </w:pPr>
       <w:r>
         <w:rPr>
           <w:rFonts w:hint="eastAsia"/>
         </w:rPr>
-        <w:t>；</w:t>
-      </w:r>
-    </w:p>
-    <w:p>
-      <w:pPr>
-        <w:pStyle w:val="MTDisplayEquation"/>
-      </w:pPr>
+        <w:t>（</w:t>
+      </w:r>
       <w:r>
         <w:rPr>
           <w:rFonts w:hint="eastAsia"/>
         </w:rPr>
-        <w:t>（</w:t>
+        <w:t>1</w:t>
       </w:r>
       <w:r>
         <w:rPr>
           <w:rFonts w:hint="eastAsia"/>
         </w:rPr>
-        <w:t>1</w:t>
+        <w:t>）</w:t>
+      </w:r>
+      <w:r>
+        <w:t>随机碰撞覆盖法</w:t>
       </w:r>
       <w:r>
         <w:rPr>
           <w:rFonts w:hint="eastAsia"/>
         </w:rPr>
-        <w:t>）</w:t>
-      </w:r>
-      <w:r>
-        <w:t>随机碰撞覆盖法</w:t>
+        <w:t>如图</w:t>
       </w:r>
       <w:r>
         <w:rPr>
           <w:rFonts w:hint="eastAsia"/>
         </w:rPr>
-        <w:t>如图</w:t>
+        <w:t>n</w:t>
       </w:r>
       <w:r>
         <w:rPr>
           <w:rFonts w:hint="eastAsia"/>
         </w:rPr>
-        <w:t>n</w:t>
+        <w:t>所示，</w:t>
+      </w:r>
+      <w:r>
+        <w:t>是一类以运行时间换取覆盖率的策略。机器人</w:t>
       </w:r>
       <w:r>
         <w:rPr>
           <w:rFonts w:hint="eastAsia"/>
         </w:rPr>
-        <w:t>所示，</w:t>
-      </w:r>
-      <w:r>
-        <w:t>是一类以运行时间换取覆盖率的策略。机器人</w:t>
+        <w:t>根据固定的移动方法，遇到</w:t>
+      </w:r>
+      <w:r>
+        <w:t>障碍物或边界时，</w:t>
       </w:r>
       <w:r>
         <w:rPr>
           <w:rFonts w:hint="eastAsia"/>
         </w:rPr>
-        <w:t>根据固定的移动方法，遇到</w:t>
-      </w:r>
-      <w:r>
-        <w:t>障碍物或边界时，</w:t>
+        <w:t>执行转向函数</w:t>
+      </w:r>
+      <w:r>
+        <w:t>调整航向，并继续直行，如此循环。</w:t>
+      </w:r>
+      <w:r>
+        <w:t>该方法的覆盖过程具有较强随机性，</w:t>
       </w:r>
       <w:r>
         <w:rPr>
           <w:rFonts w:hint="eastAsia"/>
         </w:rPr>
-        <w:t>执行转向函数</w:t>
-      </w:r>
-      <w:r>
-        <w:t>调整航向，并继续直行，如此循环。</w:t>
-      </w:r>
-      <w:r>
-        <w:t>该方法的覆盖过程具有较强随机性，</w:t>
+        <w:t>如不计时间，可以满足</w:t>
       </w:r>
       <w:r>
         <w:rPr>
           <w:rFonts w:hint="eastAsia"/>
         </w:rPr>
-        <w:t>如不计时间，可以满足</w:t>
+        <w:t xml:space="preserve"> 100%</w:t>
       </w:r>
       <w:r>
         <w:rPr>
           <w:rFonts w:hint="eastAsia"/>
         </w:rPr>
-        <w:t xml:space="preserve"> 100%</w:t>
+        <w:t>覆盖，</w:t>
+      </w:r>
+      <w:r>
+        <w:t>但由于频繁产生重复轨迹，整体效率较低。其优势在于对定位与</w:t>
+      </w:r>
+      <w:proofErr w:type="gramStart"/>
+      <w:r>
+        <w:t>建图要求</w:t>
+      </w:r>
+      <w:proofErr w:type="gramEnd"/>
+      <w:r>
+        <w:t>低，通常仅需简单避障传感器，计算开销小</w:t>
       </w:r>
       <w:r>
         <w:rPr>
           <w:rFonts w:hint="eastAsia"/>
         </w:rPr>
-        <w:t>覆盖，</w:t>
-      </w:r>
-      <w:r>
-        <w:t>但由于频繁产生重复轨迹，整体效率较低。其优势在于对定位与</w:t>
-      </w:r>
-      <w:proofErr w:type="gramStart"/>
-      <w:r>
-        <w:t>建图要求</w:t>
-      </w:r>
-      <w:proofErr w:type="gramEnd"/>
-      <w:r>
-        <w:t>低，通常仅需简单避障传感器，计算开销小</w:t>
-      </w:r>
-      <w:r>
-        <w:rPr>
-          <w:rFonts w:hint="eastAsia"/>
-        </w:rPr>
         <w:t>。</w:t>
       </w:r>
     </w:p>
     <w:p>
       <w:pPr>
         <w:jc w:val="center"/>
-        <w:rPr>
-          <w:rFonts w:hint="eastAsia"/>
-        </w:rPr>
-      </w:pPr>
+      </w:pPr>
+      <w:r>
+        <w:rPr>
+          <w:noProof/>
+        </w:rPr>
+        <w:lastRenderedPageBreak/>
+        <w:drawing>
+          <wp:inline distT="0" distB="0" distL="0" distR="0" wp14:anchorId="34BD8890" wp14:editId="3DEE4B4C">
+            <wp:extent cx="3246120" cy="1828800"/>
+            <wp:effectExtent l="0" t="0" r="0" b="0"/>
+            <wp:docPr id="4" name="图片 4"/>
+            <wp:cNvGraphicFramePr>
+              <a:graphicFrameLocks xmlns:a="http://schemas.openxmlformats.org/drawingml/2006/main" noChangeAspect="1"/>
+            </wp:cNvGraphicFramePr>
+            <a:graphic xmlns:a="http://schemas.openxmlformats.org/drawingml/2006/main">
+              <a:graphicData uri="http://schemas.openxmlformats.org/drawingml/2006/picture">
+                <pic:pic xmlns:pic="http://schemas.openxmlformats.org/drawingml/2006/picture">
+                  <pic:nvPicPr>
+                    <pic:cNvPr id="0" name="Picture 6"/>
+                    <pic:cNvPicPr>
+                      <a:picLocks noChangeAspect="1" noChangeArrowheads="1"/>
+                    </pic:cNvPicPr>
+                  </pic:nvPicPr>
+                  <pic:blipFill>
+                    <a:blip r:embed="rId16" cstate="print">
+                      <a:extLst>
+                        <a:ext uri="{28A0092B-C50C-407E-A947-70E740481C1C}">
+                          <a14:useLocalDpi xmlns:a14="http://schemas.microsoft.com/office/drawing/2010/main" val="0"/>
+                        </a:ext>
+                      </a:extLst>
+                    </a:blip>
+                    <a:srcRect/>
+                    <a:stretch>
+                      <a:fillRect/>
+                    </a:stretch>
+                  </pic:blipFill>
+                  <pic:spPr bwMode="auto">
+                    <a:xfrm>
+                      <a:off x="0" y="0"/>
+                      <a:ext cx="3259041" cy="1836079"/>
+                    </a:xfrm>
+                    <a:prstGeom prst="rect">
+                      <a:avLst/>
+                    </a:prstGeom>
+                    <a:noFill/>
+                    <a:ln>
+                      <a:noFill/>
+                    </a:ln>
+                  </pic:spPr>
+                </pic:pic>
+              </a:graphicData>
+            </a:graphic>
+          </wp:inline>
+        </w:drawing>
+      </w:r>
     </w:p>
     <w:p>
       <w:pPr>
@@ -3625,17 +3575,7 @@
           <w:sz w:val="24"/>
           <w:szCs w:val="24"/>
         </w:rPr>
-        <w:t>先验地图为运行基础，可处置地图未预先标注的非预期障碍物，其核心逻辑是预定义覆盖目标环境全部典型场景的固定运动行为模板，运行时机器人匹配当前环境状态调用对应模板即可实现区域全覆盖；该方法原理简单、运行计算开销低、可适配动态障碍物规避需求，但存在依赖先验地图、</w:t>
-      </w:r>
-      <w:r>
-        <w:rPr>
-          <w:rFonts w:ascii="Times New Roman" w:eastAsia="宋体" w:hAnsi="Times New Roman" w:cs="Times New Roman"/>
-          <w:color w:val="000000"/>
-          <w:sz w:val="24"/>
-          <w:szCs w:val="24"/>
-        </w:rPr>
-        <w:lastRenderedPageBreak/>
-        <w:t>非结构化</w:t>
+        <w:t>先验地图为运行基础，可处置地图未预先标注的非预期障碍物，其核心逻辑是预定义覆盖目标环境全部典型场景的固定运动行为模板，运行时机器人匹配当前环境状态调用对应模板即可实现区域全覆盖；该方法原理简单、运行计算开销低、可适配动态障碍物规避需求，但存在依赖先验地图、非结构化</w:t>
       </w:r>
       <w:r>
         <w:rPr>
@@ -3661,12 +3601,21 @@
         <w:spacing w:line="360" w:lineRule="auto"/>
         <w:ind w:firstLine="480"/>
         <w:rPr>
+          <w:rFonts w:ascii="Times New Roman" w:eastAsia="宋体" w:hAnsi="Times New Roman" w:cs="Times New Roman"/>
+          <w:color w:val="000000"/>
+          <w:sz w:val="24"/>
+          <w:szCs w:val="24"/>
+        </w:rPr>
+      </w:pPr>
+      <w:r>
+        <w:rPr>
           <w:rFonts w:ascii="Times New Roman" w:eastAsia="宋体" w:hAnsi="Times New Roman" w:cs="Times New Roman" w:hint="eastAsia"/>
           <w:color w:val="000000"/>
           <w:sz w:val="24"/>
           <w:szCs w:val="24"/>
         </w:rPr>
-      </w:pPr>
+        <w:t>（</w:t>
+      </w:r>
       <w:r>
         <w:rPr>
           <w:rFonts w:ascii="Times New Roman" w:eastAsia="宋体" w:hAnsi="Times New Roman" w:cs="Times New Roman" w:hint="eastAsia"/>
@@ -3674,7 +3623,7 @@
           <w:sz w:val="24"/>
           <w:szCs w:val="24"/>
         </w:rPr>
-        <w:t>（</w:t>
+        <w:t>3</w:t>
       </w:r>
       <w:r>
         <w:rPr>
@@ -3683,7 +3632,36 @@
           <w:sz w:val="24"/>
           <w:szCs w:val="24"/>
         </w:rPr>
-        <w:t>3</w:t>
+        <w:t>）</w:t>
+      </w:r>
+      <w:r>
+        <w:rPr>
+          <w:rFonts w:ascii="Times New Roman" w:eastAsia="宋体" w:hAnsi="Times New Roman" w:cs="Times New Roman"/>
+          <w:color w:val="000000"/>
+          <w:sz w:val="24"/>
+          <w:szCs w:val="24"/>
+        </w:rPr>
+        <w:t>单元分解法首先需控制机器人</w:t>
+      </w:r>
+      <w:proofErr w:type="gramStart"/>
+      <w:r>
+        <w:rPr>
+          <w:rFonts w:ascii="Times New Roman" w:eastAsia="宋体" w:hAnsi="Times New Roman" w:cs="Times New Roman"/>
+          <w:color w:val="000000"/>
+          <w:sz w:val="24"/>
+          <w:szCs w:val="24"/>
+        </w:rPr>
+        <w:t>沿目标</w:t>
+      </w:r>
+      <w:proofErr w:type="gramEnd"/>
+      <w:r>
+        <w:rPr>
+          <w:rFonts w:ascii="Times New Roman" w:eastAsia="宋体" w:hAnsi="Times New Roman" w:cs="Times New Roman"/>
+          <w:color w:val="000000"/>
+          <w:sz w:val="24"/>
+          <w:szCs w:val="24"/>
+        </w:rPr>
+        <w:t>作业空间边界行走完成全局地图构建，随后采用竖直切割线从左至右扫描自由空间，当切割线触碰多边形障碍物顶点时即完成子区域分割，最终全局自由空间会被拆解为若干内部无障碍物的梯形子区域，典型分解效果如图</w:t>
       </w:r>
       <w:r>
         <w:rPr>
@@ -3692,16 +3670,16 @@
           <w:sz w:val="24"/>
           <w:szCs w:val="24"/>
         </w:rPr>
-        <w:t>）</w:t>
-      </w:r>
-      <w:r>
-        <w:rPr>
-          <w:rFonts w:ascii="Times New Roman" w:eastAsia="宋体" w:hAnsi="Times New Roman" w:cs="Times New Roman"/>
-          <w:color w:val="000000"/>
-          <w:sz w:val="24"/>
-          <w:szCs w:val="24"/>
-        </w:rPr>
-        <w:t>单元分解法首先需控制机器人</w:t>
+        <w:t>n</w:t>
+      </w:r>
+      <w:r>
+        <w:rPr>
+          <w:rFonts w:ascii="Times New Roman" w:eastAsia="宋体" w:hAnsi="Times New Roman" w:cs="Times New Roman"/>
+          <w:color w:val="000000"/>
+          <w:sz w:val="24"/>
+          <w:szCs w:val="24"/>
+        </w:rPr>
+        <w:t>所示；该方法单区域覆盖难度低，但在障碍物密集场景下子区域数量大幅增加，机器人需频繁</w:t>
       </w:r>
       <w:proofErr w:type="gramStart"/>
       <w:r>
@@ -3711,7 +3689,7 @@
           <w:sz w:val="24"/>
           <w:szCs w:val="24"/>
         </w:rPr>
-        <w:t>沿目标</w:t>
+        <w:t>执行跨子区域</w:t>
       </w:r>
       <w:proofErr w:type="gramEnd"/>
       <w:r>
@@ -3721,54 +3699,10 @@
           <w:sz w:val="24"/>
           <w:szCs w:val="24"/>
         </w:rPr>
-        <w:t>作业空间边界行走完成全局地图构建，随后采用竖直切割线从左至右扫描自由空间，当切割线触碰多边形障碍物顶点时即完成子区域分割，最终全局自由空间会被拆解为若干内部无障碍物的梯形子区域，典型分解效果如图</w:t>
-      </w:r>
-      <w:r>
-        <w:rPr>
-          <w:rFonts w:ascii="Times New Roman" w:eastAsia="宋体" w:hAnsi="Times New Roman" w:cs="Times New Roman" w:hint="eastAsia"/>
-          <w:color w:val="000000"/>
-          <w:sz w:val="24"/>
-          <w:szCs w:val="24"/>
-        </w:rPr>
-        <w:t>n</w:t>
-      </w:r>
-      <w:r>
-        <w:rPr>
-          <w:rFonts w:ascii="Times New Roman" w:eastAsia="宋体" w:hAnsi="Times New Roman" w:cs="Times New Roman"/>
-          <w:color w:val="000000"/>
-          <w:sz w:val="24"/>
-          <w:szCs w:val="24"/>
-        </w:rPr>
-        <w:t>所示；该方法单区域覆盖难度低，但在障碍物密集场景下子区域数量大幅增加，机器人需频繁</w:t>
-      </w:r>
-      <w:proofErr w:type="gramStart"/>
-      <w:r>
-        <w:rPr>
-          <w:rFonts w:ascii="Times New Roman" w:eastAsia="宋体" w:hAnsi="Times New Roman" w:cs="Times New Roman"/>
-          <w:color w:val="000000"/>
-          <w:sz w:val="24"/>
-          <w:szCs w:val="24"/>
-        </w:rPr>
-        <w:t>执行跨子区域</w:t>
-      </w:r>
-      <w:proofErr w:type="gramEnd"/>
-      <w:r>
-        <w:rPr>
-          <w:rFonts w:ascii="Times New Roman" w:eastAsia="宋体" w:hAnsi="Times New Roman" w:cs="Times New Roman"/>
-          <w:color w:val="000000"/>
-          <w:sz w:val="24"/>
-          <w:szCs w:val="24"/>
-        </w:rPr>
         <w:t>转接规划，会导致整体路径的重复覆盖率显著升高。</w:t>
       </w:r>
     </w:p>
-    <w:p>
-      <w:pPr>
-        <w:rPr>
-          <w:rFonts w:hint="eastAsia"/>
-        </w:rPr>
-      </w:pPr>
-    </w:p>
+    <w:p/>
     <w:p>
       <w:pPr>
         <w:pStyle w:val="3"/>
@@ -3880,24 +3814,1508 @@
     <w:p>
       <w:pPr>
         <w:spacing w:line="360" w:lineRule="auto"/>
+        <w:ind w:firstLine="480"/>
+        <w:rPr>
+          <w:rFonts w:ascii="Times New Roman" w:eastAsia="宋体" w:hAnsi="Times New Roman" w:cs="Times New Roman"/>
+          <w:color w:val="000000"/>
+          <w:sz w:val="24"/>
+          <w:szCs w:val="24"/>
+        </w:rPr>
+      </w:pPr>
+      <w:r>
+        <w:rPr>
+          <w:rFonts w:ascii="Times New Roman" w:eastAsia="宋体" w:hAnsi="Times New Roman" w:cs="Times New Roman"/>
+          <w:color w:val="000000"/>
+          <w:sz w:val="24"/>
+          <w:szCs w:val="24"/>
+        </w:rPr>
+        <w:tab/>
+      </w:r>
+      <w:r>
+        <w:rPr>
+          <w:rFonts w:ascii="Times New Roman" w:eastAsia="宋体" w:hAnsi="Times New Roman" w:cs="Times New Roman"/>
+          <w:color w:val="000000"/>
+          <w:sz w:val="24"/>
+          <w:szCs w:val="24"/>
+        </w:rPr>
+        <w:t>按照路径节点的生成机制，无人机三维路径规划方法主要可归纳为两类：</w:t>
+      </w:r>
+      <w:r>
+        <w:rPr>
+          <w:rFonts w:ascii="Times New Roman" w:eastAsia="宋体" w:hAnsi="Times New Roman" w:cs="Times New Roman"/>
+          <w:bCs/>
+          <w:color w:val="000000"/>
+          <w:sz w:val="24"/>
+          <w:szCs w:val="24"/>
+        </w:rPr>
+        <w:t>基于搜索的路径规划</w:t>
+      </w:r>
+      <w:r>
+        <w:rPr>
+          <w:rFonts w:ascii="Times New Roman" w:eastAsia="宋体" w:hAnsi="Times New Roman" w:cs="Times New Roman"/>
+          <w:color w:val="000000"/>
+          <w:sz w:val="24"/>
+          <w:szCs w:val="24"/>
+        </w:rPr>
+        <w:t>与</w:t>
+      </w:r>
+      <w:r>
+        <w:rPr>
+          <w:rFonts w:ascii="Times New Roman" w:eastAsia="宋体" w:hAnsi="Times New Roman" w:cs="Times New Roman"/>
+          <w:bCs/>
+          <w:color w:val="000000"/>
+          <w:sz w:val="24"/>
+          <w:szCs w:val="24"/>
+        </w:rPr>
+        <w:t>基于采样的路径规划</w:t>
+      </w:r>
+      <w:r>
+        <w:rPr>
+          <w:rFonts w:ascii="Times New Roman" w:eastAsia="宋体" w:hAnsi="Times New Roman" w:cs="Times New Roman"/>
+          <w:color w:val="000000"/>
+          <w:sz w:val="24"/>
+          <w:szCs w:val="24"/>
+        </w:rPr>
+        <w:t>。</w:t>
+      </w:r>
+    </w:p>
+    <w:p>
+      <w:pPr>
+        <w:spacing w:line="360" w:lineRule="auto"/>
+        <w:ind w:firstLine="480"/>
+        <w:rPr>
+          <w:rFonts w:ascii="Times New Roman" w:eastAsia="宋体" w:hAnsi="Times New Roman" w:cs="Times New Roman"/>
+          <w:color w:val="000000"/>
+          <w:sz w:val="24"/>
+          <w:szCs w:val="24"/>
+        </w:rPr>
+      </w:pPr>
+      <w:r>
+        <w:rPr>
+          <w:rFonts w:ascii="Times New Roman" w:eastAsia="宋体" w:hAnsi="Times New Roman" w:cs="Times New Roman" w:hint="eastAsia"/>
+          <w:color w:val="000000"/>
+          <w:sz w:val="24"/>
+          <w:szCs w:val="24"/>
+        </w:rPr>
+        <w:t>搜索方法将三维环境离散化为多个栅格，并通过图搜索算法在离散空间内寻找可行路径，搜索方法逻辑清晰、路径可控，能够保证路径的连通性与安全性。</w:t>
+      </w:r>
+    </w:p>
+    <w:p>
+      <w:pPr>
+        <w:spacing w:line="360" w:lineRule="auto"/>
+        <w:ind w:firstLine="480"/>
+        <w:rPr>
+          <w:rFonts w:ascii="Times New Roman" w:eastAsia="宋体" w:hAnsi="Times New Roman" w:cs="Times New Roman"/>
+          <w:color w:val="000000"/>
+          <w:sz w:val="24"/>
+          <w:szCs w:val="24"/>
+        </w:rPr>
+      </w:pPr>
+      <w:r>
+        <w:rPr>
+          <w:rFonts w:ascii="Times New Roman" w:eastAsia="宋体" w:hAnsi="Times New Roman" w:cs="Times New Roman"/>
+          <w:color w:val="000000"/>
+          <w:sz w:val="24"/>
+          <w:szCs w:val="24"/>
+        </w:rPr>
+        <w:t>1959</w:t>
+      </w:r>
+      <w:r>
+        <w:rPr>
+          <w:rFonts w:ascii="Times New Roman" w:eastAsia="宋体" w:hAnsi="Times New Roman" w:cs="Times New Roman"/>
+          <w:color w:val="000000"/>
+          <w:sz w:val="24"/>
+          <w:szCs w:val="24"/>
+        </w:rPr>
+        <w:t>年，荷兰数学家</w:t>
+      </w:r>
+      <w:proofErr w:type="spellStart"/>
+      <w:r>
+        <w:rPr>
+          <w:rFonts w:ascii="Times New Roman" w:eastAsia="宋体" w:hAnsi="Times New Roman" w:cs="Times New Roman"/>
+          <w:color w:val="000000"/>
+          <w:sz w:val="24"/>
+          <w:szCs w:val="24"/>
+        </w:rPr>
+        <w:t>Edsger</w:t>
+      </w:r>
+      <w:proofErr w:type="spellEnd"/>
+      <w:r>
+        <w:rPr>
+          <w:rFonts w:ascii="Times New Roman" w:eastAsia="宋体" w:hAnsi="Times New Roman" w:cs="Times New Roman"/>
+          <w:color w:val="000000"/>
+          <w:sz w:val="24"/>
+          <w:szCs w:val="24"/>
+        </w:rPr>
+        <w:t xml:space="preserve"> W. Dijkstra</w:t>
+      </w:r>
+      <w:r>
+        <w:rPr>
+          <w:rFonts w:ascii="Times New Roman" w:eastAsia="宋体" w:hAnsi="Times New Roman" w:cs="Times New Roman"/>
+          <w:color w:val="000000"/>
+          <w:sz w:val="24"/>
+          <w:szCs w:val="24"/>
+        </w:rPr>
+        <w:t>提出</w:t>
+      </w:r>
+      <w:r>
+        <w:rPr>
+          <w:rFonts w:ascii="Times New Roman" w:eastAsia="宋体" w:hAnsi="Times New Roman" w:cs="Times New Roman"/>
+          <w:color w:val="000000"/>
+          <w:sz w:val="24"/>
+          <w:szCs w:val="24"/>
+        </w:rPr>
+        <w:t>Dijkstra</w:t>
+      </w:r>
+      <w:r>
+        <w:rPr>
+          <w:rFonts w:ascii="Times New Roman" w:eastAsia="宋体" w:hAnsi="Times New Roman" w:cs="Times New Roman"/>
+          <w:color w:val="000000"/>
+          <w:sz w:val="24"/>
+          <w:szCs w:val="24"/>
+        </w:rPr>
+        <w:t>最短路径算法，为基于图的路径规划奠定了基础</w:t>
+      </w:r>
+      <w:r>
+        <w:rPr>
+          <w:rFonts w:ascii="Times New Roman" w:eastAsia="宋体" w:hAnsi="Times New Roman" w:cs="Times New Roman" w:hint="eastAsia"/>
+          <w:color w:val="000000"/>
+          <w:sz w:val="24"/>
+          <w:szCs w:val="24"/>
+        </w:rPr>
+        <w:t>[</w:t>
+      </w:r>
+      <w:r>
+        <w:rPr>
+          <w:rFonts w:ascii="Times New Roman" w:eastAsia="宋体" w:hAnsi="Times New Roman" w:cs="Times New Roman"/>
+          <w:color w:val="000000"/>
+          <w:sz w:val="24"/>
+          <w:szCs w:val="24"/>
+        </w:rPr>
+        <w:t>6]</w:t>
+      </w:r>
+      <w:r>
+        <w:rPr>
+          <w:rFonts w:ascii="Times New Roman" w:eastAsia="宋体" w:hAnsi="Times New Roman" w:cs="Times New Roman"/>
+          <w:color w:val="000000"/>
+          <w:sz w:val="24"/>
+          <w:szCs w:val="24"/>
+        </w:rPr>
+        <w:t>。</w:t>
+      </w:r>
+      <w:r>
+        <w:rPr>
+          <w:rFonts w:ascii="Times New Roman" w:eastAsia="宋体" w:hAnsi="Times New Roman" w:cs="Times New Roman"/>
+          <w:color w:val="000000"/>
+          <w:sz w:val="24"/>
+          <w:szCs w:val="24"/>
+        </w:rPr>
+        <w:t>Dijkstra</w:t>
+      </w:r>
+      <w:r>
+        <w:rPr>
+          <w:rFonts w:ascii="Times New Roman" w:eastAsia="宋体" w:hAnsi="Times New Roman" w:cs="Times New Roman"/>
+          <w:color w:val="000000"/>
+          <w:sz w:val="24"/>
+          <w:szCs w:val="24"/>
+        </w:rPr>
+        <w:t>算法</w:t>
+      </w:r>
+      <w:r>
+        <w:rPr>
+          <w:rFonts w:ascii="Times New Roman" w:eastAsia="宋体" w:hAnsi="Times New Roman" w:cs="Times New Roman" w:hint="eastAsia"/>
+          <w:color w:val="000000"/>
+          <w:sz w:val="24"/>
+          <w:szCs w:val="24"/>
+        </w:rPr>
+        <w:t>的</w:t>
+      </w:r>
+      <w:r>
+        <w:rPr>
+          <w:rFonts w:ascii="Times New Roman" w:eastAsia="宋体" w:hAnsi="Times New Roman" w:cs="Times New Roman"/>
+          <w:color w:val="000000"/>
+          <w:sz w:val="24"/>
+          <w:szCs w:val="24"/>
+        </w:rPr>
+        <w:t>核心思想是按</w:t>
+      </w:r>
+      <w:r>
+        <w:rPr>
+          <w:rFonts w:ascii="Times New Roman" w:eastAsia="宋体" w:hAnsi="Times New Roman" w:cs="Times New Roman"/>
+          <w:color w:val="000000"/>
+          <w:sz w:val="24"/>
+          <w:szCs w:val="24"/>
+        </w:rPr>
+        <w:t>“</w:t>
+      </w:r>
+      <w:r>
+        <w:rPr>
+          <w:rFonts w:ascii="Times New Roman" w:eastAsia="宋体" w:hAnsi="Times New Roman" w:cs="Times New Roman"/>
+          <w:color w:val="000000"/>
+          <w:sz w:val="24"/>
+          <w:szCs w:val="24"/>
+        </w:rPr>
+        <w:t>当前最小累计代价</w:t>
+      </w:r>
+      <w:r>
+        <w:rPr>
+          <w:rFonts w:ascii="Times New Roman" w:eastAsia="宋体" w:hAnsi="Times New Roman" w:cs="Times New Roman"/>
+          <w:color w:val="000000"/>
+          <w:sz w:val="24"/>
+          <w:szCs w:val="24"/>
+        </w:rPr>
+        <w:t>”</w:t>
+      </w:r>
+      <w:r>
+        <w:rPr>
+          <w:rFonts w:ascii="Times New Roman" w:eastAsia="宋体" w:hAnsi="Times New Roman" w:cs="Times New Roman"/>
+          <w:color w:val="000000"/>
+          <w:sz w:val="24"/>
+          <w:szCs w:val="24"/>
+        </w:rPr>
+        <w:t>原则逐步扩展搜索前沿，直至到达目标节点，从而获得</w:t>
+      </w:r>
+      <w:r>
+        <w:rPr>
+          <w:rFonts w:ascii="Times New Roman" w:eastAsia="宋体" w:hAnsi="Times New Roman" w:cs="Times New Roman"/>
+          <w:bCs/>
+          <w:color w:val="000000"/>
+          <w:sz w:val="24"/>
+          <w:szCs w:val="24"/>
+        </w:rPr>
+        <w:t>起点到目标点的全局最短路径</w:t>
+      </w:r>
+      <w:r>
+        <w:rPr>
+          <w:rFonts w:ascii="Times New Roman" w:eastAsia="宋体" w:hAnsi="Times New Roman" w:cs="Times New Roman"/>
+          <w:color w:val="000000"/>
+          <w:sz w:val="24"/>
+          <w:szCs w:val="24"/>
+        </w:rPr>
+        <w:t>。该方法</w:t>
+      </w:r>
+      <w:r>
+        <w:rPr>
+          <w:rFonts w:ascii="Times New Roman" w:eastAsia="宋体" w:hAnsi="Times New Roman" w:cs="Times New Roman"/>
+          <w:bCs/>
+          <w:color w:val="000000"/>
+          <w:sz w:val="24"/>
+          <w:szCs w:val="24"/>
+        </w:rPr>
+        <w:t>不依赖启发式信息</w:t>
+      </w:r>
+      <w:r>
+        <w:rPr>
+          <w:rFonts w:ascii="Times New Roman" w:eastAsia="宋体" w:hAnsi="Times New Roman" w:cs="Times New Roman"/>
+          <w:color w:val="000000"/>
+          <w:sz w:val="24"/>
+          <w:szCs w:val="24"/>
+        </w:rPr>
+        <w:t>，在</w:t>
+      </w:r>
+      <w:proofErr w:type="gramStart"/>
+      <w:r>
+        <w:rPr>
+          <w:rFonts w:ascii="Times New Roman" w:eastAsia="宋体" w:hAnsi="Times New Roman" w:cs="Times New Roman"/>
+          <w:color w:val="000000"/>
+          <w:sz w:val="24"/>
+          <w:szCs w:val="24"/>
+        </w:rPr>
+        <w:t>边权非负条件</w:t>
+      </w:r>
+      <w:proofErr w:type="gramEnd"/>
+      <w:r>
+        <w:rPr>
+          <w:rFonts w:ascii="Times New Roman" w:eastAsia="宋体" w:hAnsi="Times New Roman" w:cs="Times New Roman"/>
+          <w:color w:val="000000"/>
+          <w:sz w:val="24"/>
+          <w:szCs w:val="24"/>
+        </w:rPr>
+        <w:t>下能够保证最优性，因而常被</w:t>
+      </w:r>
+      <w:r>
+        <w:rPr>
+          <w:rFonts w:ascii="Times New Roman" w:eastAsia="宋体" w:hAnsi="Times New Roman" w:cs="Times New Roman"/>
+          <w:color w:val="000000"/>
+          <w:sz w:val="24"/>
+          <w:szCs w:val="24"/>
+        </w:rPr>
+        <w:lastRenderedPageBreak/>
+        <w:t>用作路径规划中的</w:t>
+      </w:r>
+      <w:r>
+        <w:rPr>
+          <w:rFonts w:ascii="Times New Roman" w:eastAsia="宋体" w:hAnsi="Times New Roman" w:cs="Times New Roman"/>
+          <w:bCs/>
+          <w:color w:val="000000"/>
+          <w:sz w:val="24"/>
+          <w:szCs w:val="24"/>
+        </w:rPr>
+        <w:t>基准算法</w:t>
+      </w:r>
+      <w:r>
+        <w:rPr>
+          <w:rFonts w:ascii="Times New Roman" w:eastAsia="宋体" w:hAnsi="Times New Roman" w:cs="Times New Roman"/>
+          <w:color w:val="000000"/>
+          <w:sz w:val="24"/>
+          <w:szCs w:val="24"/>
+        </w:rPr>
+        <w:t>。</w:t>
+      </w:r>
+    </w:p>
+    <w:p>
+      <w:pPr>
+        <w:spacing w:line="360" w:lineRule="auto"/>
+        <w:ind w:firstLine="480"/>
+        <w:rPr>
+          <w:rFonts w:ascii="Times New Roman" w:eastAsia="宋体" w:hAnsi="Times New Roman" w:cs="Times New Roman" w:hint="eastAsia"/>
+          <w:color w:val="000000"/>
+          <w:sz w:val="24"/>
+          <w:szCs w:val="24"/>
+        </w:rPr>
+      </w:pPr>
+      <w:r>
+        <w:rPr>
+          <w:rFonts w:ascii="Times New Roman" w:eastAsia="宋体" w:hAnsi="Times New Roman" w:cs="Times New Roman"/>
+          <w:color w:val="000000"/>
+          <w:sz w:val="24"/>
+          <w:szCs w:val="24"/>
+        </w:rPr>
+        <w:t>1968</w:t>
+      </w:r>
+      <w:r>
+        <w:rPr>
+          <w:rFonts w:ascii="Times New Roman" w:eastAsia="宋体" w:hAnsi="Times New Roman" w:cs="Times New Roman"/>
+          <w:color w:val="000000"/>
+          <w:sz w:val="24"/>
+          <w:szCs w:val="24"/>
+        </w:rPr>
+        <w:t>年，</w:t>
+      </w:r>
+      <w:r>
+        <w:rPr>
+          <w:rFonts w:ascii="Times New Roman" w:eastAsia="宋体" w:hAnsi="Times New Roman" w:cs="Times New Roman"/>
+          <w:color w:val="000000"/>
+          <w:sz w:val="24"/>
+          <w:szCs w:val="24"/>
+        </w:rPr>
+        <w:t>Hart</w:t>
+      </w:r>
+      <w:r>
+        <w:rPr>
+          <w:rFonts w:ascii="Times New Roman" w:eastAsia="宋体" w:hAnsi="Times New Roman" w:cs="Times New Roman"/>
+          <w:color w:val="000000"/>
+          <w:sz w:val="24"/>
+          <w:szCs w:val="24"/>
+        </w:rPr>
+        <w:t>、</w:t>
+      </w:r>
+      <w:r>
+        <w:rPr>
+          <w:rFonts w:ascii="Times New Roman" w:eastAsia="宋体" w:hAnsi="Times New Roman" w:cs="Times New Roman"/>
+          <w:color w:val="000000"/>
+          <w:sz w:val="24"/>
+          <w:szCs w:val="24"/>
+        </w:rPr>
+        <w:t>Nilsson</w:t>
+      </w:r>
+      <w:r>
+        <w:rPr>
+          <w:rFonts w:ascii="Times New Roman" w:eastAsia="宋体" w:hAnsi="Times New Roman" w:cs="Times New Roman"/>
+          <w:color w:val="000000"/>
+          <w:sz w:val="24"/>
+          <w:szCs w:val="24"/>
+        </w:rPr>
+        <w:t>与</w:t>
+      </w:r>
+      <w:r>
+        <w:rPr>
+          <w:rFonts w:ascii="Times New Roman" w:eastAsia="宋体" w:hAnsi="Times New Roman" w:cs="Times New Roman"/>
+          <w:color w:val="000000"/>
+          <w:sz w:val="24"/>
+          <w:szCs w:val="24"/>
+        </w:rPr>
+        <w:t>Raphael</w:t>
+      </w:r>
+      <w:r>
+        <w:rPr>
+          <w:rFonts w:ascii="Times New Roman" w:eastAsia="宋体" w:hAnsi="Times New Roman" w:cs="Times New Roman"/>
+          <w:color w:val="000000"/>
+          <w:sz w:val="24"/>
+          <w:szCs w:val="24"/>
+        </w:rPr>
+        <w:t>在斯坦福研究所提出了</w:t>
+      </w:r>
+      <w:r>
+        <w:rPr>
+          <w:rFonts w:ascii="Times New Roman" w:eastAsia="宋体" w:hAnsi="Times New Roman" w:cs="Times New Roman"/>
+          <w:bCs/>
+          <w:color w:val="000000"/>
+          <w:sz w:val="24"/>
+          <w:szCs w:val="24"/>
+        </w:rPr>
+        <w:t>A*</w:t>
+      </w:r>
+      <w:r>
+        <w:rPr>
+          <w:rFonts w:ascii="Times New Roman" w:eastAsia="宋体" w:hAnsi="Times New Roman" w:cs="Times New Roman"/>
+          <w:color w:val="000000"/>
+          <w:sz w:val="24"/>
+          <w:szCs w:val="24"/>
+        </w:rPr>
+        <w:t> </w:t>
+      </w:r>
+      <w:r>
+        <w:rPr>
+          <w:rFonts w:ascii="Times New Roman" w:eastAsia="宋体" w:hAnsi="Times New Roman" w:cs="Times New Roman"/>
+          <w:color w:val="000000"/>
+          <w:sz w:val="24"/>
+          <w:szCs w:val="24"/>
+        </w:rPr>
+        <w:t>搜索算法</w:t>
+      </w:r>
+      <w:r>
+        <w:rPr>
+          <w:rFonts w:ascii="Times New Roman" w:eastAsia="宋体" w:hAnsi="Times New Roman" w:cs="Times New Roman" w:hint="eastAsia"/>
+          <w:color w:val="000000"/>
+          <w:sz w:val="24"/>
+          <w:szCs w:val="24"/>
+        </w:rPr>
+        <w:t>[</w:t>
+      </w:r>
+      <w:r>
+        <w:rPr>
+          <w:rFonts w:ascii="Times New Roman" w:eastAsia="宋体" w:hAnsi="Times New Roman" w:cs="Times New Roman"/>
+          <w:color w:val="000000"/>
+          <w:sz w:val="24"/>
+          <w:szCs w:val="24"/>
+        </w:rPr>
+        <w:t>7]</w:t>
+      </w:r>
+      <w:r>
+        <w:rPr>
+          <w:rFonts w:ascii="Times New Roman" w:eastAsia="宋体" w:hAnsi="Times New Roman" w:cs="Times New Roman"/>
+          <w:color w:val="000000"/>
+          <w:sz w:val="24"/>
+          <w:szCs w:val="24"/>
+        </w:rPr>
+        <w:t>。</w:t>
+      </w:r>
+      <w:r>
+        <w:rPr>
+          <w:rFonts w:ascii="Times New Roman" w:eastAsia="宋体" w:hAnsi="Times New Roman" w:cs="Times New Roman"/>
+          <w:color w:val="000000"/>
+          <w:sz w:val="24"/>
+          <w:szCs w:val="24"/>
+        </w:rPr>
+        <w:t>A*</w:t>
+      </w:r>
+      <w:r>
+        <w:rPr>
+          <w:rFonts w:ascii="Times New Roman" w:eastAsia="宋体" w:hAnsi="Times New Roman" w:cs="Times New Roman"/>
+          <w:color w:val="000000"/>
+          <w:sz w:val="24"/>
+          <w:szCs w:val="24"/>
+        </w:rPr>
+        <w:t>在图搜索过程中以评价函数对节点进行排序与扩展，若启发函数</w:t>
+      </w:r>
+      <w:r>
+        <w:rPr>
+          <w:rFonts w:ascii="Times New Roman" w:eastAsia="宋体" w:hAnsi="Times New Roman" w:cs="Times New Roman"/>
+          <w:bCs/>
+          <w:color w:val="000000"/>
+          <w:sz w:val="24"/>
+          <w:szCs w:val="24"/>
+        </w:rPr>
+        <w:t>可采纳</w:t>
+      </w:r>
+      <w:r>
+        <w:rPr>
+          <w:rFonts w:ascii="Times New Roman" w:eastAsia="宋体" w:hAnsi="Times New Roman" w:cs="Times New Roman" w:hint="eastAsia"/>
+          <w:bCs/>
+          <w:color w:val="000000"/>
+          <w:sz w:val="24"/>
+          <w:szCs w:val="24"/>
+        </w:rPr>
+        <w:t>,</w:t>
+      </w:r>
+      <w:r>
+        <w:rPr>
+          <w:rFonts w:ascii="Times New Roman" w:eastAsia="宋体" w:hAnsi="Times New Roman" w:cs="Times New Roman"/>
+          <w:color w:val="000000"/>
+          <w:sz w:val="24"/>
+          <w:szCs w:val="24"/>
+        </w:rPr>
+        <w:t>则</w:t>
+      </w:r>
+      <w:r>
+        <w:rPr>
+          <w:rFonts w:ascii="Times New Roman" w:eastAsia="宋体" w:hAnsi="Times New Roman" w:cs="Times New Roman"/>
+          <w:color w:val="000000"/>
+          <w:sz w:val="24"/>
+          <w:szCs w:val="24"/>
+        </w:rPr>
+        <w:t>A*</w:t>
+      </w:r>
+      <w:r>
+        <w:rPr>
+          <w:rFonts w:ascii="Times New Roman" w:eastAsia="宋体" w:hAnsi="Times New Roman" w:cs="Times New Roman"/>
+          <w:color w:val="000000"/>
+          <w:sz w:val="24"/>
+          <w:szCs w:val="24"/>
+        </w:rPr>
+        <w:t>能够在</w:t>
+      </w:r>
+      <w:proofErr w:type="gramStart"/>
+      <w:r>
+        <w:rPr>
+          <w:rFonts w:ascii="Times New Roman" w:eastAsia="宋体" w:hAnsi="Times New Roman" w:cs="Times New Roman"/>
+          <w:bCs/>
+          <w:color w:val="000000"/>
+          <w:sz w:val="24"/>
+          <w:szCs w:val="24"/>
+        </w:rPr>
+        <w:t>边权非</w:t>
+      </w:r>
+      <w:proofErr w:type="gramEnd"/>
+      <w:r>
+        <w:rPr>
+          <w:rFonts w:ascii="Times New Roman" w:eastAsia="宋体" w:hAnsi="Times New Roman" w:cs="Times New Roman"/>
+          <w:bCs/>
+          <w:color w:val="000000"/>
+          <w:sz w:val="24"/>
+          <w:szCs w:val="24"/>
+        </w:rPr>
+        <w:t>负</w:t>
+      </w:r>
+      <w:r>
+        <w:rPr>
+          <w:rFonts w:ascii="Times New Roman" w:eastAsia="宋体" w:hAnsi="Times New Roman" w:cs="Times New Roman"/>
+          <w:color w:val="000000"/>
+          <w:sz w:val="24"/>
+          <w:szCs w:val="24"/>
+        </w:rPr>
+        <w:t>的条件下保证找到从起点到目标的</w:t>
+      </w:r>
+      <w:r>
+        <w:rPr>
+          <w:rFonts w:ascii="Times New Roman" w:eastAsia="宋体" w:hAnsi="Times New Roman" w:cs="Times New Roman"/>
+          <w:bCs/>
+          <w:color w:val="000000"/>
+          <w:sz w:val="24"/>
+          <w:szCs w:val="24"/>
+        </w:rPr>
+        <w:t>最优路径</w:t>
+      </w:r>
+      <w:r>
+        <w:rPr>
+          <w:rFonts w:ascii="Times New Roman" w:eastAsia="宋体" w:hAnsi="Times New Roman" w:cs="Times New Roman"/>
+          <w:color w:val="000000"/>
+          <w:sz w:val="24"/>
+          <w:szCs w:val="24"/>
+        </w:rPr>
+        <w:t>，同时通过启发式信息显著减少无效扩展、提高搜索效率，因此成为路径规划中应用最广泛的启发式图搜索方法之一。</w:t>
+      </w:r>
+    </w:p>
+    <w:p>
+      <w:pPr>
+        <w:spacing w:line="360" w:lineRule="auto"/>
+        <w:rPr>
+          <w:rFonts w:ascii="Times New Roman" w:eastAsia="宋体" w:hAnsi="Times New Roman" w:cs="Times New Roman" w:hint="eastAsia"/>
+          <w:color w:val="000000"/>
+          <w:sz w:val="24"/>
+          <w:szCs w:val="24"/>
+        </w:rPr>
+      </w:pPr>
+      <w:r>
+        <w:rPr>
+          <w:rFonts w:ascii="Times New Roman" w:eastAsia="宋体" w:hAnsi="Times New Roman" w:cs="Times New Roman" w:hint="eastAsia"/>
+          <w:noProof/>
+          <w:color w:val="000000"/>
+          <w:sz w:val="24"/>
+          <w:szCs w:val="24"/>
+        </w:rPr>
+        <mc:AlternateContent>
+          <mc:Choice Requires="wpc">
+            <w:drawing>
+              <wp:inline distT="0" distB="0" distL="0" distR="0" wp14:anchorId="39A7C7F8" wp14:editId="3C759B32">
+                <wp:extent cx="5274310" cy="1521901"/>
+                <wp:effectExtent l="0" t="0" r="2540" b="2540"/>
+                <wp:docPr id="12" name="画布 12"/>
+                <wp:cNvGraphicFramePr>
+                  <a:graphicFrameLocks xmlns:a="http://schemas.openxmlformats.org/drawingml/2006/main" noChangeAspect="1"/>
+                </wp:cNvGraphicFramePr>
+                <a:graphic xmlns:a="http://schemas.openxmlformats.org/drawingml/2006/main">
+                  <a:graphicData uri="http://schemas.microsoft.com/office/word/2010/wordprocessingCanvas">
+                    <wpc:wpc>
+                      <wpc:bg/>
+                      <wpc:whole/>
+                      <pic:pic xmlns:pic="http://schemas.openxmlformats.org/drawingml/2006/picture">
+                        <pic:nvPicPr>
+                          <pic:cNvPr id="17" name="图片 17"/>
+                          <pic:cNvPicPr/>
+                        </pic:nvPicPr>
+                        <pic:blipFill>
+                          <a:blip r:embed="rId17" cstate="print">
+                            <a:extLst>
+                              <a:ext uri="{28A0092B-C50C-407E-A947-70E740481C1C}">
+                                <a14:useLocalDpi xmlns:a14="http://schemas.microsoft.com/office/drawing/2010/main" val="0"/>
+                              </a:ext>
+                            </a:extLst>
+                          </a:blip>
+                          <a:srcRect/>
+                          <a:stretch>
+                            <a:fillRect/>
+                          </a:stretch>
+                        </pic:blipFill>
+                        <pic:spPr bwMode="auto">
+                          <a:xfrm>
+                            <a:off x="0" y="0"/>
+                            <a:ext cx="2637124" cy="1485900"/>
+                          </a:xfrm>
+                          <a:prstGeom prst="rect">
+                            <a:avLst/>
+                          </a:prstGeom>
+                          <a:noFill/>
+                          <a:ln>
+                            <a:noFill/>
+                          </a:ln>
+                        </pic:spPr>
+                      </pic:pic>
+                      <pic:pic xmlns:pic="http://schemas.openxmlformats.org/drawingml/2006/picture">
+                        <pic:nvPicPr>
+                          <pic:cNvPr id="18" name="图片 18"/>
+                          <pic:cNvPicPr/>
+                        </pic:nvPicPr>
+                        <pic:blipFill>
+                          <a:blip r:embed="rId18" cstate="print">
+                            <a:extLst>
+                              <a:ext uri="{28A0092B-C50C-407E-A947-70E740481C1C}">
+                                <a14:useLocalDpi xmlns:a14="http://schemas.microsoft.com/office/drawing/2010/main" val="0"/>
+                              </a:ext>
+                            </a:extLst>
+                          </a:blip>
+                          <a:srcRect/>
+                          <a:stretch>
+                            <a:fillRect/>
+                          </a:stretch>
+                        </pic:blipFill>
+                        <pic:spPr bwMode="auto">
+                          <a:xfrm>
+                            <a:off x="2635976" y="1"/>
+                            <a:ext cx="2638334" cy="1485900"/>
+                          </a:xfrm>
+                          <a:prstGeom prst="rect">
+                            <a:avLst/>
+                          </a:prstGeom>
+                          <a:noFill/>
+                          <a:ln>
+                            <a:noFill/>
+                          </a:ln>
+                        </pic:spPr>
+                      </pic:pic>
+                    </wpc:wpc>
+                  </a:graphicData>
+                </a:graphic>
+              </wp:inline>
+            </w:drawing>
+          </mc:Choice>
+          <mc:Fallback>
+            <w:pict>
+              <v:group w14:anchorId="46ECABCE" id="画布 12" o:spid="_x0000_s1026" editas="canvas" style="width:415.3pt;height:119.85pt;mso-position-horizontal-relative:char;mso-position-vertical-relative:line" coordsize="52743,15214" o:gfxdata="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">
+                <v:shapetype id="_x0000_t75" coordsize="21600,21600" o:spt="75" o:preferrelative="t" path="m@4@5l@4@11@9@11@9@5xe" filled="f" stroked="f">
+                  <v:stroke joinstyle="miter"/>
+                  <v:formulas>
+                    <v:f eqn="if lineDrawn pixelLineWidth 0"/>
+                    <v:f eqn="sum @0 1 0"/>
+                    <v:f eqn="sum 0 0 @1"/>
+                    <v:f eqn="prod @2 1 2"/>
+                    <v:f eqn="prod @3 21600 pixelWidth"/>
+                    <v:f eqn="prod @3 21600 pixelHeight"/>
+                    <v:f eqn="sum @0 0 1"/>
+                    <v:f eqn="prod @6 1 2"/>
+                    <v:f eqn="prod @7 21600 pixelWidth"/>
+                    <v:f eqn="sum @8 21600 0"/>
+                    <v:f eqn="prod @7 21600 pixelHeight"/>
+                    <v:f eqn="sum @10 21600 0"/>
+                  </v:formulas>
+                  <v:path o:extrusionok="f" gradientshapeok="t" o:connecttype="rect"/>
+                  <o:lock v:ext="edit" aspectratio="t"/>
+                </v:shapetype>
+                <v:shape id="_x0000_s1027" type="#_x0000_t75" style="position:absolute;width:52743;height:15214;visibility:visible;mso-wrap-style:square">
+                  <v:fill o:detectmouseclick="t"/>
+                  <v:path o:connecttype="none"/>
+                </v:shape>
+                <v:shape id="图片 17" o:spid="_x0000_s1028" type="#_x0000_t75" style="position:absolute;width:26371;height:14859;visibility:visible;mso-wrap-style:square" o:gfxdata="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">
+                  <v:imagedata r:id="rId19" o:title=""/>
+                </v:shape>
+                <v:shape id="图片 18" o:spid="_x0000_s1029" type="#_x0000_t75" style="position:absolute;left:26359;width:26384;height:14859;visibility:visible;mso-wrap-style:square" o:gfxdata="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">
+                  <v:imagedata r:id="rId20" o:title=""/>
+                </v:shape>
+                <w10:anchorlock/>
+              </v:group>
+            </w:pict>
+          </mc:Fallback>
+        </mc:AlternateContent>
+      </w:r>
+    </w:p>
+    <w:p>
+      <w:pPr>
+        <w:spacing w:line="360" w:lineRule="auto"/>
+        <w:ind w:firstLine="480"/>
+        <w:jc w:val="center"/>
+        <w:rPr>
+          <w:rFonts w:ascii="Times New Roman" w:eastAsia="宋体" w:hAnsi="Times New Roman" w:cs="Times New Roman"/>
+          <w:color w:val="000000"/>
+          <w:sz w:val="24"/>
+          <w:szCs w:val="24"/>
+        </w:rPr>
+      </w:pPr>
+      <w:r>
+        <w:rPr>
+          <w:rFonts w:ascii="Times New Roman" w:eastAsia="宋体" w:hAnsi="Times New Roman" w:cs="Times New Roman"/>
+          <w:szCs w:val="21"/>
+        </w:rPr>
+        <w:t>图</w:t>
+      </w:r>
+      <w:r>
+        <w:rPr>
+          <w:rFonts w:ascii="Times New Roman" w:eastAsia="宋体" w:hAnsi="Times New Roman" w:cs="Times New Roman"/>
+          <w:szCs w:val="21"/>
+        </w:rPr>
+        <w:t xml:space="preserve"> </w:t>
+      </w:r>
+      <w:r>
+        <w:rPr>
+          <w:rFonts w:ascii="Times New Roman" w:eastAsia="宋体" w:hAnsi="Times New Roman" w:cs="Times New Roman" w:hint="eastAsia"/>
+          <w:szCs w:val="21"/>
+        </w:rPr>
+        <w:t>n</w:t>
+      </w:r>
+      <w:r>
+        <w:rPr>
+          <w:rFonts w:ascii="Times New Roman" w:eastAsia="宋体" w:hAnsi="Times New Roman" w:cs="Times New Roman"/>
+          <w:szCs w:val="21"/>
+        </w:rPr>
+        <w:t xml:space="preserve"> </w:t>
+      </w:r>
+      <w:proofErr w:type="spellStart"/>
+      <w:r>
+        <w:rPr>
+          <w:rFonts w:ascii="Times New Roman" w:eastAsia="宋体" w:hAnsi="Times New Roman" w:cs="Times New Roman"/>
+          <w:szCs w:val="21"/>
+        </w:rPr>
+        <w:t>D</w:t>
+      </w:r>
+      <w:r>
+        <w:rPr>
+          <w:rFonts w:ascii="Times New Roman" w:eastAsia="宋体" w:hAnsi="Times New Roman" w:cs="Times New Roman" w:hint="eastAsia"/>
+          <w:szCs w:val="21"/>
+        </w:rPr>
+        <w:t>ij</w:t>
+      </w:r>
+      <w:r>
+        <w:rPr>
+          <w:rFonts w:ascii="Times New Roman" w:eastAsia="宋体" w:hAnsi="Times New Roman" w:cs="Times New Roman"/>
+          <w:szCs w:val="21"/>
+        </w:rPr>
+        <w:t>stra</w:t>
+      </w:r>
+      <w:proofErr w:type="spellEnd"/>
+      <w:r>
+        <w:rPr>
+          <w:rFonts w:ascii="Times New Roman" w:eastAsia="宋体" w:hAnsi="Times New Roman" w:cs="Times New Roman" w:hint="eastAsia"/>
+          <w:szCs w:val="21"/>
+        </w:rPr>
+        <w:t>算法</w:t>
+      </w:r>
+      <w:r>
+        <w:rPr>
+          <w:rFonts w:ascii="Times New Roman" w:eastAsia="宋体" w:hAnsi="Times New Roman" w:cs="Times New Roman" w:hint="eastAsia"/>
+          <w:szCs w:val="21"/>
+        </w:rPr>
+        <w:t>与</w:t>
+      </w:r>
+      <w:r>
+        <w:rPr>
+          <w:rFonts w:ascii="Times New Roman" w:eastAsia="宋体" w:hAnsi="Times New Roman" w:cs="Times New Roman"/>
+          <w:szCs w:val="21"/>
+        </w:rPr>
+        <w:t>A</w:t>
+      </w:r>
+      <w:r>
+        <w:rPr>
+          <w:rFonts w:ascii="Times New Roman" w:eastAsia="宋体" w:hAnsi="Times New Roman" w:cs="Times New Roman" w:hint="eastAsia"/>
+          <w:szCs w:val="21"/>
+        </w:rPr>
+        <w:t>*</w:t>
+      </w:r>
+      <w:r>
+        <w:rPr>
+          <w:rFonts w:ascii="Times New Roman" w:eastAsia="宋体" w:hAnsi="Times New Roman" w:cs="Times New Roman" w:hint="eastAsia"/>
+          <w:szCs w:val="21"/>
+        </w:rPr>
+        <w:t>算法</w:t>
+      </w:r>
+      <w:r>
+        <w:rPr>
+          <w:rFonts w:ascii="Times New Roman" w:eastAsia="宋体" w:hAnsi="Times New Roman" w:cs="Times New Roman" w:hint="eastAsia"/>
+          <w:szCs w:val="21"/>
+        </w:rPr>
+        <w:t>对比</w:t>
+      </w:r>
+    </w:p>
+    <w:p>
+      <w:pPr>
+        <w:spacing w:line="360" w:lineRule="auto"/>
+        <w:ind w:firstLine="480"/>
+        <w:rPr>
+          <w:rFonts w:ascii="Times New Roman" w:eastAsia="宋体" w:hAnsi="Times New Roman" w:cs="Times New Roman" w:hint="eastAsia"/>
+          <w:color w:val="000000"/>
+          <w:sz w:val="24"/>
+          <w:szCs w:val="24"/>
+        </w:rPr>
+      </w:pPr>
+      <w:r>
+        <w:rPr>
+          <w:rFonts w:ascii="Times New Roman" w:eastAsia="宋体" w:hAnsi="Times New Roman" w:cs="Times New Roman"/>
+          <w:color w:val="000000"/>
+          <w:sz w:val="24"/>
+          <w:szCs w:val="24"/>
+        </w:rPr>
+        <w:t>A</w:t>
+      </w:r>
+      <w:r>
+        <w:rPr>
+          <w:rFonts w:ascii="Times New Roman" w:eastAsia="宋体" w:hAnsi="Times New Roman" w:cs="Times New Roman"/>
+          <w:color w:val="000000"/>
+          <w:sz w:val="24"/>
+          <w:szCs w:val="24"/>
+        </w:rPr>
+        <w:t>算法虽然具有完备性与最优性等优点，但在大规模三维栅格环境中，由于状态空间规模随分辨率迅速增长，常出现节点扩展数量大、计算与存储开销高等问题；同时，其在网格图上的最优路径往往受限于栅格邻接关系，表现为折线段较多、转角频繁，路径几何平滑性不足。针对上述局限，研究者提出了多种改进方法。</w:t>
+      </w:r>
+      <w:r>
+        <w:rPr>
+          <w:rFonts w:ascii="Times New Roman" w:eastAsia="宋体" w:hAnsi="Times New Roman" w:cs="Times New Roman"/>
+          <w:color w:val="000000"/>
+          <w:sz w:val="24"/>
+          <w:szCs w:val="24"/>
+        </w:rPr>
+        <w:t>2010</w:t>
+      </w:r>
+      <w:r>
+        <w:rPr>
+          <w:rFonts w:ascii="Times New Roman" w:eastAsia="宋体" w:hAnsi="Times New Roman" w:cs="Times New Roman"/>
+          <w:color w:val="000000"/>
+          <w:sz w:val="24"/>
+          <w:szCs w:val="24"/>
+        </w:rPr>
+        <w:t>年，</w:t>
+      </w:r>
+      <w:r>
+        <w:rPr>
+          <w:rFonts w:ascii="Times New Roman" w:eastAsia="宋体" w:hAnsi="Times New Roman" w:cs="Times New Roman"/>
+          <w:color w:val="000000"/>
+          <w:sz w:val="24"/>
+          <w:szCs w:val="24"/>
+        </w:rPr>
+        <w:t>Nash</w:t>
+      </w:r>
+      <w:r>
+        <w:rPr>
+          <w:rFonts w:ascii="Times New Roman" w:eastAsia="宋体" w:hAnsi="Times New Roman" w:cs="Times New Roman"/>
+          <w:color w:val="000000"/>
+          <w:sz w:val="24"/>
+          <w:szCs w:val="24"/>
+        </w:rPr>
+        <w:t>、</w:t>
+      </w:r>
+      <w:r>
+        <w:rPr>
+          <w:rFonts w:ascii="Times New Roman" w:eastAsia="宋体" w:hAnsi="Times New Roman" w:cs="Times New Roman"/>
+          <w:color w:val="000000"/>
+          <w:sz w:val="24"/>
+          <w:szCs w:val="24"/>
+        </w:rPr>
+        <w:t>Koenig</w:t>
+      </w:r>
+      <w:r>
+        <w:rPr>
+          <w:rFonts w:ascii="Times New Roman" w:eastAsia="宋体" w:hAnsi="Times New Roman" w:cs="Times New Roman"/>
+          <w:color w:val="000000"/>
+          <w:sz w:val="24"/>
+          <w:szCs w:val="24"/>
+        </w:rPr>
+        <w:t>与</w:t>
+      </w:r>
+      <w:r>
+        <w:rPr>
+          <w:rFonts w:ascii="Times New Roman" w:eastAsia="宋体" w:hAnsi="Times New Roman" w:cs="Times New Roman"/>
+          <w:color w:val="000000"/>
+          <w:sz w:val="24"/>
+          <w:szCs w:val="24"/>
+        </w:rPr>
+        <w:t>Tovey</w:t>
+      </w:r>
+      <w:r>
+        <w:rPr>
+          <w:rFonts w:ascii="Times New Roman" w:eastAsia="宋体" w:hAnsi="Times New Roman" w:cs="Times New Roman"/>
+          <w:color w:val="000000"/>
+          <w:sz w:val="24"/>
+          <w:szCs w:val="24"/>
+        </w:rPr>
+        <w:t>在</w:t>
+      </w:r>
+      <w:r>
+        <w:rPr>
+          <w:rFonts w:ascii="Times New Roman" w:eastAsia="宋体" w:hAnsi="Times New Roman" w:cs="Times New Roman"/>
+          <w:color w:val="000000"/>
+          <w:sz w:val="24"/>
+          <w:szCs w:val="24"/>
+        </w:rPr>
+        <w:t>A</w:t>
+      </w:r>
+      <w:r>
+        <w:rPr>
+          <w:rFonts w:ascii="Times New Roman" w:eastAsia="宋体" w:hAnsi="Times New Roman" w:cs="Times New Roman"/>
+          <w:color w:val="000000"/>
+          <w:sz w:val="24"/>
+          <w:szCs w:val="24"/>
+        </w:rPr>
+        <w:t>框架上提出了</w:t>
+      </w:r>
+      <w:r>
+        <w:rPr>
+          <w:rFonts w:ascii="Times New Roman" w:eastAsia="宋体" w:hAnsi="Times New Roman" w:cs="Times New Roman"/>
+          <w:color w:val="000000"/>
+          <w:sz w:val="24"/>
+          <w:szCs w:val="24"/>
+        </w:rPr>
+        <w:t>Theta*</w:t>
+      </w:r>
+      <w:r>
+        <w:rPr>
+          <w:rFonts w:ascii="Times New Roman" w:eastAsia="宋体" w:hAnsi="Times New Roman" w:cs="Times New Roman"/>
+          <w:color w:val="000000"/>
+          <w:sz w:val="24"/>
+          <w:szCs w:val="24"/>
+        </w:rPr>
+        <w:t>算法，该算法在扩展过程中引入视线判定，允许当前节点直接选择与其父节点可见的更远节点建立连接，从而突破路径只能沿网格</w:t>
+      </w:r>
+      <w:proofErr w:type="gramStart"/>
+      <w:r>
+        <w:rPr>
+          <w:rFonts w:ascii="Times New Roman" w:eastAsia="宋体" w:hAnsi="Times New Roman" w:cs="Times New Roman"/>
+          <w:color w:val="000000"/>
+          <w:sz w:val="24"/>
+          <w:szCs w:val="24"/>
+        </w:rPr>
+        <w:t>边逐步</w:t>
+      </w:r>
+      <w:proofErr w:type="gramEnd"/>
+      <w:r>
+        <w:rPr>
+          <w:rFonts w:ascii="Times New Roman" w:eastAsia="宋体" w:hAnsi="Times New Roman" w:cs="Times New Roman"/>
+          <w:color w:val="000000"/>
+          <w:sz w:val="24"/>
+          <w:szCs w:val="24"/>
+        </w:rPr>
+        <w:t>扩展的限制，在保持搜索效率的同时生成更短、更接近任意角度的自然路径</w:t>
+      </w:r>
+      <w:r>
+        <w:rPr>
+          <w:rFonts w:ascii="Times New Roman" w:eastAsia="宋体" w:hAnsi="Times New Roman" w:cs="Times New Roman" w:hint="eastAsia"/>
+          <w:color w:val="000000"/>
+          <w:sz w:val="24"/>
+          <w:szCs w:val="24"/>
+        </w:rPr>
+        <w:t>[</w:t>
+      </w:r>
+      <w:r>
+        <w:rPr>
+          <w:rFonts w:ascii="Times New Roman" w:eastAsia="宋体" w:hAnsi="Times New Roman" w:cs="Times New Roman"/>
+          <w:color w:val="000000"/>
+          <w:sz w:val="24"/>
+          <w:szCs w:val="24"/>
+        </w:rPr>
+        <w:t>8]</w:t>
+      </w:r>
+      <w:r>
+        <w:rPr>
+          <w:rFonts w:ascii="Times New Roman" w:eastAsia="宋体" w:hAnsi="Times New Roman" w:cs="Times New Roman"/>
+          <w:color w:val="000000"/>
+          <w:sz w:val="24"/>
+          <w:szCs w:val="24"/>
+        </w:rPr>
+        <w:t>。</w:t>
+      </w:r>
+      <w:bookmarkStart w:id="12" w:name="_GoBack"/>
+      <w:bookmarkEnd w:id="12"/>
+    </w:p>
+    <w:p>
+      <w:pPr>
+        <w:spacing w:line="360" w:lineRule="auto"/>
+        <w:jc w:val="center"/>
         <w:rPr>
           <w:rFonts w:cs="Times New Roman"/>
         </w:rPr>
       </w:pPr>
       <w:r>
         <w:rPr>
+          <w:noProof/>
+        </w:rPr>
+        <w:drawing>
+          <wp:inline distT="0" distB="0" distL="0" distR="0" wp14:anchorId="7B383A28" wp14:editId="0E7BF9FD">
+            <wp:extent cx="2987040" cy="1682838"/>
+            <wp:effectExtent l="0" t="0" r="3810" b="0"/>
+            <wp:docPr id="6" name="图片 6"/>
+            <wp:cNvGraphicFramePr>
+              <a:graphicFrameLocks xmlns:a="http://schemas.openxmlformats.org/drawingml/2006/main" noChangeAspect="1"/>
+            </wp:cNvGraphicFramePr>
+            <a:graphic xmlns:a="http://schemas.openxmlformats.org/drawingml/2006/main">
+              <a:graphicData uri="http://schemas.openxmlformats.org/drawingml/2006/picture">
+                <pic:pic xmlns:pic="http://schemas.openxmlformats.org/drawingml/2006/picture">
+                  <pic:nvPicPr>
+                    <pic:cNvPr id="0" name="Picture 10"/>
+                    <pic:cNvPicPr>
+                      <a:picLocks noChangeAspect="1" noChangeArrowheads="1"/>
+                    </pic:cNvPicPr>
+                  </pic:nvPicPr>
+                  <pic:blipFill>
+                    <a:blip r:embed="rId21" cstate="print">
+                      <a:extLst>
+                        <a:ext uri="{28A0092B-C50C-407E-A947-70E740481C1C}">
+                          <a14:useLocalDpi xmlns:a14="http://schemas.microsoft.com/office/drawing/2010/main" val="0"/>
+                        </a:ext>
+                      </a:extLst>
+                    </a:blip>
+                    <a:srcRect/>
+                    <a:stretch>
+                      <a:fillRect/>
+                    </a:stretch>
+                  </pic:blipFill>
+                  <pic:spPr bwMode="auto">
+                    <a:xfrm>
+                      <a:off x="0" y="0"/>
+                      <a:ext cx="3020506" cy="1701692"/>
+                    </a:xfrm>
+                    <a:prstGeom prst="rect">
+                      <a:avLst/>
+                    </a:prstGeom>
+                    <a:noFill/>
+                    <a:ln>
+                      <a:noFill/>
+                    </a:ln>
+                  </pic:spPr>
+                </pic:pic>
+              </a:graphicData>
+            </a:graphic>
+          </wp:inline>
+        </w:drawing>
+      </w:r>
+    </w:p>
+    <w:p>
+      <w:pPr>
+        <w:spacing w:line="360" w:lineRule="auto"/>
+        <w:ind w:firstLine="480"/>
+        <w:jc w:val="center"/>
+        <w:rPr>
+          <w:rFonts w:ascii="Times New Roman" w:eastAsia="宋体" w:hAnsi="Times New Roman" w:cs="Times New Roman"/>
+          <w:color w:val="000000"/>
+          <w:sz w:val="24"/>
+          <w:szCs w:val="24"/>
+        </w:rPr>
+      </w:pPr>
+      <w:r>
+        <w:rPr>
+          <w:rFonts w:ascii="Times New Roman" w:eastAsia="宋体" w:hAnsi="Times New Roman" w:cs="Times New Roman"/>
+          <w:szCs w:val="21"/>
+        </w:rPr>
+        <w:t>图</w:t>
+      </w:r>
+      <w:r>
+        <w:rPr>
+          <w:rFonts w:ascii="Times New Roman" w:eastAsia="宋体" w:hAnsi="Times New Roman" w:cs="Times New Roman"/>
+          <w:szCs w:val="21"/>
+        </w:rPr>
+        <w:t xml:space="preserve"> </w:t>
+      </w:r>
+      <w:r>
+        <w:rPr>
+          <w:rFonts w:ascii="Times New Roman" w:eastAsia="宋体" w:hAnsi="Times New Roman" w:cs="Times New Roman" w:hint="eastAsia"/>
+          <w:szCs w:val="21"/>
+        </w:rPr>
+        <w:t>n</w:t>
+      </w:r>
+      <w:r>
+        <w:rPr>
+          <w:rFonts w:ascii="Times New Roman" w:eastAsia="宋体" w:hAnsi="Times New Roman" w:cs="Times New Roman"/>
+          <w:szCs w:val="21"/>
+        </w:rPr>
+        <w:t xml:space="preserve"> </w:t>
+      </w:r>
+      <w:r>
+        <w:rPr>
+          <w:rFonts w:ascii="Times New Roman" w:eastAsia="宋体" w:hAnsi="Times New Roman" w:cs="Times New Roman"/>
+          <w:szCs w:val="21"/>
+        </w:rPr>
+        <w:t>T</w:t>
+      </w:r>
+      <w:r>
+        <w:rPr>
+          <w:rFonts w:ascii="Times New Roman" w:eastAsia="宋体" w:hAnsi="Times New Roman" w:cs="Times New Roman" w:hint="eastAsia"/>
+          <w:szCs w:val="21"/>
+        </w:rPr>
+        <w:t>h</w:t>
+      </w:r>
+      <w:r>
+        <w:rPr>
+          <w:rFonts w:ascii="Times New Roman" w:eastAsia="宋体" w:hAnsi="Times New Roman" w:cs="Times New Roman"/>
+          <w:szCs w:val="21"/>
+        </w:rPr>
+        <w:t>eta</w:t>
+      </w:r>
+      <w:r>
+        <w:rPr>
+          <w:rFonts w:ascii="Times New Roman" w:eastAsia="宋体" w:hAnsi="Times New Roman" w:cs="Times New Roman" w:hint="eastAsia"/>
+          <w:szCs w:val="21"/>
+        </w:rPr>
+        <w:t>*</w:t>
+      </w:r>
+      <w:r>
+        <w:rPr>
+          <w:rFonts w:ascii="Times New Roman" w:eastAsia="宋体" w:hAnsi="Times New Roman" w:cs="Times New Roman" w:hint="eastAsia"/>
+          <w:szCs w:val="21"/>
+        </w:rPr>
+        <w:t>算法</w:t>
+      </w:r>
+    </w:p>
+    <w:p>
+      <w:pPr>
+        <w:spacing w:line="360" w:lineRule="auto"/>
+        <w:ind w:firstLine="480"/>
+        <w:rPr>
+          <w:rFonts w:ascii="Times New Roman" w:eastAsia="宋体" w:hAnsi="Times New Roman" w:cs="Times New Roman" w:hint="eastAsia"/>
+          <w:color w:val="000000"/>
+          <w:sz w:val="24"/>
+          <w:szCs w:val="24"/>
+        </w:rPr>
+      </w:pPr>
+      <w:r>
+        <w:rPr>
+          <w:rFonts w:ascii="Times New Roman" w:eastAsia="宋体" w:hAnsi="Times New Roman" w:cs="Times New Roman"/>
+          <w:color w:val="000000"/>
+          <w:sz w:val="24"/>
+          <w:szCs w:val="24"/>
+        </w:rPr>
+        <w:t>2011</w:t>
+      </w:r>
+      <w:r>
+        <w:rPr>
+          <w:rFonts w:ascii="Times New Roman" w:eastAsia="宋体" w:hAnsi="Times New Roman" w:cs="Times New Roman"/>
+          <w:color w:val="000000"/>
+          <w:sz w:val="24"/>
+          <w:szCs w:val="24"/>
+        </w:rPr>
+        <w:t>年，</w:t>
+      </w:r>
+      <w:proofErr w:type="spellStart"/>
+      <w:r>
+        <w:rPr>
+          <w:rFonts w:ascii="Times New Roman" w:eastAsia="宋体" w:hAnsi="Times New Roman" w:cs="Times New Roman"/>
+          <w:color w:val="000000"/>
+          <w:sz w:val="24"/>
+          <w:szCs w:val="24"/>
+        </w:rPr>
+        <w:t>Harabor</w:t>
+      </w:r>
+      <w:proofErr w:type="spellEnd"/>
+      <w:r>
+        <w:rPr>
+          <w:rFonts w:ascii="Times New Roman" w:eastAsia="宋体" w:hAnsi="Times New Roman" w:cs="Times New Roman"/>
+          <w:color w:val="000000"/>
+          <w:sz w:val="24"/>
+          <w:szCs w:val="24"/>
+        </w:rPr>
+        <w:t>与</w:t>
+      </w:r>
+      <w:proofErr w:type="spellStart"/>
+      <w:r>
+        <w:rPr>
+          <w:rFonts w:ascii="Times New Roman" w:eastAsia="宋体" w:hAnsi="Times New Roman" w:cs="Times New Roman"/>
+          <w:color w:val="000000"/>
+          <w:sz w:val="24"/>
+          <w:szCs w:val="24"/>
+        </w:rPr>
+        <w:t>Grastien</w:t>
+      </w:r>
+      <w:proofErr w:type="spellEnd"/>
+      <w:r>
+        <w:rPr>
+          <w:rFonts w:ascii="Times New Roman" w:eastAsia="宋体" w:hAnsi="Times New Roman" w:cs="Times New Roman"/>
+          <w:color w:val="000000"/>
+          <w:sz w:val="24"/>
+          <w:szCs w:val="24"/>
+        </w:rPr>
+        <w:t>提出跳点搜索（</w:t>
+      </w:r>
+      <w:r>
+        <w:rPr>
+          <w:rFonts w:ascii="Times New Roman" w:eastAsia="宋体" w:hAnsi="Times New Roman" w:cs="Times New Roman"/>
+          <w:color w:val="000000"/>
+          <w:sz w:val="24"/>
+          <w:szCs w:val="24"/>
+        </w:rPr>
+        <w:t>Jump Point Search</w:t>
+      </w:r>
+      <w:r>
+        <w:rPr>
+          <w:rFonts w:ascii="Times New Roman" w:eastAsia="宋体" w:hAnsi="Times New Roman" w:cs="Times New Roman"/>
+          <w:color w:val="000000"/>
+          <w:sz w:val="24"/>
+          <w:szCs w:val="24"/>
+        </w:rPr>
+        <w:t>，</w:t>
+      </w:r>
+      <w:r>
+        <w:rPr>
+          <w:rFonts w:ascii="Times New Roman" w:eastAsia="宋体" w:hAnsi="Times New Roman" w:cs="Times New Roman"/>
+          <w:color w:val="000000"/>
+          <w:sz w:val="24"/>
+          <w:szCs w:val="24"/>
+        </w:rPr>
+        <w:t>JPS</w:t>
+      </w:r>
+      <w:r>
+        <w:rPr>
+          <w:rFonts w:ascii="Times New Roman" w:eastAsia="宋体" w:hAnsi="Times New Roman" w:cs="Times New Roman"/>
+          <w:color w:val="000000"/>
+          <w:sz w:val="24"/>
+          <w:szCs w:val="24"/>
+        </w:rPr>
+        <w:t>）算法。该方法面向规则栅格上的最短路径搜索，在</w:t>
+      </w:r>
+      <w:r>
+        <w:rPr>
+          <w:rFonts w:ascii="Times New Roman" w:eastAsia="宋体" w:hAnsi="Times New Roman" w:cs="Times New Roman"/>
+          <w:color w:val="000000"/>
+          <w:sz w:val="24"/>
+          <w:szCs w:val="24"/>
+        </w:rPr>
+        <w:t>A*</w:t>
+      </w:r>
+      <w:r>
+        <w:rPr>
+          <w:rFonts w:ascii="Times New Roman" w:eastAsia="宋体" w:hAnsi="Times New Roman" w:cs="Times New Roman"/>
+          <w:color w:val="000000"/>
+          <w:sz w:val="24"/>
+          <w:szCs w:val="24"/>
+        </w:rPr>
+        <w:t>框架下利用栅格邻接的对称性进</w:t>
+      </w:r>
+      <w:r>
+        <w:rPr>
+          <w:rFonts w:ascii="Times New Roman" w:eastAsia="宋体" w:hAnsi="Times New Roman" w:cs="Times New Roman"/>
+          <w:color w:val="000000"/>
+          <w:sz w:val="24"/>
+          <w:szCs w:val="24"/>
+        </w:rPr>
+        <w:lastRenderedPageBreak/>
+        <w:t>行剪枝：通过</w:t>
+      </w:r>
+      <w:r>
+        <w:rPr>
+          <w:rFonts w:ascii="Times New Roman" w:eastAsia="宋体" w:hAnsi="Times New Roman" w:cs="Times New Roman"/>
+          <w:color w:val="000000"/>
+          <w:sz w:val="24"/>
+          <w:szCs w:val="24"/>
+        </w:rPr>
+        <w:t>“</w:t>
+      </w:r>
+      <w:r>
+        <w:rPr>
+          <w:rFonts w:ascii="Times New Roman" w:eastAsia="宋体" w:hAnsi="Times New Roman" w:cs="Times New Roman"/>
+          <w:color w:val="000000"/>
+          <w:sz w:val="24"/>
+          <w:szCs w:val="24"/>
+        </w:rPr>
+        <w:t>跳跃</w:t>
+      </w:r>
+      <w:r>
+        <w:rPr>
+          <w:rFonts w:ascii="Times New Roman" w:eastAsia="宋体" w:hAnsi="Times New Roman" w:cs="Times New Roman"/>
+          <w:color w:val="000000"/>
+          <w:sz w:val="24"/>
+          <w:szCs w:val="24"/>
+        </w:rPr>
+        <w:t>”</w:t>
+      </w:r>
+      <w:r>
+        <w:rPr>
+          <w:rFonts w:ascii="Times New Roman" w:eastAsia="宋体" w:hAnsi="Times New Roman" w:cs="Times New Roman"/>
+          <w:color w:val="000000"/>
+          <w:sz w:val="24"/>
+          <w:szCs w:val="24"/>
+        </w:rPr>
+        <w:t>方式沿固定方向连续推进，跳过大量代价等价的中间节点，仅在可能改变最优路径结构的关键位置进行扩展。由于显著减少了需要展开的节点数量，</w:t>
+      </w:r>
+      <w:r>
+        <w:rPr>
+          <w:rFonts w:ascii="Times New Roman" w:eastAsia="宋体" w:hAnsi="Times New Roman" w:cs="Times New Roman"/>
+          <w:color w:val="000000"/>
+          <w:sz w:val="24"/>
+          <w:szCs w:val="24"/>
+        </w:rPr>
+        <w:t>JPS</w:t>
+      </w:r>
+      <w:r>
+        <w:rPr>
+          <w:rFonts w:ascii="Times New Roman" w:eastAsia="宋体" w:hAnsi="Times New Roman" w:cs="Times New Roman"/>
+          <w:color w:val="000000"/>
+          <w:sz w:val="24"/>
+          <w:szCs w:val="24"/>
+        </w:rPr>
+        <w:t>在保持最优性与完备性的同时，能够大幅降低搜索开销并提升规划效率</w:t>
+      </w:r>
+      <w:r>
+        <w:rPr>
+          <w:rFonts w:ascii="Times New Roman" w:eastAsia="宋体" w:hAnsi="Times New Roman" w:cs="Times New Roman" w:hint="eastAsia"/>
+          <w:color w:val="000000"/>
+          <w:sz w:val="24"/>
+          <w:szCs w:val="24"/>
+        </w:rPr>
+        <w:t>[</w:t>
+      </w:r>
+      <w:r>
+        <w:rPr>
+          <w:rFonts w:ascii="Times New Roman" w:eastAsia="宋体" w:hAnsi="Times New Roman" w:cs="Times New Roman"/>
+          <w:color w:val="000000"/>
+          <w:sz w:val="24"/>
+          <w:szCs w:val="24"/>
+        </w:rPr>
+        <w:t>9]</w:t>
+      </w:r>
+      <w:r>
+        <w:rPr>
+          <w:rFonts w:ascii="Times New Roman" w:eastAsia="宋体" w:hAnsi="Times New Roman" w:cs="Times New Roman"/>
+          <w:color w:val="000000"/>
+          <w:sz w:val="24"/>
+          <w:szCs w:val="24"/>
+        </w:rPr>
+        <w:t>。</w:t>
+      </w:r>
+    </w:p>
+    <w:p>
+      <w:pPr>
+        <w:spacing w:line="360" w:lineRule="auto"/>
+        <w:jc w:val="center"/>
+        <w:rPr>
           <w:rFonts w:ascii="Times New Roman" w:eastAsia="宋体" w:hAnsi="Times New Roman" w:cs="Times New Roman"/>
           <w:b/>
           <w:sz w:val="24"/>
           <w:szCs w:val="24"/>
         </w:rPr>
-        <w:tab/>
-      </w:r>
-      <w:r>
-        <w:rPr>
-          <w:rFonts w:cs="Times New Roman" w:hint="eastAsia"/>
-        </w:rPr>
-        <w:t>据路径节点的生成方式，无人机三维路径规划技术可以分为基于搜索的路径规划和基于采样的路径规划两种。</w:t>
+      </w:pPr>
+      <w:r>
+        <w:rPr>
+          <w:noProof/>
+        </w:rPr>
+        <w:drawing>
+          <wp:inline distT="0" distB="0" distL="0" distR="0" wp14:anchorId="555DC075" wp14:editId="7250247D">
+            <wp:extent cx="3070860" cy="1730060"/>
+            <wp:effectExtent l="0" t="0" r="0" b="3810"/>
+            <wp:docPr id="7" name="图片 7"/>
+            <wp:cNvGraphicFramePr>
+              <a:graphicFrameLocks xmlns:a="http://schemas.openxmlformats.org/drawingml/2006/main" noChangeAspect="1"/>
+            </wp:cNvGraphicFramePr>
+            <a:graphic xmlns:a="http://schemas.openxmlformats.org/drawingml/2006/main">
+              <a:graphicData uri="http://schemas.openxmlformats.org/drawingml/2006/picture">
+                <pic:pic xmlns:pic="http://schemas.openxmlformats.org/drawingml/2006/picture">
+                  <pic:nvPicPr>
+                    <pic:cNvPr id="0" name="Picture 12"/>
+                    <pic:cNvPicPr>
+                      <a:picLocks noChangeAspect="1" noChangeArrowheads="1"/>
+                    </pic:cNvPicPr>
+                  </pic:nvPicPr>
+                  <pic:blipFill>
+                    <a:blip r:embed="rId22" cstate="print">
+                      <a:extLst>
+                        <a:ext uri="{28A0092B-C50C-407E-A947-70E740481C1C}">
+                          <a14:useLocalDpi xmlns:a14="http://schemas.microsoft.com/office/drawing/2010/main" val="0"/>
+                        </a:ext>
+                      </a:extLst>
+                    </a:blip>
+                    <a:srcRect/>
+                    <a:stretch>
+                      <a:fillRect/>
+                    </a:stretch>
+                  </pic:blipFill>
+                  <pic:spPr bwMode="auto">
+                    <a:xfrm>
+                      <a:off x="0" y="0"/>
+                      <a:ext cx="3105623" cy="1749645"/>
+                    </a:xfrm>
+                    <a:prstGeom prst="rect">
+                      <a:avLst/>
+                    </a:prstGeom>
+                    <a:noFill/>
+                    <a:ln>
+                      <a:noFill/>
+                    </a:ln>
+                  </pic:spPr>
+                </pic:pic>
+              </a:graphicData>
+            </a:graphic>
+          </wp:inline>
+        </w:drawing>
+      </w:r>
+    </w:p>
+    <w:p>
+      <w:pPr>
+        <w:spacing w:line="360" w:lineRule="auto"/>
+        <w:ind w:firstLine="480"/>
+        <w:jc w:val="center"/>
+        <w:rPr>
+          <w:rFonts w:ascii="Times New Roman" w:eastAsia="宋体" w:hAnsi="Times New Roman" w:cs="Times New Roman"/>
+          <w:color w:val="000000"/>
+          <w:sz w:val="24"/>
+          <w:szCs w:val="24"/>
+        </w:rPr>
+      </w:pPr>
+      <w:r>
+        <w:rPr>
+          <w:rFonts w:ascii="Times New Roman" w:eastAsia="宋体" w:hAnsi="Times New Roman" w:cs="Times New Roman"/>
+          <w:szCs w:val="21"/>
+        </w:rPr>
+        <w:t>图</w:t>
+      </w:r>
+      <w:r>
+        <w:rPr>
+          <w:rFonts w:ascii="Times New Roman" w:eastAsia="宋体" w:hAnsi="Times New Roman" w:cs="Times New Roman"/>
+          <w:szCs w:val="21"/>
+        </w:rPr>
+        <w:t xml:space="preserve"> </w:t>
+      </w:r>
+      <w:r>
+        <w:rPr>
+          <w:rFonts w:ascii="Times New Roman" w:eastAsia="宋体" w:hAnsi="Times New Roman" w:cs="Times New Roman" w:hint="eastAsia"/>
+          <w:szCs w:val="21"/>
+        </w:rPr>
+        <w:t>n</w:t>
+      </w:r>
+      <w:r>
+        <w:rPr>
+          <w:rFonts w:ascii="Times New Roman" w:eastAsia="宋体" w:hAnsi="Times New Roman" w:cs="Times New Roman"/>
+          <w:szCs w:val="21"/>
+        </w:rPr>
+        <w:t xml:space="preserve"> JPS</w:t>
+      </w:r>
+      <w:r>
+        <w:rPr>
+          <w:rFonts w:ascii="Times New Roman" w:eastAsia="宋体" w:hAnsi="Times New Roman" w:cs="Times New Roman" w:hint="eastAsia"/>
+          <w:szCs w:val="21"/>
+        </w:rPr>
+        <w:t>算法</w:t>
       </w:r>
     </w:p>
     <w:p>
@@ -3905,20 +5323,29 @@
         <w:spacing w:line="360" w:lineRule="auto"/>
         <w:ind w:firstLine="420"/>
         <w:rPr>
-          <w:rFonts w:cs="Times New Roman"/>
-        </w:rPr>
-      </w:pPr>
-      <w:r>
-        <w:rPr>
-          <w:rFonts w:cs="Times New Roman" w:hint="eastAsia"/>
-        </w:rPr>
-        <w:t>搜索方法将三维环境离散化为多个栅格，并通过图搜索算法在离散空间内寻找可行路径，搜索方法</w:t>
-      </w:r>
-      <w:r>
-        <w:rPr>
-          <w:rFonts w:cs="Times New Roman" w:hint="eastAsia"/>
-        </w:rPr>
-        <w:t>逻辑清晰、路径可控，能够保证路径的连通性与安全性。</w:t>
+          <w:rFonts w:ascii="Times New Roman" w:eastAsia="宋体" w:hAnsi="Times New Roman" w:cs="Times New Roman"/>
+          <w:color w:val="000000"/>
+          <w:sz w:val="24"/>
+          <w:szCs w:val="24"/>
+        </w:rPr>
+      </w:pPr>
+      <w:r>
+        <w:rPr>
+          <w:rFonts w:ascii="Times New Roman" w:eastAsia="宋体" w:hAnsi="Times New Roman" w:cs="Times New Roman" w:hint="eastAsia"/>
+          <w:color w:val="000000"/>
+          <w:sz w:val="24"/>
+          <w:szCs w:val="24"/>
+        </w:rPr>
+        <w:t>采样方法通过在连续空间中随机采样获取节点并进行逐步扩展，不需要对空间进行完全</w:t>
+      </w:r>
+      <w:r>
+        <w:rPr>
+          <w:rFonts w:ascii="Times New Roman" w:eastAsia="宋体" w:hAnsi="Times New Roman" w:cs="Times New Roman" w:hint="eastAsia"/>
+          <w:color w:val="000000"/>
+          <w:sz w:val="24"/>
+          <w:szCs w:val="24"/>
+        </w:rPr>
+        <w:t>离散化，适用于高维空间和复杂约束环境。</w:t>
       </w:r>
     </w:p>
     <w:p>
@@ -3926,110 +5353,383 @@
         <w:spacing w:line="360" w:lineRule="auto"/>
         <w:ind w:firstLine="420"/>
         <w:rPr>
+          <w:rFonts w:ascii="Times New Roman" w:eastAsia="宋体" w:hAnsi="Times New Roman" w:cs="Times New Roman" w:hint="eastAsia"/>
+          <w:color w:val="000000"/>
+          <w:sz w:val="24"/>
+          <w:szCs w:val="24"/>
+        </w:rPr>
+      </w:pPr>
+      <w:r>
+        <w:rPr>
+          <w:rFonts w:ascii="Times New Roman" w:eastAsia="宋体" w:hAnsi="Times New Roman" w:cs="Times New Roman"/>
+          <w:color w:val="000000"/>
+          <w:sz w:val="24"/>
+          <w:szCs w:val="24"/>
+        </w:rPr>
+        <w:t>1996</w:t>
+      </w:r>
+      <w:r>
+        <w:rPr>
+          <w:rFonts w:ascii="Times New Roman" w:eastAsia="宋体" w:hAnsi="Times New Roman" w:cs="Times New Roman"/>
+          <w:color w:val="000000"/>
+          <w:sz w:val="24"/>
+          <w:szCs w:val="24"/>
+        </w:rPr>
+        <w:t>年，</w:t>
+      </w:r>
+      <w:proofErr w:type="spellStart"/>
+      <w:r>
+        <w:rPr>
+          <w:rFonts w:ascii="Times New Roman" w:eastAsia="宋体" w:hAnsi="Times New Roman" w:cs="Times New Roman"/>
+          <w:color w:val="000000"/>
+          <w:sz w:val="24"/>
+          <w:szCs w:val="24"/>
+        </w:rPr>
+        <w:t>Kavraki</w:t>
+      </w:r>
+      <w:proofErr w:type="spellEnd"/>
+      <w:r>
+        <w:rPr>
+          <w:rFonts w:ascii="Times New Roman" w:eastAsia="宋体" w:hAnsi="Times New Roman" w:cs="Times New Roman"/>
+          <w:color w:val="000000"/>
+          <w:sz w:val="24"/>
+          <w:szCs w:val="24"/>
+        </w:rPr>
+        <w:t>等人提出概率路线图方法（</w:t>
+      </w:r>
+      <w:r>
+        <w:rPr>
+          <w:rFonts w:ascii="Times New Roman" w:eastAsia="宋体" w:hAnsi="Times New Roman" w:cs="Times New Roman"/>
+          <w:color w:val="000000"/>
+          <w:sz w:val="24"/>
+          <w:szCs w:val="24"/>
+        </w:rPr>
+        <w:t>Probabilistic Roadmap Method</w:t>
+      </w:r>
+      <w:r>
+        <w:rPr>
+          <w:rFonts w:ascii="Times New Roman" w:eastAsia="宋体" w:hAnsi="Times New Roman" w:cs="Times New Roman"/>
+          <w:color w:val="000000"/>
+          <w:sz w:val="24"/>
+          <w:szCs w:val="24"/>
+        </w:rPr>
+        <w:t>，</w:t>
+      </w:r>
+      <w:r>
+        <w:rPr>
+          <w:rFonts w:ascii="Times New Roman" w:eastAsia="宋体" w:hAnsi="Times New Roman" w:cs="Times New Roman"/>
+          <w:color w:val="000000"/>
+          <w:sz w:val="24"/>
+          <w:szCs w:val="24"/>
+        </w:rPr>
+        <w:t>PRM</w:t>
+      </w:r>
+      <w:r>
+        <w:rPr>
+          <w:rFonts w:ascii="Times New Roman" w:eastAsia="宋体" w:hAnsi="Times New Roman" w:cs="Times New Roman"/>
+          <w:color w:val="000000"/>
+          <w:sz w:val="24"/>
+          <w:szCs w:val="24"/>
+        </w:rPr>
+        <w:t>），成为采样式路径规划的代表性算法之一。</w:t>
+      </w:r>
+      <w:r>
+        <w:rPr>
+          <w:rFonts w:ascii="Times New Roman" w:eastAsia="宋体" w:hAnsi="Times New Roman" w:cs="Times New Roman"/>
+          <w:color w:val="000000"/>
+          <w:sz w:val="24"/>
+          <w:szCs w:val="24"/>
+        </w:rPr>
+        <w:t>PRM</w:t>
+      </w:r>
+      <w:r>
+        <w:rPr>
+          <w:rFonts w:ascii="Times New Roman" w:eastAsia="宋体" w:hAnsi="Times New Roman" w:cs="Times New Roman"/>
+          <w:color w:val="000000"/>
+          <w:sz w:val="24"/>
+          <w:szCs w:val="24"/>
+        </w:rPr>
+        <w:t>主要面向高维连续空间的可行路径搜索，其基本流程通常分为</w:t>
+      </w:r>
+      <w:r>
+        <w:rPr>
+          <w:rFonts w:ascii="Times New Roman" w:eastAsia="宋体" w:hAnsi="Times New Roman" w:cs="Times New Roman"/>
+          <w:color w:val="000000"/>
+          <w:sz w:val="24"/>
+          <w:szCs w:val="24"/>
+        </w:rPr>
+        <w:t>“</w:t>
+      </w:r>
+      <w:r>
+        <w:rPr>
+          <w:rFonts w:ascii="Times New Roman" w:eastAsia="宋体" w:hAnsi="Times New Roman" w:cs="Times New Roman"/>
+          <w:color w:val="000000"/>
+          <w:sz w:val="24"/>
+          <w:szCs w:val="24"/>
+        </w:rPr>
+        <w:t>学习</w:t>
+      </w:r>
+      <w:r>
+        <w:rPr>
+          <w:rFonts w:ascii="Times New Roman" w:eastAsia="宋体" w:hAnsi="Times New Roman" w:cs="Times New Roman"/>
+          <w:color w:val="000000"/>
+          <w:sz w:val="24"/>
+          <w:szCs w:val="24"/>
+        </w:rPr>
+        <w:t>/</w:t>
+      </w:r>
+      <w:r>
+        <w:rPr>
+          <w:rFonts w:ascii="Times New Roman" w:eastAsia="宋体" w:hAnsi="Times New Roman" w:cs="Times New Roman"/>
+          <w:color w:val="000000"/>
+          <w:sz w:val="24"/>
+          <w:szCs w:val="24"/>
+        </w:rPr>
+        <w:t>建图</w:t>
+      </w:r>
+      <w:r>
+        <w:rPr>
+          <w:rFonts w:ascii="Times New Roman" w:eastAsia="宋体" w:hAnsi="Times New Roman" w:cs="Times New Roman"/>
+          <w:color w:val="000000"/>
+          <w:sz w:val="24"/>
+          <w:szCs w:val="24"/>
+        </w:rPr>
+        <w:t>”</w:t>
+      </w:r>
+      <w:r>
+        <w:rPr>
+          <w:rFonts w:ascii="Times New Roman" w:eastAsia="宋体" w:hAnsi="Times New Roman" w:cs="Times New Roman"/>
+          <w:color w:val="000000"/>
+          <w:sz w:val="24"/>
+          <w:szCs w:val="24"/>
+        </w:rPr>
+        <w:t>和</w:t>
+      </w:r>
+      <w:r>
+        <w:rPr>
+          <w:rFonts w:ascii="Times New Roman" w:eastAsia="宋体" w:hAnsi="Times New Roman" w:cs="Times New Roman"/>
+          <w:color w:val="000000"/>
+          <w:sz w:val="24"/>
+          <w:szCs w:val="24"/>
+        </w:rPr>
+        <w:t>“</w:t>
+      </w:r>
+      <w:r>
+        <w:rPr>
+          <w:rFonts w:ascii="Times New Roman" w:eastAsia="宋体" w:hAnsi="Times New Roman" w:cs="Times New Roman"/>
+          <w:color w:val="000000"/>
+          <w:sz w:val="24"/>
+          <w:szCs w:val="24"/>
+        </w:rPr>
+        <w:t>查询</w:t>
+      </w:r>
+      <w:r>
+        <w:rPr>
+          <w:rFonts w:ascii="Times New Roman" w:eastAsia="宋体" w:hAnsi="Times New Roman" w:cs="Times New Roman"/>
+          <w:color w:val="000000"/>
+          <w:sz w:val="24"/>
+          <w:szCs w:val="24"/>
+        </w:rPr>
+        <w:t>”</w:t>
+      </w:r>
+      <w:r>
+        <w:rPr>
+          <w:rFonts w:ascii="Times New Roman" w:eastAsia="宋体" w:hAnsi="Times New Roman" w:cs="Times New Roman"/>
+          <w:color w:val="000000"/>
+          <w:sz w:val="24"/>
+          <w:szCs w:val="24"/>
+        </w:rPr>
+        <w:t>两个阶段：首先在自由空间中随机采样生成一组无碰节点，并利用局部</w:t>
+      </w:r>
+      <w:proofErr w:type="gramStart"/>
+      <w:r>
+        <w:rPr>
+          <w:rFonts w:ascii="Times New Roman" w:eastAsia="宋体" w:hAnsi="Times New Roman" w:cs="Times New Roman"/>
+          <w:color w:val="000000"/>
+          <w:sz w:val="24"/>
+          <w:szCs w:val="24"/>
+        </w:rPr>
+        <w:t>规划器</w:t>
+      </w:r>
+      <w:proofErr w:type="gramEnd"/>
+      <w:r>
+        <w:rPr>
+          <w:rFonts w:ascii="Times New Roman" w:eastAsia="宋体" w:hAnsi="Times New Roman" w:cs="Times New Roman"/>
+          <w:color w:val="000000"/>
+          <w:sz w:val="24"/>
+          <w:szCs w:val="24"/>
+        </w:rPr>
+        <w:t>对近邻节点进行可行连接以构建连通图；随后将起点与终点接入路线图，通过图搜索在路线图上求解一条满足约束的可行路径。由于无需对整个三维环境进行完全离散化，</w:t>
+      </w:r>
+      <w:r>
+        <w:rPr>
+          <w:rFonts w:ascii="Times New Roman" w:eastAsia="宋体" w:hAnsi="Times New Roman" w:cs="Times New Roman"/>
+          <w:color w:val="000000"/>
+          <w:sz w:val="24"/>
+          <w:szCs w:val="24"/>
+        </w:rPr>
+        <w:t>PRM</w:t>
+      </w:r>
+      <w:r>
+        <w:rPr>
+          <w:rFonts w:ascii="Times New Roman" w:eastAsia="宋体" w:hAnsi="Times New Roman" w:cs="Times New Roman"/>
+          <w:color w:val="000000"/>
+          <w:sz w:val="24"/>
+          <w:szCs w:val="24"/>
+        </w:rPr>
+        <w:t>在复杂约束与高维问题中具有较好的适用性与</w:t>
+      </w:r>
+      <w:r>
+        <w:rPr>
+          <w:rFonts w:ascii="Times New Roman" w:eastAsia="宋体" w:hAnsi="Times New Roman" w:cs="Times New Roman" w:hint="eastAsia"/>
+          <w:color w:val="000000"/>
+          <w:sz w:val="24"/>
+          <w:szCs w:val="24"/>
+        </w:rPr>
+        <w:t>扩展性</w:t>
+      </w:r>
+      <w:r>
+        <w:rPr>
+          <w:rFonts w:ascii="Times New Roman" w:eastAsia="宋体" w:hAnsi="Times New Roman" w:cs="Times New Roman" w:hint="eastAsia"/>
+          <w:color w:val="000000"/>
+          <w:sz w:val="24"/>
+          <w:szCs w:val="24"/>
+        </w:rPr>
+        <w:t>[</w:t>
+      </w:r>
+      <w:r>
+        <w:rPr>
+          <w:rFonts w:ascii="Times New Roman" w:eastAsia="宋体" w:hAnsi="Times New Roman" w:cs="Times New Roman"/>
+          <w:color w:val="000000"/>
+          <w:sz w:val="24"/>
+          <w:szCs w:val="24"/>
+        </w:rPr>
+        <w:t>10]</w:t>
+      </w:r>
+      <w:r>
+        <w:rPr>
+          <w:rFonts w:ascii="Times New Roman" w:eastAsia="宋体" w:hAnsi="Times New Roman" w:cs="Times New Roman" w:hint="eastAsia"/>
+          <w:color w:val="000000"/>
+          <w:sz w:val="24"/>
+          <w:szCs w:val="24"/>
+        </w:rPr>
+        <w:t>。</w:t>
+      </w:r>
+    </w:p>
+    <w:p>
+      <w:pPr>
+        <w:jc w:val="center"/>
+        <w:rPr>
           <w:rFonts w:cs="Times New Roman"/>
         </w:rPr>
       </w:pPr>
       <w:r>
         <w:rPr>
-          <w:rFonts w:cs="Times New Roman" w:hint="eastAsia"/>
-        </w:rPr>
-        <w:t>1968年，美国</w:t>
-      </w:r>
-      <w:r>
-        <w:rPr>
-          <w:rFonts w:cs="Times New Roman"/>
-        </w:rPr>
-        <w:t>斯坦福研究所</w:t>
-      </w:r>
-      <w:r>
-        <w:rPr>
-          <w:rFonts w:cs="Times New Roman" w:hint="eastAsia"/>
-        </w:rPr>
-        <w:t>研究团队提出A*算法，是</w:t>
-      </w:r>
-      <w:r>
-        <w:rPr>
-          <w:rFonts w:cs="Times New Roman" w:hint="eastAsia"/>
-        </w:rPr>
-        <w:t>路径规划领域应用最广泛的搜索方法之一</w:t>
-      </w:r>
-      <w:r>
-        <w:rPr>
-          <w:rFonts w:cs="Times New Roman" w:hint="eastAsia"/>
-        </w:rPr>
-        <w:t>，</w:t>
-      </w:r>
-      <w:r>
-        <w:rPr>
-          <w:rFonts w:cs="Times New Roman" w:hint="eastAsia"/>
-        </w:rPr>
-        <w:t>该算法在搜索过程中同时考虑从起点到当前节点的实际代价以及到目标的估计代价</w:t>
-      </w:r>
-      <w:r>
-        <w:rPr>
-          <w:rFonts w:cs="Times New Roman" w:hint="eastAsia"/>
-        </w:rPr>
-        <w:t>，</w:t>
-      </w:r>
-      <w:r>
-        <w:rPr>
-          <w:rFonts w:cs="Times New Roman" w:hint="eastAsia"/>
-        </w:rPr>
-        <w:t>在保证找到最优路径的同时提高了搜索效率</w:t>
-      </w:r>
-      <w:r>
-        <w:rPr>
-          <w:rFonts w:cs="Times New Roman" w:hint="eastAsia"/>
-          <w:vertAlign w:val="superscript"/>
-        </w:rPr>
-        <w:fldChar w:fldCharType="begin"/>
-      </w:r>
-      <w:r>
-        <w:rPr>
-          <w:rFonts w:cs="Times New Roman" w:hint="eastAsia"/>
-          <w:vertAlign w:val="superscript"/>
-        </w:rPr>
-        <w:instrText xml:space="preserve"> REF _Ref207615471 \r \h </w:instrText>
-      </w:r>
-      <w:r>
-        <w:rPr>
-          <w:rFonts w:cs="Times New Roman" w:hint="eastAsia"/>
-          <w:vertAlign w:val="superscript"/>
-        </w:rPr>
-      </w:r>
-      <w:r>
-        <w:rPr>
-          <w:rFonts w:cs="Times New Roman" w:hint="eastAsia"/>
-          <w:vertAlign w:val="superscript"/>
-        </w:rPr>
-        <w:instrText xml:space="preserve"> \* MERGEFORMAT </w:instrText>
-      </w:r>
-      <w:r>
-        <w:rPr>
-          <w:rFonts w:cs="Times New Roman" w:hint="eastAsia"/>
-          <w:vertAlign w:val="superscript"/>
-        </w:rPr>
-        <w:fldChar w:fldCharType="separate"/>
-      </w:r>
-      <w:r>
-        <w:rPr>
-          <w:rFonts w:cs="Times New Roman" w:hint="eastAsia"/>
-          <w:vertAlign w:val="superscript"/>
-        </w:rPr>
-        <w:t>[3]</w:t>
-      </w:r>
-      <w:r>
-        <w:rPr>
-          <w:rFonts w:cs="Times New Roman" w:hint="eastAsia"/>
-          <w:vertAlign w:val="superscript"/>
-        </w:rPr>
-        <w:fldChar w:fldCharType="end"/>
-      </w:r>
-      <w:r>
-        <w:rPr>
-          <w:rFonts w:cs="Times New Roman" w:hint="eastAsia"/>
-        </w:rPr>
-        <w:t>，</w:t>
+          <w:noProof/>
+        </w:rPr>
+        <w:drawing>
+          <wp:inline distT="0" distB="0" distL="0" distR="0" wp14:anchorId="1EEB4D1E" wp14:editId="0459AF45">
+            <wp:extent cx="3009900" cy="1695560"/>
+            <wp:effectExtent l="0" t="0" r="0" b="0"/>
+            <wp:docPr id="8" name="图片 8"/>
+            <wp:cNvGraphicFramePr>
+              <a:graphicFrameLocks xmlns:a="http://schemas.openxmlformats.org/drawingml/2006/main" noChangeAspect="1"/>
+            </wp:cNvGraphicFramePr>
+            <a:graphic xmlns:a="http://schemas.openxmlformats.org/drawingml/2006/main">
+              <a:graphicData uri="http://schemas.openxmlformats.org/drawingml/2006/picture">
+                <pic:pic xmlns:pic="http://schemas.openxmlformats.org/drawingml/2006/picture">
+                  <pic:nvPicPr>
+                    <pic:cNvPr id="0" name="Picture 13"/>
+                    <pic:cNvPicPr>
+                      <a:picLocks noChangeAspect="1" noChangeArrowheads="1"/>
+                    </pic:cNvPicPr>
+                  </pic:nvPicPr>
+                  <pic:blipFill>
+                    <a:blip r:embed="rId23" cstate="print">
+                      <a:extLst>
+                        <a:ext uri="{28A0092B-C50C-407E-A947-70E740481C1C}">
+                          <a14:useLocalDpi xmlns:a14="http://schemas.microsoft.com/office/drawing/2010/main" val="0"/>
+                        </a:ext>
+                      </a:extLst>
+                    </a:blip>
+                    <a:srcRect/>
+                    <a:stretch>
+                      <a:fillRect/>
+                    </a:stretch>
+                  </pic:blipFill>
+                  <pic:spPr bwMode="auto">
+                    <a:xfrm>
+                      <a:off x="0" y="0"/>
+                      <a:ext cx="3039123" cy="1712022"/>
+                    </a:xfrm>
+                    <a:prstGeom prst="rect">
+                      <a:avLst/>
+                    </a:prstGeom>
+                    <a:noFill/>
+                    <a:ln>
+                      <a:noFill/>
+                    </a:ln>
+                  </pic:spPr>
+                </pic:pic>
+              </a:graphicData>
+            </a:graphic>
+          </wp:inline>
+        </w:drawing>
+      </w:r>
+    </w:p>
+    <w:p>
+      <w:pPr>
+        <w:spacing w:line="360" w:lineRule="auto"/>
+        <w:ind w:firstLine="480"/>
+        <w:jc w:val="center"/>
+        <w:rPr>
+          <w:rFonts w:ascii="Times New Roman" w:eastAsia="宋体" w:hAnsi="Times New Roman" w:cs="Times New Roman"/>
+          <w:color w:val="000000"/>
+          <w:sz w:val="24"/>
+          <w:szCs w:val="24"/>
+        </w:rPr>
+      </w:pPr>
+      <w:r>
+        <w:rPr>
+          <w:rFonts w:ascii="Times New Roman" w:eastAsia="宋体" w:hAnsi="Times New Roman" w:cs="Times New Roman"/>
+          <w:szCs w:val="21"/>
+        </w:rPr>
+        <w:t>图</w:t>
+      </w:r>
+      <w:r>
+        <w:rPr>
+          <w:rFonts w:ascii="Times New Roman" w:eastAsia="宋体" w:hAnsi="Times New Roman" w:cs="Times New Roman"/>
+          <w:szCs w:val="21"/>
+        </w:rPr>
+        <w:t xml:space="preserve"> </w:t>
+      </w:r>
+      <w:r>
+        <w:rPr>
+          <w:rFonts w:ascii="Times New Roman" w:eastAsia="宋体" w:hAnsi="Times New Roman" w:cs="Times New Roman" w:hint="eastAsia"/>
+          <w:szCs w:val="21"/>
+        </w:rPr>
+        <w:t>n</w:t>
+      </w:r>
+      <w:r>
+        <w:rPr>
+          <w:rFonts w:ascii="Times New Roman" w:eastAsia="宋体" w:hAnsi="Times New Roman" w:cs="Times New Roman"/>
+          <w:szCs w:val="21"/>
+        </w:rPr>
+        <w:t xml:space="preserve"> </w:t>
+      </w:r>
+      <w:r>
+        <w:rPr>
+          <w:rFonts w:ascii="Times New Roman" w:eastAsia="宋体" w:hAnsi="Times New Roman" w:cs="Times New Roman"/>
+          <w:szCs w:val="21"/>
+        </w:rPr>
+        <w:t>PRM</w:t>
+      </w:r>
+      <w:r>
+        <w:rPr>
+          <w:rFonts w:ascii="Times New Roman" w:eastAsia="宋体" w:hAnsi="Times New Roman" w:cs="Times New Roman" w:hint="eastAsia"/>
+          <w:szCs w:val="21"/>
+        </w:rPr>
+        <w:t>算法</w:t>
       </w:r>
     </w:p>
     <w:p>
@@ -4037,685 +5737,582 @@
         <w:spacing w:line="360" w:lineRule="auto"/>
         <w:ind w:firstLine="420"/>
         <w:rPr>
-          <w:rFonts w:cs="Times New Roman"/>
-        </w:rPr>
-      </w:pPr>
-      <w:r>
-        <w:rPr>
-          <w:rFonts w:cs="Times New Roman" w:hint="eastAsia"/>
-        </w:rPr>
-        <w:t>然而，A*算法在</w:t>
-      </w:r>
-      <w:r>
-        <w:rPr>
-          <w:rFonts w:cs="Times New Roman"/>
-        </w:rPr>
-        <w:t>大规模三维环境中仍面临搜索效率低、路径</w:t>
-      </w:r>
-      <w:r>
-        <w:rPr>
-          <w:rFonts w:cs="Times New Roman" w:hint="eastAsia"/>
-        </w:rPr>
-        <w:t>平滑性不足</w:t>
-      </w:r>
-      <w:r>
-        <w:rPr>
-          <w:rFonts w:cs="Times New Roman"/>
-        </w:rPr>
-        <w:t>等问题</w:t>
-      </w:r>
-      <w:r>
-        <w:rPr>
-          <w:rFonts w:cs="Times New Roman" w:hint="eastAsia"/>
+          <w:rFonts w:ascii="Times New Roman" w:eastAsia="宋体" w:hAnsi="Times New Roman" w:cs="Times New Roman"/>
+          <w:color w:val="000000"/>
+          <w:sz w:val="24"/>
+          <w:szCs w:val="24"/>
+        </w:rPr>
+      </w:pPr>
+      <w:r>
+        <w:rPr>
+          <w:rFonts w:ascii="Times New Roman" w:eastAsia="宋体" w:hAnsi="Times New Roman" w:cs="Times New Roman"/>
+          <w:color w:val="000000"/>
+          <w:sz w:val="24"/>
+          <w:szCs w:val="24"/>
+        </w:rPr>
+        <w:t>1998</w:t>
+      </w:r>
+      <w:r>
+        <w:rPr>
+          <w:rFonts w:ascii="Times New Roman" w:eastAsia="宋体" w:hAnsi="Times New Roman" w:cs="Times New Roman"/>
+          <w:color w:val="000000"/>
+          <w:sz w:val="24"/>
+          <w:szCs w:val="24"/>
+        </w:rPr>
+        <w:t>年，</w:t>
+      </w:r>
+      <w:r>
+        <w:rPr>
+          <w:rFonts w:ascii="Times New Roman" w:eastAsia="宋体" w:hAnsi="Times New Roman" w:cs="Times New Roman"/>
+          <w:color w:val="000000"/>
+          <w:sz w:val="24"/>
+          <w:szCs w:val="24"/>
+        </w:rPr>
+        <w:t>LaValle</w:t>
+      </w:r>
+      <w:r>
+        <w:rPr>
+          <w:rFonts w:ascii="Times New Roman" w:eastAsia="宋体" w:hAnsi="Times New Roman" w:cs="Times New Roman"/>
+          <w:color w:val="000000"/>
+          <w:sz w:val="24"/>
+          <w:szCs w:val="24"/>
+        </w:rPr>
+        <w:t>提出快速扩展随机树（</w:t>
+      </w:r>
+      <w:r>
+        <w:rPr>
+          <w:rFonts w:ascii="Times New Roman" w:eastAsia="宋体" w:hAnsi="Times New Roman" w:cs="Times New Roman"/>
+          <w:color w:val="000000"/>
+          <w:sz w:val="24"/>
+          <w:szCs w:val="24"/>
+        </w:rPr>
+        <w:t>Rapidly-Exploring Random Tree</w:t>
+      </w:r>
+      <w:r>
+        <w:rPr>
+          <w:rFonts w:ascii="Times New Roman" w:eastAsia="宋体" w:hAnsi="Times New Roman" w:cs="Times New Roman"/>
+          <w:color w:val="000000"/>
+          <w:sz w:val="24"/>
+          <w:szCs w:val="24"/>
         </w:rPr>
         <w:t>，</w:t>
       </w:r>
       <w:r>
         <w:rPr>
-          <w:rFonts w:cs="Times New Roman"/>
-        </w:rPr>
-        <w:t>针对这些不足，研究人员提出了多种改进算法</w:t>
-      </w:r>
-      <w:r>
-        <w:rPr>
-          <w:rFonts w:cs="Times New Roman" w:hint="eastAsia"/>
-        </w:rPr>
-        <w:t>。2010年，美国南加州大学研究团队在A*算法基础上进行改进，提出了</w:t>
-      </w:r>
-      <w:r>
-        <w:rPr>
-          <w:rFonts w:cs="Times New Roman"/>
-        </w:rPr>
-        <w:t>允许父节点与更远的可见节点直接连线</w:t>
-      </w:r>
-      <w:r>
-        <w:rPr>
-          <w:rFonts w:cs="Times New Roman" w:hint="eastAsia"/>
-        </w:rPr>
-        <w:t>的Theta*算法</w:t>
-      </w:r>
-      <w:r>
-        <w:rPr>
-          <w:rFonts w:cs="Times New Roman"/>
-        </w:rPr>
-        <w:t>，从而突破了路径只能沿网格边扩展的限制，生成更短且更自然的</w:t>
-      </w:r>
-      <w:r>
-        <w:rPr>
-          <w:rFonts w:cs="Times New Roman" w:hint="eastAsia"/>
-        </w:rPr>
-        <w:t>路径</w:t>
-      </w:r>
-      <w:r>
-        <w:rPr>
-          <w:rFonts w:cs="Times New Roman"/>
-          <w:vertAlign w:val="superscript"/>
-        </w:rPr>
-        <w:fldChar w:fldCharType="begin"/>
-      </w:r>
-      <w:r>
-        <w:rPr>
-          <w:rFonts w:cs="Times New Roman"/>
-          <w:vertAlign w:val="superscript"/>
-        </w:rPr>
-        <w:instrText xml:space="preserve"> </w:instrText>
-      </w:r>
-      <w:r>
-        <w:rPr>
-          <w:rFonts w:cs="Times New Roman" w:hint="eastAsia"/>
-          <w:vertAlign w:val="superscript"/>
-        </w:rPr>
-        <w:instrText>REF _Ref207617940 \r \h</w:instrText>
-      </w:r>
-      <w:r>
-        <w:rPr>
-          <w:rFonts w:cs="Times New Roman"/>
-          <w:vertAlign w:val="superscript"/>
-        </w:rPr>
-        <w:instrText xml:space="preserve"> </w:instrText>
-      </w:r>
-      <w:r>
-        <w:rPr>
-          <w:rFonts w:cs="Times New Roman"/>
-          <w:vertAlign w:val="superscript"/>
-        </w:rPr>
-        <w:instrText xml:space="preserve"> \* MERGEFORMAT </w:instrText>
-      </w:r>
-      <w:r>
-        <w:rPr>
-          <w:rFonts w:cs="Times New Roman"/>
-          <w:vertAlign w:val="superscript"/>
-        </w:rPr>
-      </w:r>
-      <w:r>
-        <w:rPr>
-          <w:rFonts w:cs="Times New Roman"/>
-          <w:vertAlign w:val="superscript"/>
-        </w:rPr>
-        <w:fldChar w:fldCharType="separate"/>
-      </w:r>
-      <w:r>
-        <w:rPr>
-          <w:rFonts w:cs="Times New Roman"/>
-          <w:vertAlign w:val="superscript"/>
-        </w:rPr>
-        <w:t>[27]</w:t>
-      </w:r>
-      <w:r>
-        <w:rPr>
-          <w:rFonts w:cs="Times New Roman"/>
-          <w:vertAlign w:val="superscript"/>
-        </w:rPr>
-        <w:fldChar w:fldCharType="end"/>
-      </w:r>
-      <w:r>
-        <w:rPr>
-          <w:rFonts w:cs="Times New Roman"/>
+          <w:rFonts w:ascii="Times New Roman" w:eastAsia="宋体" w:hAnsi="Times New Roman" w:cs="Times New Roman"/>
+          <w:color w:val="000000"/>
+          <w:sz w:val="24"/>
+          <w:szCs w:val="24"/>
+        </w:rPr>
+        <w:t>RRT</w:t>
+      </w:r>
+      <w:r>
+        <w:rPr>
+          <w:rFonts w:ascii="Times New Roman" w:eastAsia="宋体" w:hAnsi="Times New Roman" w:cs="Times New Roman"/>
+          <w:color w:val="000000"/>
+          <w:sz w:val="24"/>
+          <w:szCs w:val="24"/>
+        </w:rPr>
+        <w:t>）算法。该方法通过在连续空间中进行随机采样，并将新采样点以增量方式连接到</w:t>
+      </w:r>
+      <w:r>
+        <w:rPr>
+          <w:rFonts w:ascii="Times New Roman" w:eastAsia="宋体" w:hAnsi="Times New Roman" w:cs="Times New Roman"/>
+          <w:color w:val="000000"/>
+          <w:sz w:val="24"/>
+          <w:szCs w:val="24"/>
+        </w:rPr>
+        <w:lastRenderedPageBreak/>
+        <w:t>树中与其最近的已有节点，从而驱动搜索树向未探索区域快速扩展，实现对可行空间的高效覆盖。</w:t>
+      </w:r>
+      <w:r>
+        <w:rPr>
+          <w:rFonts w:ascii="Times New Roman" w:eastAsia="宋体" w:hAnsi="Times New Roman" w:cs="Times New Roman"/>
+          <w:color w:val="000000"/>
+          <w:sz w:val="24"/>
+          <w:szCs w:val="24"/>
+        </w:rPr>
+        <w:t>RRT</w:t>
+      </w:r>
+      <w:r>
+        <w:rPr>
+          <w:rFonts w:ascii="Times New Roman" w:eastAsia="宋体" w:hAnsi="Times New Roman" w:cs="Times New Roman"/>
+          <w:color w:val="000000"/>
+          <w:sz w:val="24"/>
+          <w:szCs w:val="24"/>
+        </w:rPr>
+        <w:t>具有实现简单、对高维问题适应性强、全局探索能力较好等优点，在复杂环境下不易陷入局部最小值。然而，经典</w:t>
+      </w:r>
+      <w:r>
+        <w:rPr>
+          <w:rFonts w:ascii="Times New Roman" w:eastAsia="宋体" w:hAnsi="Times New Roman" w:cs="Times New Roman"/>
+          <w:color w:val="000000"/>
+          <w:sz w:val="24"/>
+          <w:szCs w:val="24"/>
+        </w:rPr>
+        <w:t>RRT</w:t>
+      </w:r>
+      <w:r>
+        <w:rPr>
+          <w:rFonts w:ascii="Times New Roman" w:eastAsia="宋体" w:hAnsi="Times New Roman" w:cs="Times New Roman"/>
+          <w:color w:val="000000"/>
+          <w:sz w:val="24"/>
+          <w:szCs w:val="24"/>
+        </w:rPr>
+        <w:t>更强调可行性与探索速度，得到的路径通常较为曲折，存在平滑性与路径质量不足的问题，工程应用中常需结合路径后处理或优化策略</w:t>
+      </w:r>
+      <w:r>
+        <w:rPr>
+          <w:rFonts w:ascii="Times New Roman" w:eastAsia="宋体" w:hAnsi="Times New Roman" w:cs="Times New Roman" w:hint="eastAsia"/>
+          <w:color w:val="000000"/>
+          <w:sz w:val="24"/>
+          <w:szCs w:val="24"/>
+        </w:rPr>
+        <w:t>[</w:t>
+      </w:r>
+      <w:r>
+        <w:rPr>
+          <w:rFonts w:ascii="Times New Roman" w:eastAsia="宋体" w:hAnsi="Times New Roman" w:cs="Times New Roman"/>
+          <w:color w:val="000000"/>
+          <w:sz w:val="24"/>
+          <w:szCs w:val="24"/>
+        </w:rPr>
+        <w:t>11]</w:t>
+      </w:r>
+      <w:r>
+        <w:rPr>
+          <w:rFonts w:ascii="Times New Roman" w:eastAsia="宋体" w:hAnsi="Times New Roman" w:cs="Times New Roman"/>
+          <w:color w:val="000000"/>
+          <w:sz w:val="24"/>
+          <w:szCs w:val="24"/>
         </w:rPr>
         <w:t>。</w:t>
       </w:r>
     </w:p>
     <w:p>
       <w:pPr>
+        <w:spacing w:line="360" w:lineRule="auto"/>
+        <w:rPr>
+          <w:rFonts w:ascii="Times New Roman" w:eastAsia="宋体" w:hAnsi="Times New Roman" w:cs="Times New Roman" w:hint="eastAsia"/>
+          <w:color w:val="000000"/>
+          <w:sz w:val="24"/>
+          <w:szCs w:val="24"/>
+        </w:rPr>
+      </w:pPr>
+      <w:r>
+        <w:rPr>
+          <w:rFonts w:ascii="Times New Roman" w:eastAsia="宋体" w:hAnsi="Times New Roman" w:cs="Times New Roman" w:hint="eastAsia"/>
+          <w:noProof/>
+          <w:color w:val="000000"/>
+          <w:sz w:val="24"/>
+          <w:szCs w:val="24"/>
+        </w:rPr>
+        <mc:AlternateContent>
+          <mc:Choice Requires="wpc">
+            <w:drawing>
+              <wp:inline distT="0" distB="0" distL="0" distR="0" wp14:anchorId="62E82C4C" wp14:editId="59E81B5B">
+                <wp:extent cx="5274310" cy="1445698"/>
+                <wp:effectExtent l="0" t="0" r="2540" b="2540"/>
+                <wp:docPr id="2" name="画布 2"/>
+                <wp:cNvGraphicFramePr>
+                  <a:graphicFrameLocks xmlns:a="http://schemas.openxmlformats.org/drawingml/2006/main" noChangeAspect="1"/>
+                </wp:cNvGraphicFramePr>
+                <a:graphic xmlns:a="http://schemas.openxmlformats.org/drawingml/2006/main">
+                  <a:graphicData uri="http://schemas.microsoft.com/office/word/2010/wordprocessingCanvas">
+                    <wpc:wpc>
+                      <wpc:bg/>
+                      <wpc:whole/>
+                      <pic:pic xmlns:pic="http://schemas.openxmlformats.org/drawingml/2006/picture">
+                        <pic:nvPicPr>
+                          <pic:cNvPr id="14" name="图片 14"/>
+                          <pic:cNvPicPr/>
+                        </pic:nvPicPr>
+                        <pic:blipFill>
+                          <a:blip r:embed="rId24" cstate="print">
+                            <a:extLst>
+                              <a:ext uri="{28A0092B-C50C-407E-A947-70E740481C1C}">
+                                <a14:useLocalDpi xmlns:a14="http://schemas.microsoft.com/office/drawing/2010/main" val="0"/>
+                              </a:ext>
+                            </a:extLst>
+                          </a:blip>
+                          <a:srcRect/>
+                          <a:stretch>
+                            <a:fillRect/>
+                          </a:stretch>
+                        </pic:blipFill>
+                        <pic:spPr bwMode="auto">
+                          <a:xfrm>
+                            <a:off x="0" y="1"/>
+                            <a:ext cx="2636520" cy="1386840"/>
+                          </a:xfrm>
+                          <a:prstGeom prst="rect">
+                            <a:avLst/>
+                          </a:prstGeom>
+                          <a:noFill/>
+                          <a:ln>
+                            <a:noFill/>
+                          </a:ln>
+                        </pic:spPr>
+                      </pic:pic>
+                      <pic:pic xmlns:pic="http://schemas.openxmlformats.org/drawingml/2006/picture">
+                        <pic:nvPicPr>
+                          <pic:cNvPr id="16" name="图片 16"/>
+                          <pic:cNvPicPr/>
+                        </pic:nvPicPr>
+                        <pic:blipFill>
+                          <a:blip r:embed="rId25" cstate="print">
+                            <a:extLst>
+                              <a:ext uri="{28A0092B-C50C-407E-A947-70E740481C1C}">
+                                <a14:useLocalDpi xmlns:a14="http://schemas.microsoft.com/office/drawing/2010/main" val="0"/>
+                              </a:ext>
+                            </a:extLst>
+                          </a:blip>
+                          <a:srcRect/>
+                          <a:stretch>
+                            <a:fillRect/>
+                          </a:stretch>
+                        </pic:blipFill>
+                        <pic:spPr bwMode="auto">
+                          <a:xfrm>
+                            <a:off x="2771961" y="1"/>
+                            <a:ext cx="2502349" cy="1409699"/>
+                          </a:xfrm>
+                          <a:prstGeom prst="rect">
+                            <a:avLst/>
+                          </a:prstGeom>
+                          <a:noFill/>
+                          <a:ln>
+                            <a:noFill/>
+                          </a:ln>
+                        </pic:spPr>
+                      </pic:pic>
+                    </wpc:wpc>
+                  </a:graphicData>
+                </a:graphic>
+              </wp:inline>
+            </w:drawing>
+          </mc:Choice>
+          <mc:Fallback>
+            <w:pict>
+              <v:group w14:anchorId="3FA99D08" id="画布 2" o:spid="_x0000_s1026" editas="canvas" style="width:415.3pt;height:113.85pt;mso-position-horizontal-relative:char;mso-position-vertical-relative:line" coordsize="52743,14452" o:gfxdata="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">
+                <v:shape id="_x0000_s1027" type="#_x0000_t75" style="position:absolute;width:52743;height:14452;visibility:visible;mso-wrap-style:square">
+                  <v:fill o:detectmouseclick="t"/>
+                  <v:path o:connecttype="none"/>
+                </v:shape>
+                <v:shape id="图片 14" o:spid="_x0000_s1028" type="#_x0000_t75" style="position:absolute;width:26365;height:13868;visibility:visible;mso-wrap-style:square" o:gfxdata="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">
+                  <v:imagedata r:id="rId26" o:title=""/>
+                </v:shape>
+                <v:shape id="图片 16" o:spid="_x0000_s1029" type="#_x0000_t75" style="position:absolute;left:27719;width:25024;height:14097;visibility:visible;mso-wrap-style:square" o:gfxdata="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">
+                  <v:imagedata r:id="rId27" o:title=""/>
+                </v:shape>
+                <w10:anchorlock/>
+              </v:group>
+            </w:pict>
+          </mc:Fallback>
+        </mc:AlternateContent>
+      </w:r>
+    </w:p>
+    <w:p>
+      <w:pPr>
+        <w:spacing w:line="360" w:lineRule="auto"/>
         <w:ind w:firstLine="480"/>
-        <w:rPr>
-          <w:rFonts w:cs="Times New Roman"/>
-        </w:rPr>
-      </w:pPr>
-      <w:r>
-        <w:rPr>
-          <w:rFonts w:cs="Times New Roman" w:hint="eastAsia"/>
-        </w:rPr>
-        <w:t>2011年，澳大利亚国立大学研究团队提出了</w:t>
-      </w:r>
-      <w:proofErr w:type="gramStart"/>
-      <w:r>
-        <w:rPr>
-          <w:rFonts w:cs="Times New Roman" w:hint="eastAsia"/>
-        </w:rPr>
-        <w:t>一种跳点搜索</w:t>
-      </w:r>
-      <w:proofErr w:type="gramEnd"/>
-      <w:r>
-        <w:rPr>
-          <w:rFonts w:cs="Times New Roman" w:hint="eastAsia"/>
-        </w:rPr>
-        <w:t>（Jump Point Search，JPS）算法，</w:t>
-      </w:r>
-      <w:r>
-        <w:rPr>
-          <w:rFonts w:cs="Times New Roman"/>
-        </w:rPr>
-        <w:t>在A*框架下</w:t>
-      </w:r>
-      <w:proofErr w:type="gramStart"/>
-      <w:r>
-        <w:rPr>
-          <w:rFonts w:cs="Times New Roman"/>
-        </w:rPr>
-        <w:t>引入跳点机制</w:t>
-      </w:r>
-      <w:proofErr w:type="gramEnd"/>
-      <w:r>
-        <w:rPr>
-          <w:rFonts w:cs="Times New Roman"/>
-        </w:rPr>
-        <w:t>，有效跳过网格中的冗余对称节点，仅扩展关键节点，大幅减少了搜索空间</w:t>
-      </w:r>
-      <w:r>
-        <w:rPr>
-          <w:rFonts w:cs="Times New Roman" w:hint="eastAsia"/>
-        </w:rPr>
-        <w:t>，提高了搜索效率</w:t>
-      </w:r>
-      <w:r>
-        <w:rPr>
-          <w:rFonts w:cs="Times New Roman"/>
-          <w:vertAlign w:val="superscript"/>
-        </w:rPr>
-        <w:fldChar w:fldCharType="begin"/>
-      </w:r>
-      <w:r>
-        <w:rPr>
-          <w:rFonts w:cs="Times New Roman"/>
-          <w:vertAlign w:val="superscript"/>
-        </w:rPr>
-        <w:instrText xml:space="preserve"> </w:instrText>
-      </w:r>
-      <w:r>
-        <w:rPr>
-          <w:rFonts w:cs="Times New Roman" w:hint="eastAsia"/>
-          <w:vertAlign w:val="superscript"/>
-        </w:rPr>
-        <w:instrText>REF _Ref207619078 \r \h</w:instrText>
-      </w:r>
-      <w:r>
-        <w:rPr>
-          <w:rFonts w:cs="Times New Roman"/>
-          <w:vertAlign w:val="superscript"/>
-        </w:rPr>
-        <w:instrText xml:space="preserve"> </w:instrText>
-      </w:r>
-      <w:r>
-        <w:rPr>
-          <w:rFonts w:cs="Times New Roman"/>
-          <w:vertAlign w:val="superscript"/>
-        </w:rPr>
-        <w:instrText xml:space="preserve"> \* MERGEFORMAT </w:instrText>
-      </w:r>
-      <w:r>
-        <w:rPr>
-          <w:rFonts w:cs="Times New Roman"/>
-          <w:vertAlign w:val="superscript"/>
-        </w:rPr>
-      </w:r>
-      <w:r>
-        <w:rPr>
-          <w:rFonts w:cs="Times New Roman"/>
-          <w:vertAlign w:val="superscript"/>
-        </w:rPr>
-        <w:fldChar w:fldCharType="separate"/>
-      </w:r>
-      <w:r>
-        <w:rPr>
-          <w:rFonts w:cs="Times New Roman"/>
-          <w:vertAlign w:val="superscript"/>
-        </w:rPr>
-        <w:t>[29]</w:t>
-      </w:r>
-      <w:r>
-        <w:rPr>
-          <w:rFonts w:cs="Times New Roman"/>
-          <w:vertAlign w:val="superscript"/>
-        </w:rPr>
-        <w:fldChar w:fldCharType="end"/>
-      </w:r>
-      <w:r>
-        <w:rPr>
-          <w:rFonts w:cs="Times New Roman"/>
-        </w:rPr>
-        <w:t>。</w:t>
-      </w:r>
-    </w:p>
-    <w:p>
-      <w:pPr>
-        <w:spacing w:line="360" w:lineRule="auto"/>
-        <w:rPr>
-          <w:rFonts w:ascii="Times New Roman" w:eastAsia="宋体" w:hAnsi="Times New Roman" w:cs="Times New Roman"/>
-          <w:b/>
-          <w:sz w:val="24"/>
-          <w:szCs w:val="24"/>
-        </w:rPr>
-      </w:pPr>
+        <w:jc w:val="center"/>
+        <w:rPr>
+          <w:rFonts w:ascii="Times New Roman" w:eastAsia="宋体" w:hAnsi="Times New Roman" w:cs="Times New Roman"/>
+          <w:color w:val="000000"/>
+          <w:sz w:val="24"/>
+          <w:szCs w:val="24"/>
+        </w:rPr>
+      </w:pPr>
+      <w:r>
+        <w:rPr>
+          <w:rFonts w:ascii="Times New Roman" w:eastAsia="宋体" w:hAnsi="Times New Roman" w:cs="Times New Roman"/>
+          <w:szCs w:val="21"/>
+        </w:rPr>
+        <w:t>图</w:t>
+      </w:r>
+      <w:r>
+        <w:rPr>
+          <w:rFonts w:ascii="Times New Roman" w:eastAsia="宋体" w:hAnsi="Times New Roman" w:cs="Times New Roman"/>
+          <w:szCs w:val="21"/>
+        </w:rPr>
+        <w:t xml:space="preserve"> </w:t>
+      </w:r>
+      <w:r>
+        <w:rPr>
+          <w:rFonts w:ascii="Times New Roman" w:eastAsia="宋体" w:hAnsi="Times New Roman" w:cs="Times New Roman" w:hint="eastAsia"/>
+          <w:szCs w:val="21"/>
+        </w:rPr>
+        <w:t>n</w:t>
+      </w:r>
+      <w:r>
+        <w:rPr>
+          <w:rFonts w:ascii="Times New Roman" w:eastAsia="宋体" w:hAnsi="Times New Roman" w:cs="Times New Roman"/>
+          <w:szCs w:val="21"/>
+        </w:rPr>
+        <w:t xml:space="preserve"> </w:t>
+      </w:r>
+      <w:r>
+        <w:rPr>
+          <w:rFonts w:ascii="Times New Roman" w:eastAsia="宋体" w:hAnsi="Times New Roman" w:cs="Times New Roman"/>
+          <w:szCs w:val="21"/>
+        </w:rPr>
+        <w:t>RRT</w:t>
+      </w:r>
+      <w:r>
+        <w:rPr>
+          <w:rFonts w:ascii="Times New Roman" w:eastAsia="宋体" w:hAnsi="Times New Roman" w:cs="Times New Roman" w:hint="eastAsia"/>
+          <w:szCs w:val="21"/>
+        </w:rPr>
+        <w:t>算法</w:t>
+      </w:r>
+      <w:r>
+        <w:rPr>
+          <w:rFonts w:ascii="Times New Roman" w:eastAsia="宋体" w:hAnsi="Times New Roman" w:cs="Times New Roman" w:hint="eastAsia"/>
+          <w:szCs w:val="21"/>
+        </w:rPr>
+        <w:t>与</w:t>
+      </w:r>
+      <w:r>
+        <w:rPr>
+          <w:rFonts w:ascii="Times New Roman" w:eastAsia="宋体" w:hAnsi="Times New Roman" w:cs="Times New Roman"/>
+          <w:szCs w:val="21"/>
+        </w:rPr>
+        <w:t>RRT*</w:t>
+      </w:r>
+      <w:r>
+        <w:rPr>
+          <w:rFonts w:ascii="Times New Roman" w:eastAsia="宋体" w:hAnsi="Times New Roman" w:cs="Times New Roman" w:hint="eastAsia"/>
+          <w:szCs w:val="21"/>
+        </w:rPr>
+        <w:t>算法</w:t>
+      </w:r>
+      <w:r>
+        <w:rPr>
+          <w:rFonts w:ascii="Times New Roman" w:eastAsia="宋体" w:hAnsi="Times New Roman" w:cs="Times New Roman" w:hint="eastAsia"/>
+          <w:szCs w:val="21"/>
+        </w:rPr>
+        <w:t>对比</w:t>
+      </w:r>
     </w:p>
     <w:p>
       <w:pPr>
         <w:spacing w:line="360" w:lineRule="auto"/>
         <w:ind w:firstLine="420"/>
         <w:rPr>
-          <w:rFonts w:cs="Times New Roman"/>
-        </w:rPr>
-      </w:pPr>
-      <w:r>
-        <w:rPr>
-          <w:rFonts w:cs="Times New Roman" w:hint="eastAsia"/>
-        </w:rPr>
-        <w:t>采样方法通过在连续空间中随机采样获取节点并进行逐步扩展，不需要对空间进行完全离散化，适用于高维空间和复杂约束环境。</w:t>
-      </w:r>
-    </w:p>
-    <w:p>
-      <w:pPr>
+          <w:rFonts w:ascii="Times New Roman" w:eastAsia="宋体" w:hAnsi="Times New Roman" w:cs="Times New Roman" w:hint="eastAsia"/>
+          <w:color w:val="000000"/>
+          <w:sz w:val="24"/>
+          <w:szCs w:val="24"/>
+        </w:rPr>
+      </w:pPr>
+      <w:r>
+        <w:rPr>
+          <w:rFonts w:ascii="Times New Roman" w:eastAsia="宋体" w:hAnsi="Times New Roman" w:cs="Times New Roman"/>
+          <w:color w:val="000000"/>
+          <w:sz w:val="24"/>
+          <w:szCs w:val="24"/>
+        </w:rPr>
+        <w:t>在</w:t>
+      </w:r>
+      <w:r>
+        <w:rPr>
+          <w:rFonts w:ascii="Times New Roman" w:eastAsia="宋体" w:hAnsi="Times New Roman" w:cs="Times New Roman"/>
+          <w:color w:val="000000"/>
+          <w:sz w:val="24"/>
+          <w:szCs w:val="24"/>
+        </w:rPr>
+        <w:t>RRT</w:t>
+      </w:r>
+      <w:r>
+        <w:rPr>
+          <w:rFonts w:ascii="Times New Roman" w:eastAsia="宋体" w:hAnsi="Times New Roman" w:cs="Times New Roman"/>
+          <w:color w:val="000000"/>
+          <w:sz w:val="24"/>
+          <w:szCs w:val="24"/>
+        </w:rPr>
+        <w:t>的基础上，研究者持续对采样</w:t>
+      </w:r>
+      <w:proofErr w:type="gramStart"/>
+      <w:r>
+        <w:rPr>
+          <w:rFonts w:ascii="Times New Roman" w:eastAsia="宋体" w:hAnsi="Times New Roman" w:cs="Times New Roman"/>
+          <w:color w:val="000000"/>
+          <w:sz w:val="24"/>
+          <w:szCs w:val="24"/>
+        </w:rPr>
+        <w:t>式规划</w:t>
+      </w:r>
+      <w:proofErr w:type="gramEnd"/>
+      <w:r>
+        <w:rPr>
+          <w:rFonts w:ascii="Times New Roman" w:eastAsia="宋体" w:hAnsi="Times New Roman" w:cs="Times New Roman"/>
+          <w:color w:val="000000"/>
+          <w:sz w:val="24"/>
+          <w:szCs w:val="24"/>
+        </w:rPr>
+        <w:t>方法进行改进，以提升解的质量并加快向高质量解收敛。</w:t>
+      </w:r>
+      <w:r>
+        <w:rPr>
+          <w:rFonts w:ascii="Times New Roman" w:eastAsia="宋体" w:hAnsi="Times New Roman" w:cs="Times New Roman"/>
+          <w:color w:val="000000"/>
+          <w:sz w:val="24"/>
+          <w:szCs w:val="24"/>
+        </w:rPr>
+        <w:t>2011</w:t>
+      </w:r>
+      <w:r>
+        <w:rPr>
+          <w:rFonts w:ascii="Times New Roman" w:eastAsia="宋体" w:hAnsi="Times New Roman" w:cs="Times New Roman"/>
+          <w:color w:val="000000"/>
+          <w:sz w:val="24"/>
+          <w:szCs w:val="24"/>
+        </w:rPr>
+        <w:t>年，</w:t>
+      </w:r>
+      <w:proofErr w:type="spellStart"/>
+      <w:r>
+        <w:rPr>
+          <w:rFonts w:ascii="Times New Roman" w:eastAsia="宋体" w:hAnsi="Times New Roman" w:cs="Times New Roman"/>
+          <w:color w:val="000000"/>
+          <w:sz w:val="24"/>
+          <w:szCs w:val="24"/>
+        </w:rPr>
+        <w:t>Karaman</w:t>
+      </w:r>
+      <w:proofErr w:type="spellEnd"/>
+      <w:r>
+        <w:rPr>
+          <w:rFonts w:ascii="Times New Roman" w:eastAsia="宋体" w:hAnsi="Times New Roman" w:cs="Times New Roman"/>
+          <w:color w:val="000000"/>
+          <w:sz w:val="24"/>
+          <w:szCs w:val="24"/>
+        </w:rPr>
+        <w:t>与</w:t>
+      </w:r>
+      <w:proofErr w:type="spellStart"/>
+      <w:r>
+        <w:rPr>
+          <w:rFonts w:ascii="Times New Roman" w:eastAsia="宋体" w:hAnsi="Times New Roman" w:cs="Times New Roman"/>
+          <w:color w:val="000000"/>
+          <w:sz w:val="24"/>
+          <w:szCs w:val="24"/>
+        </w:rPr>
+        <w:t>Frazzoli</w:t>
+      </w:r>
+      <w:proofErr w:type="spellEnd"/>
+      <w:r>
+        <w:rPr>
+          <w:rFonts w:ascii="Times New Roman" w:eastAsia="宋体" w:hAnsi="Times New Roman" w:cs="Times New Roman"/>
+          <w:color w:val="000000"/>
+          <w:sz w:val="24"/>
+          <w:szCs w:val="24"/>
+        </w:rPr>
+        <w:t>提出</w:t>
+      </w:r>
+      <w:r>
+        <w:rPr>
+          <w:rFonts w:ascii="Times New Roman" w:eastAsia="宋体" w:hAnsi="Times New Roman" w:cs="Times New Roman"/>
+          <w:color w:val="000000"/>
+          <w:sz w:val="24"/>
+          <w:szCs w:val="24"/>
+        </w:rPr>
+        <w:t>RRT*</w:t>
+      </w:r>
+      <w:r>
+        <w:rPr>
+          <w:rFonts w:ascii="Times New Roman" w:eastAsia="宋体" w:hAnsi="Times New Roman" w:cs="Times New Roman"/>
+          <w:color w:val="000000"/>
+          <w:sz w:val="24"/>
+          <w:szCs w:val="24"/>
+        </w:rPr>
+        <w:t>算法，该方法在随机采样扩展的同时引入近邻集合搜索与重连机制，使新节点不仅连接到最近节点，而且能够在邻域内选择更优父节点并对已有连接进行重构，从而随着采样数量增加，其路径代价以概率收敛到最优值，具备渐进最优性</w:t>
+      </w:r>
+      <w:r>
+        <w:rPr>
+          <w:rFonts w:ascii="Times New Roman" w:eastAsia="宋体" w:hAnsi="Times New Roman" w:cs="Times New Roman" w:hint="eastAsia"/>
+          <w:color w:val="000000"/>
+          <w:sz w:val="24"/>
+          <w:szCs w:val="24"/>
+        </w:rPr>
+        <w:t>[</w:t>
+      </w:r>
+      <w:r>
+        <w:rPr>
+          <w:rFonts w:ascii="Times New Roman" w:eastAsia="宋体" w:hAnsi="Times New Roman" w:cs="Times New Roman"/>
+          <w:color w:val="000000"/>
+          <w:sz w:val="24"/>
+          <w:szCs w:val="24"/>
+        </w:rPr>
+        <w:t>12]</w:t>
+      </w:r>
+      <w:r>
+        <w:rPr>
+          <w:rFonts w:ascii="Times New Roman" w:eastAsia="宋体" w:hAnsi="Times New Roman" w:cs="Times New Roman"/>
+          <w:color w:val="000000"/>
+          <w:sz w:val="24"/>
+          <w:szCs w:val="24"/>
+        </w:rPr>
+        <w:t>。</w:t>
+      </w:r>
+    </w:p>
+    <w:p>
+      <w:pPr>
+        <w:spacing w:line="360" w:lineRule="auto"/>
         <w:ind w:firstLine="480"/>
         <w:rPr>
-          <w:rFonts w:cs="Times New Roman"/>
-        </w:rPr>
-      </w:pPr>
-      <w:r>
-        <w:rPr>
-          <w:rFonts w:cs="Times New Roman" w:hint="eastAsia"/>
-        </w:rPr>
-        <w:t>1996年，美国斯坦福大学研究团队提出的概率路线图算法（P</w:t>
-      </w:r>
-      <w:r>
-        <w:rPr>
-          <w:rFonts w:cs="Times New Roman"/>
-        </w:rPr>
-        <w:t xml:space="preserve">robabilistic </w:t>
-      </w:r>
-      <w:r>
-        <w:rPr>
-          <w:rFonts w:cs="Times New Roman" w:hint="eastAsia"/>
-        </w:rPr>
-        <w:t>R</w:t>
-      </w:r>
-      <w:r>
-        <w:rPr>
-          <w:rFonts w:cs="Times New Roman"/>
-        </w:rPr>
-        <w:t>oadmap</w:t>
-      </w:r>
-      <w:r>
-        <w:rPr>
-          <w:rFonts w:cs="Times New Roman" w:hint="eastAsia"/>
-        </w:rPr>
-        <w:t xml:space="preserve"> Method，PRM）是一种经典的采样路径规划方法，该方法首先在空间中</w:t>
-      </w:r>
-      <w:r>
-        <w:rPr>
-          <w:rFonts w:cs="Times New Roman" w:hint="eastAsia"/>
-        </w:rPr>
-        <w:t>随机采样</w:t>
-      </w:r>
-      <w:r>
-        <w:rPr>
-          <w:rFonts w:cs="Times New Roman" w:hint="eastAsia"/>
-        </w:rPr>
-        <w:t>生成</w:t>
-      </w:r>
-      <w:r>
-        <w:rPr>
-          <w:rFonts w:cs="Times New Roman" w:hint="eastAsia"/>
-        </w:rPr>
-        <w:t>节点，并通过快速局部</w:t>
-      </w:r>
-      <w:proofErr w:type="gramStart"/>
-      <w:r>
-        <w:rPr>
-          <w:rFonts w:cs="Times New Roman" w:hint="eastAsia"/>
-        </w:rPr>
-        <w:t>规划器</w:t>
-      </w:r>
-      <w:proofErr w:type="gramEnd"/>
-      <w:r>
-        <w:rPr>
-          <w:rFonts w:cs="Times New Roman" w:hint="eastAsia"/>
-        </w:rPr>
-        <w:t>连接节点，构建概率</w:t>
-      </w:r>
-      <w:r>
-        <w:rPr>
-          <w:rFonts w:cs="Times New Roman" w:hint="eastAsia"/>
-        </w:rPr>
-        <w:t>路线</w:t>
-      </w:r>
-      <w:r>
-        <w:rPr>
-          <w:rFonts w:cs="Times New Roman" w:hint="eastAsia"/>
-        </w:rPr>
-        <w:t>图；</w:t>
-      </w:r>
-      <w:r>
-        <w:rPr>
-          <w:rFonts w:cs="Times New Roman" w:hint="eastAsia"/>
-        </w:rPr>
-        <w:t>随后在概率路线图上</w:t>
-      </w:r>
-      <w:r>
-        <w:rPr>
-          <w:rFonts w:cs="Times New Roman" w:hint="eastAsia"/>
-        </w:rPr>
-        <w:t>通过图搜索找到可行路径</w:t>
-      </w:r>
-      <w:r>
-        <w:rPr>
-          <w:rFonts w:cs="Times New Roman"/>
-          <w:vertAlign w:val="superscript"/>
-        </w:rPr>
-        <w:fldChar w:fldCharType="begin"/>
-      </w:r>
-      <w:r>
-        <w:rPr>
-          <w:rFonts w:cs="Times New Roman"/>
-          <w:vertAlign w:val="superscript"/>
-        </w:rPr>
-        <w:instrText xml:space="preserve"> </w:instrText>
-      </w:r>
-      <w:r>
-        <w:rPr>
-          <w:rFonts w:cs="Times New Roman" w:hint="eastAsia"/>
-          <w:vertAlign w:val="superscript"/>
-        </w:rPr>
-        <w:instrText>REF _Ref207696319 \r \h</w:instrText>
-      </w:r>
-      <w:r>
-        <w:rPr>
-          <w:rFonts w:cs="Times New Roman"/>
-          <w:vertAlign w:val="superscript"/>
-        </w:rPr>
-        <w:instrText xml:space="preserve"> </w:instrText>
-      </w:r>
-      <w:r>
-        <w:rPr>
-          <w:rFonts w:cs="Times New Roman"/>
-          <w:vertAlign w:val="superscript"/>
-        </w:rPr>
-        <w:instrText xml:space="preserve"> \* MERGEFORMAT </w:instrText>
-      </w:r>
-      <w:r>
-        <w:rPr>
-          <w:rFonts w:cs="Times New Roman"/>
-          <w:vertAlign w:val="superscript"/>
-        </w:rPr>
-      </w:r>
-      <w:r>
-        <w:rPr>
-          <w:rFonts w:cs="Times New Roman"/>
-          <w:vertAlign w:val="superscript"/>
-        </w:rPr>
-        <w:fldChar w:fldCharType="separate"/>
-      </w:r>
-      <w:r>
-        <w:rPr>
-          <w:rFonts w:cs="Times New Roman"/>
-          <w:vertAlign w:val="superscript"/>
-        </w:rPr>
-        <w:t>[32]</w:t>
-      </w:r>
-      <w:r>
-        <w:rPr>
-          <w:rFonts w:cs="Times New Roman"/>
-          <w:vertAlign w:val="superscript"/>
-        </w:rPr>
-        <w:fldChar w:fldCharType="end"/>
-      </w:r>
-      <w:r>
-        <w:rPr>
-          <w:rFonts w:cs="Times New Roman" w:hint="eastAsia"/>
-        </w:rPr>
-        <w:t>。</w:t>
-      </w:r>
-      <w:r>
-        <w:rPr>
-          <w:rFonts w:cs="Times New Roman" w:hint="eastAsia"/>
-        </w:rPr>
-        <w:t>1998年，美国伊利诺伊大学研究团队提出了快速扩展随机树（Rapidly-Exploring Random Tree，RRT）算法，</w:t>
-      </w:r>
-      <w:r>
-        <w:rPr>
-          <w:rFonts w:cs="Times New Roman" w:hint="eastAsia"/>
-        </w:rPr>
-        <w:t>通过在空间中随机采样并逐步扩展树结构，使得采样点能够快</w:t>
-      </w:r>
-      <w:r>
-        <w:rPr>
-          <w:rFonts w:cs="Times New Roman" w:hint="eastAsia"/>
-        </w:rPr>
-        <w:lastRenderedPageBreak/>
-        <w:t>速覆盖整个空间</w:t>
-      </w:r>
-      <w:r>
-        <w:rPr>
-          <w:rFonts w:cs="Times New Roman" w:hint="eastAsia"/>
-        </w:rPr>
-        <w:t>，</w:t>
-      </w:r>
-      <w:r>
-        <w:rPr>
-          <w:rFonts w:cs="Times New Roman" w:hint="eastAsia"/>
-        </w:rPr>
-        <w:t>该方法探索效率高，不易陷入局部极小值</w:t>
-      </w:r>
-      <w:r>
-        <w:rPr>
-          <w:rFonts w:cs="Times New Roman" w:hint="eastAsia"/>
-        </w:rPr>
-        <w:t>，</w:t>
-      </w:r>
-      <w:r>
-        <w:rPr>
-          <w:rFonts w:cs="Times New Roman" w:hint="eastAsia"/>
-        </w:rPr>
-        <w:t>但生成的路径</w:t>
-      </w:r>
-      <w:r>
-        <w:rPr>
-          <w:rFonts w:cs="Times New Roman" w:hint="eastAsia"/>
-        </w:rPr>
-        <w:t>存在</w:t>
-      </w:r>
-      <w:r>
-        <w:rPr>
-          <w:rFonts w:cs="Times New Roman" w:hint="eastAsia"/>
-        </w:rPr>
-        <w:t>光滑性</w:t>
-      </w:r>
-      <w:r>
-        <w:rPr>
-          <w:rFonts w:cs="Times New Roman" w:hint="eastAsia"/>
-        </w:rPr>
-        <w:t>不足的问题</w:t>
-      </w:r>
-      <w:r>
-        <w:rPr>
-          <w:rFonts w:cs="Times New Roman"/>
-          <w:vertAlign w:val="superscript"/>
-        </w:rPr>
-        <w:fldChar w:fldCharType="begin"/>
-      </w:r>
-      <w:r>
-        <w:rPr>
-          <w:rFonts w:cs="Times New Roman"/>
-          <w:vertAlign w:val="superscript"/>
-        </w:rPr>
-        <w:instrText xml:space="preserve"> </w:instrText>
-      </w:r>
-      <w:r>
-        <w:rPr>
-          <w:rFonts w:cs="Times New Roman" w:hint="eastAsia"/>
-          <w:vertAlign w:val="superscript"/>
-        </w:rPr>
-        <w:instrText>REF _Ref207699961 \r \h</w:instrText>
-      </w:r>
-      <w:r>
-        <w:rPr>
-          <w:rFonts w:cs="Times New Roman"/>
-          <w:vertAlign w:val="superscript"/>
-        </w:rPr>
-        <w:instrText xml:space="preserve"> </w:instrText>
-      </w:r>
-      <w:r>
-        <w:rPr>
-          <w:rFonts w:cs="Times New Roman"/>
-          <w:vertAlign w:val="superscript"/>
-        </w:rPr>
-        <w:instrText xml:space="preserve"> \* MERGEFORMAT </w:instrText>
-      </w:r>
-      <w:r>
-        <w:rPr>
-          <w:rFonts w:cs="Times New Roman"/>
-          <w:vertAlign w:val="superscript"/>
-        </w:rPr>
-      </w:r>
-      <w:r>
-        <w:rPr>
-          <w:rFonts w:cs="Times New Roman"/>
-          <w:vertAlign w:val="superscript"/>
-        </w:rPr>
-        <w:fldChar w:fldCharType="separate"/>
-      </w:r>
-      <w:r>
-        <w:rPr>
-          <w:rFonts w:cs="Times New Roman"/>
-          <w:vertAlign w:val="superscript"/>
-        </w:rPr>
-        <w:t>[33]</w:t>
-      </w:r>
-      <w:r>
-        <w:rPr>
-          <w:rFonts w:cs="Times New Roman"/>
-          <w:vertAlign w:val="superscript"/>
-        </w:rPr>
-        <w:fldChar w:fldCharType="end"/>
-      </w:r>
-      <w:r>
-        <w:rPr>
-          <w:rFonts w:cs="Times New Roman" w:hint="eastAsia"/>
-        </w:rPr>
-        <w:t>。</w:t>
-      </w:r>
-    </w:p>
-    <w:p>
-      <w:pPr>
-        <w:spacing w:line="360" w:lineRule="auto"/>
-        <w:ind w:firstLine="420"/>
+          <w:rFonts w:ascii="Times New Roman" w:eastAsia="宋体" w:hAnsi="Times New Roman" w:cs="Times New Roman"/>
+          <w:b/>
+          <w:sz w:val="24"/>
+          <w:szCs w:val="24"/>
+        </w:rPr>
+      </w:pPr>
+      <w:r>
+        <w:rPr>
+          <w:rFonts w:ascii="Times New Roman" w:eastAsia="宋体" w:hAnsi="Times New Roman" w:cs="Times New Roman"/>
+          <w:b/>
+          <w:sz w:val="24"/>
+          <w:szCs w:val="24"/>
+        </w:rPr>
+        <w:t>（</w:t>
+      </w:r>
+      <w:r>
         <w:rPr>
           <w:rFonts w:ascii="Times New Roman" w:eastAsia="宋体" w:hAnsi="Times New Roman" w:cs="Times New Roman" w:hint="eastAsia"/>
           <w:b/>
           <w:sz w:val="24"/>
           <w:szCs w:val="24"/>
         </w:rPr>
-      </w:pPr>
-      <w:r>
-        <w:rPr>
-          <w:rFonts w:cs="Times New Roman"/>
-        </w:rPr>
-        <w:t>在此基础上，研究者们不断对采样方法进行改进，以提升路径质量和算法的收敛效率。</w:t>
-      </w:r>
-      <w:r>
-        <w:rPr>
-          <w:rFonts w:cs="Times New Roman" w:hint="eastAsia"/>
-        </w:rPr>
-        <w:t>2011年，美国麻省理工学院研究团队基于RRT算法进行改进提出RRT*算法，引入了近邻搜索和重连机制，使算法具有渐进最优性</w:t>
-      </w:r>
-      <w:r>
-        <w:rPr>
-          <w:rFonts w:cs="Times New Roman"/>
-          <w:vertAlign w:val="superscript"/>
-        </w:rPr>
-        <w:fldChar w:fldCharType="begin"/>
-      </w:r>
-      <w:r>
-        <w:rPr>
-          <w:rFonts w:cs="Times New Roman"/>
-          <w:vertAlign w:val="superscript"/>
-        </w:rPr>
-        <w:instrText xml:space="preserve"> </w:instrText>
-      </w:r>
-      <w:r>
-        <w:rPr>
-          <w:rFonts w:cs="Times New Roman" w:hint="eastAsia"/>
-          <w:vertAlign w:val="superscript"/>
-        </w:rPr>
-        <w:instrText>REF _Ref207705405 \r \h</w:instrText>
-      </w:r>
-      <w:r>
-        <w:rPr>
-          <w:rFonts w:cs="Times New Roman"/>
-          <w:vertAlign w:val="superscript"/>
-        </w:rPr>
-        <w:instrText xml:space="preserve"> </w:instrText>
-      </w:r>
-      <w:r>
-        <w:rPr>
-          <w:rFonts w:cs="Times New Roman"/>
-          <w:vertAlign w:val="superscript"/>
-        </w:rPr>
-        <w:instrText xml:space="preserve"> \* MERGEFORMAT </w:instrText>
-      </w:r>
-      <w:r>
-        <w:rPr>
-          <w:rFonts w:cs="Times New Roman"/>
-          <w:vertAlign w:val="superscript"/>
-        </w:rPr>
-      </w:r>
-      <w:r>
-        <w:rPr>
-          <w:rFonts w:cs="Times New Roman"/>
-          <w:vertAlign w:val="superscript"/>
-        </w:rPr>
-        <w:fldChar w:fldCharType="separate"/>
-      </w:r>
-      <w:r>
-        <w:rPr>
-          <w:rFonts w:cs="Times New Roman"/>
-          <w:vertAlign w:val="superscript"/>
-        </w:rPr>
-        <w:t>[34]</w:t>
-      </w:r>
-      <w:r>
-        <w:rPr>
-          <w:rFonts w:cs="Times New Roman"/>
-          <w:vertAlign w:val="superscript"/>
-        </w:rPr>
-        <w:fldChar w:fldCharType="end"/>
-      </w:r>
-      <w:r>
-        <w:rPr>
-          <w:rFonts w:cs="Times New Roman" w:hint="eastAsia"/>
-        </w:rPr>
-        <w:t>。</w:t>
-      </w:r>
-    </w:p>
-    <w:p>
-      <w:pPr>
-        <w:spacing w:line="360" w:lineRule="auto"/>
+        <w:t>2</w:t>
+      </w:r>
+      <w:r>
+        <w:rPr>
+          <w:rFonts w:ascii="Times New Roman" w:eastAsia="宋体" w:hAnsi="Times New Roman" w:cs="Times New Roman"/>
+          <w:b/>
+          <w:sz w:val="24"/>
+          <w:szCs w:val="24"/>
+        </w:rPr>
+        <w:t>）国</w:t>
+      </w:r>
+      <w:r>
         <w:rPr>
           <w:rFonts w:ascii="Times New Roman" w:eastAsia="宋体" w:hAnsi="Times New Roman" w:cs="Times New Roman" w:hint="eastAsia"/>
           <w:b/>
           <w:sz w:val="24"/>
           <w:szCs w:val="24"/>
         </w:rPr>
-      </w:pPr>
+        <w:t>内</w:t>
+      </w:r>
+      <w:r>
+        <w:rPr>
+          <w:rFonts w:ascii="Times New Roman" w:eastAsia="宋体" w:hAnsi="Times New Roman" w:cs="Times New Roman"/>
+          <w:b/>
+          <w:sz w:val="24"/>
+          <w:szCs w:val="24"/>
+        </w:rPr>
+        <w:t>研究现状</w:t>
+      </w:r>
     </w:p>
     <w:p>
       <w:pPr>
@@ -4728,69 +6325,12 @@
           <w:szCs w:val="24"/>
         </w:rPr>
       </w:pPr>
-      <w:r>
-        <w:rPr>
-          <w:rFonts w:ascii="Times New Roman" w:eastAsia="宋体" w:hAnsi="Times New Roman" w:cs="Times New Roman"/>
-          <w:b/>
-          <w:sz w:val="24"/>
-          <w:szCs w:val="24"/>
-        </w:rPr>
-        <w:t>（</w:t>
-      </w:r>
-      <w:r>
-        <w:rPr>
-          <w:rFonts w:ascii="Times New Roman" w:eastAsia="宋体" w:hAnsi="Times New Roman" w:cs="Times New Roman" w:hint="eastAsia"/>
-          <w:b/>
-          <w:sz w:val="24"/>
-          <w:szCs w:val="24"/>
-        </w:rPr>
-        <w:t>2</w:t>
-      </w:r>
-      <w:r>
-        <w:rPr>
-          <w:rFonts w:ascii="Times New Roman" w:eastAsia="宋体" w:hAnsi="Times New Roman" w:cs="Times New Roman"/>
-          <w:b/>
-          <w:sz w:val="24"/>
-          <w:szCs w:val="24"/>
-        </w:rPr>
-        <w:t>）国</w:t>
-      </w:r>
-      <w:r>
-        <w:rPr>
-          <w:rFonts w:ascii="Times New Roman" w:eastAsia="宋体" w:hAnsi="Times New Roman" w:cs="Times New Roman" w:hint="eastAsia"/>
-          <w:b/>
-          <w:sz w:val="24"/>
-          <w:szCs w:val="24"/>
-        </w:rPr>
-        <w:t>内</w:t>
-      </w:r>
-      <w:r>
-        <w:rPr>
-          <w:rFonts w:ascii="Times New Roman" w:eastAsia="宋体" w:hAnsi="Times New Roman" w:cs="Times New Roman"/>
-          <w:b/>
-          <w:sz w:val="24"/>
-          <w:szCs w:val="24"/>
-        </w:rPr>
-        <w:t>研究现状</w:t>
-      </w:r>
     </w:p>
     <w:p>
       <w:pPr>
         <w:spacing w:line="360" w:lineRule="auto"/>
-        <w:ind w:firstLine="480"/>
-        <w:rPr>
-          <w:rFonts w:ascii="Times New Roman" w:eastAsia="宋体" w:hAnsi="Times New Roman" w:cs="Times New Roman"/>
-          <w:b/>
-          <w:sz w:val="24"/>
-          <w:szCs w:val="24"/>
-        </w:rPr>
-      </w:pPr>
-    </w:p>
-    <w:p>
-      <w:pPr>
-        <w:spacing w:line="360" w:lineRule="auto"/>
-        <w:rPr>
-          <w:rFonts w:ascii="Times New Roman" w:eastAsia="宋体" w:hAnsi="Times New Roman" w:cs="Times New Roman" w:hint="eastAsia"/>
+        <w:rPr>
+          <w:rFonts w:ascii="Times New Roman" w:eastAsia="宋体" w:hAnsi="Times New Roman" w:cs="Times New Roman"/>
           <w:b/>
           <w:sz w:val="24"/>
           <w:szCs w:val="24"/>
@@ -4816,14 +6356,14 @@
         </w:numPr>
         <w:spacing w:beforeLines="10" w:before="31" w:beforeAutospacing="0" w:after="0" w:afterAutospacing="0" w:line="420" w:lineRule="atLeast"/>
         <w:rPr>
-          <w:rFonts w:ascii="Times New Roman" w:eastAsia="黑体" w:hAnsi="Times New Roman" w:cs="Times New Roman" w:hint="eastAsia"/>
+          <w:rFonts w:ascii="Times New Roman" w:eastAsia="黑体" w:hAnsi="Times New Roman" w:cs="Times New Roman"/>
           <w:b w:val="0"/>
           <w:bCs w:val="0"/>
           <w:sz w:val="32"/>
           <w:szCs w:val="32"/>
         </w:rPr>
       </w:pPr>
-      <w:bookmarkStart w:id="12" w:name="_Toc223287190"/>
+      <w:bookmarkStart w:id="13" w:name="_Toc223287190"/>
       <w:r>
         <w:rPr>
           <w:rFonts w:ascii="Times New Roman" w:eastAsia="黑体" w:hAnsi="Times New Roman" w:cs="Times New Roman"/>
@@ -4999,7 +6539,7 @@
         </w:rPr>
         <w:fldChar w:fldCharType="end"/>
       </w:r>
-      <w:bookmarkEnd w:id="12"/>
+      <w:bookmarkEnd w:id="13"/>
     </w:p>
     <w:p>
       <w:pPr>
@@ -5010,486 +6550,559 @@
         </w:numPr>
         <w:spacing w:beforeLines="30" w:before="93" w:afterLines="20" w:after="62" w:line="420" w:lineRule="atLeast"/>
         <w:rPr>
+          <w:rFonts w:ascii="Times New Roman" w:eastAsia="黑体" w:hAnsi="Times New Roman" w:cs="Times New Roman"/>
+          <w:bCs w:val="0"/>
+          <w:sz w:val="24"/>
+          <w:szCs w:val="24"/>
+        </w:rPr>
+      </w:pPr>
+      <w:bookmarkStart w:id="14" w:name="_Toc223287191"/>
+      <w:r>
+        <w:rPr>
+          <w:rFonts w:ascii="Times New Roman" w:eastAsia="黑体" w:hAnsi="Times New Roman" w:cs="Times New Roman"/>
+          <w:bCs w:val="0"/>
+          <w:sz w:val="24"/>
+          <w:szCs w:val="24"/>
+        </w:rPr>
+        <w:t>研究目标</w:t>
+      </w:r>
+      <w:bookmarkEnd w:id="14"/>
+    </w:p>
+    <w:p>
+      <w:pPr>
+        <w:spacing w:line="360" w:lineRule="auto"/>
+        <w:ind w:firstLine="480"/>
+        <w:rPr>
+          <w:rFonts w:ascii="Times New Roman" w:eastAsia="宋体" w:hAnsi="Times New Roman" w:cs="Times New Roman"/>
+          <w:color w:val="000000"/>
+          <w:sz w:val="24"/>
+          <w:szCs w:val="24"/>
+        </w:rPr>
+      </w:pPr>
+      <w:r>
+        <w:rPr>
+          <w:rFonts w:ascii="Times New Roman" w:eastAsia="宋体" w:hAnsi="Times New Roman" w:cs="Times New Roman" w:hint="eastAsia"/>
+          <w:color w:val="000000"/>
+          <w:sz w:val="24"/>
+          <w:szCs w:val="24"/>
+        </w:rPr>
+        <w:t>针对</w:t>
+      </w:r>
+      <w:r>
+        <w:rPr>
+          <w:rFonts w:ascii="Times New Roman" w:eastAsia="宋体" w:hAnsi="Times New Roman" w:cs="Times New Roman" w:hint="eastAsia"/>
+          <w:color w:val="000000"/>
+          <w:sz w:val="24"/>
+          <w:szCs w:val="24"/>
+        </w:rPr>
+        <w:t>非结构化</w:t>
+      </w:r>
+      <w:r>
+        <w:rPr>
+          <w:rFonts w:ascii="Times New Roman" w:eastAsia="宋体" w:hAnsi="Times New Roman" w:cs="Times New Roman" w:hint="eastAsia"/>
+          <w:color w:val="000000"/>
+          <w:sz w:val="24"/>
+          <w:szCs w:val="24"/>
+        </w:rPr>
+        <w:t>环境下无人机</w:t>
+      </w:r>
+      <w:proofErr w:type="gramStart"/>
+      <w:r>
+        <w:rPr>
+          <w:rFonts w:ascii="Times New Roman" w:eastAsia="宋体" w:hAnsi="Times New Roman" w:cs="Times New Roman" w:hint="eastAsia"/>
+          <w:color w:val="000000"/>
+          <w:sz w:val="24"/>
+          <w:szCs w:val="24"/>
+        </w:rPr>
+        <w:t>低空</w:t>
+      </w:r>
+      <w:r>
+        <w:rPr>
+          <w:rFonts w:ascii="Times New Roman" w:eastAsia="宋体" w:hAnsi="Times New Roman" w:cs="Times New Roman" w:hint="eastAsia"/>
+          <w:color w:val="000000"/>
+          <w:sz w:val="24"/>
+          <w:szCs w:val="24"/>
+        </w:rPr>
+        <w:t>仿地飞行</w:t>
+      </w:r>
+      <w:proofErr w:type="gramEnd"/>
+      <w:r>
+        <w:rPr>
+          <w:rFonts w:ascii="Times New Roman" w:eastAsia="宋体" w:hAnsi="Times New Roman" w:cs="Times New Roman" w:hint="eastAsia"/>
+          <w:color w:val="000000"/>
+          <w:sz w:val="24"/>
+          <w:szCs w:val="24"/>
+        </w:rPr>
+        <w:t>中存在的</w:t>
+      </w:r>
+      <w:r>
+        <w:rPr>
+          <w:rFonts w:ascii="Times New Roman" w:eastAsia="宋体" w:hAnsi="Times New Roman" w:cs="Times New Roman" w:hint="eastAsia"/>
+          <w:color w:val="000000"/>
+          <w:sz w:val="24"/>
+          <w:szCs w:val="24"/>
+        </w:rPr>
+        <w:t xml:space="preserve">   </w:t>
+      </w:r>
+      <w:r>
+        <w:rPr>
+          <w:rFonts w:ascii="Times New Roman" w:eastAsia="宋体" w:hAnsi="Times New Roman" w:cs="Times New Roman" w:hint="eastAsia"/>
+          <w:color w:val="000000"/>
+          <w:sz w:val="24"/>
+          <w:szCs w:val="24"/>
+        </w:rPr>
+        <w:t>等难题，开展</w:t>
+      </w:r>
+      <w:r>
+        <w:rPr>
+          <w:rFonts w:ascii="Times New Roman" w:eastAsia="宋体" w:hAnsi="Times New Roman" w:cs="Times New Roman" w:hint="eastAsia"/>
+          <w:color w:val="000000"/>
+          <w:sz w:val="24"/>
+          <w:szCs w:val="24"/>
+        </w:rPr>
+        <w:t xml:space="preserve">     </w:t>
+      </w:r>
+      <w:r>
+        <w:rPr>
+          <w:rFonts w:ascii="Times New Roman" w:eastAsia="宋体" w:hAnsi="Times New Roman" w:cs="Times New Roman" w:hint="eastAsia"/>
+          <w:color w:val="000000"/>
+          <w:sz w:val="24"/>
+          <w:szCs w:val="24"/>
+        </w:rPr>
+        <w:t>方法研究，攻克</w:t>
+      </w:r>
+      <w:r>
+        <w:rPr>
+          <w:rFonts w:ascii="Times New Roman" w:eastAsia="宋体" w:hAnsi="Times New Roman" w:cs="Times New Roman" w:hint="eastAsia"/>
+          <w:color w:val="000000"/>
+          <w:sz w:val="24"/>
+          <w:szCs w:val="24"/>
+        </w:rPr>
+        <w:t xml:space="preserve">      </w:t>
+      </w:r>
+      <w:r>
+        <w:rPr>
+          <w:rFonts w:ascii="Times New Roman" w:eastAsia="宋体" w:hAnsi="Times New Roman" w:cs="Times New Roman" w:hint="eastAsia"/>
+          <w:color w:val="000000"/>
+          <w:sz w:val="24"/>
+          <w:szCs w:val="24"/>
+        </w:rPr>
+        <w:t>条件下的</w:t>
+      </w:r>
+      <w:r>
+        <w:rPr>
+          <w:rFonts w:ascii="Times New Roman" w:eastAsia="宋体" w:hAnsi="Times New Roman" w:cs="Times New Roman" w:hint="eastAsia"/>
+          <w:color w:val="000000"/>
+          <w:sz w:val="24"/>
+          <w:szCs w:val="24"/>
+        </w:rPr>
+        <w:t xml:space="preserve">   </w:t>
+      </w:r>
+      <w:r>
+        <w:rPr>
+          <w:rFonts w:ascii="Times New Roman" w:eastAsia="宋体" w:hAnsi="Times New Roman" w:cs="Times New Roman" w:hint="eastAsia"/>
+          <w:color w:val="000000"/>
+          <w:sz w:val="24"/>
+          <w:szCs w:val="24"/>
+        </w:rPr>
+        <w:t>等难题，实现高安全性无人机路径规划。具体研究目标如下：</w:t>
+      </w:r>
+    </w:p>
+    <w:p>
+      <w:pPr>
+        <w:spacing w:line="360" w:lineRule="auto"/>
+        <w:ind w:firstLine="480"/>
+        <w:rPr>
+          <w:rFonts w:ascii="Times New Roman" w:eastAsia="宋体" w:hAnsi="Times New Roman" w:cs="Times New Roman"/>
+          <w:color w:val="000000"/>
+          <w:sz w:val="24"/>
+          <w:szCs w:val="24"/>
+        </w:rPr>
+      </w:pPr>
+      <w:r>
+        <w:rPr>
+          <w:rFonts w:ascii="Times New Roman" w:eastAsia="宋体" w:hAnsi="Times New Roman" w:cs="Times New Roman" w:hint="eastAsia"/>
+          <w:color w:val="000000"/>
+          <w:sz w:val="24"/>
+          <w:szCs w:val="24"/>
+        </w:rPr>
+        <w:t>（</w:t>
+      </w:r>
+      <w:r>
+        <w:rPr>
+          <w:rFonts w:ascii="Times New Roman" w:eastAsia="宋体" w:hAnsi="Times New Roman" w:cs="Times New Roman" w:hint="eastAsia"/>
+          <w:color w:val="000000"/>
+          <w:sz w:val="24"/>
+          <w:szCs w:val="24"/>
+        </w:rPr>
+        <w:t>1</w:t>
+      </w:r>
+      <w:r>
+        <w:rPr>
+          <w:rFonts w:ascii="Times New Roman" w:eastAsia="宋体" w:hAnsi="Times New Roman" w:cs="Times New Roman" w:hint="eastAsia"/>
+          <w:color w:val="000000"/>
+          <w:sz w:val="24"/>
+          <w:szCs w:val="24"/>
+        </w:rPr>
+        <w:t>）</w:t>
+      </w:r>
+    </w:p>
+    <w:p>
+      <w:pPr>
+        <w:spacing w:line="360" w:lineRule="auto"/>
+        <w:ind w:firstLine="480"/>
+        <w:rPr>
+          <w:rFonts w:ascii="Times New Roman" w:eastAsia="宋体" w:hAnsi="Times New Roman" w:cs="Times New Roman"/>
+          <w:color w:val="000000"/>
+          <w:sz w:val="24"/>
+          <w:szCs w:val="24"/>
+        </w:rPr>
+      </w:pPr>
+      <w:r>
+        <w:rPr>
+          <w:rFonts w:ascii="Times New Roman" w:eastAsia="宋体" w:hAnsi="Times New Roman" w:cs="Times New Roman" w:hint="eastAsia"/>
+          <w:color w:val="000000"/>
+          <w:sz w:val="24"/>
+          <w:szCs w:val="24"/>
+        </w:rPr>
+        <w:t>针对外界环境影响下无人机飞行位置约束机理不明的难题，建立风力等外界扰动作用下的无人机飞行位置误差模型，开展不同风力扰动和飞行速度下的无人机飞行位置误差仿真实验，系统分析飞行速度、风向风速等因素对位置误差的影响机理，建立包含飞行平台、载荷平台和地图数据等误差因素的无人机位置约束模型，为高安全性无人机三维航迹规划提供理论约束。</w:t>
+      </w:r>
+    </w:p>
+    <w:p>
+      <w:pPr>
+        <w:spacing w:line="360" w:lineRule="auto"/>
+        <w:ind w:firstLine="480"/>
+        <w:rPr>
+          <w:rFonts w:ascii="Times New Roman" w:eastAsia="宋体" w:hAnsi="Times New Roman" w:cs="Times New Roman"/>
+          <w:color w:val="000000"/>
+          <w:sz w:val="24"/>
+          <w:szCs w:val="24"/>
+        </w:rPr>
+      </w:pPr>
+      <w:r>
+        <w:rPr>
+          <w:rFonts w:ascii="Times New Roman" w:eastAsia="宋体" w:hAnsi="Times New Roman" w:cs="Times New Roman" w:hint="eastAsia"/>
+          <w:color w:val="000000"/>
+          <w:sz w:val="24"/>
+          <w:szCs w:val="24"/>
+        </w:rPr>
+        <w:t>（</w:t>
+      </w:r>
+      <w:r>
+        <w:rPr>
+          <w:rFonts w:ascii="Times New Roman" w:eastAsia="宋体" w:hAnsi="Times New Roman" w:cs="Times New Roman" w:hint="eastAsia"/>
+          <w:color w:val="000000"/>
+          <w:sz w:val="24"/>
+          <w:szCs w:val="24"/>
+        </w:rPr>
+        <w:t>2</w:t>
+      </w:r>
+      <w:r>
+        <w:rPr>
+          <w:rFonts w:ascii="Times New Roman" w:eastAsia="宋体" w:hAnsi="Times New Roman" w:cs="Times New Roman" w:hint="eastAsia"/>
+          <w:color w:val="000000"/>
+          <w:sz w:val="24"/>
+          <w:szCs w:val="24"/>
+        </w:rPr>
+        <w:t>）针对无人机三维路径规划中安全性不足的难题，研究基于位置约束模型的无人机安全路径规划方法，突破基于高精度数字表面模型的</w:t>
+      </w:r>
+      <w:proofErr w:type="gramStart"/>
+      <w:r>
+        <w:rPr>
+          <w:rFonts w:ascii="Times New Roman" w:eastAsia="宋体" w:hAnsi="Times New Roman" w:cs="Times New Roman" w:hint="eastAsia"/>
+          <w:color w:val="000000"/>
+          <w:sz w:val="24"/>
+          <w:szCs w:val="24"/>
+        </w:rPr>
+        <w:t>八叉树环境地图</w:t>
+      </w:r>
+      <w:proofErr w:type="gramEnd"/>
+      <w:r>
+        <w:rPr>
+          <w:rFonts w:ascii="Times New Roman" w:eastAsia="宋体" w:hAnsi="Times New Roman" w:cs="Times New Roman" w:hint="eastAsia"/>
+          <w:color w:val="000000"/>
+          <w:sz w:val="24"/>
+          <w:szCs w:val="24"/>
+        </w:rPr>
+        <w:t>构建、高安全性无人机三维路径规划等技术，开展不同环境条件和位置约束下的路径规划仿真实验，在可允许飞行条件下（风力</w:t>
+      </w:r>
+      <w:r>
+        <w:rPr>
+          <w:rFonts w:ascii="Times New Roman" w:eastAsia="宋体" w:hAnsi="Times New Roman" w:cs="Times New Roman" w:hint="eastAsia"/>
+          <w:color w:val="000000"/>
+          <w:sz w:val="24"/>
+          <w:szCs w:val="24"/>
+        </w:rPr>
+        <w:t>6</w:t>
+      </w:r>
+      <w:r>
+        <w:rPr>
+          <w:rFonts w:ascii="Times New Roman" w:eastAsia="宋体" w:hAnsi="Times New Roman" w:cs="Times New Roman" w:hint="eastAsia"/>
+          <w:color w:val="000000"/>
+          <w:sz w:val="24"/>
+          <w:szCs w:val="24"/>
+        </w:rPr>
+        <w:t>级以内、飞行速度小于</w:t>
+      </w:r>
+      <w:r>
+        <w:rPr>
+          <w:rFonts w:ascii="Times New Roman" w:eastAsia="宋体" w:hAnsi="Times New Roman" w:cs="Times New Roman" w:hint="eastAsia"/>
+          <w:color w:val="000000"/>
+          <w:sz w:val="24"/>
+          <w:szCs w:val="24"/>
+        </w:rPr>
+        <w:t>10m/s</w:t>
+      </w:r>
+      <w:r>
+        <w:rPr>
+          <w:rFonts w:ascii="Times New Roman" w:eastAsia="宋体" w:hAnsi="Times New Roman" w:cs="Times New Roman" w:hint="eastAsia"/>
+          <w:color w:val="000000"/>
+          <w:sz w:val="24"/>
+          <w:szCs w:val="24"/>
+        </w:rPr>
+        <w:t>），实现防撞距离大于</w:t>
+      </w:r>
+      <w:r>
+        <w:rPr>
+          <w:rFonts w:ascii="Times New Roman" w:eastAsia="宋体" w:hAnsi="Times New Roman" w:cs="Times New Roman" w:hint="eastAsia"/>
+          <w:color w:val="000000"/>
+          <w:sz w:val="24"/>
+          <w:szCs w:val="24"/>
+        </w:rPr>
+        <w:t>10m</w:t>
+      </w:r>
+      <w:r>
+        <w:rPr>
+          <w:rFonts w:ascii="Times New Roman" w:eastAsia="宋体" w:hAnsi="Times New Roman" w:cs="Times New Roman" w:hint="eastAsia"/>
+          <w:color w:val="000000"/>
+          <w:sz w:val="24"/>
+          <w:szCs w:val="24"/>
+        </w:rPr>
+        <w:t>的无人机高安全路径规划，为后续轨迹规划提供初始路径和控制点。</w:t>
+      </w:r>
+    </w:p>
+    <w:p>
+      <w:pPr>
+        <w:spacing w:line="360" w:lineRule="auto"/>
+        <w:ind w:firstLine="480"/>
+        <w:rPr>
+          <w:rFonts w:ascii="Times New Roman" w:eastAsia="宋体" w:hAnsi="Times New Roman" w:cs="Times New Roman"/>
+          <w:color w:val="000000"/>
+          <w:sz w:val="24"/>
+          <w:szCs w:val="24"/>
+        </w:rPr>
+      </w:pPr>
+      <w:r>
+        <w:rPr>
+          <w:rFonts w:ascii="Times New Roman" w:eastAsia="宋体" w:hAnsi="Times New Roman" w:cs="Times New Roman" w:hint="eastAsia"/>
+          <w:color w:val="000000"/>
+          <w:sz w:val="24"/>
+          <w:szCs w:val="24"/>
+        </w:rPr>
+        <w:t>（</w:t>
+      </w:r>
+      <w:r>
+        <w:rPr>
+          <w:rFonts w:ascii="Times New Roman" w:eastAsia="宋体" w:hAnsi="Times New Roman" w:cs="Times New Roman" w:hint="eastAsia"/>
+          <w:color w:val="000000"/>
+          <w:sz w:val="24"/>
+          <w:szCs w:val="24"/>
+        </w:rPr>
+        <w:t>3</w:t>
+      </w:r>
+      <w:r>
+        <w:rPr>
+          <w:rFonts w:ascii="Times New Roman" w:eastAsia="宋体" w:hAnsi="Times New Roman" w:cs="Times New Roman" w:hint="eastAsia"/>
+          <w:color w:val="000000"/>
+          <w:sz w:val="24"/>
+          <w:szCs w:val="24"/>
+        </w:rPr>
+        <w:t>）针对路径规划得到的路径点稀疏、轨迹连续性不足的难题，基于无人机控制模型的动力学约束条件，研究多约束条件下无人机三维规划规划方法，攻克</w:t>
+      </w:r>
+      <w:proofErr w:type="gramStart"/>
+      <w:r>
+        <w:rPr>
+          <w:rFonts w:ascii="Times New Roman" w:eastAsia="宋体" w:hAnsi="Times New Roman" w:cs="Times New Roman" w:hint="eastAsia"/>
+          <w:color w:val="000000"/>
+          <w:sz w:val="24"/>
+          <w:szCs w:val="24"/>
+        </w:rPr>
+        <w:t>凸</w:t>
+      </w:r>
+      <w:proofErr w:type="gramEnd"/>
+      <w:r>
+        <w:rPr>
+          <w:rFonts w:ascii="Times New Roman" w:eastAsia="宋体" w:hAnsi="Times New Roman" w:cs="Times New Roman" w:hint="eastAsia"/>
+          <w:color w:val="000000"/>
+          <w:sz w:val="24"/>
+          <w:szCs w:val="24"/>
+        </w:rPr>
+        <w:t>簇膨胀安全飞行走廊生成、</w:t>
+      </w:r>
+      <w:r>
+        <w:rPr>
+          <w:rFonts w:ascii="Times New Roman" w:eastAsia="宋体" w:hAnsi="Times New Roman" w:cs="Times New Roman" w:hint="eastAsia"/>
+          <w:color w:val="000000"/>
+          <w:sz w:val="24"/>
+          <w:szCs w:val="24"/>
+        </w:rPr>
+        <w:t>B</w:t>
+      </w:r>
+      <w:r>
+        <w:rPr>
+          <w:rFonts w:ascii="Times New Roman" w:eastAsia="宋体" w:hAnsi="Times New Roman" w:cs="Times New Roman" w:hint="eastAsia"/>
+          <w:color w:val="000000"/>
+          <w:sz w:val="24"/>
+          <w:szCs w:val="24"/>
+        </w:rPr>
+        <w:t>样条时空联合轨迹优化等技术，实现空间安全性与动态可行性协调统一的平滑三维轨迹规划，为探地无人机飞行提供连续轨迹输入。</w:t>
+      </w:r>
+    </w:p>
+    <w:p>
+      <w:pPr>
+        <w:spacing w:line="360" w:lineRule="auto"/>
+        <w:ind w:firstLine="480"/>
+        <w:rPr>
+          <w:rFonts w:ascii="Times New Roman" w:eastAsia="宋体" w:hAnsi="Times New Roman" w:cs="Times New Roman"/>
+          <w:color w:val="000000"/>
+          <w:sz w:val="24"/>
+          <w:szCs w:val="24"/>
+        </w:rPr>
+      </w:pPr>
+      <w:r>
+        <w:rPr>
+          <w:rFonts w:ascii="Times New Roman" w:eastAsia="宋体" w:hAnsi="Times New Roman" w:cs="Times New Roman" w:hint="eastAsia"/>
+          <w:color w:val="000000"/>
+          <w:sz w:val="24"/>
+          <w:szCs w:val="24"/>
+        </w:rPr>
+        <w:t>（</w:t>
+      </w:r>
+      <w:r>
+        <w:rPr>
+          <w:rFonts w:ascii="Times New Roman" w:eastAsia="宋体" w:hAnsi="Times New Roman" w:cs="Times New Roman" w:hint="eastAsia"/>
+          <w:color w:val="000000"/>
+          <w:sz w:val="24"/>
+          <w:szCs w:val="24"/>
+        </w:rPr>
+        <w:t>4</w:t>
+      </w:r>
+      <w:r>
+        <w:rPr>
+          <w:rFonts w:ascii="Times New Roman" w:eastAsia="宋体" w:hAnsi="Times New Roman" w:cs="Times New Roman" w:hint="eastAsia"/>
+          <w:color w:val="000000"/>
+          <w:sz w:val="24"/>
+          <w:szCs w:val="24"/>
+        </w:rPr>
+        <w:t>）针对复杂环境探地无人机低空飞行需求，搭建无人机飞行仿真平台和复杂环境半物理实验平台，开展多种地形环境下的探地无人机低空三维航迹规划仿真实验</w:t>
+      </w:r>
+      <w:proofErr w:type="gramStart"/>
+      <w:r>
+        <w:rPr>
+          <w:rFonts w:ascii="Times New Roman" w:eastAsia="宋体" w:hAnsi="Times New Roman" w:cs="Times New Roman" w:hint="eastAsia"/>
+          <w:color w:val="000000"/>
+          <w:sz w:val="24"/>
+          <w:szCs w:val="24"/>
+        </w:rPr>
+        <w:t>与实飞测试</w:t>
+      </w:r>
+      <w:proofErr w:type="gramEnd"/>
+      <w:r>
+        <w:rPr>
+          <w:rFonts w:ascii="Times New Roman" w:eastAsia="宋体" w:hAnsi="Times New Roman" w:cs="Times New Roman" w:hint="eastAsia"/>
+          <w:color w:val="000000"/>
+          <w:sz w:val="24"/>
+          <w:szCs w:val="24"/>
+        </w:rPr>
+        <w:t>，验证所提方法对地形变化的适应能力与飞行安全性，实现探地无人机复杂环境下的航迹规划的完备性和鲁棒性闭环验证。</w:t>
+      </w:r>
+    </w:p>
+    <w:p/>
+    <w:p/>
+    <w:p>
+      <w:pPr>
+        <w:pStyle w:val="2"/>
+        <w:spacing w:beforeLines="30" w:before="93" w:afterLines="20" w:after="62" w:line="420" w:lineRule="atLeast"/>
+        <w:rPr>
+          <w:rFonts w:ascii="Times New Roman" w:eastAsia="黑体" w:hAnsi="Times New Roman" w:cs="Times New Roman"/>
+          <w:bCs w:val="0"/>
+          <w:sz w:val="24"/>
+          <w:szCs w:val="24"/>
+        </w:rPr>
+      </w:pPr>
+      <w:bookmarkStart w:id="15" w:name="_Toc223287192"/>
+      <w:r>
+        <w:rPr>
+          <w:rFonts w:ascii="Times New Roman" w:eastAsia="黑体" w:hAnsi="Times New Roman" w:cs="Times New Roman"/>
+          <w:bCs w:val="0"/>
+          <w:sz w:val="24"/>
+          <w:szCs w:val="24"/>
+        </w:rPr>
+        <w:lastRenderedPageBreak/>
+        <w:t>2.</w:t>
+      </w:r>
+      <w:r>
+        <w:rPr>
           <w:rFonts w:ascii="Times New Roman" w:eastAsia="黑体" w:hAnsi="Times New Roman" w:cs="Times New Roman" w:hint="eastAsia"/>
           <w:bCs w:val="0"/>
           <w:sz w:val="24"/>
           <w:szCs w:val="24"/>
         </w:rPr>
-      </w:pPr>
-      <w:bookmarkStart w:id="13" w:name="_Toc223287191"/>
-      <w:r>
+        <w:t xml:space="preserve">2 </w:t>
+      </w:r>
+      <w:r>
+        <w:rPr>
+          <w:rFonts w:ascii="Times New Roman" w:eastAsia="黑体" w:hAnsi="Times New Roman" w:cs="Times New Roman" w:hint="eastAsia"/>
+          <w:bCs w:val="0"/>
+          <w:sz w:val="24"/>
+          <w:szCs w:val="24"/>
+        </w:rPr>
+        <w:t>研究内容</w:t>
+      </w:r>
+      <w:bookmarkEnd w:id="15"/>
+    </w:p>
+    <w:p/>
+    <w:p/>
+    <w:p>
+      <w:pPr>
+        <w:pStyle w:val="2"/>
+        <w:spacing w:beforeLines="30" w:before="93" w:afterLines="20" w:after="62" w:line="420" w:lineRule="atLeast"/>
         <w:rPr>
           <w:rFonts w:ascii="Times New Roman" w:eastAsia="黑体" w:hAnsi="Times New Roman" w:cs="Times New Roman"/>
           <w:bCs w:val="0"/>
           <w:sz w:val="24"/>
           <w:szCs w:val="24"/>
         </w:rPr>
-        <w:t>研究目标</w:t>
-      </w:r>
-      <w:bookmarkEnd w:id="13"/>
-    </w:p>
-    <w:p>
-      <w:pPr>
-        <w:spacing w:line="360" w:lineRule="auto"/>
-        <w:ind w:firstLine="480"/>
-        <w:rPr>
-          <w:rFonts w:ascii="Times New Roman" w:eastAsia="宋体" w:hAnsi="Times New Roman" w:cs="Times New Roman"/>
-          <w:color w:val="000000"/>
-          <w:sz w:val="24"/>
-          <w:szCs w:val="24"/>
-        </w:rPr>
-      </w:pPr>
-      <w:r>
-        <w:rPr>
-          <w:rFonts w:ascii="Times New Roman" w:eastAsia="宋体" w:hAnsi="Times New Roman" w:cs="Times New Roman" w:hint="eastAsia"/>
-          <w:color w:val="000000"/>
-          <w:sz w:val="24"/>
-          <w:szCs w:val="24"/>
-        </w:rPr>
-        <w:t>针对</w:t>
-      </w:r>
-      <w:r>
-        <w:rPr>
-          <w:rFonts w:ascii="Times New Roman" w:eastAsia="宋体" w:hAnsi="Times New Roman" w:cs="Times New Roman" w:hint="eastAsia"/>
-          <w:color w:val="000000"/>
-          <w:sz w:val="24"/>
-          <w:szCs w:val="24"/>
-        </w:rPr>
-        <w:t>非结构化</w:t>
-      </w:r>
-      <w:r>
-        <w:rPr>
-          <w:rFonts w:ascii="Times New Roman" w:eastAsia="宋体" w:hAnsi="Times New Roman" w:cs="Times New Roman" w:hint="eastAsia"/>
-          <w:color w:val="000000"/>
-          <w:sz w:val="24"/>
-          <w:szCs w:val="24"/>
-        </w:rPr>
-        <w:t>环境下无人机</w:t>
-      </w:r>
-      <w:proofErr w:type="gramStart"/>
-      <w:r>
-        <w:rPr>
-          <w:rFonts w:ascii="Times New Roman" w:eastAsia="宋体" w:hAnsi="Times New Roman" w:cs="Times New Roman" w:hint="eastAsia"/>
-          <w:color w:val="000000"/>
-          <w:sz w:val="24"/>
-          <w:szCs w:val="24"/>
-        </w:rPr>
-        <w:t>低空</w:t>
-      </w:r>
-      <w:r>
-        <w:rPr>
-          <w:rFonts w:ascii="Times New Roman" w:eastAsia="宋体" w:hAnsi="Times New Roman" w:cs="Times New Roman" w:hint="eastAsia"/>
-          <w:color w:val="000000"/>
-          <w:sz w:val="24"/>
-          <w:szCs w:val="24"/>
-        </w:rPr>
-        <w:t>仿地飞行</w:t>
-      </w:r>
-      <w:proofErr w:type="gramEnd"/>
-      <w:r>
-        <w:rPr>
-          <w:rFonts w:ascii="Times New Roman" w:eastAsia="宋体" w:hAnsi="Times New Roman" w:cs="Times New Roman" w:hint="eastAsia"/>
-          <w:color w:val="000000"/>
-          <w:sz w:val="24"/>
-          <w:szCs w:val="24"/>
-        </w:rPr>
-        <w:t>中存在的</w:t>
-      </w:r>
-      <w:r>
-        <w:rPr>
-          <w:rFonts w:ascii="Times New Roman" w:eastAsia="宋体" w:hAnsi="Times New Roman" w:cs="Times New Roman" w:hint="eastAsia"/>
-          <w:color w:val="000000"/>
-          <w:sz w:val="24"/>
-          <w:szCs w:val="24"/>
-        </w:rPr>
-        <w:t xml:space="preserve">   </w:t>
-      </w:r>
-      <w:r>
-        <w:rPr>
-          <w:rFonts w:ascii="Times New Roman" w:eastAsia="宋体" w:hAnsi="Times New Roman" w:cs="Times New Roman" w:hint="eastAsia"/>
-          <w:color w:val="000000"/>
-          <w:sz w:val="24"/>
-          <w:szCs w:val="24"/>
-        </w:rPr>
-        <w:t>等难题，开展</w:t>
-      </w:r>
-      <w:r>
-        <w:rPr>
-          <w:rFonts w:ascii="Times New Roman" w:eastAsia="宋体" w:hAnsi="Times New Roman" w:cs="Times New Roman" w:hint="eastAsia"/>
-          <w:color w:val="000000"/>
-          <w:sz w:val="24"/>
-          <w:szCs w:val="24"/>
-        </w:rPr>
-        <w:t xml:space="preserve">     </w:t>
-      </w:r>
-      <w:r>
-        <w:rPr>
-          <w:rFonts w:ascii="Times New Roman" w:eastAsia="宋体" w:hAnsi="Times New Roman" w:cs="Times New Roman" w:hint="eastAsia"/>
-          <w:color w:val="000000"/>
-          <w:sz w:val="24"/>
-          <w:szCs w:val="24"/>
-        </w:rPr>
-        <w:t>方法研究，攻克</w:t>
-      </w:r>
-      <w:r>
-        <w:rPr>
-          <w:rFonts w:ascii="Times New Roman" w:eastAsia="宋体" w:hAnsi="Times New Roman" w:cs="Times New Roman" w:hint="eastAsia"/>
-          <w:color w:val="000000"/>
-          <w:sz w:val="24"/>
-          <w:szCs w:val="24"/>
-        </w:rPr>
-        <w:t xml:space="preserve">      </w:t>
-      </w:r>
-      <w:r>
-        <w:rPr>
-          <w:rFonts w:ascii="Times New Roman" w:eastAsia="宋体" w:hAnsi="Times New Roman" w:cs="Times New Roman" w:hint="eastAsia"/>
-          <w:color w:val="000000"/>
-          <w:sz w:val="24"/>
-          <w:szCs w:val="24"/>
-        </w:rPr>
-        <w:t>条件下的</w:t>
-      </w:r>
-      <w:r>
-        <w:rPr>
-          <w:rFonts w:ascii="Times New Roman" w:eastAsia="宋体" w:hAnsi="Times New Roman" w:cs="Times New Roman" w:hint="eastAsia"/>
-          <w:color w:val="000000"/>
-          <w:sz w:val="24"/>
-          <w:szCs w:val="24"/>
-        </w:rPr>
-        <w:t xml:space="preserve">   </w:t>
-      </w:r>
-      <w:r>
-        <w:rPr>
-          <w:rFonts w:ascii="Times New Roman" w:eastAsia="宋体" w:hAnsi="Times New Roman" w:cs="Times New Roman" w:hint="eastAsia"/>
-          <w:color w:val="000000"/>
-          <w:sz w:val="24"/>
-          <w:szCs w:val="24"/>
-        </w:rPr>
-        <w:t>等难题，实现高安全性无人机路径规划。具体研究目标如下：</w:t>
-      </w:r>
-    </w:p>
-    <w:p>
-      <w:pPr>
-        <w:spacing w:line="360" w:lineRule="auto"/>
-        <w:ind w:firstLine="480"/>
-        <w:rPr>
-          <w:rFonts w:ascii="Times New Roman" w:eastAsia="宋体" w:hAnsi="Times New Roman" w:cs="Times New Roman"/>
-          <w:color w:val="000000"/>
-          <w:sz w:val="24"/>
-          <w:szCs w:val="24"/>
-        </w:rPr>
-      </w:pPr>
-      <w:r>
-        <w:rPr>
-          <w:rFonts w:ascii="Times New Roman" w:eastAsia="宋体" w:hAnsi="Times New Roman" w:cs="Times New Roman" w:hint="eastAsia"/>
-          <w:color w:val="000000"/>
-          <w:sz w:val="24"/>
-          <w:szCs w:val="24"/>
-        </w:rPr>
-        <w:t>（</w:t>
-      </w:r>
-      <w:r>
-        <w:rPr>
-          <w:rFonts w:ascii="Times New Roman" w:eastAsia="宋体" w:hAnsi="Times New Roman" w:cs="Times New Roman" w:hint="eastAsia"/>
-          <w:color w:val="000000"/>
-          <w:sz w:val="24"/>
-          <w:szCs w:val="24"/>
-        </w:rPr>
-        <w:t>1</w:t>
-      </w:r>
-      <w:r>
-        <w:rPr>
-          <w:rFonts w:ascii="Times New Roman" w:eastAsia="宋体" w:hAnsi="Times New Roman" w:cs="Times New Roman" w:hint="eastAsia"/>
-          <w:color w:val="000000"/>
-          <w:sz w:val="24"/>
-          <w:szCs w:val="24"/>
-        </w:rPr>
-        <w:t>）</w:t>
-      </w:r>
-    </w:p>
-    <w:p>
-      <w:pPr>
-        <w:spacing w:line="360" w:lineRule="auto"/>
-        <w:ind w:firstLine="480"/>
-        <w:rPr>
-          <w:rFonts w:ascii="Times New Roman" w:eastAsia="宋体" w:hAnsi="Times New Roman" w:cs="Times New Roman"/>
-          <w:color w:val="000000"/>
-          <w:sz w:val="24"/>
-          <w:szCs w:val="24"/>
-        </w:rPr>
-      </w:pPr>
-      <w:r>
-        <w:rPr>
-          <w:rFonts w:ascii="Times New Roman" w:eastAsia="宋体" w:hAnsi="Times New Roman" w:cs="Times New Roman" w:hint="eastAsia"/>
-          <w:color w:val="000000"/>
-          <w:sz w:val="24"/>
-          <w:szCs w:val="24"/>
-        </w:rPr>
-        <w:t>针对外界环境影响下无人机飞行位置约束机理不明的难题，建立风力等外界扰动作用下的无人机飞行位置误差模型，开展不同风力扰动和飞行速度下的无人机飞行位置误差仿真实验，系统分析飞行速度、风向风速等因素对位置误差的影响机理，建立包含飞行平台、载荷平台和地图数据等误差因素的无人机位置约束模型，为高安全性无人机三维航迹规划提供理论约束。</w:t>
-      </w:r>
-    </w:p>
-    <w:p>
-      <w:pPr>
-        <w:spacing w:line="360" w:lineRule="auto"/>
-        <w:ind w:firstLine="480"/>
-        <w:rPr>
-          <w:rFonts w:ascii="Times New Roman" w:eastAsia="宋体" w:hAnsi="Times New Roman" w:cs="Times New Roman"/>
-          <w:color w:val="000000"/>
-          <w:sz w:val="24"/>
-          <w:szCs w:val="24"/>
-        </w:rPr>
-      </w:pPr>
-      <w:r>
-        <w:rPr>
-          <w:rFonts w:ascii="Times New Roman" w:eastAsia="宋体" w:hAnsi="Times New Roman" w:cs="Times New Roman" w:hint="eastAsia"/>
-          <w:color w:val="000000"/>
-          <w:sz w:val="24"/>
-          <w:szCs w:val="24"/>
-        </w:rPr>
-        <w:t>（</w:t>
-      </w:r>
-      <w:r>
-        <w:rPr>
-          <w:rFonts w:ascii="Times New Roman" w:eastAsia="宋体" w:hAnsi="Times New Roman" w:cs="Times New Roman" w:hint="eastAsia"/>
-          <w:color w:val="000000"/>
-          <w:sz w:val="24"/>
-          <w:szCs w:val="24"/>
-        </w:rPr>
-        <w:t>2</w:t>
-      </w:r>
-      <w:r>
-        <w:rPr>
-          <w:rFonts w:ascii="Times New Roman" w:eastAsia="宋体" w:hAnsi="Times New Roman" w:cs="Times New Roman" w:hint="eastAsia"/>
-          <w:color w:val="000000"/>
-          <w:sz w:val="24"/>
-          <w:szCs w:val="24"/>
-        </w:rPr>
-        <w:t>）针对无人机三维路径规划中安全性不足的难题，研究基于位置约束模型的无人机安全路径规划方法，突破基于高精度数字表面模型的</w:t>
-      </w:r>
-      <w:proofErr w:type="gramStart"/>
-      <w:r>
-        <w:rPr>
-          <w:rFonts w:ascii="Times New Roman" w:eastAsia="宋体" w:hAnsi="Times New Roman" w:cs="Times New Roman" w:hint="eastAsia"/>
-          <w:color w:val="000000"/>
-          <w:sz w:val="24"/>
-          <w:szCs w:val="24"/>
-        </w:rPr>
-        <w:t>八叉树环境地图</w:t>
-      </w:r>
-      <w:proofErr w:type="gramEnd"/>
-      <w:r>
-        <w:rPr>
-          <w:rFonts w:ascii="Times New Roman" w:eastAsia="宋体" w:hAnsi="Times New Roman" w:cs="Times New Roman" w:hint="eastAsia"/>
-          <w:color w:val="000000"/>
-          <w:sz w:val="24"/>
-          <w:szCs w:val="24"/>
-        </w:rPr>
-        <w:t>构建、高安全性无人机三维路径规划等技术，开展不同环境条件和位置约束下的路径规划仿真实验，在可允许飞行条件下（风力</w:t>
-      </w:r>
-      <w:r>
-        <w:rPr>
-          <w:rFonts w:ascii="Times New Roman" w:eastAsia="宋体" w:hAnsi="Times New Roman" w:cs="Times New Roman" w:hint="eastAsia"/>
-          <w:color w:val="000000"/>
-          <w:sz w:val="24"/>
-          <w:szCs w:val="24"/>
-        </w:rPr>
-        <w:t>6</w:t>
-      </w:r>
-      <w:r>
-        <w:rPr>
-          <w:rFonts w:ascii="Times New Roman" w:eastAsia="宋体" w:hAnsi="Times New Roman" w:cs="Times New Roman" w:hint="eastAsia"/>
-          <w:color w:val="000000"/>
-          <w:sz w:val="24"/>
-          <w:szCs w:val="24"/>
-        </w:rPr>
-        <w:t>级以内、飞行速度小于</w:t>
-      </w:r>
-      <w:r>
-        <w:rPr>
-          <w:rFonts w:ascii="Times New Roman" w:eastAsia="宋体" w:hAnsi="Times New Roman" w:cs="Times New Roman" w:hint="eastAsia"/>
-          <w:color w:val="000000"/>
-          <w:sz w:val="24"/>
-          <w:szCs w:val="24"/>
-        </w:rPr>
-        <w:t>10m/s</w:t>
-      </w:r>
-      <w:r>
-        <w:rPr>
-          <w:rFonts w:ascii="Times New Roman" w:eastAsia="宋体" w:hAnsi="Times New Roman" w:cs="Times New Roman" w:hint="eastAsia"/>
-          <w:color w:val="000000"/>
-          <w:sz w:val="24"/>
-          <w:szCs w:val="24"/>
-        </w:rPr>
-        <w:t>），实现防撞距离大于</w:t>
-      </w:r>
-      <w:r>
-        <w:rPr>
-          <w:rFonts w:ascii="Times New Roman" w:eastAsia="宋体" w:hAnsi="Times New Roman" w:cs="Times New Roman" w:hint="eastAsia"/>
-          <w:color w:val="000000"/>
-          <w:sz w:val="24"/>
-          <w:szCs w:val="24"/>
-        </w:rPr>
-        <w:t>10m</w:t>
-      </w:r>
-      <w:r>
-        <w:rPr>
-          <w:rFonts w:ascii="Times New Roman" w:eastAsia="宋体" w:hAnsi="Times New Roman" w:cs="Times New Roman" w:hint="eastAsia"/>
-          <w:color w:val="000000"/>
-          <w:sz w:val="24"/>
-          <w:szCs w:val="24"/>
-        </w:rPr>
-        <w:t>的无人机高安全路径规划，为后续轨迹规划提供初始路径和控制点。</w:t>
-      </w:r>
-    </w:p>
-    <w:p>
-      <w:pPr>
-        <w:spacing w:line="360" w:lineRule="auto"/>
-        <w:ind w:firstLine="480"/>
-        <w:rPr>
-          <w:rFonts w:ascii="Times New Roman" w:eastAsia="宋体" w:hAnsi="Times New Roman" w:cs="Times New Roman"/>
-          <w:color w:val="000000"/>
-          <w:sz w:val="24"/>
-          <w:szCs w:val="24"/>
-        </w:rPr>
-      </w:pPr>
-      <w:r>
-        <w:rPr>
-          <w:rFonts w:ascii="Times New Roman" w:eastAsia="宋体" w:hAnsi="Times New Roman" w:cs="Times New Roman" w:hint="eastAsia"/>
-          <w:color w:val="000000"/>
-          <w:sz w:val="24"/>
-          <w:szCs w:val="24"/>
-        </w:rPr>
-        <w:t>（</w:t>
-      </w:r>
-      <w:r>
-        <w:rPr>
-          <w:rFonts w:ascii="Times New Roman" w:eastAsia="宋体" w:hAnsi="Times New Roman" w:cs="Times New Roman" w:hint="eastAsia"/>
-          <w:color w:val="000000"/>
-          <w:sz w:val="24"/>
-          <w:szCs w:val="24"/>
-        </w:rPr>
-        <w:t>3</w:t>
-      </w:r>
-      <w:r>
-        <w:rPr>
-          <w:rFonts w:ascii="Times New Roman" w:eastAsia="宋体" w:hAnsi="Times New Roman" w:cs="Times New Roman" w:hint="eastAsia"/>
-          <w:color w:val="000000"/>
-          <w:sz w:val="24"/>
-          <w:szCs w:val="24"/>
-        </w:rPr>
-        <w:t>）针对路径规划得到的路径点稀疏、轨迹连续性不足的难题，基于无人机控制模型的动力学约束条件，研究多约束条件下无人机三维规划规划方法，攻克</w:t>
-      </w:r>
-      <w:proofErr w:type="gramStart"/>
-      <w:r>
-        <w:rPr>
-          <w:rFonts w:ascii="Times New Roman" w:eastAsia="宋体" w:hAnsi="Times New Roman" w:cs="Times New Roman" w:hint="eastAsia"/>
-          <w:color w:val="000000"/>
-          <w:sz w:val="24"/>
-          <w:szCs w:val="24"/>
-        </w:rPr>
-        <w:t>凸</w:t>
-      </w:r>
-      <w:proofErr w:type="gramEnd"/>
-      <w:r>
-        <w:rPr>
-          <w:rFonts w:ascii="Times New Roman" w:eastAsia="宋体" w:hAnsi="Times New Roman" w:cs="Times New Roman" w:hint="eastAsia"/>
-          <w:color w:val="000000"/>
-          <w:sz w:val="24"/>
-          <w:szCs w:val="24"/>
-        </w:rPr>
-        <w:t>簇膨胀安全飞行走廊生成、</w:t>
-      </w:r>
-      <w:r>
-        <w:rPr>
-          <w:rFonts w:ascii="Times New Roman" w:eastAsia="宋体" w:hAnsi="Times New Roman" w:cs="Times New Roman" w:hint="eastAsia"/>
-          <w:color w:val="000000"/>
-          <w:sz w:val="24"/>
-          <w:szCs w:val="24"/>
-        </w:rPr>
-        <w:t>B</w:t>
-      </w:r>
-      <w:r>
-        <w:rPr>
-          <w:rFonts w:ascii="Times New Roman" w:eastAsia="宋体" w:hAnsi="Times New Roman" w:cs="Times New Roman" w:hint="eastAsia"/>
-          <w:color w:val="000000"/>
-          <w:sz w:val="24"/>
-          <w:szCs w:val="24"/>
-        </w:rPr>
-        <w:t>样条时空联合轨迹优化等技术，实现空间安全性与动态可行性协调统一的平滑三维轨迹规划，为探地无人机飞行提供连续轨迹输入。</w:t>
-      </w:r>
-    </w:p>
-    <w:p>
-      <w:pPr>
-        <w:spacing w:line="360" w:lineRule="auto"/>
-        <w:ind w:firstLine="480"/>
-        <w:rPr>
-          <w:rFonts w:ascii="Times New Roman" w:eastAsia="宋体" w:hAnsi="Times New Roman" w:cs="Times New Roman"/>
-          <w:color w:val="000000"/>
-          <w:sz w:val="24"/>
-          <w:szCs w:val="24"/>
-        </w:rPr>
-      </w:pPr>
-      <w:r>
-        <w:rPr>
-          <w:rFonts w:ascii="Times New Roman" w:eastAsia="宋体" w:hAnsi="Times New Roman" w:cs="Times New Roman" w:hint="eastAsia"/>
-          <w:color w:val="000000"/>
-          <w:sz w:val="24"/>
-          <w:szCs w:val="24"/>
-        </w:rPr>
-        <w:t>（</w:t>
-      </w:r>
-      <w:r>
-        <w:rPr>
-          <w:rFonts w:ascii="Times New Roman" w:eastAsia="宋体" w:hAnsi="Times New Roman" w:cs="Times New Roman" w:hint="eastAsia"/>
-          <w:color w:val="000000"/>
-          <w:sz w:val="24"/>
-          <w:szCs w:val="24"/>
-        </w:rPr>
-        <w:t>4</w:t>
-      </w:r>
-      <w:r>
-        <w:rPr>
-          <w:rFonts w:ascii="Times New Roman" w:eastAsia="宋体" w:hAnsi="Times New Roman" w:cs="Times New Roman" w:hint="eastAsia"/>
-          <w:color w:val="000000"/>
-          <w:sz w:val="24"/>
-          <w:szCs w:val="24"/>
-        </w:rPr>
-        <w:t>）针对复杂环境探地无人机低空飞行需求，搭建无人机飞行仿真平台和复杂环境半物理实验平台，开展多种地形环境下的探地无人机低空三维航迹规划仿真实验</w:t>
-      </w:r>
-      <w:proofErr w:type="gramStart"/>
-      <w:r>
-        <w:rPr>
-          <w:rFonts w:ascii="Times New Roman" w:eastAsia="宋体" w:hAnsi="Times New Roman" w:cs="Times New Roman" w:hint="eastAsia"/>
-          <w:color w:val="000000"/>
-          <w:sz w:val="24"/>
-          <w:szCs w:val="24"/>
-        </w:rPr>
-        <w:t>与实飞测试</w:t>
-      </w:r>
-      <w:proofErr w:type="gramEnd"/>
-      <w:r>
-        <w:rPr>
-          <w:rFonts w:ascii="Times New Roman" w:eastAsia="宋体" w:hAnsi="Times New Roman" w:cs="Times New Roman" w:hint="eastAsia"/>
-          <w:color w:val="000000"/>
-          <w:sz w:val="24"/>
-          <w:szCs w:val="24"/>
-        </w:rPr>
-        <w:t>，验证所提方法对地形变化的适应能力与飞行安全性，实现探地无人机复杂环境下的航迹规划的完备性和鲁棒性闭环验证。</w:t>
-      </w:r>
-    </w:p>
-    <w:p>
-      <w:pPr>
-        <w:rPr>
-          <w:rFonts w:hint="eastAsia"/>
-        </w:rPr>
-      </w:pPr>
-    </w:p>
-    <w:p>
-      <w:pPr>
-        <w:rPr>
-          <w:rFonts w:hint="eastAsia"/>
-        </w:rPr>
-      </w:pPr>
+      </w:pPr>
+      <w:bookmarkStart w:id="16" w:name="_Toc223287193"/>
+      <w:r>
+        <w:rPr>
+          <w:rFonts w:ascii="Times New Roman" w:eastAsia="黑体" w:hAnsi="Times New Roman" w:cs="Times New Roman"/>
+          <w:bCs w:val="0"/>
+          <w:sz w:val="24"/>
+          <w:szCs w:val="24"/>
+        </w:rPr>
+        <w:t>2.</w:t>
+      </w:r>
+      <w:r>
+        <w:rPr>
+          <w:rFonts w:ascii="Times New Roman" w:eastAsia="黑体" w:hAnsi="Times New Roman" w:cs="Times New Roman" w:hint="eastAsia"/>
+          <w:bCs w:val="0"/>
+          <w:sz w:val="24"/>
+          <w:szCs w:val="24"/>
+        </w:rPr>
+        <w:t xml:space="preserve">3 </w:t>
+      </w:r>
+      <w:r>
+        <w:rPr>
+          <w:rFonts w:ascii="Times New Roman" w:eastAsia="黑体" w:hAnsi="Times New Roman" w:cs="Times New Roman" w:hint="eastAsia"/>
+          <w:bCs w:val="0"/>
+          <w:sz w:val="24"/>
+          <w:szCs w:val="24"/>
+        </w:rPr>
+        <w:t>技术路线</w:t>
+      </w:r>
+      <w:bookmarkEnd w:id="16"/>
     </w:p>
     <w:p>
       <w:pPr>
@@ -5502,7 +7115,7 @@
           <w:szCs w:val="24"/>
         </w:rPr>
       </w:pPr>
-      <w:bookmarkStart w:id="14" w:name="_Toc223287192"/>
+      <w:bookmarkStart w:id="17" w:name="_Toc223287194"/>
       <w:r>
         <w:rPr>
           <w:rFonts w:ascii="Times New Roman" w:eastAsia="黑体" w:hAnsi="Times New Roman" w:cs="Times New Roman"/>
@@ -5510,7 +7123,6 @@
           <w:sz w:val="24"/>
           <w:szCs w:val="24"/>
         </w:rPr>
-        <w:lastRenderedPageBreak/>
         <w:t>2.</w:t>
       </w:r>
       <w:r>
@@ -5520,7 +7132,7 @@
           <w:sz w:val="24"/>
           <w:szCs w:val="24"/>
         </w:rPr>
-        <w:t xml:space="preserve">2 </w:t>
+        <w:t xml:space="preserve">4 </w:t>
       </w:r>
       <w:r>
         <w:rPr>
@@ -5529,111 +7141,25 @@
           <w:sz w:val="24"/>
           <w:szCs w:val="24"/>
         </w:rPr>
-        <w:t>研究内容</w:t>
-      </w:r>
-      <w:bookmarkEnd w:id="14"/>
+        <w:t>研究方案与方法</w:t>
+      </w:r>
+      <w:bookmarkEnd w:id="17"/>
     </w:p>
     <w:p/>
-    <w:p>
-      <w:pPr>
-        <w:rPr>
-          <w:rFonts w:hint="eastAsia"/>
-        </w:rPr>
-      </w:pPr>
-    </w:p>
-    <w:p>
-      <w:pPr>
-        <w:pStyle w:val="2"/>
-        <w:spacing w:beforeLines="30" w:before="93" w:afterLines="20" w:after="62" w:line="420" w:lineRule="atLeast"/>
-        <w:rPr>
-          <w:rFonts w:ascii="Times New Roman" w:eastAsia="黑体" w:hAnsi="Times New Roman" w:cs="Times New Roman"/>
-          <w:bCs w:val="0"/>
-          <w:sz w:val="24"/>
-          <w:szCs w:val="24"/>
-        </w:rPr>
-      </w:pPr>
-      <w:bookmarkStart w:id="15" w:name="_Toc223287193"/>
-      <w:r>
-        <w:rPr>
-          <w:rFonts w:ascii="Times New Roman" w:eastAsia="黑体" w:hAnsi="Times New Roman" w:cs="Times New Roman"/>
-          <w:bCs w:val="0"/>
-          <w:sz w:val="24"/>
-          <w:szCs w:val="24"/>
-        </w:rPr>
-        <w:t>2.</w:t>
-      </w:r>
-      <w:r>
-        <w:rPr>
-          <w:rFonts w:ascii="Times New Roman" w:eastAsia="黑体" w:hAnsi="Times New Roman" w:cs="Times New Roman" w:hint="eastAsia"/>
-          <w:bCs w:val="0"/>
-          <w:sz w:val="24"/>
-          <w:szCs w:val="24"/>
-        </w:rPr>
-        <w:t xml:space="preserve">3 </w:t>
-      </w:r>
-      <w:r>
-        <w:rPr>
-          <w:rFonts w:ascii="Times New Roman" w:eastAsia="黑体" w:hAnsi="Times New Roman" w:cs="Times New Roman" w:hint="eastAsia"/>
-          <w:bCs w:val="0"/>
-          <w:sz w:val="24"/>
-          <w:szCs w:val="24"/>
-        </w:rPr>
-        <w:t>技术路线</w:t>
-      </w:r>
-      <w:bookmarkEnd w:id="15"/>
-    </w:p>
-    <w:p>
-      <w:pPr>
-        <w:pStyle w:val="2"/>
-        <w:spacing w:beforeLines="30" w:before="93" w:afterLines="20" w:after="62" w:line="420" w:lineRule="atLeast"/>
-        <w:rPr>
-          <w:rFonts w:ascii="Times New Roman" w:eastAsia="黑体" w:hAnsi="Times New Roman" w:cs="Times New Roman" w:hint="eastAsia"/>
-          <w:bCs w:val="0"/>
-          <w:sz w:val="24"/>
-          <w:szCs w:val="24"/>
-        </w:rPr>
-      </w:pPr>
-      <w:bookmarkStart w:id="16" w:name="_Toc223287194"/>
-      <w:r>
-        <w:rPr>
-          <w:rFonts w:ascii="Times New Roman" w:eastAsia="黑体" w:hAnsi="Times New Roman" w:cs="Times New Roman"/>
-          <w:bCs w:val="0"/>
-          <w:sz w:val="24"/>
-          <w:szCs w:val="24"/>
-        </w:rPr>
-        <w:t>2.</w:t>
-      </w:r>
-      <w:r>
-        <w:rPr>
-          <w:rFonts w:ascii="Times New Roman" w:eastAsia="黑体" w:hAnsi="Times New Roman" w:cs="Times New Roman" w:hint="eastAsia"/>
-          <w:bCs w:val="0"/>
-          <w:sz w:val="24"/>
-          <w:szCs w:val="24"/>
-        </w:rPr>
-        <w:t xml:space="preserve">4 </w:t>
-      </w:r>
-      <w:r>
-        <w:rPr>
-          <w:rFonts w:ascii="Times New Roman" w:eastAsia="黑体" w:hAnsi="Times New Roman" w:cs="Times New Roman" w:hint="eastAsia"/>
-          <w:bCs w:val="0"/>
-          <w:sz w:val="24"/>
-          <w:szCs w:val="24"/>
-        </w:rPr>
-        <w:t>研究方案与方法</w:t>
-      </w:r>
-      <w:bookmarkEnd w:id="16"/>
-    </w:p>
-    <w:p>
-      <w:pPr>
-        <w:rPr>
-          <w:rFonts w:hint="eastAsia"/>
-        </w:rPr>
-      </w:pPr>
-    </w:p>
     <w:p>
       <w:pPr>
         <w:pStyle w:val="1"/>
         <w:spacing w:beforeLines="10" w:before="31" w:beforeAutospacing="0" w:after="0" w:afterAutospacing="0" w:line="420" w:lineRule="atLeast"/>
+        <w:rPr>
+          <w:rFonts w:ascii="黑体" w:eastAsia="黑体" w:hAnsi="黑体" w:cs="Times New Roman"/>
+          <w:b w:val="0"/>
+          <w:bCs w:val="0"/>
+          <w:sz w:val="32"/>
+          <w:szCs w:val="32"/>
+        </w:rPr>
+      </w:pPr>
+      <w:bookmarkStart w:id="18" w:name="_Toc223287195"/>
+      <w:r>
         <w:rPr>
           <w:rFonts w:ascii="黑体" w:eastAsia="黑体" w:hAnsi="黑体" w:cs="Times New Roman" w:hint="eastAsia"/>
           <w:b w:val="0"/>
@@ -5641,8 +7167,18 @@
           <w:sz w:val="32"/>
           <w:szCs w:val="32"/>
         </w:rPr>
-      </w:pPr>
-      <w:bookmarkStart w:id="17" w:name="_Toc223287195"/>
+        <w:t>3</w:t>
+      </w:r>
+      <w:r>
+        <w:rPr>
+          <w:rFonts w:ascii="黑体" w:eastAsia="黑体" w:hAnsi="黑体" w:cs="Times New Roman"/>
+          <w:b w:val="0"/>
+          <w:bCs w:val="0"/>
+          <w:sz w:val="32"/>
+          <w:szCs w:val="32"/>
+        </w:rPr>
+        <w:t xml:space="preserve">. </w:t>
+      </w:r>
       <w:r>
         <w:rPr>
           <w:rFonts w:ascii="黑体" w:eastAsia="黑体" w:hAnsi="黑体" w:cs="Times New Roman" w:hint="eastAsia"/>
@@ -5651,9 +7187,17 @@
           <w:sz w:val="32"/>
           <w:szCs w:val="32"/>
         </w:rPr>
-        <w:t>3</w:t>
-      </w:r>
-      <w:r>
+        <w:t>研究计划</w:t>
+      </w:r>
+      <w:bookmarkEnd w:id="18"/>
+    </w:p>
+    <w:p/>
+    <w:p/>
+    <w:p/>
+    <w:p>
+      <w:pPr>
+        <w:pStyle w:val="1"/>
+        <w:spacing w:beforeLines="10" w:before="31" w:beforeAutospacing="0" w:after="0" w:afterAutospacing="0" w:line="420" w:lineRule="atLeast"/>
         <w:rPr>
           <w:rFonts w:ascii="黑体" w:eastAsia="黑体" w:hAnsi="黑体" w:cs="Times New Roman"/>
           <w:b w:val="0"/>
@@ -5661,54 +7205,8 @@
           <w:sz w:val="32"/>
           <w:szCs w:val="32"/>
         </w:rPr>
-        <w:t xml:space="preserve">. </w:t>
-      </w:r>
-      <w:r>
-        <w:rPr>
-          <w:rFonts w:ascii="黑体" w:eastAsia="黑体" w:hAnsi="黑体" w:cs="Times New Roman" w:hint="eastAsia"/>
-          <w:b w:val="0"/>
-          <w:bCs w:val="0"/>
-          <w:sz w:val="32"/>
-          <w:szCs w:val="32"/>
-        </w:rPr>
-        <w:t>研究计划</w:t>
-      </w:r>
-      <w:bookmarkEnd w:id="17"/>
-    </w:p>
-    <w:p>
-      <w:pPr>
-        <w:rPr>
-          <w:rFonts w:hint="eastAsia"/>
-        </w:rPr>
-      </w:pPr>
-    </w:p>
-    <w:p>
-      <w:pPr>
-        <w:rPr>
-          <w:rFonts w:hint="eastAsia"/>
-        </w:rPr>
-      </w:pPr>
-    </w:p>
-    <w:p>
-      <w:pPr>
-        <w:rPr>
-          <w:rFonts w:hint="eastAsia"/>
-        </w:rPr>
-      </w:pPr>
-    </w:p>
-    <w:p>
-      <w:pPr>
-        <w:pStyle w:val="1"/>
-        <w:spacing w:beforeLines="10" w:before="31" w:beforeAutospacing="0" w:after="0" w:afterAutospacing="0" w:line="420" w:lineRule="atLeast"/>
-        <w:rPr>
-          <w:rFonts w:ascii="黑体" w:eastAsia="黑体" w:hAnsi="黑体" w:cs="Times New Roman" w:hint="eastAsia"/>
-          <w:b w:val="0"/>
-          <w:bCs w:val="0"/>
-          <w:sz w:val="32"/>
-          <w:szCs w:val="32"/>
-        </w:rPr>
-      </w:pPr>
-      <w:bookmarkStart w:id="18" w:name="_Toc223287196"/>
+      </w:pPr>
+      <w:bookmarkStart w:id="19" w:name="_Toc223287196"/>
       <w:r>
         <w:rPr>
           <w:rFonts w:ascii="黑体" w:eastAsia="黑体" w:hAnsi="黑体" w:cs="Times New Roman"/>
@@ -5739,7 +7237,7 @@
         </w:rPr>
         <w:t>参考文献</w:t>
       </w:r>
-      <w:bookmarkEnd w:id="18"/>
+      <w:bookmarkEnd w:id="19"/>
     </w:p>
     <w:p>
       <w:pPr>
@@ -5756,8 +7254,8 @@
           <w:szCs w:val="24"/>
         </w:rPr>
       </w:pPr>
-      <w:bookmarkStart w:id="19" w:name="_Ref55294284"/>
-      <w:bookmarkStart w:id="20" w:name="_Ref126062844"/>
+      <w:bookmarkStart w:id="20" w:name="_Ref55294284"/>
+      <w:bookmarkStart w:id="21" w:name="_Ref126062844"/>
       <w:r>
         <w:rPr>
           <w:rFonts w:ascii="Times New Roman" w:hAnsi="Times New Roman" w:cs="Times New Roman"/>
@@ -5830,7 +7328,7 @@
         </w:rPr>
         <w:t>, 2019, 46(7): 21-33</w:t>
       </w:r>
-      <w:bookmarkEnd w:id="19"/>
+      <w:bookmarkEnd w:id="20"/>
       <w:r>
         <w:rPr>
           <w:rFonts w:ascii="Times New Roman" w:hAnsi="Times New Roman" w:cs="Times New Roman"/>
@@ -5888,8 +7386,8 @@
         </w:numPr>
         <w:ind w:leftChars="-59" w:left="296"/>
       </w:pPr>
-      <w:bookmarkStart w:id="21" w:name="_Ref222413303"/>
-      <w:bookmarkEnd w:id="20"/>
+      <w:bookmarkStart w:id="22" w:name="_Ref222413303"/>
+      <w:bookmarkEnd w:id="21"/>
       <w:proofErr w:type="spellStart"/>
       <w:r>
         <w:rPr>
@@ -5953,16 +7451,16 @@
         <w:rPr>
           <w:rFonts w:hint="eastAsia"/>
         </w:rPr>
-        <w:t>Environm</w:t>
+        <w:t>Environm-ents</w:t>
       </w:r>
       <w:proofErr w:type="spellEnd"/>
       <w:r>
         <w:rPr>
           <w:rFonts w:hint="eastAsia"/>
         </w:rPr>
-        <w:t>-ents[J].Sensors(S0921-8890),2020,20(7):1880.</w:t>
-      </w:r>
-      <w:bookmarkEnd w:id="21"/>
+        <w:t>[J].Sensors(S0921-8890),2020,20(7):1880.</w:t>
+      </w:r>
+      <w:bookmarkEnd w:id="22"/>
     </w:p>
     <w:p>
       <w:pPr>
@@ -5974,11 +7472,11 @@
         </w:numPr>
         <w:textAlignment w:val="baseline"/>
       </w:pPr>
-      <w:bookmarkStart w:id="22" w:name="_Ref207615471"/>
+      <w:bookmarkStart w:id="23" w:name="_Ref207615471"/>
       <w:r>
         <w:t>Hart P E, Nilsson N J, Raphael B. A formal basis for the heuristic determination of minimum cost paths[J]. IEEE transactions on Systems Science and Cybernetics, 1968, 4(2): 100-107.</w:t>
       </w:r>
-      <w:bookmarkEnd w:id="22"/>
+      <w:bookmarkEnd w:id="23"/>
     </w:p>
     <w:p>
       <w:pPr>
@@ -5990,9 +7488,535 @@
         </w:numPr>
         <w:ind w:leftChars="-59" w:left="296"/>
       </w:pPr>
+      <w:r>
+        <w:rPr>
+          <w:rFonts w:ascii="Arial" w:hAnsi="Arial" w:cs="Arial"/>
+          <w:color w:val="101828"/>
+          <w:sz w:val="23"/>
+          <w:szCs w:val="23"/>
+          <w:shd w:val="clear" w:color="auto" w:fill="E9EBF0"/>
+        </w:rPr>
+        <w:t>Dijkstra E W. </w:t>
+      </w:r>
+      <w:r>
+        <w:rPr>
+          <w:rStyle w:val="aff7"/>
+          <w:rFonts w:ascii="Arial" w:hAnsi="Arial" w:cs="Arial"/>
+          <w:color w:val="101828"/>
+          <w:sz w:val="23"/>
+          <w:szCs w:val="23"/>
+          <w:bdr w:val="single" w:sz="2" w:space="0" w:color="EAECF0" w:frame="1"/>
+          <w:shd w:val="clear" w:color="auto" w:fill="E9EBF0"/>
+        </w:rPr>
+        <w:t xml:space="preserve">A note on two problems in </w:t>
+      </w:r>
+      <w:proofErr w:type="spellStart"/>
+      <w:r>
+        <w:rPr>
+          <w:rStyle w:val="aff7"/>
+          <w:rFonts w:ascii="Arial" w:hAnsi="Arial" w:cs="Arial"/>
+          <w:color w:val="101828"/>
+          <w:sz w:val="23"/>
+          <w:szCs w:val="23"/>
+          <w:bdr w:val="single" w:sz="2" w:space="0" w:color="EAECF0" w:frame="1"/>
+          <w:shd w:val="clear" w:color="auto" w:fill="E9EBF0"/>
+        </w:rPr>
+        <w:t>connexion</w:t>
+      </w:r>
+      <w:proofErr w:type="spellEnd"/>
+      <w:r>
+        <w:rPr>
+          <w:rStyle w:val="aff7"/>
+          <w:rFonts w:ascii="Arial" w:hAnsi="Arial" w:cs="Arial"/>
+          <w:color w:val="101828"/>
+          <w:sz w:val="23"/>
+          <w:szCs w:val="23"/>
+          <w:bdr w:val="single" w:sz="2" w:space="0" w:color="EAECF0" w:frame="1"/>
+          <w:shd w:val="clear" w:color="auto" w:fill="E9EBF0"/>
+        </w:rPr>
+        <w:t xml:space="preserve"> with graphs</w:t>
+      </w:r>
+      <w:r>
+        <w:rPr>
+          <w:rFonts w:ascii="Arial" w:hAnsi="Arial" w:cs="Arial"/>
+          <w:color w:val="101828"/>
+          <w:sz w:val="23"/>
+          <w:szCs w:val="23"/>
+          <w:shd w:val="clear" w:color="auto" w:fill="E9EBF0"/>
+        </w:rPr>
+        <w:t>[J]. </w:t>
+      </w:r>
+      <w:proofErr w:type="spellStart"/>
+      <w:r>
+        <w:rPr>
+          <w:rStyle w:val="aff8"/>
+          <w:rFonts w:ascii="Arial" w:hAnsi="Arial" w:cs="Arial"/>
+          <w:color w:val="101828"/>
+          <w:sz w:val="23"/>
+          <w:szCs w:val="23"/>
+          <w:bdr w:val="single" w:sz="2" w:space="0" w:color="EAECF0" w:frame="1"/>
+          <w:shd w:val="clear" w:color="auto" w:fill="E9EBF0"/>
+        </w:rPr>
+        <w:t>Numerische</w:t>
+      </w:r>
+      <w:proofErr w:type="spellEnd"/>
+      <w:r>
+        <w:rPr>
+          <w:rStyle w:val="aff8"/>
+          <w:rFonts w:ascii="Arial" w:hAnsi="Arial" w:cs="Arial"/>
+          <w:color w:val="101828"/>
+          <w:sz w:val="23"/>
+          <w:szCs w:val="23"/>
+          <w:bdr w:val="single" w:sz="2" w:space="0" w:color="EAECF0" w:frame="1"/>
+          <w:shd w:val="clear" w:color="auto" w:fill="E9EBF0"/>
+        </w:rPr>
+        <w:t xml:space="preserve"> </w:t>
+      </w:r>
+      <w:proofErr w:type="spellStart"/>
+      <w:r>
+        <w:rPr>
+          <w:rStyle w:val="aff8"/>
+          <w:rFonts w:ascii="Arial" w:hAnsi="Arial" w:cs="Arial"/>
+          <w:color w:val="101828"/>
+          <w:sz w:val="23"/>
+          <w:szCs w:val="23"/>
+          <w:bdr w:val="single" w:sz="2" w:space="0" w:color="EAECF0" w:frame="1"/>
+          <w:shd w:val="clear" w:color="auto" w:fill="E9EBF0"/>
+        </w:rPr>
+        <w:t>Mathematik</w:t>
+      </w:r>
+      <w:proofErr w:type="spellEnd"/>
+      <w:r>
+        <w:rPr>
+          <w:rFonts w:ascii="Arial" w:hAnsi="Arial" w:cs="Arial"/>
+          <w:color w:val="101828"/>
+          <w:sz w:val="23"/>
+          <w:szCs w:val="23"/>
+          <w:shd w:val="clear" w:color="auto" w:fill="E9EBF0"/>
+        </w:rPr>
+        <w:t>, 1959, 1(1): 269–271.</w:t>
+      </w:r>
+    </w:p>
+    <w:p>
+      <w:pPr>
+        <w:pStyle w:val="a"/>
+        <w:widowControl w:val="0"/>
+        <w:numPr>
+          <w:ilvl w:val="0"/>
+          <w:numId w:val="5"/>
+        </w:numPr>
+        <w:ind w:leftChars="-59" w:left="296"/>
+      </w:pPr>
+      <w:r>
+        <w:rPr>
+          <w:rFonts w:ascii="Arial" w:hAnsi="Arial" w:cs="Arial"/>
+          <w:color w:val="101828"/>
+          <w:sz w:val="23"/>
+          <w:szCs w:val="23"/>
+          <w:shd w:val="clear" w:color="auto" w:fill="E9EBF0"/>
+        </w:rPr>
+        <w:t>Hart P E, Nilsson N J, Raphael B. </w:t>
+      </w:r>
+      <w:r>
+        <w:rPr>
+          <w:rStyle w:val="aff7"/>
+          <w:rFonts w:ascii="Arial" w:hAnsi="Arial" w:cs="Arial"/>
+          <w:color w:val="101828"/>
+          <w:sz w:val="23"/>
+          <w:szCs w:val="23"/>
+          <w:bdr w:val="single" w:sz="2" w:space="0" w:color="EAECF0" w:frame="1"/>
+          <w:shd w:val="clear" w:color="auto" w:fill="E9EBF0"/>
+        </w:rPr>
+        <w:t>A Formal Basis for the Heuristic Determination of Minimum Cost Paths</w:t>
+      </w:r>
+      <w:r>
+        <w:rPr>
+          <w:rFonts w:ascii="Arial" w:hAnsi="Arial" w:cs="Arial"/>
+          <w:color w:val="101828"/>
+          <w:sz w:val="23"/>
+          <w:szCs w:val="23"/>
+          <w:shd w:val="clear" w:color="auto" w:fill="E9EBF0"/>
+        </w:rPr>
+        <w:t>[J]. </w:t>
+      </w:r>
+      <w:r>
+        <w:rPr>
+          <w:rStyle w:val="aff8"/>
+          <w:rFonts w:ascii="Arial" w:hAnsi="Arial" w:cs="Arial"/>
+          <w:color w:val="101828"/>
+          <w:sz w:val="23"/>
+          <w:szCs w:val="23"/>
+          <w:bdr w:val="single" w:sz="2" w:space="0" w:color="EAECF0" w:frame="1"/>
+          <w:shd w:val="clear" w:color="auto" w:fill="E9EBF0"/>
+        </w:rPr>
+        <w:t>IEEE Transactions on Systems Science and Cybernetics</w:t>
+      </w:r>
+      <w:r>
+        <w:rPr>
+          <w:rFonts w:ascii="Arial" w:hAnsi="Arial" w:cs="Arial"/>
+          <w:color w:val="101828"/>
+          <w:sz w:val="23"/>
+          <w:szCs w:val="23"/>
+          <w:shd w:val="clear" w:color="auto" w:fill="E9EBF0"/>
+        </w:rPr>
+        <w:t>, 1968, 4(2): 100–107.</w:t>
+      </w:r>
+    </w:p>
+    <w:p>
+      <w:pPr>
+        <w:pStyle w:val="af"/>
+        <w:numPr>
+          <w:ilvl w:val="0"/>
+          <w:numId w:val="5"/>
+        </w:numPr>
+        <w:pBdr>
+          <w:top w:val="single" w:sz="2" w:space="0" w:color="EAECF0"/>
+          <w:left w:val="single" w:sz="2" w:space="0" w:color="EAECF0"/>
+          <w:bottom w:val="single" w:sz="2" w:space="0" w:color="EAECF0"/>
+          <w:right w:val="single" w:sz="2" w:space="0" w:color="EAECF0"/>
+        </w:pBdr>
+        <w:shd w:val="clear" w:color="auto" w:fill="E9EBF0"/>
+        <w:jc w:val="left"/>
+        <w:rPr>
+          <w:rFonts w:ascii="Arial" w:hAnsi="Arial" w:cs="Arial"/>
+          <w:color w:val="101828"/>
+          <w:kern w:val="0"/>
+          <w:sz w:val="23"/>
+          <w:szCs w:val="23"/>
+        </w:rPr>
+      </w:pPr>
+      <w:r>
+        <w:rPr>
+          <w:rFonts w:ascii="Arial" w:hAnsi="Arial" w:cs="Arial"/>
+          <w:color w:val="101828"/>
+          <w:kern w:val="0"/>
+          <w:sz w:val="23"/>
+          <w:szCs w:val="23"/>
+        </w:rPr>
+        <w:t>Nash A, Koenig S, Tovey C. Theta*: Any-Angle Path Planning on Grids[C]// </w:t>
+      </w:r>
+      <w:r>
+        <w:rPr>
+          <w:rFonts w:ascii="Arial" w:hAnsi="Arial" w:cs="Arial"/>
+          <w:i/>
+          <w:iCs/>
+          <w:color w:val="101828"/>
+          <w:kern w:val="0"/>
+          <w:sz w:val="23"/>
+          <w:szCs w:val="23"/>
+          <w:bdr w:val="single" w:sz="2" w:space="0" w:color="EAECF0" w:frame="1"/>
+        </w:rPr>
+        <w:t>Proceedings of the AAAI Conference on Artificial Intelligence (AAAI)</w:t>
+      </w:r>
+      <w:r>
+        <w:rPr>
+          <w:rFonts w:ascii="Arial" w:hAnsi="Arial" w:cs="Arial"/>
+          <w:color w:val="101828"/>
+          <w:kern w:val="0"/>
+          <w:sz w:val="23"/>
+          <w:szCs w:val="23"/>
+        </w:rPr>
+        <w:t>. 2010.</w:t>
+      </w:r>
+    </w:p>
+    <w:p>
+      <w:pPr>
+        <w:pStyle w:val="a"/>
+        <w:widowControl w:val="0"/>
+        <w:numPr>
+          <w:ilvl w:val="0"/>
+          <w:numId w:val="5"/>
+        </w:numPr>
+        <w:ind w:leftChars="-59" w:left="296"/>
+      </w:pPr>
+      <w:proofErr w:type="spellStart"/>
+      <w:r>
+        <w:rPr>
+          <w:rFonts w:ascii="Arial" w:hAnsi="Arial" w:cs="Arial"/>
+          <w:color w:val="101828"/>
+          <w:sz w:val="23"/>
+          <w:szCs w:val="23"/>
+          <w:shd w:val="clear" w:color="auto" w:fill="E9EBF0"/>
+        </w:rPr>
+        <w:t>Harabor</w:t>
+      </w:r>
+      <w:proofErr w:type="spellEnd"/>
+      <w:r>
+        <w:rPr>
+          <w:rFonts w:ascii="Arial" w:hAnsi="Arial" w:cs="Arial"/>
+          <w:color w:val="101828"/>
+          <w:sz w:val="23"/>
+          <w:szCs w:val="23"/>
+          <w:shd w:val="clear" w:color="auto" w:fill="E9EBF0"/>
+        </w:rPr>
+        <w:t xml:space="preserve"> D, </w:t>
+      </w:r>
+      <w:proofErr w:type="spellStart"/>
+      <w:r>
+        <w:rPr>
+          <w:rFonts w:ascii="Arial" w:hAnsi="Arial" w:cs="Arial"/>
+          <w:color w:val="101828"/>
+          <w:sz w:val="23"/>
+          <w:szCs w:val="23"/>
+          <w:shd w:val="clear" w:color="auto" w:fill="E9EBF0"/>
+        </w:rPr>
+        <w:t>Grastien</w:t>
+      </w:r>
+      <w:proofErr w:type="spellEnd"/>
+      <w:r>
+        <w:rPr>
+          <w:rFonts w:ascii="Arial" w:hAnsi="Arial" w:cs="Arial"/>
+          <w:color w:val="101828"/>
+          <w:sz w:val="23"/>
+          <w:szCs w:val="23"/>
+          <w:shd w:val="clear" w:color="auto" w:fill="E9EBF0"/>
+        </w:rPr>
+        <w:t xml:space="preserve"> A. Online Graph Pruning for Pathfinding on Grid Maps[C]// </w:t>
+      </w:r>
+      <w:r>
+        <w:rPr>
+          <w:rStyle w:val="aff8"/>
+          <w:rFonts w:ascii="Arial" w:hAnsi="Arial" w:cs="Arial"/>
+          <w:color w:val="101828"/>
+          <w:sz w:val="23"/>
+          <w:szCs w:val="23"/>
+          <w:bdr w:val="single" w:sz="2" w:space="0" w:color="EAECF0" w:frame="1"/>
+          <w:shd w:val="clear" w:color="auto" w:fill="E9EBF0"/>
+        </w:rPr>
+        <w:t>Proceedings of the AAAI Conference on Artificial Intelligence (AAAI)</w:t>
+      </w:r>
+      <w:r>
+        <w:rPr>
+          <w:rFonts w:ascii="Arial" w:hAnsi="Arial" w:cs="Arial"/>
+          <w:color w:val="101828"/>
+          <w:sz w:val="23"/>
+          <w:szCs w:val="23"/>
+          <w:shd w:val="clear" w:color="auto" w:fill="E9EBF0"/>
+        </w:rPr>
+        <w:t>. 2011.</w:t>
+      </w:r>
+    </w:p>
+    <w:p>
+      <w:pPr>
+        <w:pStyle w:val="a"/>
+        <w:widowControl w:val="0"/>
+        <w:numPr>
+          <w:ilvl w:val="0"/>
+          <w:numId w:val="5"/>
+        </w:numPr>
+        <w:ind w:leftChars="-59" w:left="296"/>
+      </w:pPr>
+      <w:proofErr w:type="spellStart"/>
+      <w:r>
+        <w:rPr>
+          <w:rFonts w:ascii="Arial" w:hAnsi="Arial" w:cs="Arial"/>
+          <w:color w:val="101828"/>
+          <w:sz w:val="23"/>
+          <w:szCs w:val="23"/>
+          <w:shd w:val="clear" w:color="auto" w:fill="E9EBF0"/>
+        </w:rPr>
+        <w:t>Kavraki</w:t>
+      </w:r>
+      <w:proofErr w:type="spellEnd"/>
+      <w:r>
+        <w:rPr>
+          <w:rFonts w:ascii="Arial" w:hAnsi="Arial" w:cs="Arial"/>
+          <w:color w:val="101828"/>
+          <w:sz w:val="23"/>
+          <w:szCs w:val="23"/>
+          <w:shd w:val="clear" w:color="auto" w:fill="E9EBF0"/>
+        </w:rPr>
+        <w:t xml:space="preserve"> L E, </w:t>
+      </w:r>
+      <w:proofErr w:type="spellStart"/>
+      <w:r>
+        <w:rPr>
+          <w:rFonts w:ascii="Arial" w:hAnsi="Arial" w:cs="Arial"/>
+          <w:color w:val="101828"/>
+          <w:sz w:val="23"/>
+          <w:szCs w:val="23"/>
+          <w:shd w:val="clear" w:color="auto" w:fill="E9EBF0"/>
+        </w:rPr>
+        <w:t>Švestka</w:t>
+      </w:r>
+      <w:proofErr w:type="spellEnd"/>
+      <w:r>
+        <w:rPr>
+          <w:rFonts w:ascii="Arial" w:hAnsi="Arial" w:cs="Arial"/>
+          <w:color w:val="101828"/>
+          <w:sz w:val="23"/>
+          <w:szCs w:val="23"/>
+          <w:shd w:val="clear" w:color="auto" w:fill="E9EBF0"/>
+        </w:rPr>
+        <w:t xml:space="preserve"> P, </w:t>
+      </w:r>
+      <w:proofErr w:type="spellStart"/>
+      <w:r>
+        <w:rPr>
+          <w:rFonts w:ascii="Arial" w:hAnsi="Arial" w:cs="Arial"/>
+          <w:color w:val="101828"/>
+          <w:sz w:val="23"/>
+          <w:szCs w:val="23"/>
+          <w:shd w:val="clear" w:color="auto" w:fill="E9EBF0"/>
+        </w:rPr>
+        <w:t>Latombe</w:t>
+      </w:r>
+      <w:proofErr w:type="spellEnd"/>
+      <w:r>
+        <w:rPr>
+          <w:rFonts w:ascii="Arial" w:hAnsi="Arial" w:cs="Arial"/>
+          <w:color w:val="101828"/>
+          <w:sz w:val="23"/>
+          <w:szCs w:val="23"/>
+          <w:shd w:val="clear" w:color="auto" w:fill="E9EBF0"/>
+        </w:rPr>
+        <w:t xml:space="preserve"> J C, Overmars M H. Probabilistic Roadmaps </w:t>
+      </w:r>
+      <w:r>
+        <w:rPr>
+          <w:rFonts w:ascii="Arial" w:hAnsi="Arial" w:cs="Arial"/>
+          <w:color w:val="101828"/>
+          <w:sz w:val="23"/>
+          <w:szCs w:val="23"/>
+          <w:shd w:val="clear" w:color="auto" w:fill="E9EBF0"/>
+        </w:rPr>
+        <w:lastRenderedPageBreak/>
+        <w:t>for Path Planning in High-Dimensional Configuration Spaces[J]. </w:t>
+      </w:r>
+      <w:r>
+        <w:rPr>
+          <w:rStyle w:val="aff8"/>
+          <w:rFonts w:ascii="Arial" w:hAnsi="Arial" w:cs="Arial"/>
+          <w:color w:val="101828"/>
+          <w:sz w:val="23"/>
+          <w:szCs w:val="23"/>
+          <w:bdr w:val="single" w:sz="2" w:space="0" w:color="EAECF0" w:frame="1"/>
+          <w:shd w:val="clear" w:color="auto" w:fill="E9EBF0"/>
+        </w:rPr>
+        <w:t>IEEE Transactions on Robotics and Automation</w:t>
+      </w:r>
+      <w:r>
+        <w:rPr>
+          <w:rFonts w:ascii="Arial" w:hAnsi="Arial" w:cs="Arial"/>
+          <w:color w:val="101828"/>
+          <w:sz w:val="23"/>
+          <w:szCs w:val="23"/>
+          <w:shd w:val="clear" w:color="auto" w:fill="E9EBF0"/>
+        </w:rPr>
+        <w:t>, 1996, 12(4): 566–580.</w:t>
+      </w:r>
+    </w:p>
+    <w:p>
+      <w:pPr>
+        <w:pStyle w:val="a"/>
+        <w:widowControl w:val="0"/>
+        <w:numPr>
+          <w:ilvl w:val="0"/>
+          <w:numId w:val="5"/>
+        </w:numPr>
+        <w:ind w:leftChars="-59" w:left="296"/>
+      </w:pPr>
+      <w:r>
+        <w:rPr>
+          <w:rFonts w:ascii="Arial" w:hAnsi="Arial" w:cs="Arial"/>
+          <w:color w:val="101828"/>
+          <w:sz w:val="23"/>
+          <w:szCs w:val="23"/>
+          <w:shd w:val="clear" w:color="auto" w:fill="E9EBF0"/>
+        </w:rPr>
+        <w:t>LaValle S M. Rapidly-Exploring Random Trees: A New Tool for Path Planning[R]. Iowa City, IA: Computer Science Department, Iowa State University, 1998.</w:t>
+      </w:r>
+    </w:p>
+    <w:p>
+      <w:pPr>
+        <w:pStyle w:val="a"/>
+        <w:widowControl w:val="0"/>
+        <w:numPr>
+          <w:ilvl w:val="0"/>
+          <w:numId w:val="5"/>
+        </w:numPr>
+        <w:ind w:leftChars="-59" w:left="296"/>
+      </w:pPr>
+      <w:proofErr w:type="spellStart"/>
+      <w:r>
+        <w:rPr>
+          <w:rFonts w:ascii="Arial" w:hAnsi="Arial" w:cs="Arial"/>
+          <w:color w:val="101828"/>
+          <w:sz w:val="23"/>
+          <w:szCs w:val="23"/>
+          <w:shd w:val="clear" w:color="auto" w:fill="E9EBF0"/>
+        </w:rPr>
+        <w:t>Karaman</w:t>
+      </w:r>
+      <w:proofErr w:type="spellEnd"/>
+      <w:r>
+        <w:rPr>
+          <w:rFonts w:ascii="Arial" w:hAnsi="Arial" w:cs="Arial"/>
+          <w:color w:val="101828"/>
+          <w:sz w:val="23"/>
+          <w:szCs w:val="23"/>
+          <w:shd w:val="clear" w:color="auto" w:fill="E9EBF0"/>
+        </w:rPr>
+        <w:t xml:space="preserve"> S, </w:t>
+      </w:r>
+      <w:proofErr w:type="spellStart"/>
+      <w:r>
+        <w:rPr>
+          <w:rFonts w:ascii="Arial" w:hAnsi="Arial" w:cs="Arial"/>
+          <w:color w:val="101828"/>
+          <w:sz w:val="23"/>
+          <w:szCs w:val="23"/>
+          <w:shd w:val="clear" w:color="auto" w:fill="E9EBF0"/>
+        </w:rPr>
+        <w:t>Frazzoli</w:t>
+      </w:r>
+      <w:proofErr w:type="spellEnd"/>
+      <w:r>
+        <w:rPr>
+          <w:rFonts w:ascii="Arial" w:hAnsi="Arial" w:cs="Arial"/>
+          <w:color w:val="101828"/>
+          <w:sz w:val="23"/>
+          <w:szCs w:val="23"/>
+          <w:shd w:val="clear" w:color="auto" w:fill="E9EBF0"/>
+        </w:rPr>
+        <w:t xml:space="preserve"> E. Sampling-based Algorithms for Optimal Motion Planning[J]. </w:t>
+      </w:r>
+      <w:r>
+        <w:rPr>
+          <w:rStyle w:val="aff8"/>
+          <w:rFonts w:ascii="Arial" w:hAnsi="Arial" w:cs="Arial"/>
+          <w:color w:val="101828"/>
+          <w:sz w:val="23"/>
+          <w:szCs w:val="23"/>
+          <w:bdr w:val="single" w:sz="2" w:space="0" w:color="EAECF0" w:frame="1"/>
+          <w:shd w:val="clear" w:color="auto" w:fill="E9EBF0"/>
+        </w:rPr>
+        <w:t>The International Journal of Robotics Research</w:t>
+      </w:r>
+      <w:r>
+        <w:rPr>
+          <w:rFonts w:ascii="Arial" w:hAnsi="Arial" w:cs="Arial"/>
+          <w:color w:val="101828"/>
+          <w:sz w:val="23"/>
+          <w:szCs w:val="23"/>
+          <w:shd w:val="clear" w:color="auto" w:fill="E9EBF0"/>
+        </w:rPr>
+        <w:t>, 2011, 30(7): 846–894.</w:t>
+      </w:r>
+    </w:p>
+    <w:p>
+      <w:pPr>
+        <w:pStyle w:val="a"/>
+        <w:widowControl w:val="0"/>
+        <w:numPr>
+          <w:ilvl w:val="0"/>
+          <w:numId w:val="5"/>
+        </w:numPr>
+        <w:ind w:leftChars="-59" w:left="296"/>
+      </w:pPr>
     </w:p>
     <w:sectPr>
-      <w:footerReference w:type="default" r:id="rId16"/>
+      <w:footerReference w:type="default" r:id="rId28"/>
       <w:type w:val="continuous"/>
       <w:pgSz w:w="11906" w:h="16838"/>
       <w:pgMar w:top="1440" w:right="1800" w:bottom="1440" w:left="1800" w:header="851" w:footer="992" w:gutter="0"/>
@@ -6006,14 +8030,9 @@
 </file>
 
 <file path=word/endnotes.xml><?xml version="1.0" encoding="utf-8"?>
-<w:endnotes xmlns:wpc="http://schemas.microsoft.com/office/word/2010/wordprocessingCanvas" xmlns:cx="http://schemas.microsoft.com/office/drawing/2014/chartex" xmlns:cx1="http://schemas.microsoft.com/office/drawing/2015/9/8/chartex" xmlns:cx2="http://schemas.microsoft.com/office/drawing/2015/10/21/chartex" xmlns:cx3="http://schemas.microsoft.com/office/drawing/2016/5/9/chartex" xmlns:cx4="http://schemas.microsoft.com/office/drawing/2016/5/10/chartex" xmlns:cx5="http://schemas.microsoft.com/office/drawing/2016/5/11/chartex" xmlns:cx6="http://schemas.microsoft.com/office/drawing/2016/5/12/chartex" xmlns:cx7="http://schemas.microsoft.com/office/drawing/2016/5/13/chartex" xmlns:cx8="http://schemas.microsoft.com/office/drawing/2016/5/14/chartex" xmlns:mc="http://schemas.openxmlformats.org/markup-compatibility/2006" xmlns:aink="http://schemas.microsoft.com/office/drawing/2016/ink" xmlns:am3d="http://schemas.microsoft.com/office/drawing/2017/model3d" xmlns:o="urn:schemas-microsoft-com:office:office" xmlns:oel="http://schemas.microsoft.com/office/2019/extlst" xmlns:r="http://schemas.openxmlformats.org/officeDocument/2006/relationships" xmlns:m="http://schemas.openxmlformats.org/officeDocument/2006/math" xmlns:v="urn:schemas-microsoft-com:vml" xmlns:wp14="http://schemas.microsoft.com/office/word/2010/wordprocessingDrawing" xmlns:wp="http://schemas.openxmlformats.org/drawingml/2006/wordprocessingDrawing" xmlns:w10="urn:schemas-microsoft-com:office:word" xmlns:w="http://schemas.openxmlformats.org/wordprocessingml/2006/main" xmlns:w14="http://schemas.microsoft.com/office/word/2010/wordml" xmlns:w15="http://schemas.microsoft.com/office/word/2012/wordml" xmlns:w16cex="http://schemas.microsoft.com/office/word/2018/wordml/cex" xmlns:w16cid="http://schemas.microsoft.com/office/word/2016/wordml/cid" xmlns:w16="http://schemas.microsoft.com/office/word/2018/wordml" xmlns:w16sdtdh="http://schemas.microsoft.com/office/word/2020/wordml/sdtdatahash" xmlns:w16se="http://schemas.microsoft.com/office/word/2015/wordml/symex" xmlns:wpg="http://schemas.microsoft.com/office/word/2010/wordprocessingGroup" xmlns:wpi="http://schemas.microsoft.com/office/word/2010/wordprocessingInk" xmlns:wne="http://schemas.microsoft.com/office/word/2006/wordml" xmlns:wps="http://schemas.microsoft.com/office/word/2010/wordprocessingShape" mc:Ignorable="w14 w15 w16se w16cid w16 w16cex w16sdtdh wp14">
+<w:endnotes xmlns:wpc="http://schemas.microsoft.com/office/word/2010/wordprocessingCanvas" xmlns:cx="http://schemas.microsoft.com/office/drawing/2014/chartex" xmlns:cx1="http://schemas.microsoft.com/office/drawing/2015/9/8/chartex" xmlns:cx2="http://schemas.microsoft.com/office/drawing/2015/10/21/chartex" xmlns:cx3="http://schemas.microsoft.com/office/drawing/2016/5/9/chartex" xmlns:cx4="http://schemas.microsoft.com/office/drawing/2016/5/10/chartex" xmlns:cx5="http://schemas.microsoft.com/office/drawing/2016/5/11/chartex" xmlns:cx6="http://schemas.microsoft.com/office/drawing/2016/5/12/chartex" xmlns:cx7="http://schemas.microsoft.com/office/drawing/2016/5/13/chartex" xmlns:cx8="http://schemas.microsoft.com/office/drawing/2016/5/14/chartex" xmlns:mc="http://schemas.openxmlformats.org/markup-compatibility/2006" xmlns:aink="http://schemas.microsoft.com/office/drawing/2016/ink" xmlns:am3d="http://schemas.microsoft.com/office/drawing/2017/model3d" xmlns:o="urn:schemas-microsoft-com:office:office" xmlns:r="http://schemas.openxmlformats.org/officeDocument/2006/relationships" xmlns:m="http://schemas.openxmlformats.org/officeDocument/2006/math" xmlns:v="urn:schemas-microsoft-com:vml" xmlns:wp14="http://schemas.microsoft.com/office/word/2010/wordprocessingDrawing" xmlns:wp="http://schemas.openxmlformats.org/drawingml/2006/wordprocessingDrawing" xmlns:w10="urn:schemas-microsoft-com:office:word" xmlns:w="http://schemas.openxmlformats.org/wordprocessingml/2006/main" xmlns:w14="http://schemas.microsoft.com/office/word/2010/wordml" xmlns:w15="http://schemas.microsoft.com/office/word/2012/wordml" xmlns:w16cid="http://schemas.microsoft.com/office/word/2016/wordml/cid" xmlns:w16se="http://schemas.microsoft.com/office/word/2015/wordml/symex" xmlns:wpg="http://schemas.microsoft.com/office/word/2010/wordprocessingGroup" xmlns:wpi="http://schemas.microsoft.com/office/word/2010/wordprocessingInk" xmlns:wne="http://schemas.microsoft.com/office/word/2006/wordml" xmlns:wps="http://schemas.microsoft.com/office/word/2010/wordprocessingShape" mc:Ignorable="w14 w15 w16se w16cid wp14">
   <w:endnote w:type="separator" w:id="-1">
     <w:p>
-      <w:pPr>
-        <w:rPr>
-          <w:rFonts w:hint="eastAsia"/>
-        </w:rPr>
-      </w:pPr>
       <w:r>
         <w:separator/>
       </w:r>
@@ -6021,11 +8040,6 @@
   </w:endnote>
   <w:endnote w:type="continuationSeparator" w:id="0">
     <w:p>
-      <w:pPr>
-        <w:rPr>
-          <w:rFonts w:hint="eastAsia"/>
-        </w:rPr>
-      </w:pPr>
       <w:r>
         <w:continuationSeparator/>
       </w:r>
@@ -6035,7 +8049,7 @@
 </file>
 
 <file path=word/footer1.xml><?xml version="1.0" encoding="utf-8"?>
-<w:ftr xmlns:wpc="http://schemas.microsoft.com/office/word/2010/wordprocessingCanvas" xmlns:cx="http://schemas.microsoft.com/office/drawing/2014/chartex" xmlns:cx1="http://schemas.microsoft.com/office/drawing/2015/9/8/chartex" xmlns:cx2="http://schemas.microsoft.com/office/drawing/2015/10/21/chartex" xmlns:cx3="http://schemas.microsoft.com/office/drawing/2016/5/9/chartex" xmlns:cx4="http://schemas.microsoft.com/office/drawing/2016/5/10/chartex" xmlns:cx5="http://schemas.microsoft.com/office/drawing/2016/5/11/chartex" xmlns:cx6="http://schemas.microsoft.com/office/drawing/2016/5/12/chartex" xmlns:cx7="http://schemas.microsoft.com/office/drawing/2016/5/13/chartex" xmlns:cx8="http://schemas.microsoft.com/office/drawing/2016/5/14/chartex" xmlns:mc="http://schemas.openxmlformats.org/markup-compatibility/2006" xmlns:aink="http://schemas.microsoft.com/office/drawing/2016/ink" xmlns:am3d="http://schemas.microsoft.com/office/drawing/2017/model3d" xmlns:o="urn:schemas-microsoft-com:office:office" xmlns:oel="http://schemas.microsoft.com/office/2019/extlst" xmlns:r="http://schemas.openxmlformats.org/officeDocument/2006/relationships" xmlns:m="http://schemas.openxmlformats.org/officeDocument/2006/math" xmlns:v="urn:schemas-microsoft-com:vml" xmlns:wp14="http://schemas.microsoft.com/office/word/2010/wordprocessingDrawing" xmlns:wp="http://schemas.openxmlformats.org/drawingml/2006/wordprocessingDrawing" xmlns:w10="urn:schemas-microsoft-com:office:word" xmlns:w="http://schemas.openxmlformats.org/wordprocessingml/2006/main" xmlns:w14="http://schemas.microsoft.com/office/word/2010/wordml" xmlns:w15="http://schemas.microsoft.com/office/word/2012/wordml" xmlns:w16cex="http://schemas.microsoft.com/office/word/2018/wordml/cex" xmlns:w16cid="http://schemas.microsoft.com/office/word/2016/wordml/cid" xmlns:w16="http://schemas.microsoft.com/office/word/2018/wordml" xmlns:w16sdtdh="http://schemas.microsoft.com/office/word/2020/wordml/sdtdatahash" xmlns:w16se="http://schemas.microsoft.com/office/word/2015/wordml/symex" xmlns:wpg="http://schemas.microsoft.com/office/word/2010/wordprocessingGroup" xmlns:wpi="http://schemas.microsoft.com/office/word/2010/wordprocessingInk" xmlns:wne="http://schemas.microsoft.com/office/word/2006/wordml" xmlns:wps="http://schemas.microsoft.com/office/word/2010/wordprocessingShape" mc:Ignorable="w14 w15 w16se w16cid w16 w16cex w16sdtdh wp14">
+<w:ftr xmlns:wpc="http://schemas.microsoft.com/office/word/2010/wordprocessingCanvas" xmlns:cx="http://schemas.microsoft.com/office/drawing/2014/chartex" xmlns:cx1="http://schemas.microsoft.com/office/drawing/2015/9/8/chartex" xmlns:cx2="http://schemas.microsoft.com/office/drawing/2015/10/21/chartex" xmlns:cx3="http://schemas.microsoft.com/office/drawing/2016/5/9/chartex" xmlns:cx4="http://schemas.microsoft.com/office/drawing/2016/5/10/chartex" xmlns:cx5="http://schemas.microsoft.com/office/drawing/2016/5/11/chartex" xmlns:cx6="http://schemas.microsoft.com/office/drawing/2016/5/12/chartex" xmlns:cx7="http://schemas.microsoft.com/office/drawing/2016/5/13/chartex" xmlns:cx8="http://schemas.microsoft.com/office/drawing/2016/5/14/chartex" xmlns:mc="http://schemas.openxmlformats.org/markup-compatibility/2006" xmlns:aink="http://schemas.microsoft.com/office/drawing/2016/ink" xmlns:am3d="http://schemas.microsoft.com/office/drawing/2017/model3d" xmlns:o="urn:schemas-microsoft-com:office:office" xmlns:r="http://schemas.openxmlformats.org/officeDocument/2006/relationships" xmlns:m="http://schemas.openxmlformats.org/officeDocument/2006/math" xmlns:v="urn:schemas-microsoft-com:vml" xmlns:wp14="http://schemas.microsoft.com/office/word/2010/wordprocessingDrawing" xmlns:wp="http://schemas.openxmlformats.org/drawingml/2006/wordprocessingDrawing" xmlns:w10="urn:schemas-microsoft-com:office:word" xmlns:w="http://schemas.openxmlformats.org/wordprocessingml/2006/main" xmlns:w14="http://schemas.microsoft.com/office/word/2010/wordml" xmlns:w15="http://schemas.microsoft.com/office/word/2012/wordml" xmlns:w16cid="http://schemas.microsoft.com/office/word/2016/wordml/cid" xmlns:w16se="http://schemas.microsoft.com/office/word/2015/wordml/symex" xmlns:wpg="http://schemas.microsoft.com/office/word/2010/wordprocessingGroup" xmlns:wpi="http://schemas.microsoft.com/office/word/2010/wordprocessingInk" xmlns:wne="http://schemas.microsoft.com/office/word/2006/wordml" xmlns:wps="http://schemas.microsoft.com/office/word/2010/wordprocessingShape" mc:Ignorable="w14 w15 w16se w16cid wp14">
   <w:sdt>
     <w:sdtPr>
       <w:id w:val="955289109"/>
@@ -6044,14 +8058,12 @@
         <w:docPartUnique/>
       </w:docPartObj>
     </w:sdtPr>
+    <w:sdtEndPr/>
     <w:sdtContent>
       <w:p>
         <w:pPr>
           <w:pStyle w:val="a6"/>
           <w:jc w:val="center"/>
-          <w:rPr>
-            <w:rFonts w:hint="eastAsia"/>
-          </w:rPr>
         </w:pPr>
         <w:r>
           <w:fldChar w:fldCharType="begin"/>
@@ -6077,16 +8089,13 @@
   <w:p>
     <w:pPr>
       <w:pStyle w:val="a6"/>
-      <w:rPr>
-        <w:rFonts w:hint="eastAsia"/>
-      </w:rPr>
     </w:pPr>
   </w:p>
 </w:ftr>
 </file>
 
 <file path=word/footer2.xml><?xml version="1.0" encoding="utf-8"?>
-<w:ftr xmlns:wpc="http://schemas.microsoft.com/office/word/2010/wordprocessingCanvas" xmlns:cx="http://schemas.microsoft.com/office/drawing/2014/chartex" xmlns:cx1="http://schemas.microsoft.com/office/drawing/2015/9/8/chartex" xmlns:cx2="http://schemas.microsoft.com/office/drawing/2015/10/21/chartex" xmlns:cx3="http://schemas.microsoft.com/office/drawing/2016/5/9/chartex" xmlns:cx4="http://schemas.microsoft.com/office/drawing/2016/5/10/chartex" xmlns:cx5="http://schemas.microsoft.com/office/drawing/2016/5/11/chartex" xmlns:cx6="http://schemas.microsoft.com/office/drawing/2016/5/12/chartex" xmlns:cx7="http://schemas.microsoft.com/office/drawing/2016/5/13/chartex" xmlns:cx8="http://schemas.microsoft.com/office/drawing/2016/5/14/chartex" xmlns:mc="http://schemas.openxmlformats.org/markup-compatibility/2006" xmlns:aink="http://schemas.microsoft.com/office/drawing/2016/ink" xmlns:am3d="http://schemas.microsoft.com/office/drawing/2017/model3d" xmlns:o="urn:schemas-microsoft-com:office:office" xmlns:oel="http://schemas.microsoft.com/office/2019/extlst" xmlns:r="http://schemas.openxmlformats.org/officeDocument/2006/relationships" xmlns:m="http://schemas.openxmlformats.org/officeDocument/2006/math" xmlns:v="urn:schemas-microsoft-com:vml" xmlns:wp14="http://schemas.microsoft.com/office/word/2010/wordprocessingDrawing" xmlns:wp="http://schemas.openxmlformats.org/drawingml/2006/wordprocessingDrawing" xmlns:w10="urn:schemas-microsoft-com:office:word" xmlns:w="http://schemas.openxmlformats.org/wordprocessingml/2006/main" xmlns:w14="http://schemas.microsoft.com/office/word/2010/wordml" xmlns:w15="http://schemas.microsoft.com/office/word/2012/wordml" xmlns:w16cex="http://schemas.microsoft.com/office/word/2018/wordml/cex" xmlns:w16cid="http://schemas.microsoft.com/office/word/2016/wordml/cid" xmlns:w16="http://schemas.microsoft.com/office/word/2018/wordml" xmlns:w16sdtdh="http://schemas.microsoft.com/office/word/2020/wordml/sdtdatahash" xmlns:w16se="http://schemas.microsoft.com/office/word/2015/wordml/symex" xmlns:wpg="http://schemas.microsoft.com/office/word/2010/wordprocessingGroup" xmlns:wpi="http://schemas.microsoft.com/office/word/2010/wordprocessingInk" xmlns:wne="http://schemas.microsoft.com/office/word/2006/wordml" xmlns:wps="http://schemas.microsoft.com/office/word/2010/wordprocessingShape" mc:Ignorable="w14 w15 w16se w16cid w16 w16cex w16sdtdh wp14">
+<w:ftr xmlns:wpc="http://schemas.microsoft.com/office/word/2010/wordprocessingCanvas" xmlns:cx="http://schemas.microsoft.com/office/drawing/2014/chartex" xmlns:cx1="http://schemas.microsoft.com/office/drawing/2015/9/8/chartex" xmlns:cx2="http://schemas.microsoft.com/office/drawing/2015/10/21/chartex" xmlns:cx3="http://schemas.microsoft.com/office/drawing/2016/5/9/chartex" xmlns:cx4="http://schemas.microsoft.com/office/drawing/2016/5/10/chartex" xmlns:cx5="http://schemas.microsoft.com/office/drawing/2016/5/11/chartex" xmlns:cx6="http://schemas.microsoft.com/office/drawing/2016/5/12/chartex" xmlns:cx7="http://schemas.microsoft.com/office/drawing/2016/5/13/chartex" xmlns:cx8="http://schemas.microsoft.com/office/drawing/2016/5/14/chartex" xmlns:mc="http://schemas.openxmlformats.org/markup-compatibility/2006" xmlns:aink="http://schemas.microsoft.com/office/drawing/2016/ink" xmlns:am3d="http://schemas.microsoft.com/office/drawing/2017/model3d" xmlns:o="urn:schemas-microsoft-com:office:office" xmlns:r="http://schemas.openxmlformats.org/officeDocument/2006/relationships" xmlns:m="http://schemas.openxmlformats.org/officeDocument/2006/math" xmlns:v="urn:schemas-microsoft-com:vml" xmlns:wp14="http://schemas.microsoft.com/office/word/2010/wordprocessingDrawing" xmlns:wp="http://schemas.openxmlformats.org/drawingml/2006/wordprocessingDrawing" xmlns:w10="urn:schemas-microsoft-com:office:word" xmlns:w="http://schemas.openxmlformats.org/wordprocessingml/2006/main" xmlns:w14="http://schemas.microsoft.com/office/word/2010/wordml" xmlns:w15="http://schemas.microsoft.com/office/word/2012/wordml" xmlns:w16cid="http://schemas.microsoft.com/office/word/2016/wordml/cid" xmlns:w16se="http://schemas.microsoft.com/office/word/2015/wordml/symex" xmlns:wpg="http://schemas.microsoft.com/office/word/2010/wordprocessingGroup" xmlns:wpi="http://schemas.microsoft.com/office/word/2010/wordprocessingInk" xmlns:wne="http://schemas.microsoft.com/office/word/2006/wordml" xmlns:wps="http://schemas.microsoft.com/office/word/2010/wordprocessingShape" mc:Ignorable="w14 w15 w16se w16cid wp14">
   <w:sdt>
     <w:sdtPr>
       <w:id w:val="-427422402"/>
@@ -6095,14 +8104,12 @@
         <w:docPartUnique/>
       </w:docPartObj>
     </w:sdtPr>
+    <w:sdtEndPr/>
     <w:sdtContent>
       <w:p>
         <w:pPr>
           <w:pStyle w:val="a6"/>
           <w:jc w:val="center"/>
-          <w:rPr>
-            <w:rFonts w:hint="eastAsia"/>
-          </w:rPr>
         </w:pPr>
         <w:r>
           <w:fldChar w:fldCharType="begin"/>
@@ -6128,45 +8135,33 @@
   <w:p>
     <w:pPr>
       <w:pStyle w:val="a6"/>
-      <w:rPr>
-        <w:rFonts w:hint="eastAsia"/>
-      </w:rPr>
     </w:pPr>
   </w:p>
 </w:ftr>
 </file>
 
 <file path=word/footer3.xml><?xml version="1.0" encoding="utf-8"?>
-<w:ftr xmlns:wpc="http://schemas.microsoft.com/office/word/2010/wordprocessingCanvas" xmlns:cx="http://schemas.microsoft.com/office/drawing/2014/chartex" xmlns:cx1="http://schemas.microsoft.com/office/drawing/2015/9/8/chartex" xmlns:cx2="http://schemas.microsoft.com/office/drawing/2015/10/21/chartex" xmlns:cx3="http://schemas.microsoft.com/office/drawing/2016/5/9/chartex" xmlns:cx4="http://schemas.microsoft.com/office/drawing/2016/5/10/chartex" xmlns:cx5="http://schemas.microsoft.com/office/drawing/2016/5/11/chartex" xmlns:cx6="http://schemas.microsoft.com/office/drawing/2016/5/12/chartex" xmlns:cx7="http://schemas.microsoft.com/office/drawing/2016/5/13/chartex" xmlns:cx8="http://schemas.microsoft.com/office/drawing/2016/5/14/chartex" xmlns:mc="http://schemas.openxmlformats.org/markup-compatibility/2006" xmlns:aink="http://schemas.microsoft.com/office/drawing/2016/ink" xmlns:am3d="http://schemas.microsoft.com/office/drawing/2017/model3d" xmlns:o="urn:schemas-microsoft-com:office:office" xmlns:oel="http://schemas.microsoft.com/office/2019/extlst" xmlns:r="http://schemas.openxmlformats.org/officeDocument/2006/relationships" xmlns:m="http://schemas.openxmlformats.org/officeDocument/2006/math" xmlns:v="urn:schemas-microsoft-com:vml" xmlns:wp14="http://schemas.microsoft.com/office/word/2010/wordprocessingDrawing" xmlns:wp="http://schemas.openxmlformats.org/drawingml/2006/wordprocessingDrawing" xmlns:w10="urn:schemas-microsoft-com:office:word" xmlns:w="http://schemas.openxmlformats.org/wordprocessingml/2006/main" xmlns:w14="http://schemas.microsoft.com/office/word/2010/wordml" xmlns:w15="http://schemas.microsoft.com/office/word/2012/wordml" xmlns:w16cex="http://schemas.microsoft.com/office/word/2018/wordml/cex" xmlns:w16cid="http://schemas.microsoft.com/office/word/2016/wordml/cid" xmlns:w16="http://schemas.microsoft.com/office/word/2018/wordml" xmlns:w16sdtdh="http://schemas.microsoft.com/office/word/2020/wordml/sdtdatahash" xmlns:w16se="http://schemas.microsoft.com/office/word/2015/wordml/symex" xmlns:wpg="http://schemas.microsoft.com/office/word/2010/wordprocessingGroup" xmlns:wpi="http://schemas.microsoft.com/office/word/2010/wordprocessingInk" xmlns:wne="http://schemas.microsoft.com/office/word/2006/wordml" xmlns:wps="http://schemas.microsoft.com/office/word/2010/wordprocessingShape" mc:Ignorable="w14 w15 w16se w16cid w16 w16cex w16sdtdh wp14">
+<w:ftr xmlns:wpc="http://schemas.microsoft.com/office/word/2010/wordprocessingCanvas" xmlns:cx="http://schemas.microsoft.com/office/drawing/2014/chartex" xmlns:cx1="http://schemas.microsoft.com/office/drawing/2015/9/8/chartex" xmlns:cx2="http://schemas.microsoft.com/office/drawing/2015/10/21/chartex" xmlns:cx3="http://schemas.microsoft.com/office/drawing/2016/5/9/chartex" xmlns:cx4="http://schemas.microsoft.com/office/drawing/2016/5/10/chartex" xmlns:cx5="http://schemas.microsoft.com/office/drawing/2016/5/11/chartex" xmlns:cx6="http://schemas.microsoft.com/office/drawing/2016/5/12/chartex" xmlns:cx7="http://schemas.microsoft.com/office/drawing/2016/5/13/chartex" xmlns:cx8="http://schemas.microsoft.com/office/drawing/2016/5/14/chartex" xmlns:mc="http://schemas.openxmlformats.org/markup-compatibility/2006" xmlns:aink="http://schemas.microsoft.com/office/drawing/2016/ink" xmlns:am3d="http://schemas.microsoft.com/office/drawing/2017/model3d" xmlns:o="urn:schemas-microsoft-com:office:office" xmlns:r="http://schemas.openxmlformats.org/officeDocument/2006/relationships" xmlns:m="http://schemas.openxmlformats.org/officeDocument/2006/math" xmlns:v="urn:schemas-microsoft-com:vml" xmlns:wp14="http://schemas.microsoft.com/office/word/2010/wordprocessingDrawing" xmlns:wp="http://schemas.openxmlformats.org/drawingml/2006/wordprocessingDrawing" xmlns:w10="urn:schemas-microsoft-com:office:word" xmlns:w="http://schemas.openxmlformats.org/wordprocessingml/2006/main" xmlns:w14="http://schemas.microsoft.com/office/word/2010/wordml" xmlns:w15="http://schemas.microsoft.com/office/word/2012/wordml" xmlns:w16cid="http://schemas.microsoft.com/office/word/2016/wordml/cid" xmlns:w16se="http://schemas.microsoft.com/office/word/2015/wordml/symex" xmlns:wpg="http://schemas.microsoft.com/office/word/2010/wordprocessingGroup" xmlns:wpi="http://schemas.microsoft.com/office/word/2010/wordprocessingInk" xmlns:wne="http://schemas.microsoft.com/office/word/2006/wordml" xmlns:wps="http://schemas.microsoft.com/office/word/2010/wordprocessingShape" mc:Ignorable="w14 w15 w16se w16cid wp14">
   <w:p>
     <w:pPr>
       <w:pStyle w:val="a6"/>
       <w:jc w:val="center"/>
-      <w:rPr>
-        <w:rFonts w:hint="eastAsia"/>
-      </w:rPr>
     </w:pPr>
   </w:p>
   <w:p>
     <w:pPr>
       <w:pStyle w:val="a6"/>
-      <w:rPr>
-        <w:rFonts w:hint="eastAsia"/>
-      </w:rPr>
     </w:pPr>
   </w:p>
 </w:ftr>
 </file>
 
 <file path=word/footer4.xml><?xml version="1.0" encoding="utf-8"?>
-<w:ftr xmlns:wpc="http://schemas.microsoft.com/office/word/2010/wordprocessingCanvas" xmlns:cx="http://schemas.microsoft.com/office/drawing/2014/chartex" xmlns:cx1="http://schemas.microsoft.com/office/drawing/2015/9/8/chartex" xmlns:cx2="http://schemas.microsoft.com/office/drawing/2015/10/21/chartex" xmlns:cx3="http://schemas.microsoft.com/office/drawing/2016/5/9/chartex" xmlns:cx4="http://schemas.microsoft.com/office/drawing/2016/5/10/chartex" xmlns:cx5="http://schemas.microsoft.com/office/drawing/2016/5/11/chartex" xmlns:cx6="http://schemas.microsoft.com/office/drawing/2016/5/12/chartex" xmlns:cx7="http://schemas.microsoft.com/office/drawing/2016/5/13/chartex" xmlns:cx8="http://schemas.microsoft.com/office/drawing/2016/5/14/chartex" xmlns:mc="http://schemas.openxmlformats.org/markup-compatibility/2006" xmlns:aink="http://schemas.microsoft.com/office/drawing/2016/ink" xmlns:am3d="http://schemas.microsoft.com/office/drawing/2017/model3d" xmlns:o="urn:schemas-microsoft-com:office:office" xmlns:oel="http://schemas.microsoft.com/office/2019/extlst" xmlns:r="http://schemas.openxmlformats.org/officeDocument/2006/relationships" xmlns:m="http://schemas.openxmlformats.org/officeDocument/2006/math" xmlns:v="urn:schemas-microsoft-com:vml" xmlns:wp14="http://schemas.microsoft.com/office/word/2010/wordprocessingDrawing" xmlns:wp="http://schemas.openxmlformats.org/drawingml/2006/wordprocessingDrawing" xmlns:w10="urn:schemas-microsoft-com:office:word" xmlns:w="http://schemas.openxmlformats.org/wordprocessingml/2006/main" xmlns:w14="http://schemas.microsoft.com/office/word/2010/wordml" xmlns:w15="http://schemas.microsoft.com/office/word/2012/wordml" xmlns:w16cex="http://schemas.microsoft.com/office/word/2018/wordml/cex" xmlns:w16cid="http://schemas.microsoft.com/office/word/2016/wordml/cid" xmlns:w16="http://schemas.microsoft.com/office/word/2018/wordml" xmlns:w16sdtdh="http://schemas.microsoft.com/office/word/2020/wordml/sdtdatahash" xmlns:w16se="http://schemas.microsoft.com/office/word/2015/wordml/symex" xmlns:wpg="http://schemas.microsoft.com/office/word/2010/wordprocessingGroup" xmlns:wpi="http://schemas.microsoft.com/office/word/2010/wordprocessingInk" xmlns:wne="http://schemas.microsoft.com/office/word/2006/wordml" xmlns:wps="http://schemas.microsoft.com/office/word/2010/wordprocessingShape" mc:Ignorable="w14 w15 w16se w16cid w16 w16cex w16sdtdh wp14">
+<w:ftr xmlns:wpc="http://schemas.microsoft.com/office/word/2010/wordprocessingCanvas" xmlns:cx="http://schemas.microsoft.com/office/drawing/2014/chartex" xmlns:cx1="http://schemas.microsoft.com/office/drawing/2015/9/8/chartex" xmlns:cx2="http://schemas.microsoft.com/office/drawing/2015/10/21/chartex" xmlns:cx3="http://schemas.microsoft.com/office/drawing/2016/5/9/chartex" xmlns:cx4="http://schemas.microsoft.com/office/drawing/2016/5/10/chartex" xmlns:cx5="http://schemas.microsoft.com/office/drawing/2016/5/11/chartex" xmlns:cx6="http://schemas.microsoft.com/office/drawing/2016/5/12/chartex" xmlns:cx7="http://schemas.microsoft.com/office/drawing/2016/5/13/chartex" xmlns:cx8="http://schemas.microsoft.com/office/drawing/2016/5/14/chartex" xmlns:mc="http://schemas.openxmlformats.org/markup-compatibility/2006" xmlns:aink="http://schemas.microsoft.com/office/drawing/2016/ink" xmlns:am3d="http://schemas.microsoft.com/office/drawing/2017/model3d" xmlns:o="urn:schemas-microsoft-com:office:office" xmlns:r="http://schemas.openxmlformats.org/officeDocument/2006/relationships" xmlns:m="http://schemas.openxmlformats.org/officeDocument/2006/math" xmlns:v="urn:schemas-microsoft-com:vml" xmlns:wp14="http://schemas.microsoft.com/office/word/2010/wordprocessingDrawing" xmlns:wp="http://schemas.openxmlformats.org/drawingml/2006/wordprocessingDrawing" xmlns:w10="urn:schemas-microsoft-com:office:word" xmlns:w="http://schemas.openxmlformats.org/wordprocessingml/2006/main" xmlns:w14="http://schemas.microsoft.com/office/word/2010/wordml" xmlns:w15="http://schemas.microsoft.com/office/word/2012/wordml" xmlns:w16cid="http://schemas.microsoft.com/office/word/2016/wordml/cid" xmlns:w16se="http://schemas.microsoft.com/office/word/2015/wordml/symex" xmlns:wpg="http://schemas.microsoft.com/office/word/2010/wordprocessingGroup" xmlns:wpi="http://schemas.microsoft.com/office/word/2010/wordprocessingInk" xmlns:wne="http://schemas.microsoft.com/office/word/2006/wordml" xmlns:wps="http://schemas.microsoft.com/office/word/2010/wordprocessingShape" mc:Ignorable="w14 w15 w16se w16cid wp14">
   <w:p>
     <w:pPr>
       <w:pStyle w:val="a6"/>
       <w:jc w:val="center"/>
-      <w:rPr>
-        <w:rFonts w:hint="eastAsia"/>
-      </w:rPr>
     </w:pPr>
     <w:r>
       <w:t>1</w:t>
@@ -6175,16 +8170,13 @@
   <w:p>
     <w:pPr>
       <w:pStyle w:val="a6"/>
-      <w:rPr>
-        <w:rFonts w:hint="eastAsia"/>
-      </w:rPr>
     </w:pPr>
   </w:p>
 </w:ftr>
 </file>
 
 <file path=word/footer5.xml><?xml version="1.0" encoding="utf-8"?>
-<w:ftr xmlns:wpc="http://schemas.microsoft.com/office/word/2010/wordprocessingCanvas" xmlns:cx="http://schemas.microsoft.com/office/drawing/2014/chartex" xmlns:cx1="http://schemas.microsoft.com/office/drawing/2015/9/8/chartex" xmlns:cx2="http://schemas.microsoft.com/office/drawing/2015/10/21/chartex" xmlns:cx3="http://schemas.microsoft.com/office/drawing/2016/5/9/chartex" xmlns:cx4="http://schemas.microsoft.com/office/drawing/2016/5/10/chartex" xmlns:cx5="http://schemas.microsoft.com/office/drawing/2016/5/11/chartex" xmlns:cx6="http://schemas.microsoft.com/office/drawing/2016/5/12/chartex" xmlns:cx7="http://schemas.microsoft.com/office/drawing/2016/5/13/chartex" xmlns:cx8="http://schemas.microsoft.com/office/drawing/2016/5/14/chartex" xmlns:mc="http://schemas.openxmlformats.org/markup-compatibility/2006" xmlns:aink="http://schemas.microsoft.com/office/drawing/2016/ink" xmlns:am3d="http://schemas.microsoft.com/office/drawing/2017/model3d" xmlns:o="urn:schemas-microsoft-com:office:office" xmlns:oel="http://schemas.microsoft.com/office/2019/extlst" xmlns:r="http://schemas.openxmlformats.org/officeDocument/2006/relationships" xmlns:m="http://schemas.openxmlformats.org/officeDocument/2006/math" xmlns:v="urn:schemas-microsoft-com:vml" xmlns:wp14="http://schemas.microsoft.com/office/word/2010/wordprocessingDrawing" xmlns:wp="http://schemas.openxmlformats.org/drawingml/2006/wordprocessingDrawing" xmlns:w10="urn:schemas-microsoft-com:office:word" xmlns:w="http://schemas.openxmlformats.org/wordprocessingml/2006/main" xmlns:w14="http://schemas.microsoft.com/office/word/2010/wordml" xmlns:w15="http://schemas.microsoft.com/office/word/2012/wordml" xmlns:w16cex="http://schemas.microsoft.com/office/word/2018/wordml/cex" xmlns:w16cid="http://schemas.microsoft.com/office/word/2016/wordml/cid" xmlns:w16="http://schemas.microsoft.com/office/word/2018/wordml" xmlns:w16sdtdh="http://schemas.microsoft.com/office/word/2020/wordml/sdtdatahash" xmlns:w16se="http://schemas.microsoft.com/office/word/2015/wordml/symex" xmlns:wpg="http://schemas.microsoft.com/office/word/2010/wordprocessingGroup" xmlns:wpi="http://schemas.microsoft.com/office/word/2010/wordprocessingInk" xmlns:wne="http://schemas.microsoft.com/office/word/2006/wordml" xmlns:wps="http://schemas.microsoft.com/office/word/2010/wordprocessingShape" mc:Ignorable="w14 w15 w16se w16cid w16 w16cex w16sdtdh wp14">
+<w:ftr xmlns:wpc="http://schemas.microsoft.com/office/word/2010/wordprocessingCanvas" xmlns:cx="http://schemas.microsoft.com/office/drawing/2014/chartex" xmlns:cx1="http://schemas.microsoft.com/office/drawing/2015/9/8/chartex" xmlns:cx2="http://schemas.microsoft.com/office/drawing/2015/10/21/chartex" xmlns:cx3="http://schemas.microsoft.com/office/drawing/2016/5/9/chartex" xmlns:cx4="http://schemas.microsoft.com/office/drawing/2016/5/10/chartex" xmlns:cx5="http://schemas.microsoft.com/office/drawing/2016/5/11/chartex" xmlns:cx6="http://schemas.microsoft.com/office/drawing/2016/5/12/chartex" xmlns:cx7="http://schemas.microsoft.com/office/drawing/2016/5/13/chartex" xmlns:cx8="http://schemas.microsoft.com/office/drawing/2016/5/14/chartex" xmlns:mc="http://schemas.openxmlformats.org/markup-compatibility/2006" xmlns:aink="http://schemas.microsoft.com/office/drawing/2016/ink" xmlns:am3d="http://schemas.microsoft.com/office/drawing/2017/model3d" xmlns:o="urn:schemas-microsoft-com:office:office" xmlns:r="http://schemas.openxmlformats.org/officeDocument/2006/relationships" xmlns:m="http://schemas.openxmlformats.org/officeDocument/2006/math" xmlns:v="urn:schemas-microsoft-com:vml" xmlns:wp14="http://schemas.microsoft.com/office/word/2010/wordprocessingDrawing" xmlns:wp="http://schemas.openxmlformats.org/drawingml/2006/wordprocessingDrawing" xmlns:w10="urn:schemas-microsoft-com:office:word" xmlns:w="http://schemas.openxmlformats.org/wordprocessingml/2006/main" xmlns:w14="http://schemas.microsoft.com/office/word/2010/wordml" xmlns:w15="http://schemas.microsoft.com/office/word/2012/wordml" xmlns:w16cid="http://schemas.microsoft.com/office/word/2016/wordml/cid" xmlns:w16se="http://schemas.microsoft.com/office/word/2015/wordml/symex" xmlns:wpg="http://schemas.microsoft.com/office/word/2010/wordprocessingGroup" xmlns:wpi="http://schemas.microsoft.com/office/word/2010/wordprocessingInk" xmlns:wne="http://schemas.microsoft.com/office/word/2006/wordml" xmlns:wps="http://schemas.microsoft.com/office/word/2010/wordprocessingShape" mc:Ignorable="w14 w15 w16se w16cid wp14">
   <w:sdt>
     <w:sdtPr>
       <w:id w:val="1753159756"/>
@@ -6193,14 +8185,12 @@
         <w:docPartUnique/>
       </w:docPartObj>
     </w:sdtPr>
+    <w:sdtEndPr/>
     <w:sdtContent>
       <w:p>
         <w:pPr>
           <w:pStyle w:val="a6"/>
           <w:jc w:val="center"/>
-          <w:rPr>
-            <w:rFonts w:hint="eastAsia"/>
-          </w:rPr>
         </w:pPr>
         <w:r>
           <w:fldChar w:fldCharType="begin"/>
@@ -6226,23 +8216,15 @@
   <w:p>
     <w:pPr>
       <w:pStyle w:val="a6"/>
-      <w:rPr>
-        <w:rFonts w:hint="eastAsia"/>
-      </w:rPr>
     </w:pPr>
   </w:p>
 </w:ftr>
 </file>
 
 <file path=word/footnotes.xml><?xml version="1.0" encoding="utf-8"?>
-<w:footnotes xmlns:wpc="http://schemas.microsoft.com/office/word/2010/wordprocessingCanvas" xmlns:cx="http://schemas.microsoft.com/office/drawing/2014/chartex" xmlns:cx1="http://schemas.microsoft.com/office/drawing/2015/9/8/chartex" xmlns:cx2="http://schemas.microsoft.com/office/drawing/2015/10/21/chartex" xmlns:cx3="http://schemas.microsoft.com/office/drawing/2016/5/9/chartex" xmlns:cx4="http://schemas.microsoft.com/office/drawing/2016/5/10/chartex" xmlns:cx5="http://schemas.microsoft.com/office/drawing/2016/5/11/chartex" xmlns:cx6="http://schemas.microsoft.com/office/drawing/2016/5/12/chartex" xmlns:cx7="http://schemas.microsoft.com/office/drawing/2016/5/13/chartex" xmlns:cx8="http://schemas.microsoft.com/office/drawing/2016/5/14/chartex" xmlns:mc="http://schemas.openxmlformats.org/markup-compatibility/2006" xmlns:aink="http://schemas.microsoft.com/office/drawing/2016/ink" xmlns:am3d="http://schemas.microsoft.com/office/drawing/2017/model3d" xmlns:o="urn:schemas-microsoft-com:office:office" xmlns:oel="http://schemas.microsoft.com/office/2019/extlst" xmlns:r="http://schemas.openxmlformats.org/officeDocument/2006/relationships" xmlns:m="http://schemas.openxmlformats.org/officeDocument/2006/math" xmlns:v="urn:schemas-microsoft-com:vml" xmlns:wp14="http://schemas.microsoft.com/office/word/2010/wordprocessingDrawing" xmlns:wp="http://schemas.openxmlformats.org/drawingml/2006/wordprocessingDrawing" xmlns:w10="urn:schemas-microsoft-com:office:word" xmlns:w="http://schemas.openxmlformats.org/wordprocessingml/2006/main" xmlns:w14="http://schemas.microsoft.com/office/word/2010/wordml" xmlns:w15="http://schemas.microsoft.com/office/word/2012/wordml" xmlns:w16cex="http://schemas.microsoft.com/office/word/2018/wordml/cex" xmlns:w16cid="http://schemas.microsoft.com/office/word/2016/wordml/cid" xmlns:w16="http://schemas.microsoft.com/office/word/2018/wordml" xmlns:w16sdtdh="http://schemas.microsoft.com/office/word/2020/wordml/sdtdatahash" xmlns:w16se="http://schemas.microsoft.com/office/word/2015/wordml/symex" xmlns:wpg="http://schemas.microsoft.com/office/word/2010/wordprocessingGroup" xmlns:wpi="http://schemas.microsoft.com/office/word/2010/wordprocessingInk" xmlns:wne="http://schemas.microsoft.com/office/word/2006/wordml" xmlns:wps="http://schemas.microsoft.com/office/word/2010/wordprocessingShape" mc:Ignorable="w14 w15 w16se w16cid w16 w16cex w16sdtdh wp14">
+<w:footnotes xmlns:wpc="http://schemas.microsoft.com/office/word/2010/wordprocessingCanvas" xmlns:cx="http://schemas.microsoft.com/office/drawing/2014/chartex" xmlns:cx1="http://schemas.microsoft.com/office/drawing/2015/9/8/chartex" xmlns:cx2="http://schemas.microsoft.com/office/drawing/2015/10/21/chartex" xmlns:cx3="http://schemas.microsoft.com/office/drawing/2016/5/9/chartex" xmlns:cx4="http://schemas.microsoft.com/office/drawing/2016/5/10/chartex" xmlns:cx5="http://schemas.microsoft.com/office/drawing/2016/5/11/chartex" xmlns:cx6="http://schemas.microsoft.com/office/drawing/2016/5/12/chartex" xmlns:cx7="http://schemas.microsoft.com/office/drawing/2016/5/13/chartex" xmlns:cx8="http://schemas.microsoft.com/office/drawing/2016/5/14/chartex" xmlns:mc="http://schemas.openxmlformats.org/markup-compatibility/2006" xmlns:aink="http://schemas.microsoft.com/office/drawing/2016/ink" xmlns:am3d="http://schemas.microsoft.com/office/drawing/2017/model3d" xmlns:o="urn:schemas-microsoft-com:office:office" xmlns:r="http://schemas.openxmlformats.org/officeDocument/2006/relationships" xmlns:m="http://schemas.openxmlformats.org/officeDocument/2006/math" xmlns:v="urn:schemas-microsoft-com:vml" xmlns:wp14="http://schemas.microsoft.com/office/word/2010/wordprocessingDrawing" xmlns:wp="http://schemas.openxmlformats.org/drawingml/2006/wordprocessingDrawing" xmlns:w10="urn:schemas-microsoft-com:office:word" xmlns:w="http://schemas.openxmlformats.org/wordprocessingml/2006/main" xmlns:w14="http://schemas.microsoft.com/office/word/2010/wordml" xmlns:w15="http://schemas.microsoft.com/office/word/2012/wordml" xmlns:w16cid="http://schemas.microsoft.com/office/word/2016/wordml/cid" xmlns:w16se="http://schemas.microsoft.com/office/word/2015/wordml/symex" xmlns:wpg="http://schemas.microsoft.com/office/word/2010/wordprocessingGroup" xmlns:wpi="http://schemas.microsoft.com/office/word/2010/wordprocessingInk" xmlns:wne="http://schemas.microsoft.com/office/word/2006/wordml" xmlns:wps="http://schemas.microsoft.com/office/word/2010/wordprocessingShape" mc:Ignorable="w14 w15 w16se w16cid wp14">
   <w:footnote w:type="separator" w:id="-1">
     <w:p>
-      <w:pPr>
-        <w:rPr>
-          <w:rFonts w:hint="eastAsia"/>
-        </w:rPr>
-      </w:pPr>
       <w:r>
         <w:separator/>
       </w:r>
@@ -6250,11 +8232,6 @@
   </w:footnote>
   <w:footnote w:type="continuationSeparator" w:id="0">
     <w:p>
-      <w:pPr>
-        <w:rPr>
-          <w:rFonts w:hint="eastAsia"/>
-        </w:rPr>
-      </w:pPr>
       <w:r>
         <w:continuationSeparator/>
       </w:r>
@@ -6264,14 +8241,14 @@
 </file>
 
 <file path=word/header1.xml><?xml version="1.0" encoding="utf-8"?>
-<w:hdr xmlns:wpc="http://schemas.microsoft.com/office/word/2010/wordprocessingCanvas" xmlns:cx="http://schemas.microsoft.com/office/drawing/2014/chartex" xmlns:cx1="http://schemas.microsoft.com/office/drawing/2015/9/8/chartex" xmlns:cx2="http://schemas.microsoft.com/office/drawing/2015/10/21/chartex" xmlns:cx3="http://schemas.microsoft.com/office/drawing/2016/5/9/chartex" xmlns:cx4="http://schemas.microsoft.com/office/drawing/2016/5/10/chartex" xmlns:cx5="http://schemas.microsoft.com/office/drawing/2016/5/11/chartex" xmlns:cx6="http://schemas.microsoft.com/office/drawing/2016/5/12/chartex" xmlns:cx7="http://schemas.microsoft.com/office/drawing/2016/5/13/chartex" xmlns:cx8="http://schemas.microsoft.com/office/drawing/2016/5/14/chartex" xmlns:mc="http://schemas.openxmlformats.org/markup-compatibility/2006" xmlns:aink="http://schemas.microsoft.com/office/drawing/2016/ink" xmlns:am3d="http://schemas.microsoft.com/office/drawing/2017/model3d" xmlns:o="urn:schemas-microsoft-com:office:office" xmlns:oel="http://schemas.microsoft.com/office/2019/extlst" xmlns:r="http://schemas.openxmlformats.org/officeDocument/2006/relationships" xmlns:m="http://schemas.openxmlformats.org/officeDocument/2006/math" xmlns:v="urn:schemas-microsoft-com:vml" xmlns:wp14="http://schemas.microsoft.com/office/word/2010/wordprocessingDrawing" xmlns:wp="http://schemas.openxmlformats.org/drawingml/2006/wordprocessingDrawing" xmlns:w10="urn:schemas-microsoft-com:office:word" xmlns:w="http://schemas.openxmlformats.org/wordprocessingml/2006/main" xmlns:w14="http://schemas.microsoft.com/office/word/2010/wordml" xmlns:w15="http://schemas.microsoft.com/office/word/2012/wordml" xmlns:w16cex="http://schemas.microsoft.com/office/word/2018/wordml/cex" xmlns:w16cid="http://schemas.microsoft.com/office/word/2016/wordml/cid" xmlns:w16="http://schemas.microsoft.com/office/word/2018/wordml" xmlns:w16sdtdh="http://schemas.microsoft.com/office/word/2020/wordml/sdtdatahash" xmlns:w16se="http://schemas.microsoft.com/office/word/2015/wordml/symex" xmlns:wpg="http://schemas.microsoft.com/office/word/2010/wordprocessingGroup" xmlns:wpi="http://schemas.microsoft.com/office/word/2010/wordprocessingInk" xmlns:wne="http://schemas.microsoft.com/office/word/2006/wordml" xmlns:wps="http://schemas.microsoft.com/office/word/2010/wordprocessingShape" mc:Ignorable="w14 w15 w16se w16cid w16 w16cex w16sdtdh wp14">
+<w:hdr xmlns:wpc="http://schemas.microsoft.com/office/word/2010/wordprocessingCanvas" xmlns:cx="http://schemas.microsoft.com/office/drawing/2014/chartex" xmlns:cx1="http://schemas.microsoft.com/office/drawing/2015/9/8/chartex" xmlns:cx2="http://schemas.microsoft.com/office/drawing/2015/10/21/chartex" xmlns:cx3="http://schemas.microsoft.com/office/drawing/2016/5/9/chartex" xmlns:cx4="http://schemas.microsoft.com/office/drawing/2016/5/10/chartex" xmlns:cx5="http://schemas.microsoft.com/office/drawing/2016/5/11/chartex" xmlns:cx6="http://schemas.microsoft.com/office/drawing/2016/5/12/chartex" xmlns:cx7="http://schemas.microsoft.com/office/drawing/2016/5/13/chartex" xmlns:cx8="http://schemas.microsoft.com/office/drawing/2016/5/14/chartex" xmlns:mc="http://schemas.openxmlformats.org/markup-compatibility/2006" xmlns:aink="http://schemas.microsoft.com/office/drawing/2016/ink" xmlns:am3d="http://schemas.microsoft.com/office/drawing/2017/model3d" xmlns:o="urn:schemas-microsoft-com:office:office" xmlns:r="http://schemas.openxmlformats.org/officeDocument/2006/relationships" xmlns:m="http://schemas.openxmlformats.org/officeDocument/2006/math" xmlns:v="urn:schemas-microsoft-com:vml" xmlns:wp14="http://schemas.microsoft.com/office/word/2010/wordprocessingDrawing" xmlns:wp="http://schemas.openxmlformats.org/drawingml/2006/wordprocessingDrawing" xmlns:w10="urn:schemas-microsoft-com:office:word" xmlns:w="http://schemas.openxmlformats.org/wordprocessingml/2006/main" xmlns:w14="http://schemas.microsoft.com/office/word/2010/wordml" xmlns:w15="http://schemas.microsoft.com/office/word/2012/wordml" xmlns:w16cid="http://schemas.microsoft.com/office/word/2016/wordml/cid" xmlns:w16se="http://schemas.microsoft.com/office/word/2015/wordml/symex" xmlns:wpg="http://schemas.microsoft.com/office/word/2010/wordprocessingGroup" xmlns:wpi="http://schemas.microsoft.com/office/word/2010/wordprocessingInk" xmlns:wne="http://schemas.microsoft.com/office/word/2006/wordml" xmlns:wps="http://schemas.microsoft.com/office/word/2010/wordprocessingShape" mc:Ignorable="w14 w15 w16se w16cid wp14">
   <w:p>
     <w:pPr>
       <w:spacing w:line="340" w:lineRule="exact"/>
       <w:ind w:left="20"/>
       <w:jc w:val="center"/>
       <w:rPr>
-        <w:rFonts w:ascii="Calibri" w:hint="eastAsia"/>
+        <w:rFonts w:ascii="Calibri"/>
         <w:sz w:val="28"/>
       </w:rPr>
     </w:pPr>
@@ -6373,23 +8350,20 @@
       <w:pBdr>
         <w:bottom w:val="single" w:sz="6" w:space="0" w:color="auto"/>
       </w:pBdr>
-      <w:rPr>
-        <w:rFonts w:hint="eastAsia"/>
-      </w:rPr>
     </w:pPr>
   </w:p>
 </w:hdr>
 </file>
 
 <file path=word/header2.xml><?xml version="1.0" encoding="utf-8"?>
-<w:hdr xmlns:wpc="http://schemas.microsoft.com/office/word/2010/wordprocessingCanvas" xmlns:cx="http://schemas.microsoft.com/office/drawing/2014/chartex" xmlns:cx1="http://schemas.microsoft.com/office/drawing/2015/9/8/chartex" xmlns:cx2="http://schemas.microsoft.com/office/drawing/2015/10/21/chartex" xmlns:cx3="http://schemas.microsoft.com/office/drawing/2016/5/9/chartex" xmlns:cx4="http://schemas.microsoft.com/office/drawing/2016/5/10/chartex" xmlns:cx5="http://schemas.microsoft.com/office/drawing/2016/5/11/chartex" xmlns:cx6="http://schemas.microsoft.com/office/drawing/2016/5/12/chartex" xmlns:cx7="http://schemas.microsoft.com/office/drawing/2016/5/13/chartex" xmlns:cx8="http://schemas.microsoft.com/office/drawing/2016/5/14/chartex" xmlns:mc="http://schemas.openxmlformats.org/markup-compatibility/2006" xmlns:aink="http://schemas.microsoft.com/office/drawing/2016/ink" xmlns:am3d="http://schemas.microsoft.com/office/drawing/2017/model3d" xmlns:o="urn:schemas-microsoft-com:office:office" xmlns:oel="http://schemas.microsoft.com/office/2019/extlst" xmlns:r="http://schemas.openxmlformats.org/officeDocument/2006/relationships" xmlns:m="http://schemas.openxmlformats.org/officeDocument/2006/math" xmlns:v="urn:schemas-microsoft-com:vml" xmlns:wp14="http://schemas.microsoft.com/office/word/2010/wordprocessingDrawing" xmlns:wp="http://schemas.openxmlformats.org/drawingml/2006/wordprocessingDrawing" xmlns:w10="urn:schemas-microsoft-com:office:word" xmlns:w="http://schemas.openxmlformats.org/wordprocessingml/2006/main" xmlns:w14="http://schemas.microsoft.com/office/word/2010/wordml" xmlns:w15="http://schemas.microsoft.com/office/word/2012/wordml" xmlns:w16cex="http://schemas.microsoft.com/office/word/2018/wordml/cex" xmlns:w16cid="http://schemas.microsoft.com/office/word/2016/wordml/cid" xmlns:w16="http://schemas.microsoft.com/office/word/2018/wordml" xmlns:w16sdtdh="http://schemas.microsoft.com/office/word/2020/wordml/sdtdatahash" xmlns:w16se="http://schemas.microsoft.com/office/word/2015/wordml/symex" xmlns:wpg="http://schemas.microsoft.com/office/word/2010/wordprocessingGroup" xmlns:wpi="http://schemas.microsoft.com/office/word/2010/wordprocessingInk" xmlns:wne="http://schemas.microsoft.com/office/word/2006/wordml" xmlns:wps="http://schemas.microsoft.com/office/word/2010/wordprocessingShape" mc:Ignorable="w14 w15 w16se w16cid w16 w16cex w16sdtdh wp14">
+<w:hdr xmlns:wpc="http://schemas.microsoft.com/office/word/2010/wordprocessingCanvas" xmlns:cx="http://schemas.microsoft.com/office/drawing/2014/chartex" xmlns:cx1="http://schemas.microsoft.com/office/drawing/2015/9/8/chartex" xmlns:cx2="http://schemas.microsoft.com/office/drawing/2015/10/21/chartex" xmlns:cx3="http://schemas.microsoft.com/office/drawing/2016/5/9/chartex" xmlns:cx4="http://schemas.microsoft.com/office/drawing/2016/5/10/chartex" xmlns:cx5="http://schemas.microsoft.com/office/drawing/2016/5/11/chartex" xmlns:cx6="http://schemas.microsoft.com/office/drawing/2016/5/12/chartex" xmlns:cx7="http://schemas.microsoft.com/office/drawing/2016/5/13/chartex" xmlns:cx8="http://schemas.microsoft.com/office/drawing/2016/5/14/chartex" xmlns:mc="http://schemas.openxmlformats.org/markup-compatibility/2006" xmlns:aink="http://schemas.microsoft.com/office/drawing/2016/ink" xmlns:am3d="http://schemas.microsoft.com/office/drawing/2017/model3d" xmlns:o="urn:schemas-microsoft-com:office:office" xmlns:r="http://schemas.openxmlformats.org/officeDocument/2006/relationships" xmlns:m="http://schemas.openxmlformats.org/officeDocument/2006/math" xmlns:v="urn:schemas-microsoft-com:vml" xmlns:wp14="http://schemas.microsoft.com/office/word/2010/wordprocessingDrawing" xmlns:wp="http://schemas.openxmlformats.org/drawingml/2006/wordprocessingDrawing" xmlns:w10="urn:schemas-microsoft-com:office:word" xmlns:w="http://schemas.openxmlformats.org/wordprocessingml/2006/main" xmlns:w14="http://schemas.microsoft.com/office/word/2010/wordml" xmlns:w15="http://schemas.microsoft.com/office/word/2012/wordml" xmlns:w16cid="http://schemas.microsoft.com/office/word/2016/wordml/cid" xmlns:w16se="http://schemas.microsoft.com/office/word/2015/wordml/symex" xmlns:wpg="http://schemas.microsoft.com/office/word/2010/wordprocessingGroup" xmlns:wpi="http://schemas.microsoft.com/office/word/2010/wordprocessingInk" xmlns:wne="http://schemas.microsoft.com/office/word/2006/wordml" xmlns:wps="http://schemas.microsoft.com/office/word/2010/wordprocessingShape" mc:Ignorable="w14 w15 w16se w16cid wp14">
   <w:p>
     <w:pPr>
       <w:spacing w:line="340" w:lineRule="exact"/>
       <w:ind w:left="20"/>
       <w:jc w:val="center"/>
       <w:rPr>
-        <w:rFonts w:ascii="Calibri" w:hint="eastAsia"/>
+        <w:rFonts w:ascii="Calibri"/>
         <w:sz w:val="28"/>
       </w:rPr>
     </w:pPr>
@@ -6488,23 +8462,20 @@
   <w:p>
     <w:pPr>
       <w:pStyle w:val="a4"/>
-      <w:rPr>
-        <w:rFonts w:hint="eastAsia"/>
-      </w:rPr>
     </w:pPr>
   </w:p>
 </w:hdr>
 </file>
 
 <file path=word/header3.xml><?xml version="1.0" encoding="utf-8"?>
-<w:hdr xmlns:wpc="http://schemas.microsoft.com/office/word/2010/wordprocessingCanvas" xmlns:cx="http://schemas.microsoft.com/office/drawing/2014/chartex" xmlns:cx1="http://schemas.microsoft.com/office/drawing/2015/9/8/chartex" xmlns:cx2="http://schemas.microsoft.com/office/drawing/2015/10/21/chartex" xmlns:cx3="http://schemas.microsoft.com/office/drawing/2016/5/9/chartex" xmlns:cx4="http://schemas.microsoft.com/office/drawing/2016/5/10/chartex" xmlns:cx5="http://schemas.microsoft.com/office/drawing/2016/5/11/chartex" xmlns:cx6="http://schemas.microsoft.com/office/drawing/2016/5/12/chartex" xmlns:cx7="http://schemas.microsoft.com/office/drawing/2016/5/13/chartex" xmlns:cx8="http://schemas.microsoft.com/office/drawing/2016/5/14/chartex" xmlns:mc="http://schemas.openxmlformats.org/markup-compatibility/2006" xmlns:aink="http://schemas.microsoft.com/office/drawing/2016/ink" xmlns:am3d="http://schemas.microsoft.com/office/drawing/2017/model3d" xmlns:o="urn:schemas-microsoft-com:office:office" xmlns:oel="http://schemas.microsoft.com/office/2019/extlst" xmlns:r="http://schemas.openxmlformats.org/officeDocument/2006/relationships" xmlns:m="http://schemas.openxmlformats.org/officeDocument/2006/math" xmlns:v="urn:schemas-microsoft-com:vml" xmlns:wp14="http://schemas.microsoft.com/office/word/2010/wordprocessingDrawing" xmlns:wp="http://schemas.openxmlformats.org/drawingml/2006/wordprocessingDrawing" xmlns:w10="urn:schemas-microsoft-com:office:word" xmlns:w="http://schemas.openxmlformats.org/wordprocessingml/2006/main" xmlns:w14="http://schemas.microsoft.com/office/word/2010/wordml" xmlns:w15="http://schemas.microsoft.com/office/word/2012/wordml" xmlns:w16cex="http://schemas.microsoft.com/office/word/2018/wordml/cex" xmlns:w16cid="http://schemas.microsoft.com/office/word/2016/wordml/cid" xmlns:w16="http://schemas.microsoft.com/office/word/2018/wordml" xmlns:w16sdtdh="http://schemas.microsoft.com/office/word/2020/wordml/sdtdatahash" xmlns:w16se="http://schemas.microsoft.com/office/word/2015/wordml/symex" xmlns:wpg="http://schemas.microsoft.com/office/word/2010/wordprocessingGroup" xmlns:wpi="http://schemas.microsoft.com/office/word/2010/wordprocessingInk" xmlns:wne="http://schemas.microsoft.com/office/word/2006/wordml" xmlns:wps="http://schemas.microsoft.com/office/word/2010/wordprocessingShape" mc:Ignorable="w14 w15 w16se w16cid w16 w16cex w16sdtdh wp14">
+<w:hdr xmlns:wpc="http://schemas.microsoft.com/office/word/2010/wordprocessingCanvas" xmlns:cx="http://schemas.microsoft.com/office/drawing/2014/chartex" xmlns:cx1="http://schemas.microsoft.com/office/drawing/2015/9/8/chartex" xmlns:cx2="http://schemas.microsoft.com/office/drawing/2015/10/21/chartex" xmlns:cx3="http://schemas.microsoft.com/office/drawing/2016/5/9/chartex" xmlns:cx4="http://schemas.microsoft.com/office/drawing/2016/5/10/chartex" xmlns:cx5="http://schemas.microsoft.com/office/drawing/2016/5/11/chartex" xmlns:cx6="http://schemas.microsoft.com/office/drawing/2016/5/12/chartex" xmlns:cx7="http://schemas.microsoft.com/office/drawing/2016/5/13/chartex" xmlns:cx8="http://schemas.microsoft.com/office/drawing/2016/5/14/chartex" xmlns:mc="http://schemas.openxmlformats.org/markup-compatibility/2006" xmlns:aink="http://schemas.microsoft.com/office/drawing/2016/ink" xmlns:am3d="http://schemas.microsoft.com/office/drawing/2017/model3d" xmlns:o="urn:schemas-microsoft-com:office:office" xmlns:r="http://schemas.openxmlformats.org/officeDocument/2006/relationships" xmlns:m="http://schemas.openxmlformats.org/officeDocument/2006/math" xmlns:v="urn:schemas-microsoft-com:vml" xmlns:wp14="http://schemas.microsoft.com/office/word/2010/wordprocessingDrawing" xmlns:wp="http://schemas.openxmlformats.org/drawingml/2006/wordprocessingDrawing" xmlns:w10="urn:schemas-microsoft-com:office:word" xmlns:w="http://schemas.openxmlformats.org/wordprocessingml/2006/main" xmlns:w14="http://schemas.microsoft.com/office/word/2010/wordml" xmlns:w15="http://schemas.microsoft.com/office/word/2012/wordml" xmlns:w16cid="http://schemas.microsoft.com/office/word/2016/wordml/cid" xmlns:w16se="http://schemas.microsoft.com/office/word/2015/wordml/symex" xmlns:wpg="http://schemas.microsoft.com/office/word/2010/wordprocessingGroup" xmlns:wpi="http://schemas.microsoft.com/office/word/2010/wordprocessingInk" xmlns:wne="http://schemas.microsoft.com/office/word/2006/wordml" xmlns:wps="http://schemas.microsoft.com/office/word/2010/wordprocessingShape" mc:Ignorable="w14 w15 w16se w16cid wp14">
   <w:p>
     <w:pPr>
       <w:spacing w:line="340" w:lineRule="exact"/>
       <w:ind w:left="20"/>
       <w:jc w:val="center"/>
       <w:rPr>
-        <w:rFonts w:ascii="Calibri" w:hint="eastAsia"/>
+        <w:rFonts w:ascii="Calibri"/>
         <w:sz w:val="28"/>
       </w:rPr>
     </w:pPr>
@@ -6603,16 +8574,13 @@
   <w:p>
     <w:pPr>
       <w:pStyle w:val="a4"/>
-      <w:rPr>
-        <w:rFonts w:hint="eastAsia"/>
-      </w:rPr>
     </w:pPr>
   </w:p>
 </w:hdr>
 </file>
 
 <file path=word/numbering.xml><?xml version="1.0" encoding="utf-8"?>
-<w:numbering xmlns:wpc="http://schemas.microsoft.com/office/word/2010/wordprocessingCanvas" xmlns:cx="http://schemas.microsoft.com/office/drawing/2014/chartex" xmlns:cx1="http://schemas.microsoft.com/office/drawing/2015/9/8/chartex" xmlns:cx2="http://schemas.microsoft.com/office/drawing/2015/10/21/chartex" xmlns:cx3="http://schemas.microsoft.com/office/drawing/2016/5/9/chartex" xmlns:cx4="http://schemas.microsoft.com/office/drawing/2016/5/10/chartex" xmlns:cx5="http://schemas.microsoft.com/office/drawing/2016/5/11/chartex" xmlns:cx6="http://schemas.microsoft.com/office/drawing/2016/5/12/chartex" xmlns:cx7="http://schemas.microsoft.com/office/drawing/2016/5/13/chartex" xmlns:cx8="http://schemas.microsoft.com/office/drawing/2016/5/14/chartex" xmlns:mc="http://schemas.openxmlformats.org/markup-compatibility/2006" xmlns:aink="http://schemas.microsoft.com/office/drawing/2016/ink" xmlns:am3d="http://schemas.microsoft.com/office/drawing/2017/model3d" xmlns:o="urn:schemas-microsoft-com:office:office" xmlns:oel="http://schemas.microsoft.com/office/2019/extlst" xmlns:r="http://schemas.openxmlformats.org/officeDocument/2006/relationships" xmlns:m="http://schemas.openxmlformats.org/officeDocument/2006/math" xmlns:v="urn:schemas-microsoft-com:vml" xmlns:wp14="http://schemas.microsoft.com/office/word/2010/wordprocessingDrawing" xmlns:wp="http://schemas.openxmlformats.org/drawingml/2006/wordprocessingDrawing" xmlns:w10="urn:schemas-microsoft-com:office:word" xmlns:w="http://schemas.openxmlformats.org/wordprocessingml/2006/main" xmlns:w14="http://schemas.microsoft.com/office/word/2010/wordml" xmlns:w15="http://schemas.microsoft.com/office/word/2012/wordml" xmlns:w16cex="http://schemas.microsoft.com/office/word/2018/wordml/cex" xmlns:w16cid="http://schemas.microsoft.com/office/word/2016/wordml/cid" xmlns:w16="http://schemas.microsoft.com/office/word/2018/wordml" xmlns:w16sdtdh="http://schemas.microsoft.com/office/word/2020/wordml/sdtdatahash" xmlns:w16se="http://schemas.microsoft.com/office/word/2015/wordml/symex" xmlns:wpg="http://schemas.microsoft.com/office/word/2010/wordprocessingGroup" xmlns:wpi="http://schemas.microsoft.com/office/word/2010/wordprocessingInk" xmlns:wne="http://schemas.microsoft.com/office/word/2006/wordml" xmlns:wps="http://schemas.microsoft.com/office/word/2010/wordprocessingShape" mc:Ignorable="w14 w15 w16se w16cid w16 w16cex w16sdtdh wp14">
+<w:numbering xmlns:wpc="http://schemas.microsoft.com/office/word/2010/wordprocessingCanvas" xmlns:cx="http://schemas.microsoft.com/office/drawing/2014/chartex" xmlns:cx1="http://schemas.microsoft.com/office/drawing/2015/9/8/chartex" xmlns:cx2="http://schemas.microsoft.com/office/drawing/2015/10/21/chartex" xmlns:cx3="http://schemas.microsoft.com/office/drawing/2016/5/9/chartex" xmlns:cx4="http://schemas.microsoft.com/office/drawing/2016/5/10/chartex" xmlns:cx5="http://schemas.microsoft.com/office/drawing/2016/5/11/chartex" xmlns:cx6="http://schemas.microsoft.com/office/drawing/2016/5/12/chartex" xmlns:cx7="http://schemas.microsoft.com/office/drawing/2016/5/13/chartex" xmlns:cx8="http://schemas.microsoft.com/office/drawing/2016/5/14/chartex" xmlns:mc="http://schemas.openxmlformats.org/markup-compatibility/2006" xmlns:aink="http://schemas.microsoft.com/office/drawing/2016/ink" xmlns:am3d="http://schemas.microsoft.com/office/drawing/2017/model3d" xmlns:o="urn:schemas-microsoft-com:office:office" xmlns:r="http://schemas.openxmlformats.org/officeDocument/2006/relationships" xmlns:m="http://schemas.openxmlformats.org/officeDocument/2006/math" xmlns:v="urn:schemas-microsoft-com:vml" xmlns:wp14="http://schemas.microsoft.com/office/word/2010/wordprocessingDrawing" xmlns:wp="http://schemas.openxmlformats.org/drawingml/2006/wordprocessingDrawing" xmlns:w10="urn:schemas-microsoft-com:office:word" xmlns:w="http://schemas.openxmlformats.org/wordprocessingml/2006/main" xmlns:w14="http://schemas.microsoft.com/office/word/2010/wordml" xmlns:w15="http://schemas.microsoft.com/office/word/2012/wordml" xmlns:w16cid="http://schemas.microsoft.com/office/word/2016/wordml/cid" xmlns:w16se="http://schemas.microsoft.com/office/word/2015/wordml/symex" xmlns:wpg="http://schemas.microsoft.com/office/word/2010/wordprocessingGroup" xmlns:wpi="http://schemas.microsoft.com/office/word/2010/wordprocessingInk" xmlns:wne="http://schemas.microsoft.com/office/word/2006/wordml" xmlns:wps="http://schemas.microsoft.com/office/word/2010/wordprocessingShape" mc:Ignorable="w14 w15 w16se w16cid wp14">
   <w:abstractNum w:abstractNumId="0" w15:restartNumberingAfterBreak="0">
     <w:nsid w:val="05C91C5F"/>
     <w:multiLevelType w:val="hybridMultilevel"/>
@@ -7686,44 +9654,44 @@
       </w:pPr>
     </w:lvl>
   </w:abstractNum>
-  <w:num w:numId="1" w16cid:durableId="2099015192">
+  <w:num w:numId="1">
     <w:abstractNumId w:val="1"/>
   </w:num>
-  <w:num w:numId="2" w16cid:durableId="689449863">
+  <w:num w:numId="2">
     <w:abstractNumId w:val="5"/>
   </w:num>
-  <w:num w:numId="3" w16cid:durableId="875507141">
+  <w:num w:numId="3">
     <w:abstractNumId w:val="7"/>
   </w:num>
-  <w:num w:numId="4" w16cid:durableId="542251085">
+  <w:num w:numId="4">
     <w:abstractNumId w:val="0"/>
   </w:num>
-  <w:num w:numId="5" w16cid:durableId="2125272209">
+  <w:num w:numId="5">
     <w:abstractNumId w:val="4"/>
   </w:num>
-  <w:num w:numId="6" w16cid:durableId="258678322">
+  <w:num w:numId="6">
     <w:abstractNumId w:val="3"/>
   </w:num>
-  <w:num w:numId="7" w16cid:durableId="1771008505">
+  <w:num w:numId="7">
     <w:abstractNumId w:val="9"/>
   </w:num>
-  <w:num w:numId="8" w16cid:durableId="641232296">
+  <w:num w:numId="8">
     <w:abstractNumId w:val="10"/>
   </w:num>
-  <w:num w:numId="9" w16cid:durableId="1772965682">
+  <w:num w:numId="9">
     <w:abstractNumId w:val="8"/>
   </w:num>
-  <w:num w:numId="10" w16cid:durableId="380520741">
+  <w:num w:numId="10">
     <w:abstractNumId w:val="6"/>
   </w:num>
-  <w:num w:numId="11" w16cid:durableId="1346059837">
+  <w:num w:numId="11">
     <w:abstractNumId w:val="2"/>
   </w:num>
 </w:numbering>
 </file>
 
 <file path=word/styles.xml><?xml version="1.0" encoding="utf-8"?>
-<w:styles xmlns:mc="http://schemas.openxmlformats.org/markup-compatibility/2006" xmlns:r="http://schemas.openxmlformats.org/officeDocument/2006/relationships" xmlns:w="http://schemas.openxmlformats.org/wordprocessingml/2006/main" xmlns:w14="http://schemas.microsoft.com/office/word/2010/wordml" xmlns:w15="http://schemas.microsoft.com/office/word/2012/wordml" xmlns:w16cex="http://schemas.microsoft.com/office/word/2018/wordml/cex" xmlns:w16cid="http://schemas.microsoft.com/office/word/2016/wordml/cid" xmlns:w16="http://schemas.microsoft.com/office/word/2018/wordml" xmlns:w16sdtdh="http://schemas.microsoft.com/office/word/2020/wordml/sdtdatahash" xmlns:w16se="http://schemas.microsoft.com/office/word/2015/wordml/symex" mc:Ignorable="w14 w15 w16se w16cid w16 w16cex w16sdtdh">
+<w:styles xmlns:mc="http://schemas.openxmlformats.org/markup-compatibility/2006" xmlns:r="http://schemas.openxmlformats.org/officeDocument/2006/relationships" xmlns:w="http://schemas.openxmlformats.org/wordprocessingml/2006/main" xmlns:w14="http://schemas.microsoft.com/office/word/2010/wordml" xmlns:w15="http://schemas.microsoft.com/office/word/2012/wordml" xmlns:w16cid="http://schemas.microsoft.com/office/word/2016/wordml/cid" xmlns:w16se="http://schemas.microsoft.com/office/word/2015/wordml/symex" mc:Ignorable="w14 w15 w16se w16cid">
   <w:docDefaults>
     <w:rPrDefault>
       <w:rPr>
@@ -7736,7 +9704,7 @@
     </w:rPrDefault>
     <w:pPrDefault/>
   </w:docDefaults>
-  <w:latentStyles w:defLockedState="0" w:defUIPriority="99" w:defSemiHidden="0" w:defUnhideWhenUsed="0" w:defQFormat="0" w:count="376">
+  <w:latentStyles w:defLockedState="0" w:defUIPriority="99" w:defSemiHidden="0" w:defUnhideWhenUsed="0" w:defQFormat="0" w:count="375">
     <w:lsdException w:name="Normal" w:uiPriority="0" w:qFormat="1"/>
     <w:lsdException w:name="heading 1" w:uiPriority="9" w:qFormat="1"/>
     <w:lsdException w:name="heading 2" w:semiHidden="1" w:uiPriority="9" w:unhideWhenUsed="1" w:qFormat="1"/>
@@ -8112,12 +10080,11 @@
     <w:lsdException w:name="Smart Hyperlink" w:semiHidden="1" w:unhideWhenUsed="1"/>
     <w:lsdException w:name="Hashtag" w:semiHidden="1" w:unhideWhenUsed="1"/>
     <w:lsdException w:name="Unresolved Mention" w:semiHidden="1" w:unhideWhenUsed="1"/>
-    <w:lsdException w:name="Smart Link" w:semiHidden="1" w:unhideWhenUsed="1"/>
   </w:latentStyles>
   <w:style w:type="paragraph" w:default="1" w:styleId="a0">
     <w:name w:val="Normal"/>
     <w:qFormat/>
-    <w:rsid w:val="00EB687C"/>
+    <w:rsid w:val="00222966"/>
     <w:pPr>
       <w:widowControl w:val="0"/>
       <w:jc w:val="both"/>
@@ -8218,6 +10185,7 @@
   <w:style w:type="character" w:default="1" w:styleId="a1">
     <w:name w:val="Default Paragraph Font"/>
     <w:uiPriority w:val="1"/>
+    <w:semiHidden/>
     <w:unhideWhenUsed/>
   </w:style>
   <w:style w:type="table" w:default="1" w:styleId="a2">
@@ -9018,6 +10986,77 @@
       <w:lang w:val="zh-CN"/>
     </w:rPr>
   </w:style>
+  <w:style w:type="paragraph" w:styleId="aff6">
+    <w:name w:val="Normal (Web)"/>
+    <w:basedOn w:val="a0"/>
+    <w:uiPriority w:val="99"/>
+    <w:semiHidden/>
+    <w:unhideWhenUsed/>
+    <w:rsid w:val="000B3F98"/>
+    <w:pPr>
+      <w:widowControl/>
+      <w:spacing w:before="100" w:beforeAutospacing="1" w:after="100" w:afterAutospacing="1"/>
+      <w:jc w:val="left"/>
+    </w:pPr>
+    <w:rPr>
+      <w:rFonts w:ascii="宋体" w:eastAsia="宋体" w:hAnsi="宋体" w:cs="宋体"/>
+      <w:kern w:val="0"/>
+      <w:sz w:val="24"/>
+      <w:szCs w:val="24"/>
+    </w:rPr>
+  </w:style>
+  <w:style w:type="character" w:styleId="aff7">
+    <w:name w:val="Strong"/>
+    <w:basedOn w:val="a1"/>
+    <w:uiPriority w:val="22"/>
+    <w:qFormat/>
+    <w:rsid w:val="000B3F98"/>
+    <w:rPr>
+      <w:b/>
+      <w:bCs/>
+    </w:rPr>
+  </w:style>
+  <w:style w:type="character" w:styleId="aff8">
+    <w:name w:val="Emphasis"/>
+    <w:basedOn w:val="a1"/>
+    <w:uiPriority w:val="20"/>
+    <w:qFormat/>
+    <w:rsid w:val="00611615"/>
+    <w:rPr>
+      <w:i/>
+      <w:iCs/>
+    </w:rPr>
+  </w:style>
+  <w:style w:type="character" w:customStyle="1" w:styleId="katex-mathml">
+    <w:name w:val="katex-mathml"/>
+    <w:basedOn w:val="a1"/>
+    <w:rsid w:val="00CC2D2D"/>
+  </w:style>
+  <w:style w:type="character" w:customStyle="1" w:styleId="mord">
+    <w:name w:val="mord"/>
+    <w:basedOn w:val="a1"/>
+    <w:rsid w:val="00CC2D2D"/>
+  </w:style>
+  <w:style w:type="character" w:customStyle="1" w:styleId="mopen">
+    <w:name w:val="mopen"/>
+    <w:basedOn w:val="a1"/>
+    <w:rsid w:val="00CC2D2D"/>
+  </w:style>
+  <w:style w:type="character" w:customStyle="1" w:styleId="mclose">
+    <w:name w:val="mclose"/>
+    <w:basedOn w:val="a1"/>
+    <w:rsid w:val="00CC2D2D"/>
+  </w:style>
+  <w:style w:type="character" w:customStyle="1" w:styleId="mrel">
+    <w:name w:val="mrel"/>
+    <w:basedOn w:val="a1"/>
+    <w:rsid w:val="00CC2D2D"/>
+  </w:style>
+  <w:style w:type="character" w:customStyle="1" w:styleId="mbin">
+    <w:name w:val="mbin"/>
+    <w:basedOn w:val="a1"/>
+    <w:rsid w:val="00CC2D2D"/>
+  </w:style>
 </w:styles>
 </file>
 
@@ -9321,7 +11360,7 @@
 </file>
 
 <file path=customXml/itemProps1.xml><?xml version="1.0" encoding="utf-8"?>
-<ds:datastoreItem xmlns:ds="http://schemas.openxmlformats.org/officeDocument/2006/customXml" ds:itemID="{43D18B95-4B60-4489-B30B-779EB2CDCE92}">
+<ds:datastoreItem xmlns:ds="http://schemas.openxmlformats.org/officeDocument/2006/customXml" ds:itemID="{D8686189-8DC3-41E7-A6B2-F5D6ABE2C328}">
   <ds:schemaRefs>
     <ds:schemaRef ds:uri="http://schemas.openxmlformats.org/officeDocument/2006/bibliography"/>
   </ds:schemaRefs>

--- a/paper/刘晓煜-毕设开题报告.docx
+++ b/paper/刘晓煜-毕设开题报告.docx
@@ -2287,94 +2287,116 @@
               <w14:ligatures w14:val="standardContextual"/>
             </w:rPr>
           </w:pPr>
-          <w:hyperlink w:anchor="_Toc223287192" w:history="1">
-            <w:r>
-              <w:rPr>
-                <w:rStyle w:val="ab"/>
-                <w:rFonts w:ascii="Times New Roman" w:eastAsia="黑体" w:hAnsi="Times New Roman" w:cs="Times New Roman" w:hint="eastAsia"/>
-                <w:noProof/>
-              </w:rPr>
-              <w:t xml:space="preserve">2.2 </w:t>
-            </w:r>
-            <w:r>
-              <w:rPr>
-                <w:rStyle w:val="ab"/>
-                <w:rFonts w:ascii="Times New Roman" w:eastAsia="黑体" w:hAnsi="Times New Roman" w:cs="Times New Roman" w:hint="eastAsia"/>
-                <w:noProof/>
-              </w:rPr>
-              <w:t>研究内容</w:t>
-            </w:r>
-            <w:r>
-              <w:rPr>
-                <w:rFonts w:hint="eastAsia"/>
-                <w:noProof/>
-                <w:webHidden/>
-              </w:rPr>
-              <w:tab/>
-            </w:r>
-            <w:r>
-              <w:rPr>
-                <w:rFonts w:hint="eastAsia"/>
-                <w:noProof/>
-                <w:webHidden/>
-              </w:rPr>
-              <w:fldChar w:fldCharType="begin"/>
-            </w:r>
-            <w:r>
-              <w:rPr>
-                <w:rFonts w:hint="eastAsia"/>
-                <w:noProof/>
-                <w:webHidden/>
-              </w:rPr>
-              <w:instrText xml:space="preserve"> </w:instrText>
-            </w:r>
-            <w:r>
-              <w:rPr>
-                <w:noProof/>
-                <w:webHidden/>
-              </w:rPr>
-              <w:instrText>PAGEREF _Toc223287192 \h</w:instrText>
-            </w:r>
-            <w:r>
-              <w:rPr>
-                <w:rFonts w:hint="eastAsia"/>
-                <w:noProof/>
-                <w:webHidden/>
-              </w:rPr>
-              <w:instrText xml:space="preserve"> </w:instrText>
-            </w:r>
-            <w:r>
-              <w:rPr>
-                <w:rFonts w:hint="eastAsia"/>
-                <w:noProof/>
-                <w:webHidden/>
-              </w:rPr>
-            </w:r>
-            <w:r>
-              <w:rPr>
-                <w:rFonts w:hint="eastAsia"/>
-                <w:noProof/>
-                <w:webHidden/>
-              </w:rPr>
-              <w:fldChar w:fldCharType="separate"/>
-            </w:r>
-            <w:r>
-              <w:rPr>
-                <w:rFonts w:hint="eastAsia"/>
-                <w:noProof/>
-                <w:webHidden/>
-              </w:rPr>
-              <w:t>5</w:t>
-            </w:r>
-            <w:r>
-              <w:rPr>
-                <w:rFonts w:hint="eastAsia"/>
-                <w:noProof/>
-                <w:webHidden/>
-              </w:rPr>
-              <w:fldChar w:fldCharType="end"/>
-            </w:r>
-          </w:hyperlink>
+          <w:r>
+            <w:rPr>
+              <w:vanish/>
+            </w:rPr>
+            <w:fldChar w:fldCharType="begin"/>
+          </w:r>
+          <w:r>
+            <w:rPr>
+              <w:vanish/>
+            </w:rPr>
+            <w:instrText xml:space="preserve"> HYPERLINK \l "_Toc223287192" </w:instrText>
+          </w:r>
+          <w:r>
+            <w:rPr>
+              <w:vanish/>
+            </w:rPr>
+            <w:fldChar w:fldCharType="separate"/>
+          </w:r>
+          <w:r>
+            <w:rPr>
+              <w:rStyle w:val="ab"/>
+              <w:rFonts w:ascii="Times New Roman" w:eastAsia="黑体" w:hAnsi="Times New Roman" w:cs="Times New Roman" w:hint="eastAsia"/>
+              <w:noProof/>
+            </w:rPr>
+            <w:t xml:space="preserve">2.2 </w:t>
+          </w:r>
+          <w:r>
+            <w:rPr>
+              <w:rStyle w:val="ab"/>
+              <w:rFonts w:ascii="Times New Roman" w:eastAsia="黑体" w:hAnsi="Times New Roman" w:cs="Times New Roman" w:hint="eastAsia"/>
+              <w:noProof/>
+            </w:rPr>
+            <w:t>研究内容</w:t>
+          </w:r>
+          <w:r>
+            <w:rPr>
+              <w:rFonts w:hint="eastAsia"/>
+              <w:noProof/>
+              <w:webHidden/>
+            </w:rPr>
+            <w:tab/>
+          </w:r>
+          <w:r>
+            <w:rPr>
+              <w:rFonts w:hint="eastAsia"/>
+              <w:noProof/>
+              <w:webHidden/>
+            </w:rPr>
+            <w:fldChar w:fldCharType="begin"/>
+          </w:r>
+          <w:r>
+            <w:rPr>
+              <w:rFonts w:hint="eastAsia"/>
+              <w:noProof/>
+              <w:webHidden/>
+            </w:rPr>
+            <w:instrText xml:space="preserve"> </w:instrText>
+          </w:r>
+          <w:r>
+            <w:rPr>
+              <w:noProof/>
+              <w:webHidden/>
+            </w:rPr>
+            <w:instrText>PAGEREF _Toc223287192 \h</w:instrText>
+          </w:r>
+          <w:r>
+            <w:rPr>
+              <w:rFonts w:hint="eastAsia"/>
+              <w:noProof/>
+              <w:webHidden/>
+            </w:rPr>
+            <w:instrText xml:space="preserve"> </w:instrText>
+          </w:r>
+          <w:r>
+            <w:rPr>
+              <w:rFonts w:hint="eastAsia"/>
+              <w:noProof/>
+              <w:webHidden/>
+            </w:rPr>
+          </w:r>
+          <w:r>
+            <w:rPr>
+              <w:rFonts w:hint="eastAsia"/>
+              <w:noProof/>
+              <w:webHidden/>
+            </w:rPr>
+            <w:fldChar w:fldCharType="separate"/>
+          </w:r>
+          <w:r>
+            <w:rPr>
+              <w:rFonts w:hint="eastAsia"/>
+              <w:noProof/>
+              <w:webHidden/>
+            </w:rPr>
+            <w:t>5</w:t>
+          </w:r>
+          <w:r>
+            <w:rPr>
+              <w:rFonts w:hint="eastAsia"/>
+              <w:noProof/>
+              <w:webHidden/>
+            </w:rPr>
+            <w:fldChar w:fldCharType="end"/>
+          </w:r>
+          <w:r>
+            <w:rPr>
+              <w:noProof/>
+            </w:rPr>
+            <w:fldChar w:fldCharType="end"/>
+          </w:r>
         </w:p>
         <w:p>
           <w:pPr>
@@ -2888,7 +2910,10 @@
       </w:r>
       <w:bookmarkEnd w:id="5"/>
     </w:p>
-    <w:p/>
+    <w:p>
+      <w:bookmarkStart w:id="6" w:name="_GoBack"/>
+      <w:bookmarkEnd w:id="6"/>
+    </w:p>
     <w:p>
       <w:pPr>
         <w:pStyle w:val="2"/>
@@ -2900,7 +2925,7 @@
           <w:szCs w:val="24"/>
         </w:rPr>
       </w:pPr>
-      <w:bookmarkStart w:id="6" w:name="_Toc223287186"/>
+      <w:bookmarkStart w:id="7" w:name="_Toc223287186"/>
       <w:bookmarkEnd w:id="4"/>
       <w:r>
         <w:rPr>
@@ -2929,7 +2954,7 @@
         </w:rPr>
         <w:t>意义</w:t>
       </w:r>
-      <w:bookmarkEnd w:id="6"/>
+      <w:bookmarkEnd w:id="7"/>
     </w:p>
     <w:p/>
     <w:p>
@@ -2943,7 +2968,7 @@
           <w:szCs w:val="24"/>
         </w:rPr>
       </w:pPr>
-      <w:bookmarkStart w:id="7" w:name="_Toc223287187"/>
+      <w:bookmarkStart w:id="8" w:name="_Toc223287187"/>
       <w:r>
         <w:rPr>
           <w:rFonts w:ascii="Times New Roman" w:eastAsia="黑体" w:hAnsi="Times New Roman" w:cs="Times New Roman"/>
@@ -2989,7 +3014,7 @@
         </w:rPr>
         <w:t>研究现状</w:t>
       </w:r>
-      <w:bookmarkEnd w:id="7"/>
+      <w:bookmarkEnd w:id="8"/>
     </w:p>
     <w:p>
       <w:pPr>
@@ -3001,8 +3026,8 @@
           <w:szCs w:val="24"/>
         </w:rPr>
       </w:pPr>
-      <w:bookmarkStart w:id="8" w:name="_Toc128125098"/>
-      <w:bookmarkStart w:id="9" w:name="_Toc223287188"/>
+      <w:bookmarkStart w:id="9" w:name="_Toc128125098"/>
+      <w:bookmarkStart w:id="10" w:name="_Toc223287188"/>
       <w:r>
         <w:rPr>
           <w:rFonts w:cs="Times New Roman"/>
@@ -3043,8 +3068,8 @@
         </w:rPr>
         <w:t>方法研究现状</w:t>
       </w:r>
-      <w:bookmarkEnd w:id="8"/>
       <w:bookmarkEnd w:id="9"/>
+      <w:bookmarkEnd w:id="10"/>
     </w:p>
     <w:p>
       <w:pPr>
@@ -3472,7 +3497,7 @@
           <w:szCs w:val="24"/>
         </w:rPr>
       </w:pPr>
-      <w:bookmarkStart w:id="10" w:name="_Ref127016416"/>
+      <w:bookmarkStart w:id="11" w:name="_Ref127016416"/>
       <w:r>
         <w:rPr>
           <w:rFonts w:ascii="Times New Roman" w:eastAsia="宋体" w:hAnsi="Times New Roman" w:cs="Times New Roman"/>
@@ -3487,7 +3512,7 @@
         </w:rPr>
         <w:t xml:space="preserve"> </w:t>
       </w:r>
-      <w:bookmarkEnd w:id="10"/>
+      <w:bookmarkEnd w:id="11"/>
       <w:r>
         <w:rPr>
           <w:rFonts w:ascii="Times New Roman" w:eastAsia="宋体" w:hAnsi="Times New Roman" w:cs="Times New Roman" w:hint="eastAsia"/>
@@ -3702,7 +3727,97 @@
         <w:t>转接规划，会导致整体路径的重复覆盖率显著升高。</w:t>
       </w:r>
     </w:p>
-    <w:p/>
+    <w:p>
+      <w:pPr>
+        <w:spacing w:line="360" w:lineRule="auto"/>
+        <w:ind w:firstLine="480"/>
+        <w:rPr>
+          <w:rFonts w:ascii="Times New Roman" w:eastAsia="宋体" w:hAnsi="Times New Roman" w:cs="Times New Roman"/>
+          <w:color w:val="000000"/>
+          <w:sz w:val="24"/>
+          <w:szCs w:val="24"/>
+        </w:rPr>
+      </w:pPr>
+      <w:r>
+        <w:rPr>
+          <w:rFonts w:ascii="Times New Roman" w:eastAsia="宋体" w:hAnsi="Times New Roman" w:cs="Times New Roman"/>
+          <w:color w:val="000000"/>
+          <w:sz w:val="24"/>
+          <w:szCs w:val="24"/>
+        </w:rPr>
+        <w:tab/>
+      </w:r>
+      <w:proofErr w:type="spellStart"/>
+      <w:r>
+        <w:rPr>
+          <w:rFonts w:ascii="Times New Roman" w:eastAsia="宋体" w:hAnsi="Times New Roman" w:cs="Times New Roman"/>
+          <w:color w:val="000000"/>
+          <w:sz w:val="24"/>
+          <w:szCs w:val="24"/>
+        </w:rPr>
+        <w:t>Choset</w:t>
+      </w:r>
+      <w:proofErr w:type="spellEnd"/>
+      <w:r>
+        <w:rPr>
+          <w:rFonts w:ascii="Times New Roman" w:eastAsia="宋体" w:hAnsi="Times New Roman" w:cs="Times New Roman"/>
+          <w:color w:val="000000"/>
+          <w:sz w:val="24"/>
+          <w:szCs w:val="24"/>
+        </w:rPr>
+        <w:t>等提出基于</w:t>
+      </w:r>
+      <w:r>
+        <w:rPr>
+          <w:rFonts w:ascii="Times New Roman" w:eastAsia="宋体" w:hAnsi="Times New Roman" w:cs="Times New Roman"/>
+          <w:color w:val="000000"/>
+          <w:sz w:val="24"/>
+          <w:szCs w:val="24"/>
+        </w:rPr>
+        <w:t>Boustrophedon</w:t>
+      </w:r>
+      <w:r>
+        <w:rPr>
+          <w:rFonts w:ascii="Times New Roman" w:eastAsia="宋体" w:hAnsi="Times New Roman" w:cs="Times New Roman"/>
+          <w:color w:val="000000"/>
+          <w:sz w:val="24"/>
+          <w:szCs w:val="24"/>
+        </w:rPr>
+        <w:t>（牛耕式）单元分解的覆盖规划思想，将自由空间分解为若干简单子区域，并在子区域内用往复扫描实现覆盖，从而以结构化方式保证覆盖完备性并便于处理障碍物。该方法成为后续分解式覆盖算法的重要基础</w:t>
+      </w:r>
+      <w:r>
+        <w:rPr>
+          <w:rFonts w:ascii="Times New Roman" w:eastAsia="宋体" w:hAnsi="Times New Roman" w:cs="Times New Roman" w:hint="eastAsia"/>
+          <w:color w:val="000000"/>
+          <w:sz w:val="24"/>
+          <w:szCs w:val="24"/>
+        </w:rPr>
+        <w:t>[</w:t>
+      </w:r>
+      <w:r>
+        <w:rPr>
+          <w:rFonts w:ascii="Times New Roman" w:eastAsia="宋体" w:hAnsi="Times New Roman" w:cs="Times New Roman"/>
+          <w:color w:val="000000"/>
+          <w:sz w:val="24"/>
+          <w:szCs w:val="24"/>
+        </w:rPr>
+        <w:t>13]</w:t>
+      </w:r>
+      <w:r>
+        <w:rPr>
+          <w:rFonts w:ascii="Times New Roman" w:eastAsia="宋体" w:hAnsi="Times New Roman" w:cs="Times New Roman"/>
+          <w:color w:val="000000"/>
+          <w:sz w:val="24"/>
+          <w:szCs w:val="24"/>
+        </w:rPr>
+        <w:t>。</w:t>
+      </w:r>
+    </w:p>
+    <w:p>
+      <w:r>
+        <w:tab/>
+      </w:r>
+    </w:p>
     <w:p>
       <w:pPr>
         <w:pStyle w:val="3"/>
@@ -3713,7 +3828,7 @@
           <w:szCs w:val="24"/>
         </w:rPr>
       </w:pPr>
-      <w:bookmarkStart w:id="11" w:name="_Toc223287189"/>
+      <w:bookmarkStart w:id="12" w:name="_Toc223287189"/>
       <w:r>
         <w:rPr>
           <w:rFonts w:cs="Times New Roman"/>
@@ -3770,7 +3885,7 @@
         </w:rPr>
         <w:t>研究现状</w:t>
       </w:r>
-      <w:bookmarkEnd w:id="11"/>
+      <w:bookmarkEnd w:id="12"/>
     </w:p>
     <w:p>
       <w:pPr>
@@ -3918,6 +4033,7 @@
           <w:sz w:val="24"/>
           <w:szCs w:val="24"/>
         </w:rPr>
+        <w:lastRenderedPageBreak/>
         <w:t>1959</w:t>
       </w:r>
       <w:r>
@@ -4131,17 +4247,7 @@
           <w:sz w:val="24"/>
           <w:szCs w:val="24"/>
         </w:rPr>
-        <w:t>下能够保证最优性，因而常被</w:t>
-      </w:r>
-      <w:r>
-        <w:rPr>
-          <w:rFonts w:ascii="Times New Roman" w:eastAsia="宋体" w:hAnsi="Times New Roman" w:cs="Times New Roman"/>
-          <w:color w:val="000000"/>
-          <w:sz w:val="24"/>
-          <w:szCs w:val="24"/>
-        </w:rPr>
-        <w:lastRenderedPageBreak/>
-        <w:t>用作路径规划中的</w:t>
+        <w:t>下能够保证最优性，因而常被用作路径规划中的</w:t>
       </w:r>
       <w:r>
         <w:rPr>
@@ -4168,7 +4274,7 @@
         <w:spacing w:line="360" w:lineRule="auto"/>
         <w:ind w:firstLine="480"/>
         <w:rPr>
-          <w:rFonts w:ascii="Times New Roman" w:eastAsia="宋体" w:hAnsi="Times New Roman" w:cs="Times New Roman" w:hint="eastAsia"/>
+          <w:rFonts w:ascii="Times New Roman" w:eastAsia="宋体" w:hAnsi="Times New Roman" w:cs="Times New Roman"/>
           <w:color w:val="000000"/>
           <w:sz w:val="24"/>
           <w:szCs w:val="24"/>
@@ -4421,7 +4527,7 @@
       <w:pPr>
         <w:spacing w:line="360" w:lineRule="auto"/>
         <w:rPr>
-          <w:rFonts w:ascii="Times New Roman" w:eastAsia="宋体" w:hAnsi="Times New Roman" w:cs="Times New Roman" w:hint="eastAsia"/>
+          <w:rFonts w:ascii="Times New Roman" w:eastAsia="宋体" w:hAnsi="Times New Roman" w:cs="Times New Roman"/>
           <w:color w:val="000000"/>
           <w:sz w:val="24"/>
           <w:szCs w:val="24"/>
@@ -4670,165 +4776,165 @@
         <w:spacing w:line="360" w:lineRule="auto"/>
         <w:ind w:firstLine="480"/>
         <w:rPr>
+          <w:rFonts w:ascii="Times New Roman" w:eastAsia="宋体" w:hAnsi="Times New Roman" w:cs="Times New Roman"/>
+          <w:color w:val="000000"/>
+          <w:sz w:val="24"/>
+          <w:szCs w:val="24"/>
+        </w:rPr>
+      </w:pPr>
+      <w:r>
+        <w:rPr>
+          <w:rFonts w:ascii="Times New Roman" w:eastAsia="宋体" w:hAnsi="Times New Roman" w:cs="Times New Roman"/>
+          <w:color w:val="000000"/>
+          <w:sz w:val="24"/>
+          <w:szCs w:val="24"/>
+        </w:rPr>
+        <w:t>A</w:t>
+      </w:r>
+      <w:r>
+        <w:rPr>
+          <w:rFonts w:ascii="Times New Roman" w:eastAsia="宋体" w:hAnsi="Times New Roman" w:cs="Times New Roman"/>
+          <w:color w:val="000000"/>
+          <w:sz w:val="24"/>
+          <w:szCs w:val="24"/>
+        </w:rPr>
+        <w:t>算法虽然具有完备性与最优性等优点，但在大规模三维栅格环境中，由于状态空间规模随分辨率迅速增长，常出现节点扩展数量大、计算与存储开销高等问题；同时，其在网格图上的最优路径往往受限于栅格邻接关系，表现为折线段较多、转角频繁，路径几何平滑性不足。针对上述局限，研究者提出了多种改进方法。</w:t>
+      </w:r>
+      <w:r>
+        <w:rPr>
+          <w:rFonts w:ascii="Times New Roman" w:eastAsia="宋体" w:hAnsi="Times New Roman" w:cs="Times New Roman"/>
+          <w:color w:val="000000"/>
+          <w:sz w:val="24"/>
+          <w:szCs w:val="24"/>
+        </w:rPr>
+        <w:t>2010</w:t>
+      </w:r>
+      <w:r>
+        <w:rPr>
+          <w:rFonts w:ascii="Times New Roman" w:eastAsia="宋体" w:hAnsi="Times New Roman" w:cs="Times New Roman"/>
+          <w:color w:val="000000"/>
+          <w:sz w:val="24"/>
+          <w:szCs w:val="24"/>
+        </w:rPr>
+        <w:t>年，</w:t>
+      </w:r>
+      <w:r>
+        <w:rPr>
+          <w:rFonts w:ascii="Times New Roman" w:eastAsia="宋体" w:hAnsi="Times New Roman" w:cs="Times New Roman"/>
+          <w:color w:val="000000"/>
+          <w:sz w:val="24"/>
+          <w:szCs w:val="24"/>
+        </w:rPr>
+        <w:t>Nash</w:t>
+      </w:r>
+      <w:r>
+        <w:rPr>
+          <w:rFonts w:ascii="Times New Roman" w:eastAsia="宋体" w:hAnsi="Times New Roman" w:cs="Times New Roman"/>
+          <w:color w:val="000000"/>
+          <w:sz w:val="24"/>
+          <w:szCs w:val="24"/>
+        </w:rPr>
+        <w:t>、</w:t>
+      </w:r>
+      <w:r>
+        <w:rPr>
+          <w:rFonts w:ascii="Times New Roman" w:eastAsia="宋体" w:hAnsi="Times New Roman" w:cs="Times New Roman"/>
+          <w:color w:val="000000"/>
+          <w:sz w:val="24"/>
+          <w:szCs w:val="24"/>
+        </w:rPr>
+        <w:t>Koenig</w:t>
+      </w:r>
+      <w:r>
+        <w:rPr>
+          <w:rFonts w:ascii="Times New Roman" w:eastAsia="宋体" w:hAnsi="Times New Roman" w:cs="Times New Roman"/>
+          <w:color w:val="000000"/>
+          <w:sz w:val="24"/>
+          <w:szCs w:val="24"/>
+        </w:rPr>
+        <w:t>与</w:t>
+      </w:r>
+      <w:r>
+        <w:rPr>
+          <w:rFonts w:ascii="Times New Roman" w:eastAsia="宋体" w:hAnsi="Times New Roman" w:cs="Times New Roman"/>
+          <w:color w:val="000000"/>
+          <w:sz w:val="24"/>
+          <w:szCs w:val="24"/>
+        </w:rPr>
+        <w:t>Tovey</w:t>
+      </w:r>
+      <w:r>
+        <w:rPr>
+          <w:rFonts w:ascii="Times New Roman" w:eastAsia="宋体" w:hAnsi="Times New Roman" w:cs="Times New Roman"/>
+          <w:color w:val="000000"/>
+          <w:sz w:val="24"/>
+          <w:szCs w:val="24"/>
+        </w:rPr>
+        <w:t>在</w:t>
+      </w:r>
+      <w:r>
+        <w:rPr>
+          <w:rFonts w:ascii="Times New Roman" w:eastAsia="宋体" w:hAnsi="Times New Roman" w:cs="Times New Roman"/>
+          <w:color w:val="000000"/>
+          <w:sz w:val="24"/>
+          <w:szCs w:val="24"/>
+        </w:rPr>
+        <w:t>A</w:t>
+      </w:r>
+      <w:r>
+        <w:rPr>
+          <w:rFonts w:ascii="Times New Roman" w:eastAsia="宋体" w:hAnsi="Times New Roman" w:cs="Times New Roman"/>
+          <w:color w:val="000000"/>
+          <w:sz w:val="24"/>
+          <w:szCs w:val="24"/>
+        </w:rPr>
+        <w:t>框架上提出了</w:t>
+      </w:r>
+      <w:r>
+        <w:rPr>
+          <w:rFonts w:ascii="Times New Roman" w:eastAsia="宋体" w:hAnsi="Times New Roman" w:cs="Times New Roman"/>
+          <w:color w:val="000000"/>
+          <w:sz w:val="24"/>
+          <w:szCs w:val="24"/>
+        </w:rPr>
+        <w:t>Theta*</w:t>
+      </w:r>
+      <w:r>
+        <w:rPr>
+          <w:rFonts w:ascii="Times New Roman" w:eastAsia="宋体" w:hAnsi="Times New Roman" w:cs="Times New Roman"/>
+          <w:color w:val="000000"/>
+          <w:sz w:val="24"/>
+          <w:szCs w:val="24"/>
+        </w:rPr>
+        <w:t>算法，该算法在扩展过程中引入视线判定，允许当前节点直接选择与其父节点可见的更远节点建立连接，从而突破路径只能沿网格</w:t>
+      </w:r>
+      <w:proofErr w:type="gramStart"/>
+      <w:r>
+        <w:rPr>
+          <w:rFonts w:ascii="Times New Roman" w:eastAsia="宋体" w:hAnsi="Times New Roman" w:cs="Times New Roman"/>
+          <w:color w:val="000000"/>
+          <w:sz w:val="24"/>
+          <w:szCs w:val="24"/>
+        </w:rPr>
+        <w:t>边逐步</w:t>
+      </w:r>
+      <w:proofErr w:type="gramEnd"/>
+      <w:r>
+        <w:rPr>
+          <w:rFonts w:ascii="Times New Roman" w:eastAsia="宋体" w:hAnsi="Times New Roman" w:cs="Times New Roman"/>
+          <w:color w:val="000000"/>
+          <w:sz w:val="24"/>
+          <w:szCs w:val="24"/>
+        </w:rPr>
+        <w:t>扩展的限制，在保持搜索效率的同时生成更短、更接近任意角度的自然路径</w:t>
+      </w:r>
+      <w:r>
+        <w:rPr>
           <w:rFonts w:ascii="Times New Roman" w:eastAsia="宋体" w:hAnsi="Times New Roman" w:cs="Times New Roman" w:hint="eastAsia"/>
           <w:color w:val="000000"/>
           <w:sz w:val="24"/>
           <w:szCs w:val="24"/>
         </w:rPr>
-      </w:pPr>
-      <w:r>
-        <w:rPr>
-          <w:rFonts w:ascii="Times New Roman" w:eastAsia="宋体" w:hAnsi="Times New Roman" w:cs="Times New Roman"/>
-          <w:color w:val="000000"/>
-          <w:sz w:val="24"/>
-          <w:szCs w:val="24"/>
-        </w:rPr>
-        <w:t>A</w:t>
-      </w:r>
-      <w:r>
-        <w:rPr>
-          <w:rFonts w:ascii="Times New Roman" w:eastAsia="宋体" w:hAnsi="Times New Roman" w:cs="Times New Roman"/>
-          <w:color w:val="000000"/>
-          <w:sz w:val="24"/>
-          <w:szCs w:val="24"/>
-        </w:rPr>
-        <w:t>算法虽然具有完备性与最优性等优点，但在大规模三维栅格环境中，由于状态空间规模随分辨率迅速增长，常出现节点扩展数量大、计算与存储开销高等问题；同时，其在网格图上的最优路径往往受限于栅格邻接关系，表现为折线段较多、转角频繁，路径几何平滑性不足。针对上述局限，研究者提出了多种改进方法。</w:t>
-      </w:r>
-      <w:r>
-        <w:rPr>
-          <w:rFonts w:ascii="Times New Roman" w:eastAsia="宋体" w:hAnsi="Times New Roman" w:cs="Times New Roman"/>
-          <w:color w:val="000000"/>
-          <w:sz w:val="24"/>
-          <w:szCs w:val="24"/>
-        </w:rPr>
-        <w:t>2010</w:t>
-      </w:r>
-      <w:r>
-        <w:rPr>
-          <w:rFonts w:ascii="Times New Roman" w:eastAsia="宋体" w:hAnsi="Times New Roman" w:cs="Times New Roman"/>
-          <w:color w:val="000000"/>
-          <w:sz w:val="24"/>
-          <w:szCs w:val="24"/>
-        </w:rPr>
-        <w:t>年，</w:t>
-      </w:r>
-      <w:r>
-        <w:rPr>
-          <w:rFonts w:ascii="Times New Roman" w:eastAsia="宋体" w:hAnsi="Times New Roman" w:cs="Times New Roman"/>
-          <w:color w:val="000000"/>
-          <w:sz w:val="24"/>
-          <w:szCs w:val="24"/>
-        </w:rPr>
-        <w:t>Nash</w:t>
-      </w:r>
-      <w:r>
-        <w:rPr>
-          <w:rFonts w:ascii="Times New Roman" w:eastAsia="宋体" w:hAnsi="Times New Roman" w:cs="Times New Roman"/>
-          <w:color w:val="000000"/>
-          <w:sz w:val="24"/>
-          <w:szCs w:val="24"/>
-        </w:rPr>
-        <w:t>、</w:t>
-      </w:r>
-      <w:r>
-        <w:rPr>
-          <w:rFonts w:ascii="Times New Roman" w:eastAsia="宋体" w:hAnsi="Times New Roman" w:cs="Times New Roman"/>
-          <w:color w:val="000000"/>
-          <w:sz w:val="24"/>
-          <w:szCs w:val="24"/>
-        </w:rPr>
-        <w:t>Koenig</w:t>
-      </w:r>
-      <w:r>
-        <w:rPr>
-          <w:rFonts w:ascii="Times New Roman" w:eastAsia="宋体" w:hAnsi="Times New Roman" w:cs="Times New Roman"/>
-          <w:color w:val="000000"/>
-          <w:sz w:val="24"/>
-          <w:szCs w:val="24"/>
-        </w:rPr>
-        <w:t>与</w:t>
-      </w:r>
-      <w:r>
-        <w:rPr>
-          <w:rFonts w:ascii="Times New Roman" w:eastAsia="宋体" w:hAnsi="Times New Roman" w:cs="Times New Roman"/>
-          <w:color w:val="000000"/>
-          <w:sz w:val="24"/>
-          <w:szCs w:val="24"/>
-        </w:rPr>
-        <w:t>Tovey</w:t>
-      </w:r>
-      <w:r>
-        <w:rPr>
-          <w:rFonts w:ascii="Times New Roman" w:eastAsia="宋体" w:hAnsi="Times New Roman" w:cs="Times New Roman"/>
-          <w:color w:val="000000"/>
-          <w:sz w:val="24"/>
-          <w:szCs w:val="24"/>
-        </w:rPr>
-        <w:t>在</w:t>
-      </w:r>
-      <w:r>
-        <w:rPr>
-          <w:rFonts w:ascii="Times New Roman" w:eastAsia="宋体" w:hAnsi="Times New Roman" w:cs="Times New Roman"/>
-          <w:color w:val="000000"/>
-          <w:sz w:val="24"/>
-          <w:szCs w:val="24"/>
-        </w:rPr>
-        <w:t>A</w:t>
-      </w:r>
-      <w:r>
-        <w:rPr>
-          <w:rFonts w:ascii="Times New Roman" w:eastAsia="宋体" w:hAnsi="Times New Roman" w:cs="Times New Roman"/>
-          <w:color w:val="000000"/>
-          <w:sz w:val="24"/>
-          <w:szCs w:val="24"/>
-        </w:rPr>
-        <w:t>框架上提出了</w:t>
-      </w:r>
-      <w:r>
-        <w:rPr>
-          <w:rFonts w:ascii="Times New Roman" w:eastAsia="宋体" w:hAnsi="Times New Roman" w:cs="Times New Roman"/>
-          <w:color w:val="000000"/>
-          <w:sz w:val="24"/>
-          <w:szCs w:val="24"/>
-        </w:rPr>
-        <w:t>Theta*</w:t>
-      </w:r>
-      <w:r>
-        <w:rPr>
-          <w:rFonts w:ascii="Times New Roman" w:eastAsia="宋体" w:hAnsi="Times New Roman" w:cs="Times New Roman"/>
-          <w:color w:val="000000"/>
-          <w:sz w:val="24"/>
-          <w:szCs w:val="24"/>
-        </w:rPr>
-        <w:t>算法，该算法在扩展过程中引入视线判定，允许当前节点直接选择与其父节点可见的更远节点建立连接，从而突破路径只能沿网格</w:t>
-      </w:r>
-      <w:proofErr w:type="gramStart"/>
-      <w:r>
-        <w:rPr>
-          <w:rFonts w:ascii="Times New Roman" w:eastAsia="宋体" w:hAnsi="Times New Roman" w:cs="Times New Roman"/>
-          <w:color w:val="000000"/>
-          <w:sz w:val="24"/>
-          <w:szCs w:val="24"/>
-        </w:rPr>
-        <w:t>边逐步</w:t>
-      </w:r>
-      <w:proofErr w:type="gramEnd"/>
-      <w:r>
-        <w:rPr>
-          <w:rFonts w:ascii="Times New Roman" w:eastAsia="宋体" w:hAnsi="Times New Roman" w:cs="Times New Roman"/>
-          <w:color w:val="000000"/>
-          <w:sz w:val="24"/>
-          <w:szCs w:val="24"/>
-        </w:rPr>
-        <w:t>扩展的限制，在保持搜索效率的同时生成更短、更接近任意角度的自然路径</w:t>
-      </w:r>
-      <w:r>
-        <w:rPr>
-          <w:rFonts w:ascii="Times New Roman" w:eastAsia="宋体" w:hAnsi="Times New Roman" w:cs="Times New Roman" w:hint="eastAsia"/>
-          <w:color w:val="000000"/>
-          <w:sz w:val="24"/>
-          <w:szCs w:val="24"/>
-        </w:rPr>
         <w:t>[</w:t>
       </w:r>
       <w:r>
@@ -4849,8 +4955,6 @@
         </w:rPr>
         <w:t>。</w:t>
       </w:r>
-      <w:bookmarkStart w:id="12" w:name="_GoBack"/>
-      <w:bookmarkEnd w:id="12"/>
     </w:p>
     <w:p>
       <w:pPr>
@@ -4864,6 +4968,7 @@
         <w:rPr>
           <w:noProof/>
         </w:rPr>
+        <w:lastRenderedPageBreak/>
         <w:drawing>
           <wp:inline distT="0" distB="0" distL="0" distR="0" wp14:anchorId="7B383A28" wp14:editId="0E7BF9FD">
             <wp:extent cx="2987040" cy="1682838"/>
@@ -4995,7 +5100,7 @@
         <w:spacing w:line="360" w:lineRule="auto"/>
         <w:ind w:firstLine="480"/>
         <w:rPr>
-          <w:rFonts w:ascii="Times New Roman" w:eastAsia="宋体" w:hAnsi="Times New Roman" w:cs="Times New Roman" w:hint="eastAsia"/>
+          <w:rFonts w:ascii="Times New Roman" w:eastAsia="宋体" w:hAnsi="Times New Roman" w:cs="Times New Roman"/>
           <w:color w:val="000000"/>
           <w:sz w:val="24"/>
           <w:szCs w:val="24"/>
@@ -5111,17 +5216,7 @@
           <w:sz w:val="24"/>
           <w:szCs w:val="24"/>
         </w:rPr>
-        <w:t>框架下利用栅格邻接的对称性进</w:t>
-      </w:r>
-      <w:r>
-        <w:rPr>
-          <w:rFonts w:ascii="Times New Roman" w:eastAsia="宋体" w:hAnsi="Times New Roman" w:cs="Times New Roman"/>
-          <w:color w:val="000000"/>
-          <w:sz w:val="24"/>
-          <w:szCs w:val="24"/>
-        </w:rPr>
-        <w:lastRenderedPageBreak/>
-        <w:t>行剪枝：通过</w:t>
+        <w:t>框架下利用栅格邻接的对称性进行剪枝：通过</w:t>
       </w:r>
       <w:r>
         <w:rPr>
@@ -5353,231 +5448,240 @@
         <w:spacing w:line="360" w:lineRule="auto"/>
         <w:ind w:firstLine="420"/>
         <w:rPr>
+          <w:rFonts w:ascii="Times New Roman" w:eastAsia="宋体" w:hAnsi="Times New Roman" w:cs="Times New Roman"/>
+          <w:color w:val="000000"/>
+          <w:sz w:val="24"/>
+          <w:szCs w:val="24"/>
+        </w:rPr>
+      </w:pPr>
+      <w:r>
+        <w:rPr>
+          <w:rFonts w:ascii="Times New Roman" w:eastAsia="宋体" w:hAnsi="Times New Roman" w:cs="Times New Roman"/>
+          <w:color w:val="000000"/>
+          <w:sz w:val="24"/>
+          <w:szCs w:val="24"/>
+        </w:rPr>
+        <w:t>1996</w:t>
+      </w:r>
+      <w:r>
+        <w:rPr>
+          <w:rFonts w:ascii="Times New Roman" w:eastAsia="宋体" w:hAnsi="Times New Roman" w:cs="Times New Roman"/>
+          <w:color w:val="000000"/>
+          <w:sz w:val="24"/>
+          <w:szCs w:val="24"/>
+        </w:rPr>
+        <w:t>年，</w:t>
+      </w:r>
+      <w:proofErr w:type="spellStart"/>
+      <w:r>
+        <w:rPr>
+          <w:rFonts w:ascii="Times New Roman" w:eastAsia="宋体" w:hAnsi="Times New Roman" w:cs="Times New Roman"/>
+          <w:color w:val="000000"/>
+          <w:sz w:val="24"/>
+          <w:szCs w:val="24"/>
+        </w:rPr>
+        <w:t>Kavraki</w:t>
+      </w:r>
+      <w:proofErr w:type="spellEnd"/>
+      <w:r>
+        <w:rPr>
+          <w:rFonts w:ascii="Times New Roman" w:eastAsia="宋体" w:hAnsi="Times New Roman" w:cs="Times New Roman"/>
+          <w:color w:val="000000"/>
+          <w:sz w:val="24"/>
+          <w:szCs w:val="24"/>
+        </w:rPr>
+        <w:t>等人提出概率路线图方法（</w:t>
+      </w:r>
+      <w:r>
+        <w:rPr>
+          <w:rFonts w:ascii="Times New Roman" w:eastAsia="宋体" w:hAnsi="Times New Roman" w:cs="Times New Roman"/>
+          <w:color w:val="000000"/>
+          <w:sz w:val="24"/>
+          <w:szCs w:val="24"/>
+        </w:rPr>
+        <w:t>Probabilistic Roadmap Method</w:t>
+      </w:r>
+      <w:r>
+        <w:rPr>
+          <w:rFonts w:ascii="Times New Roman" w:eastAsia="宋体" w:hAnsi="Times New Roman" w:cs="Times New Roman"/>
+          <w:color w:val="000000"/>
+          <w:sz w:val="24"/>
+          <w:szCs w:val="24"/>
+        </w:rPr>
+        <w:t>，</w:t>
+      </w:r>
+      <w:r>
+        <w:rPr>
+          <w:rFonts w:ascii="Times New Roman" w:eastAsia="宋体" w:hAnsi="Times New Roman" w:cs="Times New Roman"/>
+          <w:color w:val="000000"/>
+          <w:sz w:val="24"/>
+          <w:szCs w:val="24"/>
+        </w:rPr>
+        <w:t>PRM</w:t>
+      </w:r>
+      <w:r>
+        <w:rPr>
+          <w:rFonts w:ascii="Times New Roman" w:eastAsia="宋体" w:hAnsi="Times New Roman" w:cs="Times New Roman"/>
+          <w:color w:val="000000"/>
+          <w:sz w:val="24"/>
+          <w:szCs w:val="24"/>
+        </w:rPr>
+        <w:t>），成为采样式路径规划的代表性算法之一。</w:t>
+      </w:r>
+      <w:r>
+        <w:rPr>
+          <w:rFonts w:ascii="Times New Roman" w:eastAsia="宋体" w:hAnsi="Times New Roman" w:cs="Times New Roman"/>
+          <w:color w:val="000000"/>
+          <w:sz w:val="24"/>
+          <w:szCs w:val="24"/>
+        </w:rPr>
+        <w:t>PRM</w:t>
+      </w:r>
+      <w:r>
+        <w:rPr>
+          <w:rFonts w:ascii="Times New Roman" w:eastAsia="宋体" w:hAnsi="Times New Roman" w:cs="Times New Roman"/>
+          <w:color w:val="000000"/>
+          <w:sz w:val="24"/>
+          <w:szCs w:val="24"/>
+        </w:rPr>
+        <w:t>主要面向高维连续空间的可行路径搜索，其基本流程通常分为</w:t>
+      </w:r>
+      <w:r>
+        <w:rPr>
+          <w:rFonts w:ascii="Times New Roman" w:eastAsia="宋体" w:hAnsi="Times New Roman" w:cs="Times New Roman"/>
+          <w:color w:val="000000"/>
+          <w:sz w:val="24"/>
+          <w:szCs w:val="24"/>
+        </w:rPr>
+        <w:t>“</w:t>
+      </w:r>
+      <w:r>
+        <w:rPr>
+          <w:rFonts w:ascii="Times New Roman" w:eastAsia="宋体" w:hAnsi="Times New Roman" w:cs="Times New Roman"/>
+          <w:color w:val="000000"/>
+          <w:sz w:val="24"/>
+          <w:szCs w:val="24"/>
+        </w:rPr>
+        <w:t>学习</w:t>
+      </w:r>
+      <w:r>
+        <w:rPr>
+          <w:rFonts w:ascii="Times New Roman" w:eastAsia="宋体" w:hAnsi="Times New Roman" w:cs="Times New Roman"/>
+          <w:color w:val="000000"/>
+          <w:sz w:val="24"/>
+          <w:szCs w:val="24"/>
+        </w:rPr>
+        <w:t>/</w:t>
+      </w:r>
+      <w:r>
+        <w:rPr>
+          <w:rFonts w:ascii="Times New Roman" w:eastAsia="宋体" w:hAnsi="Times New Roman" w:cs="Times New Roman"/>
+          <w:color w:val="000000"/>
+          <w:sz w:val="24"/>
+          <w:szCs w:val="24"/>
+        </w:rPr>
+        <w:t>建图</w:t>
+      </w:r>
+      <w:r>
+        <w:rPr>
+          <w:rFonts w:ascii="Times New Roman" w:eastAsia="宋体" w:hAnsi="Times New Roman" w:cs="Times New Roman"/>
+          <w:color w:val="000000"/>
+          <w:sz w:val="24"/>
+          <w:szCs w:val="24"/>
+        </w:rPr>
+        <w:t>”</w:t>
+      </w:r>
+      <w:r>
+        <w:rPr>
+          <w:rFonts w:ascii="Times New Roman" w:eastAsia="宋体" w:hAnsi="Times New Roman" w:cs="Times New Roman"/>
+          <w:color w:val="000000"/>
+          <w:sz w:val="24"/>
+          <w:szCs w:val="24"/>
+        </w:rPr>
+        <w:t>和</w:t>
+      </w:r>
+      <w:r>
+        <w:rPr>
+          <w:rFonts w:ascii="Times New Roman" w:eastAsia="宋体" w:hAnsi="Times New Roman" w:cs="Times New Roman"/>
+          <w:color w:val="000000"/>
+          <w:sz w:val="24"/>
+          <w:szCs w:val="24"/>
+        </w:rPr>
+        <w:t>“</w:t>
+      </w:r>
+      <w:r>
+        <w:rPr>
+          <w:rFonts w:ascii="Times New Roman" w:eastAsia="宋体" w:hAnsi="Times New Roman" w:cs="Times New Roman"/>
+          <w:color w:val="000000"/>
+          <w:sz w:val="24"/>
+          <w:szCs w:val="24"/>
+        </w:rPr>
+        <w:t>查询</w:t>
+      </w:r>
+      <w:r>
+        <w:rPr>
+          <w:rFonts w:ascii="Times New Roman" w:eastAsia="宋体" w:hAnsi="Times New Roman" w:cs="Times New Roman"/>
+          <w:color w:val="000000"/>
+          <w:sz w:val="24"/>
+          <w:szCs w:val="24"/>
+        </w:rPr>
+        <w:t>”</w:t>
+      </w:r>
+      <w:r>
+        <w:rPr>
+          <w:rFonts w:ascii="Times New Roman" w:eastAsia="宋体" w:hAnsi="Times New Roman" w:cs="Times New Roman"/>
+          <w:color w:val="000000"/>
+          <w:sz w:val="24"/>
+          <w:szCs w:val="24"/>
+        </w:rPr>
+        <w:t>两个阶段：首先在自由空间中随机采样生成一组无碰节点，并利用局部</w:t>
+      </w:r>
+      <w:proofErr w:type="gramStart"/>
+      <w:r>
+        <w:rPr>
+          <w:rFonts w:ascii="Times New Roman" w:eastAsia="宋体" w:hAnsi="Times New Roman" w:cs="Times New Roman"/>
+          <w:color w:val="000000"/>
+          <w:sz w:val="24"/>
+          <w:szCs w:val="24"/>
+        </w:rPr>
+        <w:t>规划器</w:t>
+      </w:r>
+      <w:proofErr w:type="gramEnd"/>
+      <w:r>
+        <w:rPr>
+          <w:rFonts w:ascii="Times New Roman" w:eastAsia="宋体" w:hAnsi="Times New Roman" w:cs="Times New Roman"/>
+          <w:color w:val="000000"/>
+          <w:sz w:val="24"/>
+          <w:szCs w:val="24"/>
+        </w:rPr>
+        <w:t>对近邻节点进行可行连接以构建连通图；随后将起点与终点接入路线图，通过图搜索在路线图上求解一条满足约束的可行路径。由于无需对整个三维环境进行完全离散化，</w:t>
+      </w:r>
+      <w:r>
+        <w:rPr>
+          <w:rFonts w:ascii="Times New Roman" w:eastAsia="宋体" w:hAnsi="Times New Roman" w:cs="Times New Roman"/>
+          <w:color w:val="000000"/>
+          <w:sz w:val="24"/>
+          <w:szCs w:val="24"/>
+        </w:rPr>
+        <w:t>PRM</w:t>
+      </w:r>
+      <w:r>
+        <w:rPr>
+          <w:rFonts w:ascii="Times New Roman" w:eastAsia="宋体" w:hAnsi="Times New Roman" w:cs="Times New Roman"/>
+          <w:color w:val="000000"/>
+          <w:sz w:val="24"/>
+          <w:szCs w:val="24"/>
+        </w:rPr>
+        <w:t>在复杂约束与高维问题中具有较好的适用性与</w:t>
+      </w:r>
+      <w:r>
+        <w:rPr>
           <w:rFonts w:ascii="Times New Roman" w:eastAsia="宋体" w:hAnsi="Times New Roman" w:cs="Times New Roman" w:hint="eastAsia"/>
           <w:color w:val="000000"/>
           <w:sz w:val="24"/>
           <w:szCs w:val="24"/>
         </w:rPr>
-      </w:pPr>
-      <w:r>
-        <w:rPr>
-          <w:rFonts w:ascii="Times New Roman" w:eastAsia="宋体" w:hAnsi="Times New Roman" w:cs="Times New Roman"/>
-          <w:color w:val="000000"/>
-          <w:sz w:val="24"/>
-          <w:szCs w:val="24"/>
-        </w:rPr>
-        <w:t>1996</w:t>
-      </w:r>
-      <w:r>
-        <w:rPr>
-          <w:rFonts w:ascii="Times New Roman" w:eastAsia="宋体" w:hAnsi="Times New Roman" w:cs="Times New Roman"/>
-          <w:color w:val="000000"/>
-          <w:sz w:val="24"/>
-          <w:szCs w:val="24"/>
-        </w:rPr>
-        <w:t>年，</w:t>
-      </w:r>
-      <w:proofErr w:type="spellStart"/>
-      <w:r>
-        <w:rPr>
-          <w:rFonts w:ascii="Times New Roman" w:eastAsia="宋体" w:hAnsi="Times New Roman" w:cs="Times New Roman"/>
-          <w:color w:val="000000"/>
-          <w:sz w:val="24"/>
-          <w:szCs w:val="24"/>
-        </w:rPr>
-        <w:t>Kavraki</w:t>
-      </w:r>
-      <w:proofErr w:type="spellEnd"/>
-      <w:r>
-        <w:rPr>
-          <w:rFonts w:ascii="Times New Roman" w:eastAsia="宋体" w:hAnsi="Times New Roman" w:cs="Times New Roman"/>
-          <w:color w:val="000000"/>
-          <w:sz w:val="24"/>
-          <w:szCs w:val="24"/>
-        </w:rPr>
-        <w:t>等人提出概率路线图方法（</w:t>
-      </w:r>
-      <w:r>
-        <w:rPr>
-          <w:rFonts w:ascii="Times New Roman" w:eastAsia="宋体" w:hAnsi="Times New Roman" w:cs="Times New Roman"/>
-          <w:color w:val="000000"/>
-          <w:sz w:val="24"/>
-          <w:szCs w:val="24"/>
-        </w:rPr>
-        <w:t>Probabilistic Roadmap Method</w:t>
-      </w:r>
-      <w:r>
-        <w:rPr>
-          <w:rFonts w:ascii="Times New Roman" w:eastAsia="宋体" w:hAnsi="Times New Roman" w:cs="Times New Roman"/>
-          <w:color w:val="000000"/>
-          <w:sz w:val="24"/>
-          <w:szCs w:val="24"/>
-        </w:rPr>
-        <w:t>，</w:t>
-      </w:r>
-      <w:r>
-        <w:rPr>
-          <w:rFonts w:ascii="Times New Roman" w:eastAsia="宋体" w:hAnsi="Times New Roman" w:cs="Times New Roman"/>
-          <w:color w:val="000000"/>
-          <w:sz w:val="24"/>
-          <w:szCs w:val="24"/>
-        </w:rPr>
-        <w:t>PRM</w:t>
-      </w:r>
-      <w:r>
-        <w:rPr>
-          <w:rFonts w:ascii="Times New Roman" w:eastAsia="宋体" w:hAnsi="Times New Roman" w:cs="Times New Roman"/>
-          <w:color w:val="000000"/>
-          <w:sz w:val="24"/>
-          <w:szCs w:val="24"/>
-        </w:rPr>
-        <w:t>），成为采样式路径规划的代表性算法之一。</w:t>
-      </w:r>
-      <w:r>
-        <w:rPr>
-          <w:rFonts w:ascii="Times New Roman" w:eastAsia="宋体" w:hAnsi="Times New Roman" w:cs="Times New Roman"/>
-          <w:color w:val="000000"/>
-          <w:sz w:val="24"/>
-          <w:szCs w:val="24"/>
-        </w:rPr>
-        <w:t>PRM</w:t>
-      </w:r>
-      <w:r>
-        <w:rPr>
-          <w:rFonts w:ascii="Times New Roman" w:eastAsia="宋体" w:hAnsi="Times New Roman" w:cs="Times New Roman"/>
-          <w:color w:val="000000"/>
-          <w:sz w:val="24"/>
-          <w:szCs w:val="24"/>
-        </w:rPr>
-        <w:t>主要面向高维连续空间的可行路径搜索，其基本流程通常分为</w:t>
-      </w:r>
-      <w:r>
-        <w:rPr>
-          <w:rFonts w:ascii="Times New Roman" w:eastAsia="宋体" w:hAnsi="Times New Roman" w:cs="Times New Roman"/>
-          <w:color w:val="000000"/>
-          <w:sz w:val="24"/>
-          <w:szCs w:val="24"/>
-        </w:rPr>
-        <w:t>“</w:t>
-      </w:r>
-      <w:r>
-        <w:rPr>
-          <w:rFonts w:ascii="Times New Roman" w:eastAsia="宋体" w:hAnsi="Times New Roman" w:cs="Times New Roman"/>
-          <w:color w:val="000000"/>
-          <w:sz w:val="24"/>
-          <w:szCs w:val="24"/>
-        </w:rPr>
-        <w:t>学习</w:t>
-      </w:r>
-      <w:r>
-        <w:rPr>
-          <w:rFonts w:ascii="Times New Roman" w:eastAsia="宋体" w:hAnsi="Times New Roman" w:cs="Times New Roman"/>
-          <w:color w:val="000000"/>
-          <w:sz w:val="24"/>
-          <w:szCs w:val="24"/>
-        </w:rPr>
-        <w:t>/</w:t>
-      </w:r>
-      <w:r>
-        <w:rPr>
-          <w:rFonts w:ascii="Times New Roman" w:eastAsia="宋体" w:hAnsi="Times New Roman" w:cs="Times New Roman"/>
-          <w:color w:val="000000"/>
-          <w:sz w:val="24"/>
-          <w:szCs w:val="24"/>
-        </w:rPr>
-        <w:t>建图</w:t>
-      </w:r>
-      <w:r>
-        <w:rPr>
-          <w:rFonts w:ascii="Times New Roman" w:eastAsia="宋体" w:hAnsi="Times New Roman" w:cs="Times New Roman"/>
-          <w:color w:val="000000"/>
-          <w:sz w:val="24"/>
-          <w:szCs w:val="24"/>
-        </w:rPr>
-        <w:t>”</w:t>
-      </w:r>
-      <w:r>
-        <w:rPr>
-          <w:rFonts w:ascii="Times New Roman" w:eastAsia="宋体" w:hAnsi="Times New Roman" w:cs="Times New Roman"/>
-          <w:color w:val="000000"/>
-          <w:sz w:val="24"/>
-          <w:szCs w:val="24"/>
-        </w:rPr>
-        <w:t>和</w:t>
-      </w:r>
-      <w:r>
-        <w:rPr>
-          <w:rFonts w:ascii="Times New Roman" w:eastAsia="宋体" w:hAnsi="Times New Roman" w:cs="Times New Roman"/>
-          <w:color w:val="000000"/>
-          <w:sz w:val="24"/>
-          <w:szCs w:val="24"/>
-        </w:rPr>
-        <w:t>“</w:t>
-      </w:r>
-      <w:r>
-        <w:rPr>
-          <w:rFonts w:ascii="Times New Roman" w:eastAsia="宋体" w:hAnsi="Times New Roman" w:cs="Times New Roman"/>
-          <w:color w:val="000000"/>
-          <w:sz w:val="24"/>
-          <w:szCs w:val="24"/>
-        </w:rPr>
-        <w:t>查询</w:t>
-      </w:r>
-      <w:r>
-        <w:rPr>
-          <w:rFonts w:ascii="Times New Roman" w:eastAsia="宋体" w:hAnsi="Times New Roman" w:cs="Times New Roman"/>
-          <w:color w:val="000000"/>
-          <w:sz w:val="24"/>
-          <w:szCs w:val="24"/>
-        </w:rPr>
-        <w:t>”</w:t>
-      </w:r>
-      <w:r>
-        <w:rPr>
-          <w:rFonts w:ascii="Times New Roman" w:eastAsia="宋体" w:hAnsi="Times New Roman" w:cs="Times New Roman"/>
-          <w:color w:val="000000"/>
-          <w:sz w:val="24"/>
-          <w:szCs w:val="24"/>
-        </w:rPr>
-        <w:t>两个阶段：首先在自由空间中随机采样生成一组无碰节点，并利用局部</w:t>
-      </w:r>
-      <w:proofErr w:type="gramStart"/>
-      <w:r>
-        <w:rPr>
-          <w:rFonts w:ascii="Times New Roman" w:eastAsia="宋体" w:hAnsi="Times New Roman" w:cs="Times New Roman"/>
-          <w:color w:val="000000"/>
-          <w:sz w:val="24"/>
-          <w:szCs w:val="24"/>
-        </w:rPr>
-        <w:t>规划器</w:t>
-      </w:r>
-      <w:proofErr w:type="gramEnd"/>
-      <w:r>
-        <w:rPr>
-          <w:rFonts w:ascii="Times New Roman" w:eastAsia="宋体" w:hAnsi="Times New Roman" w:cs="Times New Roman"/>
-          <w:color w:val="000000"/>
-          <w:sz w:val="24"/>
-          <w:szCs w:val="24"/>
-        </w:rPr>
-        <w:t>对近邻节点进行可行连接以构建连通图；随后将起点与终点接入路线图，通过图搜索在路线图上求解一条满足约束的可行路径。由于无需对整个三维环境进行完全离散化，</w:t>
-      </w:r>
-      <w:r>
-        <w:rPr>
-          <w:rFonts w:ascii="Times New Roman" w:eastAsia="宋体" w:hAnsi="Times New Roman" w:cs="Times New Roman"/>
-          <w:color w:val="000000"/>
-          <w:sz w:val="24"/>
-          <w:szCs w:val="24"/>
-        </w:rPr>
-        <w:t>PRM</w:t>
-      </w:r>
-      <w:r>
-        <w:rPr>
-          <w:rFonts w:ascii="Times New Roman" w:eastAsia="宋体" w:hAnsi="Times New Roman" w:cs="Times New Roman"/>
-          <w:color w:val="000000"/>
-          <w:sz w:val="24"/>
-          <w:szCs w:val="24"/>
-        </w:rPr>
-        <w:t>在复杂约束与高维问题中具有较好的适用性与</w:t>
+        <w:t>扩展性</w:t>
       </w:r>
       <w:r>
         <w:rPr>
@@ -5586,7 +5690,16 @@
           <w:sz w:val="24"/>
           <w:szCs w:val="24"/>
         </w:rPr>
-        <w:t>扩展性</w:t>
+        <w:t>[</w:t>
+      </w:r>
+      <w:r>
+        <w:rPr>
+          <w:rFonts w:ascii="Times New Roman" w:eastAsia="宋体" w:hAnsi="Times New Roman" w:cs="Times New Roman"/>
+          <w:color w:val="000000"/>
+          <w:sz w:val="24"/>
+          <w:szCs w:val="24"/>
+        </w:rPr>
+        <w:t>10]</w:t>
       </w:r>
       <w:r>
         <w:rPr>
@@ -5595,24 +5708,6 @@
           <w:sz w:val="24"/>
           <w:szCs w:val="24"/>
         </w:rPr>
-        <w:t>[</w:t>
-      </w:r>
-      <w:r>
-        <w:rPr>
-          <w:rFonts w:ascii="Times New Roman" w:eastAsia="宋体" w:hAnsi="Times New Roman" w:cs="Times New Roman"/>
-          <w:color w:val="000000"/>
-          <w:sz w:val="24"/>
-          <w:szCs w:val="24"/>
-        </w:rPr>
-        <w:t>10]</w:t>
-      </w:r>
-      <w:r>
-        <w:rPr>
-          <w:rFonts w:ascii="Times New Roman" w:eastAsia="宋体" w:hAnsi="Times New Roman" w:cs="Times New Roman" w:hint="eastAsia"/>
-          <w:color w:val="000000"/>
-          <w:sz w:val="24"/>
-          <w:szCs w:val="24"/>
-        </w:rPr>
         <w:t>。</w:t>
       </w:r>
     </w:p>
@@ -5627,9 +5722,10 @@
         <w:rPr>
           <w:noProof/>
         </w:rPr>
+        <w:lastRenderedPageBreak/>
         <w:drawing>
-          <wp:inline distT="0" distB="0" distL="0" distR="0" wp14:anchorId="1EEB4D1E" wp14:editId="0459AF45">
-            <wp:extent cx="3009900" cy="1695560"/>
+          <wp:inline distT="0" distB="0" distL="0" distR="0" wp14:anchorId="1EEB4D1E" wp14:editId="1D03B153">
+            <wp:extent cx="2743200" cy="1545320"/>
             <wp:effectExtent l="0" t="0" r="0" b="0"/>
             <wp:docPr id="8" name="图片 8"/>
             <wp:cNvGraphicFramePr>
@@ -5660,7 +5756,7 @@
                   <pic:spPr bwMode="auto">
                     <a:xfrm>
                       <a:off x="0" y="0"/>
-                      <a:ext cx="3039123" cy="1712022"/>
+                      <a:ext cx="2780794" cy="1566498"/>
                     </a:xfrm>
                     <a:prstGeom prst="rect">
                       <a:avLst/>
@@ -5813,17 +5909,7 @@
           <w:sz w:val="24"/>
           <w:szCs w:val="24"/>
         </w:rPr>
-        <w:t>）算法。该方法通过在连续空间中进行随机采样，并将新采样点以增量方式连接到</w:t>
-      </w:r>
-      <w:r>
-        <w:rPr>
-          <w:rFonts w:ascii="Times New Roman" w:eastAsia="宋体" w:hAnsi="Times New Roman" w:cs="Times New Roman"/>
-          <w:color w:val="000000"/>
-          <w:sz w:val="24"/>
-          <w:szCs w:val="24"/>
-        </w:rPr>
-        <w:lastRenderedPageBreak/>
-        <w:t>树中与其最近的已有节点，从而驱动搜索树向未探索区域快速扩展，实现对可行空间的高效覆盖。</w:t>
+        <w:t>）算法。该方法通过在连续空间中进行随机采样，并将新采样点以增量方式连接到树中与其最近的已有节点，从而驱动搜索树向未探索区域快速扩展，实现对可行空间的高效覆盖。</w:t>
       </w:r>
       <w:r>
         <w:rPr>
@@ -5893,7 +5979,7 @@
       <w:pPr>
         <w:spacing w:line="360" w:lineRule="auto"/>
         <w:rPr>
-          <w:rFonts w:ascii="Times New Roman" w:eastAsia="宋体" w:hAnsi="Times New Roman" w:cs="Times New Roman" w:hint="eastAsia"/>
+          <w:rFonts w:ascii="Times New Roman" w:eastAsia="宋体" w:hAnsi="Times New Roman" w:cs="Times New Roman"/>
           <w:color w:val="000000"/>
           <w:sz w:val="24"/>
           <w:szCs w:val="24"/>
@@ -6100,7 +6186,7 @@
         <w:spacing w:line="360" w:lineRule="auto"/>
         <w:ind w:firstLine="420"/>
         <w:rPr>
-          <w:rFonts w:ascii="Times New Roman" w:eastAsia="宋体" w:hAnsi="Times New Roman" w:cs="Times New Roman" w:hint="eastAsia"/>
+          <w:rFonts w:ascii="Times New Roman" w:eastAsia="宋体" w:hAnsi="Times New Roman" w:cs="Times New Roman"/>
           <w:color w:val="000000"/>
           <w:sz w:val="24"/>
           <w:szCs w:val="24"/>
@@ -6581,131 +6667,90 @@
       </w:pPr>
       <w:r>
         <w:rPr>
-          <w:rFonts w:ascii="Times New Roman" w:eastAsia="宋体" w:hAnsi="Times New Roman" w:cs="Times New Roman" w:hint="eastAsia"/>
-          <w:color w:val="000000"/>
-          <w:sz w:val="24"/>
-          <w:szCs w:val="24"/>
-        </w:rPr>
-        <w:t>针对</w:t>
-      </w:r>
-      <w:r>
-        <w:rPr>
-          <w:rFonts w:ascii="Times New Roman" w:eastAsia="宋体" w:hAnsi="Times New Roman" w:cs="Times New Roman" w:hint="eastAsia"/>
-          <w:color w:val="000000"/>
-          <w:sz w:val="24"/>
-          <w:szCs w:val="24"/>
-        </w:rPr>
-        <w:t>非结构化</w:t>
-      </w:r>
-      <w:r>
-        <w:rPr>
-          <w:rFonts w:ascii="Times New Roman" w:eastAsia="宋体" w:hAnsi="Times New Roman" w:cs="Times New Roman" w:hint="eastAsia"/>
-          <w:color w:val="000000"/>
-          <w:sz w:val="24"/>
-          <w:szCs w:val="24"/>
-        </w:rPr>
-        <w:t>环境下无人机</w:t>
+          <w:rFonts w:ascii="Times New Roman" w:eastAsia="宋体" w:hAnsi="Times New Roman" w:cs="Times New Roman"/>
+          <w:color w:val="000000"/>
+          <w:sz w:val="24"/>
+          <w:szCs w:val="24"/>
+        </w:rPr>
+        <w:t>针对非结构化环境下无人机进行全</w:t>
       </w:r>
       <w:proofErr w:type="gramStart"/>
       <w:r>
         <w:rPr>
-          <w:rFonts w:ascii="Times New Roman" w:eastAsia="宋体" w:hAnsi="Times New Roman" w:cs="Times New Roman" w:hint="eastAsia"/>
-          <w:color w:val="000000"/>
-          <w:sz w:val="24"/>
-          <w:szCs w:val="24"/>
-        </w:rPr>
-        <w:t>低空</w:t>
-      </w:r>
-      <w:r>
-        <w:rPr>
-          <w:rFonts w:ascii="Times New Roman" w:eastAsia="宋体" w:hAnsi="Times New Roman" w:cs="Times New Roman" w:hint="eastAsia"/>
-          <w:color w:val="000000"/>
-          <w:sz w:val="24"/>
-          <w:szCs w:val="24"/>
-        </w:rPr>
-        <w:t>仿地飞行</w:t>
+          <w:rFonts w:ascii="Times New Roman" w:eastAsia="宋体" w:hAnsi="Times New Roman" w:cs="Times New Roman"/>
+          <w:color w:val="000000"/>
+          <w:sz w:val="24"/>
+          <w:szCs w:val="24"/>
+        </w:rPr>
+        <w:t>覆盖仿地飞行</w:t>
       </w:r>
       <w:proofErr w:type="gramEnd"/>
       <w:r>
         <w:rPr>
-          <w:rFonts w:ascii="Times New Roman" w:eastAsia="宋体" w:hAnsi="Times New Roman" w:cs="Times New Roman" w:hint="eastAsia"/>
-          <w:color w:val="000000"/>
-          <w:sz w:val="24"/>
-          <w:szCs w:val="24"/>
-        </w:rPr>
-        <w:t>中存在的</w:t>
-      </w:r>
-      <w:r>
-        <w:rPr>
-          <w:rFonts w:ascii="Times New Roman" w:eastAsia="宋体" w:hAnsi="Times New Roman" w:cs="Times New Roman" w:hint="eastAsia"/>
-          <w:color w:val="000000"/>
-          <w:sz w:val="24"/>
-          <w:szCs w:val="24"/>
-        </w:rPr>
-        <w:t xml:space="preserve">   </w:t>
-      </w:r>
-      <w:r>
-        <w:rPr>
-          <w:rFonts w:ascii="Times New Roman" w:eastAsia="宋体" w:hAnsi="Times New Roman" w:cs="Times New Roman" w:hint="eastAsia"/>
-          <w:color w:val="000000"/>
-          <w:sz w:val="24"/>
-          <w:szCs w:val="24"/>
-        </w:rPr>
-        <w:t>等难题，开展</w:t>
-      </w:r>
-      <w:r>
-        <w:rPr>
-          <w:rFonts w:ascii="Times New Roman" w:eastAsia="宋体" w:hAnsi="Times New Roman" w:cs="Times New Roman" w:hint="eastAsia"/>
-          <w:color w:val="000000"/>
-          <w:sz w:val="24"/>
-          <w:szCs w:val="24"/>
-        </w:rPr>
-        <w:t xml:space="preserve">     </w:t>
-      </w:r>
-      <w:r>
-        <w:rPr>
-          <w:rFonts w:ascii="Times New Roman" w:eastAsia="宋体" w:hAnsi="Times New Roman" w:cs="Times New Roman" w:hint="eastAsia"/>
-          <w:color w:val="000000"/>
-          <w:sz w:val="24"/>
-          <w:szCs w:val="24"/>
-        </w:rPr>
-        <w:t>方法研究，攻克</w:t>
-      </w:r>
-      <w:r>
-        <w:rPr>
-          <w:rFonts w:ascii="Times New Roman" w:eastAsia="宋体" w:hAnsi="Times New Roman" w:cs="Times New Roman" w:hint="eastAsia"/>
-          <w:color w:val="000000"/>
-          <w:sz w:val="24"/>
-          <w:szCs w:val="24"/>
-        </w:rPr>
-        <w:t xml:space="preserve">      </w:t>
-      </w:r>
-      <w:r>
-        <w:rPr>
-          <w:rFonts w:ascii="Times New Roman" w:eastAsia="宋体" w:hAnsi="Times New Roman" w:cs="Times New Roman" w:hint="eastAsia"/>
-          <w:color w:val="000000"/>
-          <w:sz w:val="24"/>
-          <w:szCs w:val="24"/>
-        </w:rPr>
-        <w:t>条件下的</w:t>
-      </w:r>
-      <w:r>
-        <w:rPr>
-          <w:rFonts w:ascii="Times New Roman" w:eastAsia="宋体" w:hAnsi="Times New Roman" w:cs="Times New Roman" w:hint="eastAsia"/>
-          <w:color w:val="000000"/>
-          <w:sz w:val="24"/>
-          <w:szCs w:val="24"/>
-        </w:rPr>
-        <w:t xml:space="preserve">   </w:t>
-      </w:r>
-      <w:r>
-        <w:rPr>
-          <w:rFonts w:ascii="Times New Roman" w:eastAsia="宋体" w:hAnsi="Times New Roman" w:cs="Times New Roman" w:hint="eastAsia"/>
-          <w:color w:val="000000"/>
-          <w:sz w:val="24"/>
-          <w:szCs w:val="24"/>
-        </w:rPr>
-        <w:t>等难题，实现高安全性无人机路径规划。具体研究目标如下：</w:t>
+          <w:rFonts w:ascii="Times New Roman" w:eastAsia="宋体" w:hAnsi="Times New Roman" w:cs="Times New Roman"/>
+          <w:color w:val="000000"/>
+          <w:sz w:val="24"/>
+          <w:szCs w:val="24"/>
+        </w:rPr>
+        <w:t>时面临的</w:t>
+      </w:r>
+      <w:r>
+        <w:rPr>
+          <w:rFonts w:ascii="Times New Roman" w:eastAsia="宋体" w:hAnsi="Times New Roman" w:cs="Times New Roman"/>
+          <w:bCs/>
+          <w:color w:val="000000"/>
+          <w:sz w:val="24"/>
+          <w:szCs w:val="24"/>
+        </w:rPr>
+        <w:t>地形起伏大、路径易交叉与重复、能耗偏高以及飞行风险较大</w:t>
+      </w:r>
+      <w:r>
+        <w:rPr>
+          <w:rFonts w:ascii="Times New Roman" w:eastAsia="宋体" w:hAnsi="Times New Roman" w:cs="Times New Roman"/>
+          <w:color w:val="000000"/>
+          <w:sz w:val="24"/>
+          <w:szCs w:val="24"/>
+        </w:rPr>
+        <w:t>等问题，本文开展无人机全覆盖路径规划方法研究，重点解决复杂地形条件下</w:t>
+      </w:r>
+      <w:r>
+        <w:rPr>
+          <w:rFonts w:ascii="Times New Roman" w:eastAsia="宋体" w:hAnsi="Times New Roman" w:cs="Times New Roman"/>
+          <w:bCs/>
+          <w:color w:val="000000"/>
+          <w:sz w:val="24"/>
+          <w:szCs w:val="24"/>
+        </w:rPr>
+        <w:t>区域如何更合理地划分、子区域访问顺序如何更优化、航迹如何满足安全可飞并降低能耗</w:t>
+      </w:r>
+      <w:r>
+        <w:rPr>
+          <w:rFonts w:ascii="Times New Roman" w:eastAsia="宋体" w:hAnsi="Times New Roman" w:cs="Times New Roman"/>
+          <w:color w:val="000000"/>
+          <w:sz w:val="24"/>
+          <w:szCs w:val="24"/>
+        </w:rPr>
+        <w:t>等关键问题，最终实现适用于</w:t>
+      </w:r>
+      <w:proofErr w:type="gramStart"/>
+      <w:r>
+        <w:rPr>
+          <w:rFonts w:ascii="Times New Roman" w:eastAsia="宋体" w:hAnsi="Times New Roman" w:cs="Times New Roman"/>
+          <w:color w:val="000000"/>
+          <w:sz w:val="24"/>
+          <w:szCs w:val="24"/>
+        </w:rPr>
+        <w:t>低空仿地作业</w:t>
+      </w:r>
+      <w:proofErr w:type="gramEnd"/>
+      <w:r>
+        <w:rPr>
+          <w:rFonts w:ascii="Times New Roman" w:eastAsia="宋体" w:hAnsi="Times New Roman" w:cs="Times New Roman"/>
+          <w:color w:val="000000"/>
+          <w:sz w:val="24"/>
+          <w:szCs w:val="24"/>
+        </w:rPr>
+        <w:t>的全覆盖路径规划。具体研究目标如下：</w:t>
       </w:r>
     </w:p>
     <w:p>
@@ -6730,12 +6775,66 @@
       </w:r>
       <w:r>
         <w:rPr>
+          <w:rFonts w:ascii="Times New Roman" w:eastAsia="宋体" w:hAnsi="Times New Roman" w:cs="Times New Roman"/>
+          <w:color w:val="000000"/>
+          <w:sz w:val="24"/>
+          <w:szCs w:val="24"/>
+        </w:rPr>
+        <w:t>1</w:t>
+      </w:r>
+      <w:r>
+        <w:rPr>
           <w:rFonts w:ascii="Times New Roman" w:eastAsia="宋体" w:hAnsi="Times New Roman" w:cs="Times New Roman" w:hint="eastAsia"/>
           <w:color w:val="000000"/>
           <w:sz w:val="24"/>
           <w:szCs w:val="24"/>
         </w:rPr>
-        <w:t>1</w:t>
+        <w:t>）</w:t>
+      </w:r>
+      <w:r>
+        <w:rPr>
+          <w:rFonts w:ascii="Times New Roman" w:eastAsia="宋体" w:hAnsi="Times New Roman" w:cs="Times New Roman"/>
+          <w:color w:val="000000"/>
+          <w:sz w:val="24"/>
+          <w:szCs w:val="24"/>
+        </w:rPr>
+        <w:t>针对不规则区域全覆盖路径规划中</w:t>
+      </w:r>
+      <w:r>
+        <w:rPr>
+          <w:rFonts w:ascii="Times New Roman" w:eastAsia="宋体" w:hAnsi="Times New Roman" w:cs="Times New Roman"/>
+          <w:color w:val="000000"/>
+          <w:sz w:val="24"/>
+          <w:szCs w:val="24"/>
+        </w:rPr>
+        <w:t>“</w:t>
+      </w:r>
+      <w:r>
+        <w:rPr>
+          <w:rFonts w:ascii="Times New Roman" w:eastAsia="宋体" w:hAnsi="Times New Roman" w:cs="Times New Roman"/>
+          <w:color w:val="000000"/>
+          <w:sz w:val="24"/>
+          <w:szCs w:val="24"/>
+        </w:rPr>
+        <w:t>计算量大、路径易交叉、重复覆盖多且转弯连接难以执行</w:t>
+      </w:r>
+      <w:r>
+        <w:rPr>
+          <w:rFonts w:ascii="Times New Roman" w:eastAsia="宋体" w:hAnsi="Times New Roman" w:cs="Times New Roman"/>
+          <w:color w:val="000000"/>
+          <w:sz w:val="24"/>
+          <w:szCs w:val="24"/>
+        </w:rPr>
+        <w:t>”</w:t>
+      </w:r>
+      <w:r>
+        <w:rPr>
+          <w:rFonts w:ascii="Times New Roman" w:eastAsia="宋体" w:hAnsi="Times New Roman" w:cs="Times New Roman"/>
+          <w:color w:val="000000"/>
+          <w:sz w:val="24"/>
+          <w:szCs w:val="24"/>
+        </w:rPr>
+        <w:t>等问题，研究目标是提出一种可实现、易落地的规划流程：先将待覆盖区域进行预处理分割，将复杂区域划分为</w:t>
       </w:r>
       <w:r>
         <w:rPr>
@@ -6744,7 +6843,88 @@
           <w:sz w:val="24"/>
           <w:szCs w:val="24"/>
         </w:rPr>
-        <w:t>）</w:t>
+        <w:t>多个</w:t>
+      </w:r>
+      <w:r>
+        <w:rPr>
+          <w:rFonts w:ascii="Times New Roman" w:eastAsia="宋体" w:hAnsi="Times New Roman" w:cs="Times New Roman"/>
+          <w:color w:val="000000"/>
+          <w:sz w:val="24"/>
+          <w:szCs w:val="24"/>
+        </w:rPr>
+        <w:t>凸多边形子区域，把全局问题拆解为</w:t>
+      </w:r>
+      <w:r>
+        <w:rPr>
+          <w:rFonts w:ascii="Times New Roman" w:eastAsia="宋体" w:hAnsi="Times New Roman" w:cs="Times New Roman"/>
+          <w:color w:val="000000"/>
+          <w:sz w:val="24"/>
+          <w:szCs w:val="24"/>
+        </w:rPr>
+        <w:t>“</w:t>
+      </w:r>
+      <w:r>
+        <w:rPr>
+          <w:rFonts w:ascii="Times New Roman" w:eastAsia="宋体" w:hAnsi="Times New Roman" w:cs="Times New Roman"/>
+          <w:color w:val="000000"/>
+          <w:sz w:val="24"/>
+          <w:szCs w:val="24"/>
+        </w:rPr>
+        <w:t>子区覆盖</w:t>
+      </w:r>
+      <w:r>
+        <w:rPr>
+          <w:rFonts w:ascii="Times New Roman" w:eastAsia="宋体" w:hAnsi="Times New Roman" w:cs="Times New Roman"/>
+          <w:color w:val="000000"/>
+          <w:sz w:val="24"/>
+          <w:szCs w:val="24"/>
+        </w:rPr>
+        <w:t>+</w:t>
+      </w:r>
+      <w:r>
+        <w:rPr>
+          <w:rFonts w:ascii="Times New Roman" w:eastAsia="宋体" w:hAnsi="Times New Roman" w:cs="Times New Roman"/>
+          <w:color w:val="000000"/>
+          <w:sz w:val="24"/>
+          <w:szCs w:val="24"/>
+        </w:rPr>
+        <w:t>子区连接</w:t>
+      </w:r>
+      <w:r>
+        <w:rPr>
+          <w:rFonts w:ascii="Times New Roman" w:eastAsia="宋体" w:hAnsi="Times New Roman" w:cs="Times New Roman"/>
+          <w:color w:val="000000"/>
+          <w:sz w:val="24"/>
+          <w:szCs w:val="24"/>
+        </w:rPr>
+        <w:t>”</w:t>
+      </w:r>
+      <w:r>
+        <w:rPr>
+          <w:rFonts w:ascii="Times New Roman" w:eastAsia="宋体" w:hAnsi="Times New Roman" w:cs="Times New Roman"/>
+          <w:color w:val="000000"/>
+          <w:sz w:val="24"/>
+          <w:szCs w:val="24"/>
+        </w:rPr>
+        <w:t>；再将子区访问顺序建模为旅行商问题，采用模拟退火</w:t>
+      </w:r>
+      <w:r>
+        <w:rPr>
+          <w:rFonts w:ascii="Times New Roman" w:eastAsia="宋体" w:hAnsi="Times New Roman" w:cs="Times New Roman" w:hint="eastAsia"/>
+          <w:color w:val="000000"/>
+          <w:sz w:val="24"/>
+          <w:szCs w:val="24"/>
+        </w:rPr>
+        <w:t>算法</w:t>
+      </w:r>
+      <w:r>
+        <w:rPr>
+          <w:rFonts w:ascii="Times New Roman" w:eastAsia="宋体" w:hAnsi="Times New Roman" w:cs="Times New Roman"/>
+          <w:color w:val="000000"/>
+          <w:sz w:val="24"/>
+          <w:szCs w:val="24"/>
+        </w:rPr>
+        <w:t>得到较优访问序列；最后在子区之间生成满足最小转弯半径约束的可跟踪连接曲线。预期结果是在覆盖完整的前提下，减少路径交叉与重复覆盖，使总路径更短、转弯更少，且能够稳定执行。</w:t>
       </w:r>
     </w:p>
     <w:p>
@@ -6765,7 +6945,108 @@
           <w:sz w:val="24"/>
           <w:szCs w:val="24"/>
         </w:rPr>
-        <w:t>针对外界环境影响下无人机飞行位置约束机理不明的难题，建立风力等外界扰动作用下的无人机飞行位置误差模型，开展不同风力扰动和飞行速度下的无人机飞行位置误差仿真实验，系统分析飞行速度、风向风速等因素对位置误差的影响机理，建立包含飞行平台、载荷平台和地图数据等误差因素的无人机位置约束模型，为高安全性无人机三维航迹规划提供理论约束。</w:t>
+        <w:t>（</w:t>
+      </w:r>
+      <w:r>
+        <w:rPr>
+          <w:rFonts w:ascii="Times New Roman" w:eastAsia="宋体" w:hAnsi="Times New Roman" w:cs="Times New Roman"/>
+          <w:color w:val="000000"/>
+          <w:sz w:val="24"/>
+          <w:szCs w:val="24"/>
+        </w:rPr>
+        <w:t>2</w:t>
+      </w:r>
+      <w:r>
+        <w:rPr>
+          <w:rFonts w:ascii="Times New Roman" w:eastAsia="宋体" w:hAnsi="Times New Roman" w:cs="Times New Roman" w:hint="eastAsia"/>
+          <w:color w:val="000000"/>
+          <w:sz w:val="24"/>
+          <w:szCs w:val="24"/>
+        </w:rPr>
+        <w:t>）</w:t>
+      </w:r>
+      <w:r>
+        <w:rPr>
+          <w:rFonts w:ascii="Times New Roman" w:eastAsia="宋体" w:hAnsi="Times New Roman" w:cs="Times New Roman"/>
+          <w:color w:val="000000"/>
+          <w:sz w:val="24"/>
+          <w:szCs w:val="24"/>
+        </w:rPr>
+        <w:t>针对复杂地形环境下无人机执行全覆盖任务时存在的能耗偏高、飞行风险难量化等需求，本研究目标是在静态路径规划结果基础上引入多目标最优控制，构建以</w:t>
+      </w:r>
+      <w:r>
+        <w:rPr>
+          <w:rFonts w:ascii="Times New Roman" w:eastAsia="宋体" w:hAnsi="Times New Roman" w:cs="Times New Roman"/>
+          <w:color w:val="000000"/>
+          <w:sz w:val="24"/>
+          <w:szCs w:val="24"/>
+        </w:rPr>
+        <w:t>“</w:t>
+      </w:r>
+      <w:r>
+        <w:rPr>
+          <w:rFonts w:ascii="Times New Roman" w:eastAsia="宋体" w:hAnsi="Times New Roman" w:cs="Times New Roman"/>
+          <w:color w:val="000000"/>
+          <w:sz w:val="24"/>
+          <w:szCs w:val="24"/>
+        </w:rPr>
+        <w:t>等价路径长度</w:t>
+      </w:r>
+      <w:r>
+        <w:rPr>
+          <w:rFonts w:ascii="Times New Roman" w:eastAsia="宋体" w:hAnsi="Times New Roman" w:cs="Times New Roman"/>
+          <w:color w:val="000000"/>
+          <w:sz w:val="24"/>
+          <w:szCs w:val="24"/>
+        </w:rPr>
+        <w:t>”</w:t>
+      </w:r>
+      <w:r>
+        <w:rPr>
+          <w:rFonts w:ascii="Times New Roman" w:eastAsia="宋体" w:hAnsi="Times New Roman" w:cs="Times New Roman"/>
+          <w:color w:val="000000"/>
+          <w:sz w:val="24"/>
+          <w:szCs w:val="24"/>
+        </w:rPr>
+        <w:t>表征的综合代价函数，在保证覆盖率、路径连续性、</w:t>
+      </w:r>
+      <w:proofErr w:type="gramStart"/>
+      <w:r>
+        <w:rPr>
+          <w:rFonts w:ascii="Times New Roman" w:eastAsia="宋体" w:hAnsi="Times New Roman" w:cs="Times New Roman"/>
+          <w:color w:val="000000"/>
+          <w:sz w:val="24"/>
+          <w:szCs w:val="24"/>
+        </w:rPr>
+        <w:t>不</w:t>
+      </w:r>
+      <w:proofErr w:type="gramEnd"/>
+      <w:r>
+        <w:rPr>
+          <w:rFonts w:ascii="Times New Roman" w:eastAsia="宋体" w:hAnsi="Times New Roman" w:cs="Times New Roman"/>
+          <w:color w:val="000000"/>
+          <w:sz w:val="24"/>
+          <w:szCs w:val="24"/>
+        </w:rPr>
+        <w:t>越界且不碰撞的前提下，使总代价最小。具体分目标为：通过对转弯次数与幅度、总爬升量及风险项赋权，降低无效爬升</w:t>
+      </w:r>
+      <w:r>
+        <w:rPr>
+          <w:rFonts w:ascii="Times New Roman" w:eastAsia="宋体" w:hAnsi="Times New Roman" w:cs="Times New Roman"/>
+          <w:color w:val="000000"/>
+          <w:sz w:val="24"/>
+          <w:szCs w:val="24"/>
+        </w:rPr>
+        <w:t>/</w:t>
+      </w:r>
+      <w:r>
+        <w:rPr>
+          <w:rFonts w:ascii="Times New Roman" w:eastAsia="宋体" w:hAnsi="Times New Roman" w:cs="Times New Roman"/>
+          <w:color w:val="000000"/>
+          <w:sz w:val="24"/>
+          <w:szCs w:val="24"/>
+        </w:rPr>
+        <w:t>下降与频繁转弯带来的能量浪费；同时约束危险飞行姿态与贴地陡坡段，提升安全裕度。</w:t>
       </w:r>
     </w:p>
     <w:p>
@@ -6773,249 +7054,89 @@
         <w:spacing w:line="360" w:lineRule="auto"/>
         <w:ind w:firstLine="480"/>
         <w:rPr>
-          <w:rFonts w:ascii="Times New Roman" w:eastAsia="宋体" w:hAnsi="Times New Roman" w:cs="Times New Roman"/>
-          <w:color w:val="000000"/>
-          <w:sz w:val="24"/>
-          <w:szCs w:val="24"/>
-        </w:rPr>
-      </w:pPr>
-      <w:r>
-        <w:rPr>
           <w:rFonts w:ascii="Times New Roman" w:eastAsia="宋体" w:hAnsi="Times New Roman" w:cs="Times New Roman" w:hint="eastAsia"/>
           <w:color w:val="000000"/>
           <w:sz w:val="24"/>
           <w:szCs w:val="24"/>
         </w:rPr>
+      </w:pPr>
+      <w:r>
+        <w:rPr>
+          <w:rFonts w:ascii="Times New Roman" w:eastAsia="宋体" w:hAnsi="Times New Roman" w:cs="Times New Roman" w:hint="eastAsia"/>
+          <w:color w:val="000000"/>
+          <w:sz w:val="24"/>
+          <w:szCs w:val="24"/>
+        </w:rPr>
         <w:t>（</w:t>
       </w:r>
       <w:r>
         <w:rPr>
+          <w:rFonts w:ascii="Times New Roman" w:eastAsia="宋体" w:hAnsi="Times New Roman" w:cs="Times New Roman"/>
+          <w:color w:val="000000"/>
+          <w:sz w:val="24"/>
+          <w:szCs w:val="24"/>
+        </w:rPr>
+        <w:t>3</w:t>
+      </w:r>
+      <w:r>
+        <w:rPr>
           <w:rFonts w:ascii="Times New Roman" w:eastAsia="宋体" w:hAnsi="Times New Roman" w:cs="Times New Roman" w:hint="eastAsia"/>
           <w:color w:val="000000"/>
           <w:sz w:val="24"/>
           <w:szCs w:val="24"/>
         </w:rPr>
-        <w:t>2</w:t>
-      </w:r>
-      <w:r>
-        <w:rPr>
-          <w:rFonts w:ascii="Times New Roman" w:eastAsia="宋体" w:hAnsi="Times New Roman" w:cs="Times New Roman" w:hint="eastAsia"/>
-          <w:color w:val="000000"/>
-          <w:sz w:val="24"/>
-          <w:szCs w:val="24"/>
-        </w:rPr>
-        <w:t>）针对无人机三维路径规划中安全性不足的难题，研究基于位置约束模型的无人机安全路径规划方法，突破基于高精度数字表面模型的</w:t>
-      </w:r>
-      <w:proofErr w:type="gramStart"/>
-      <w:r>
-        <w:rPr>
-          <w:rFonts w:ascii="Times New Roman" w:eastAsia="宋体" w:hAnsi="Times New Roman" w:cs="Times New Roman" w:hint="eastAsia"/>
-          <w:color w:val="000000"/>
-          <w:sz w:val="24"/>
-          <w:szCs w:val="24"/>
-        </w:rPr>
-        <w:t>八叉树环境地图</w:t>
-      </w:r>
-      <w:proofErr w:type="gramEnd"/>
-      <w:r>
-        <w:rPr>
-          <w:rFonts w:ascii="Times New Roman" w:eastAsia="宋体" w:hAnsi="Times New Roman" w:cs="Times New Roman" w:hint="eastAsia"/>
-          <w:color w:val="000000"/>
-          <w:sz w:val="24"/>
-          <w:szCs w:val="24"/>
-        </w:rPr>
-        <w:t>构建、高安全性无人机三维路径规划等技术，开展不同环境条件和位置约束下的路径规划仿真实验，在可允许飞行条件下（风力</w:t>
-      </w:r>
-      <w:r>
-        <w:rPr>
-          <w:rFonts w:ascii="Times New Roman" w:eastAsia="宋体" w:hAnsi="Times New Roman" w:cs="Times New Roman" w:hint="eastAsia"/>
-          <w:color w:val="000000"/>
-          <w:sz w:val="24"/>
-          <w:szCs w:val="24"/>
-        </w:rPr>
-        <w:t>6</w:t>
-      </w:r>
-      <w:r>
-        <w:rPr>
-          <w:rFonts w:ascii="Times New Roman" w:eastAsia="宋体" w:hAnsi="Times New Roman" w:cs="Times New Roman" w:hint="eastAsia"/>
-          <w:color w:val="000000"/>
-          <w:sz w:val="24"/>
-          <w:szCs w:val="24"/>
-        </w:rPr>
-        <w:t>级以内、飞行速度小于</w:t>
-      </w:r>
-      <w:r>
-        <w:rPr>
-          <w:rFonts w:ascii="Times New Roman" w:eastAsia="宋体" w:hAnsi="Times New Roman" w:cs="Times New Roman" w:hint="eastAsia"/>
-          <w:color w:val="000000"/>
-          <w:sz w:val="24"/>
-          <w:szCs w:val="24"/>
-        </w:rPr>
-        <w:t>10m/s</w:t>
-      </w:r>
-      <w:r>
-        <w:rPr>
-          <w:rFonts w:ascii="Times New Roman" w:eastAsia="宋体" w:hAnsi="Times New Roman" w:cs="Times New Roman" w:hint="eastAsia"/>
-          <w:color w:val="000000"/>
-          <w:sz w:val="24"/>
-          <w:szCs w:val="24"/>
-        </w:rPr>
-        <w:t>），实现防撞距离大于</w:t>
-      </w:r>
-      <w:r>
-        <w:rPr>
-          <w:rFonts w:ascii="Times New Roman" w:eastAsia="宋体" w:hAnsi="Times New Roman" w:cs="Times New Roman" w:hint="eastAsia"/>
-          <w:color w:val="000000"/>
-          <w:sz w:val="24"/>
-          <w:szCs w:val="24"/>
-        </w:rPr>
-        <w:t>10m</w:t>
-      </w:r>
-      <w:r>
-        <w:rPr>
-          <w:rFonts w:ascii="Times New Roman" w:eastAsia="宋体" w:hAnsi="Times New Roman" w:cs="Times New Roman" w:hint="eastAsia"/>
-          <w:color w:val="000000"/>
-          <w:sz w:val="24"/>
-          <w:szCs w:val="24"/>
-        </w:rPr>
-        <w:t>的无人机高安全路径规划，为后续轨迹规划提供初始路径和控制点。</w:t>
-      </w:r>
-    </w:p>
-    <w:p>
-      <w:pPr>
-        <w:spacing w:line="360" w:lineRule="auto"/>
-        <w:ind w:firstLine="480"/>
-        <w:rPr>
-          <w:rFonts w:ascii="Times New Roman" w:eastAsia="宋体" w:hAnsi="Times New Roman" w:cs="Times New Roman"/>
-          <w:color w:val="000000"/>
-          <w:sz w:val="24"/>
-          <w:szCs w:val="24"/>
-        </w:rPr>
-      </w:pPr>
-      <w:r>
-        <w:rPr>
-          <w:rFonts w:ascii="Times New Roman" w:eastAsia="宋体" w:hAnsi="Times New Roman" w:cs="Times New Roman" w:hint="eastAsia"/>
-          <w:color w:val="000000"/>
-          <w:sz w:val="24"/>
-          <w:szCs w:val="24"/>
-        </w:rPr>
-        <w:t>（</w:t>
-      </w:r>
-      <w:r>
-        <w:rPr>
-          <w:rFonts w:ascii="Times New Roman" w:eastAsia="宋体" w:hAnsi="Times New Roman" w:cs="Times New Roman" w:hint="eastAsia"/>
-          <w:color w:val="000000"/>
-          <w:sz w:val="24"/>
-          <w:szCs w:val="24"/>
-        </w:rPr>
-        <w:t>3</w:t>
-      </w:r>
-      <w:r>
-        <w:rPr>
-          <w:rFonts w:ascii="Times New Roman" w:eastAsia="宋体" w:hAnsi="Times New Roman" w:cs="Times New Roman" w:hint="eastAsia"/>
-          <w:color w:val="000000"/>
-          <w:sz w:val="24"/>
-          <w:szCs w:val="24"/>
-        </w:rPr>
-        <w:t>）针对路径规划得到的路径点稀疏、轨迹连续性不足的难题，基于无人机控制模型的动力学约束条件，研究多约束条件下无人机三维规划规划方法，攻克</w:t>
-      </w:r>
-      <w:proofErr w:type="gramStart"/>
-      <w:r>
-        <w:rPr>
-          <w:rFonts w:ascii="Times New Roman" w:eastAsia="宋体" w:hAnsi="Times New Roman" w:cs="Times New Roman" w:hint="eastAsia"/>
-          <w:color w:val="000000"/>
-          <w:sz w:val="24"/>
-          <w:szCs w:val="24"/>
-        </w:rPr>
-        <w:t>凸</w:t>
-      </w:r>
-      <w:proofErr w:type="gramEnd"/>
-      <w:r>
-        <w:rPr>
-          <w:rFonts w:ascii="Times New Roman" w:eastAsia="宋体" w:hAnsi="Times New Roman" w:cs="Times New Roman" w:hint="eastAsia"/>
-          <w:color w:val="000000"/>
-          <w:sz w:val="24"/>
-          <w:szCs w:val="24"/>
-        </w:rPr>
-        <w:t>簇膨胀安全飞行走廊生成、</w:t>
-      </w:r>
-      <w:r>
-        <w:rPr>
-          <w:rFonts w:ascii="Times New Roman" w:eastAsia="宋体" w:hAnsi="Times New Roman" w:cs="Times New Roman" w:hint="eastAsia"/>
-          <w:color w:val="000000"/>
-          <w:sz w:val="24"/>
-          <w:szCs w:val="24"/>
-        </w:rPr>
-        <w:t>B</w:t>
-      </w:r>
-      <w:r>
-        <w:rPr>
-          <w:rFonts w:ascii="Times New Roman" w:eastAsia="宋体" w:hAnsi="Times New Roman" w:cs="Times New Roman" w:hint="eastAsia"/>
-          <w:color w:val="000000"/>
-          <w:sz w:val="24"/>
-          <w:szCs w:val="24"/>
-        </w:rPr>
-        <w:t>样条时空联合轨迹优化等技术，实现空间安全性与动态可行性协调统一的平滑三维轨迹规划，为探地无人机飞行提供连续轨迹输入。</w:t>
-      </w:r>
-    </w:p>
-    <w:p>
-      <w:pPr>
-        <w:spacing w:line="360" w:lineRule="auto"/>
-        <w:ind w:firstLine="480"/>
-        <w:rPr>
-          <w:rFonts w:ascii="Times New Roman" w:eastAsia="宋体" w:hAnsi="Times New Roman" w:cs="Times New Roman"/>
-          <w:color w:val="000000"/>
-          <w:sz w:val="24"/>
-          <w:szCs w:val="24"/>
-        </w:rPr>
-      </w:pPr>
-      <w:r>
-        <w:rPr>
-          <w:rFonts w:ascii="Times New Roman" w:eastAsia="宋体" w:hAnsi="Times New Roman" w:cs="Times New Roman" w:hint="eastAsia"/>
-          <w:color w:val="000000"/>
-          <w:sz w:val="24"/>
-          <w:szCs w:val="24"/>
-        </w:rPr>
-        <w:t>（</w:t>
-      </w:r>
-      <w:r>
-        <w:rPr>
-          <w:rFonts w:ascii="Times New Roman" w:eastAsia="宋体" w:hAnsi="Times New Roman" w:cs="Times New Roman" w:hint="eastAsia"/>
-          <w:color w:val="000000"/>
-          <w:sz w:val="24"/>
-          <w:szCs w:val="24"/>
-        </w:rPr>
-        <w:t>4</w:t>
-      </w:r>
-      <w:r>
-        <w:rPr>
-          <w:rFonts w:ascii="Times New Roman" w:eastAsia="宋体" w:hAnsi="Times New Roman" w:cs="Times New Roman" w:hint="eastAsia"/>
-          <w:color w:val="000000"/>
-          <w:sz w:val="24"/>
-          <w:szCs w:val="24"/>
-        </w:rPr>
-        <w:t>）针对复杂环境探地无人机低空飞行需求，搭建无人机飞行仿真平台和复杂环境半物理实验平台，开展多种地形环境下的探地无人机低空三维航迹规划仿真实验</w:t>
-      </w:r>
-      <w:proofErr w:type="gramStart"/>
-      <w:r>
-        <w:rPr>
-          <w:rFonts w:ascii="Times New Roman" w:eastAsia="宋体" w:hAnsi="Times New Roman" w:cs="Times New Roman" w:hint="eastAsia"/>
-          <w:color w:val="000000"/>
-          <w:sz w:val="24"/>
-          <w:szCs w:val="24"/>
-        </w:rPr>
-        <w:t>与实飞测试</w:t>
-      </w:r>
-      <w:proofErr w:type="gramEnd"/>
-      <w:r>
-        <w:rPr>
-          <w:rFonts w:ascii="Times New Roman" w:eastAsia="宋体" w:hAnsi="Times New Roman" w:cs="Times New Roman" w:hint="eastAsia"/>
-          <w:color w:val="000000"/>
-          <w:sz w:val="24"/>
-          <w:szCs w:val="24"/>
-        </w:rPr>
-        <w:t>，验证所提方法对地形变化的适应能力与飞行安全性，实现探地无人机复杂环境下的航迹规划的完备性和鲁棒性闭环验证。</w:t>
-      </w:r>
+        <w:t>）针对复杂环境探地无人机低空飞行需求，搭建无人机飞行仿真平台，</w:t>
+      </w:r>
+      <w:r>
+        <w:rPr>
+          <w:rFonts w:ascii="Times New Roman" w:eastAsia="宋体" w:hAnsi="Times New Roman" w:cs="Times New Roman"/>
+          <w:color w:val="000000"/>
+          <w:sz w:val="24"/>
+          <w:szCs w:val="24"/>
+        </w:rPr>
+        <w:t>在山地、丘陵、沟壑等多种典型地形场景中开展全覆盖路径规划仿真实验，从覆盖率、等价路径长度、最小离地安全裕度与轨迹连续性等指标对算法进行评估，验证所提方法对地形起伏变化的适应能力、规划稳定性及飞行安全性。</w:t>
+      </w:r>
+    </w:p>
+    <w:p>
+      <w:pPr>
+        <w:pStyle w:val="2"/>
+        <w:spacing w:beforeLines="30" w:before="93" w:afterLines="20" w:after="62" w:line="420" w:lineRule="atLeast"/>
+        <w:rPr>
+          <w:rFonts w:ascii="Times New Roman" w:eastAsia="黑体" w:hAnsi="Times New Roman" w:cs="Times New Roman"/>
+          <w:bCs w:val="0"/>
+          <w:sz w:val="24"/>
+          <w:szCs w:val="24"/>
+        </w:rPr>
+      </w:pPr>
+      <w:bookmarkStart w:id="15" w:name="_Toc223287192"/>
+      <w:r>
+        <w:rPr>
+          <w:rFonts w:ascii="Times New Roman" w:eastAsia="黑体" w:hAnsi="Times New Roman" w:cs="Times New Roman"/>
+          <w:bCs w:val="0"/>
+          <w:sz w:val="24"/>
+          <w:szCs w:val="24"/>
+        </w:rPr>
+        <w:t>2.</w:t>
+      </w:r>
+      <w:r>
+        <w:rPr>
+          <w:rFonts w:ascii="Times New Roman" w:eastAsia="黑体" w:hAnsi="Times New Roman" w:cs="Times New Roman" w:hint="eastAsia"/>
+          <w:bCs w:val="0"/>
+          <w:sz w:val="24"/>
+          <w:szCs w:val="24"/>
+        </w:rPr>
+        <w:t xml:space="preserve">2 </w:t>
+      </w:r>
+      <w:r>
+        <w:rPr>
+          <w:rFonts w:ascii="Times New Roman" w:eastAsia="黑体" w:hAnsi="Times New Roman" w:cs="Times New Roman" w:hint="eastAsia"/>
+          <w:bCs w:val="0"/>
+          <w:sz w:val="24"/>
+          <w:szCs w:val="24"/>
+        </w:rPr>
+        <w:t>研究内容</w:t>
+      </w:r>
+      <w:bookmarkEnd w:id="15"/>
     </w:p>
     <w:p/>
     <w:p/>
@@ -7030,7 +7151,7 @@
           <w:szCs w:val="24"/>
         </w:rPr>
       </w:pPr>
-      <w:bookmarkStart w:id="15" w:name="_Toc223287192"/>
+      <w:bookmarkStart w:id="16" w:name="_Toc223287193"/>
       <w:r>
         <w:rPr>
           <w:rFonts w:ascii="Times New Roman" w:eastAsia="黑体" w:hAnsi="Times New Roman" w:cs="Times New Roman"/>
@@ -7039,49 +7160,6 @@
           <w:szCs w:val="24"/>
         </w:rPr>
         <w:lastRenderedPageBreak/>
-        <w:t>2.</w:t>
-      </w:r>
-      <w:r>
-        <w:rPr>
-          <w:rFonts w:ascii="Times New Roman" w:eastAsia="黑体" w:hAnsi="Times New Roman" w:cs="Times New Roman" w:hint="eastAsia"/>
-          <w:bCs w:val="0"/>
-          <w:sz w:val="24"/>
-          <w:szCs w:val="24"/>
-        </w:rPr>
-        <w:t xml:space="preserve">2 </w:t>
-      </w:r>
-      <w:r>
-        <w:rPr>
-          <w:rFonts w:ascii="Times New Roman" w:eastAsia="黑体" w:hAnsi="Times New Roman" w:cs="Times New Roman" w:hint="eastAsia"/>
-          <w:bCs w:val="0"/>
-          <w:sz w:val="24"/>
-          <w:szCs w:val="24"/>
-        </w:rPr>
-        <w:t>研究内容</w:t>
-      </w:r>
-      <w:bookmarkEnd w:id="15"/>
-    </w:p>
-    <w:p/>
-    <w:p/>
-    <w:p>
-      <w:pPr>
-        <w:pStyle w:val="2"/>
-        <w:spacing w:beforeLines="30" w:before="93" w:afterLines="20" w:after="62" w:line="420" w:lineRule="atLeast"/>
-        <w:rPr>
-          <w:rFonts w:ascii="Times New Roman" w:eastAsia="黑体" w:hAnsi="Times New Roman" w:cs="Times New Roman"/>
-          <w:bCs w:val="0"/>
-          <w:sz w:val="24"/>
-          <w:szCs w:val="24"/>
-        </w:rPr>
-      </w:pPr>
-      <w:bookmarkStart w:id="16" w:name="_Toc223287193"/>
-      <w:r>
-        <w:rPr>
-          <w:rFonts w:ascii="Times New Roman" w:eastAsia="黑体" w:hAnsi="Times New Roman" w:cs="Times New Roman"/>
-          <w:bCs w:val="0"/>
-          <w:sz w:val="24"/>
-          <w:szCs w:val="24"/>
-        </w:rPr>
         <w:t>2.</w:t>
       </w:r>
       <w:r>
@@ -7489,111 +7567,60 @@
         <w:ind w:leftChars="-59" w:left="296"/>
       </w:pPr>
       <w:r>
-        <w:rPr>
-          <w:rFonts w:ascii="Arial" w:hAnsi="Arial" w:cs="Arial"/>
-          <w:color w:val="101828"/>
-          <w:sz w:val="23"/>
-          <w:szCs w:val="23"/>
-          <w:shd w:val="clear" w:color="auto" w:fill="E9EBF0"/>
-        </w:rPr>
         <w:t>Dijkstra E W. </w:t>
       </w:r>
       <w:r>
         <w:rPr>
-          <w:rStyle w:val="aff7"/>
-          <w:rFonts w:ascii="Arial" w:hAnsi="Arial" w:cs="Arial"/>
-          <w:color w:val="101828"/>
-          <w:sz w:val="23"/>
-          <w:szCs w:val="23"/>
-          <w:bdr w:val="single" w:sz="2" w:space="0" w:color="EAECF0" w:frame="1"/>
-          <w:shd w:val="clear" w:color="auto" w:fill="E9EBF0"/>
+          <w:b/>
+          <w:bCs/>
         </w:rPr>
         <w:t xml:space="preserve">A note on two problems in </w:t>
       </w:r>
       <w:proofErr w:type="spellStart"/>
       <w:r>
         <w:rPr>
-          <w:rStyle w:val="aff7"/>
-          <w:rFonts w:ascii="Arial" w:hAnsi="Arial" w:cs="Arial"/>
-          <w:color w:val="101828"/>
-          <w:sz w:val="23"/>
-          <w:szCs w:val="23"/>
-          <w:bdr w:val="single" w:sz="2" w:space="0" w:color="EAECF0" w:frame="1"/>
-          <w:shd w:val="clear" w:color="auto" w:fill="E9EBF0"/>
+          <w:b/>
+          <w:bCs/>
         </w:rPr>
         <w:t>connexion</w:t>
       </w:r>
       <w:proofErr w:type="spellEnd"/>
       <w:r>
         <w:rPr>
-          <w:rStyle w:val="aff7"/>
-          <w:rFonts w:ascii="Arial" w:hAnsi="Arial" w:cs="Arial"/>
-          <w:color w:val="101828"/>
-          <w:sz w:val="23"/>
-          <w:szCs w:val="23"/>
-          <w:bdr w:val="single" w:sz="2" w:space="0" w:color="EAECF0" w:frame="1"/>
-          <w:shd w:val="clear" w:color="auto" w:fill="E9EBF0"/>
+          <w:b/>
+          <w:bCs/>
         </w:rPr>
         <w:t xml:space="preserve"> with graphs</w:t>
       </w:r>
       <w:r>
-        <w:rPr>
-          <w:rFonts w:ascii="Arial" w:hAnsi="Arial" w:cs="Arial"/>
-          <w:color w:val="101828"/>
-          <w:sz w:val="23"/>
-          <w:szCs w:val="23"/>
-          <w:shd w:val="clear" w:color="auto" w:fill="E9EBF0"/>
-        </w:rPr>
         <w:t>[J]. </w:t>
       </w:r>
       <w:proofErr w:type="spellStart"/>
       <w:r>
         <w:rPr>
-          <w:rStyle w:val="aff8"/>
-          <w:rFonts w:ascii="Arial" w:hAnsi="Arial" w:cs="Arial"/>
-          <w:color w:val="101828"/>
-          <w:sz w:val="23"/>
-          <w:szCs w:val="23"/>
-          <w:bdr w:val="single" w:sz="2" w:space="0" w:color="EAECF0" w:frame="1"/>
-          <w:shd w:val="clear" w:color="auto" w:fill="E9EBF0"/>
+          <w:i/>
+          <w:iCs/>
         </w:rPr>
         <w:t>Numerische</w:t>
       </w:r>
       <w:proofErr w:type="spellEnd"/>
       <w:r>
         <w:rPr>
-          <w:rStyle w:val="aff8"/>
-          <w:rFonts w:ascii="Arial" w:hAnsi="Arial" w:cs="Arial"/>
-          <w:color w:val="101828"/>
-          <w:sz w:val="23"/>
-          <w:szCs w:val="23"/>
-          <w:bdr w:val="single" w:sz="2" w:space="0" w:color="EAECF0" w:frame="1"/>
-          <w:shd w:val="clear" w:color="auto" w:fill="E9EBF0"/>
+          <w:i/>
+          <w:iCs/>
         </w:rPr>
         <w:t xml:space="preserve"> </w:t>
       </w:r>
       <w:proofErr w:type="spellStart"/>
       <w:r>
         <w:rPr>
-          <w:rStyle w:val="aff8"/>
-          <w:rFonts w:ascii="Arial" w:hAnsi="Arial" w:cs="Arial"/>
-          <w:color w:val="101828"/>
-          <w:sz w:val="23"/>
-          <w:szCs w:val="23"/>
-          <w:bdr w:val="single" w:sz="2" w:space="0" w:color="EAECF0" w:frame="1"/>
-          <w:shd w:val="clear" w:color="auto" w:fill="E9EBF0"/>
+          <w:i/>
+          <w:iCs/>
         </w:rPr>
         <w:t>Mathematik</w:t>
       </w:r>
       <w:proofErr w:type="spellEnd"/>
       <w:r>
-        <w:rPr>
-          <w:rFonts w:ascii="Arial" w:hAnsi="Arial" w:cs="Arial"/>
-          <w:color w:val="101828"/>
-          <w:sz w:val="23"/>
-          <w:szCs w:val="23"/>
-          <w:shd w:val="clear" w:color="auto" w:fill="E9EBF0"/>
-        </w:rPr>
         <w:t>, 1959, 1(1): 269–271.</w:t>
       </w:r>
     </w:p>
@@ -7608,115 +7635,27 @@
         <w:ind w:leftChars="-59" w:left="296"/>
       </w:pPr>
       <w:r>
-        <w:rPr>
-          <w:rFonts w:ascii="Arial" w:hAnsi="Arial" w:cs="Arial"/>
-          <w:color w:val="101828"/>
-          <w:sz w:val="23"/>
-          <w:szCs w:val="23"/>
-          <w:shd w:val="clear" w:color="auto" w:fill="E9EBF0"/>
-        </w:rPr>
         <w:t>Hart P E, Nilsson N J, Raphael B. </w:t>
       </w:r>
       <w:r>
         <w:rPr>
-          <w:rStyle w:val="aff7"/>
-          <w:rFonts w:ascii="Arial" w:hAnsi="Arial" w:cs="Arial"/>
-          <w:color w:val="101828"/>
-          <w:sz w:val="23"/>
-          <w:szCs w:val="23"/>
-          <w:bdr w:val="single" w:sz="2" w:space="0" w:color="EAECF0" w:frame="1"/>
-          <w:shd w:val="clear" w:color="auto" w:fill="E9EBF0"/>
+          <w:b/>
+          <w:bCs/>
         </w:rPr>
         <w:t>A Formal Basis for the Heuristic Determination of Minimum Cost Paths</w:t>
       </w:r>
       <w:r>
-        <w:rPr>
-          <w:rFonts w:ascii="Arial" w:hAnsi="Arial" w:cs="Arial"/>
-          <w:color w:val="101828"/>
-          <w:sz w:val="23"/>
-          <w:szCs w:val="23"/>
-          <w:shd w:val="clear" w:color="auto" w:fill="E9EBF0"/>
-        </w:rPr>
         <w:t>[J]. </w:t>
       </w:r>
       <w:r>
         <w:rPr>
-          <w:rStyle w:val="aff8"/>
-          <w:rFonts w:ascii="Arial" w:hAnsi="Arial" w:cs="Arial"/>
-          <w:color w:val="101828"/>
-          <w:sz w:val="23"/>
-          <w:szCs w:val="23"/>
-          <w:bdr w:val="single" w:sz="2" w:space="0" w:color="EAECF0" w:frame="1"/>
-          <w:shd w:val="clear" w:color="auto" w:fill="E9EBF0"/>
-        </w:rPr>
-        <w:t>IEEE Transactions on Systems Science and Cybernetics</w:t>
-      </w:r>
-      <w:r>
-        <w:rPr>
-          <w:rFonts w:ascii="Arial" w:hAnsi="Arial" w:cs="Arial"/>
-          <w:color w:val="101828"/>
-          <w:sz w:val="23"/>
-          <w:szCs w:val="23"/>
-          <w:shd w:val="clear" w:color="auto" w:fill="E9EBF0"/>
-        </w:rPr>
-        <w:t>, 1968, 4(2): 100–107.</w:t>
-      </w:r>
-    </w:p>
-    <w:p>
-      <w:pPr>
-        <w:pStyle w:val="af"/>
-        <w:numPr>
-          <w:ilvl w:val="0"/>
-          <w:numId w:val="5"/>
-        </w:numPr>
-        <w:pBdr>
-          <w:top w:val="single" w:sz="2" w:space="0" w:color="EAECF0"/>
-          <w:left w:val="single" w:sz="2" w:space="0" w:color="EAECF0"/>
-          <w:bottom w:val="single" w:sz="2" w:space="0" w:color="EAECF0"/>
-          <w:right w:val="single" w:sz="2" w:space="0" w:color="EAECF0"/>
-        </w:pBdr>
-        <w:shd w:val="clear" w:color="auto" w:fill="E9EBF0"/>
-        <w:jc w:val="left"/>
-        <w:rPr>
-          <w:rFonts w:ascii="Arial" w:hAnsi="Arial" w:cs="Arial"/>
-          <w:color w:val="101828"/>
-          <w:kern w:val="0"/>
-          <w:sz w:val="23"/>
-          <w:szCs w:val="23"/>
-        </w:rPr>
-      </w:pPr>
-      <w:r>
-        <w:rPr>
-          <w:rFonts w:ascii="Arial" w:hAnsi="Arial" w:cs="Arial"/>
-          <w:color w:val="101828"/>
-          <w:kern w:val="0"/>
-          <w:sz w:val="23"/>
-          <w:szCs w:val="23"/>
-        </w:rPr>
-        <w:t>Nash A, Koenig S, Tovey C. Theta*: Any-Angle Path Planning on Grids[C]// </w:t>
-      </w:r>
-      <w:r>
-        <w:rPr>
-          <w:rFonts w:ascii="Arial" w:hAnsi="Arial" w:cs="Arial"/>
           <w:i/>
           <w:iCs/>
-          <w:color w:val="101828"/>
-          <w:kern w:val="0"/>
-          <w:sz w:val="23"/>
-          <w:szCs w:val="23"/>
-          <w:bdr w:val="single" w:sz="2" w:space="0" w:color="EAECF0" w:frame="1"/>
-        </w:rPr>
-        <w:t>Proceedings of the AAAI Conference on Artificial Intelligence (AAAI)</w:t>
-      </w:r>
-      <w:r>
-        <w:rPr>
-          <w:rFonts w:ascii="Arial" w:hAnsi="Arial" w:cs="Arial"/>
-          <w:color w:val="101828"/>
-          <w:kern w:val="0"/>
-          <w:sz w:val="23"/>
-          <w:szCs w:val="23"/>
-        </w:rPr>
-        <w:t>. 2010.</w:t>
+        </w:rPr>
+        <w:t>IEEE Transactions on Systems Science and Cybernetics</w:t>
+      </w:r>
+      <w:r>
+        <w:t>, 1968, 4(2): 100–107.</w:t>
       </w:r>
     </w:p>
     <w:p>
@@ -7729,71 +7668,8 @@
         </w:numPr>
         <w:ind w:leftChars="-59" w:left="296"/>
       </w:pPr>
-      <w:proofErr w:type="spellStart"/>
-      <w:r>
-        <w:rPr>
-          <w:rFonts w:ascii="Arial" w:hAnsi="Arial" w:cs="Arial"/>
-          <w:color w:val="101828"/>
-          <w:sz w:val="23"/>
-          <w:szCs w:val="23"/>
-          <w:shd w:val="clear" w:color="auto" w:fill="E9EBF0"/>
-        </w:rPr>
-        <w:t>Harabor</w:t>
-      </w:r>
-      <w:proofErr w:type="spellEnd"/>
-      <w:r>
-        <w:rPr>
-          <w:rFonts w:ascii="Arial" w:hAnsi="Arial" w:cs="Arial"/>
-          <w:color w:val="101828"/>
-          <w:sz w:val="23"/>
-          <w:szCs w:val="23"/>
-          <w:shd w:val="clear" w:color="auto" w:fill="E9EBF0"/>
-        </w:rPr>
-        <w:t xml:space="preserve"> D, </w:t>
-      </w:r>
-      <w:proofErr w:type="spellStart"/>
-      <w:r>
-        <w:rPr>
-          <w:rFonts w:ascii="Arial" w:hAnsi="Arial" w:cs="Arial"/>
-          <w:color w:val="101828"/>
-          <w:sz w:val="23"/>
-          <w:szCs w:val="23"/>
-          <w:shd w:val="clear" w:color="auto" w:fill="E9EBF0"/>
-        </w:rPr>
-        <w:t>Grastien</w:t>
-      </w:r>
-      <w:proofErr w:type="spellEnd"/>
-      <w:r>
-        <w:rPr>
-          <w:rFonts w:ascii="Arial" w:hAnsi="Arial" w:cs="Arial"/>
-          <w:color w:val="101828"/>
-          <w:sz w:val="23"/>
-          <w:szCs w:val="23"/>
-          <w:shd w:val="clear" w:color="auto" w:fill="E9EBF0"/>
-        </w:rPr>
-        <w:t xml:space="preserve"> A. Online Graph Pruning for Pathfinding on Grid Maps[C]// </w:t>
-      </w:r>
-      <w:r>
-        <w:rPr>
-          <w:rStyle w:val="aff8"/>
-          <w:rFonts w:ascii="Arial" w:hAnsi="Arial" w:cs="Arial"/>
-          <w:color w:val="101828"/>
-          <w:sz w:val="23"/>
-          <w:szCs w:val="23"/>
-          <w:bdr w:val="single" w:sz="2" w:space="0" w:color="EAECF0" w:frame="1"/>
-          <w:shd w:val="clear" w:color="auto" w:fill="E9EBF0"/>
-        </w:rPr>
-        <w:t>Proceedings of the AAAI Conference on Artificial Intelligence (AAAI)</w:t>
-      </w:r>
-      <w:r>
-        <w:rPr>
-          <w:rFonts w:ascii="Arial" w:hAnsi="Arial" w:cs="Arial"/>
-          <w:color w:val="101828"/>
-          <w:sz w:val="23"/>
-          <w:szCs w:val="23"/>
-          <w:shd w:val="clear" w:color="auto" w:fill="E9EBF0"/>
-        </w:rPr>
-        <w:t>. 2011.</w:t>
+      <w:r>
+        <w:t>Nash A, Koenig S, Tovey C. Theta*: Any-Angle Path Planning on Grids[C]// Proceedings of the AAAI Conference on Artificial Intelligence (AAAI). 2010.</w:t>
       </w:r>
     </w:p>
     <w:p>
@@ -7808,102 +7684,29 @@
       </w:pPr>
       <w:proofErr w:type="spellStart"/>
       <w:r>
-        <w:rPr>
-          <w:rFonts w:ascii="Arial" w:hAnsi="Arial" w:cs="Arial"/>
-          <w:color w:val="101828"/>
-          <w:sz w:val="23"/>
-          <w:szCs w:val="23"/>
-          <w:shd w:val="clear" w:color="auto" w:fill="E9EBF0"/>
-        </w:rPr>
-        <w:t>Kavraki</w:t>
+        <w:t>Harabor</w:t>
       </w:r>
       <w:proofErr w:type="spellEnd"/>
       <w:r>
-        <w:rPr>
-          <w:rFonts w:ascii="Arial" w:hAnsi="Arial" w:cs="Arial"/>
-          <w:color w:val="101828"/>
-          <w:sz w:val="23"/>
-          <w:szCs w:val="23"/>
-          <w:shd w:val="clear" w:color="auto" w:fill="E9EBF0"/>
-        </w:rPr>
-        <w:t xml:space="preserve"> L E, </w:t>
+        <w:t xml:space="preserve"> D, </w:t>
       </w:r>
       <w:proofErr w:type="spellStart"/>
       <w:r>
-        <w:rPr>
-          <w:rFonts w:ascii="Arial" w:hAnsi="Arial" w:cs="Arial"/>
-          <w:color w:val="101828"/>
-          <w:sz w:val="23"/>
-          <w:szCs w:val="23"/>
-          <w:shd w:val="clear" w:color="auto" w:fill="E9EBF0"/>
-        </w:rPr>
-        <w:t>Švestka</w:t>
+        <w:t>Grastien</w:t>
       </w:r>
       <w:proofErr w:type="spellEnd"/>
       <w:r>
-        <w:rPr>
-          <w:rFonts w:ascii="Arial" w:hAnsi="Arial" w:cs="Arial"/>
-          <w:color w:val="101828"/>
-          <w:sz w:val="23"/>
-          <w:szCs w:val="23"/>
-          <w:shd w:val="clear" w:color="auto" w:fill="E9EBF0"/>
-        </w:rPr>
-        <w:t xml:space="preserve"> P, </w:t>
-      </w:r>
-      <w:proofErr w:type="spellStart"/>
-      <w:r>
-        <w:rPr>
-          <w:rFonts w:ascii="Arial" w:hAnsi="Arial" w:cs="Arial"/>
-          <w:color w:val="101828"/>
-          <w:sz w:val="23"/>
-          <w:szCs w:val="23"/>
-          <w:shd w:val="clear" w:color="auto" w:fill="E9EBF0"/>
-        </w:rPr>
-        <w:t>Latombe</w:t>
-      </w:r>
-      <w:proofErr w:type="spellEnd"/>
-      <w:r>
-        <w:rPr>
-          <w:rFonts w:ascii="Arial" w:hAnsi="Arial" w:cs="Arial"/>
-          <w:color w:val="101828"/>
-          <w:sz w:val="23"/>
-          <w:szCs w:val="23"/>
-          <w:shd w:val="clear" w:color="auto" w:fill="E9EBF0"/>
-        </w:rPr>
-        <w:t xml:space="preserve"> J C, Overmars M H. Probabilistic Roadmaps </w:t>
-      </w:r>
-      <w:r>
-        <w:rPr>
-          <w:rFonts w:ascii="Arial" w:hAnsi="Arial" w:cs="Arial"/>
-          <w:color w:val="101828"/>
-          <w:sz w:val="23"/>
-          <w:szCs w:val="23"/>
-          <w:shd w:val="clear" w:color="auto" w:fill="E9EBF0"/>
-        </w:rPr>
-        <w:lastRenderedPageBreak/>
-        <w:t>for Path Planning in High-Dimensional Configuration Spaces[J]. </w:t>
-      </w:r>
-      <w:r>
-        <w:rPr>
-          <w:rStyle w:val="aff8"/>
-          <w:rFonts w:ascii="Arial" w:hAnsi="Arial" w:cs="Arial"/>
-          <w:color w:val="101828"/>
-          <w:sz w:val="23"/>
-          <w:szCs w:val="23"/>
-          <w:bdr w:val="single" w:sz="2" w:space="0" w:color="EAECF0" w:frame="1"/>
-          <w:shd w:val="clear" w:color="auto" w:fill="E9EBF0"/>
-        </w:rPr>
-        <w:t>IEEE Transactions on Robotics and Automation</w:t>
-      </w:r>
-      <w:r>
-        <w:rPr>
-          <w:rFonts w:ascii="Arial" w:hAnsi="Arial" w:cs="Arial"/>
-          <w:color w:val="101828"/>
-          <w:sz w:val="23"/>
-          <w:szCs w:val="23"/>
-          <w:shd w:val="clear" w:color="auto" w:fill="E9EBF0"/>
-        </w:rPr>
-        <w:t>, 1996, 12(4): 566–580.</w:t>
+        <w:t xml:space="preserve"> A. Online Graph Pruning for Pathfinding on Grid Maps[C]// </w:t>
+      </w:r>
+      <w:r>
+        <w:rPr>
+          <w:i/>
+          <w:iCs/>
+        </w:rPr>
+        <w:t>Proceedings of the AAAI Conference on Artificial Intelligence (AAAI)</w:t>
+      </w:r>
+      <w:r>
+        <w:t>. 2011.</w:t>
       </w:r>
     </w:p>
     <w:p>
@@ -7916,15 +7719,39 @@
         </w:numPr>
         <w:ind w:leftChars="-59" w:left="296"/>
       </w:pPr>
-      <w:r>
-        <w:rPr>
-          <w:rFonts w:ascii="Arial" w:hAnsi="Arial" w:cs="Arial"/>
-          <w:color w:val="101828"/>
-          <w:sz w:val="23"/>
-          <w:szCs w:val="23"/>
-          <w:shd w:val="clear" w:color="auto" w:fill="E9EBF0"/>
-        </w:rPr>
-        <w:t>LaValle S M. Rapidly-Exploring Random Trees: A New Tool for Path Planning[R]. Iowa City, IA: Computer Science Department, Iowa State University, 1998.</w:t>
+      <w:proofErr w:type="spellStart"/>
+      <w:r>
+        <w:t>Kavraki</w:t>
+      </w:r>
+      <w:proofErr w:type="spellEnd"/>
+      <w:r>
+        <w:t xml:space="preserve"> L E, </w:t>
+      </w:r>
+      <w:proofErr w:type="spellStart"/>
+      <w:r>
+        <w:t>Švestka</w:t>
+      </w:r>
+      <w:proofErr w:type="spellEnd"/>
+      <w:r>
+        <w:t xml:space="preserve"> P, </w:t>
+      </w:r>
+      <w:proofErr w:type="spellStart"/>
+      <w:r>
+        <w:t>Latombe</w:t>
+      </w:r>
+      <w:proofErr w:type="spellEnd"/>
+      <w:r>
+        <w:t xml:space="preserve"> J C, Overmars M H. Probabilistic Roadmaps for Path Planning in High-Dimensional Configuration Spaces[J]. </w:t>
+      </w:r>
+      <w:r>
+        <w:rPr>
+          <w:i/>
+          <w:iCs/>
+        </w:rPr>
+        <w:t>IEEE Transactions on Robotics and Automation</w:t>
+      </w:r>
+      <w:r>
+        <w:t>, 1996, 12(4): 566–580.</w:t>
       </w:r>
     </w:p>
     <w:p>
@@ -7937,71 +7764,81 @@
         </w:numPr>
         <w:ind w:leftChars="-59" w:left="296"/>
       </w:pPr>
+      <w:r>
+        <w:t xml:space="preserve">LaValle S M. Rapidly-Exploring Random Trees: A New Tool for Path Planning[R]. </w:t>
+      </w:r>
+      <w:r>
+        <w:lastRenderedPageBreak/>
+        <w:t>Iowa City, IA: Computer Science Department, Iowa State University, 1998.</w:t>
+      </w:r>
+    </w:p>
+    <w:p>
+      <w:pPr>
+        <w:pStyle w:val="a"/>
+        <w:widowControl w:val="0"/>
+        <w:numPr>
+          <w:ilvl w:val="0"/>
+          <w:numId w:val="5"/>
+        </w:numPr>
+        <w:ind w:leftChars="-59" w:left="296"/>
+      </w:pPr>
       <w:proofErr w:type="spellStart"/>
       <w:r>
-        <w:rPr>
-          <w:rFonts w:ascii="Arial" w:hAnsi="Arial" w:cs="Arial"/>
-          <w:color w:val="101828"/>
-          <w:sz w:val="23"/>
-          <w:szCs w:val="23"/>
-          <w:shd w:val="clear" w:color="auto" w:fill="E9EBF0"/>
-        </w:rPr>
         <w:t>Karaman</w:t>
       </w:r>
       <w:proofErr w:type="spellEnd"/>
       <w:r>
-        <w:rPr>
-          <w:rFonts w:ascii="Arial" w:hAnsi="Arial" w:cs="Arial"/>
-          <w:color w:val="101828"/>
-          <w:sz w:val="23"/>
-          <w:szCs w:val="23"/>
-          <w:shd w:val="clear" w:color="auto" w:fill="E9EBF0"/>
-        </w:rPr>
         <w:t xml:space="preserve"> S, </w:t>
       </w:r>
       <w:proofErr w:type="spellStart"/>
       <w:r>
-        <w:rPr>
-          <w:rFonts w:ascii="Arial" w:hAnsi="Arial" w:cs="Arial"/>
-          <w:color w:val="101828"/>
-          <w:sz w:val="23"/>
-          <w:szCs w:val="23"/>
-          <w:shd w:val="clear" w:color="auto" w:fill="E9EBF0"/>
-        </w:rPr>
         <w:t>Frazzoli</w:t>
       </w:r>
       <w:proofErr w:type="spellEnd"/>
       <w:r>
-        <w:rPr>
-          <w:rFonts w:ascii="Arial" w:hAnsi="Arial" w:cs="Arial"/>
-          <w:color w:val="101828"/>
-          <w:sz w:val="23"/>
-          <w:szCs w:val="23"/>
-          <w:shd w:val="clear" w:color="auto" w:fill="E9EBF0"/>
-        </w:rPr>
         <w:t xml:space="preserve"> E. Sampling-based Algorithms for Optimal Motion Planning[J]. </w:t>
       </w:r>
       <w:r>
         <w:rPr>
-          <w:rStyle w:val="aff8"/>
-          <w:rFonts w:ascii="Arial" w:hAnsi="Arial" w:cs="Arial"/>
-          <w:color w:val="101828"/>
-          <w:sz w:val="23"/>
-          <w:szCs w:val="23"/>
-          <w:bdr w:val="single" w:sz="2" w:space="0" w:color="EAECF0" w:frame="1"/>
-          <w:shd w:val="clear" w:color="auto" w:fill="E9EBF0"/>
+          <w:i/>
+          <w:iCs/>
         </w:rPr>
         <w:t>The International Journal of Robotics Research</w:t>
       </w:r>
       <w:r>
-        <w:rPr>
-          <w:rFonts w:ascii="Arial" w:hAnsi="Arial" w:cs="Arial"/>
-          <w:color w:val="101828"/>
-          <w:sz w:val="23"/>
-          <w:szCs w:val="23"/>
-          <w:shd w:val="clear" w:color="auto" w:fill="E9EBF0"/>
-        </w:rPr>
         <w:t>, 2011, 30(7): 846–894.</w:t>
+      </w:r>
+    </w:p>
+    <w:p>
+      <w:pPr>
+        <w:pStyle w:val="a"/>
+        <w:widowControl w:val="0"/>
+        <w:numPr>
+          <w:ilvl w:val="0"/>
+          <w:numId w:val="5"/>
+        </w:numPr>
+        <w:ind w:leftChars="-59" w:left="296"/>
+      </w:pPr>
+      <w:r>
+        <w:t> </w:t>
+      </w:r>
+      <w:proofErr w:type="spellStart"/>
+      <w:r>
+        <w:t>Choset</w:t>
+      </w:r>
+      <w:proofErr w:type="spellEnd"/>
+      <w:r>
+        <w:t xml:space="preserve"> H. Coverage of Known Spaces: The Boustrophedon Cellular Decomposition[J]. </w:t>
+      </w:r>
+      <w:r>
+        <w:rPr>
+          <w:i/>
+          <w:iCs/>
+        </w:rPr>
+        <w:t>Autonomous Robots</w:t>
+      </w:r>
+      <w:r>
+        <w:t>, 2001, 9(3): 247–253.</w:t>
       </w:r>
     </w:p>
     <w:p>
@@ -9686,6 +9523,9 @@
   </w:num>
   <w:num w:numId="11">
     <w:abstractNumId w:val="2"/>
+  </w:num>
+  <w:num w:numId="12">
+    <w:abstractNumId w:val="0"/>
   </w:num>
 </w:numbering>
 </file>
@@ -10660,7 +10500,6 @@
       </w:numPr>
       <w:adjustRightInd w:val="0"/>
       <w:snapToGrid w:val="0"/>
-      <w:ind w:firstLine="0"/>
     </w:pPr>
     <w:rPr>
       <w:rFonts w:ascii="Times New Roman" w:hAnsi="Times New Roman" w:cs="Times New Roman"/>
@@ -11057,6 +10896,16 @@
     <w:basedOn w:val="a1"/>
     <w:rsid w:val="00CC2D2D"/>
   </w:style>
+  <w:style w:type="character" w:customStyle="1" w:styleId="mtight">
+    <w:name w:val="mtight"/>
+    <w:basedOn w:val="a1"/>
+    <w:rsid w:val="002F7E25"/>
+  </w:style>
+  <w:style w:type="character" w:customStyle="1" w:styleId="vlist-s">
+    <w:name w:val="vlist-s"/>
+    <w:basedOn w:val="a1"/>
+    <w:rsid w:val="002F7E25"/>
+  </w:style>
 </w:styles>
 </file>
 
@@ -11360,7 +11209,7 @@
 </file>
 
 <file path=customXml/itemProps1.xml><?xml version="1.0" encoding="utf-8"?>
-<ds:datastoreItem xmlns:ds="http://schemas.openxmlformats.org/officeDocument/2006/customXml" ds:itemID="{D8686189-8DC3-41E7-A6B2-F5D6ABE2C328}">
+<ds:datastoreItem xmlns:ds="http://schemas.openxmlformats.org/officeDocument/2006/customXml" ds:itemID="{AB36E4C4-C392-4394-9CA1-62D46E6ACB01}">
   <ds:schemaRefs>
     <ds:schemaRef ds:uri="http://schemas.openxmlformats.org/officeDocument/2006/bibliography"/>
   </ds:schemaRefs>

--- a/paper/刘晓煜-毕设开题报告.docx
+++ b/paper/刘晓煜-毕设开题报告.docx
@@ -1,34 +1,24 @@
 
 <file path=word/document.xml><?xml version="1.0" encoding="utf-8"?>
-<w:document xmlns:wpc="http://schemas.microsoft.com/office/word/2010/wordprocessingCanvas" xmlns:cx="http://schemas.microsoft.com/office/drawing/2014/chartex" xmlns:cx1="http://schemas.microsoft.com/office/drawing/2015/9/8/chartex" xmlns:cx2="http://schemas.microsoft.com/office/drawing/2015/10/21/chartex" xmlns:cx3="http://schemas.microsoft.com/office/drawing/2016/5/9/chartex" xmlns:cx4="http://schemas.microsoft.com/office/drawing/2016/5/10/chartex" xmlns:cx5="http://schemas.microsoft.com/office/drawing/2016/5/11/chartex" xmlns:cx6="http://schemas.microsoft.com/office/drawing/2016/5/12/chartex" xmlns:cx7="http://schemas.microsoft.com/office/drawing/2016/5/13/chartex" xmlns:cx8="http://schemas.microsoft.com/office/drawing/2016/5/14/chartex" xmlns:mc="http://schemas.openxmlformats.org/markup-compatibility/2006" xmlns:aink="http://schemas.microsoft.com/office/drawing/2016/ink" xmlns:am3d="http://schemas.microsoft.com/office/drawing/2017/model3d" xmlns:o="urn:schemas-microsoft-com:office:office" xmlns:r="http://schemas.openxmlformats.org/officeDocument/2006/relationships" xmlns:m="http://schemas.openxmlformats.org/officeDocument/2006/math" xmlns:v="urn:schemas-microsoft-com:vml" xmlns:wp14="http://schemas.microsoft.com/office/word/2010/wordprocessingDrawing" xmlns:wp="http://schemas.openxmlformats.org/drawingml/2006/wordprocessingDrawing" xmlns:w10="urn:schemas-microsoft-com:office:word" xmlns:w="http://schemas.openxmlformats.org/wordprocessingml/2006/main" xmlns:w14="http://schemas.microsoft.com/office/word/2010/wordml" xmlns:w15="http://schemas.microsoft.com/office/word/2012/wordml" xmlns:w16cid="http://schemas.microsoft.com/office/word/2016/wordml/cid" xmlns:w16se="http://schemas.microsoft.com/office/word/2015/wordml/symex" xmlns:wpg="http://schemas.microsoft.com/office/word/2010/wordprocessingGroup" xmlns:wpi="http://schemas.microsoft.com/office/word/2010/wordprocessingInk" xmlns:wne="http://schemas.microsoft.com/office/word/2006/wordml" xmlns:wps="http://schemas.microsoft.com/office/word/2010/wordprocessingShape" mc:Ignorable="w14 w15 w16se w16cid wp14">
+<w:document xmlns:wpc="http://schemas.microsoft.com/office/word/2010/wordprocessingCanvas" xmlns:cx="http://schemas.microsoft.com/office/drawing/2014/chartex" xmlns:cx1="http://schemas.microsoft.com/office/drawing/2015/9/8/chartex" xmlns:cx2="http://schemas.microsoft.com/office/drawing/2015/10/21/chartex" xmlns:cx3="http://schemas.microsoft.com/office/drawing/2016/5/9/chartex" xmlns:cx4="http://schemas.microsoft.com/office/drawing/2016/5/10/chartex" xmlns:cx5="http://schemas.microsoft.com/office/drawing/2016/5/11/chartex" xmlns:cx6="http://schemas.microsoft.com/office/drawing/2016/5/12/chartex" xmlns:cx7="http://schemas.microsoft.com/office/drawing/2016/5/13/chartex" xmlns:cx8="http://schemas.microsoft.com/office/drawing/2016/5/14/chartex" xmlns:mc="http://schemas.openxmlformats.org/markup-compatibility/2006" xmlns:aink="http://schemas.microsoft.com/office/drawing/2016/ink" xmlns:am3d="http://schemas.microsoft.com/office/drawing/2017/model3d" xmlns:o="urn:schemas-microsoft-com:office:office" xmlns:oel="http://schemas.microsoft.com/office/2019/extlst" xmlns:r="http://schemas.openxmlformats.org/officeDocument/2006/relationships" xmlns:m="http://schemas.openxmlformats.org/officeDocument/2006/math" xmlns:v="urn:schemas-microsoft-com:vml" xmlns:wp14="http://schemas.microsoft.com/office/word/2010/wordprocessingDrawing" xmlns:wp="http://schemas.openxmlformats.org/drawingml/2006/wordprocessingDrawing" xmlns:w10="urn:schemas-microsoft-com:office:word" xmlns:w="http://schemas.openxmlformats.org/wordprocessingml/2006/main" xmlns:w14="http://schemas.microsoft.com/office/word/2010/wordml" xmlns:w15="http://schemas.microsoft.com/office/word/2012/wordml" xmlns:w16cex="http://schemas.microsoft.com/office/word/2018/wordml/cex" xmlns:w16cid="http://schemas.microsoft.com/office/word/2016/wordml/cid" xmlns:w16="http://schemas.microsoft.com/office/word/2018/wordml" xmlns:w16sdtdh="http://schemas.microsoft.com/office/word/2020/wordml/sdtdatahash" xmlns:w16se="http://schemas.microsoft.com/office/word/2015/wordml/symex" xmlns:wpg="http://schemas.microsoft.com/office/word/2010/wordprocessingGroup" xmlns:wpi="http://schemas.microsoft.com/office/word/2010/wordprocessingInk" xmlns:wne="http://schemas.microsoft.com/office/word/2006/wordml" xmlns:wps="http://schemas.microsoft.com/office/word/2010/wordprocessingShape" mc:Ignorable="w14 w15 w16se w16cid w16 w16cex w16sdtdh wp14">
   <w:body>
     <w:p>
       <w:pPr>
         <w:widowControl/>
         <w:jc w:val="left"/>
         <w:rPr>
+          <w:rFonts w:hAnsi="宋体" w:cs="黑体" w:hint="eastAsia"/>
+          <w:sz w:val="24"/>
+          <w:szCs w:val="24"/>
+        </w:rPr>
+      </w:pPr>
+      <w:r>
+        <w:rPr>
           <w:rFonts w:hAnsi="宋体" w:cs="黑体"/>
           <w:sz w:val="24"/>
           <w:szCs w:val="24"/>
         </w:rPr>
-      </w:pPr>
-      <w:proofErr w:type="gramStart"/>
-      <w:r>
-        <w:rPr>
-          <w:rFonts w:hAnsi="宋体" w:cs="黑体"/>
-          <w:sz w:val="24"/>
-          <w:szCs w:val="24"/>
-        </w:rPr>
-        <w:t>仿地飞行</w:t>
-      </w:r>
-      <w:proofErr w:type="gramEnd"/>
-      <w:r>
-        <w:rPr>
-          <w:rFonts w:hAnsi="宋体" w:cs="黑体"/>
-          <w:sz w:val="24"/>
-          <w:szCs w:val="24"/>
-        </w:rPr>
-        <w:t>的无人机全覆盖路径规划与最优控制方法研究</w:t>
+        <w:t>仿地飞行的无人机全覆盖路径规划与最优控制方法研究</w:t>
       </w:r>
     </w:p>
     <w:p>
@@ -36,7 +26,7 @@
         <w:widowControl/>
         <w:jc w:val="left"/>
         <w:rPr>
-          <w:rFonts w:hAnsi="宋体" w:cs="黑体"/>
+          <w:rFonts w:hAnsi="宋体" w:cs="黑体" w:hint="eastAsia"/>
           <w:sz w:val="24"/>
           <w:szCs w:val="24"/>
         </w:rPr>
@@ -47,7 +37,7 @@
         <w:widowControl/>
         <w:jc w:val="left"/>
         <w:rPr>
-          <w:rFonts w:hAnsi="宋体" w:cs="黑体"/>
+          <w:rFonts w:hAnsi="宋体" w:cs="黑体" w:hint="eastAsia"/>
           <w:sz w:val="24"/>
           <w:szCs w:val="24"/>
         </w:rPr>
@@ -66,7 +56,7 @@
         <w:widowControl/>
         <w:jc w:val="left"/>
         <w:rPr>
-          <w:rFonts w:hAnsi="宋体" w:cs="黑体"/>
+          <w:rFonts w:hAnsi="宋体" w:cs="黑体" w:hint="eastAsia"/>
           <w:sz w:val="24"/>
           <w:szCs w:val="24"/>
         </w:rPr>
@@ -76,6 +66,9 @@
       <w:pPr>
         <w:widowControl/>
         <w:jc w:val="left"/>
+        <w:rPr>
+          <w:rFonts w:hint="eastAsia"/>
+        </w:rPr>
       </w:pPr>
       <w:r>
         <w:rPr>
@@ -89,7 +82,7 @@
         <w:widowControl/>
         <w:jc w:val="left"/>
         <w:rPr>
-          <w:rFonts w:hAnsi="宋体" w:cs="黑体"/>
+          <w:rFonts w:hAnsi="宋体" w:cs="黑体" w:hint="eastAsia"/>
           <w:sz w:val="24"/>
           <w:szCs w:val="24"/>
         </w:rPr>
@@ -131,6 +124,9 @@
       <w:pPr>
         <w:widowControl/>
         <w:jc w:val="left"/>
+        <w:rPr>
+          <w:rFonts w:hint="eastAsia"/>
+        </w:rPr>
       </w:pPr>
       <w:r>
         <w:rPr>
@@ -143,6 +139,9 @@
       <w:pPr>
         <w:widowControl/>
         <w:jc w:val="left"/>
+        <w:rPr>
+          <w:rFonts w:hint="eastAsia"/>
+        </w:rPr>
       </w:pPr>
     </w:p>
     <w:p>
@@ -153,6 +152,9 @@
           <w:numId w:val="11"/>
         </w:numPr>
         <w:jc w:val="left"/>
+        <w:rPr>
+          <w:rFonts w:hint="eastAsia"/>
+        </w:rPr>
       </w:pPr>
       <w:r>
         <w:rPr>
@@ -169,6 +171,9 @@
           <w:numId w:val="11"/>
         </w:numPr>
         <w:jc w:val="left"/>
+        <w:rPr>
+          <w:rFonts w:hint="eastAsia"/>
+        </w:rPr>
       </w:pPr>
       <w:r>
         <w:rPr>
@@ -185,6 +190,9 @@
           <w:numId w:val="11"/>
         </w:numPr>
         <w:jc w:val="left"/>
+        <w:rPr>
+          <w:rFonts w:hint="eastAsia"/>
+        </w:rPr>
       </w:pPr>
       <w:r>
         <w:rPr>
@@ -201,17 +209,23 @@
           <w:numId w:val="11"/>
         </w:numPr>
         <w:jc w:val="left"/>
-      </w:pPr>
-      <w:r>
         <w:rPr>
           <w:rFonts w:hint="eastAsia"/>
         </w:rPr>
+      </w:pPr>
+      <w:r>
+        <w:rPr>
+          <w:rFonts w:hint="eastAsia"/>
+        </w:rPr>
         <w:t>环境建模方法</w:t>
       </w:r>
     </w:p>
     <w:p>
       <w:pPr>
         <w:jc w:val="left"/>
+        <w:rPr>
+          <w:rFonts w:hint="eastAsia"/>
+        </w:rPr>
       </w:pPr>
       <w:r>
         <w:rPr>
@@ -237,6 +251,9 @@
     <w:p>
       <w:pPr>
         <w:jc w:val="left"/>
+        <w:rPr>
+          <w:rFonts w:hint="eastAsia"/>
+        </w:rPr>
       </w:pPr>
       <w:r>
         <w:rPr>
@@ -282,36 +299,31 @@
     <w:p>
       <w:pPr>
         <w:jc w:val="left"/>
-      </w:pPr>
-      <w:r>
         <w:rPr>
           <w:rFonts w:hint="eastAsia"/>
         </w:rPr>
-        <w:t>[1]王宁,韩雨晓,王雅萱,王天海,张漫,</w:t>
-      </w:r>
-      <w:proofErr w:type="gramStart"/>
+      </w:pPr>
       <w:r>
         <w:rPr>
           <w:rFonts w:hint="eastAsia"/>
         </w:rPr>
-        <w:t>李寒</w:t>
-      </w:r>
-      <w:proofErr w:type="gramEnd"/>
-      <w:r>
+        <w:t>[1]王宁,韩雨晓,王雅萱,王天海,张漫,李寒.农业机器人全覆盖作业规划研究进展[J].农业机械学报,2022,第53卷(201):1-19</w:t>
+      </w:r>
+    </w:p>
+    <w:p>
+      <w:pPr>
+        <w:jc w:val="left"/>
         <w:rPr>
           <w:rFonts w:hint="eastAsia"/>
         </w:rPr>
-        <w:t>.农业机器人全覆盖作业规划研究进展[J].农业机械学报,2022,第53卷(201):1-19</w:t>
-      </w:r>
+      </w:pPr>
     </w:p>
     <w:p>
       <w:pPr>
         <w:jc w:val="left"/>
-      </w:pPr>
-    </w:p>
-    <w:p>
-      <w:pPr>
-        <w:jc w:val="left"/>
+        <w:rPr>
+          <w:rFonts w:hint="eastAsia"/>
+        </w:rPr>
       </w:pPr>
       <w:r>
         <w:rPr>
@@ -328,6 +340,9 @@
           <w:numId w:val="11"/>
         </w:numPr>
         <w:jc w:val="left"/>
+        <w:rPr>
+          <w:rFonts w:hint="eastAsia"/>
+        </w:rPr>
       </w:pPr>
       <w:r>
         <w:rPr>
@@ -344,12 +359,18 @@
           <w:numId w:val="11"/>
         </w:numPr>
         <w:jc w:val="left"/>
+        <w:rPr>
+          <w:rFonts w:hint="eastAsia"/>
+        </w:rPr>
       </w:pPr>
     </w:p>
     <w:p>
       <w:pPr>
         <w:widowControl/>
         <w:jc w:val="left"/>
+        <w:rPr>
+          <w:rFonts w:hint="eastAsia"/>
+        </w:rPr>
       </w:pPr>
       <w:r>
         <w:rPr>
@@ -362,6 +383,9 @@
       <w:pPr>
         <w:widowControl/>
         <w:jc w:val="left"/>
+        <w:rPr>
+          <w:rFonts w:hint="eastAsia"/>
+        </w:rPr>
       </w:pPr>
       <w:r>
         <w:rPr>
@@ -374,6 +398,9 @@
       <w:pPr>
         <w:widowControl/>
         <w:jc w:val="left"/>
+        <w:rPr>
+          <w:rFonts w:hint="eastAsia"/>
+        </w:rPr>
       </w:pPr>
       <w:r>
         <w:rPr>
@@ -386,6 +413,9 @@
       <w:pPr>
         <w:widowControl/>
         <w:jc w:val="left"/>
+        <w:rPr>
+          <w:rFonts w:hint="eastAsia"/>
+        </w:rPr>
       </w:pPr>
       <w:r>
         <w:rPr>
@@ -398,20 +428,24 @@
       <w:pPr>
         <w:widowControl/>
         <w:jc w:val="left"/>
-      </w:pPr>
-      <w:proofErr w:type="gramStart"/>
-      <w:r>
         <w:rPr>
           <w:rFonts w:hint="eastAsia"/>
         </w:rPr>
+      </w:pPr>
+      <w:r>
+        <w:rPr>
+          <w:rFonts w:hint="eastAsia"/>
+        </w:rPr>
         <w:t>套行行驶</w:t>
       </w:r>
-      <w:proofErr w:type="gramEnd"/>
     </w:p>
     <w:p>
       <w:pPr>
         <w:widowControl/>
         <w:jc w:val="left"/>
+        <w:rPr>
+          <w:rFonts w:hint="eastAsia"/>
+        </w:rPr>
       </w:pPr>
       <w:r>
         <w:rPr>
@@ -473,17 +507,8 @@
           <w:b/>
           <w:bCs/>
         </w:rPr>
-        <w:t>先验已知地图下的Z</w:t>
-      </w:r>
-      <w:proofErr w:type="gramStart"/>
-      <w:r>
-        <w:rPr>
-          <w:b/>
-          <w:bCs/>
-        </w:rPr>
-        <w:t>方向仿地控制</w:t>
-      </w:r>
-      <w:proofErr w:type="gramEnd"/>
+        <w:t>先验已知地图下的Z方向仿地控制</w:t>
+      </w:r>
     </w:p>
     <w:p>
       <w:pPr>
@@ -494,49 +519,7 @@
         <w:rPr>
           <w:lang w:val="en-US"/>
         </w:rPr>
-        <w:t>在已知地形图下，</w:t>
-      </w:r>
-      <w:proofErr w:type="gramStart"/>
-      <w:r>
-        <w:rPr>
-          <w:lang w:val="en-US"/>
-        </w:rPr>
-        <w:t>仿地飞行</w:t>
-      </w:r>
-      <w:proofErr w:type="gramEnd"/>
-      <w:r>
-        <w:rPr>
-          <w:lang w:val="en-US"/>
-        </w:rPr>
-        <w:t>需保障Z方向轨迹平滑。直接赋Z</w:t>
-      </w:r>
-      <w:proofErr w:type="gramStart"/>
-      <w:r>
-        <w:rPr>
-          <w:lang w:val="en-US"/>
-        </w:rPr>
-        <w:t>值易致</w:t>
-      </w:r>
-      <w:proofErr w:type="gramEnd"/>
-      <w:r>
-        <w:rPr>
-          <w:lang w:val="en-US"/>
-        </w:rPr>
-        <w:t>山脊/沟壑处路径剧烈抖动，违背无人机动力学约束。本研究在路径生成后，采用B样条曲线平滑Z坐标，并引入卡尔曼滤波抑制噪声、预测高度变化，提升轨迹连续性与飞行安全性，实现稳定、合</w:t>
-      </w:r>
-      <w:proofErr w:type="gramStart"/>
-      <w:r>
-        <w:rPr>
-          <w:lang w:val="en-US"/>
-        </w:rPr>
-        <w:t>规的仿地飞</w:t>
-      </w:r>
-      <w:proofErr w:type="gramEnd"/>
-      <w:r>
-        <w:rPr>
-          <w:lang w:val="en-US"/>
-        </w:rPr>
-        <w:t>行。</w:t>
+        <w:t>在已知地形图下，仿地飞行需保障Z方向轨迹平滑。直接赋Z值易致山脊/沟壑处路径剧烈抖动，违背无人机动力学约束。本研究在路径生成后，采用B样条曲线平滑Z坐标，并引入卡尔曼滤波抑制噪声、预测高度变化，提升轨迹连续性与飞行安全性，实现稳定、合规的仿地飞行。</w:t>
       </w:r>
     </w:p>
     <w:p>
@@ -565,15 +548,7 @@
         <w:ind w:firstLine="420"/>
       </w:pPr>
       <w:r>
-        <w:t>为</w:t>
-      </w:r>
-      <w:proofErr w:type="gramStart"/>
-      <w:r>
-        <w:t>简化全</w:t>
-      </w:r>
-      <w:proofErr w:type="gramEnd"/>
-      <w:r>
-        <w:t>覆盖路径规划问题并提高算法效率，本研究首先将待覆盖的不规则区域通过几何分割或拓扑分解方法转化为多个凸多边形子区域。该策略可有效避免路径交叉与重复覆盖，同时为路径连接阶段的</w:t>
+        <w:t>为简化全覆盖路径规划问题并提高算法效率，本研究首先将待覆盖的不规则区域通过几何分割或拓扑分解方法转化为多个凸多边形子区域。该策略可有效避免路径交叉与重复覆盖，同时为路径连接阶段的</w:t>
       </w:r>
       <w:r>
         <w:t>“</w:t>
@@ -593,36 +568,18 @@
         <w:widowControl/>
         <w:jc w:val="left"/>
         <w:rPr>
+          <w:rFonts w:hAnsi="宋体" w:cs="黑体" w:hint="eastAsia"/>
+          <w:sz w:val="24"/>
+          <w:szCs w:val="24"/>
+        </w:rPr>
+      </w:pPr>
+      <w:r>
+        <w:rPr>
           <w:rFonts w:hAnsi="宋体" w:cs="黑体"/>
           <w:sz w:val="24"/>
           <w:szCs w:val="24"/>
         </w:rPr>
-      </w:pPr>
-      <w:r>
-        <w:rPr>
-          <w:rFonts w:hAnsi="宋体" w:cs="黑体"/>
-          <w:sz w:val="24"/>
-          <w:szCs w:val="24"/>
-        </w:rPr>
-        <w:t>对于求解子区访问顺序和出入口建模为</w:t>
-      </w:r>
-      <w:proofErr w:type="gramStart"/>
-      <w:r>
-        <w:rPr>
-          <w:rFonts w:hAnsi="宋体" w:cs="黑体"/>
-          <w:sz w:val="24"/>
-          <w:szCs w:val="24"/>
-        </w:rPr>
-        <w:t>旅行商全覆盖</w:t>
-      </w:r>
-      <w:proofErr w:type="gramEnd"/>
-      <w:r>
-        <w:rPr>
-          <w:rFonts w:hAnsi="宋体" w:cs="黑体"/>
-          <w:sz w:val="24"/>
-          <w:szCs w:val="24"/>
-        </w:rPr>
-        <w:t>路径规划问题，可以用遗传算法模拟退火神经网络等方法求解，这里模拟退火已经能满足需求，在路径规划阶段，考虑运动约束的方法主要包括混合 a 星算法、运动学 RRT 星算法等。RRT 算法生成的路径可能不是最优路径。混合 a 星算法一般用于低速运动、有障碍物、有运动约束的情况。符合本课题的需求，输出的曲线是 RS。曲线由一组圆弧和直线组成，连接起始位姿和目标位姿的最短路线。</w:t>
+        <w:t>对于求解子区访问顺序和出入口建模为旅行商全覆盖路径规划问题，可以用遗传算法模拟退火神经网络等方法求解，这里模拟退火已经能满足需求，在路径规划阶段，考虑运动约束的方法主要包括混合 a 星算法、运动学 RRT 星算法等。RRT 算法生成的路径可能不是最优路径。混合 a 星算法一般用于低速运动、有障碍物、有运动约束的情况。符合本课题的需求，输出的曲线是 RS。曲线由一组圆弧和直线组成，连接起始位姿和目标位姿的最短路线。</w:t>
       </w:r>
     </w:p>
     <w:p>
@@ -660,15 +617,7 @@
         <w:ind w:firstLine="420"/>
       </w:pPr>
       <w:r>
-        <w:t>在路径规划基础上，本研究引入多目标最优控制策略，重点优化能量消耗与飞行安全性。在能量最优方面，算法优先规划与地形走向一致的飞行路线（</w:t>
-      </w:r>
-      <w:proofErr w:type="gramStart"/>
-      <w:r>
-        <w:t>如沿横向</w:t>
-      </w:r>
-      <w:proofErr w:type="gramEnd"/>
-      <w:r>
-        <w:t>山脉飞行），避免因频繁穿越纵向山脉而产生大量无效爬升与下降，从而降低整体能耗；在危险系数最优方面，系统评估路径中各段的飞行姿态，避免大仰角悬停或陡坡贴地飞行，降低坠机或失控风险。通过构建综合代价函数，将地形梯度、飞行姿态、路径长度等参数纳入优化目标，实现路径在</w:t>
+        <w:t>在路径规划基础上，本研究引入多目标最优控制策略，重点优化能量消耗与飞行安全性。在能量最优方面，算法优先规划与地形走向一致的飞行路线（如沿横向山脉飞行），避免因频繁穿越纵向山脉而产生大量无效爬升与下降，从而降低整体能耗；在危险系数最优方面，系统评估路径中各段的飞行姿态，避免大仰角悬停或陡坡贴地飞行，降低坠机或失控风险。通过构建综合代价函数，将地形梯度、飞行姿态、路径长度等参数纳入优化目标，实现路径在</w:t>
       </w:r>
       <w:r>
         <w:t>“</w:t>
@@ -706,7 +655,7 @@
         <w:widowControl/>
         <w:jc w:val="left"/>
         <w:rPr>
-          <w:rFonts w:hAnsi="宋体" w:cs="黑体"/>
+          <w:rFonts w:hAnsi="宋体" w:cs="黑体" w:hint="eastAsia"/>
           <w:sz w:val="24"/>
           <w:szCs w:val="24"/>
         </w:rPr>
@@ -741,7 +690,7 @@
         <w:widowControl/>
         <w:jc w:val="left"/>
         <w:rPr>
-          <w:rFonts w:hAnsi="宋体" w:cs="黑体"/>
+          <w:rFonts w:hAnsi="宋体" w:cs="黑体" w:hint="eastAsia"/>
           <w:sz w:val="24"/>
           <w:szCs w:val="24"/>
         </w:rPr>
@@ -851,6 +800,9 @@
     <w:p>
       <w:pPr>
         <w:jc w:val="center"/>
+        <w:rPr>
+          <w:rFonts w:hint="eastAsia"/>
+        </w:rPr>
       </w:pPr>
     </w:p>
     <w:p>
@@ -907,7 +859,7 @@
         <w:widowControl/>
         <w:jc w:val="left"/>
         <w:rPr>
-          <w:rFonts w:ascii="宋体" w:eastAsia="宋体" w:hAnsi="宋体" w:cs="宋体"/>
+          <w:rFonts w:ascii="宋体" w:eastAsia="宋体" w:hAnsi="宋体" w:cs="宋体" w:hint="eastAsia"/>
           <w:b/>
           <w:bCs/>
           <w:kern w:val="36"/>
@@ -980,7 +932,13 @@
         <w:t xml:space="preserve"> </w:t>
       </w:r>
     </w:p>
-    <w:p/>
+    <w:p>
+      <w:pPr>
+        <w:rPr>
+          <w:rFonts w:hint="eastAsia"/>
+        </w:rPr>
+      </w:pPr>
+    </w:p>
     <w:p>
       <w:pPr>
         <w:spacing w:line="360" w:lineRule="auto"/>
@@ -1061,6 +1019,7 @@
               <w:tab w:val="right" w:leader="dot" w:pos="8296"/>
             </w:tabs>
             <w:rPr>
+              <w:rFonts w:hint="eastAsia"/>
               <w:noProof/>
               <w:sz w:val="22"/>
               <w:szCs w:val="24"/>
@@ -1179,6 +1138,7 @@
               <w:tab w:val="right" w:leader="dot" w:pos="8296"/>
             </w:tabs>
             <w:rPr>
+              <w:rFonts w:hint="eastAsia"/>
               <w:noProof/>
               <w:sz w:val="22"/>
               <w:szCs w:val="24"/>
@@ -1274,6 +1234,7 @@
               <w:tab w:val="right" w:leader="dot" w:pos="8296"/>
             </w:tabs>
             <w:rPr>
+              <w:rFonts w:hint="eastAsia"/>
               <w:noProof/>
               <w:sz w:val="22"/>
               <w:szCs w:val="24"/>
@@ -1386,6 +1347,7 @@
               <w:tab w:val="right" w:leader="dot" w:pos="8296"/>
             </w:tabs>
             <w:rPr>
+              <w:rFonts w:hint="eastAsia"/>
               <w:noProof/>
               <w:sz w:val="22"/>
               <w:szCs w:val="24"/>
@@ -1488,6 +1450,7 @@
               <w:tab w:val="right" w:leader="dot" w:pos="8296"/>
             </w:tabs>
             <w:rPr>
+              <w:rFonts w:hint="eastAsia"/>
               <w:noProof/>
               <w:sz w:val="22"/>
               <w:szCs w:val="24"/>
@@ -1590,6 +1553,7 @@
               <w:tab w:val="right" w:leader="dot" w:pos="8296"/>
             </w:tabs>
             <w:rPr>
+              <w:rFonts w:hint="eastAsia"/>
               <w:noProof/>
               <w:sz w:val="22"/>
               <w:szCs w:val="24"/>
@@ -1692,6 +1656,7 @@
               <w:tab w:val="right" w:leader="dot" w:pos="8296"/>
             </w:tabs>
             <w:rPr>
+              <w:rFonts w:hint="eastAsia"/>
               <w:noProof/>
               <w:sz w:val="22"/>
               <w:szCs w:val="24"/>
@@ -1786,6 +1751,7 @@
               <w:tab w:val="right" w:leader="dot" w:pos="8296"/>
             </w:tabs>
             <w:rPr>
+              <w:rFonts w:hint="eastAsia"/>
               <w:noProof/>
               <w:sz w:val="22"/>
               <w:szCs w:val="24"/>
@@ -1881,6 +1847,7 @@
               <w:tab w:val="right" w:leader="dot" w:pos="8296"/>
             </w:tabs>
             <w:rPr>
+              <w:rFonts w:hint="eastAsia"/>
               <w:noProof/>
               <w:sz w:val="22"/>
               <w:szCs w:val="24"/>
@@ -2169,6 +2136,7 @@
               <w:tab w:val="right" w:leader="dot" w:pos="8296"/>
             </w:tabs>
             <w:rPr>
+              <w:rFonts w:hint="eastAsia"/>
               <w:noProof/>
               <w:sz w:val="22"/>
               <w:szCs w:val="24"/>
@@ -2281,144 +2249,21 @@
               <w:tab w:val="right" w:leader="dot" w:pos="8296"/>
             </w:tabs>
             <w:rPr>
+              <w:rFonts w:hint="eastAsia"/>
               <w:noProof/>
               <w:sz w:val="22"/>
               <w:szCs w:val="24"/>
               <w14:ligatures w14:val="standardContextual"/>
             </w:rPr>
           </w:pPr>
-          <w:r>
-            <w:rPr>
-              <w:vanish/>
-            </w:rPr>
-            <w:fldChar w:fldCharType="begin"/>
-          </w:r>
-          <w:r>
-            <w:rPr>
-              <w:vanish/>
-            </w:rPr>
-            <w:instrText xml:space="preserve"> HYPERLINK \l "_Toc223287192" </w:instrText>
-          </w:r>
-          <w:r>
-            <w:rPr>
-              <w:vanish/>
-            </w:rPr>
-            <w:fldChar w:fldCharType="separate"/>
-          </w:r>
-          <w:r>
-            <w:rPr>
-              <w:rStyle w:val="ab"/>
-              <w:rFonts w:ascii="Times New Roman" w:eastAsia="黑体" w:hAnsi="Times New Roman" w:cs="Times New Roman" w:hint="eastAsia"/>
-              <w:noProof/>
-            </w:rPr>
-            <w:t xml:space="preserve">2.2 </w:t>
-          </w:r>
-          <w:r>
-            <w:rPr>
-              <w:rStyle w:val="ab"/>
-              <w:rFonts w:ascii="Times New Roman" w:eastAsia="黑体" w:hAnsi="Times New Roman" w:cs="Times New Roman" w:hint="eastAsia"/>
-              <w:noProof/>
-            </w:rPr>
-            <w:t>研究内容</w:t>
-          </w:r>
-          <w:r>
-            <w:rPr>
-              <w:rFonts w:hint="eastAsia"/>
-              <w:noProof/>
-              <w:webHidden/>
-            </w:rPr>
-            <w:tab/>
-          </w:r>
-          <w:r>
-            <w:rPr>
-              <w:rFonts w:hint="eastAsia"/>
-              <w:noProof/>
-              <w:webHidden/>
-            </w:rPr>
-            <w:fldChar w:fldCharType="begin"/>
-          </w:r>
-          <w:r>
-            <w:rPr>
-              <w:rFonts w:hint="eastAsia"/>
-              <w:noProof/>
-              <w:webHidden/>
-            </w:rPr>
-            <w:instrText xml:space="preserve"> </w:instrText>
-          </w:r>
-          <w:r>
-            <w:rPr>
-              <w:noProof/>
-              <w:webHidden/>
-            </w:rPr>
-            <w:instrText>PAGEREF _Toc223287192 \h</w:instrText>
-          </w:r>
-          <w:r>
-            <w:rPr>
-              <w:rFonts w:hint="eastAsia"/>
-              <w:noProof/>
-              <w:webHidden/>
-            </w:rPr>
-            <w:instrText xml:space="preserve"> </w:instrText>
-          </w:r>
-          <w:r>
-            <w:rPr>
-              <w:rFonts w:hint="eastAsia"/>
-              <w:noProof/>
-              <w:webHidden/>
-            </w:rPr>
-          </w:r>
-          <w:r>
-            <w:rPr>
-              <w:rFonts w:hint="eastAsia"/>
-              <w:noProof/>
-              <w:webHidden/>
-            </w:rPr>
-            <w:fldChar w:fldCharType="separate"/>
-          </w:r>
-          <w:r>
-            <w:rPr>
-              <w:rFonts w:hint="eastAsia"/>
-              <w:noProof/>
-              <w:webHidden/>
-            </w:rPr>
-            <w:t>5</w:t>
-          </w:r>
-          <w:r>
-            <w:rPr>
-              <w:rFonts w:hint="eastAsia"/>
-              <w:noProof/>
-              <w:webHidden/>
-            </w:rPr>
-            <w:fldChar w:fldCharType="end"/>
-          </w:r>
-          <w:r>
-            <w:rPr>
-              <w:noProof/>
-            </w:rPr>
-            <w:fldChar w:fldCharType="end"/>
-          </w:r>
-        </w:p>
-        <w:p>
-          <w:pPr>
-            <w:pStyle w:val="TOC2"/>
-            <w:tabs>
-              <w:tab w:val="right" w:leader="dot" w:pos="8296"/>
-            </w:tabs>
-            <w:rPr>
-              <w:noProof/>
-              <w:sz w:val="22"/>
-              <w:szCs w:val="24"/>
-              <w14:ligatures w14:val="standardContextual"/>
-            </w:rPr>
-          </w:pPr>
-          <w:hyperlink w:anchor="_Toc223287193" w:history="1">
+          <w:hyperlink w:anchor="_Toc223287192" w:history="1">
             <w:r>
               <w:rPr>
                 <w:rStyle w:val="ab"/>
                 <w:rFonts w:ascii="Times New Roman" w:eastAsia="黑体" w:hAnsi="Times New Roman" w:cs="Times New Roman" w:hint="eastAsia"/>
                 <w:noProof/>
               </w:rPr>
-              <w:t xml:space="preserve">2.3 </w:t>
+              <w:t xml:space="preserve">2.2 </w:t>
             </w:r>
             <w:r>
               <w:rPr>
@@ -2426,7 +2271,7 @@
                 <w:rFonts w:ascii="Times New Roman" w:eastAsia="黑体" w:hAnsi="Times New Roman" w:cs="Times New Roman" w:hint="eastAsia"/>
                 <w:noProof/>
               </w:rPr>
-              <w:t>技术路线</w:t>
+              <w:t>研究内容</w:t>
             </w:r>
             <w:r>
               <w:rPr>
@@ -2457,7 +2302,7 @@
                 <w:noProof/>
                 <w:webHidden/>
               </w:rPr>
-              <w:instrText>PAGEREF _Toc223287193 \h</w:instrText>
+              <w:instrText>PAGEREF _Toc223287192 \h</w:instrText>
             </w:r>
             <w:r>
               <w:rPr>
@@ -2507,6 +2352,110 @@
               <w:tab w:val="right" w:leader="dot" w:pos="8296"/>
             </w:tabs>
             <w:rPr>
+              <w:rFonts w:hint="eastAsia"/>
+              <w:noProof/>
+              <w:sz w:val="22"/>
+              <w:szCs w:val="24"/>
+              <w14:ligatures w14:val="standardContextual"/>
+            </w:rPr>
+          </w:pPr>
+          <w:hyperlink w:anchor="_Toc223287193" w:history="1">
+            <w:r>
+              <w:rPr>
+                <w:rStyle w:val="ab"/>
+                <w:rFonts w:ascii="Times New Roman" w:eastAsia="黑体" w:hAnsi="Times New Roman" w:cs="Times New Roman" w:hint="eastAsia"/>
+                <w:noProof/>
+              </w:rPr>
+              <w:t xml:space="preserve">2.3 </w:t>
+            </w:r>
+            <w:r>
+              <w:rPr>
+                <w:rStyle w:val="ab"/>
+                <w:rFonts w:ascii="Times New Roman" w:eastAsia="黑体" w:hAnsi="Times New Roman" w:cs="Times New Roman" w:hint="eastAsia"/>
+                <w:noProof/>
+              </w:rPr>
+              <w:t>技术路线</w:t>
+            </w:r>
+            <w:r>
+              <w:rPr>
+                <w:rFonts w:hint="eastAsia"/>
+                <w:noProof/>
+                <w:webHidden/>
+              </w:rPr>
+              <w:tab/>
+            </w:r>
+            <w:r>
+              <w:rPr>
+                <w:rFonts w:hint="eastAsia"/>
+                <w:noProof/>
+                <w:webHidden/>
+              </w:rPr>
+              <w:fldChar w:fldCharType="begin"/>
+            </w:r>
+            <w:r>
+              <w:rPr>
+                <w:rFonts w:hint="eastAsia"/>
+                <w:noProof/>
+                <w:webHidden/>
+              </w:rPr>
+              <w:instrText xml:space="preserve"> </w:instrText>
+            </w:r>
+            <w:r>
+              <w:rPr>
+                <w:noProof/>
+                <w:webHidden/>
+              </w:rPr>
+              <w:instrText>PAGEREF _Toc223287193 \h</w:instrText>
+            </w:r>
+            <w:r>
+              <w:rPr>
+                <w:rFonts w:hint="eastAsia"/>
+                <w:noProof/>
+                <w:webHidden/>
+              </w:rPr>
+              <w:instrText xml:space="preserve"> </w:instrText>
+            </w:r>
+            <w:r>
+              <w:rPr>
+                <w:rFonts w:hint="eastAsia"/>
+                <w:noProof/>
+                <w:webHidden/>
+              </w:rPr>
+            </w:r>
+            <w:r>
+              <w:rPr>
+                <w:rFonts w:hint="eastAsia"/>
+                <w:noProof/>
+                <w:webHidden/>
+              </w:rPr>
+              <w:fldChar w:fldCharType="separate"/>
+            </w:r>
+            <w:r>
+              <w:rPr>
+                <w:rFonts w:hint="eastAsia"/>
+                <w:noProof/>
+                <w:webHidden/>
+              </w:rPr>
+              <w:t>5</w:t>
+            </w:r>
+            <w:r>
+              <w:rPr>
+                <w:rFonts w:hint="eastAsia"/>
+                <w:noProof/>
+                <w:webHidden/>
+              </w:rPr>
+              <w:fldChar w:fldCharType="end"/>
+            </w:r>
+          </w:hyperlink>
+        </w:p>
+        <w:p>
+          <w:pPr>
+            <w:pStyle w:val="TOC2"/>
+            <w:tabs>
+              <w:tab w:val="right" w:leader="dot" w:pos="8296"/>
+            </w:tabs>
+            <w:rPr>
+              <w:rFonts w:hint="eastAsia"/>
               <w:noProof/>
               <w:sz w:val="22"/>
               <w:szCs w:val="24"/>
@@ -2609,6 +2558,7 @@
               <w:tab w:val="right" w:leader="dot" w:pos="8296"/>
             </w:tabs>
             <w:rPr>
+              <w:rFonts w:hint="eastAsia"/>
               <w:noProof/>
               <w:sz w:val="22"/>
               <w:szCs w:val="24"/>
@@ -2703,6 +2653,7 @@
               <w:tab w:val="right" w:leader="dot" w:pos="8296"/>
             </w:tabs>
             <w:rPr>
+              <w:rFonts w:hint="eastAsia"/>
               <w:noProof/>
               <w:sz w:val="22"/>
               <w:szCs w:val="24"/>
@@ -2830,34 +2781,7 @@
         </w:numPr>
         <w:spacing w:beforeLines="10" w:before="31" w:beforeAutospacing="0" w:after="0" w:afterAutospacing="0" w:line="420" w:lineRule="atLeast"/>
         <w:rPr>
-          <w:rFonts w:ascii="Times New Roman" w:eastAsia="黑体" w:hAnsi="Times New Roman" w:cs="Times New Roman"/>
-          <w:b w:val="0"/>
-          <w:bCs w:val="0"/>
-          <w:sz w:val="32"/>
-          <w:szCs w:val="32"/>
-        </w:rPr>
-      </w:pPr>
-      <w:bookmarkStart w:id="3" w:name="_Toc223287184"/>
-      <w:bookmarkStart w:id="4" w:name="_Hlk222406090"/>
-      <w:r>
-        <w:rPr>
-          <w:rFonts w:ascii="Times New Roman" w:eastAsia="黑体" w:hAnsi="Times New Roman" w:cs="Times New Roman"/>
-          <w:b w:val="0"/>
-          <w:bCs w:val="0"/>
-          <w:sz w:val="32"/>
-          <w:szCs w:val="32"/>
-        </w:rPr>
-        <w:lastRenderedPageBreak/>
-        <w:t>研究背景</w:t>
-      </w:r>
-      <w:bookmarkEnd w:id="3"/>
-    </w:p>
-    <w:p>
-      <w:pPr>
-        <w:pStyle w:val="1"/>
-        <w:spacing w:beforeLines="10" w:before="31" w:beforeAutospacing="0" w:after="0" w:afterAutospacing="0" w:line="420" w:lineRule="atLeast"/>
-        <w:rPr>
-          <w:rFonts w:ascii="Times New Roman" w:eastAsia="黑体" w:hAnsi="Times New Roman" w:cs="Times New Roman"/>
+          <w:rFonts w:ascii="Times New Roman" w:eastAsia="黑体" w:hAnsi="Times New Roman" w:cs="Times New Roman" w:hint="eastAsia"/>
           <w:b w:val="0"/>
           <w:bCs w:val="0"/>
           <w:sz w:val="32"/>
@@ -2874,9 +2798,20 @@
           <w:docGrid w:type="lines" w:linePitch="312"/>
         </w:sectPr>
       </w:pPr>
-      <w:r>
-        <w:tab/>
-      </w:r>
+      <w:bookmarkStart w:id="3" w:name="_Toc223287184"/>
+      <w:bookmarkStart w:id="4" w:name="_Hlk222406090"/>
+      <w:r>
+        <w:rPr>
+          <w:rFonts w:ascii="Times New Roman" w:eastAsia="黑体" w:hAnsi="Times New Roman" w:cs="Times New Roman"/>
+          <w:b w:val="0"/>
+          <w:bCs w:val="0"/>
+          <w:sz w:val="32"/>
+          <w:szCs w:val="32"/>
+        </w:rPr>
+        <w:lastRenderedPageBreak/>
+        <w:t>研究背景</w:t>
+      </w:r>
+      <w:bookmarkEnd w:id="3"/>
     </w:p>
     <w:p>
       <w:pPr>
@@ -2911,8 +2846,138 @@
       <w:bookmarkEnd w:id="5"/>
     </w:p>
     <w:p>
-      <w:bookmarkStart w:id="6" w:name="_GoBack"/>
-      <w:bookmarkEnd w:id="6"/>
+      <w:pPr>
+        <w:pStyle w:val="MTDisplayEquation"/>
+      </w:pPr>
+      <w:r>
+        <w:t>近年来，无人机凭借机动性强、部署便捷、成本相对低廉等优势，已在农林植保、地形测绘、应急巡检、灾害评估与资源勘查等领域得到广泛应用。随着应用从</w:t>
+      </w:r>
+      <w:r>
+        <w:t>“</w:t>
+      </w:r>
+      <w:r>
+        <w:t>点状目标获取信息</w:t>
+      </w:r>
+      <w:r>
+        <w:t>”</w:t>
+      </w:r>
+      <w:r>
+        <w:t>逐步转向</w:t>
+      </w:r>
+      <w:r>
+        <w:t>“</w:t>
+      </w:r>
+      <w:r>
+        <w:t>面状区域持续作业</w:t>
+      </w:r>
+      <w:r>
+        <w:t>”</w:t>
+      </w:r>
+      <w:r>
+        <w:t>，越来越多任务呈现出典型的区域作业特征：无人机需要在给定边界内完成规则化飞行，使传感器对目标区域实现尽可能完整的覆盖，并在有限航时内兼顾安全、效率与可执行性。相较于传统点到点导航，区域作业对路径规划提出了更高要求：不仅要</w:t>
+      </w:r>
+      <w:r>
+        <w:t>“</w:t>
+      </w:r>
+      <w:r>
+        <w:t>到达</w:t>
+      </w:r>
+      <w:r>
+        <w:t>”</w:t>
+      </w:r>
+      <w:r>
+        <w:t>，还要</w:t>
+      </w:r>
+      <w:r>
+        <w:t>“</w:t>
+      </w:r>
+      <w:r>
+        <w:t>覆盖完整</w:t>
+      </w:r>
+      <w:r>
+        <w:t>”</w:t>
+      </w:r>
+      <w:r>
+        <w:t>，并尽量减少重复航程与无效机动，从而提升单位时间与单位电量的作业能力。</w:t>
+      </w:r>
+    </w:p>
+    <w:p>
+      <w:pPr>
+        <w:pStyle w:val="MTDisplayEquation"/>
+      </w:pPr>
+      <w:r>
+        <w:t>全覆盖路径规划（</w:t>
+      </w:r>
+      <w:r>
+        <w:t>Complete Coverage Path Planning, CCPP</w:t>
+      </w:r>
+      <w:r>
+        <w:t>）正是支撑此类任务的关键基础技术。</w:t>
+      </w:r>
+      <w:r>
+        <w:t>CCPP</w:t>
+      </w:r>
+      <w:r>
+        <w:t>的目标是在已知环境或部分已知环境中，生成一条能够遍历目标区域可达空间的无碰撞路径，并在覆盖完备的前提下尽量优化路径质量。在地面机器人领域，</w:t>
+      </w:r>
+      <w:r>
+        <w:t>CCPP</w:t>
+      </w:r>
+      <w:r>
+        <w:t>已形成较为丰富的研究基础和工程经验，并在清扫、巡检、农业作业等场景中得到应用。然而，将全覆盖理念迁移到无人机平台，尤其是面向山地等复杂地形的低空作业时，任务条件与约束显著变化：无人机不仅在平面内运动，还必须考虑高度变化与飞行姿态；作业高度受地形起伏影响明显；同时受限于电池容量，能耗敏感度更高。这些因素使得无人机全覆盖作业在工程落地过程中面临更多不确定性与安全挑战。</w:t>
+      </w:r>
+    </w:p>
+    <w:p>
+      <w:pPr>
+        <w:pStyle w:val="MTDisplayEquation"/>
+      </w:pPr>
+      <w:r>
+        <w:t>在山地、丘陵、沟壑等地形环境中，低空作业往往需要采取仿地飞行方式以保证传感器对地观测效果和作业质量，但地形起伏会导致飞行高度与安全距离在空间上快速变化。一旦高度控制不当，可能出现贴地过近、越过障碍物高度不足等风险；而若采用过于保守的高度策略，又会降低观测分辨率或造成作业效果下降。此外，山地环境中目标区域边界通常不规则，内部还可能存在林木、杆塔等障碍物，使得覆盖路径更容易出现重复覆盖、转弯频繁、航程过长等问题，进而增加时间成本与能耗，降低单架次有效作业面积。对于需要长距离巡检或大面积测绘的任务而言，上述问题会直接影响任务能否一次完成以及作业成本。</w:t>
+      </w:r>
+    </w:p>
+    <w:p>
+      <w:pPr>
+        <w:pStyle w:val="MTDisplayEquation"/>
+      </w:pPr>
+      <w:r>
+        <w:lastRenderedPageBreak/>
+        <w:t>同时，真实作业环境往往存在先验地图不完备的情况，例如电线杆、树木、临时设施等未被标注的障碍物，或者障碍物位置随时间变化。这要求无人机在执行覆盖任务时不仅具备</w:t>
+      </w:r>
+      <w:r>
+        <w:t>“</w:t>
+      </w:r>
+      <w:r>
+        <w:t>按计划飞行</w:t>
+      </w:r>
+      <w:r>
+        <w:t>”</w:t>
+      </w:r>
+      <w:r>
+        <w:t>的能力，还要具备一定的环境适应能力，能够在保证覆盖任务连续性的同时对突发障碍进行安全规避，从而提升任务的可靠性与可部署性。</w:t>
+      </w:r>
+    </w:p>
+    <w:p>
+      <w:pPr>
+        <w:pStyle w:val="MTDisplayEquation"/>
+        <w:rPr>
+          <w:rFonts w:hint="eastAsia"/>
+        </w:rPr>
+      </w:pPr>
+      <w:r>
+        <w:t>综上，面向山地复杂地形的无人机仿地全覆盖作业具有明确的工程需求与应用价值，但仍面临覆盖效率、能耗约束与飞行安全等多方面挑战。开展</w:t>
+      </w:r>
+      <w:r>
+        <w:t>“</w:t>
+      </w:r>
+      <w:r>
+        <w:t>仿地飞行的无人机全覆盖路径规划与最优控制方法</w:t>
+      </w:r>
+      <w:r>
+        <w:t>”</w:t>
+      </w:r>
+      <w:r>
+        <w:t>研究，有助于为复杂地形下的测绘巡检、农林作业与应急任务提供更稳定、更高效、更安全的任务规划支撑，并为后续系统化工程实现与场景化应用奠定基础。</w:t>
+      </w:r>
     </w:p>
     <w:p>
       <w:pPr>
@@ -2925,7 +2990,7 @@
           <w:szCs w:val="24"/>
         </w:rPr>
       </w:pPr>
-      <w:bookmarkStart w:id="7" w:name="_Toc223287186"/>
+      <w:bookmarkStart w:id="6" w:name="_Toc223287186"/>
       <w:bookmarkEnd w:id="4"/>
       <w:r>
         <w:rPr>
@@ -2954,9 +3019,142 @@
         </w:rPr>
         <w:t>意义</w:t>
       </w:r>
-      <w:bookmarkEnd w:id="7"/>
-    </w:p>
-    <w:p/>
+      <w:bookmarkEnd w:id="6"/>
+    </w:p>
+    <w:p>
+      <w:pPr>
+        <w:pStyle w:val="MTDisplayEquation"/>
+      </w:pPr>
+      <w:r>
+        <w:t>在农林巡检、灾害评估、资源勘查等应用中，无人机常需在山地等复杂区域执行</w:t>
+      </w:r>
+      <w:r>
+        <w:t>“</w:t>
+      </w:r>
+      <w:r>
+        <w:t>按区域完整遍历</w:t>
+      </w:r>
+      <w:r>
+        <w:t>”</w:t>
+      </w:r>
+      <w:r>
+        <w:t>的任务。此类场景下作业区域往往不规则且含障碍物，直接在全局范围规划容易出现路径交叉、重复覆盖多、转接不顺畅，导致飞行时间增加、作业效率下降。本</w:t>
+      </w:r>
+      <w:r>
+        <w:rPr>
+          <w:rFonts w:hint="eastAsia"/>
+        </w:rPr>
+        <w:t>研究</w:t>
+      </w:r>
+      <w:r>
+        <w:t>将区域分解为多个凸多边形子区域，形成</w:t>
+      </w:r>
+      <w:r>
+        <w:t>“</w:t>
+      </w:r>
+      <w:r>
+        <w:t>子区覆盖</w:t>
+      </w:r>
+      <w:r>
+        <w:t>+</w:t>
+      </w:r>
+      <w:r>
+        <w:t>子区连接</w:t>
+      </w:r>
+      <w:r>
+        <w:t>”</w:t>
+      </w:r>
+      <w:r>
+        <w:t>的工程化流程，便于生成规则扫描航线并减少重复覆盖；同时针对仿地飞行对高度连续性的要求，在路径生成后对</w:t>
+      </w:r>
+      <w:r>
+        <w:t>Z</w:t>
+      </w:r>
+      <w:r>
+        <w:t>向高度进行平滑与预测处理，使航迹更符合无人机实际可飞特性。该方法链条清晰、便于在仿真平台与实际系统中实现与验证，可直接服务于面向区域作业的无人机任务规划系统。</w:t>
+      </w:r>
+    </w:p>
+    <w:p>
+      <w:pPr>
+        <w:pStyle w:val="MTDisplayEquation"/>
+      </w:pPr>
+      <w:r>
+        <w:t>实际</w:t>
+      </w:r>
+      <w:r>
+        <w:rPr>
+          <w:rFonts w:hint="eastAsia"/>
+        </w:rPr>
+        <w:t>工程</w:t>
+      </w:r>
+      <w:r>
+        <w:t>任务中无人机续航受电池容量限制，覆盖任务又往往航程长、转弯多、地形起伏大，容易出现</w:t>
+      </w:r>
+      <w:r>
+        <w:t>“</w:t>
+      </w:r>
+      <w:r>
+        <w:t>能耗过快导致任务中断</w:t>
+      </w:r>
+      <w:r>
+        <w:t>”</w:t>
+      </w:r>
+      <w:r>
+        <w:t>或</w:t>
+      </w:r>
+      <w:r>
+        <w:t>“</w:t>
+      </w:r>
+      <w:r>
+        <w:t>为了安全保守飞行导致效率下降</w:t>
+      </w:r>
+      <w:r>
+        <w:t>”</w:t>
+      </w:r>
+      <w:r>
+        <w:t>等问题。本</w:t>
+      </w:r>
+      <w:r>
+        <w:rPr>
+          <w:rFonts w:hint="eastAsia"/>
+        </w:rPr>
+        <w:t>研究</w:t>
+      </w:r>
+      <w:r>
+        <w:t>在覆盖规划基础上引入综合代价优化，重点抑制频繁转弯与无效爬升</w:t>
+      </w:r>
+      <w:r>
+        <w:t>/</w:t>
+      </w:r>
+      <w:r>
+        <w:t>下降，并优先生成更贴合地形走势的飞行路线，减少不必要的高度变化与机动动作。预期可在不降低覆盖率的前提下缩短航程与作业时间，提高续航利用率，使同一架次能够覆盖更大面积，具有明显的应用价值与推广意义。</w:t>
+      </w:r>
+    </w:p>
+    <w:p>
+      <w:pPr>
+        <w:pStyle w:val="MTDisplayEquation"/>
+      </w:pPr>
+      <w:r>
+        <w:t>山地低空仿地飞行对安全要求高，除静态障碍物外，现实环境还可能存在未建模障碍物（如电线杆、树木等），且地形突变易引发高度剧烈变化，增加</w:t>
+      </w:r>
+      <w:r>
+        <w:lastRenderedPageBreak/>
+        <w:t>碰撞与失控风险。本文一方面通过</w:t>
+      </w:r>
+      <w:r>
+        <w:t>Z</w:t>
+      </w:r>
+      <w:r>
+        <w:t>向高度平滑与预测降低高度抖动，提升轨迹连续性与飞行稳定性；另一方面复现并改进局部避障模块，使无人机能够在执行全局覆盖航线时进行在线调整，及时绕避突发障碍，并尽量保持覆盖连续性，减少漏扫与返航重飞概率。该研究有助于提高系统在复杂、非结构化环境中的可靠性，为后续工程部署与应用示范提供支撑。</w:t>
+      </w:r>
+    </w:p>
+    <w:p>
+      <w:pPr>
+        <w:rPr>
+          <w:rFonts w:hint="eastAsia"/>
+        </w:rPr>
+      </w:pPr>
+    </w:p>
     <w:p>
       <w:pPr>
         <w:pStyle w:val="2"/>
@@ -2968,7 +3166,7 @@
           <w:szCs w:val="24"/>
         </w:rPr>
       </w:pPr>
-      <w:bookmarkStart w:id="8" w:name="_Toc223287187"/>
+      <w:bookmarkStart w:id="7" w:name="_Toc223287187"/>
       <w:r>
         <w:rPr>
           <w:rFonts w:ascii="Times New Roman" w:eastAsia="黑体" w:hAnsi="Times New Roman" w:cs="Times New Roman"/>
@@ -3014,7 +3212,7 @@
         </w:rPr>
         <w:t>研究现状</w:t>
       </w:r>
-      <w:bookmarkEnd w:id="8"/>
+      <w:bookmarkEnd w:id="7"/>
     </w:p>
     <w:p>
       <w:pPr>
@@ -3026,8 +3224,8 @@
           <w:szCs w:val="24"/>
         </w:rPr>
       </w:pPr>
-      <w:bookmarkStart w:id="9" w:name="_Toc128125098"/>
-      <w:bookmarkStart w:id="10" w:name="_Toc223287188"/>
+      <w:bookmarkStart w:id="8" w:name="_Toc128125098"/>
+      <w:bookmarkStart w:id="9" w:name="_Toc223287188"/>
       <w:r>
         <w:rPr>
           <w:rFonts w:cs="Times New Roman"/>
@@ -3068,8 +3266,8 @@
         </w:rPr>
         <w:t>方法研究现状</w:t>
       </w:r>
+      <w:bookmarkEnd w:id="8"/>
       <w:bookmarkEnd w:id="9"/>
-      <w:bookmarkEnd w:id="10"/>
     </w:p>
     <w:p>
       <w:pPr>
@@ -3409,15 +3607,7 @@
         <w:t>覆盖，</w:t>
       </w:r>
       <w:r>
-        <w:t>但由于频繁产生重复轨迹，整体效率较低。其优势在于对定位与</w:t>
-      </w:r>
-      <w:proofErr w:type="gramStart"/>
-      <w:r>
-        <w:t>建图要求</w:t>
-      </w:r>
-      <w:proofErr w:type="gramEnd"/>
-      <w:r>
-        <w:t>低，通常仅需简单避障传感器，计算开销小</w:t>
+        <w:t>但由于频繁产生重复轨迹，整体效率较低。其优势在于对定位与建图要求低，通常仅需简单避障传感器，计算开销小</w:t>
       </w:r>
       <w:r>
         <w:rPr>
@@ -3429,12 +3619,14 @@
     <w:p>
       <w:pPr>
         <w:jc w:val="center"/>
+        <w:rPr>
+          <w:rFonts w:hint="eastAsia"/>
+        </w:rPr>
       </w:pPr>
       <w:r>
         <w:rPr>
           <w:noProof/>
         </w:rPr>
-        <w:lastRenderedPageBreak/>
         <w:drawing>
           <wp:inline distT="0" distB="0" distL="0" distR="0" wp14:anchorId="34BD8890" wp14:editId="3DEE4B4C">
             <wp:extent cx="3246120" cy="1828800"/>
@@ -3497,12 +3689,13 @@
           <w:szCs w:val="24"/>
         </w:rPr>
       </w:pPr>
-      <w:bookmarkStart w:id="11" w:name="_Ref127016416"/>
+      <w:bookmarkStart w:id="10" w:name="_Ref127016416"/>
       <w:r>
         <w:rPr>
           <w:rFonts w:ascii="Times New Roman" w:eastAsia="宋体" w:hAnsi="Times New Roman" w:cs="Times New Roman"/>
           <w:szCs w:val="21"/>
         </w:rPr>
+        <w:lastRenderedPageBreak/>
         <w:t>图</w:t>
       </w:r>
       <w:r>
@@ -3512,7 +3705,7 @@
         </w:rPr>
         <w:t xml:space="preserve"> </w:t>
       </w:r>
-      <w:bookmarkEnd w:id="11"/>
+      <w:bookmarkEnd w:id="10"/>
       <w:r>
         <w:rPr>
           <w:rFonts w:ascii="Times New Roman" w:eastAsia="宋体" w:hAnsi="Times New Roman" w:cs="Times New Roman" w:hint="eastAsia"/>
@@ -3580,27 +3773,7 @@
           <w:sz w:val="24"/>
           <w:szCs w:val="24"/>
         </w:rPr>
-        <w:t>模板法以二</w:t>
-      </w:r>
-      <w:proofErr w:type="gramStart"/>
-      <w:r>
-        <w:rPr>
-          <w:rFonts w:ascii="Times New Roman" w:eastAsia="宋体" w:hAnsi="Times New Roman" w:cs="Times New Roman"/>
-          <w:color w:val="000000"/>
-          <w:sz w:val="24"/>
-          <w:szCs w:val="24"/>
-        </w:rPr>
-        <w:t>维环境</w:t>
-      </w:r>
-      <w:proofErr w:type="gramEnd"/>
-      <w:r>
-        <w:rPr>
-          <w:rFonts w:ascii="Times New Roman" w:eastAsia="宋体" w:hAnsi="Times New Roman" w:cs="Times New Roman"/>
-          <w:color w:val="000000"/>
-          <w:sz w:val="24"/>
-          <w:szCs w:val="24"/>
-        </w:rPr>
-        <w:t>先验地图为运行基础，可处置地图未预先标注的非预期障碍物，其核心逻辑是预定义覆盖目标环境全部典型场景的固定运动行为模板，运行时机器人匹配当前环境状态调用对应模板即可实现区域全覆盖；该方法原理简单、运行计算开销低、可适配动态障碍物规避需求，但存在依赖先验地图、非结构化</w:t>
+        <w:t>模板法以二维环境先验地图为运行基础，可处置地图未预先标注的非预期障碍物，其核心逻辑是预定义覆盖目标环境全部典型场景的固定运动行为模板，运行时机器人匹配当前环境状态调用对应模板即可实现区域全覆盖；该方法原理简单、运行计算开销低、可适配动态障碍物规避需求，但存在依赖先验地图、非结构化</w:t>
       </w:r>
       <w:r>
         <w:rPr>
@@ -3666,27 +3839,7 @@
           <w:sz w:val="24"/>
           <w:szCs w:val="24"/>
         </w:rPr>
-        <w:t>单元分解法首先需控制机器人</w:t>
-      </w:r>
-      <w:proofErr w:type="gramStart"/>
-      <w:r>
-        <w:rPr>
-          <w:rFonts w:ascii="Times New Roman" w:eastAsia="宋体" w:hAnsi="Times New Roman" w:cs="Times New Roman"/>
-          <w:color w:val="000000"/>
-          <w:sz w:val="24"/>
-          <w:szCs w:val="24"/>
-        </w:rPr>
-        <w:t>沿目标</w:t>
-      </w:r>
-      <w:proofErr w:type="gramEnd"/>
-      <w:r>
-        <w:rPr>
-          <w:rFonts w:ascii="Times New Roman" w:eastAsia="宋体" w:hAnsi="Times New Roman" w:cs="Times New Roman"/>
-          <w:color w:val="000000"/>
-          <w:sz w:val="24"/>
-          <w:szCs w:val="24"/>
-        </w:rPr>
-        <w:t>作业空间边界行走完成全局地图构建，随后采用竖直切割线从左至右扫描自由空间，当切割线触碰多边形障碍物顶点时即完成子区域分割，最终全局自由空间会被拆解为若干内部无障碍物的梯形子区域，典型分解效果如图</w:t>
+        <w:t>单元分解法首先需控制机器人沿目标作业空间边界行走完成全局地图构建，随后采用竖直切割线从左至右扫描自由空间，当切割线触碰多边形障碍物顶点时即完成子区域分割，最终全局自由空间会被拆解为若干内部无障碍物的梯形子区域，典型分解效果如图</w:t>
       </w:r>
       <w:r>
         <w:rPr>
@@ -3704,27 +3857,7 @@
           <w:sz w:val="24"/>
           <w:szCs w:val="24"/>
         </w:rPr>
-        <w:t>所示；该方法单区域覆盖难度低，但在障碍物密集场景下子区域数量大幅增加，机器人需频繁</w:t>
-      </w:r>
-      <w:proofErr w:type="gramStart"/>
-      <w:r>
-        <w:rPr>
-          <w:rFonts w:ascii="Times New Roman" w:eastAsia="宋体" w:hAnsi="Times New Roman" w:cs="Times New Roman"/>
-          <w:color w:val="000000"/>
-          <w:sz w:val="24"/>
-          <w:szCs w:val="24"/>
-        </w:rPr>
-        <w:t>执行跨子区域</w:t>
-      </w:r>
-      <w:proofErr w:type="gramEnd"/>
-      <w:r>
-        <w:rPr>
-          <w:rFonts w:ascii="Times New Roman" w:eastAsia="宋体" w:hAnsi="Times New Roman" w:cs="Times New Roman"/>
-          <w:color w:val="000000"/>
-          <w:sz w:val="24"/>
-          <w:szCs w:val="24"/>
-        </w:rPr>
-        <w:t>转接规划，会导致整体路径的重复覆盖率显著升高。</w:t>
+        <w:t>所示；该方法单区域覆盖难度低，但在障碍物密集场景下子区域数量大幅增加，机器人需频繁执行跨子区域转接规划，会导致整体路径的重复覆盖率显著升高。</w:t>
       </w:r>
     </w:p>
     <w:p>
@@ -3746,18 +3879,8 @@
           <w:szCs w:val="24"/>
         </w:rPr>
         <w:tab/>
-      </w:r>
-      <w:proofErr w:type="spellStart"/>
-      <w:r>
-        <w:rPr>
-          <w:rFonts w:ascii="Times New Roman" w:eastAsia="宋体" w:hAnsi="Times New Roman" w:cs="Times New Roman"/>
-          <w:color w:val="000000"/>
-          <w:sz w:val="24"/>
-          <w:szCs w:val="24"/>
-        </w:rPr>
         <w:t>Choset</w:t>
       </w:r>
-      <w:proofErr w:type="spellEnd"/>
       <w:r>
         <w:rPr>
           <w:rFonts w:ascii="Times New Roman" w:eastAsia="宋体" w:hAnsi="Times New Roman" w:cs="Times New Roman"/>
@@ -3814,6 +3937,11 @@
       </w:r>
     </w:p>
     <w:p>
+      <w:pPr>
+        <w:rPr>
+          <w:rFonts w:hint="eastAsia"/>
+        </w:rPr>
+      </w:pPr>
       <w:r>
         <w:tab/>
       </w:r>
@@ -3828,7 +3956,7 @@
           <w:szCs w:val="24"/>
         </w:rPr>
       </w:pPr>
-      <w:bookmarkStart w:id="12" w:name="_Toc223287189"/>
+      <w:bookmarkStart w:id="11" w:name="_Toc223287189"/>
       <w:r>
         <w:rPr>
           <w:rFonts w:cs="Times New Roman"/>
@@ -3885,7 +4013,7 @@
         </w:rPr>
         <w:t>研究现状</w:t>
       </w:r>
-      <w:bookmarkEnd w:id="12"/>
+      <w:bookmarkEnd w:id="11"/>
     </w:p>
     <w:p>
       <w:pPr>
@@ -4033,7 +4161,6 @@
           <w:sz w:val="24"/>
           <w:szCs w:val="24"/>
         </w:rPr>
-        <w:lastRenderedPageBreak/>
         <w:t>1959</w:t>
       </w:r>
       <w:r>
@@ -4045,25 +4172,14 @@
         </w:rPr>
         <w:t>年，荷兰数学家</w:t>
       </w:r>
-      <w:proofErr w:type="spellStart"/>
-      <w:r>
-        <w:rPr>
-          <w:rFonts w:ascii="Times New Roman" w:eastAsia="宋体" w:hAnsi="Times New Roman" w:cs="Times New Roman"/>
-          <w:color w:val="000000"/>
-          <w:sz w:val="24"/>
-          <w:szCs w:val="24"/>
-        </w:rPr>
-        <w:t>Edsger</w:t>
-      </w:r>
-      <w:proofErr w:type="spellEnd"/>
-      <w:r>
-        <w:rPr>
-          <w:rFonts w:ascii="Times New Roman" w:eastAsia="宋体" w:hAnsi="Times New Roman" w:cs="Times New Roman"/>
-          <w:color w:val="000000"/>
-          <w:sz w:val="24"/>
-          <w:szCs w:val="24"/>
-        </w:rPr>
-        <w:t xml:space="preserve"> W. Dijkstra</w:t>
+      <w:r>
+        <w:rPr>
+          <w:rFonts w:ascii="Times New Roman" w:eastAsia="宋体" w:hAnsi="Times New Roman" w:cs="Times New Roman"/>
+          <w:color w:val="000000"/>
+          <w:sz w:val="24"/>
+          <w:szCs w:val="24"/>
+        </w:rPr>
+        <w:t>Edsger W. Dijkstra</w:t>
       </w:r>
       <w:r>
         <w:rPr>
@@ -4227,27 +4343,7 @@
           <w:sz w:val="24"/>
           <w:szCs w:val="24"/>
         </w:rPr>
-        <w:t>，在</w:t>
-      </w:r>
-      <w:proofErr w:type="gramStart"/>
-      <w:r>
-        <w:rPr>
-          <w:rFonts w:ascii="Times New Roman" w:eastAsia="宋体" w:hAnsi="Times New Roman" w:cs="Times New Roman"/>
-          <w:color w:val="000000"/>
-          <w:sz w:val="24"/>
-          <w:szCs w:val="24"/>
-        </w:rPr>
-        <w:t>边权非负条件</w:t>
-      </w:r>
-      <w:proofErr w:type="gramEnd"/>
-      <w:r>
-        <w:rPr>
-          <w:rFonts w:ascii="Times New Roman" w:eastAsia="宋体" w:hAnsi="Times New Roman" w:cs="Times New Roman"/>
-          <w:color w:val="000000"/>
-          <w:sz w:val="24"/>
-          <w:szCs w:val="24"/>
-        </w:rPr>
-        <w:t>下能够保证最优性，因而常被用作路径规划中的</w:t>
+        <w:t>，在边权非负条件下能够保证最优性，因而常被用作路径规划中的</w:t>
       </w:r>
       <w:r>
         <w:rPr>
@@ -4414,6 +4510,7 @@
           <w:sz w:val="24"/>
           <w:szCs w:val="24"/>
         </w:rPr>
+        <w:lastRenderedPageBreak/>
         <w:t>A*</w:t>
       </w:r>
       <w:r>
@@ -4472,7 +4569,6 @@
         </w:rPr>
         <w:t>能够在</w:t>
       </w:r>
-      <w:proofErr w:type="gramStart"/>
       <w:r>
         <w:rPr>
           <w:rFonts w:ascii="Times New Roman" w:eastAsia="宋体" w:hAnsi="Times New Roman" w:cs="Times New Roman"/>
@@ -4481,18 +4577,7 @@
           <w:sz w:val="24"/>
           <w:szCs w:val="24"/>
         </w:rPr>
-        <w:t>边权非</w:t>
-      </w:r>
-      <w:proofErr w:type="gramEnd"/>
-      <w:r>
-        <w:rPr>
-          <w:rFonts w:ascii="Times New Roman" w:eastAsia="宋体" w:hAnsi="Times New Roman" w:cs="Times New Roman"/>
-          <w:bCs/>
-          <w:color w:val="000000"/>
-          <w:sz w:val="24"/>
-          <w:szCs w:val="24"/>
-        </w:rPr>
-        <w:t>负</w:t>
+        <w:t>边权非负</w:t>
       </w:r>
       <w:r>
         <w:rPr>
@@ -4544,7 +4629,7 @@
         <mc:AlternateContent>
           <mc:Choice Requires="wpc">
             <w:drawing>
-              <wp:inline distT="0" distB="0" distL="0" distR="0" wp14:anchorId="39A7C7F8" wp14:editId="3C759B32">
+              <wp:inline distT="0" distB="0" distL="0" distR="0" wp14:anchorId="39A7C7F8" wp14:editId="61F1125F">
                 <wp:extent cx="5274310" cy="1521901"/>
                 <wp:effectExtent l="0" t="0" r="2540" b="2540"/>
                 <wp:docPr id="12" name="画布 12"/>
@@ -4705,7 +4790,6 @@
         </w:rPr>
         <w:t xml:space="preserve"> </w:t>
       </w:r>
-      <w:proofErr w:type="spellStart"/>
       <w:r>
         <w:rPr>
           <w:rFonts w:ascii="Times New Roman" w:eastAsia="宋体" w:hAnsi="Times New Roman" w:cs="Times New Roman"/>
@@ -4727,7 +4811,6 @@
         </w:rPr>
         <w:t>stra</w:t>
       </w:r>
-      <w:proofErr w:type="spellEnd"/>
       <w:r>
         <w:rPr>
           <w:rFonts w:ascii="Times New Roman" w:eastAsia="宋体" w:hAnsi="Times New Roman" w:cs="Times New Roman" w:hint="eastAsia"/>
@@ -4906,27 +4989,7 @@
           <w:sz w:val="24"/>
           <w:szCs w:val="24"/>
         </w:rPr>
-        <w:t>算法，该算法在扩展过程中引入视线判定，允许当前节点直接选择与其父节点可见的更远节点建立连接，从而突破路径只能沿网格</w:t>
-      </w:r>
-      <w:proofErr w:type="gramStart"/>
-      <w:r>
-        <w:rPr>
-          <w:rFonts w:ascii="Times New Roman" w:eastAsia="宋体" w:hAnsi="Times New Roman" w:cs="Times New Roman"/>
-          <w:color w:val="000000"/>
-          <w:sz w:val="24"/>
-          <w:szCs w:val="24"/>
-        </w:rPr>
-        <w:t>边逐步</w:t>
-      </w:r>
-      <w:proofErr w:type="gramEnd"/>
-      <w:r>
-        <w:rPr>
-          <w:rFonts w:ascii="Times New Roman" w:eastAsia="宋体" w:hAnsi="Times New Roman" w:cs="Times New Roman"/>
-          <w:color w:val="000000"/>
-          <w:sz w:val="24"/>
-          <w:szCs w:val="24"/>
-        </w:rPr>
-        <w:t>扩展的限制，在保持搜索效率的同时生成更短、更接近任意角度的自然路径</w:t>
+        <w:t>算法，该算法在扩展过程中引入视线判定，允许当前节点直接选择与其父节点可见的更远节点建立连接，从而突破路径只能沿网格边逐步扩展的限制，在保持搜索效率的同时生成更短、更接近任意角度的自然路径</w:t>
       </w:r>
       <w:r>
         <w:rPr>
@@ -4961,14 +5024,13 @@
         <w:spacing w:line="360" w:lineRule="auto"/>
         <w:jc w:val="center"/>
         <w:rPr>
-          <w:rFonts w:cs="Times New Roman"/>
+          <w:rFonts w:cs="Times New Roman" w:hint="eastAsia"/>
         </w:rPr>
       </w:pPr>
       <w:r>
         <w:rPr>
           <w:noProof/>
         </w:rPr>
-        <w:lastRenderedPageBreak/>
         <w:drawing>
           <wp:inline distT="0" distB="0" distL="0" distR="0" wp14:anchorId="7B383A28" wp14:editId="0E7BF9FD">
             <wp:extent cx="2987040" cy="1682838"/>
@@ -5124,7 +5186,6 @@
         </w:rPr>
         <w:t>年，</w:t>
       </w:r>
-      <w:proofErr w:type="spellStart"/>
       <w:r>
         <w:rPr>
           <w:rFonts w:ascii="Times New Roman" w:eastAsia="宋体" w:hAnsi="Times New Roman" w:cs="Times New Roman"/>
@@ -5134,7 +5195,6 @@
         </w:rPr>
         <w:t>Harabor</w:t>
       </w:r>
-      <w:proofErr w:type="spellEnd"/>
       <w:r>
         <w:rPr>
           <w:rFonts w:ascii="Times New Roman" w:eastAsia="宋体" w:hAnsi="Times New Roman" w:cs="Times New Roman"/>
@@ -5144,7 +5204,6 @@
         </w:rPr>
         <w:t>与</w:t>
       </w:r>
-      <w:proofErr w:type="spellStart"/>
       <w:r>
         <w:rPr>
           <w:rFonts w:ascii="Times New Roman" w:eastAsia="宋体" w:hAnsi="Times New Roman" w:cs="Times New Roman"/>
@@ -5154,7 +5213,6 @@
         </w:rPr>
         <w:t>Grastien</w:t>
       </w:r>
-      <w:proofErr w:type="spellEnd"/>
       <w:r>
         <w:rPr>
           <w:rFonts w:ascii="Times New Roman" w:eastAsia="宋体" w:hAnsi="Times New Roman" w:cs="Times New Roman"/>
@@ -5252,7 +5310,17 @@
           <w:sz w:val="24"/>
           <w:szCs w:val="24"/>
         </w:rPr>
-        <w:t>方式沿固定方向连续推进，跳过大量代价等价的中间节点，仅在可能改变最优路径结构的关键位置进行扩展。由于显著减少了需要展开的节点数量，</w:t>
+        <w:t>方式沿固定方向连续推进，跳过大量代价等价的中间节点，仅在可能改变最优路径结构的关键位置进行扩展。由于显著减少了需要展开的节</w:t>
+      </w:r>
+      <w:r>
+        <w:rPr>
+          <w:rFonts w:ascii="Times New Roman" w:eastAsia="宋体" w:hAnsi="Times New Roman" w:cs="Times New Roman"/>
+          <w:color w:val="000000"/>
+          <w:sz w:val="24"/>
+          <w:szCs w:val="24"/>
+        </w:rPr>
+        <w:lastRenderedPageBreak/>
+        <w:t>点数量，</w:t>
       </w:r>
       <w:r>
         <w:rPr>
@@ -5472,7 +5540,6 @@
         </w:rPr>
         <w:t>年，</w:t>
       </w:r>
-      <w:proofErr w:type="spellStart"/>
       <w:r>
         <w:rPr>
           <w:rFonts w:ascii="Times New Roman" w:eastAsia="宋体" w:hAnsi="Times New Roman" w:cs="Times New Roman"/>
@@ -5482,7 +5549,6 @@
         </w:rPr>
         <w:t>Kavraki</w:t>
       </w:r>
-      <w:proofErr w:type="spellEnd"/>
       <w:r>
         <w:rPr>
           <w:rFonts w:ascii="Times New Roman" w:eastAsia="宋体" w:hAnsi="Times New Roman" w:cs="Times New Roman"/>
@@ -5634,27 +5700,7 @@
           <w:sz w:val="24"/>
           <w:szCs w:val="24"/>
         </w:rPr>
-        <w:t>两个阶段：首先在自由空间中随机采样生成一组无碰节点，并利用局部</w:t>
-      </w:r>
-      <w:proofErr w:type="gramStart"/>
-      <w:r>
-        <w:rPr>
-          <w:rFonts w:ascii="Times New Roman" w:eastAsia="宋体" w:hAnsi="Times New Roman" w:cs="Times New Roman"/>
-          <w:color w:val="000000"/>
-          <w:sz w:val="24"/>
-          <w:szCs w:val="24"/>
-        </w:rPr>
-        <w:t>规划器</w:t>
-      </w:r>
-      <w:proofErr w:type="gramEnd"/>
-      <w:r>
-        <w:rPr>
-          <w:rFonts w:ascii="Times New Roman" w:eastAsia="宋体" w:hAnsi="Times New Roman" w:cs="Times New Roman"/>
-          <w:color w:val="000000"/>
-          <w:sz w:val="24"/>
-          <w:szCs w:val="24"/>
-        </w:rPr>
-        <w:t>对近邻节点进行可行连接以构建连通图；随后将起点与终点接入路线图，通过图搜索在路线图上求解一条满足约束的可行路径。由于无需对整个三维环境进行完全离散化，</w:t>
+        <w:t>两个阶段：首先在自由空间中随机采样生成一组无碰节点，并利用局部规划器对近邻节点进行可行连接以构建连通图；随后将起点与终点接入路线图，通过图搜索在路线图上求解一条满足约束的可行路径。由于无需对整个三维环境进行完全离散化，</w:t>
       </w:r>
       <w:r>
         <w:rPr>
@@ -5715,16 +5761,15 @@
       <w:pPr>
         <w:jc w:val="center"/>
         <w:rPr>
-          <w:rFonts w:cs="Times New Roman"/>
+          <w:rFonts w:cs="Times New Roman" w:hint="eastAsia"/>
         </w:rPr>
       </w:pPr>
       <w:r>
         <w:rPr>
           <w:noProof/>
         </w:rPr>
-        <w:lastRenderedPageBreak/>
         <w:drawing>
-          <wp:inline distT="0" distB="0" distL="0" distR="0" wp14:anchorId="1EEB4D1E" wp14:editId="1D03B153">
+          <wp:inline distT="0" distB="0" distL="0" distR="0" wp14:anchorId="1EEB4D1E" wp14:editId="1A87AC7E">
             <wp:extent cx="2743200" cy="1545320"/>
             <wp:effectExtent l="0" t="0" r="0" b="0"/>
             <wp:docPr id="8" name="图片 8"/>
@@ -5945,7 +5990,17 @@
           <w:sz w:val="24"/>
           <w:szCs w:val="24"/>
         </w:rPr>
-        <w:t>更强调可行性与探索速度，得到的路径通常较为曲折，存在平滑性与路径质量不足的问题，工程应用中常需结合路径后处理或优化策略</w:t>
+        <w:t>更强调可行性与</w:t>
+      </w:r>
+      <w:r>
+        <w:rPr>
+          <w:rFonts w:ascii="Times New Roman" w:eastAsia="宋体" w:hAnsi="Times New Roman" w:cs="Times New Roman"/>
+          <w:color w:val="000000"/>
+          <w:sz w:val="24"/>
+          <w:szCs w:val="24"/>
+        </w:rPr>
+        <w:lastRenderedPageBreak/>
+        <w:t>探索速度，得到的路径通常较为曲折，存在平滑性与路径质量不足的问题，工程应用中常需结合路径后处理或优化策略</w:t>
       </w:r>
       <w:r>
         <w:rPr>
@@ -6217,27 +6272,7 @@
           <w:sz w:val="24"/>
           <w:szCs w:val="24"/>
         </w:rPr>
-        <w:t>的基础上，研究者持续对采样</w:t>
-      </w:r>
-      <w:proofErr w:type="gramStart"/>
-      <w:r>
-        <w:rPr>
-          <w:rFonts w:ascii="Times New Roman" w:eastAsia="宋体" w:hAnsi="Times New Roman" w:cs="Times New Roman"/>
-          <w:color w:val="000000"/>
-          <w:sz w:val="24"/>
-          <w:szCs w:val="24"/>
-        </w:rPr>
-        <w:t>式规划</w:t>
-      </w:r>
-      <w:proofErr w:type="gramEnd"/>
-      <w:r>
-        <w:rPr>
-          <w:rFonts w:ascii="Times New Roman" w:eastAsia="宋体" w:hAnsi="Times New Roman" w:cs="Times New Roman"/>
-          <w:color w:val="000000"/>
-          <w:sz w:val="24"/>
-          <w:szCs w:val="24"/>
-        </w:rPr>
-        <w:t>方法进行改进，以提升解的质量并加快向高质量解收敛。</w:t>
+        <w:t>的基础上，研究者持续对采样式规划方法进行改进，以提升解的质量并加快向高质量解收敛。</w:t>
       </w:r>
       <w:r>
         <w:rPr>
@@ -6257,7 +6292,6 @@
         </w:rPr>
         <w:t>年，</w:t>
       </w:r>
-      <w:proofErr w:type="spellStart"/>
       <w:r>
         <w:rPr>
           <w:rFonts w:ascii="Times New Roman" w:eastAsia="宋体" w:hAnsi="Times New Roman" w:cs="Times New Roman"/>
@@ -6267,7 +6301,6 @@
         </w:rPr>
         <w:t>Karaman</w:t>
       </w:r>
-      <w:proofErr w:type="spellEnd"/>
       <w:r>
         <w:rPr>
           <w:rFonts w:ascii="Times New Roman" w:eastAsia="宋体" w:hAnsi="Times New Roman" w:cs="Times New Roman"/>
@@ -6277,7 +6310,6 @@
         </w:rPr>
         <w:t>与</w:t>
       </w:r>
-      <w:proofErr w:type="spellStart"/>
       <w:r>
         <w:rPr>
           <w:rFonts w:ascii="Times New Roman" w:eastAsia="宋体" w:hAnsi="Times New Roman" w:cs="Times New Roman"/>
@@ -6287,7 +6319,6 @@
         </w:rPr>
         <w:t>Frazzoli</w:t>
       </w:r>
-      <w:proofErr w:type="spellEnd"/>
       <w:r>
         <w:rPr>
           <w:rFonts w:ascii="Times New Roman" w:eastAsia="宋体" w:hAnsi="Times New Roman" w:cs="Times New Roman"/>
@@ -6449,7 +6480,7 @@
           <w:szCs w:val="32"/>
         </w:rPr>
       </w:pPr>
-      <w:bookmarkStart w:id="13" w:name="_Toc223287190"/>
+      <w:bookmarkStart w:id="12" w:name="_Toc223287190"/>
       <w:r>
         <w:rPr>
           <w:rFonts w:ascii="Times New Roman" w:eastAsia="黑体" w:hAnsi="Times New Roman" w:cs="Times New Roman"/>
@@ -6625,7 +6656,7 @@
         </w:rPr>
         <w:fldChar w:fldCharType="end"/>
       </w:r>
-      <w:bookmarkEnd w:id="13"/>
+      <w:bookmarkEnd w:id="12"/>
     </w:p>
     <w:p>
       <w:pPr>
@@ -6642,7 +6673,7 @@
           <w:szCs w:val="24"/>
         </w:rPr>
       </w:pPr>
-      <w:bookmarkStart w:id="14" w:name="_Toc223287191"/>
+      <w:bookmarkStart w:id="13" w:name="_Toc223287191"/>
       <w:r>
         <w:rPr>
           <w:rFonts w:ascii="Times New Roman" w:eastAsia="黑体" w:hAnsi="Times New Roman" w:cs="Times New Roman"/>
@@ -6652,7 +6683,7 @@
         </w:rPr>
         <w:t>研究目标</w:t>
       </w:r>
-      <w:bookmarkEnd w:id="14"/>
+      <w:bookmarkEnd w:id="13"/>
     </w:p>
     <w:p>
       <w:pPr>
@@ -6672,27 +6703,7 @@
           <w:sz w:val="24"/>
           <w:szCs w:val="24"/>
         </w:rPr>
-        <w:t>针对非结构化环境下无人机进行全</w:t>
-      </w:r>
-      <w:proofErr w:type="gramStart"/>
-      <w:r>
-        <w:rPr>
-          <w:rFonts w:ascii="Times New Roman" w:eastAsia="宋体" w:hAnsi="Times New Roman" w:cs="Times New Roman"/>
-          <w:color w:val="000000"/>
-          <w:sz w:val="24"/>
-          <w:szCs w:val="24"/>
-        </w:rPr>
-        <w:t>覆盖仿地飞行</w:t>
-      </w:r>
-      <w:proofErr w:type="gramEnd"/>
-      <w:r>
-        <w:rPr>
-          <w:rFonts w:ascii="Times New Roman" w:eastAsia="宋体" w:hAnsi="Times New Roman" w:cs="Times New Roman"/>
-          <w:color w:val="000000"/>
-          <w:sz w:val="24"/>
-          <w:szCs w:val="24"/>
-        </w:rPr>
-        <w:t>时面临的</w:t>
+        <w:t>针对非结构化环境下无人机进行全覆盖仿地飞行时面临的</w:t>
       </w:r>
       <w:r>
         <w:rPr>
@@ -6730,27 +6741,7 @@
           <w:sz w:val="24"/>
           <w:szCs w:val="24"/>
         </w:rPr>
-        <w:t>等关键问题，最终实现适用于</w:t>
-      </w:r>
-      <w:proofErr w:type="gramStart"/>
-      <w:r>
-        <w:rPr>
-          <w:rFonts w:ascii="Times New Roman" w:eastAsia="宋体" w:hAnsi="Times New Roman" w:cs="Times New Roman"/>
-          <w:color w:val="000000"/>
-          <w:sz w:val="24"/>
-          <w:szCs w:val="24"/>
-        </w:rPr>
-        <w:t>低空仿地作业</w:t>
-      </w:r>
-      <w:proofErr w:type="gramEnd"/>
-      <w:r>
-        <w:rPr>
-          <w:rFonts w:ascii="Times New Roman" w:eastAsia="宋体" w:hAnsi="Times New Roman" w:cs="Times New Roman"/>
-          <w:color w:val="000000"/>
-          <w:sz w:val="24"/>
-          <w:szCs w:val="24"/>
-        </w:rPr>
-        <w:t>的全覆盖路径规划。具体研究目标如下：</w:t>
+        <w:t>等关键问题，最终实现适用于低空仿地作业的全覆盖路径规划。具体研究目标如下：</w:t>
       </w:r>
     </w:p>
     <w:p>
@@ -7008,27 +6999,7 @@
           <w:sz w:val="24"/>
           <w:szCs w:val="24"/>
         </w:rPr>
-        <w:t>表征的综合代价函数，在保证覆盖率、路径连续性、</w:t>
-      </w:r>
-      <w:proofErr w:type="gramStart"/>
-      <w:r>
-        <w:rPr>
-          <w:rFonts w:ascii="Times New Roman" w:eastAsia="宋体" w:hAnsi="Times New Roman" w:cs="Times New Roman"/>
-          <w:color w:val="000000"/>
-          <w:sz w:val="24"/>
-          <w:szCs w:val="24"/>
-        </w:rPr>
-        <w:t>不</w:t>
-      </w:r>
-      <w:proofErr w:type="gramEnd"/>
-      <w:r>
-        <w:rPr>
-          <w:rFonts w:ascii="Times New Roman" w:eastAsia="宋体" w:hAnsi="Times New Roman" w:cs="Times New Roman"/>
-          <w:color w:val="000000"/>
-          <w:sz w:val="24"/>
-          <w:szCs w:val="24"/>
-        </w:rPr>
-        <w:t>越界且不碰撞的前提下，使总代价最小。具体分目标为：通过对转弯次数与幅度、总爬升量及风险项赋权，降低无效爬升</w:t>
+        <w:t>表征的综合代价函数，在保证覆盖率、路径连续性、不越界且不碰撞的前提下，使总代价最小。具体分目标为：通过对转弯次数与幅度、总爬升量及风险项赋权，降低无效爬升</w:t>
       </w:r>
       <w:r>
         <w:rPr>
@@ -7054,7 +7025,7 @@
         <w:spacing w:line="360" w:lineRule="auto"/>
         <w:ind w:firstLine="480"/>
         <w:rPr>
-          <w:rFonts w:ascii="Times New Roman" w:eastAsia="宋体" w:hAnsi="Times New Roman" w:cs="Times New Roman" w:hint="eastAsia"/>
+          <w:rFonts w:ascii="Times New Roman" w:eastAsia="宋体" w:hAnsi="Times New Roman" w:cs="Times New Roman"/>
           <w:color w:val="000000"/>
           <w:sz w:val="24"/>
           <w:szCs w:val="24"/>
@@ -7108,7 +7079,7 @@
           <w:szCs w:val="24"/>
         </w:rPr>
       </w:pPr>
-      <w:bookmarkStart w:id="15" w:name="_Toc223287192"/>
+      <w:bookmarkStart w:id="14" w:name="_Toc223287192"/>
       <w:r>
         <w:rPr>
           <w:rFonts w:ascii="Times New Roman" w:eastAsia="黑体" w:hAnsi="Times New Roman" w:cs="Times New Roman"/>
@@ -7136,10 +7107,22 @@
         </w:rPr>
         <w:t>研究内容</w:t>
       </w:r>
-      <w:bookmarkEnd w:id="15"/>
-    </w:p>
-    <w:p/>
-    <w:p/>
+      <w:bookmarkEnd w:id="14"/>
+    </w:p>
+    <w:p>
+      <w:pPr>
+        <w:rPr>
+          <w:rFonts w:hint="eastAsia"/>
+        </w:rPr>
+      </w:pPr>
+    </w:p>
+    <w:p>
+      <w:pPr>
+        <w:rPr>
+          <w:rFonts w:hint="eastAsia"/>
+        </w:rPr>
+      </w:pPr>
+    </w:p>
     <w:p>
       <w:pPr>
         <w:pStyle w:val="2"/>
@@ -7151,7 +7134,7 @@
           <w:szCs w:val="24"/>
         </w:rPr>
       </w:pPr>
-      <w:bookmarkStart w:id="16" w:name="_Toc223287193"/>
+      <w:bookmarkStart w:id="15" w:name="_Toc223287193"/>
       <w:r>
         <w:rPr>
           <w:rFonts w:ascii="Times New Roman" w:eastAsia="黑体" w:hAnsi="Times New Roman" w:cs="Times New Roman"/>
@@ -7180,7 +7163,7 @@
         </w:rPr>
         <w:t>技术路线</w:t>
       </w:r>
-      <w:bookmarkEnd w:id="16"/>
+      <w:bookmarkEnd w:id="15"/>
     </w:p>
     <w:p>
       <w:pPr>
@@ -7193,7 +7176,7 @@
           <w:szCs w:val="24"/>
         </w:rPr>
       </w:pPr>
-      <w:bookmarkStart w:id="17" w:name="_Toc223287194"/>
+      <w:bookmarkStart w:id="16" w:name="_Toc223287194"/>
       <w:r>
         <w:rPr>
           <w:rFonts w:ascii="Times New Roman" w:eastAsia="黑体" w:hAnsi="Times New Roman" w:cs="Times New Roman"/>
@@ -7221,13 +7204,39 @@
         </w:rPr>
         <w:t>研究方案与方法</w:t>
       </w:r>
-      <w:bookmarkEnd w:id="17"/>
-    </w:p>
-    <w:p/>
+      <w:bookmarkEnd w:id="16"/>
+    </w:p>
+    <w:p>
+      <w:pPr>
+        <w:rPr>
+          <w:rFonts w:hint="eastAsia"/>
+        </w:rPr>
+      </w:pPr>
+    </w:p>
     <w:p>
       <w:pPr>
         <w:pStyle w:val="1"/>
         <w:spacing w:beforeLines="10" w:before="31" w:beforeAutospacing="0" w:after="0" w:afterAutospacing="0" w:line="420" w:lineRule="atLeast"/>
+        <w:rPr>
+          <w:rFonts w:ascii="黑体" w:eastAsia="黑体" w:hAnsi="黑体" w:cs="Times New Roman" w:hint="eastAsia"/>
+          <w:b w:val="0"/>
+          <w:bCs w:val="0"/>
+          <w:sz w:val="32"/>
+          <w:szCs w:val="32"/>
+        </w:rPr>
+      </w:pPr>
+      <w:bookmarkStart w:id="17" w:name="_Toc223287195"/>
+      <w:r>
+        <w:rPr>
+          <w:rFonts w:ascii="黑体" w:eastAsia="黑体" w:hAnsi="黑体" w:cs="Times New Roman" w:hint="eastAsia"/>
+          <w:b w:val="0"/>
+          <w:bCs w:val="0"/>
+          <w:sz w:val="32"/>
+          <w:szCs w:val="32"/>
+        </w:rPr>
+        <w:t>3</w:t>
+      </w:r>
+      <w:r>
         <w:rPr>
           <w:rFonts w:ascii="黑体" w:eastAsia="黑体" w:hAnsi="黑体" w:cs="Times New Roman"/>
           <w:b w:val="0"/>
@@ -7235,8 +7244,8 @@
           <w:sz w:val="32"/>
           <w:szCs w:val="32"/>
         </w:rPr>
-      </w:pPr>
-      <w:bookmarkStart w:id="18" w:name="_Toc223287195"/>
+        <w:t xml:space="preserve">. </w:t>
+      </w:r>
       <w:r>
         <w:rPr>
           <w:rFonts w:ascii="黑体" w:eastAsia="黑体" w:hAnsi="黑体" w:cs="Times New Roman" w:hint="eastAsia"/>
@@ -7245,39 +7254,2479 @@
           <w:sz w:val="32"/>
           <w:szCs w:val="32"/>
         </w:rPr>
-        <w:t>3</w:t>
-      </w:r>
-      <w:r>
-        <w:rPr>
-          <w:rFonts w:ascii="黑体" w:eastAsia="黑体" w:hAnsi="黑体" w:cs="Times New Roman"/>
-          <w:b w:val="0"/>
-          <w:bCs w:val="0"/>
-          <w:sz w:val="32"/>
-          <w:szCs w:val="32"/>
-        </w:rPr>
-        <w:t xml:space="preserve">. </w:t>
-      </w:r>
-      <w:r>
-        <w:rPr>
-          <w:rFonts w:ascii="黑体" w:eastAsia="黑体" w:hAnsi="黑体" w:cs="Times New Roman" w:hint="eastAsia"/>
-          <w:b w:val="0"/>
-          <w:bCs w:val="0"/>
-          <w:sz w:val="32"/>
-          <w:szCs w:val="32"/>
-        </w:rPr>
         <w:t>研究计划</w:t>
       </w:r>
+      <w:bookmarkEnd w:id="17"/>
+    </w:p>
+    <w:p>
+      <w:pPr>
+        <w:spacing w:line="360" w:lineRule="auto"/>
+        <w:ind w:firstLineChars="200" w:firstLine="480"/>
+        <w:rPr>
+          <w:rFonts w:ascii="Times New Roman" w:eastAsia="宋体" w:hAnsi="Times New Roman" w:cs="Times New Roman"/>
+          <w:sz w:val="24"/>
+          <w:szCs w:val="24"/>
+        </w:rPr>
+      </w:pPr>
+      <w:r>
+        <w:rPr>
+          <w:rFonts w:ascii="Times New Roman" w:eastAsia="宋体" w:hAnsi="Times New Roman" w:cs="Times New Roman"/>
+          <w:sz w:val="24"/>
+          <w:szCs w:val="24"/>
+        </w:rPr>
+        <w:t>根据本项目的技术方案路线，结合毕业设计的安排，现制定计划如下：</w:t>
+      </w:r>
+    </w:p>
+    <w:p>
+      <w:pPr>
+        <w:pStyle w:val="ac"/>
+        <w:jc w:val="center"/>
+        <w:rPr>
+          <w:rFonts w:ascii="Times New Roman" w:eastAsia="宋体" w:hAnsi="Times New Roman" w:cs="Times New Roman"/>
+          <w:sz w:val="24"/>
+          <w:szCs w:val="24"/>
+        </w:rPr>
+      </w:pPr>
+      <w:r>
+        <w:rPr>
+          <w:rFonts w:ascii="Times New Roman" w:eastAsia="宋体" w:hAnsi="Times New Roman" w:cs="Times New Roman"/>
+          <w:sz w:val="24"/>
+          <w:szCs w:val="24"/>
+        </w:rPr>
+        <w:t>表</w:t>
+      </w:r>
+      <w:r>
+        <w:rPr>
+          <w:rFonts w:ascii="Times New Roman" w:eastAsia="宋体" w:hAnsi="Times New Roman" w:cs="Times New Roman" w:hint="eastAsia"/>
+          <w:sz w:val="24"/>
+          <w:szCs w:val="24"/>
+        </w:rPr>
+        <w:t>n</w:t>
+      </w:r>
+      <w:r>
+        <w:rPr>
+          <w:rFonts w:ascii="Times New Roman" w:eastAsia="宋体" w:hAnsi="Times New Roman" w:cs="Times New Roman"/>
+          <w:sz w:val="24"/>
+          <w:szCs w:val="24"/>
+        </w:rPr>
+        <w:t xml:space="preserve"> </w:t>
+      </w:r>
+      <w:r>
+        <w:rPr>
+          <w:rFonts w:ascii="Times New Roman" w:eastAsia="宋体" w:hAnsi="Times New Roman" w:cs="Times New Roman"/>
+          <w:sz w:val="24"/>
+          <w:szCs w:val="24"/>
+        </w:rPr>
+        <w:t>研究计划</w:t>
+      </w:r>
+    </w:p>
+    <w:tbl>
+      <w:tblPr>
+        <w:tblW w:w="0" w:type="auto"/>
+        <w:tblInd w:w="-147" w:type="dxa"/>
+        <w:tblBorders>
+          <w:top w:val="single" w:sz="4" w:space="0" w:color="000000"/>
+          <w:left w:val="single" w:sz="4" w:space="0" w:color="000000"/>
+          <w:bottom w:val="single" w:sz="4" w:space="0" w:color="000000"/>
+          <w:right w:val="single" w:sz="4" w:space="0" w:color="000000"/>
+          <w:insideH w:val="single" w:sz="4" w:space="0" w:color="000000"/>
+          <w:insideV w:val="single" w:sz="4" w:space="0" w:color="000000"/>
+        </w:tblBorders>
+        <w:tblLook w:val="0000" w:firstRow="0" w:lastRow="0" w:firstColumn="0" w:lastColumn="0" w:noHBand="0" w:noVBand="0"/>
+      </w:tblPr>
+      <w:tblGrid>
+        <w:gridCol w:w="709"/>
+        <w:gridCol w:w="2410"/>
+        <w:gridCol w:w="5324"/>
+      </w:tblGrid>
+      <w:tr>
+        <w:tc>
+          <w:tcPr>
+            <w:tcW w:w="709" w:type="dxa"/>
+            <w:vAlign w:val="center"/>
+          </w:tcPr>
+          <w:p>
+            <w:pPr>
+              <w:spacing w:beforeLines="10" w:before="31"/>
+              <w:jc w:val="center"/>
+              <w:rPr>
+                <w:rFonts w:ascii="Times New Roman" w:eastAsia="宋体" w:hAnsi="Times New Roman" w:cs="Times New Roman"/>
+                <w:sz w:val="24"/>
+                <w:szCs w:val="24"/>
+              </w:rPr>
+            </w:pPr>
+            <w:bookmarkStart w:id="18" w:name="_Hlk127798498"/>
+            <w:r>
+              <w:rPr>
+                <w:rFonts w:ascii="Times New Roman" w:eastAsia="宋体" w:hAnsi="Times New Roman" w:cs="Times New Roman"/>
+                <w:sz w:val="24"/>
+                <w:szCs w:val="24"/>
+              </w:rPr>
+              <w:t>周数</w:t>
+            </w:r>
+          </w:p>
+        </w:tc>
+        <w:tc>
+          <w:tcPr>
+            <w:tcW w:w="2410" w:type="dxa"/>
+            <w:vAlign w:val="center"/>
+          </w:tcPr>
+          <w:p>
+            <w:pPr>
+              <w:spacing w:beforeLines="10" w:before="31"/>
+              <w:jc w:val="center"/>
+              <w:rPr>
+                <w:rFonts w:ascii="Times New Roman" w:eastAsia="宋体" w:hAnsi="Times New Roman" w:cs="Times New Roman"/>
+                <w:sz w:val="24"/>
+                <w:szCs w:val="24"/>
+              </w:rPr>
+            </w:pPr>
+            <w:r>
+              <w:rPr>
+                <w:rFonts w:ascii="Times New Roman" w:eastAsia="宋体" w:hAnsi="Times New Roman" w:cs="Times New Roman"/>
+                <w:sz w:val="24"/>
+                <w:szCs w:val="24"/>
+              </w:rPr>
+              <w:t>日期</w:t>
+            </w:r>
+          </w:p>
+        </w:tc>
+        <w:tc>
+          <w:tcPr>
+            <w:tcW w:w="5324" w:type="dxa"/>
+            <w:vAlign w:val="center"/>
+          </w:tcPr>
+          <w:p>
+            <w:pPr>
+              <w:spacing w:beforeLines="10" w:before="31"/>
+              <w:jc w:val="center"/>
+              <w:rPr>
+                <w:rFonts w:ascii="Times New Roman" w:eastAsia="宋体" w:hAnsi="Times New Roman" w:cs="Times New Roman"/>
+                <w:sz w:val="24"/>
+                <w:szCs w:val="24"/>
+              </w:rPr>
+            </w:pPr>
+            <w:r>
+              <w:rPr>
+                <w:rFonts w:ascii="Times New Roman" w:eastAsia="宋体" w:hAnsi="Times New Roman" w:cs="Times New Roman"/>
+                <w:sz w:val="24"/>
+                <w:szCs w:val="24"/>
+              </w:rPr>
+              <w:t>研究内容</w:t>
+            </w:r>
+          </w:p>
+        </w:tc>
+      </w:tr>
+      <w:tr>
+        <w:tc>
+          <w:tcPr>
+            <w:tcW w:w="709" w:type="dxa"/>
+            <w:vAlign w:val="center"/>
+          </w:tcPr>
+          <w:p>
+            <w:pPr>
+              <w:spacing w:beforeLines="10" w:before="31"/>
+              <w:jc w:val="center"/>
+              <w:rPr>
+                <w:rFonts w:ascii="Times New Roman" w:eastAsia="宋体" w:hAnsi="Times New Roman" w:cs="Times New Roman"/>
+                <w:sz w:val="24"/>
+                <w:szCs w:val="24"/>
+              </w:rPr>
+            </w:pPr>
+            <w:r>
+              <w:rPr>
+                <w:rFonts w:ascii="Times New Roman" w:eastAsia="宋体" w:hAnsi="Times New Roman" w:cs="Times New Roman"/>
+                <w:sz w:val="24"/>
+                <w:szCs w:val="24"/>
+              </w:rPr>
+              <w:t>1</w:t>
+            </w:r>
+          </w:p>
+        </w:tc>
+        <w:tc>
+          <w:tcPr>
+            <w:tcW w:w="2410" w:type="dxa"/>
+            <w:vAlign w:val="center"/>
+          </w:tcPr>
+          <w:p>
+            <w:pPr>
+              <w:spacing w:beforeLines="10" w:before="31"/>
+              <w:jc w:val="center"/>
+              <w:rPr>
+                <w:rFonts w:ascii="Times New Roman" w:eastAsia="宋体" w:hAnsi="Times New Roman" w:cs="Times New Roman" w:hint="eastAsia"/>
+                <w:sz w:val="24"/>
+                <w:szCs w:val="24"/>
+              </w:rPr>
+            </w:pPr>
+            <w:r>
+              <w:rPr>
+                <w:rFonts w:ascii="Times New Roman" w:eastAsia="宋体" w:hAnsi="Times New Roman" w:cs="Times New Roman"/>
+                <w:sz w:val="24"/>
+                <w:szCs w:val="24"/>
+              </w:rPr>
+              <w:t>202</w:t>
+            </w:r>
+            <w:r>
+              <w:rPr>
+                <w:rFonts w:ascii="Times New Roman" w:eastAsia="宋体" w:hAnsi="Times New Roman" w:cs="Times New Roman" w:hint="eastAsia"/>
+                <w:sz w:val="24"/>
+                <w:szCs w:val="24"/>
+              </w:rPr>
+              <w:t>6</w:t>
+            </w:r>
+            <w:r>
+              <w:rPr>
+                <w:rFonts w:ascii="Times New Roman" w:eastAsia="宋体" w:hAnsi="Times New Roman" w:cs="Times New Roman"/>
+                <w:sz w:val="24"/>
+                <w:szCs w:val="24"/>
+              </w:rPr>
+              <w:t>.</w:t>
+            </w:r>
+            <w:r>
+              <w:rPr>
+                <w:rFonts w:ascii="Times New Roman" w:eastAsia="宋体" w:hAnsi="Times New Roman" w:cs="Times New Roman" w:hint="eastAsia"/>
+                <w:sz w:val="24"/>
+                <w:szCs w:val="24"/>
+              </w:rPr>
+              <w:t>2</w:t>
+            </w:r>
+            <w:r>
+              <w:rPr>
+                <w:rFonts w:ascii="Times New Roman" w:eastAsia="宋体" w:hAnsi="Times New Roman" w:cs="Times New Roman"/>
+                <w:sz w:val="24"/>
+                <w:szCs w:val="24"/>
+              </w:rPr>
+              <w:t>.</w:t>
+            </w:r>
+            <w:r>
+              <w:rPr>
+                <w:rFonts w:ascii="Times New Roman" w:eastAsia="宋体" w:hAnsi="Times New Roman" w:cs="Times New Roman" w:hint="eastAsia"/>
+                <w:sz w:val="24"/>
+                <w:szCs w:val="24"/>
+              </w:rPr>
+              <w:t>26</w:t>
+            </w:r>
+            <w:r>
+              <w:rPr>
+                <w:rFonts w:ascii="Times New Roman" w:eastAsia="宋体" w:hAnsi="Times New Roman" w:cs="Times New Roman"/>
+                <w:sz w:val="24"/>
+                <w:szCs w:val="24"/>
+              </w:rPr>
+              <w:t>-202</w:t>
+            </w:r>
+            <w:r>
+              <w:rPr>
+                <w:rFonts w:ascii="Times New Roman" w:eastAsia="宋体" w:hAnsi="Times New Roman" w:cs="Times New Roman" w:hint="eastAsia"/>
+                <w:sz w:val="24"/>
+                <w:szCs w:val="24"/>
+              </w:rPr>
+              <w:t>6</w:t>
+            </w:r>
+            <w:r>
+              <w:rPr>
+                <w:rFonts w:ascii="Times New Roman" w:eastAsia="宋体" w:hAnsi="Times New Roman" w:cs="Times New Roman"/>
+                <w:sz w:val="24"/>
+                <w:szCs w:val="24"/>
+              </w:rPr>
+              <w:t>.</w:t>
+            </w:r>
+            <w:r>
+              <w:rPr>
+                <w:rFonts w:ascii="Times New Roman" w:eastAsia="宋体" w:hAnsi="Times New Roman" w:cs="Times New Roman" w:hint="eastAsia"/>
+                <w:sz w:val="24"/>
+                <w:szCs w:val="24"/>
+              </w:rPr>
+              <w:t>2</w:t>
+            </w:r>
+            <w:r>
+              <w:rPr>
+                <w:rFonts w:ascii="Times New Roman" w:eastAsia="宋体" w:hAnsi="Times New Roman" w:cs="Times New Roman"/>
+                <w:sz w:val="24"/>
+                <w:szCs w:val="24"/>
+              </w:rPr>
+              <w:t>.</w:t>
+            </w:r>
+            <w:r>
+              <w:rPr>
+                <w:rFonts w:ascii="Times New Roman" w:eastAsia="宋体" w:hAnsi="Times New Roman" w:cs="Times New Roman" w:hint="eastAsia"/>
+                <w:sz w:val="24"/>
+                <w:szCs w:val="24"/>
+              </w:rPr>
+              <w:t>28</w:t>
+            </w:r>
+          </w:p>
+        </w:tc>
+        <w:tc>
+          <w:tcPr>
+            <w:tcW w:w="5324" w:type="dxa"/>
+            <w:vAlign w:val="center"/>
+          </w:tcPr>
+          <w:p>
+            <w:pPr>
+              <w:spacing w:beforeLines="10" w:before="31"/>
+              <w:rPr>
+                <w:rFonts w:ascii="Times New Roman" w:eastAsia="宋体" w:hAnsi="Times New Roman" w:cs="Times New Roman"/>
+                <w:sz w:val="24"/>
+                <w:szCs w:val="24"/>
+              </w:rPr>
+            </w:pPr>
+            <w:r>
+              <w:rPr>
+                <w:rFonts w:ascii="Times New Roman" w:eastAsia="宋体" w:hAnsi="Times New Roman" w:cs="Times New Roman"/>
+                <w:sz w:val="24"/>
+                <w:szCs w:val="24"/>
+              </w:rPr>
+              <w:t>了解项目主要目标，阅读相关文献，整理项目背景资料</w:t>
+            </w:r>
+          </w:p>
+        </w:tc>
+      </w:tr>
+      <w:tr>
+        <w:tc>
+          <w:tcPr>
+            <w:tcW w:w="709" w:type="dxa"/>
+            <w:vAlign w:val="center"/>
+          </w:tcPr>
+          <w:p>
+            <w:pPr>
+              <w:spacing w:beforeLines="10" w:before="31"/>
+              <w:jc w:val="center"/>
+              <w:rPr>
+                <w:rFonts w:ascii="Times New Roman" w:eastAsia="宋体" w:hAnsi="Times New Roman" w:cs="Times New Roman"/>
+                <w:sz w:val="24"/>
+                <w:szCs w:val="24"/>
+              </w:rPr>
+            </w:pPr>
+            <w:r>
+              <w:rPr>
+                <w:rFonts w:ascii="Times New Roman" w:eastAsia="宋体" w:hAnsi="Times New Roman" w:cs="Times New Roman"/>
+                <w:sz w:val="24"/>
+                <w:szCs w:val="24"/>
+              </w:rPr>
+              <w:t>2</w:t>
+            </w:r>
+          </w:p>
+        </w:tc>
+        <w:tc>
+          <w:tcPr>
+            <w:tcW w:w="2410" w:type="dxa"/>
+            <w:vAlign w:val="center"/>
+          </w:tcPr>
+          <w:p>
+            <w:pPr>
+              <w:spacing w:beforeLines="10" w:before="31"/>
+              <w:jc w:val="center"/>
+              <w:rPr>
+                <w:rFonts w:ascii="Times New Roman" w:eastAsia="宋体" w:hAnsi="Times New Roman" w:cs="Times New Roman" w:hint="eastAsia"/>
+                <w:sz w:val="24"/>
+                <w:szCs w:val="24"/>
+              </w:rPr>
+            </w:pPr>
+            <w:r>
+              <w:rPr>
+                <w:rFonts w:ascii="Times New Roman" w:eastAsia="宋体" w:hAnsi="Times New Roman" w:cs="Times New Roman"/>
+                <w:sz w:val="24"/>
+                <w:szCs w:val="24"/>
+              </w:rPr>
+              <w:t>202</w:t>
+            </w:r>
+            <w:r>
+              <w:rPr>
+                <w:rFonts w:ascii="Times New Roman" w:eastAsia="宋体" w:hAnsi="Times New Roman" w:cs="Times New Roman" w:hint="eastAsia"/>
+                <w:sz w:val="24"/>
+                <w:szCs w:val="24"/>
+              </w:rPr>
+              <w:t>6</w:t>
+            </w:r>
+            <w:r>
+              <w:rPr>
+                <w:rFonts w:ascii="Times New Roman" w:eastAsia="宋体" w:hAnsi="Times New Roman" w:cs="Times New Roman"/>
+                <w:sz w:val="24"/>
+                <w:szCs w:val="24"/>
+              </w:rPr>
+              <w:t>.</w:t>
+            </w:r>
+            <w:r>
+              <w:rPr>
+                <w:rFonts w:ascii="Times New Roman" w:eastAsia="宋体" w:hAnsi="Times New Roman" w:cs="Times New Roman" w:hint="eastAsia"/>
+                <w:sz w:val="24"/>
+                <w:szCs w:val="24"/>
+              </w:rPr>
+              <w:t>3</w:t>
+            </w:r>
+            <w:r>
+              <w:rPr>
+                <w:rFonts w:ascii="Times New Roman" w:eastAsia="宋体" w:hAnsi="Times New Roman" w:cs="Times New Roman"/>
+                <w:sz w:val="24"/>
+                <w:szCs w:val="24"/>
+              </w:rPr>
+              <w:t>.1-202</w:t>
+            </w:r>
+            <w:r>
+              <w:rPr>
+                <w:rFonts w:ascii="Times New Roman" w:eastAsia="宋体" w:hAnsi="Times New Roman" w:cs="Times New Roman" w:hint="eastAsia"/>
+                <w:sz w:val="24"/>
+                <w:szCs w:val="24"/>
+              </w:rPr>
+              <w:t>6</w:t>
+            </w:r>
+            <w:r>
+              <w:rPr>
+                <w:rFonts w:ascii="Times New Roman" w:eastAsia="宋体" w:hAnsi="Times New Roman" w:cs="Times New Roman"/>
+                <w:sz w:val="24"/>
+                <w:szCs w:val="24"/>
+              </w:rPr>
+              <w:t>.</w:t>
+            </w:r>
+            <w:r>
+              <w:rPr>
+                <w:rFonts w:ascii="Times New Roman" w:eastAsia="宋体" w:hAnsi="Times New Roman" w:cs="Times New Roman" w:hint="eastAsia"/>
+                <w:sz w:val="24"/>
+                <w:szCs w:val="24"/>
+              </w:rPr>
+              <w:t>3</w:t>
+            </w:r>
+            <w:r>
+              <w:rPr>
+                <w:rFonts w:ascii="Times New Roman" w:eastAsia="宋体" w:hAnsi="Times New Roman" w:cs="Times New Roman"/>
+                <w:sz w:val="24"/>
+                <w:szCs w:val="24"/>
+              </w:rPr>
+              <w:t>.</w:t>
+            </w:r>
+            <w:r>
+              <w:rPr>
+                <w:rFonts w:ascii="Times New Roman" w:eastAsia="宋体" w:hAnsi="Times New Roman" w:cs="Times New Roman" w:hint="eastAsia"/>
+                <w:sz w:val="24"/>
+                <w:szCs w:val="24"/>
+              </w:rPr>
+              <w:t>8</w:t>
+            </w:r>
+          </w:p>
+        </w:tc>
+        <w:tc>
+          <w:tcPr>
+            <w:tcW w:w="5324" w:type="dxa"/>
+            <w:vAlign w:val="center"/>
+          </w:tcPr>
+          <w:p>
+            <w:pPr>
+              <w:spacing w:beforeLines="10" w:before="31"/>
+              <w:rPr>
+                <w:rFonts w:ascii="Times New Roman" w:eastAsia="宋体" w:hAnsi="Times New Roman" w:cs="Times New Roman"/>
+                <w:sz w:val="24"/>
+                <w:szCs w:val="24"/>
+              </w:rPr>
+            </w:pPr>
+            <w:r>
+              <w:rPr>
+                <w:rFonts w:ascii="Times New Roman" w:eastAsia="宋体" w:hAnsi="Times New Roman" w:cs="Times New Roman"/>
+                <w:sz w:val="24"/>
+                <w:szCs w:val="24"/>
+              </w:rPr>
+              <w:t>梳理项目基本方案，完成开题材料的撰写</w:t>
+            </w:r>
+          </w:p>
+        </w:tc>
+      </w:tr>
+      <w:tr>
+        <w:tc>
+          <w:tcPr>
+            <w:tcW w:w="709" w:type="dxa"/>
+            <w:vAlign w:val="center"/>
+          </w:tcPr>
+          <w:p>
+            <w:pPr>
+              <w:spacing w:beforeLines="10" w:before="31"/>
+              <w:jc w:val="center"/>
+              <w:rPr>
+                <w:rFonts w:ascii="Times New Roman" w:eastAsia="宋体" w:hAnsi="Times New Roman" w:cs="Times New Roman"/>
+                <w:sz w:val="24"/>
+                <w:szCs w:val="24"/>
+              </w:rPr>
+            </w:pPr>
+            <w:r>
+              <w:rPr>
+                <w:rFonts w:ascii="Times New Roman" w:eastAsia="宋体" w:hAnsi="Times New Roman" w:cs="Times New Roman"/>
+                <w:sz w:val="24"/>
+                <w:szCs w:val="24"/>
+              </w:rPr>
+              <w:t>3</w:t>
+            </w:r>
+          </w:p>
+        </w:tc>
+        <w:tc>
+          <w:tcPr>
+            <w:tcW w:w="2410" w:type="dxa"/>
+            <w:vAlign w:val="center"/>
+          </w:tcPr>
+          <w:p>
+            <w:pPr>
+              <w:spacing w:beforeLines="10" w:before="31"/>
+              <w:jc w:val="center"/>
+              <w:rPr>
+                <w:rFonts w:ascii="Times New Roman" w:eastAsia="宋体" w:hAnsi="Times New Roman" w:cs="Times New Roman" w:hint="eastAsia"/>
+                <w:sz w:val="24"/>
+                <w:szCs w:val="24"/>
+              </w:rPr>
+            </w:pPr>
+            <w:r>
+              <w:rPr>
+                <w:rFonts w:ascii="Times New Roman" w:eastAsia="宋体" w:hAnsi="Times New Roman" w:cs="Times New Roman"/>
+                <w:sz w:val="24"/>
+                <w:szCs w:val="24"/>
+              </w:rPr>
+              <w:t>202</w:t>
+            </w:r>
+            <w:r>
+              <w:rPr>
+                <w:rFonts w:ascii="Times New Roman" w:eastAsia="宋体" w:hAnsi="Times New Roman" w:cs="Times New Roman" w:hint="eastAsia"/>
+                <w:sz w:val="24"/>
+                <w:szCs w:val="24"/>
+              </w:rPr>
+              <w:t>6</w:t>
+            </w:r>
+            <w:r>
+              <w:rPr>
+                <w:rFonts w:ascii="Times New Roman" w:eastAsia="宋体" w:hAnsi="Times New Roman" w:cs="Times New Roman"/>
+                <w:sz w:val="24"/>
+                <w:szCs w:val="24"/>
+              </w:rPr>
+              <w:t>.</w:t>
+            </w:r>
+            <w:r>
+              <w:rPr>
+                <w:rFonts w:ascii="Times New Roman" w:eastAsia="宋体" w:hAnsi="Times New Roman" w:cs="Times New Roman" w:hint="eastAsia"/>
+                <w:sz w:val="24"/>
+                <w:szCs w:val="24"/>
+              </w:rPr>
+              <w:t>3</w:t>
+            </w:r>
+            <w:r>
+              <w:rPr>
+                <w:rFonts w:ascii="Times New Roman" w:eastAsia="宋体" w:hAnsi="Times New Roman" w:cs="Times New Roman"/>
+                <w:sz w:val="24"/>
+                <w:szCs w:val="24"/>
+              </w:rPr>
+              <w:t>.</w:t>
+            </w:r>
+            <w:r>
+              <w:rPr>
+                <w:rFonts w:ascii="Times New Roman" w:eastAsia="宋体" w:hAnsi="Times New Roman" w:cs="Times New Roman" w:hint="eastAsia"/>
+                <w:sz w:val="24"/>
+                <w:szCs w:val="24"/>
+              </w:rPr>
+              <w:t>9</w:t>
+            </w:r>
+            <w:r>
+              <w:rPr>
+                <w:rFonts w:ascii="Times New Roman" w:eastAsia="宋体" w:hAnsi="Times New Roman" w:cs="Times New Roman"/>
+                <w:sz w:val="24"/>
+                <w:szCs w:val="24"/>
+              </w:rPr>
+              <w:t>-202</w:t>
+            </w:r>
+            <w:r>
+              <w:rPr>
+                <w:rFonts w:ascii="Times New Roman" w:eastAsia="宋体" w:hAnsi="Times New Roman" w:cs="Times New Roman" w:hint="eastAsia"/>
+                <w:sz w:val="24"/>
+                <w:szCs w:val="24"/>
+              </w:rPr>
+              <w:t>6</w:t>
+            </w:r>
+            <w:r>
+              <w:rPr>
+                <w:rFonts w:ascii="Times New Roman" w:eastAsia="宋体" w:hAnsi="Times New Roman" w:cs="Times New Roman"/>
+                <w:sz w:val="24"/>
+                <w:szCs w:val="24"/>
+              </w:rPr>
+              <w:t>.</w:t>
+            </w:r>
+            <w:r>
+              <w:rPr>
+                <w:rFonts w:ascii="Times New Roman" w:eastAsia="宋体" w:hAnsi="Times New Roman" w:cs="Times New Roman" w:hint="eastAsia"/>
+                <w:sz w:val="24"/>
+                <w:szCs w:val="24"/>
+              </w:rPr>
+              <w:t>3</w:t>
+            </w:r>
+            <w:r>
+              <w:rPr>
+                <w:rFonts w:ascii="Times New Roman" w:eastAsia="宋体" w:hAnsi="Times New Roman" w:cs="Times New Roman"/>
+                <w:sz w:val="24"/>
+                <w:szCs w:val="24"/>
+              </w:rPr>
+              <w:t>.</w:t>
+            </w:r>
+            <w:r>
+              <w:rPr>
+                <w:rFonts w:ascii="Times New Roman" w:eastAsia="宋体" w:hAnsi="Times New Roman" w:cs="Times New Roman" w:hint="eastAsia"/>
+                <w:sz w:val="24"/>
+                <w:szCs w:val="24"/>
+              </w:rPr>
+              <w:t>15</w:t>
+            </w:r>
+          </w:p>
+        </w:tc>
+        <w:tc>
+          <w:tcPr>
+            <w:tcW w:w="5324" w:type="dxa"/>
+            <w:vAlign w:val="center"/>
+          </w:tcPr>
+          <w:p>
+            <w:pPr>
+              <w:spacing w:beforeLines="10" w:before="31"/>
+              <w:rPr>
+                <w:rFonts w:ascii="Times New Roman" w:eastAsia="宋体" w:hAnsi="Times New Roman" w:cs="Times New Roman"/>
+                <w:sz w:val="24"/>
+                <w:szCs w:val="24"/>
+              </w:rPr>
+            </w:pPr>
+            <w:r>
+              <w:rPr>
+                <w:rFonts w:ascii="Times New Roman" w:eastAsia="宋体" w:hAnsi="Times New Roman" w:cs="Times New Roman"/>
+                <w:sz w:val="24"/>
+                <w:szCs w:val="24"/>
+              </w:rPr>
+              <w:t>完成问题建模与评价指标确定；搭建仿真与数据处理基础框架。</w:t>
+            </w:r>
+          </w:p>
+        </w:tc>
+      </w:tr>
+      <w:tr>
+        <w:tc>
+          <w:tcPr>
+            <w:tcW w:w="709" w:type="dxa"/>
+            <w:vAlign w:val="center"/>
+          </w:tcPr>
+          <w:p>
+            <w:pPr>
+              <w:spacing w:beforeLines="10" w:before="31"/>
+              <w:jc w:val="center"/>
+              <w:rPr>
+                <w:rFonts w:ascii="Times New Roman" w:eastAsia="宋体" w:hAnsi="Times New Roman" w:cs="Times New Roman"/>
+                <w:sz w:val="24"/>
+                <w:szCs w:val="24"/>
+              </w:rPr>
+            </w:pPr>
+            <w:r>
+              <w:rPr>
+                <w:rFonts w:ascii="Times New Roman" w:eastAsia="宋体" w:hAnsi="Times New Roman" w:cs="Times New Roman"/>
+                <w:sz w:val="24"/>
+                <w:szCs w:val="24"/>
+              </w:rPr>
+              <w:t>4</w:t>
+            </w:r>
+          </w:p>
+        </w:tc>
+        <w:tc>
+          <w:tcPr>
+            <w:tcW w:w="2410" w:type="dxa"/>
+            <w:vAlign w:val="center"/>
+          </w:tcPr>
+          <w:p>
+            <w:pPr>
+              <w:spacing w:beforeLines="10" w:before="31"/>
+              <w:jc w:val="center"/>
+              <w:rPr>
+                <w:rFonts w:ascii="Times New Roman" w:eastAsia="宋体" w:hAnsi="Times New Roman" w:cs="Times New Roman" w:hint="eastAsia"/>
+                <w:sz w:val="24"/>
+                <w:szCs w:val="24"/>
+              </w:rPr>
+            </w:pPr>
+            <w:r>
+              <w:rPr>
+                <w:rFonts w:ascii="Times New Roman" w:eastAsia="宋体" w:hAnsi="Times New Roman" w:cs="Times New Roman"/>
+                <w:sz w:val="24"/>
+                <w:szCs w:val="24"/>
+              </w:rPr>
+              <w:t>202</w:t>
+            </w:r>
+            <w:r>
+              <w:rPr>
+                <w:rFonts w:ascii="Times New Roman" w:eastAsia="宋体" w:hAnsi="Times New Roman" w:cs="Times New Roman" w:hint="eastAsia"/>
+                <w:sz w:val="24"/>
+                <w:szCs w:val="24"/>
+              </w:rPr>
+              <w:t>6</w:t>
+            </w:r>
+            <w:r>
+              <w:rPr>
+                <w:rFonts w:ascii="Times New Roman" w:eastAsia="宋体" w:hAnsi="Times New Roman" w:cs="Times New Roman"/>
+                <w:sz w:val="24"/>
+                <w:szCs w:val="24"/>
+              </w:rPr>
+              <w:t>.</w:t>
+            </w:r>
+            <w:r>
+              <w:rPr>
+                <w:rFonts w:ascii="Times New Roman" w:eastAsia="宋体" w:hAnsi="Times New Roman" w:cs="Times New Roman" w:hint="eastAsia"/>
+                <w:sz w:val="24"/>
+                <w:szCs w:val="24"/>
+              </w:rPr>
+              <w:t>16</w:t>
+            </w:r>
+            <w:r>
+              <w:rPr>
+                <w:rFonts w:ascii="Times New Roman" w:eastAsia="宋体" w:hAnsi="Times New Roman" w:cs="Times New Roman"/>
+                <w:sz w:val="24"/>
+                <w:szCs w:val="24"/>
+              </w:rPr>
+              <w:t>.-202</w:t>
+            </w:r>
+            <w:r>
+              <w:rPr>
+                <w:rFonts w:ascii="Times New Roman" w:eastAsia="宋体" w:hAnsi="Times New Roman" w:cs="Times New Roman" w:hint="eastAsia"/>
+                <w:sz w:val="24"/>
+                <w:szCs w:val="24"/>
+              </w:rPr>
+              <w:t>6</w:t>
+            </w:r>
+            <w:r>
+              <w:rPr>
+                <w:rFonts w:ascii="Times New Roman" w:eastAsia="宋体" w:hAnsi="Times New Roman" w:cs="Times New Roman"/>
+                <w:sz w:val="24"/>
+                <w:szCs w:val="24"/>
+              </w:rPr>
+              <w:t>.</w:t>
+            </w:r>
+            <w:r>
+              <w:rPr>
+                <w:rFonts w:ascii="Times New Roman" w:eastAsia="宋体" w:hAnsi="Times New Roman" w:cs="Times New Roman" w:hint="eastAsia"/>
+                <w:sz w:val="24"/>
+                <w:szCs w:val="24"/>
+              </w:rPr>
+              <w:t>3</w:t>
+            </w:r>
+            <w:r>
+              <w:rPr>
+                <w:rFonts w:ascii="Times New Roman" w:eastAsia="宋体" w:hAnsi="Times New Roman" w:cs="Times New Roman"/>
+                <w:sz w:val="24"/>
+                <w:szCs w:val="24"/>
+              </w:rPr>
+              <w:t>.</w:t>
+            </w:r>
+            <w:r>
+              <w:rPr>
+                <w:rFonts w:ascii="Times New Roman" w:eastAsia="宋体" w:hAnsi="Times New Roman" w:cs="Times New Roman" w:hint="eastAsia"/>
+                <w:sz w:val="24"/>
+                <w:szCs w:val="24"/>
+              </w:rPr>
+              <w:t>22</w:t>
+            </w:r>
+          </w:p>
+        </w:tc>
+        <w:tc>
+          <w:tcPr>
+            <w:tcW w:w="5324" w:type="dxa"/>
+            <w:vAlign w:val="center"/>
+          </w:tcPr>
+          <w:p>
+            <w:pPr>
+              <w:spacing w:beforeLines="10" w:before="31"/>
+              <w:rPr>
+                <w:rFonts w:ascii="Times New Roman" w:eastAsia="宋体" w:hAnsi="Times New Roman" w:cs="Times New Roman"/>
+                <w:sz w:val="24"/>
+                <w:szCs w:val="24"/>
+              </w:rPr>
+            </w:pPr>
+            <w:r>
+              <w:rPr>
+                <w:rFonts w:ascii="Times New Roman" w:eastAsia="宋体" w:hAnsi="Times New Roman" w:cs="Times New Roman"/>
+                <w:sz w:val="24"/>
+                <w:szCs w:val="24"/>
+              </w:rPr>
+              <w:t>实现区域预处理与凸多边形分解；验证分解效果。</w:t>
+            </w:r>
+          </w:p>
+        </w:tc>
+      </w:tr>
+      <w:tr>
+        <w:tc>
+          <w:tcPr>
+            <w:tcW w:w="709" w:type="dxa"/>
+            <w:vAlign w:val="center"/>
+          </w:tcPr>
+          <w:p>
+            <w:pPr>
+              <w:spacing w:beforeLines="10" w:before="31"/>
+              <w:jc w:val="center"/>
+              <w:rPr>
+                <w:rFonts w:ascii="Times New Roman" w:eastAsia="宋体" w:hAnsi="Times New Roman" w:cs="Times New Roman"/>
+                <w:sz w:val="24"/>
+                <w:szCs w:val="24"/>
+              </w:rPr>
+            </w:pPr>
+            <w:r>
+              <w:rPr>
+                <w:rFonts w:ascii="Times New Roman" w:eastAsia="宋体" w:hAnsi="Times New Roman" w:cs="Times New Roman"/>
+                <w:sz w:val="24"/>
+                <w:szCs w:val="24"/>
+              </w:rPr>
+              <w:t>5</w:t>
+            </w:r>
+          </w:p>
+        </w:tc>
+        <w:tc>
+          <w:tcPr>
+            <w:tcW w:w="2410" w:type="dxa"/>
+            <w:vAlign w:val="center"/>
+          </w:tcPr>
+          <w:p>
+            <w:pPr>
+              <w:spacing w:beforeLines="10" w:before="31"/>
+              <w:jc w:val="center"/>
+              <w:rPr>
+                <w:rFonts w:ascii="Times New Roman" w:eastAsia="宋体" w:hAnsi="Times New Roman" w:cs="Times New Roman" w:hint="eastAsia"/>
+                <w:sz w:val="24"/>
+                <w:szCs w:val="24"/>
+              </w:rPr>
+            </w:pPr>
+            <w:r>
+              <w:rPr>
+                <w:rFonts w:ascii="Times New Roman" w:eastAsia="宋体" w:hAnsi="Times New Roman" w:cs="Times New Roman"/>
+                <w:sz w:val="24"/>
+                <w:szCs w:val="24"/>
+              </w:rPr>
+              <w:t>202</w:t>
+            </w:r>
+            <w:r>
+              <w:rPr>
+                <w:rFonts w:ascii="Times New Roman" w:eastAsia="宋体" w:hAnsi="Times New Roman" w:cs="Times New Roman" w:hint="eastAsia"/>
+                <w:sz w:val="24"/>
+                <w:szCs w:val="24"/>
+              </w:rPr>
+              <w:t>6</w:t>
+            </w:r>
+            <w:r>
+              <w:rPr>
+                <w:rFonts w:ascii="Times New Roman" w:eastAsia="宋体" w:hAnsi="Times New Roman" w:cs="Times New Roman"/>
+                <w:sz w:val="24"/>
+                <w:szCs w:val="24"/>
+              </w:rPr>
+              <w:t>.</w:t>
+            </w:r>
+            <w:r>
+              <w:rPr>
+                <w:rFonts w:ascii="Times New Roman" w:eastAsia="宋体" w:hAnsi="Times New Roman" w:cs="Times New Roman" w:hint="eastAsia"/>
+                <w:sz w:val="24"/>
+                <w:szCs w:val="24"/>
+              </w:rPr>
+              <w:t>3</w:t>
+            </w:r>
+            <w:r>
+              <w:rPr>
+                <w:rFonts w:ascii="Times New Roman" w:eastAsia="宋体" w:hAnsi="Times New Roman" w:cs="Times New Roman"/>
+                <w:sz w:val="24"/>
+                <w:szCs w:val="24"/>
+              </w:rPr>
+              <w:t>.</w:t>
+            </w:r>
+            <w:r>
+              <w:rPr>
+                <w:rFonts w:ascii="Times New Roman" w:eastAsia="宋体" w:hAnsi="Times New Roman" w:cs="Times New Roman" w:hint="eastAsia"/>
+                <w:sz w:val="24"/>
+                <w:szCs w:val="24"/>
+              </w:rPr>
+              <w:t>23</w:t>
+            </w:r>
+            <w:r>
+              <w:rPr>
+                <w:rFonts w:ascii="Times New Roman" w:eastAsia="宋体" w:hAnsi="Times New Roman" w:cs="Times New Roman"/>
+                <w:sz w:val="24"/>
+                <w:szCs w:val="24"/>
+              </w:rPr>
+              <w:t>-202</w:t>
+            </w:r>
+            <w:r>
+              <w:rPr>
+                <w:rFonts w:ascii="Times New Roman" w:eastAsia="宋体" w:hAnsi="Times New Roman" w:cs="Times New Roman" w:hint="eastAsia"/>
+                <w:sz w:val="24"/>
+                <w:szCs w:val="24"/>
+              </w:rPr>
+              <w:t>6</w:t>
+            </w:r>
+            <w:r>
+              <w:rPr>
+                <w:rFonts w:ascii="Times New Roman" w:eastAsia="宋体" w:hAnsi="Times New Roman" w:cs="Times New Roman"/>
+                <w:sz w:val="24"/>
+                <w:szCs w:val="24"/>
+              </w:rPr>
+              <w:t>.</w:t>
+            </w:r>
+            <w:r>
+              <w:rPr>
+                <w:rFonts w:ascii="Times New Roman" w:eastAsia="宋体" w:hAnsi="Times New Roman" w:cs="Times New Roman" w:hint="eastAsia"/>
+                <w:sz w:val="24"/>
+                <w:szCs w:val="24"/>
+              </w:rPr>
+              <w:t>3</w:t>
+            </w:r>
+            <w:r>
+              <w:rPr>
+                <w:rFonts w:ascii="Times New Roman" w:eastAsia="宋体" w:hAnsi="Times New Roman" w:cs="Times New Roman"/>
+                <w:sz w:val="24"/>
+                <w:szCs w:val="24"/>
+              </w:rPr>
+              <w:t>.</w:t>
+            </w:r>
+            <w:r>
+              <w:rPr>
+                <w:rFonts w:ascii="Times New Roman" w:eastAsia="宋体" w:hAnsi="Times New Roman" w:cs="Times New Roman" w:hint="eastAsia"/>
+                <w:sz w:val="24"/>
+                <w:szCs w:val="24"/>
+              </w:rPr>
+              <w:t>29</w:t>
+            </w:r>
+          </w:p>
+        </w:tc>
+        <w:tc>
+          <w:tcPr>
+            <w:tcW w:w="5324" w:type="dxa"/>
+            <w:vAlign w:val="center"/>
+          </w:tcPr>
+          <w:p>
+            <w:pPr>
+              <w:spacing w:beforeLines="10" w:before="31"/>
+              <w:rPr>
+                <w:rFonts w:ascii="Times New Roman" w:eastAsia="宋体" w:hAnsi="Times New Roman" w:cs="Times New Roman"/>
+                <w:sz w:val="24"/>
+                <w:szCs w:val="24"/>
+              </w:rPr>
+            </w:pPr>
+            <w:r>
+              <w:rPr>
+                <w:rFonts w:ascii="Times New Roman" w:eastAsia="宋体" w:hAnsi="Times New Roman" w:cs="Times New Roman"/>
+                <w:sz w:val="24"/>
+                <w:szCs w:val="24"/>
+              </w:rPr>
+              <w:t>实现子区域内全覆盖路径生成；输出子区出入口候选。</w:t>
+            </w:r>
+          </w:p>
+        </w:tc>
+      </w:tr>
+      <w:tr>
+        <w:tc>
+          <w:tcPr>
+            <w:tcW w:w="709" w:type="dxa"/>
+            <w:vAlign w:val="center"/>
+          </w:tcPr>
+          <w:p>
+            <w:pPr>
+              <w:spacing w:beforeLines="10" w:before="31"/>
+              <w:jc w:val="center"/>
+              <w:rPr>
+                <w:rFonts w:ascii="Times New Roman" w:eastAsia="宋体" w:hAnsi="Times New Roman" w:cs="Times New Roman"/>
+                <w:sz w:val="24"/>
+                <w:szCs w:val="24"/>
+              </w:rPr>
+            </w:pPr>
+            <w:r>
+              <w:rPr>
+                <w:rFonts w:ascii="Times New Roman" w:eastAsia="宋体" w:hAnsi="Times New Roman" w:cs="Times New Roman"/>
+                <w:sz w:val="24"/>
+                <w:szCs w:val="24"/>
+              </w:rPr>
+              <w:t>6</w:t>
+            </w:r>
+          </w:p>
+        </w:tc>
+        <w:tc>
+          <w:tcPr>
+            <w:tcW w:w="2410" w:type="dxa"/>
+            <w:vAlign w:val="center"/>
+          </w:tcPr>
+          <w:p>
+            <w:pPr>
+              <w:spacing w:beforeLines="10" w:before="31"/>
+              <w:jc w:val="center"/>
+              <w:rPr>
+                <w:rFonts w:ascii="Times New Roman" w:eastAsia="宋体" w:hAnsi="Times New Roman" w:cs="Times New Roman" w:hint="eastAsia"/>
+                <w:sz w:val="24"/>
+                <w:szCs w:val="24"/>
+              </w:rPr>
+            </w:pPr>
+            <w:r>
+              <w:rPr>
+                <w:rFonts w:ascii="Times New Roman" w:eastAsia="宋体" w:hAnsi="Times New Roman" w:cs="Times New Roman"/>
+                <w:sz w:val="24"/>
+                <w:szCs w:val="24"/>
+              </w:rPr>
+              <w:t>202</w:t>
+            </w:r>
+            <w:r>
+              <w:rPr>
+                <w:rFonts w:ascii="Times New Roman" w:eastAsia="宋体" w:hAnsi="Times New Roman" w:cs="Times New Roman" w:hint="eastAsia"/>
+                <w:sz w:val="24"/>
+                <w:szCs w:val="24"/>
+              </w:rPr>
+              <w:t>6</w:t>
+            </w:r>
+            <w:r>
+              <w:rPr>
+                <w:rFonts w:ascii="Times New Roman" w:eastAsia="宋体" w:hAnsi="Times New Roman" w:cs="Times New Roman"/>
+                <w:sz w:val="24"/>
+                <w:szCs w:val="24"/>
+              </w:rPr>
+              <w:t>.</w:t>
+            </w:r>
+            <w:r>
+              <w:rPr>
+                <w:rFonts w:ascii="Times New Roman" w:eastAsia="宋体" w:hAnsi="Times New Roman" w:cs="Times New Roman" w:hint="eastAsia"/>
+                <w:sz w:val="24"/>
+                <w:szCs w:val="24"/>
+              </w:rPr>
+              <w:t>3</w:t>
+            </w:r>
+            <w:r>
+              <w:rPr>
+                <w:rFonts w:ascii="Times New Roman" w:eastAsia="宋体" w:hAnsi="Times New Roman" w:cs="Times New Roman"/>
+                <w:sz w:val="24"/>
+                <w:szCs w:val="24"/>
+              </w:rPr>
+              <w:t>.</w:t>
+            </w:r>
+            <w:r>
+              <w:rPr>
+                <w:rFonts w:ascii="Times New Roman" w:eastAsia="宋体" w:hAnsi="Times New Roman" w:cs="Times New Roman" w:hint="eastAsia"/>
+                <w:sz w:val="24"/>
+                <w:szCs w:val="24"/>
+              </w:rPr>
+              <w:t>30</w:t>
+            </w:r>
+            <w:r>
+              <w:rPr>
+                <w:rFonts w:ascii="Times New Roman" w:eastAsia="宋体" w:hAnsi="Times New Roman" w:cs="Times New Roman"/>
+                <w:sz w:val="24"/>
+                <w:szCs w:val="24"/>
+              </w:rPr>
+              <w:t>-202</w:t>
+            </w:r>
+            <w:r>
+              <w:rPr>
+                <w:rFonts w:ascii="Times New Roman" w:eastAsia="宋体" w:hAnsi="Times New Roman" w:cs="Times New Roman" w:hint="eastAsia"/>
+                <w:sz w:val="24"/>
+                <w:szCs w:val="24"/>
+              </w:rPr>
+              <w:t>6</w:t>
+            </w:r>
+            <w:r>
+              <w:rPr>
+                <w:rFonts w:ascii="Times New Roman" w:eastAsia="宋体" w:hAnsi="Times New Roman" w:cs="Times New Roman"/>
+                <w:sz w:val="24"/>
+                <w:szCs w:val="24"/>
+              </w:rPr>
+              <w:t>.</w:t>
+            </w:r>
+            <w:r>
+              <w:rPr>
+                <w:rFonts w:ascii="Times New Roman" w:eastAsia="宋体" w:hAnsi="Times New Roman" w:cs="Times New Roman" w:hint="eastAsia"/>
+                <w:sz w:val="24"/>
+                <w:szCs w:val="24"/>
+              </w:rPr>
+              <w:t>4</w:t>
+            </w:r>
+            <w:r>
+              <w:rPr>
+                <w:rFonts w:ascii="Times New Roman" w:eastAsia="宋体" w:hAnsi="Times New Roman" w:cs="Times New Roman"/>
+                <w:sz w:val="24"/>
+                <w:szCs w:val="24"/>
+              </w:rPr>
+              <w:t>.</w:t>
+            </w:r>
+            <w:r>
+              <w:rPr>
+                <w:rFonts w:ascii="Times New Roman" w:eastAsia="宋体" w:hAnsi="Times New Roman" w:cs="Times New Roman" w:hint="eastAsia"/>
+                <w:sz w:val="24"/>
+                <w:szCs w:val="24"/>
+              </w:rPr>
+              <w:t>5</w:t>
+            </w:r>
+          </w:p>
+        </w:tc>
+        <w:tc>
+          <w:tcPr>
+            <w:tcW w:w="5324" w:type="dxa"/>
+            <w:vAlign w:val="center"/>
+          </w:tcPr>
+          <w:p>
+            <w:pPr>
+              <w:spacing w:beforeLines="10" w:before="31"/>
+              <w:rPr>
+                <w:rFonts w:ascii="Times New Roman" w:eastAsia="宋体" w:hAnsi="Times New Roman" w:cs="Times New Roman"/>
+                <w:sz w:val="24"/>
+                <w:szCs w:val="24"/>
+              </w:rPr>
+            </w:pPr>
+            <w:r>
+              <w:rPr>
+                <w:rFonts w:ascii="Times New Roman" w:eastAsia="宋体" w:hAnsi="Times New Roman" w:cs="Times New Roman"/>
+                <w:sz w:val="24"/>
+                <w:szCs w:val="24"/>
+              </w:rPr>
+              <w:t>建立子区访问顺序优化模型；采用模拟退火求解访问序列并测试。</w:t>
+            </w:r>
+          </w:p>
+        </w:tc>
+      </w:tr>
+      <w:tr>
+        <w:tc>
+          <w:tcPr>
+            <w:tcW w:w="709" w:type="dxa"/>
+            <w:vAlign w:val="center"/>
+          </w:tcPr>
+          <w:p>
+            <w:pPr>
+              <w:spacing w:beforeLines="10" w:before="31"/>
+              <w:jc w:val="center"/>
+              <w:rPr>
+                <w:rFonts w:ascii="Times New Roman" w:eastAsia="宋体" w:hAnsi="Times New Roman" w:cs="Times New Roman"/>
+                <w:sz w:val="24"/>
+                <w:szCs w:val="24"/>
+              </w:rPr>
+            </w:pPr>
+            <w:r>
+              <w:rPr>
+                <w:rFonts w:ascii="Times New Roman" w:eastAsia="宋体" w:hAnsi="Times New Roman" w:cs="Times New Roman"/>
+                <w:sz w:val="24"/>
+                <w:szCs w:val="24"/>
+              </w:rPr>
+              <w:t>7</w:t>
+            </w:r>
+          </w:p>
+        </w:tc>
+        <w:tc>
+          <w:tcPr>
+            <w:tcW w:w="2410" w:type="dxa"/>
+            <w:vAlign w:val="center"/>
+          </w:tcPr>
+          <w:p>
+            <w:pPr>
+              <w:spacing w:beforeLines="10" w:before="31"/>
+              <w:jc w:val="center"/>
+              <w:rPr>
+                <w:rFonts w:ascii="Times New Roman" w:eastAsia="宋体" w:hAnsi="Times New Roman" w:cs="Times New Roman" w:hint="eastAsia"/>
+                <w:sz w:val="24"/>
+                <w:szCs w:val="24"/>
+              </w:rPr>
+            </w:pPr>
+            <w:r>
+              <w:rPr>
+                <w:rFonts w:ascii="Times New Roman" w:eastAsia="宋体" w:hAnsi="Times New Roman" w:cs="Times New Roman"/>
+                <w:sz w:val="24"/>
+                <w:szCs w:val="24"/>
+              </w:rPr>
+              <w:t>202</w:t>
+            </w:r>
+            <w:r>
+              <w:rPr>
+                <w:rFonts w:ascii="Times New Roman" w:eastAsia="宋体" w:hAnsi="Times New Roman" w:cs="Times New Roman" w:hint="eastAsia"/>
+                <w:sz w:val="24"/>
+                <w:szCs w:val="24"/>
+              </w:rPr>
+              <w:t>6</w:t>
+            </w:r>
+            <w:r>
+              <w:rPr>
+                <w:rFonts w:ascii="Times New Roman" w:eastAsia="宋体" w:hAnsi="Times New Roman" w:cs="Times New Roman"/>
+                <w:sz w:val="24"/>
+                <w:szCs w:val="24"/>
+              </w:rPr>
+              <w:t>.</w:t>
+            </w:r>
+            <w:r>
+              <w:rPr>
+                <w:rFonts w:ascii="Times New Roman" w:eastAsia="宋体" w:hAnsi="Times New Roman" w:cs="Times New Roman" w:hint="eastAsia"/>
+                <w:sz w:val="24"/>
+                <w:szCs w:val="24"/>
+              </w:rPr>
+              <w:t>4</w:t>
+            </w:r>
+            <w:r>
+              <w:rPr>
+                <w:rFonts w:ascii="Times New Roman" w:eastAsia="宋体" w:hAnsi="Times New Roman" w:cs="Times New Roman"/>
+                <w:sz w:val="24"/>
+                <w:szCs w:val="24"/>
+              </w:rPr>
+              <w:t>.</w:t>
+            </w:r>
+            <w:r>
+              <w:rPr>
+                <w:rFonts w:ascii="Times New Roman" w:eastAsia="宋体" w:hAnsi="Times New Roman" w:cs="Times New Roman" w:hint="eastAsia"/>
+                <w:sz w:val="24"/>
+                <w:szCs w:val="24"/>
+              </w:rPr>
+              <w:t>6</w:t>
+            </w:r>
+            <w:r>
+              <w:rPr>
+                <w:rFonts w:ascii="Times New Roman" w:eastAsia="宋体" w:hAnsi="Times New Roman" w:cs="Times New Roman"/>
+                <w:sz w:val="24"/>
+                <w:szCs w:val="24"/>
+              </w:rPr>
+              <w:t>-202</w:t>
+            </w:r>
+            <w:r>
+              <w:rPr>
+                <w:rFonts w:ascii="Times New Roman" w:eastAsia="宋体" w:hAnsi="Times New Roman" w:cs="Times New Roman" w:hint="eastAsia"/>
+                <w:sz w:val="24"/>
+                <w:szCs w:val="24"/>
+              </w:rPr>
+              <w:t>6</w:t>
+            </w:r>
+            <w:r>
+              <w:rPr>
+                <w:rFonts w:ascii="Times New Roman" w:eastAsia="宋体" w:hAnsi="Times New Roman" w:cs="Times New Roman"/>
+                <w:sz w:val="24"/>
+                <w:szCs w:val="24"/>
+              </w:rPr>
+              <w:t>.</w:t>
+            </w:r>
+            <w:r>
+              <w:rPr>
+                <w:rFonts w:ascii="Times New Roman" w:eastAsia="宋体" w:hAnsi="Times New Roman" w:cs="Times New Roman" w:hint="eastAsia"/>
+                <w:sz w:val="24"/>
+                <w:szCs w:val="24"/>
+              </w:rPr>
+              <w:t>4</w:t>
+            </w:r>
+            <w:r>
+              <w:rPr>
+                <w:rFonts w:ascii="Times New Roman" w:eastAsia="宋体" w:hAnsi="Times New Roman" w:cs="Times New Roman"/>
+                <w:sz w:val="24"/>
+                <w:szCs w:val="24"/>
+              </w:rPr>
+              <w:t>.</w:t>
+            </w:r>
+            <w:r>
+              <w:rPr>
+                <w:rFonts w:ascii="Times New Roman" w:eastAsia="宋体" w:hAnsi="Times New Roman" w:cs="Times New Roman" w:hint="eastAsia"/>
+                <w:sz w:val="24"/>
+                <w:szCs w:val="24"/>
+              </w:rPr>
+              <w:t>12</w:t>
+            </w:r>
+          </w:p>
+        </w:tc>
+        <w:tc>
+          <w:tcPr>
+            <w:tcW w:w="5324" w:type="dxa"/>
+            <w:vAlign w:val="center"/>
+          </w:tcPr>
+          <w:p>
+            <w:pPr>
+              <w:spacing w:beforeLines="10" w:before="31"/>
+              <w:rPr>
+                <w:rFonts w:ascii="Times New Roman" w:eastAsia="宋体" w:hAnsi="Times New Roman" w:cs="Times New Roman"/>
+                <w:sz w:val="24"/>
+                <w:szCs w:val="24"/>
+              </w:rPr>
+            </w:pPr>
+            <w:r>
+              <w:rPr>
+                <w:rFonts w:ascii="Times New Roman" w:eastAsia="宋体" w:hAnsi="Times New Roman" w:cs="Times New Roman"/>
+                <w:sz w:val="24"/>
+                <w:szCs w:val="24"/>
+              </w:rPr>
+              <w:t>完成期中小结的材料撰写，梳理项目完成情况</w:t>
+            </w:r>
+          </w:p>
+        </w:tc>
+      </w:tr>
+      <w:tr>
+        <w:tc>
+          <w:tcPr>
+            <w:tcW w:w="709" w:type="dxa"/>
+            <w:vAlign w:val="center"/>
+          </w:tcPr>
+          <w:p>
+            <w:pPr>
+              <w:spacing w:beforeLines="10" w:before="31"/>
+              <w:jc w:val="center"/>
+              <w:rPr>
+                <w:rFonts w:ascii="Times New Roman" w:eastAsia="宋体" w:hAnsi="Times New Roman" w:cs="Times New Roman"/>
+                <w:sz w:val="24"/>
+                <w:szCs w:val="24"/>
+              </w:rPr>
+            </w:pPr>
+            <w:r>
+              <w:rPr>
+                <w:rFonts w:ascii="Times New Roman" w:eastAsia="宋体" w:hAnsi="Times New Roman" w:cs="Times New Roman"/>
+                <w:sz w:val="24"/>
+                <w:szCs w:val="24"/>
+              </w:rPr>
+              <w:t>8</w:t>
+            </w:r>
+          </w:p>
+        </w:tc>
+        <w:tc>
+          <w:tcPr>
+            <w:tcW w:w="2410" w:type="dxa"/>
+            <w:vAlign w:val="center"/>
+          </w:tcPr>
+          <w:p>
+            <w:pPr>
+              <w:spacing w:beforeLines="10" w:before="31"/>
+              <w:jc w:val="center"/>
+              <w:rPr>
+                <w:rFonts w:ascii="Times New Roman" w:eastAsia="宋体" w:hAnsi="Times New Roman" w:cs="Times New Roman"/>
+                <w:sz w:val="24"/>
+                <w:szCs w:val="24"/>
+              </w:rPr>
+            </w:pPr>
+            <w:r>
+              <w:rPr>
+                <w:rFonts w:ascii="Times New Roman" w:eastAsia="宋体" w:hAnsi="Times New Roman" w:cs="Times New Roman"/>
+                <w:sz w:val="24"/>
+                <w:szCs w:val="24"/>
+              </w:rPr>
+              <w:t>202</w:t>
+            </w:r>
+            <w:r>
+              <w:rPr>
+                <w:rFonts w:ascii="Times New Roman" w:eastAsia="宋体" w:hAnsi="Times New Roman" w:cs="Times New Roman" w:hint="eastAsia"/>
+                <w:sz w:val="24"/>
+                <w:szCs w:val="24"/>
+              </w:rPr>
+              <w:t>6</w:t>
+            </w:r>
+            <w:r>
+              <w:rPr>
+                <w:rFonts w:ascii="Times New Roman" w:eastAsia="宋体" w:hAnsi="Times New Roman" w:cs="Times New Roman"/>
+                <w:sz w:val="24"/>
+                <w:szCs w:val="24"/>
+              </w:rPr>
+              <w:t>.</w:t>
+            </w:r>
+            <w:r>
+              <w:rPr>
+                <w:rFonts w:ascii="Times New Roman" w:eastAsia="宋体" w:hAnsi="Times New Roman" w:cs="Times New Roman" w:hint="eastAsia"/>
+                <w:sz w:val="24"/>
+                <w:szCs w:val="24"/>
+              </w:rPr>
+              <w:t>4</w:t>
+            </w:r>
+            <w:r>
+              <w:rPr>
+                <w:rFonts w:ascii="Times New Roman" w:eastAsia="宋体" w:hAnsi="Times New Roman" w:cs="Times New Roman"/>
+                <w:sz w:val="24"/>
+                <w:szCs w:val="24"/>
+              </w:rPr>
+              <w:t>.</w:t>
+            </w:r>
+            <w:r>
+              <w:rPr>
+                <w:rFonts w:ascii="Times New Roman" w:eastAsia="宋体" w:hAnsi="Times New Roman" w:cs="Times New Roman" w:hint="eastAsia"/>
+                <w:sz w:val="24"/>
+                <w:szCs w:val="24"/>
+              </w:rPr>
+              <w:t>13</w:t>
+            </w:r>
+            <w:r>
+              <w:rPr>
+                <w:rFonts w:ascii="Times New Roman" w:eastAsia="宋体" w:hAnsi="Times New Roman" w:cs="Times New Roman"/>
+                <w:sz w:val="24"/>
+                <w:szCs w:val="24"/>
+              </w:rPr>
+              <w:t>-202</w:t>
+            </w:r>
+            <w:r>
+              <w:rPr>
+                <w:rFonts w:ascii="Times New Roman" w:eastAsia="宋体" w:hAnsi="Times New Roman" w:cs="Times New Roman" w:hint="eastAsia"/>
+                <w:sz w:val="24"/>
+                <w:szCs w:val="24"/>
+              </w:rPr>
+              <w:t>6</w:t>
+            </w:r>
+            <w:r>
+              <w:rPr>
+                <w:rFonts w:ascii="Times New Roman" w:eastAsia="宋体" w:hAnsi="Times New Roman" w:cs="Times New Roman"/>
+                <w:sz w:val="24"/>
+                <w:szCs w:val="24"/>
+              </w:rPr>
+              <w:t>.</w:t>
+            </w:r>
+            <w:r>
+              <w:rPr>
+                <w:rFonts w:ascii="Times New Roman" w:eastAsia="宋体" w:hAnsi="Times New Roman" w:cs="Times New Roman" w:hint="eastAsia"/>
+                <w:sz w:val="24"/>
+                <w:szCs w:val="24"/>
+              </w:rPr>
+              <w:t>4</w:t>
+            </w:r>
+            <w:r>
+              <w:rPr>
+                <w:rFonts w:ascii="Times New Roman" w:eastAsia="宋体" w:hAnsi="Times New Roman" w:cs="Times New Roman"/>
+                <w:sz w:val="24"/>
+                <w:szCs w:val="24"/>
+              </w:rPr>
+              <w:t>.</w:t>
+            </w:r>
+            <w:r>
+              <w:rPr>
+                <w:rFonts w:ascii="Times New Roman" w:eastAsia="宋体" w:hAnsi="Times New Roman" w:cs="Times New Roman" w:hint="eastAsia"/>
+                <w:sz w:val="24"/>
+                <w:szCs w:val="24"/>
+              </w:rPr>
+              <w:t>1</w:t>
+            </w:r>
+            <w:r>
+              <w:rPr>
+                <w:rFonts w:ascii="Times New Roman" w:eastAsia="宋体" w:hAnsi="Times New Roman" w:cs="Times New Roman" w:hint="eastAsia"/>
+                <w:sz w:val="24"/>
+                <w:szCs w:val="24"/>
+              </w:rPr>
+              <w:t>9</w:t>
+            </w:r>
+          </w:p>
+        </w:tc>
+        <w:tc>
+          <w:tcPr>
+            <w:tcW w:w="5324" w:type="dxa"/>
+            <w:vAlign w:val="center"/>
+          </w:tcPr>
+          <w:p>
+            <w:pPr>
+              <w:spacing w:beforeLines="10" w:before="31"/>
+              <w:rPr>
+                <w:rFonts w:ascii="Times New Roman" w:eastAsia="宋体" w:hAnsi="Times New Roman" w:cs="Times New Roman" w:hint="eastAsia"/>
+                <w:sz w:val="24"/>
+                <w:szCs w:val="24"/>
+              </w:rPr>
+            </w:pPr>
+            <w:r>
+              <w:rPr>
+                <w:rFonts w:ascii="Times New Roman" w:eastAsia="宋体" w:hAnsi="Times New Roman" w:cs="Times New Roman"/>
+                <w:sz w:val="24"/>
+                <w:szCs w:val="24"/>
+              </w:rPr>
+              <w:t>实现子区间连接规划（考虑转弯约束）；生成可执行连接曲线。</w:t>
+            </w:r>
+          </w:p>
+        </w:tc>
+      </w:tr>
+      <w:tr>
+        <w:tc>
+          <w:tcPr>
+            <w:tcW w:w="709" w:type="dxa"/>
+            <w:vAlign w:val="center"/>
+          </w:tcPr>
+          <w:p>
+            <w:pPr>
+              <w:spacing w:beforeLines="10" w:before="31"/>
+              <w:jc w:val="center"/>
+              <w:rPr>
+                <w:rFonts w:ascii="Times New Roman" w:eastAsia="宋体" w:hAnsi="Times New Roman" w:cs="Times New Roman"/>
+                <w:sz w:val="24"/>
+                <w:szCs w:val="24"/>
+              </w:rPr>
+            </w:pPr>
+            <w:r>
+              <w:rPr>
+                <w:rFonts w:ascii="Times New Roman" w:eastAsia="宋体" w:hAnsi="Times New Roman" w:cs="Times New Roman"/>
+                <w:sz w:val="24"/>
+                <w:szCs w:val="24"/>
+              </w:rPr>
+              <w:t>9</w:t>
+            </w:r>
+          </w:p>
+        </w:tc>
+        <w:tc>
+          <w:tcPr>
+            <w:tcW w:w="2410" w:type="dxa"/>
+            <w:vAlign w:val="center"/>
+          </w:tcPr>
+          <w:p>
+            <w:pPr>
+              <w:spacing w:beforeLines="10" w:before="31"/>
+              <w:jc w:val="center"/>
+              <w:rPr>
+                <w:rFonts w:ascii="Times New Roman" w:eastAsia="宋体" w:hAnsi="Times New Roman" w:cs="Times New Roman" w:hint="eastAsia"/>
+                <w:sz w:val="24"/>
+                <w:szCs w:val="24"/>
+              </w:rPr>
+            </w:pPr>
+            <w:r>
+              <w:rPr>
+                <w:rFonts w:ascii="Times New Roman" w:eastAsia="宋体" w:hAnsi="Times New Roman" w:cs="Times New Roman"/>
+                <w:sz w:val="24"/>
+                <w:szCs w:val="24"/>
+              </w:rPr>
+              <w:t>202</w:t>
+            </w:r>
+            <w:r>
+              <w:rPr>
+                <w:rFonts w:ascii="Times New Roman" w:eastAsia="宋体" w:hAnsi="Times New Roman" w:cs="Times New Roman" w:hint="eastAsia"/>
+                <w:sz w:val="24"/>
+                <w:szCs w:val="24"/>
+              </w:rPr>
+              <w:t>6</w:t>
+            </w:r>
+            <w:r>
+              <w:rPr>
+                <w:rFonts w:ascii="Times New Roman" w:eastAsia="宋体" w:hAnsi="Times New Roman" w:cs="Times New Roman"/>
+                <w:sz w:val="24"/>
+                <w:szCs w:val="24"/>
+              </w:rPr>
+              <w:t>.</w:t>
+            </w:r>
+            <w:r>
+              <w:rPr>
+                <w:rFonts w:ascii="Times New Roman" w:eastAsia="宋体" w:hAnsi="Times New Roman" w:cs="Times New Roman" w:hint="eastAsia"/>
+                <w:sz w:val="24"/>
+                <w:szCs w:val="24"/>
+              </w:rPr>
+              <w:t>4</w:t>
+            </w:r>
+            <w:r>
+              <w:rPr>
+                <w:rFonts w:ascii="Times New Roman" w:eastAsia="宋体" w:hAnsi="Times New Roman" w:cs="Times New Roman"/>
+                <w:sz w:val="24"/>
+                <w:szCs w:val="24"/>
+              </w:rPr>
+              <w:t>.</w:t>
+            </w:r>
+            <w:r>
+              <w:rPr>
+                <w:rFonts w:ascii="Times New Roman" w:eastAsia="宋体" w:hAnsi="Times New Roman" w:cs="Times New Roman" w:hint="eastAsia"/>
+                <w:sz w:val="24"/>
+                <w:szCs w:val="24"/>
+              </w:rPr>
+              <w:t>20</w:t>
+            </w:r>
+            <w:r>
+              <w:rPr>
+                <w:rFonts w:ascii="Times New Roman" w:eastAsia="宋体" w:hAnsi="Times New Roman" w:cs="Times New Roman"/>
+                <w:sz w:val="24"/>
+                <w:szCs w:val="24"/>
+              </w:rPr>
+              <w:t>-202</w:t>
+            </w:r>
+            <w:r>
+              <w:rPr>
+                <w:rFonts w:ascii="Times New Roman" w:eastAsia="宋体" w:hAnsi="Times New Roman" w:cs="Times New Roman" w:hint="eastAsia"/>
+                <w:sz w:val="24"/>
+                <w:szCs w:val="24"/>
+              </w:rPr>
+              <w:t>6</w:t>
+            </w:r>
+            <w:r>
+              <w:rPr>
+                <w:rFonts w:ascii="Times New Roman" w:eastAsia="宋体" w:hAnsi="Times New Roman" w:cs="Times New Roman"/>
+                <w:sz w:val="24"/>
+                <w:szCs w:val="24"/>
+              </w:rPr>
+              <w:t>.</w:t>
+            </w:r>
+            <w:r>
+              <w:rPr>
+                <w:rFonts w:ascii="Times New Roman" w:eastAsia="宋体" w:hAnsi="Times New Roman" w:cs="Times New Roman" w:hint="eastAsia"/>
+                <w:sz w:val="24"/>
+                <w:szCs w:val="24"/>
+              </w:rPr>
+              <w:t>4</w:t>
+            </w:r>
+            <w:r>
+              <w:rPr>
+                <w:rFonts w:ascii="Times New Roman" w:eastAsia="宋体" w:hAnsi="Times New Roman" w:cs="Times New Roman"/>
+                <w:sz w:val="24"/>
+                <w:szCs w:val="24"/>
+              </w:rPr>
+              <w:t>.</w:t>
+            </w:r>
+            <w:r>
+              <w:rPr>
+                <w:rFonts w:ascii="Times New Roman" w:eastAsia="宋体" w:hAnsi="Times New Roman" w:cs="Times New Roman" w:hint="eastAsia"/>
+                <w:sz w:val="24"/>
+                <w:szCs w:val="24"/>
+              </w:rPr>
+              <w:t>26</w:t>
+            </w:r>
+          </w:p>
+        </w:tc>
+        <w:tc>
+          <w:tcPr>
+            <w:tcW w:w="5324" w:type="dxa"/>
+            <w:vAlign w:val="center"/>
+          </w:tcPr>
+          <w:p>
+            <w:pPr>
+              <w:spacing w:beforeLines="10" w:before="31"/>
+              <w:rPr>
+                <w:rFonts w:ascii="Times New Roman" w:eastAsia="宋体" w:hAnsi="Times New Roman" w:cs="Times New Roman"/>
+                <w:sz w:val="24"/>
+                <w:szCs w:val="24"/>
+              </w:rPr>
+            </w:pPr>
+            <w:r>
+              <w:rPr>
+                <w:rFonts w:ascii="Times New Roman" w:eastAsia="宋体" w:hAnsi="Times New Roman" w:cs="Times New Roman"/>
+                <w:sz w:val="24"/>
+                <w:szCs w:val="24"/>
+              </w:rPr>
+              <w:t>实现仿地高度生成；完成</w:t>
+            </w:r>
+            <w:r>
+              <w:rPr>
+                <w:rFonts w:ascii="Times New Roman" w:eastAsia="宋体" w:hAnsi="Times New Roman" w:cs="Times New Roman"/>
+                <w:sz w:val="24"/>
+                <w:szCs w:val="24"/>
+              </w:rPr>
+              <w:t>Z</w:t>
+            </w:r>
+            <w:r>
+              <w:rPr>
+                <w:rFonts w:ascii="Times New Roman" w:eastAsia="宋体" w:hAnsi="Times New Roman" w:cs="Times New Roman"/>
+                <w:sz w:val="24"/>
+                <w:szCs w:val="24"/>
+              </w:rPr>
+              <w:t>向</w:t>
+            </w:r>
+            <w:r>
+              <w:rPr>
+                <w:rFonts w:ascii="Times New Roman" w:eastAsia="宋体" w:hAnsi="Times New Roman" w:cs="Times New Roman"/>
+                <w:sz w:val="24"/>
+                <w:szCs w:val="24"/>
+              </w:rPr>
+              <w:t>B</w:t>
+            </w:r>
+            <w:r>
+              <w:rPr>
+                <w:rFonts w:ascii="Times New Roman" w:eastAsia="宋体" w:hAnsi="Times New Roman" w:cs="Times New Roman"/>
+                <w:sz w:val="24"/>
+                <w:szCs w:val="24"/>
+              </w:rPr>
+              <w:t>样条平滑并验证轨迹连续性。</w:t>
+            </w:r>
+          </w:p>
+        </w:tc>
+      </w:tr>
+      <w:tr>
+        <w:tc>
+          <w:tcPr>
+            <w:tcW w:w="709" w:type="dxa"/>
+            <w:vAlign w:val="center"/>
+          </w:tcPr>
+          <w:p>
+            <w:pPr>
+              <w:spacing w:beforeLines="10" w:before="31"/>
+              <w:jc w:val="center"/>
+              <w:rPr>
+                <w:rFonts w:ascii="Times New Roman" w:eastAsia="宋体" w:hAnsi="Times New Roman" w:cs="Times New Roman"/>
+                <w:sz w:val="24"/>
+                <w:szCs w:val="24"/>
+              </w:rPr>
+            </w:pPr>
+            <w:r>
+              <w:rPr>
+                <w:rFonts w:ascii="Times New Roman" w:eastAsia="宋体" w:hAnsi="Times New Roman" w:cs="Times New Roman"/>
+                <w:sz w:val="24"/>
+                <w:szCs w:val="24"/>
+              </w:rPr>
+              <w:t>10</w:t>
+            </w:r>
+          </w:p>
+        </w:tc>
+        <w:tc>
+          <w:tcPr>
+            <w:tcW w:w="2410" w:type="dxa"/>
+            <w:vAlign w:val="center"/>
+          </w:tcPr>
+          <w:p>
+            <w:pPr>
+              <w:spacing w:beforeLines="10" w:before="31"/>
+              <w:rPr>
+                <w:rFonts w:ascii="Times New Roman" w:eastAsia="宋体" w:hAnsi="Times New Roman" w:cs="Times New Roman" w:hint="eastAsia"/>
+                <w:sz w:val="24"/>
+                <w:szCs w:val="24"/>
+              </w:rPr>
+            </w:pPr>
+            <w:r>
+              <w:rPr>
+                <w:rFonts w:ascii="Times New Roman" w:eastAsia="宋体" w:hAnsi="Times New Roman" w:cs="Times New Roman"/>
+                <w:sz w:val="24"/>
+                <w:szCs w:val="24"/>
+              </w:rPr>
+              <w:t>202</w:t>
+            </w:r>
+            <w:r>
+              <w:rPr>
+                <w:rFonts w:ascii="Times New Roman" w:eastAsia="宋体" w:hAnsi="Times New Roman" w:cs="Times New Roman" w:hint="eastAsia"/>
+                <w:sz w:val="24"/>
+                <w:szCs w:val="24"/>
+              </w:rPr>
+              <w:t>6</w:t>
+            </w:r>
+            <w:r>
+              <w:rPr>
+                <w:rFonts w:ascii="Times New Roman" w:eastAsia="宋体" w:hAnsi="Times New Roman" w:cs="Times New Roman"/>
+                <w:sz w:val="24"/>
+                <w:szCs w:val="24"/>
+              </w:rPr>
+              <w:t>.</w:t>
+            </w:r>
+            <w:r>
+              <w:rPr>
+                <w:rFonts w:ascii="Times New Roman" w:eastAsia="宋体" w:hAnsi="Times New Roman" w:cs="Times New Roman" w:hint="eastAsia"/>
+                <w:sz w:val="24"/>
+                <w:szCs w:val="24"/>
+              </w:rPr>
+              <w:t>4</w:t>
+            </w:r>
+            <w:r>
+              <w:rPr>
+                <w:rFonts w:ascii="Times New Roman" w:eastAsia="宋体" w:hAnsi="Times New Roman" w:cs="Times New Roman"/>
+                <w:sz w:val="24"/>
+                <w:szCs w:val="24"/>
+              </w:rPr>
+              <w:t>.</w:t>
+            </w:r>
+            <w:r>
+              <w:rPr>
+                <w:rFonts w:ascii="Times New Roman" w:eastAsia="宋体" w:hAnsi="Times New Roman" w:cs="Times New Roman" w:hint="eastAsia"/>
+                <w:sz w:val="24"/>
+                <w:szCs w:val="24"/>
+              </w:rPr>
+              <w:t>27</w:t>
+            </w:r>
+            <w:r>
+              <w:rPr>
+                <w:rFonts w:ascii="Times New Roman" w:eastAsia="宋体" w:hAnsi="Times New Roman" w:cs="Times New Roman"/>
+                <w:sz w:val="24"/>
+                <w:szCs w:val="24"/>
+              </w:rPr>
+              <w:t>-202</w:t>
+            </w:r>
+            <w:r>
+              <w:rPr>
+                <w:rFonts w:ascii="Times New Roman" w:eastAsia="宋体" w:hAnsi="Times New Roman" w:cs="Times New Roman" w:hint="eastAsia"/>
+                <w:sz w:val="24"/>
+                <w:szCs w:val="24"/>
+              </w:rPr>
+              <w:t>6</w:t>
+            </w:r>
+            <w:r>
+              <w:rPr>
+                <w:rFonts w:ascii="Times New Roman" w:eastAsia="宋体" w:hAnsi="Times New Roman" w:cs="Times New Roman"/>
+                <w:sz w:val="24"/>
+                <w:szCs w:val="24"/>
+              </w:rPr>
+              <w:t>.</w:t>
+            </w:r>
+            <w:r>
+              <w:rPr>
+                <w:rFonts w:ascii="Times New Roman" w:eastAsia="宋体" w:hAnsi="Times New Roman" w:cs="Times New Roman" w:hint="eastAsia"/>
+                <w:sz w:val="24"/>
+                <w:szCs w:val="24"/>
+              </w:rPr>
+              <w:t>5</w:t>
+            </w:r>
+            <w:r>
+              <w:rPr>
+                <w:rFonts w:ascii="Times New Roman" w:eastAsia="宋体" w:hAnsi="Times New Roman" w:cs="Times New Roman"/>
+                <w:sz w:val="24"/>
+                <w:szCs w:val="24"/>
+              </w:rPr>
+              <w:t>.</w:t>
+            </w:r>
+            <w:r>
+              <w:rPr>
+                <w:rFonts w:ascii="Times New Roman" w:eastAsia="宋体" w:hAnsi="Times New Roman" w:cs="Times New Roman" w:hint="eastAsia"/>
+                <w:sz w:val="24"/>
+                <w:szCs w:val="24"/>
+              </w:rPr>
+              <w:t>3</w:t>
+            </w:r>
+          </w:p>
+        </w:tc>
+        <w:tc>
+          <w:tcPr>
+            <w:tcW w:w="5324" w:type="dxa"/>
+            <w:vAlign w:val="center"/>
+          </w:tcPr>
+          <w:p>
+            <w:pPr>
+              <w:spacing w:beforeLines="10" w:before="31"/>
+              <w:rPr>
+                <w:rFonts w:ascii="Times New Roman" w:eastAsia="宋体" w:hAnsi="Times New Roman" w:cs="Times New Roman"/>
+                <w:sz w:val="24"/>
+                <w:szCs w:val="24"/>
+              </w:rPr>
+            </w:pPr>
+            <w:r>
+              <w:rPr>
+                <w:rFonts w:ascii="Times New Roman" w:eastAsia="宋体" w:hAnsi="Times New Roman" w:cs="Times New Roman"/>
+                <w:sz w:val="24"/>
+                <w:szCs w:val="24"/>
+              </w:rPr>
+              <w:t>引入卡尔曼滤波优化高度序列；进行参数整定与对比实验。</w:t>
+            </w:r>
+          </w:p>
+        </w:tc>
+      </w:tr>
+      <w:tr>
+        <w:tc>
+          <w:tcPr>
+            <w:tcW w:w="709" w:type="dxa"/>
+            <w:vAlign w:val="center"/>
+          </w:tcPr>
+          <w:p>
+            <w:pPr>
+              <w:spacing w:beforeLines="10" w:before="31"/>
+              <w:jc w:val="center"/>
+              <w:rPr>
+                <w:rFonts w:ascii="Times New Roman" w:eastAsia="宋体" w:hAnsi="Times New Roman" w:cs="Times New Roman"/>
+                <w:sz w:val="24"/>
+                <w:szCs w:val="24"/>
+              </w:rPr>
+            </w:pPr>
+            <w:r>
+              <w:rPr>
+                <w:rFonts w:ascii="Times New Roman" w:eastAsia="宋体" w:hAnsi="Times New Roman" w:cs="Times New Roman"/>
+                <w:sz w:val="24"/>
+                <w:szCs w:val="24"/>
+              </w:rPr>
+              <w:t>11</w:t>
+            </w:r>
+          </w:p>
+        </w:tc>
+        <w:tc>
+          <w:tcPr>
+            <w:tcW w:w="2410" w:type="dxa"/>
+            <w:vAlign w:val="center"/>
+          </w:tcPr>
+          <w:p>
+            <w:pPr>
+              <w:spacing w:beforeLines="10" w:before="31"/>
+              <w:jc w:val="center"/>
+              <w:rPr>
+                <w:rFonts w:ascii="Times New Roman" w:eastAsia="宋体" w:hAnsi="Times New Roman" w:cs="Times New Roman" w:hint="eastAsia"/>
+                <w:sz w:val="24"/>
+                <w:szCs w:val="24"/>
+              </w:rPr>
+            </w:pPr>
+            <w:r>
+              <w:rPr>
+                <w:rFonts w:ascii="Times New Roman" w:eastAsia="宋体" w:hAnsi="Times New Roman" w:cs="Times New Roman"/>
+                <w:sz w:val="24"/>
+                <w:szCs w:val="24"/>
+              </w:rPr>
+              <w:t>202</w:t>
+            </w:r>
+            <w:r>
+              <w:rPr>
+                <w:rFonts w:ascii="Times New Roman" w:eastAsia="宋体" w:hAnsi="Times New Roman" w:cs="Times New Roman" w:hint="eastAsia"/>
+                <w:sz w:val="24"/>
+                <w:szCs w:val="24"/>
+              </w:rPr>
+              <w:t>6</w:t>
+            </w:r>
+            <w:r>
+              <w:rPr>
+                <w:rFonts w:ascii="Times New Roman" w:eastAsia="宋体" w:hAnsi="Times New Roman" w:cs="Times New Roman"/>
+                <w:sz w:val="24"/>
+                <w:szCs w:val="24"/>
+              </w:rPr>
+              <w:t>.</w:t>
+            </w:r>
+            <w:r>
+              <w:rPr>
+                <w:rFonts w:ascii="Times New Roman" w:eastAsia="宋体" w:hAnsi="Times New Roman" w:cs="Times New Roman" w:hint="eastAsia"/>
+                <w:sz w:val="24"/>
+                <w:szCs w:val="24"/>
+              </w:rPr>
+              <w:t>5</w:t>
+            </w:r>
+            <w:r>
+              <w:rPr>
+                <w:rFonts w:ascii="Times New Roman" w:eastAsia="宋体" w:hAnsi="Times New Roman" w:cs="Times New Roman"/>
+                <w:sz w:val="24"/>
+                <w:szCs w:val="24"/>
+              </w:rPr>
+              <w:t>.</w:t>
+            </w:r>
+            <w:r>
+              <w:rPr>
+                <w:rFonts w:ascii="Times New Roman" w:eastAsia="宋体" w:hAnsi="Times New Roman" w:cs="Times New Roman" w:hint="eastAsia"/>
+                <w:sz w:val="24"/>
+                <w:szCs w:val="24"/>
+              </w:rPr>
+              <w:t>4</w:t>
+            </w:r>
+            <w:r>
+              <w:rPr>
+                <w:rFonts w:ascii="Times New Roman" w:eastAsia="宋体" w:hAnsi="Times New Roman" w:cs="Times New Roman"/>
+                <w:sz w:val="24"/>
+                <w:szCs w:val="24"/>
+              </w:rPr>
+              <w:t>-202</w:t>
+            </w:r>
+            <w:r>
+              <w:rPr>
+                <w:rFonts w:ascii="Times New Roman" w:eastAsia="宋体" w:hAnsi="Times New Roman" w:cs="Times New Roman" w:hint="eastAsia"/>
+                <w:sz w:val="24"/>
+                <w:szCs w:val="24"/>
+              </w:rPr>
+              <w:t>6</w:t>
+            </w:r>
+            <w:r>
+              <w:rPr>
+                <w:rFonts w:ascii="Times New Roman" w:eastAsia="宋体" w:hAnsi="Times New Roman" w:cs="Times New Roman"/>
+                <w:sz w:val="24"/>
+                <w:szCs w:val="24"/>
+              </w:rPr>
+              <w:t>.</w:t>
+            </w:r>
+            <w:r>
+              <w:rPr>
+                <w:rFonts w:ascii="Times New Roman" w:eastAsia="宋体" w:hAnsi="Times New Roman" w:cs="Times New Roman" w:hint="eastAsia"/>
+                <w:sz w:val="24"/>
+                <w:szCs w:val="24"/>
+              </w:rPr>
+              <w:t>5.10</w:t>
+            </w:r>
+          </w:p>
+        </w:tc>
+        <w:tc>
+          <w:tcPr>
+            <w:tcW w:w="5324" w:type="dxa"/>
+            <w:vAlign w:val="center"/>
+          </w:tcPr>
+          <w:p>
+            <w:pPr>
+              <w:spacing w:beforeLines="10" w:before="31"/>
+              <w:rPr>
+                <w:rFonts w:ascii="Times New Roman" w:eastAsia="宋体" w:hAnsi="Times New Roman" w:cs="Times New Roman"/>
+                <w:sz w:val="24"/>
+                <w:szCs w:val="24"/>
+              </w:rPr>
+            </w:pPr>
+            <w:r>
+              <w:rPr>
+                <w:rFonts w:ascii="Times New Roman" w:eastAsia="宋体" w:hAnsi="Times New Roman" w:cs="Times New Roman"/>
+                <w:sz w:val="24"/>
+                <w:szCs w:val="24"/>
+              </w:rPr>
+              <w:t>构建综合代价函数；开展能耗与安全风险权衡的优化</w:t>
+            </w:r>
+            <w:r>
+              <w:rPr>
+                <w:rFonts w:ascii="Times New Roman" w:eastAsia="宋体" w:hAnsi="Times New Roman" w:cs="Times New Roman" w:hint="eastAsia"/>
+                <w:sz w:val="24"/>
+                <w:szCs w:val="24"/>
+              </w:rPr>
+              <w:t>仿真</w:t>
+            </w:r>
+            <w:r>
+              <w:rPr>
+                <w:rFonts w:ascii="Times New Roman" w:eastAsia="宋体" w:hAnsi="Times New Roman" w:cs="Times New Roman"/>
+                <w:sz w:val="24"/>
+                <w:szCs w:val="24"/>
+              </w:rPr>
+              <w:t>。</w:t>
+            </w:r>
+          </w:p>
+        </w:tc>
+      </w:tr>
+      <w:tr>
+        <w:tc>
+          <w:tcPr>
+            <w:tcW w:w="709" w:type="dxa"/>
+            <w:vAlign w:val="center"/>
+          </w:tcPr>
+          <w:p>
+            <w:pPr>
+              <w:spacing w:beforeLines="10" w:before="31"/>
+              <w:jc w:val="center"/>
+              <w:rPr>
+                <w:rFonts w:ascii="Times New Roman" w:eastAsia="宋体" w:hAnsi="Times New Roman" w:cs="Times New Roman"/>
+                <w:sz w:val="24"/>
+                <w:szCs w:val="24"/>
+              </w:rPr>
+            </w:pPr>
+            <w:r>
+              <w:rPr>
+                <w:rFonts w:ascii="Times New Roman" w:eastAsia="宋体" w:hAnsi="Times New Roman" w:cs="Times New Roman"/>
+                <w:sz w:val="24"/>
+                <w:szCs w:val="24"/>
+              </w:rPr>
+              <w:t>12</w:t>
+            </w:r>
+          </w:p>
+        </w:tc>
+        <w:tc>
+          <w:tcPr>
+            <w:tcW w:w="2410" w:type="dxa"/>
+            <w:vAlign w:val="center"/>
+          </w:tcPr>
+          <w:p>
+            <w:pPr>
+              <w:spacing w:beforeLines="10" w:before="31"/>
+              <w:jc w:val="center"/>
+              <w:rPr>
+                <w:rFonts w:ascii="Times New Roman" w:eastAsia="宋体" w:hAnsi="Times New Roman" w:cs="Times New Roman"/>
+                <w:sz w:val="24"/>
+                <w:szCs w:val="24"/>
+              </w:rPr>
+            </w:pPr>
+            <w:r>
+              <w:rPr>
+                <w:rFonts w:ascii="Times New Roman" w:eastAsia="宋体" w:hAnsi="Times New Roman" w:cs="Times New Roman"/>
+                <w:sz w:val="24"/>
+                <w:szCs w:val="24"/>
+              </w:rPr>
+              <w:t>202</w:t>
+            </w:r>
+            <w:r>
+              <w:rPr>
+                <w:rFonts w:ascii="Times New Roman" w:eastAsia="宋体" w:hAnsi="Times New Roman" w:cs="Times New Roman" w:hint="eastAsia"/>
+                <w:sz w:val="24"/>
+                <w:szCs w:val="24"/>
+              </w:rPr>
+              <w:t>6</w:t>
+            </w:r>
+            <w:r>
+              <w:rPr>
+                <w:rFonts w:ascii="Times New Roman" w:eastAsia="宋体" w:hAnsi="Times New Roman" w:cs="Times New Roman"/>
+                <w:sz w:val="24"/>
+                <w:szCs w:val="24"/>
+              </w:rPr>
+              <w:t>.</w:t>
+            </w:r>
+            <w:r>
+              <w:rPr>
+                <w:rFonts w:ascii="Times New Roman" w:eastAsia="宋体" w:hAnsi="Times New Roman" w:cs="Times New Roman" w:hint="eastAsia"/>
+                <w:sz w:val="24"/>
+                <w:szCs w:val="24"/>
+              </w:rPr>
+              <w:t>5</w:t>
+            </w:r>
+            <w:r>
+              <w:rPr>
+                <w:rFonts w:ascii="Times New Roman" w:eastAsia="宋体" w:hAnsi="Times New Roman" w:cs="Times New Roman"/>
+                <w:sz w:val="24"/>
+                <w:szCs w:val="24"/>
+              </w:rPr>
+              <w:t>.</w:t>
+            </w:r>
+            <w:r>
+              <w:rPr>
+                <w:rFonts w:ascii="Times New Roman" w:eastAsia="宋体" w:hAnsi="Times New Roman" w:cs="Times New Roman" w:hint="eastAsia"/>
+                <w:sz w:val="24"/>
+                <w:szCs w:val="24"/>
+              </w:rPr>
+              <w:t>11</w:t>
+            </w:r>
+            <w:r>
+              <w:rPr>
+                <w:rFonts w:ascii="Times New Roman" w:eastAsia="宋体" w:hAnsi="Times New Roman" w:cs="Times New Roman"/>
+                <w:sz w:val="24"/>
+                <w:szCs w:val="24"/>
+              </w:rPr>
+              <w:t>-202</w:t>
+            </w:r>
+            <w:r>
+              <w:rPr>
+                <w:rFonts w:ascii="Times New Roman" w:eastAsia="宋体" w:hAnsi="Times New Roman" w:cs="Times New Roman" w:hint="eastAsia"/>
+                <w:sz w:val="24"/>
+                <w:szCs w:val="24"/>
+              </w:rPr>
+              <w:t>6</w:t>
+            </w:r>
+            <w:r>
+              <w:rPr>
+                <w:rFonts w:ascii="Times New Roman" w:eastAsia="宋体" w:hAnsi="Times New Roman" w:cs="Times New Roman"/>
+                <w:sz w:val="24"/>
+                <w:szCs w:val="24"/>
+              </w:rPr>
+              <w:t>.</w:t>
+            </w:r>
+            <w:r>
+              <w:rPr>
+                <w:rFonts w:ascii="Times New Roman" w:eastAsia="宋体" w:hAnsi="Times New Roman" w:cs="Times New Roman" w:hint="eastAsia"/>
+                <w:sz w:val="24"/>
+                <w:szCs w:val="24"/>
+              </w:rPr>
+              <w:t>5.1</w:t>
+            </w:r>
+            <w:r>
+              <w:rPr>
+                <w:rFonts w:ascii="Times New Roman" w:eastAsia="宋体" w:hAnsi="Times New Roman" w:cs="Times New Roman" w:hint="eastAsia"/>
+                <w:sz w:val="24"/>
+                <w:szCs w:val="24"/>
+              </w:rPr>
+              <w:t>7</w:t>
+            </w:r>
+          </w:p>
+        </w:tc>
+        <w:tc>
+          <w:tcPr>
+            <w:tcW w:w="5324" w:type="dxa"/>
+            <w:vAlign w:val="center"/>
+          </w:tcPr>
+          <w:p>
+            <w:pPr>
+              <w:spacing w:beforeLines="10" w:before="31"/>
+              <w:rPr>
+                <w:rFonts w:ascii="Times New Roman" w:eastAsia="宋体" w:hAnsi="Times New Roman" w:cs="Times New Roman"/>
+                <w:sz w:val="24"/>
+                <w:szCs w:val="24"/>
+              </w:rPr>
+            </w:pPr>
+            <w:r>
+              <w:rPr>
+                <w:rFonts w:ascii="Times New Roman" w:eastAsia="宋体" w:hAnsi="Times New Roman" w:cs="Times New Roman"/>
+                <w:sz w:val="24"/>
+                <w:szCs w:val="24"/>
+              </w:rPr>
+              <w:t>复现</w:t>
+            </w:r>
+            <w:r>
+              <w:rPr>
+                <w:rFonts w:ascii="Times New Roman" w:eastAsia="宋体" w:hAnsi="Times New Roman" w:cs="Times New Roman"/>
+                <w:sz w:val="24"/>
+                <w:szCs w:val="24"/>
+              </w:rPr>
+              <w:t>EGO-Planner</w:t>
+            </w:r>
+            <w:r>
+              <w:rPr>
+                <w:rFonts w:ascii="Times New Roman" w:eastAsia="宋体" w:hAnsi="Times New Roman" w:cs="Times New Roman"/>
+                <w:sz w:val="24"/>
+                <w:szCs w:val="24"/>
+              </w:rPr>
+              <w:t>；完成局部避障与全局覆盖连续性验证。</w:t>
+            </w:r>
+          </w:p>
+        </w:tc>
+      </w:tr>
+      <w:tr>
+        <w:tc>
+          <w:tcPr>
+            <w:tcW w:w="709" w:type="dxa"/>
+            <w:vAlign w:val="center"/>
+          </w:tcPr>
+          <w:p>
+            <w:pPr>
+              <w:spacing w:beforeLines="10" w:before="31"/>
+              <w:jc w:val="center"/>
+              <w:rPr>
+                <w:rFonts w:ascii="Times New Roman" w:eastAsia="宋体" w:hAnsi="Times New Roman" w:cs="Times New Roman"/>
+                <w:sz w:val="24"/>
+                <w:szCs w:val="24"/>
+              </w:rPr>
+            </w:pPr>
+            <w:r>
+              <w:rPr>
+                <w:rFonts w:ascii="Times New Roman" w:eastAsia="宋体" w:hAnsi="Times New Roman" w:cs="Times New Roman"/>
+                <w:sz w:val="24"/>
+                <w:szCs w:val="24"/>
+              </w:rPr>
+              <w:t>13</w:t>
+            </w:r>
+          </w:p>
+        </w:tc>
+        <w:tc>
+          <w:tcPr>
+            <w:tcW w:w="2410" w:type="dxa"/>
+            <w:vAlign w:val="center"/>
+          </w:tcPr>
+          <w:p>
+            <w:pPr>
+              <w:spacing w:beforeLines="10" w:before="31"/>
+              <w:jc w:val="center"/>
+              <w:rPr>
+                <w:rFonts w:ascii="Times New Roman" w:eastAsia="宋体" w:hAnsi="Times New Roman" w:cs="Times New Roman" w:hint="eastAsia"/>
+                <w:sz w:val="24"/>
+                <w:szCs w:val="24"/>
+              </w:rPr>
+            </w:pPr>
+            <w:r>
+              <w:rPr>
+                <w:rFonts w:ascii="Times New Roman" w:eastAsia="宋体" w:hAnsi="Times New Roman" w:cs="Times New Roman"/>
+                <w:sz w:val="24"/>
+                <w:szCs w:val="24"/>
+              </w:rPr>
+              <w:t>202</w:t>
+            </w:r>
+            <w:r>
+              <w:rPr>
+                <w:rFonts w:ascii="Times New Roman" w:eastAsia="宋体" w:hAnsi="Times New Roman" w:cs="Times New Roman" w:hint="eastAsia"/>
+                <w:sz w:val="24"/>
+                <w:szCs w:val="24"/>
+              </w:rPr>
+              <w:t>6</w:t>
+            </w:r>
+            <w:r>
+              <w:rPr>
+                <w:rFonts w:ascii="Times New Roman" w:eastAsia="宋体" w:hAnsi="Times New Roman" w:cs="Times New Roman"/>
+                <w:sz w:val="24"/>
+                <w:szCs w:val="24"/>
+              </w:rPr>
+              <w:t>.</w:t>
+            </w:r>
+            <w:r>
+              <w:rPr>
+                <w:rFonts w:ascii="Times New Roman" w:eastAsia="宋体" w:hAnsi="Times New Roman" w:cs="Times New Roman" w:hint="eastAsia"/>
+                <w:sz w:val="24"/>
+                <w:szCs w:val="24"/>
+              </w:rPr>
+              <w:t>5</w:t>
+            </w:r>
+            <w:r>
+              <w:rPr>
+                <w:rFonts w:ascii="Times New Roman" w:eastAsia="宋体" w:hAnsi="Times New Roman" w:cs="Times New Roman"/>
+                <w:sz w:val="24"/>
+                <w:szCs w:val="24"/>
+              </w:rPr>
+              <w:t>.</w:t>
+            </w:r>
+            <w:r>
+              <w:rPr>
+                <w:rFonts w:ascii="Times New Roman" w:eastAsia="宋体" w:hAnsi="Times New Roman" w:cs="Times New Roman" w:hint="eastAsia"/>
+                <w:sz w:val="24"/>
+                <w:szCs w:val="24"/>
+              </w:rPr>
+              <w:t>18</w:t>
+            </w:r>
+            <w:r>
+              <w:rPr>
+                <w:rFonts w:ascii="Times New Roman" w:eastAsia="宋体" w:hAnsi="Times New Roman" w:cs="Times New Roman"/>
+                <w:sz w:val="24"/>
+                <w:szCs w:val="24"/>
+              </w:rPr>
+              <w:t>-202</w:t>
+            </w:r>
+            <w:r>
+              <w:rPr>
+                <w:rFonts w:ascii="Times New Roman" w:eastAsia="宋体" w:hAnsi="Times New Roman" w:cs="Times New Roman" w:hint="eastAsia"/>
+                <w:sz w:val="24"/>
+                <w:szCs w:val="24"/>
+              </w:rPr>
+              <w:t>6</w:t>
+            </w:r>
+            <w:r>
+              <w:rPr>
+                <w:rFonts w:ascii="Times New Roman" w:eastAsia="宋体" w:hAnsi="Times New Roman" w:cs="Times New Roman"/>
+                <w:sz w:val="24"/>
+                <w:szCs w:val="24"/>
+              </w:rPr>
+              <w:t>.</w:t>
+            </w:r>
+            <w:r>
+              <w:rPr>
+                <w:rFonts w:ascii="Times New Roman" w:eastAsia="宋体" w:hAnsi="Times New Roman" w:cs="Times New Roman" w:hint="eastAsia"/>
+                <w:sz w:val="24"/>
+                <w:szCs w:val="24"/>
+              </w:rPr>
+              <w:t>5.</w:t>
+            </w:r>
+            <w:r>
+              <w:rPr>
+                <w:rFonts w:ascii="Times New Roman" w:eastAsia="宋体" w:hAnsi="Times New Roman" w:cs="Times New Roman" w:hint="eastAsia"/>
+                <w:sz w:val="24"/>
+                <w:szCs w:val="24"/>
+              </w:rPr>
+              <w:t>24</w:t>
+            </w:r>
+          </w:p>
+        </w:tc>
+        <w:tc>
+          <w:tcPr>
+            <w:tcW w:w="5324" w:type="dxa"/>
+            <w:vAlign w:val="center"/>
+          </w:tcPr>
+          <w:p>
+            <w:pPr>
+              <w:spacing w:beforeLines="10" w:before="31"/>
+              <w:rPr>
+                <w:rFonts w:ascii="Times New Roman" w:eastAsia="宋体" w:hAnsi="Times New Roman" w:cs="Times New Roman"/>
+                <w:sz w:val="24"/>
+                <w:szCs w:val="24"/>
+              </w:rPr>
+            </w:pPr>
+            <w:r>
+              <w:rPr>
+                <w:rFonts w:ascii="Times New Roman" w:eastAsia="宋体" w:hAnsi="Times New Roman" w:cs="Times New Roman"/>
+                <w:sz w:val="24"/>
+                <w:szCs w:val="24"/>
+              </w:rPr>
+              <w:t>整理项目最终成果，撰写毕业设计论文</w:t>
+            </w:r>
+          </w:p>
+        </w:tc>
+      </w:tr>
+      <w:tr>
+        <w:tc>
+          <w:tcPr>
+            <w:tcW w:w="709" w:type="dxa"/>
+            <w:vAlign w:val="center"/>
+          </w:tcPr>
+          <w:p>
+            <w:pPr>
+              <w:spacing w:beforeLines="10" w:before="31"/>
+              <w:jc w:val="center"/>
+              <w:rPr>
+                <w:rFonts w:ascii="Times New Roman" w:eastAsia="宋体" w:hAnsi="Times New Roman" w:cs="Times New Roman"/>
+                <w:sz w:val="24"/>
+                <w:szCs w:val="24"/>
+              </w:rPr>
+            </w:pPr>
+            <w:r>
+              <w:rPr>
+                <w:rFonts w:ascii="Times New Roman" w:eastAsia="宋体" w:hAnsi="Times New Roman" w:cs="Times New Roman"/>
+                <w:sz w:val="24"/>
+                <w:szCs w:val="24"/>
+              </w:rPr>
+              <w:t>14</w:t>
+            </w:r>
+          </w:p>
+        </w:tc>
+        <w:tc>
+          <w:tcPr>
+            <w:tcW w:w="2410" w:type="dxa"/>
+            <w:vAlign w:val="center"/>
+          </w:tcPr>
+          <w:p>
+            <w:pPr>
+              <w:spacing w:beforeLines="10" w:before="31"/>
+              <w:jc w:val="center"/>
+              <w:rPr>
+                <w:rFonts w:ascii="Times New Roman" w:eastAsia="宋体" w:hAnsi="Times New Roman" w:cs="Times New Roman"/>
+                <w:sz w:val="24"/>
+                <w:szCs w:val="24"/>
+              </w:rPr>
+            </w:pPr>
+            <w:r>
+              <w:rPr>
+                <w:rFonts w:ascii="Times New Roman" w:eastAsia="宋体" w:hAnsi="Times New Roman" w:cs="Times New Roman"/>
+                <w:sz w:val="24"/>
+                <w:szCs w:val="24"/>
+              </w:rPr>
+              <w:t>202</w:t>
+            </w:r>
+            <w:r>
+              <w:rPr>
+                <w:rFonts w:ascii="Times New Roman" w:eastAsia="宋体" w:hAnsi="Times New Roman" w:cs="Times New Roman" w:hint="eastAsia"/>
+                <w:sz w:val="24"/>
+                <w:szCs w:val="24"/>
+              </w:rPr>
+              <w:t>6</w:t>
+            </w:r>
+            <w:r>
+              <w:rPr>
+                <w:rFonts w:ascii="Times New Roman" w:eastAsia="宋体" w:hAnsi="Times New Roman" w:cs="Times New Roman"/>
+                <w:sz w:val="24"/>
+                <w:szCs w:val="24"/>
+              </w:rPr>
+              <w:t>.</w:t>
+            </w:r>
+            <w:r>
+              <w:rPr>
+                <w:rFonts w:ascii="Times New Roman" w:eastAsia="宋体" w:hAnsi="Times New Roman" w:cs="Times New Roman" w:hint="eastAsia"/>
+                <w:sz w:val="24"/>
+                <w:szCs w:val="24"/>
+              </w:rPr>
+              <w:t>5</w:t>
+            </w:r>
+            <w:r>
+              <w:rPr>
+                <w:rFonts w:ascii="Times New Roman" w:eastAsia="宋体" w:hAnsi="Times New Roman" w:cs="Times New Roman"/>
+                <w:sz w:val="24"/>
+                <w:szCs w:val="24"/>
+              </w:rPr>
+              <w:t>.</w:t>
+            </w:r>
+            <w:r>
+              <w:rPr>
+                <w:rFonts w:ascii="Times New Roman" w:eastAsia="宋体" w:hAnsi="Times New Roman" w:cs="Times New Roman" w:hint="eastAsia"/>
+                <w:sz w:val="24"/>
+                <w:szCs w:val="24"/>
+              </w:rPr>
+              <w:t>25</w:t>
+            </w:r>
+            <w:r>
+              <w:rPr>
+                <w:rFonts w:ascii="Times New Roman" w:eastAsia="宋体" w:hAnsi="Times New Roman" w:cs="Times New Roman"/>
+                <w:sz w:val="24"/>
+                <w:szCs w:val="24"/>
+              </w:rPr>
+              <w:t>-202</w:t>
+            </w:r>
+            <w:r>
+              <w:rPr>
+                <w:rFonts w:ascii="Times New Roman" w:eastAsia="宋体" w:hAnsi="Times New Roman" w:cs="Times New Roman" w:hint="eastAsia"/>
+                <w:sz w:val="24"/>
+                <w:szCs w:val="24"/>
+              </w:rPr>
+              <w:t>6</w:t>
+            </w:r>
+            <w:r>
+              <w:rPr>
+                <w:rFonts w:ascii="Times New Roman" w:eastAsia="宋体" w:hAnsi="Times New Roman" w:cs="Times New Roman"/>
+                <w:sz w:val="24"/>
+                <w:szCs w:val="24"/>
+              </w:rPr>
+              <w:t>.</w:t>
+            </w:r>
+            <w:r>
+              <w:rPr>
+                <w:rFonts w:ascii="Times New Roman" w:eastAsia="宋体" w:hAnsi="Times New Roman" w:cs="Times New Roman" w:hint="eastAsia"/>
+                <w:sz w:val="24"/>
+                <w:szCs w:val="24"/>
+              </w:rPr>
+              <w:t>6</w:t>
+            </w:r>
+            <w:r>
+              <w:rPr>
+                <w:rFonts w:ascii="Times New Roman" w:eastAsia="宋体" w:hAnsi="Times New Roman" w:cs="Times New Roman" w:hint="eastAsia"/>
+                <w:sz w:val="24"/>
+                <w:szCs w:val="24"/>
+              </w:rPr>
+              <w:t>.1</w:t>
+            </w:r>
+          </w:p>
+        </w:tc>
+        <w:tc>
+          <w:tcPr>
+            <w:tcW w:w="5324" w:type="dxa"/>
+            <w:vAlign w:val="center"/>
+          </w:tcPr>
+          <w:p>
+            <w:pPr>
+              <w:spacing w:beforeLines="10" w:before="31"/>
+              <w:rPr>
+                <w:rFonts w:ascii="Times New Roman" w:eastAsia="宋体" w:hAnsi="Times New Roman" w:cs="Times New Roman"/>
+                <w:sz w:val="24"/>
+                <w:szCs w:val="24"/>
+              </w:rPr>
+            </w:pPr>
+            <w:r>
+              <w:rPr>
+                <w:rFonts w:ascii="Times New Roman" w:eastAsia="宋体" w:hAnsi="Times New Roman" w:cs="Times New Roman"/>
+                <w:sz w:val="24"/>
+                <w:szCs w:val="24"/>
+              </w:rPr>
+              <w:t>制作其余结题材料，完成结题答辩</w:t>
+            </w:r>
+          </w:p>
+        </w:tc>
+      </w:tr>
       <w:bookmarkEnd w:id="18"/>
-    </w:p>
-    <w:p/>
-    <w:p/>
-    <w:p/>
+    </w:tbl>
+    <w:p>
+      <w:pPr>
+        <w:rPr>
+          <w:rFonts w:hint="eastAsia"/>
+        </w:rPr>
+      </w:pPr>
+    </w:p>
     <w:p>
       <w:pPr>
         <w:pStyle w:val="1"/>
         <w:spacing w:beforeLines="10" w:before="31" w:beforeAutospacing="0" w:after="0" w:afterAutospacing="0" w:line="420" w:lineRule="atLeast"/>
         <w:rPr>
-          <w:rFonts w:ascii="黑体" w:eastAsia="黑体" w:hAnsi="黑体" w:cs="Times New Roman"/>
+          <w:rFonts w:ascii="黑体" w:eastAsia="黑体" w:hAnsi="黑体" w:cs="Times New Roman" w:hint="eastAsia"/>
           <w:b w:val="0"/>
           <w:bCs w:val="0"/>
           <w:sz w:val="32"/>
@@ -7362,7 +9811,6 @@
         </w:rPr>
         <w:t xml:space="preserve">, </w:t>
       </w:r>
-      <w:proofErr w:type="gramStart"/>
       <w:r>
         <w:rPr>
           <w:rFonts w:ascii="Times New Roman" w:hAnsi="Times New Roman" w:cs="Times New Roman"/>
@@ -7370,7 +9818,6 @@
         </w:rPr>
         <w:t>姜朔</w:t>
       </w:r>
-      <w:proofErr w:type="gramEnd"/>
       <w:r>
         <w:rPr>
           <w:rFonts w:ascii="Times New Roman" w:hAnsi="Times New Roman" w:cs="Times New Roman"/>
@@ -7466,77 +9913,12 @@
       </w:pPr>
       <w:bookmarkStart w:id="22" w:name="_Ref222413303"/>
       <w:bookmarkEnd w:id="21"/>
-      <w:proofErr w:type="spellStart"/>
       <w:r>
         <w:rPr>
           <w:rFonts w:hint="eastAsia"/>
         </w:rPr>
-        <w:t>Ajeil</w:t>
-      </w:r>
-      <w:proofErr w:type="spellEnd"/>
-      <w:r>
-        <w:rPr>
-          <w:rFonts w:hint="eastAsia"/>
-        </w:rPr>
-        <w:t xml:space="preserve"> F H, </w:t>
-      </w:r>
-      <w:proofErr w:type="spellStart"/>
-      <w:r>
-        <w:rPr>
-          <w:rFonts w:hint="eastAsia"/>
-        </w:rPr>
-        <w:t>Ibraheem</w:t>
-      </w:r>
-      <w:proofErr w:type="spellEnd"/>
-      <w:r>
-        <w:rPr>
-          <w:rFonts w:hint="eastAsia"/>
-        </w:rPr>
-        <w:t xml:space="preserve"> I K, Azar A T, et </w:t>
-      </w:r>
-      <w:proofErr w:type="spellStart"/>
-      <w:proofErr w:type="gramStart"/>
-      <w:r>
-        <w:rPr>
-          <w:rFonts w:hint="eastAsia"/>
-        </w:rPr>
-        <w:t>al.Grid</w:t>
-      </w:r>
-      <w:proofErr w:type="spellEnd"/>
-      <w:proofErr w:type="gramEnd"/>
-      <w:r>
-        <w:rPr>
-          <w:rFonts w:hint="eastAsia"/>
-        </w:rPr>
-        <w:t xml:space="preserve">-Based Mobile Robot Path Planning </w:t>
-      </w:r>
-      <w:proofErr w:type="spellStart"/>
-      <w:r>
-        <w:rPr>
-          <w:rFonts w:hint="eastAsia"/>
-        </w:rPr>
-        <w:t>UsingAging</w:t>
-      </w:r>
-      <w:proofErr w:type="spellEnd"/>
-      <w:r>
-        <w:rPr>
-          <w:rFonts w:hint="eastAsia"/>
-        </w:rPr>
-        <w:t xml:space="preserve">-Based Ant Colony Optimization Algorithm in Static and Dynamic </w:t>
-      </w:r>
-      <w:proofErr w:type="spellStart"/>
-      <w:r>
-        <w:rPr>
-          <w:rFonts w:hint="eastAsia"/>
-        </w:rPr>
-        <w:t>Environm-ents</w:t>
-      </w:r>
-      <w:proofErr w:type="spellEnd"/>
-      <w:r>
-        <w:rPr>
-          <w:rFonts w:hint="eastAsia"/>
-        </w:rPr>
-        <w:t>[J].Sensors(S0921-8890),2020,20(7):1880.</w:t>
+        <w:lastRenderedPageBreak/>
+        <w:t>Ajeil F H, Ibraheem I K, Azar A T, et al.Grid-Based Mobile Robot Path Planning UsingAging-Based Ant Colony Optimization Algorithm in Static and Dynamic Environm-ents[J].Sensors(S0921-8890),2020,20(7):1880.</w:t>
       </w:r>
       <w:bookmarkEnd w:id="22"/>
     </w:p>
@@ -7574,52 +9956,18 @@
           <w:b/>
           <w:bCs/>
         </w:rPr>
-        <w:t xml:space="preserve">A note on two problems in </w:t>
-      </w:r>
-      <w:proofErr w:type="spellStart"/>
-      <w:r>
-        <w:rPr>
-          <w:b/>
-          <w:bCs/>
-        </w:rPr>
-        <w:t>connexion</w:t>
-      </w:r>
-      <w:proofErr w:type="spellEnd"/>
-      <w:r>
-        <w:rPr>
-          <w:b/>
-          <w:bCs/>
-        </w:rPr>
-        <w:t xml:space="preserve"> with graphs</w:t>
+        <w:t>A note on two problems in connexion with graphs</w:t>
       </w:r>
       <w:r>
         <w:t>[J]. </w:t>
       </w:r>
-      <w:proofErr w:type="spellStart"/>
       <w:r>
         <w:rPr>
           <w:i/>
           <w:iCs/>
         </w:rPr>
-        <w:t>Numerische</w:t>
-      </w:r>
-      <w:proofErr w:type="spellEnd"/>
-      <w:r>
-        <w:rPr>
-          <w:i/>
-          <w:iCs/>
-        </w:rPr>
-        <w:t xml:space="preserve"> </w:t>
-      </w:r>
-      <w:proofErr w:type="spellStart"/>
-      <w:r>
-        <w:rPr>
-          <w:i/>
-          <w:iCs/>
-        </w:rPr>
-        <w:t>Mathematik</w:t>
-      </w:r>
-      <w:proofErr w:type="spellEnd"/>
+        <w:t>Numerische Mathematik</w:t>
+      </w:r>
       <w:r>
         <w:t>, 1959, 1(1): 269–271.</w:t>
       </w:r>
@@ -7682,21 +10030,8 @@
         </w:numPr>
         <w:ind w:leftChars="-59" w:left="296"/>
       </w:pPr>
-      <w:proofErr w:type="spellStart"/>
-      <w:r>
-        <w:t>Harabor</w:t>
-      </w:r>
-      <w:proofErr w:type="spellEnd"/>
-      <w:r>
-        <w:t xml:space="preserve"> D, </w:t>
-      </w:r>
-      <w:proofErr w:type="spellStart"/>
-      <w:r>
-        <w:t>Grastien</w:t>
-      </w:r>
-      <w:proofErr w:type="spellEnd"/>
-      <w:r>
-        <w:t xml:space="preserve"> A. Online Graph Pruning for Pathfinding on Grid Maps[C]// </w:t>
+      <w:r>
+        <w:t>Harabor D, Grastien A. Online Graph Pruning for Pathfinding on Grid Maps[C]// </w:t>
       </w:r>
       <w:r>
         <w:rPr>
@@ -7719,29 +10054,8 @@
         </w:numPr>
         <w:ind w:leftChars="-59" w:left="296"/>
       </w:pPr>
-      <w:proofErr w:type="spellStart"/>
-      <w:r>
-        <w:t>Kavraki</w:t>
-      </w:r>
-      <w:proofErr w:type="spellEnd"/>
-      <w:r>
-        <w:t xml:space="preserve"> L E, </w:t>
-      </w:r>
-      <w:proofErr w:type="spellStart"/>
-      <w:r>
-        <w:t>Švestka</w:t>
-      </w:r>
-      <w:proofErr w:type="spellEnd"/>
-      <w:r>
-        <w:t xml:space="preserve"> P, </w:t>
-      </w:r>
-      <w:proofErr w:type="spellStart"/>
-      <w:r>
-        <w:t>Latombe</w:t>
-      </w:r>
-      <w:proofErr w:type="spellEnd"/>
-      <w:r>
-        <w:t xml:space="preserve"> J C, Overmars M H. Probabilistic Roadmaps for Path Planning in High-Dimensional Configuration Spaces[J]. </w:t>
+      <w:r>
+        <w:t>Kavraki L E, Švestka P, Latombe J C, Overmars M H. Probabilistic Roadmaps for Path Planning in High-Dimensional Configuration Spaces[J]. </w:t>
       </w:r>
       <w:r>
         <w:rPr>
@@ -7765,11 +10079,7 @@
         <w:ind w:leftChars="-59" w:left="296"/>
       </w:pPr>
       <w:r>
-        <w:t xml:space="preserve">LaValle S M. Rapidly-Exploring Random Trees: A New Tool for Path Planning[R]. </w:t>
-      </w:r>
-      <w:r>
-        <w:lastRenderedPageBreak/>
-        <w:t>Iowa City, IA: Computer Science Department, Iowa State University, 1998.</w:t>
+        <w:t>LaValle S M. Rapidly-Exploring Random Trees: A New Tool for Path Planning[R]. Iowa City, IA: Computer Science Department, Iowa State University, 1998.</w:t>
       </w:r>
     </w:p>
     <w:p>
@@ -7782,21 +10092,8 @@
         </w:numPr>
         <w:ind w:leftChars="-59" w:left="296"/>
       </w:pPr>
-      <w:proofErr w:type="spellStart"/>
-      <w:r>
-        <w:t>Karaman</w:t>
-      </w:r>
-      <w:proofErr w:type="spellEnd"/>
-      <w:r>
-        <w:t xml:space="preserve"> S, </w:t>
-      </w:r>
-      <w:proofErr w:type="spellStart"/>
-      <w:r>
-        <w:t>Frazzoli</w:t>
-      </w:r>
-      <w:proofErr w:type="spellEnd"/>
-      <w:r>
-        <w:t xml:space="preserve"> E. Sampling-based Algorithms for Optimal Motion Planning[J]. </w:t>
+      <w:r>
+        <w:t>Karaman S, Frazzoli E. Sampling-based Algorithms for Optimal Motion Planning[J]. </w:t>
       </w:r>
       <w:r>
         <w:rPr>
@@ -7820,15 +10117,7 @@
         <w:ind w:leftChars="-59" w:left="296"/>
       </w:pPr>
       <w:r>
-        <w:t> </w:t>
-      </w:r>
-      <w:proofErr w:type="spellStart"/>
-      <w:r>
-        <w:t>Choset</w:t>
-      </w:r>
-      <w:proofErr w:type="spellEnd"/>
-      <w:r>
-        <w:t xml:space="preserve"> H. Coverage of Known Spaces: The Boustrophedon Cellular Decomposition[J]. </w:t>
+        <w:t> Choset H. Coverage of Known Spaces: The Boustrophedon Cellular Decomposition[J]. </w:t>
       </w:r>
       <w:r>
         <w:rPr>
@@ -7867,9 +10156,14 @@
 </file>
 
 <file path=word/endnotes.xml><?xml version="1.0" encoding="utf-8"?>
-<w:endnotes xmlns:wpc="http://schemas.microsoft.com/office/word/2010/wordprocessingCanvas" xmlns:cx="http://schemas.microsoft.com/office/drawing/2014/chartex" xmlns:cx1="http://schemas.microsoft.com/office/drawing/2015/9/8/chartex" xmlns:cx2="http://schemas.microsoft.com/office/drawing/2015/10/21/chartex" xmlns:cx3="http://schemas.microsoft.com/office/drawing/2016/5/9/chartex" xmlns:cx4="http://schemas.microsoft.com/office/drawing/2016/5/10/chartex" xmlns:cx5="http://schemas.microsoft.com/office/drawing/2016/5/11/chartex" xmlns:cx6="http://schemas.microsoft.com/office/drawing/2016/5/12/chartex" xmlns:cx7="http://schemas.microsoft.com/office/drawing/2016/5/13/chartex" xmlns:cx8="http://schemas.microsoft.com/office/drawing/2016/5/14/chartex" xmlns:mc="http://schemas.openxmlformats.org/markup-compatibility/2006" xmlns:aink="http://schemas.microsoft.com/office/drawing/2016/ink" xmlns:am3d="http://schemas.microsoft.com/office/drawing/2017/model3d" xmlns:o="urn:schemas-microsoft-com:office:office" xmlns:r="http://schemas.openxmlformats.org/officeDocument/2006/relationships" xmlns:m="http://schemas.openxmlformats.org/officeDocument/2006/math" xmlns:v="urn:schemas-microsoft-com:vml" xmlns:wp14="http://schemas.microsoft.com/office/word/2010/wordprocessingDrawing" xmlns:wp="http://schemas.openxmlformats.org/drawingml/2006/wordprocessingDrawing" xmlns:w10="urn:schemas-microsoft-com:office:word" xmlns:w="http://schemas.openxmlformats.org/wordprocessingml/2006/main" xmlns:w14="http://schemas.microsoft.com/office/word/2010/wordml" xmlns:w15="http://schemas.microsoft.com/office/word/2012/wordml" xmlns:w16cid="http://schemas.microsoft.com/office/word/2016/wordml/cid" xmlns:w16se="http://schemas.microsoft.com/office/word/2015/wordml/symex" xmlns:wpg="http://schemas.microsoft.com/office/word/2010/wordprocessingGroup" xmlns:wpi="http://schemas.microsoft.com/office/word/2010/wordprocessingInk" xmlns:wne="http://schemas.microsoft.com/office/word/2006/wordml" xmlns:wps="http://schemas.microsoft.com/office/word/2010/wordprocessingShape" mc:Ignorable="w14 w15 w16se w16cid wp14">
+<w:endnotes xmlns:wpc="http://schemas.microsoft.com/office/word/2010/wordprocessingCanvas" xmlns:cx="http://schemas.microsoft.com/office/drawing/2014/chartex" xmlns:cx1="http://schemas.microsoft.com/office/drawing/2015/9/8/chartex" xmlns:cx2="http://schemas.microsoft.com/office/drawing/2015/10/21/chartex" xmlns:cx3="http://schemas.microsoft.com/office/drawing/2016/5/9/chartex" xmlns:cx4="http://schemas.microsoft.com/office/drawing/2016/5/10/chartex" xmlns:cx5="http://schemas.microsoft.com/office/drawing/2016/5/11/chartex" xmlns:cx6="http://schemas.microsoft.com/office/drawing/2016/5/12/chartex" xmlns:cx7="http://schemas.microsoft.com/office/drawing/2016/5/13/chartex" xmlns:cx8="http://schemas.microsoft.com/office/drawing/2016/5/14/chartex" xmlns:mc="http://schemas.openxmlformats.org/markup-compatibility/2006" xmlns:aink="http://schemas.microsoft.com/office/drawing/2016/ink" xmlns:am3d="http://schemas.microsoft.com/office/drawing/2017/model3d" xmlns:o="urn:schemas-microsoft-com:office:office" xmlns:oel="http://schemas.microsoft.com/office/2019/extlst" xmlns:r="http://schemas.openxmlformats.org/officeDocument/2006/relationships" xmlns:m="http://schemas.openxmlformats.org/officeDocument/2006/math" xmlns:v="urn:schemas-microsoft-com:vml" xmlns:wp14="http://schemas.microsoft.com/office/word/2010/wordprocessingDrawing" xmlns:wp="http://schemas.openxmlformats.org/drawingml/2006/wordprocessingDrawing" xmlns:w10="urn:schemas-microsoft-com:office:word" xmlns:w="http://schemas.openxmlformats.org/wordprocessingml/2006/main" xmlns:w14="http://schemas.microsoft.com/office/word/2010/wordml" xmlns:w15="http://schemas.microsoft.com/office/word/2012/wordml" xmlns:w16cex="http://schemas.microsoft.com/office/word/2018/wordml/cex" xmlns:w16cid="http://schemas.microsoft.com/office/word/2016/wordml/cid" xmlns:w16="http://schemas.microsoft.com/office/word/2018/wordml" xmlns:w16sdtdh="http://schemas.microsoft.com/office/word/2020/wordml/sdtdatahash" xmlns:w16se="http://schemas.microsoft.com/office/word/2015/wordml/symex" xmlns:wpg="http://schemas.microsoft.com/office/word/2010/wordprocessingGroup" xmlns:wpi="http://schemas.microsoft.com/office/word/2010/wordprocessingInk" xmlns:wne="http://schemas.microsoft.com/office/word/2006/wordml" xmlns:wps="http://schemas.microsoft.com/office/word/2010/wordprocessingShape" mc:Ignorable="w14 w15 w16se w16cid w16 w16cex w16sdtdh wp14">
   <w:endnote w:type="separator" w:id="-1">
     <w:p>
+      <w:pPr>
+        <w:rPr>
+          <w:rFonts w:hint="eastAsia"/>
+        </w:rPr>
+      </w:pPr>
       <w:r>
         <w:separator/>
       </w:r>
@@ -7877,6 +10171,11 @@
   </w:endnote>
   <w:endnote w:type="continuationSeparator" w:id="0">
     <w:p>
+      <w:pPr>
+        <w:rPr>
+          <w:rFonts w:hint="eastAsia"/>
+        </w:rPr>
+      </w:pPr>
       <w:r>
         <w:continuationSeparator/>
       </w:r>
@@ -7886,7 +10185,7 @@
 </file>
 
 <file path=word/footer1.xml><?xml version="1.0" encoding="utf-8"?>
-<w:ftr xmlns:wpc="http://schemas.microsoft.com/office/word/2010/wordprocessingCanvas" xmlns:cx="http://schemas.microsoft.com/office/drawing/2014/chartex" xmlns:cx1="http://schemas.microsoft.com/office/drawing/2015/9/8/chartex" xmlns:cx2="http://schemas.microsoft.com/office/drawing/2015/10/21/chartex" xmlns:cx3="http://schemas.microsoft.com/office/drawing/2016/5/9/chartex" xmlns:cx4="http://schemas.microsoft.com/office/drawing/2016/5/10/chartex" xmlns:cx5="http://schemas.microsoft.com/office/drawing/2016/5/11/chartex" xmlns:cx6="http://schemas.microsoft.com/office/drawing/2016/5/12/chartex" xmlns:cx7="http://schemas.microsoft.com/office/drawing/2016/5/13/chartex" xmlns:cx8="http://schemas.microsoft.com/office/drawing/2016/5/14/chartex" xmlns:mc="http://schemas.openxmlformats.org/markup-compatibility/2006" xmlns:aink="http://schemas.microsoft.com/office/drawing/2016/ink" xmlns:am3d="http://schemas.microsoft.com/office/drawing/2017/model3d" xmlns:o="urn:schemas-microsoft-com:office:office" xmlns:r="http://schemas.openxmlformats.org/officeDocument/2006/relationships" xmlns:m="http://schemas.openxmlformats.org/officeDocument/2006/math" xmlns:v="urn:schemas-microsoft-com:vml" xmlns:wp14="http://schemas.microsoft.com/office/word/2010/wordprocessingDrawing" xmlns:wp="http://schemas.openxmlformats.org/drawingml/2006/wordprocessingDrawing" xmlns:w10="urn:schemas-microsoft-com:office:word" xmlns:w="http://schemas.openxmlformats.org/wordprocessingml/2006/main" xmlns:w14="http://schemas.microsoft.com/office/word/2010/wordml" xmlns:w15="http://schemas.microsoft.com/office/word/2012/wordml" xmlns:w16cid="http://schemas.microsoft.com/office/word/2016/wordml/cid" xmlns:w16se="http://schemas.microsoft.com/office/word/2015/wordml/symex" xmlns:wpg="http://schemas.microsoft.com/office/word/2010/wordprocessingGroup" xmlns:wpi="http://schemas.microsoft.com/office/word/2010/wordprocessingInk" xmlns:wne="http://schemas.microsoft.com/office/word/2006/wordml" xmlns:wps="http://schemas.microsoft.com/office/word/2010/wordprocessingShape" mc:Ignorable="w14 w15 w16se w16cid wp14">
+<w:ftr xmlns:wpc="http://schemas.microsoft.com/office/word/2010/wordprocessingCanvas" xmlns:cx="http://schemas.microsoft.com/office/drawing/2014/chartex" xmlns:cx1="http://schemas.microsoft.com/office/drawing/2015/9/8/chartex" xmlns:cx2="http://schemas.microsoft.com/office/drawing/2015/10/21/chartex" xmlns:cx3="http://schemas.microsoft.com/office/drawing/2016/5/9/chartex" xmlns:cx4="http://schemas.microsoft.com/office/drawing/2016/5/10/chartex" xmlns:cx5="http://schemas.microsoft.com/office/drawing/2016/5/11/chartex" xmlns:cx6="http://schemas.microsoft.com/office/drawing/2016/5/12/chartex" xmlns:cx7="http://schemas.microsoft.com/office/drawing/2016/5/13/chartex" xmlns:cx8="http://schemas.microsoft.com/office/drawing/2016/5/14/chartex" xmlns:mc="http://schemas.openxmlformats.org/markup-compatibility/2006" xmlns:aink="http://schemas.microsoft.com/office/drawing/2016/ink" xmlns:am3d="http://schemas.microsoft.com/office/drawing/2017/model3d" xmlns:o="urn:schemas-microsoft-com:office:office" xmlns:oel="http://schemas.microsoft.com/office/2019/extlst" xmlns:r="http://schemas.openxmlformats.org/officeDocument/2006/relationships" xmlns:m="http://schemas.openxmlformats.org/officeDocument/2006/math" xmlns:v="urn:schemas-microsoft-com:vml" xmlns:wp14="http://schemas.microsoft.com/office/word/2010/wordprocessingDrawing" xmlns:wp="http://schemas.openxmlformats.org/drawingml/2006/wordprocessingDrawing" xmlns:w10="urn:schemas-microsoft-com:office:word" xmlns:w="http://schemas.openxmlformats.org/wordprocessingml/2006/main" xmlns:w14="http://schemas.microsoft.com/office/word/2010/wordml" xmlns:w15="http://schemas.microsoft.com/office/word/2012/wordml" xmlns:w16cex="http://schemas.microsoft.com/office/word/2018/wordml/cex" xmlns:w16cid="http://schemas.microsoft.com/office/word/2016/wordml/cid" xmlns:w16="http://schemas.microsoft.com/office/word/2018/wordml" xmlns:w16sdtdh="http://schemas.microsoft.com/office/word/2020/wordml/sdtdatahash" xmlns:w16se="http://schemas.microsoft.com/office/word/2015/wordml/symex" xmlns:wpg="http://schemas.microsoft.com/office/word/2010/wordprocessingGroup" xmlns:wpi="http://schemas.microsoft.com/office/word/2010/wordprocessingInk" xmlns:wne="http://schemas.microsoft.com/office/word/2006/wordml" xmlns:wps="http://schemas.microsoft.com/office/word/2010/wordprocessingShape" mc:Ignorable="w14 w15 w16se w16cid w16 w16cex w16sdtdh wp14">
   <w:sdt>
     <w:sdtPr>
       <w:id w:val="955289109"/>
@@ -7895,12 +10194,14 @@
         <w:docPartUnique/>
       </w:docPartObj>
     </w:sdtPr>
-    <w:sdtEndPr/>
     <w:sdtContent>
       <w:p>
         <w:pPr>
           <w:pStyle w:val="a6"/>
           <w:jc w:val="center"/>
+          <w:rPr>
+            <w:rFonts w:hint="eastAsia"/>
+          </w:rPr>
         </w:pPr>
         <w:r>
           <w:fldChar w:fldCharType="begin"/>
@@ -7926,13 +10227,16 @@
   <w:p>
     <w:pPr>
       <w:pStyle w:val="a6"/>
+      <w:rPr>
+        <w:rFonts w:hint="eastAsia"/>
+      </w:rPr>
     </w:pPr>
   </w:p>
 </w:ftr>
 </file>
 
 <file path=word/footer2.xml><?xml version="1.0" encoding="utf-8"?>
-<w:ftr xmlns:wpc="http://schemas.microsoft.com/office/word/2010/wordprocessingCanvas" xmlns:cx="http://schemas.microsoft.com/office/drawing/2014/chartex" xmlns:cx1="http://schemas.microsoft.com/office/drawing/2015/9/8/chartex" xmlns:cx2="http://schemas.microsoft.com/office/drawing/2015/10/21/chartex" xmlns:cx3="http://schemas.microsoft.com/office/drawing/2016/5/9/chartex" xmlns:cx4="http://schemas.microsoft.com/office/drawing/2016/5/10/chartex" xmlns:cx5="http://schemas.microsoft.com/office/drawing/2016/5/11/chartex" xmlns:cx6="http://schemas.microsoft.com/office/drawing/2016/5/12/chartex" xmlns:cx7="http://schemas.microsoft.com/office/drawing/2016/5/13/chartex" xmlns:cx8="http://schemas.microsoft.com/office/drawing/2016/5/14/chartex" xmlns:mc="http://schemas.openxmlformats.org/markup-compatibility/2006" xmlns:aink="http://schemas.microsoft.com/office/drawing/2016/ink" xmlns:am3d="http://schemas.microsoft.com/office/drawing/2017/model3d" xmlns:o="urn:schemas-microsoft-com:office:office" xmlns:r="http://schemas.openxmlformats.org/officeDocument/2006/relationships" xmlns:m="http://schemas.openxmlformats.org/officeDocument/2006/math" xmlns:v="urn:schemas-microsoft-com:vml" xmlns:wp14="http://schemas.microsoft.com/office/word/2010/wordprocessingDrawing" xmlns:wp="http://schemas.openxmlformats.org/drawingml/2006/wordprocessingDrawing" xmlns:w10="urn:schemas-microsoft-com:office:word" xmlns:w="http://schemas.openxmlformats.org/wordprocessingml/2006/main" xmlns:w14="http://schemas.microsoft.com/office/word/2010/wordml" xmlns:w15="http://schemas.microsoft.com/office/word/2012/wordml" xmlns:w16cid="http://schemas.microsoft.com/office/word/2016/wordml/cid" xmlns:w16se="http://schemas.microsoft.com/office/word/2015/wordml/symex" xmlns:wpg="http://schemas.microsoft.com/office/word/2010/wordprocessingGroup" xmlns:wpi="http://schemas.microsoft.com/office/word/2010/wordprocessingInk" xmlns:wne="http://schemas.microsoft.com/office/word/2006/wordml" xmlns:wps="http://schemas.microsoft.com/office/word/2010/wordprocessingShape" mc:Ignorable="w14 w15 w16se w16cid wp14">
+<w:ftr xmlns:wpc="http://schemas.microsoft.com/office/word/2010/wordprocessingCanvas" xmlns:cx="http://schemas.microsoft.com/office/drawing/2014/chartex" xmlns:cx1="http://schemas.microsoft.com/office/drawing/2015/9/8/chartex" xmlns:cx2="http://schemas.microsoft.com/office/drawing/2015/10/21/chartex" xmlns:cx3="http://schemas.microsoft.com/office/drawing/2016/5/9/chartex" xmlns:cx4="http://schemas.microsoft.com/office/drawing/2016/5/10/chartex" xmlns:cx5="http://schemas.microsoft.com/office/drawing/2016/5/11/chartex" xmlns:cx6="http://schemas.microsoft.com/office/drawing/2016/5/12/chartex" xmlns:cx7="http://schemas.microsoft.com/office/drawing/2016/5/13/chartex" xmlns:cx8="http://schemas.microsoft.com/office/drawing/2016/5/14/chartex" xmlns:mc="http://schemas.openxmlformats.org/markup-compatibility/2006" xmlns:aink="http://schemas.microsoft.com/office/drawing/2016/ink" xmlns:am3d="http://schemas.microsoft.com/office/drawing/2017/model3d" xmlns:o="urn:schemas-microsoft-com:office:office" xmlns:oel="http://schemas.microsoft.com/office/2019/extlst" xmlns:r="http://schemas.openxmlformats.org/officeDocument/2006/relationships" xmlns:m="http://schemas.openxmlformats.org/officeDocument/2006/math" xmlns:v="urn:schemas-microsoft-com:vml" xmlns:wp14="http://schemas.microsoft.com/office/word/2010/wordprocessingDrawing" xmlns:wp="http://schemas.openxmlformats.org/drawingml/2006/wordprocessingDrawing" xmlns:w10="urn:schemas-microsoft-com:office:word" xmlns:w="http://schemas.openxmlformats.org/wordprocessingml/2006/main" xmlns:w14="http://schemas.microsoft.com/office/word/2010/wordml" xmlns:w15="http://schemas.microsoft.com/office/word/2012/wordml" xmlns:w16cex="http://schemas.microsoft.com/office/word/2018/wordml/cex" xmlns:w16cid="http://schemas.microsoft.com/office/word/2016/wordml/cid" xmlns:w16="http://schemas.microsoft.com/office/word/2018/wordml" xmlns:w16sdtdh="http://schemas.microsoft.com/office/word/2020/wordml/sdtdatahash" xmlns:w16se="http://schemas.microsoft.com/office/word/2015/wordml/symex" xmlns:wpg="http://schemas.microsoft.com/office/word/2010/wordprocessingGroup" xmlns:wpi="http://schemas.microsoft.com/office/word/2010/wordprocessingInk" xmlns:wne="http://schemas.microsoft.com/office/word/2006/wordml" xmlns:wps="http://schemas.microsoft.com/office/word/2010/wordprocessingShape" mc:Ignorable="w14 w15 w16se w16cid w16 w16cex w16sdtdh wp14">
   <w:sdt>
     <w:sdtPr>
       <w:id w:val="-427422402"/>
@@ -7941,12 +10245,14 @@
         <w:docPartUnique/>
       </w:docPartObj>
     </w:sdtPr>
-    <w:sdtEndPr/>
     <w:sdtContent>
       <w:p>
         <w:pPr>
           <w:pStyle w:val="a6"/>
           <w:jc w:val="center"/>
+          <w:rPr>
+            <w:rFonts w:hint="eastAsia"/>
+          </w:rPr>
         </w:pPr>
         <w:r>
           <w:fldChar w:fldCharType="begin"/>
@@ -7972,33 +10278,45 @@
   <w:p>
     <w:pPr>
       <w:pStyle w:val="a6"/>
+      <w:rPr>
+        <w:rFonts w:hint="eastAsia"/>
+      </w:rPr>
     </w:pPr>
   </w:p>
 </w:ftr>
 </file>
 
 <file path=word/footer3.xml><?xml version="1.0" encoding="utf-8"?>
-<w:ftr xmlns:wpc="http://schemas.microsoft.com/office/word/2010/wordprocessingCanvas" xmlns:cx="http://schemas.microsoft.com/office/drawing/2014/chartex" xmlns:cx1="http://schemas.microsoft.com/office/drawing/2015/9/8/chartex" xmlns:cx2="http://schemas.microsoft.com/office/drawing/2015/10/21/chartex" xmlns:cx3="http://schemas.microsoft.com/office/drawing/2016/5/9/chartex" xmlns:cx4="http://schemas.microsoft.com/office/drawing/2016/5/10/chartex" xmlns:cx5="http://schemas.microsoft.com/office/drawing/2016/5/11/chartex" xmlns:cx6="http://schemas.microsoft.com/office/drawing/2016/5/12/chartex" xmlns:cx7="http://schemas.microsoft.com/office/drawing/2016/5/13/chartex" xmlns:cx8="http://schemas.microsoft.com/office/drawing/2016/5/14/chartex" xmlns:mc="http://schemas.openxmlformats.org/markup-compatibility/2006" xmlns:aink="http://schemas.microsoft.com/office/drawing/2016/ink" xmlns:am3d="http://schemas.microsoft.com/office/drawing/2017/model3d" xmlns:o="urn:schemas-microsoft-com:office:office" xmlns:r="http://schemas.openxmlformats.org/officeDocument/2006/relationships" xmlns:m="http://schemas.openxmlformats.org/officeDocument/2006/math" xmlns:v="urn:schemas-microsoft-com:vml" xmlns:wp14="http://schemas.microsoft.com/office/word/2010/wordprocessingDrawing" xmlns:wp="http://schemas.openxmlformats.org/drawingml/2006/wordprocessingDrawing" xmlns:w10="urn:schemas-microsoft-com:office:word" xmlns:w="http://schemas.openxmlformats.org/wordprocessingml/2006/main" xmlns:w14="http://schemas.microsoft.com/office/word/2010/wordml" xmlns:w15="http://schemas.microsoft.com/office/word/2012/wordml" xmlns:w16cid="http://schemas.microsoft.com/office/word/2016/wordml/cid" xmlns:w16se="http://schemas.microsoft.com/office/word/2015/wordml/symex" xmlns:wpg="http://schemas.microsoft.com/office/word/2010/wordprocessingGroup" xmlns:wpi="http://schemas.microsoft.com/office/word/2010/wordprocessingInk" xmlns:wne="http://schemas.microsoft.com/office/word/2006/wordml" xmlns:wps="http://schemas.microsoft.com/office/word/2010/wordprocessingShape" mc:Ignorable="w14 w15 w16se w16cid wp14">
+<w:ftr xmlns:wpc="http://schemas.microsoft.com/office/word/2010/wordprocessingCanvas" xmlns:cx="http://schemas.microsoft.com/office/drawing/2014/chartex" xmlns:cx1="http://schemas.microsoft.com/office/drawing/2015/9/8/chartex" xmlns:cx2="http://schemas.microsoft.com/office/drawing/2015/10/21/chartex" xmlns:cx3="http://schemas.microsoft.com/office/drawing/2016/5/9/chartex" xmlns:cx4="http://schemas.microsoft.com/office/drawing/2016/5/10/chartex" xmlns:cx5="http://schemas.microsoft.com/office/drawing/2016/5/11/chartex" xmlns:cx6="http://schemas.microsoft.com/office/drawing/2016/5/12/chartex" xmlns:cx7="http://schemas.microsoft.com/office/drawing/2016/5/13/chartex" xmlns:cx8="http://schemas.microsoft.com/office/drawing/2016/5/14/chartex" xmlns:mc="http://schemas.openxmlformats.org/markup-compatibility/2006" xmlns:aink="http://schemas.microsoft.com/office/drawing/2016/ink" xmlns:am3d="http://schemas.microsoft.com/office/drawing/2017/model3d" xmlns:o="urn:schemas-microsoft-com:office:office" xmlns:oel="http://schemas.microsoft.com/office/2019/extlst" xmlns:r="http://schemas.openxmlformats.org/officeDocument/2006/relationships" xmlns:m="http://schemas.openxmlformats.org/officeDocument/2006/math" xmlns:v="urn:schemas-microsoft-com:vml" xmlns:wp14="http://schemas.microsoft.com/office/word/2010/wordprocessingDrawing" xmlns:wp="http://schemas.openxmlformats.org/drawingml/2006/wordprocessingDrawing" xmlns:w10="urn:schemas-microsoft-com:office:word" xmlns:w="http://schemas.openxmlformats.org/wordprocessingml/2006/main" xmlns:w14="http://schemas.microsoft.com/office/word/2010/wordml" xmlns:w15="http://schemas.microsoft.com/office/word/2012/wordml" xmlns:w16cex="http://schemas.microsoft.com/office/word/2018/wordml/cex" xmlns:w16cid="http://schemas.microsoft.com/office/word/2016/wordml/cid" xmlns:w16="http://schemas.microsoft.com/office/word/2018/wordml" xmlns:w16sdtdh="http://schemas.microsoft.com/office/word/2020/wordml/sdtdatahash" xmlns:w16se="http://schemas.microsoft.com/office/word/2015/wordml/symex" xmlns:wpg="http://schemas.microsoft.com/office/word/2010/wordprocessingGroup" xmlns:wpi="http://schemas.microsoft.com/office/word/2010/wordprocessingInk" xmlns:wne="http://schemas.microsoft.com/office/word/2006/wordml" xmlns:wps="http://schemas.microsoft.com/office/word/2010/wordprocessingShape" mc:Ignorable="w14 w15 w16se w16cid w16 w16cex w16sdtdh wp14">
   <w:p>
     <w:pPr>
       <w:pStyle w:val="a6"/>
       <w:jc w:val="center"/>
+      <w:rPr>
+        <w:rFonts w:hint="eastAsia"/>
+      </w:rPr>
     </w:pPr>
   </w:p>
   <w:p>
     <w:pPr>
       <w:pStyle w:val="a6"/>
+      <w:rPr>
+        <w:rFonts w:hint="eastAsia"/>
+      </w:rPr>
     </w:pPr>
   </w:p>
 </w:ftr>
 </file>
 
 <file path=word/footer4.xml><?xml version="1.0" encoding="utf-8"?>
-<w:ftr xmlns:wpc="http://schemas.microsoft.com/office/word/2010/wordprocessingCanvas" xmlns:cx="http://schemas.microsoft.com/office/drawing/2014/chartex" xmlns:cx1="http://schemas.microsoft.com/office/drawing/2015/9/8/chartex" xmlns:cx2="http://schemas.microsoft.com/office/drawing/2015/10/21/chartex" xmlns:cx3="http://schemas.microsoft.com/office/drawing/2016/5/9/chartex" xmlns:cx4="http://schemas.microsoft.com/office/drawing/2016/5/10/chartex" xmlns:cx5="http://schemas.microsoft.com/office/drawing/2016/5/11/chartex" xmlns:cx6="http://schemas.microsoft.com/office/drawing/2016/5/12/chartex" xmlns:cx7="http://schemas.microsoft.com/office/drawing/2016/5/13/chartex" xmlns:cx8="http://schemas.microsoft.com/office/drawing/2016/5/14/chartex" xmlns:mc="http://schemas.openxmlformats.org/markup-compatibility/2006" xmlns:aink="http://schemas.microsoft.com/office/drawing/2016/ink" xmlns:am3d="http://schemas.microsoft.com/office/drawing/2017/model3d" xmlns:o="urn:schemas-microsoft-com:office:office" xmlns:r="http://schemas.openxmlformats.org/officeDocument/2006/relationships" xmlns:m="http://schemas.openxmlformats.org/officeDocument/2006/math" xmlns:v="urn:schemas-microsoft-com:vml" xmlns:wp14="http://schemas.microsoft.com/office/word/2010/wordprocessingDrawing" xmlns:wp="http://schemas.openxmlformats.org/drawingml/2006/wordprocessingDrawing" xmlns:w10="urn:schemas-microsoft-com:office:word" xmlns:w="http://schemas.openxmlformats.org/wordprocessingml/2006/main" xmlns:w14="http://schemas.microsoft.com/office/word/2010/wordml" xmlns:w15="http://schemas.microsoft.com/office/word/2012/wordml" xmlns:w16cid="http://schemas.microsoft.com/office/word/2016/wordml/cid" xmlns:w16se="http://schemas.microsoft.com/office/word/2015/wordml/symex" xmlns:wpg="http://schemas.microsoft.com/office/word/2010/wordprocessingGroup" xmlns:wpi="http://schemas.microsoft.com/office/word/2010/wordprocessingInk" xmlns:wne="http://schemas.microsoft.com/office/word/2006/wordml" xmlns:wps="http://schemas.microsoft.com/office/word/2010/wordprocessingShape" mc:Ignorable="w14 w15 w16se w16cid wp14">
+<w:ftr xmlns:wpc="http://schemas.microsoft.com/office/word/2010/wordprocessingCanvas" xmlns:cx="http://schemas.microsoft.com/office/drawing/2014/chartex" xmlns:cx1="http://schemas.microsoft.com/office/drawing/2015/9/8/chartex" xmlns:cx2="http://schemas.microsoft.com/office/drawing/2015/10/21/chartex" xmlns:cx3="http://schemas.microsoft.com/office/drawing/2016/5/9/chartex" xmlns:cx4="http://schemas.microsoft.com/office/drawing/2016/5/10/chartex" xmlns:cx5="http://schemas.microsoft.com/office/drawing/2016/5/11/chartex" xmlns:cx6="http://schemas.microsoft.com/office/drawing/2016/5/12/chartex" xmlns:cx7="http://schemas.microsoft.com/office/drawing/2016/5/13/chartex" xmlns:cx8="http://schemas.microsoft.com/office/drawing/2016/5/14/chartex" xmlns:mc="http://schemas.openxmlformats.org/markup-compatibility/2006" xmlns:aink="http://schemas.microsoft.com/office/drawing/2016/ink" xmlns:am3d="http://schemas.microsoft.com/office/drawing/2017/model3d" xmlns:o="urn:schemas-microsoft-com:office:office" xmlns:oel="http://schemas.microsoft.com/office/2019/extlst" xmlns:r="http://schemas.openxmlformats.org/officeDocument/2006/relationships" xmlns:m="http://schemas.openxmlformats.org/officeDocument/2006/math" xmlns:v="urn:schemas-microsoft-com:vml" xmlns:wp14="http://schemas.microsoft.com/office/word/2010/wordprocessingDrawing" xmlns:wp="http://schemas.openxmlformats.org/drawingml/2006/wordprocessingDrawing" xmlns:w10="urn:schemas-microsoft-com:office:word" xmlns:w="http://schemas.openxmlformats.org/wordprocessingml/2006/main" xmlns:w14="http://schemas.microsoft.com/office/word/2010/wordml" xmlns:w15="http://schemas.microsoft.com/office/word/2012/wordml" xmlns:w16cex="http://schemas.microsoft.com/office/word/2018/wordml/cex" xmlns:w16cid="http://schemas.microsoft.com/office/word/2016/wordml/cid" xmlns:w16="http://schemas.microsoft.com/office/word/2018/wordml" xmlns:w16sdtdh="http://schemas.microsoft.com/office/word/2020/wordml/sdtdatahash" xmlns:w16se="http://schemas.microsoft.com/office/word/2015/wordml/symex" xmlns:wpg="http://schemas.microsoft.com/office/word/2010/wordprocessingGroup" xmlns:wpi="http://schemas.microsoft.com/office/word/2010/wordprocessingInk" xmlns:wne="http://schemas.microsoft.com/office/word/2006/wordml" xmlns:wps="http://schemas.microsoft.com/office/word/2010/wordprocessingShape" mc:Ignorable="w14 w15 w16se w16cid w16 w16cex w16sdtdh wp14">
   <w:p>
     <w:pPr>
       <w:pStyle w:val="a6"/>
       <w:jc w:val="center"/>
+      <w:rPr>
+        <w:rFonts w:hint="eastAsia"/>
+      </w:rPr>
     </w:pPr>
     <w:r>
       <w:t>1</w:t>
@@ -8007,13 +10325,16 @@
   <w:p>
     <w:pPr>
       <w:pStyle w:val="a6"/>
+      <w:rPr>
+        <w:rFonts w:hint="eastAsia"/>
+      </w:rPr>
     </w:pPr>
   </w:p>
 </w:ftr>
 </file>
 
 <file path=word/footer5.xml><?xml version="1.0" encoding="utf-8"?>
-<w:ftr xmlns:wpc="http://schemas.microsoft.com/office/word/2010/wordprocessingCanvas" xmlns:cx="http://schemas.microsoft.com/office/drawing/2014/chartex" xmlns:cx1="http://schemas.microsoft.com/office/drawing/2015/9/8/chartex" xmlns:cx2="http://schemas.microsoft.com/office/drawing/2015/10/21/chartex" xmlns:cx3="http://schemas.microsoft.com/office/drawing/2016/5/9/chartex" xmlns:cx4="http://schemas.microsoft.com/office/drawing/2016/5/10/chartex" xmlns:cx5="http://schemas.microsoft.com/office/drawing/2016/5/11/chartex" xmlns:cx6="http://schemas.microsoft.com/office/drawing/2016/5/12/chartex" xmlns:cx7="http://schemas.microsoft.com/office/drawing/2016/5/13/chartex" xmlns:cx8="http://schemas.microsoft.com/office/drawing/2016/5/14/chartex" xmlns:mc="http://schemas.openxmlformats.org/markup-compatibility/2006" xmlns:aink="http://schemas.microsoft.com/office/drawing/2016/ink" xmlns:am3d="http://schemas.microsoft.com/office/drawing/2017/model3d" xmlns:o="urn:schemas-microsoft-com:office:office" xmlns:r="http://schemas.openxmlformats.org/officeDocument/2006/relationships" xmlns:m="http://schemas.openxmlformats.org/officeDocument/2006/math" xmlns:v="urn:schemas-microsoft-com:vml" xmlns:wp14="http://schemas.microsoft.com/office/word/2010/wordprocessingDrawing" xmlns:wp="http://schemas.openxmlformats.org/drawingml/2006/wordprocessingDrawing" xmlns:w10="urn:schemas-microsoft-com:office:word" xmlns:w="http://schemas.openxmlformats.org/wordprocessingml/2006/main" xmlns:w14="http://schemas.microsoft.com/office/word/2010/wordml" xmlns:w15="http://schemas.microsoft.com/office/word/2012/wordml" xmlns:w16cid="http://schemas.microsoft.com/office/word/2016/wordml/cid" xmlns:w16se="http://schemas.microsoft.com/office/word/2015/wordml/symex" xmlns:wpg="http://schemas.microsoft.com/office/word/2010/wordprocessingGroup" xmlns:wpi="http://schemas.microsoft.com/office/word/2010/wordprocessingInk" xmlns:wne="http://schemas.microsoft.com/office/word/2006/wordml" xmlns:wps="http://schemas.microsoft.com/office/word/2010/wordprocessingShape" mc:Ignorable="w14 w15 w16se w16cid wp14">
+<w:ftr xmlns:wpc="http://schemas.microsoft.com/office/word/2010/wordprocessingCanvas" xmlns:cx="http://schemas.microsoft.com/office/drawing/2014/chartex" xmlns:cx1="http://schemas.microsoft.com/office/drawing/2015/9/8/chartex" xmlns:cx2="http://schemas.microsoft.com/office/drawing/2015/10/21/chartex" xmlns:cx3="http://schemas.microsoft.com/office/drawing/2016/5/9/chartex" xmlns:cx4="http://schemas.microsoft.com/office/drawing/2016/5/10/chartex" xmlns:cx5="http://schemas.microsoft.com/office/drawing/2016/5/11/chartex" xmlns:cx6="http://schemas.microsoft.com/office/drawing/2016/5/12/chartex" xmlns:cx7="http://schemas.microsoft.com/office/drawing/2016/5/13/chartex" xmlns:cx8="http://schemas.microsoft.com/office/drawing/2016/5/14/chartex" xmlns:mc="http://schemas.openxmlformats.org/markup-compatibility/2006" xmlns:aink="http://schemas.microsoft.com/office/drawing/2016/ink" xmlns:am3d="http://schemas.microsoft.com/office/drawing/2017/model3d" xmlns:o="urn:schemas-microsoft-com:office:office" xmlns:oel="http://schemas.microsoft.com/office/2019/extlst" xmlns:r="http://schemas.openxmlformats.org/officeDocument/2006/relationships" xmlns:m="http://schemas.openxmlformats.org/officeDocument/2006/math" xmlns:v="urn:schemas-microsoft-com:vml" xmlns:wp14="http://schemas.microsoft.com/office/word/2010/wordprocessingDrawing" xmlns:wp="http://schemas.openxmlformats.org/drawingml/2006/wordprocessingDrawing" xmlns:w10="urn:schemas-microsoft-com:office:word" xmlns:w="http://schemas.openxmlformats.org/wordprocessingml/2006/main" xmlns:w14="http://schemas.microsoft.com/office/word/2010/wordml" xmlns:w15="http://schemas.microsoft.com/office/word/2012/wordml" xmlns:w16cex="http://schemas.microsoft.com/office/word/2018/wordml/cex" xmlns:w16cid="http://schemas.microsoft.com/office/word/2016/wordml/cid" xmlns:w16="http://schemas.microsoft.com/office/word/2018/wordml" xmlns:w16sdtdh="http://schemas.microsoft.com/office/word/2020/wordml/sdtdatahash" xmlns:w16se="http://schemas.microsoft.com/office/word/2015/wordml/symex" xmlns:wpg="http://schemas.microsoft.com/office/word/2010/wordprocessingGroup" xmlns:wpi="http://schemas.microsoft.com/office/word/2010/wordprocessingInk" xmlns:wne="http://schemas.microsoft.com/office/word/2006/wordml" xmlns:wps="http://schemas.microsoft.com/office/word/2010/wordprocessingShape" mc:Ignorable="w14 w15 w16se w16cid w16 w16cex w16sdtdh wp14">
   <w:sdt>
     <w:sdtPr>
       <w:id w:val="1753159756"/>
@@ -8022,12 +10343,14 @@
         <w:docPartUnique/>
       </w:docPartObj>
     </w:sdtPr>
-    <w:sdtEndPr/>
     <w:sdtContent>
       <w:p>
         <w:pPr>
           <w:pStyle w:val="a6"/>
           <w:jc w:val="center"/>
+          <w:rPr>
+            <w:rFonts w:hint="eastAsia"/>
+          </w:rPr>
         </w:pPr>
         <w:r>
           <w:fldChar w:fldCharType="begin"/>
@@ -8053,15 +10376,23 @@
   <w:p>
     <w:pPr>
       <w:pStyle w:val="a6"/>
+      <w:rPr>
+        <w:rFonts w:hint="eastAsia"/>
+      </w:rPr>
     </w:pPr>
   </w:p>
 </w:ftr>
 </file>
 
 <file path=word/footnotes.xml><?xml version="1.0" encoding="utf-8"?>
-<w:footnotes xmlns:wpc="http://schemas.microsoft.com/office/word/2010/wordprocessingCanvas" xmlns:cx="http://schemas.microsoft.com/office/drawing/2014/chartex" xmlns:cx1="http://schemas.microsoft.com/office/drawing/2015/9/8/chartex" xmlns:cx2="http://schemas.microsoft.com/office/drawing/2015/10/21/chartex" xmlns:cx3="http://schemas.microsoft.com/office/drawing/2016/5/9/chartex" xmlns:cx4="http://schemas.microsoft.com/office/drawing/2016/5/10/chartex" xmlns:cx5="http://schemas.microsoft.com/office/drawing/2016/5/11/chartex" xmlns:cx6="http://schemas.microsoft.com/office/drawing/2016/5/12/chartex" xmlns:cx7="http://schemas.microsoft.com/office/drawing/2016/5/13/chartex" xmlns:cx8="http://schemas.microsoft.com/office/drawing/2016/5/14/chartex" xmlns:mc="http://schemas.openxmlformats.org/markup-compatibility/2006" xmlns:aink="http://schemas.microsoft.com/office/drawing/2016/ink" xmlns:am3d="http://schemas.microsoft.com/office/drawing/2017/model3d" xmlns:o="urn:schemas-microsoft-com:office:office" xmlns:r="http://schemas.openxmlformats.org/officeDocument/2006/relationships" xmlns:m="http://schemas.openxmlformats.org/officeDocument/2006/math" xmlns:v="urn:schemas-microsoft-com:vml" xmlns:wp14="http://schemas.microsoft.com/office/word/2010/wordprocessingDrawing" xmlns:wp="http://schemas.openxmlformats.org/drawingml/2006/wordprocessingDrawing" xmlns:w10="urn:schemas-microsoft-com:office:word" xmlns:w="http://schemas.openxmlformats.org/wordprocessingml/2006/main" xmlns:w14="http://schemas.microsoft.com/office/word/2010/wordml" xmlns:w15="http://schemas.microsoft.com/office/word/2012/wordml" xmlns:w16cid="http://schemas.microsoft.com/office/word/2016/wordml/cid" xmlns:w16se="http://schemas.microsoft.com/office/word/2015/wordml/symex" xmlns:wpg="http://schemas.microsoft.com/office/word/2010/wordprocessingGroup" xmlns:wpi="http://schemas.microsoft.com/office/word/2010/wordprocessingInk" xmlns:wne="http://schemas.microsoft.com/office/word/2006/wordml" xmlns:wps="http://schemas.microsoft.com/office/word/2010/wordprocessingShape" mc:Ignorable="w14 w15 w16se w16cid wp14">
+<w:footnotes xmlns:wpc="http://schemas.microsoft.com/office/word/2010/wordprocessingCanvas" xmlns:cx="http://schemas.microsoft.com/office/drawing/2014/chartex" xmlns:cx1="http://schemas.microsoft.com/office/drawing/2015/9/8/chartex" xmlns:cx2="http://schemas.microsoft.com/office/drawing/2015/10/21/chartex" xmlns:cx3="http://schemas.microsoft.com/office/drawing/2016/5/9/chartex" xmlns:cx4="http://schemas.microsoft.com/office/drawing/2016/5/10/chartex" xmlns:cx5="http://schemas.microsoft.com/office/drawing/2016/5/11/chartex" xmlns:cx6="http://schemas.microsoft.com/office/drawing/2016/5/12/chartex" xmlns:cx7="http://schemas.microsoft.com/office/drawing/2016/5/13/chartex" xmlns:cx8="http://schemas.microsoft.com/office/drawing/2016/5/14/chartex" xmlns:mc="http://schemas.openxmlformats.org/markup-compatibility/2006" xmlns:aink="http://schemas.microsoft.com/office/drawing/2016/ink" xmlns:am3d="http://schemas.microsoft.com/office/drawing/2017/model3d" xmlns:o="urn:schemas-microsoft-com:office:office" xmlns:oel="http://schemas.microsoft.com/office/2019/extlst" xmlns:r="http://schemas.openxmlformats.org/officeDocument/2006/relationships" xmlns:m="http://schemas.openxmlformats.org/officeDocument/2006/math" xmlns:v="urn:schemas-microsoft-com:vml" xmlns:wp14="http://schemas.microsoft.com/office/word/2010/wordprocessingDrawing" xmlns:wp="http://schemas.openxmlformats.org/drawingml/2006/wordprocessingDrawing" xmlns:w10="urn:schemas-microsoft-com:office:word" xmlns:w="http://schemas.openxmlformats.org/wordprocessingml/2006/main" xmlns:w14="http://schemas.microsoft.com/office/word/2010/wordml" xmlns:w15="http://schemas.microsoft.com/office/word/2012/wordml" xmlns:w16cex="http://schemas.microsoft.com/office/word/2018/wordml/cex" xmlns:w16cid="http://schemas.microsoft.com/office/word/2016/wordml/cid" xmlns:w16="http://schemas.microsoft.com/office/word/2018/wordml" xmlns:w16sdtdh="http://schemas.microsoft.com/office/word/2020/wordml/sdtdatahash" xmlns:w16se="http://schemas.microsoft.com/office/word/2015/wordml/symex" xmlns:wpg="http://schemas.microsoft.com/office/word/2010/wordprocessingGroup" xmlns:wpi="http://schemas.microsoft.com/office/word/2010/wordprocessingInk" xmlns:wne="http://schemas.microsoft.com/office/word/2006/wordml" xmlns:wps="http://schemas.microsoft.com/office/word/2010/wordprocessingShape" mc:Ignorable="w14 w15 w16se w16cid w16 w16cex w16sdtdh wp14">
   <w:footnote w:type="separator" w:id="-1">
     <w:p>
+      <w:pPr>
+        <w:rPr>
+          <w:rFonts w:hint="eastAsia"/>
+        </w:rPr>
+      </w:pPr>
       <w:r>
         <w:separator/>
       </w:r>
@@ -8069,6 +10400,11 @@
   </w:footnote>
   <w:footnote w:type="continuationSeparator" w:id="0">
     <w:p>
+      <w:pPr>
+        <w:rPr>
+          <w:rFonts w:hint="eastAsia"/>
+        </w:rPr>
+      </w:pPr>
       <w:r>
         <w:continuationSeparator/>
       </w:r>
@@ -8078,14 +10414,14 @@
 </file>
 
 <file path=word/header1.xml><?xml version="1.0" encoding="utf-8"?>
-<w:hdr xmlns:wpc="http://schemas.microsoft.com/office/word/2010/wordprocessingCanvas" xmlns:cx="http://schemas.microsoft.com/office/drawing/2014/chartex" xmlns:cx1="http://schemas.microsoft.com/office/drawing/2015/9/8/chartex" xmlns:cx2="http://schemas.microsoft.com/office/drawing/2015/10/21/chartex" xmlns:cx3="http://schemas.microsoft.com/office/drawing/2016/5/9/chartex" xmlns:cx4="http://schemas.microsoft.com/office/drawing/2016/5/10/chartex" xmlns:cx5="http://schemas.microsoft.com/office/drawing/2016/5/11/chartex" xmlns:cx6="http://schemas.microsoft.com/office/drawing/2016/5/12/chartex" xmlns:cx7="http://schemas.microsoft.com/office/drawing/2016/5/13/chartex" xmlns:cx8="http://schemas.microsoft.com/office/drawing/2016/5/14/chartex" xmlns:mc="http://schemas.openxmlformats.org/markup-compatibility/2006" xmlns:aink="http://schemas.microsoft.com/office/drawing/2016/ink" xmlns:am3d="http://schemas.microsoft.com/office/drawing/2017/model3d" xmlns:o="urn:schemas-microsoft-com:office:office" xmlns:r="http://schemas.openxmlformats.org/officeDocument/2006/relationships" xmlns:m="http://schemas.openxmlformats.org/officeDocument/2006/math" xmlns:v="urn:schemas-microsoft-com:vml" xmlns:wp14="http://schemas.microsoft.com/office/word/2010/wordprocessingDrawing" xmlns:wp="http://schemas.openxmlformats.org/drawingml/2006/wordprocessingDrawing" xmlns:w10="urn:schemas-microsoft-com:office:word" xmlns:w="http://schemas.openxmlformats.org/wordprocessingml/2006/main" xmlns:w14="http://schemas.microsoft.com/office/word/2010/wordml" xmlns:w15="http://schemas.microsoft.com/office/word/2012/wordml" xmlns:w16cid="http://schemas.microsoft.com/office/word/2016/wordml/cid" xmlns:w16se="http://schemas.microsoft.com/office/word/2015/wordml/symex" xmlns:wpg="http://schemas.microsoft.com/office/word/2010/wordprocessingGroup" xmlns:wpi="http://schemas.microsoft.com/office/word/2010/wordprocessingInk" xmlns:wne="http://schemas.microsoft.com/office/word/2006/wordml" xmlns:wps="http://schemas.microsoft.com/office/word/2010/wordprocessingShape" mc:Ignorable="w14 w15 w16se w16cid wp14">
+<w:hdr xmlns:wpc="http://schemas.microsoft.com/office/word/2010/wordprocessingCanvas" xmlns:cx="http://schemas.microsoft.com/office/drawing/2014/chartex" xmlns:cx1="http://schemas.microsoft.com/office/drawing/2015/9/8/chartex" xmlns:cx2="http://schemas.microsoft.com/office/drawing/2015/10/21/chartex" xmlns:cx3="http://schemas.microsoft.com/office/drawing/2016/5/9/chartex" xmlns:cx4="http://schemas.microsoft.com/office/drawing/2016/5/10/chartex" xmlns:cx5="http://schemas.microsoft.com/office/drawing/2016/5/11/chartex" xmlns:cx6="http://schemas.microsoft.com/office/drawing/2016/5/12/chartex" xmlns:cx7="http://schemas.microsoft.com/office/drawing/2016/5/13/chartex" xmlns:cx8="http://schemas.microsoft.com/office/drawing/2016/5/14/chartex" xmlns:mc="http://schemas.openxmlformats.org/markup-compatibility/2006" xmlns:aink="http://schemas.microsoft.com/office/drawing/2016/ink" xmlns:am3d="http://schemas.microsoft.com/office/drawing/2017/model3d" xmlns:o="urn:schemas-microsoft-com:office:office" xmlns:oel="http://schemas.microsoft.com/office/2019/extlst" xmlns:r="http://schemas.openxmlformats.org/officeDocument/2006/relationships" xmlns:m="http://schemas.openxmlformats.org/officeDocument/2006/math" xmlns:v="urn:schemas-microsoft-com:vml" xmlns:wp14="http://schemas.microsoft.com/office/word/2010/wordprocessingDrawing" xmlns:wp="http://schemas.openxmlformats.org/drawingml/2006/wordprocessingDrawing" xmlns:w10="urn:schemas-microsoft-com:office:word" xmlns:w="http://schemas.openxmlformats.org/wordprocessingml/2006/main" xmlns:w14="http://schemas.microsoft.com/office/word/2010/wordml" xmlns:w15="http://schemas.microsoft.com/office/word/2012/wordml" xmlns:w16cex="http://schemas.microsoft.com/office/word/2018/wordml/cex" xmlns:w16cid="http://schemas.microsoft.com/office/word/2016/wordml/cid" xmlns:w16="http://schemas.microsoft.com/office/word/2018/wordml" xmlns:w16sdtdh="http://schemas.microsoft.com/office/word/2020/wordml/sdtdatahash" xmlns:w16se="http://schemas.microsoft.com/office/word/2015/wordml/symex" xmlns:wpg="http://schemas.microsoft.com/office/word/2010/wordprocessingGroup" xmlns:wpi="http://schemas.microsoft.com/office/word/2010/wordprocessingInk" xmlns:wne="http://schemas.microsoft.com/office/word/2006/wordml" xmlns:wps="http://schemas.microsoft.com/office/word/2010/wordprocessingShape" mc:Ignorable="w14 w15 w16se w16cid w16 w16cex w16sdtdh wp14">
   <w:p>
     <w:pPr>
       <w:spacing w:line="340" w:lineRule="exact"/>
       <w:ind w:left="20"/>
       <w:jc w:val="center"/>
       <w:rPr>
-        <w:rFonts w:ascii="Calibri"/>
+        <w:rFonts w:ascii="Calibri" w:hint="eastAsia"/>
         <w:sz w:val="28"/>
       </w:rPr>
     </w:pPr>
@@ -8187,20 +10523,23 @@
       <w:pBdr>
         <w:bottom w:val="single" w:sz="6" w:space="0" w:color="auto"/>
       </w:pBdr>
+      <w:rPr>
+        <w:rFonts w:hint="eastAsia"/>
+      </w:rPr>
     </w:pPr>
   </w:p>
 </w:hdr>
 </file>
 
 <file path=word/header2.xml><?xml version="1.0" encoding="utf-8"?>
-<w:hdr xmlns:wpc="http://schemas.microsoft.com/office/word/2010/wordprocessingCanvas" xmlns:cx="http://schemas.microsoft.com/office/drawing/2014/chartex" xmlns:cx1="http://schemas.microsoft.com/office/drawing/2015/9/8/chartex" xmlns:cx2="http://schemas.microsoft.com/office/drawing/2015/10/21/chartex" xmlns:cx3="http://schemas.microsoft.com/office/drawing/2016/5/9/chartex" xmlns:cx4="http://schemas.microsoft.com/office/drawing/2016/5/10/chartex" xmlns:cx5="http://schemas.microsoft.com/office/drawing/2016/5/11/chartex" xmlns:cx6="http://schemas.microsoft.com/office/drawing/2016/5/12/chartex" xmlns:cx7="http://schemas.microsoft.com/office/drawing/2016/5/13/chartex" xmlns:cx8="http://schemas.microsoft.com/office/drawing/2016/5/14/chartex" xmlns:mc="http://schemas.openxmlformats.org/markup-compatibility/2006" xmlns:aink="http://schemas.microsoft.com/office/drawing/2016/ink" xmlns:am3d="http://schemas.microsoft.com/office/drawing/2017/model3d" xmlns:o="urn:schemas-microsoft-com:office:office" xmlns:r="http://schemas.openxmlformats.org/officeDocument/2006/relationships" xmlns:m="http://schemas.openxmlformats.org/officeDocument/2006/math" xmlns:v="urn:schemas-microsoft-com:vml" xmlns:wp14="http://schemas.microsoft.com/office/word/2010/wordprocessingDrawing" xmlns:wp="http://schemas.openxmlformats.org/drawingml/2006/wordprocessingDrawing" xmlns:w10="urn:schemas-microsoft-com:office:word" xmlns:w="http://schemas.openxmlformats.org/wordprocessingml/2006/main" xmlns:w14="http://schemas.microsoft.com/office/word/2010/wordml" xmlns:w15="http://schemas.microsoft.com/office/word/2012/wordml" xmlns:w16cid="http://schemas.microsoft.com/office/word/2016/wordml/cid" xmlns:w16se="http://schemas.microsoft.com/office/word/2015/wordml/symex" xmlns:wpg="http://schemas.microsoft.com/office/word/2010/wordprocessingGroup" xmlns:wpi="http://schemas.microsoft.com/office/word/2010/wordprocessingInk" xmlns:wne="http://schemas.microsoft.com/office/word/2006/wordml" xmlns:wps="http://schemas.microsoft.com/office/word/2010/wordprocessingShape" mc:Ignorable="w14 w15 w16se w16cid wp14">
+<w:hdr xmlns:wpc="http://schemas.microsoft.com/office/word/2010/wordprocessingCanvas" xmlns:cx="http://schemas.microsoft.com/office/drawing/2014/chartex" xmlns:cx1="http://schemas.microsoft.com/office/drawing/2015/9/8/chartex" xmlns:cx2="http://schemas.microsoft.com/office/drawing/2015/10/21/chartex" xmlns:cx3="http://schemas.microsoft.com/office/drawing/2016/5/9/chartex" xmlns:cx4="http://schemas.microsoft.com/office/drawing/2016/5/10/chartex" xmlns:cx5="http://schemas.microsoft.com/office/drawing/2016/5/11/chartex" xmlns:cx6="http://schemas.microsoft.com/office/drawing/2016/5/12/chartex" xmlns:cx7="http://schemas.microsoft.com/office/drawing/2016/5/13/chartex" xmlns:cx8="http://schemas.microsoft.com/office/drawing/2016/5/14/chartex" xmlns:mc="http://schemas.openxmlformats.org/markup-compatibility/2006" xmlns:aink="http://schemas.microsoft.com/office/drawing/2016/ink" xmlns:am3d="http://schemas.microsoft.com/office/drawing/2017/model3d" xmlns:o="urn:schemas-microsoft-com:office:office" xmlns:oel="http://schemas.microsoft.com/office/2019/extlst" xmlns:r="http://schemas.openxmlformats.org/officeDocument/2006/relationships" xmlns:m="http://schemas.openxmlformats.org/officeDocument/2006/math" xmlns:v="urn:schemas-microsoft-com:vml" xmlns:wp14="http://schemas.microsoft.com/office/word/2010/wordprocessingDrawing" xmlns:wp="http://schemas.openxmlformats.org/drawingml/2006/wordprocessingDrawing" xmlns:w10="urn:schemas-microsoft-com:office:word" xmlns:w="http://schemas.openxmlformats.org/wordprocessingml/2006/main" xmlns:w14="http://schemas.microsoft.com/office/word/2010/wordml" xmlns:w15="http://schemas.microsoft.com/office/word/2012/wordml" xmlns:w16cex="http://schemas.microsoft.com/office/word/2018/wordml/cex" xmlns:w16cid="http://schemas.microsoft.com/office/word/2016/wordml/cid" xmlns:w16="http://schemas.microsoft.com/office/word/2018/wordml" xmlns:w16sdtdh="http://schemas.microsoft.com/office/word/2020/wordml/sdtdatahash" xmlns:w16se="http://schemas.microsoft.com/office/word/2015/wordml/symex" xmlns:wpg="http://schemas.microsoft.com/office/word/2010/wordprocessingGroup" xmlns:wpi="http://schemas.microsoft.com/office/word/2010/wordprocessingInk" xmlns:wne="http://schemas.microsoft.com/office/word/2006/wordml" xmlns:wps="http://schemas.microsoft.com/office/word/2010/wordprocessingShape" mc:Ignorable="w14 w15 w16se w16cid w16 w16cex w16sdtdh wp14">
   <w:p>
     <w:pPr>
       <w:spacing w:line="340" w:lineRule="exact"/>
       <w:ind w:left="20"/>
       <w:jc w:val="center"/>
       <w:rPr>
-        <w:rFonts w:ascii="Calibri"/>
+        <w:rFonts w:ascii="Calibri" w:hint="eastAsia"/>
         <w:sz w:val="28"/>
       </w:rPr>
     </w:pPr>
@@ -8299,20 +10638,23 @@
   <w:p>
     <w:pPr>
       <w:pStyle w:val="a4"/>
+      <w:rPr>
+        <w:rFonts w:hint="eastAsia"/>
+      </w:rPr>
     </w:pPr>
   </w:p>
 </w:hdr>
 </file>
 
 <file path=word/header3.xml><?xml version="1.0" encoding="utf-8"?>
-<w:hdr xmlns:wpc="http://schemas.microsoft.com/office/word/2010/wordprocessingCanvas" xmlns:cx="http://schemas.microsoft.com/office/drawing/2014/chartex" xmlns:cx1="http://schemas.microsoft.com/office/drawing/2015/9/8/chartex" xmlns:cx2="http://schemas.microsoft.com/office/drawing/2015/10/21/chartex" xmlns:cx3="http://schemas.microsoft.com/office/drawing/2016/5/9/chartex" xmlns:cx4="http://schemas.microsoft.com/office/drawing/2016/5/10/chartex" xmlns:cx5="http://schemas.microsoft.com/office/drawing/2016/5/11/chartex" xmlns:cx6="http://schemas.microsoft.com/office/drawing/2016/5/12/chartex" xmlns:cx7="http://schemas.microsoft.com/office/drawing/2016/5/13/chartex" xmlns:cx8="http://schemas.microsoft.com/office/drawing/2016/5/14/chartex" xmlns:mc="http://schemas.openxmlformats.org/markup-compatibility/2006" xmlns:aink="http://schemas.microsoft.com/office/drawing/2016/ink" xmlns:am3d="http://schemas.microsoft.com/office/drawing/2017/model3d" xmlns:o="urn:schemas-microsoft-com:office:office" xmlns:r="http://schemas.openxmlformats.org/officeDocument/2006/relationships" xmlns:m="http://schemas.openxmlformats.org/officeDocument/2006/math" xmlns:v="urn:schemas-microsoft-com:vml" xmlns:wp14="http://schemas.microsoft.com/office/word/2010/wordprocessingDrawing" xmlns:wp="http://schemas.openxmlformats.org/drawingml/2006/wordprocessingDrawing" xmlns:w10="urn:schemas-microsoft-com:office:word" xmlns:w="http://schemas.openxmlformats.org/wordprocessingml/2006/main" xmlns:w14="http://schemas.microsoft.com/office/word/2010/wordml" xmlns:w15="http://schemas.microsoft.com/office/word/2012/wordml" xmlns:w16cid="http://schemas.microsoft.com/office/word/2016/wordml/cid" xmlns:w16se="http://schemas.microsoft.com/office/word/2015/wordml/symex" xmlns:wpg="http://schemas.microsoft.com/office/word/2010/wordprocessingGroup" xmlns:wpi="http://schemas.microsoft.com/office/word/2010/wordprocessingInk" xmlns:wne="http://schemas.microsoft.com/office/word/2006/wordml" xmlns:wps="http://schemas.microsoft.com/office/word/2010/wordprocessingShape" mc:Ignorable="w14 w15 w16se w16cid wp14">
+<w:hdr xmlns:wpc="http://schemas.microsoft.com/office/word/2010/wordprocessingCanvas" xmlns:cx="http://schemas.microsoft.com/office/drawing/2014/chartex" xmlns:cx1="http://schemas.microsoft.com/office/drawing/2015/9/8/chartex" xmlns:cx2="http://schemas.microsoft.com/office/drawing/2015/10/21/chartex" xmlns:cx3="http://schemas.microsoft.com/office/drawing/2016/5/9/chartex" xmlns:cx4="http://schemas.microsoft.com/office/drawing/2016/5/10/chartex" xmlns:cx5="http://schemas.microsoft.com/office/drawing/2016/5/11/chartex" xmlns:cx6="http://schemas.microsoft.com/office/drawing/2016/5/12/chartex" xmlns:cx7="http://schemas.microsoft.com/office/drawing/2016/5/13/chartex" xmlns:cx8="http://schemas.microsoft.com/office/drawing/2016/5/14/chartex" xmlns:mc="http://schemas.openxmlformats.org/markup-compatibility/2006" xmlns:aink="http://schemas.microsoft.com/office/drawing/2016/ink" xmlns:am3d="http://schemas.microsoft.com/office/drawing/2017/model3d" xmlns:o="urn:schemas-microsoft-com:office:office" xmlns:oel="http://schemas.microsoft.com/office/2019/extlst" xmlns:r="http://schemas.openxmlformats.org/officeDocument/2006/relationships" xmlns:m="http://schemas.openxmlformats.org/officeDocument/2006/math" xmlns:v="urn:schemas-microsoft-com:vml" xmlns:wp14="http://schemas.microsoft.com/office/word/2010/wordprocessingDrawing" xmlns:wp="http://schemas.openxmlformats.org/drawingml/2006/wordprocessingDrawing" xmlns:w10="urn:schemas-microsoft-com:office:word" xmlns:w="http://schemas.openxmlformats.org/wordprocessingml/2006/main" xmlns:w14="http://schemas.microsoft.com/office/word/2010/wordml" xmlns:w15="http://schemas.microsoft.com/office/word/2012/wordml" xmlns:w16cex="http://schemas.microsoft.com/office/word/2018/wordml/cex" xmlns:w16cid="http://schemas.microsoft.com/office/word/2016/wordml/cid" xmlns:w16="http://schemas.microsoft.com/office/word/2018/wordml" xmlns:w16sdtdh="http://schemas.microsoft.com/office/word/2020/wordml/sdtdatahash" xmlns:w16se="http://schemas.microsoft.com/office/word/2015/wordml/symex" xmlns:wpg="http://schemas.microsoft.com/office/word/2010/wordprocessingGroup" xmlns:wpi="http://schemas.microsoft.com/office/word/2010/wordprocessingInk" xmlns:wne="http://schemas.microsoft.com/office/word/2006/wordml" xmlns:wps="http://schemas.microsoft.com/office/word/2010/wordprocessingShape" mc:Ignorable="w14 w15 w16se w16cid w16 w16cex w16sdtdh wp14">
   <w:p>
     <w:pPr>
       <w:spacing w:line="340" w:lineRule="exact"/>
       <w:ind w:left="20"/>
       <w:jc w:val="center"/>
       <w:rPr>
-        <w:rFonts w:ascii="Calibri"/>
+        <w:rFonts w:ascii="Calibri" w:hint="eastAsia"/>
         <w:sz w:val="28"/>
       </w:rPr>
     </w:pPr>
@@ -8411,13 +10753,16 @@
   <w:p>
     <w:pPr>
       <w:pStyle w:val="a4"/>
+      <w:rPr>
+        <w:rFonts w:hint="eastAsia"/>
+      </w:rPr>
     </w:pPr>
   </w:p>
 </w:hdr>
 </file>
 
 <file path=word/numbering.xml><?xml version="1.0" encoding="utf-8"?>
-<w:numbering xmlns:wpc="http://schemas.microsoft.com/office/word/2010/wordprocessingCanvas" xmlns:cx="http://schemas.microsoft.com/office/drawing/2014/chartex" xmlns:cx1="http://schemas.microsoft.com/office/drawing/2015/9/8/chartex" xmlns:cx2="http://schemas.microsoft.com/office/drawing/2015/10/21/chartex" xmlns:cx3="http://schemas.microsoft.com/office/drawing/2016/5/9/chartex" xmlns:cx4="http://schemas.microsoft.com/office/drawing/2016/5/10/chartex" xmlns:cx5="http://schemas.microsoft.com/office/drawing/2016/5/11/chartex" xmlns:cx6="http://schemas.microsoft.com/office/drawing/2016/5/12/chartex" xmlns:cx7="http://schemas.microsoft.com/office/drawing/2016/5/13/chartex" xmlns:cx8="http://schemas.microsoft.com/office/drawing/2016/5/14/chartex" xmlns:mc="http://schemas.openxmlformats.org/markup-compatibility/2006" xmlns:aink="http://schemas.microsoft.com/office/drawing/2016/ink" xmlns:am3d="http://schemas.microsoft.com/office/drawing/2017/model3d" xmlns:o="urn:schemas-microsoft-com:office:office" xmlns:r="http://schemas.openxmlformats.org/officeDocument/2006/relationships" xmlns:m="http://schemas.openxmlformats.org/officeDocument/2006/math" xmlns:v="urn:schemas-microsoft-com:vml" xmlns:wp14="http://schemas.microsoft.com/office/word/2010/wordprocessingDrawing" xmlns:wp="http://schemas.openxmlformats.org/drawingml/2006/wordprocessingDrawing" xmlns:w10="urn:schemas-microsoft-com:office:word" xmlns:w="http://schemas.openxmlformats.org/wordprocessingml/2006/main" xmlns:w14="http://schemas.microsoft.com/office/word/2010/wordml" xmlns:w15="http://schemas.microsoft.com/office/word/2012/wordml" xmlns:w16cid="http://schemas.microsoft.com/office/word/2016/wordml/cid" xmlns:w16se="http://schemas.microsoft.com/office/word/2015/wordml/symex" xmlns:wpg="http://schemas.microsoft.com/office/word/2010/wordprocessingGroup" xmlns:wpi="http://schemas.microsoft.com/office/word/2010/wordprocessingInk" xmlns:wne="http://schemas.microsoft.com/office/word/2006/wordml" xmlns:wps="http://schemas.microsoft.com/office/word/2010/wordprocessingShape" mc:Ignorable="w14 w15 w16se w16cid wp14">
+<w:numbering xmlns:wpc="http://schemas.microsoft.com/office/word/2010/wordprocessingCanvas" xmlns:cx="http://schemas.microsoft.com/office/drawing/2014/chartex" xmlns:cx1="http://schemas.microsoft.com/office/drawing/2015/9/8/chartex" xmlns:cx2="http://schemas.microsoft.com/office/drawing/2015/10/21/chartex" xmlns:cx3="http://schemas.microsoft.com/office/drawing/2016/5/9/chartex" xmlns:cx4="http://schemas.microsoft.com/office/drawing/2016/5/10/chartex" xmlns:cx5="http://schemas.microsoft.com/office/drawing/2016/5/11/chartex" xmlns:cx6="http://schemas.microsoft.com/office/drawing/2016/5/12/chartex" xmlns:cx7="http://schemas.microsoft.com/office/drawing/2016/5/13/chartex" xmlns:cx8="http://schemas.microsoft.com/office/drawing/2016/5/14/chartex" xmlns:mc="http://schemas.openxmlformats.org/markup-compatibility/2006" xmlns:aink="http://schemas.microsoft.com/office/drawing/2016/ink" xmlns:am3d="http://schemas.microsoft.com/office/drawing/2017/model3d" xmlns:o="urn:schemas-microsoft-com:office:office" xmlns:oel="http://schemas.microsoft.com/office/2019/extlst" xmlns:r="http://schemas.openxmlformats.org/officeDocument/2006/relationships" xmlns:m="http://schemas.openxmlformats.org/officeDocument/2006/math" xmlns:v="urn:schemas-microsoft-com:vml" xmlns:wp14="http://schemas.microsoft.com/office/word/2010/wordprocessingDrawing" xmlns:wp="http://schemas.openxmlformats.org/drawingml/2006/wordprocessingDrawing" xmlns:w10="urn:schemas-microsoft-com:office:word" xmlns:w="http://schemas.openxmlformats.org/wordprocessingml/2006/main" xmlns:w14="http://schemas.microsoft.com/office/word/2010/wordml" xmlns:w15="http://schemas.microsoft.com/office/word/2012/wordml" xmlns:w16cex="http://schemas.microsoft.com/office/word/2018/wordml/cex" xmlns:w16cid="http://schemas.microsoft.com/office/word/2016/wordml/cid" xmlns:w16="http://schemas.microsoft.com/office/word/2018/wordml" xmlns:w16sdtdh="http://schemas.microsoft.com/office/word/2020/wordml/sdtdatahash" xmlns:w16se="http://schemas.microsoft.com/office/word/2015/wordml/symex" xmlns:wpg="http://schemas.microsoft.com/office/word/2010/wordprocessingGroup" xmlns:wpi="http://schemas.microsoft.com/office/word/2010/wordprocessingInk" xmlns:wne="http://schemas.microsoft.com/office/word/2006/wordml" xmlns:wps="http://schemas.microsoft.com/office/word/2010/wordprocessingShape" mc:Ignorable="w14 w15 w16se w16cid w16 w16cex w16sdtdh wp14">
   <w:abstractNum w:abstractNumId="0" w15:restartNumberingAfterBreak="0">
     <w:nsid w:val="05C91C5F"/>
     <w:multiLevelType w:val="hybridMultilevel"/>
@@ -9491,47 +11836,47 @@
       </w:pPr>
     </w:lvl>
   </w:abstractNum>
-  <w:num w:numId="1">
+  <w:num w:numId="1" w16cid:durableId="337510916">
     <w:abstractNumId w:val="1"/>
   </w:num>
-  <w:num w:numId="2">
+  <w:num w:numId="2" w16cid:durableId="334843838">
     <w:abstractNumId w:val="5"/>
   </w:num>
-  <w:num w:numId="3">
+  <w:num w:numId="3" w16cid:durableId="957953696">
     <w:abstractNumId w:val="7"/>
   </w:num>
-  <w:num w:numId="4">
+  <w:num w:numId="4" w16cid:durableId="600915380">
     <w:abstractNumId w:val="0"/>
   </w:num>
-  <w:num w:numId="5">
+  <w:num w:numId="5" w16cid:durableId="1180243866">
     <w:abstractNumId w:val="4"/>
   </w:num>
-  <w:num w:numId="6">
+  <w:num w:numId="6" w16cid:durableId="1349135522">
     <w:abstractNumId w:val="3"/>
   </w:num>
-  <w:num w:numId="7">
+  <w:num w:numId="7" w16cid:durableId="1794667310">
     <w:abstractNumId w:val="9"/>
   </w:num>
-  <w:num w:numId="8">
+  <w:num w:numId="8" w16cid:durableId="1907719540">
     <w:abstractNumId w:val="10"/>
   </w:num>
-  <w:num w:numId="9">
+  <w:num w:numId="9" w16cid:durableId="1383485814">
     <w:abstractNumId w:val="8"/>
   </w:num>
-  <w:num w:numId="10">
+  <w:num w:numId="10" w16cid:durableId="2020036544">
     <w:abstractNumId w:val="6"/>
   </w:num>
-  <w:num w:numId="11">
+  <w:num w:numId="11" w16cid:durableId="1788115762">
     <w:abstractNumId w:val="2"/>
   </w:num>
-  <w:num w:numId="12">
+  <w:num w:numId="12" w16cid:durableId="836531853">
     <w:abstractNumId w:val="0"/>
   </w:num>
 </w:numbering>
 </file>
 
 <file path=word/styles.xml><?xml version="1.0" encoding="utf-8"?>
-<w:styles xmlns:mc="http://schemas.openxmlformats.org/markup-compatibility/2006" xmlns:r="http://schemas.openxmlformats.org/officeDocument/2006/relationships" xmlns:w="http://schemas.openxmlformats.org/wordprocessingml/2006/main" xmlns:w14="http://schemas.microsoft.com/office/word/2010/wordml" xmlns:w15="http://schemas.microsoft.com/office/word/2012/wordml" xmlns:w16cid="http://schemas.microsoft.com/office/word/2016/wordml/cid" xmlns:w16se="http://schemas.microsoft.com/office/word/2015/wordml/symex" mc:Ignorable="w14 w15 w16se w16cid">
+<w:styles xmlns:mc="http://schemas.openxmlformats.org/markup-compatibility/2006" xmlns:r="http://schemas.openxmlformats.org/officeDocument/2006/relationships" xmlns:w="http://schemas.openxmlformats.org/wordprocessingml/2006/main" xmlns:w14="http://schemas.microsoft.com/office/word/2010/wordml" xmlns:w15="http://schemas.microsoft.com/office/word/2012/wordml" xmlns:w16cex="http://schemas.microsoft.com/office/word/2018/wordml/cex" xmlns:w16cid="http://schemas.microsoft.com/office/word/2016/wordml/cid" xmlns:w16="http://schemas.microsoft.com/office/word/2018/wordml" xmlns:w16sdtdh="http://schemas.microsoft.com/office/word/2020/wordml/sdtdatahash" xmlns:w16se="http://schemas.microsoft.com/office/word/2015/wordml/symex" mc:Ignorable="w14 w15 w16se w16cid w16 w16cex w16sdtdh">
   <w:docDefaults>
     <w:rPrDefault>
       <w:rPr>
@@ -9544,7 +11889,7 @@
     </w:rPrDefault>
     <w:pPrDefault/>
   </w:docDefaults>
-  <w:latentStyles w:defLockedState="0" w:defUIPriority="99" w:defSemiHidden="0" w:defUnhideWhenUsed="0" w:defQFormat="0" w:count="375">
+  <w:latentStyles w:defLockedState="0" w:defUIPriority="99" w:defSemiHidden="0" w:defUnhideWhenUsed="0" w:defQFormat="0" w:count="376">
     <w:lsdException w:name="Normal" w:uiPriority="0" w:qFormat="1"/>
     <w:lsdException w:name="heading 1" w:uiPriority="9" w:qFormat="1"/>
     <w:lsdException w:name="heading 2" w:semiHidden="1" w:uiPriority="9" w:unhideWhenUsed="1" w:qFormat="1"/>
@@ -9920,6 +12265,7 @@
     <w:lsdException w:name="Smart Hyperlink" w:semiHidden="1" w:unhideWhenUsed="1"/>
     <w:lsdException w:name="Hashtag" w:semiHidden="1" w:unhideWhenUsed="1"/>
     <w:lsdException w:name="Unresolved Mention" w:semiHidden="1" w:unhideWhenUsed="1"/>
+    <w:lsdException w:name="Smart Link" w:semiHidden="1" w:unhideWhenUsed="1"/>
   </w:latentStyles>
   <w:style w:type="paragraph" w:default="1" w:styleId="a0">
     <w:name w:val="Normal"/>
@@ -10025,7 +12371,6 @@
   <w:style w:type="character" w:default="1" w:styleId="a1">
     <w:name w:val="Default Paragraph Font"/>
     <w:uiPriority w:val="1"/>
-    <w:semiHidden/>
     <w:unhideWhenUsed/>
   </w:style>
   <w:style w:type="table" w:default="1" w:styleId="a2">

--- a/paper/刘晓煜-毕设开题报告.docx
+++ b/paper/刘晓煜-毕设开题报告.docx
@@ -1,24 +1,34 @@
 
 <file path=word/document.xml><?xml version="1.0" encoding="utf-8"?>
-<w:document xmlns:wpc="http://schemas.microsoft.com/office/word/2010/wordprocessingCanvas" xmlns:cx="http://schemas.microsoft.com/office/drawing/2014/chartex" xmlns:cx1="http://schemas.microsoft.com/office/drawing/2015/9/8/chartex" xmlns:cx2="http://schemas.microsoft.com/office/drawing/2015/10/21/chartex" xmlns:cx3="http://schemas.microsoft.com/office/drawing/2016/5/9/chartex" xmlns:cx4="http://schemas.microsoft.com/office/drawing/2016/5/10/chartex" xmlns:cx5="http://schemas.microsoft.com/office/drawing/2016/5/11/chartex" xmlns:cx6="http://schemas.microsoft.com/office/drawing/2016/5/12/chartex" xmlns:cx7="http://schemas.microsoft.com/office/drawing/2016/5/13/chartex" xmlns:cx8="http://schemas.microsoft.com/office/drawing/2016/5/14/chartex" xmlns:mc="http://schemas.openxmlformats.org/markup-compatibility/2006" xmlns:aink="http://schemas.microsoft.com/office/drawing/2016/ink" xmlns:am3d="http://schemas.microsoft.com/office/drawing/2017/model3d" xmlns:o="urn:schemas-microsoft-com:office:office" xmlns:oel="http://schemas.microsoft.com/office/2019/extlst" xmlns:r="http://schemas.openxmlformats.org/officeDocument/2006/relationships" xmlns:m="http://schemas.openxmlformats.org/officeDocument/2006/math" xmlns:v="urn:schemas-microsoft-com:vml" xmlns:wp14="http://schemas.microsoft.com/office/word/2010/wordprocessingDrawing" xmlns:wp="http://schemas.openxmlformats.org/drawingml/2006/wordprocessingDrawing" xmlns:w10="urn:schemas-microsoft-com:office:word" xmlns:w="http://schemas.openxmlformats.org/wordprocessingml/2006/main" xmlns:w14="http://schemas.microsoft.com/office/word/2010/wordml" xmlns:w15="http://schemas.microsoft.com/office/word/2012/wordml" xmlns:w16cex="http://schemas.microsoft.com/office/word/2018/wordml/cex" xmlns:w16cid="http://schemas.microsoft.com/office/word/2016/wordml/cid" xmlns:w16="http://schemas.microsoft.com/office/word/2018/wordml" xmlns:w16sdtdh="http://schemas.microsoft.com/office/word/2020/wordml/sdtdatahash" xmlns:w16se="http://schemas.microsoft.com/office/word/2015/wordml/symex" xmlns:wpg="http://schemas.microsoft.com/office/word/2010/wordprocessingGroup" xmlns:wpi="http://schemas.microsoft.com/office/word/2010/wordprocessingInk" xmlns:wne="http://schemas.microsoft.com/office/word/2006/wordml" xmlns:wps="http://schemas.microsoft.com/office/word/2010/wordprocessingShape" mc:Ignorable="w14 w15 w16se w16cid w16 w16cex w16sdtdh wp14">
+<w:document xmlns:wpc="http://schemas.microsoft.com/office/word/2010/wordprocessingCanvas" xmlns:cx="http://schemas.microsoft.com/office/drawing/2014/chartex" xmlns:cx1="http://schemas.microsoft.com/office/drawing/2015/9/8/chartex" xmlns:cx2="http://schemas.microsoft.com/office/drawing/2015/10/21/chartex" xmlns:cx3="http://schemas.microsoft.com/office/drawing/2016/5/9/chartex" xmlns:cx4="http://schemas.microsoft.com/office/drawing/2016/5/10/chartex" xmlns:cx5="http://schemas.microsoft.com/office/drawing/2016/5/11/chartex" xmlns:cx6="http://schemas.microsoft.com/office/drawing/2016/5/12/chartex" xmlns:cx7="http://schemas.microsoft.com/office/drawing/2016/5/13/chartex" xmlns:cx8="http://schemas.microsoft.com/office/drawing/2016/5/14/chartex" xmlns:mc="http://schemas.openxmlformats.org/markup-compatibility/2006" xmlns:aink="http://schemas.microsoft.com/office/drawing/2016/ink" xmlns:am3d="http://schemas.microsoft.com/office/drawing/2017/model3d" xmlns:o="urn:schemas-microsoft-com:office:office" xmlns:r="http://schemas.openxmlformats.org/officeDocument/2006/relationships" xmlns:m="http://schemas.openxmlformats.org/officeDocument/2006/math" xmlns:v="urn:schemas-microsoft-com:vml" xmlns:wp14="http://schemas.microsoft.com/office/word/2010/wordprocessingDrawing" xmlns:wp="http://schemas.openxmlformats.org/drawingml/2006/wordprocessingDrawing" xmlns:w10="urn:schemas-microsoft-com:office:word" xmlns:w="http://schemas.openxmlformats.org/wordprocessingml/2006/main" xmlns:w14="http://schemas.microsoft.com/office/word/2010/wordml" xmlns:w15="http://schemas.microsoft.com/office/word/2012/wordml" xmlns:w16cid="http://schemas.microsoft.com/office/word/2016/wordml/cid" xmlns:w16se="http://schemas.microsoft.com/office/word/2015/wordml/symex" xmlns:wpg="http://schemas.microsoft.com/office/word/2010/wordprocessingGroup" xmlns:wpi="http://schemas.microsoft.com/office/word/2010/wordprocessingInk" xmlns:wne="http://schemas.microsoft.com/office/word/2006/wordml" xmlns:wps="http://schemas.microsoft.com/office/word/2010/wordprocessingShape" mc:Ignorable="w14 w15 w16se w16cid wp14">
   <w:body>
     <w:p>
       <w:pPr>
         <w:widowControl/>
         <w:jc w:val="left"/>
         <w:rPr>
-          <w:rFonts w:hAnsi="宋体" w:cs="黑体" w:hint="eastAsia"/>
-          <w:sz w:val="24"/>
-          <w:szCs w:val="24"/>
-        </w:rPr>
-      </w:pPr>
-      <w:r>
-        <w:rPr>
           <w:rFonts w:hAnsi="宋体" w:cs="黑体"/>
           <w:sz w:val="24"/>
           <w:szCs w:val="24"/>
         </w:rPr>
-        <w:t>仿地飞行的无人机全覆盖路径规划与最优控制方法研究</w:t>
+      </w:pPr>
+      <w:proofErr w:type="gramStart"/>
+      <w:r>
+        <w:rPr>
+          <w:rFonts w:hAnsi="宋体" w:cs="黑体"/>
+          <w:sz w:val="24"/>
+          <w:szCs w:val="24"/>
+        </w:rPr>
+        <w:t>仿地飞行</w:t>
+      </w:r>
+      <w:proofErr w:type="gramEnd"/>
+      <w:r>
+        <w:rPr>
+          <w:rFonts w:hAnsi="宋体" w:cs="黑体"/>
+          <w:sz w:val="24"/>
+          <w:szCs w:val="24"/>
+        </w:rPr>
+        <w:t>的无人机全覆盖路径规划与最优控制方法研究</w:t>
       </w:r>
     </w:p>
     <w:p>
@@ -26,7 +36,7 @@
         <w:widowControl/>
         <w:jc w:val="left"/>
         <w:rPr>
-          <w:rFonts w:hAnsi="宋体" w:cs="黑体" w:hint="eastAsia"/>
+          <w:rFonts w:hAnsi="宋体" w:cs="黑体"/>
           <w:sz w:val="24"/>
           <w:szCs w:val="24"/>
         </w:rPr>
@@ -37,7 +47,7 @@
         <w:widowControl/>
         <w:jc w:val="left"/>
         <w:rPr>
-          <w:rFonts w:hAnsi="宋体" w:cs="黑体" w:hint="eastAsia"/>
+          <w:rFonts w:hAnsi="宋体" w:cs="黑体"/>
           <w:sz w:val="24"/>
           <w:szCs w:val="24"/>
         </w:rPr>
@@ -56,7 +66,7 @@
         <w:widowControl/>
         <w:jc w:val="left"/>
         <w:rPr>
-          <w:rFonts w:hAnsi="宋体" w:cs="黑体" w:hint="eastAsia"/>
+          <w:rFonts w:hAnsi="宋体" w:cs="黑体"/>
           <w:sz w:val="24"/>
           <w:szCs w:val="24"/>
         </w:rPr>
@@ -66,9 +76,6 @@
       <w:pPr>
         <w:widowControl/>
         <w:jc w:val="left"/>
-        <w:rPr>
-          <w:rFonts w:hint="eastAsia"/>
-        </w:rPr>
       </w:pPr>
       <w:r>
         <w:rPr>
@@ -82,7 +89,7 @@
         <w:widowControl/>
         <w:jc w:val="left"/>
         <w:rPr>
-          <w:rFonts w:hAnsi="宋体" w:cs="黑体" w:hint="eastAsia"/>
+          <w:rFonts w:hAnsi="宋体" w:cs="黑体"/>
           <w:sz w:val="24"/>
           <w:szCs w:val="24"/>
         </w:rPr>
@@ -124,9 +131,6 @@
       <w:pPr>
         <w:widowControl/>
         <w:jc w:val="left"/>
-        <w:rPr>
-          <w:rFonts w:hint="eastAsia"/>
-        </w:rPr>
       </w:pPr>
       <w:r>
         <w:rPr>
@@ -139,9 +143,6 @@
       <w:pPr>
         <w:widowControl/>
         <w:jc w:val="left"/>
-        <w:rPr>
-          <w:rFonts w:hint="eastAsia"/>
-        </w:rPr>
       </w:pPr>
     </w:p>
     <w:p>
@@ -152,9 +153,6 @@
           <w:numId w:val="11"/>
         </w:numPr>
         <w:jc w:val="left"/>
-        <w:rPr>
-          <w:rFonts w:hint="eastAsia"/>
-        </w:rPr>
       </w:pPr>
       <w:r>
         <w:rPr>
@@ -171,9 +169,6 @@
           <w:numId w:val="11"/>
         </w:numPr>
         <w:jc w:val="left"/>
-        <w:rPr>
-          <w:rFonts w:hint="eastAsia"/>
-        </w:rPr>
       </w:pPr>
       <w:r>
         <w:rPr>
@@ -190,9 +185,6 @@
           <w:numId w:val="11"/>
         </w:numPr>
         <w:jc w:val="left"/>
-        <w:rPr>
-          <w:rFonts w:hint="eastAsia"/>
-        </w:rPr>
       </w:pPr>
       <w:r>
         <w:rPr>
@@ -209,9 +201,6 @@
           <w:numId w:val="11"/>
         </w:numPr>
         <w:jc w:val="left"/>
-        <w:rPr>
-          <w:rFonts w:hint="eastAsia"/>
-        </w:rPr>
       </w:pPr>
       <w:r>
         <w:rPr>
@@ -223,9 +212,6 @@
     <w:p>
       <w:pPr>
         <w:jc w:val="left"/>
-        <w:rPr>
-          <w:rFonts w:hint="eastAsia"/>
-        </w:rPr>
       </w:pPr>
       <w:r>
         <w:rPr>
@@ -251,9 +237,6 @@
     <w:p>
       <w:pPr>
         <w:jc w:val="left"/>
-        <w:rPr>
-          <w:rFonts w:hint="eastAsia"/>
-        </w:rPr>
       </w:pPr>
       <w:r>
         <w:rPr>
@@ -299,31 +282,36 @@
     <w:p>
       <w:pPr>
         <w:jc w:val="left"/>
+      </w:pPr>
+      <w:r>
         <w:rPr>
           <w:rFonts w:hint="eastAsia"/>
         </w:rPr>
-      </w:pPr>
+        <w:t>[1]王宁,韩雨晓,王雅萱,王天海,张漫,</w:t>
+      </w:r>
+      <w:proofErr w:type="gramStart"/>
       <w:r>
         <w:rPr>
           <w:rFonts w:hint="eastAsia"/>
         </w:rPr>
-        <w:t>[1]王宁,韩雨晓,王雅萱,王天海,张漫,李寒.农业机器人全覆盖作业规划研究进展[J].农业机械学报,2022,第53卷(201):1-19</w:t>
+        <w:t>李寒</w:t>
+      </w:r>
+      <w:proofErr w:type="gramEnd"/>
+      <w:r>
+        <w:rPr>
+          <w:rFonts w:hint="eastAsia"/>
+        </w:rPr>
+        <w:t>.农业机器人全覆盖作业规划研究进展[J].农业机械学报,2022,第53卷(201):1-19</w:t>
       </w:r>
     </w:p>
     <w:p>
       <w:pPr>
         <w:jc w:val="left"/>
-        <w:rPr>
-          <w:rFonts w:hint="eastAsia"/>
-        </w:rPr>
       </w:pPr>
     </w:p>
     <w:p>
       <w:pPr>
         <w:jc w:val="left"/>
-        <w:rPr>
-          <w:rFonts w:hint="eastAsia"/>
-        </w:rPr>
       </w:pPr>
       <w:r>
         <w:rPr>
@@ -340,9 +328,6 @@
           <w:numId w:val="11"/>
         </w:numPr>
         <w:jc w:val="left"/>
-        <w:rPr>
-          <w:rFonts w:hint="eastAsia"/>
-        </w:rPr>
       </w:pPr>
       <w:r>
         <w:rPr>
@@ -359,18 +344,12 @@
           <w:numId w:val="11"/>
         </w:numPr>
         <w:jc w:val="left"/>
-        <w:rPr>
-          <w:rFonts w:hint="eastAsia"/>
-        </w:rPr>
       </w:pPr>
     </w:p>
     <w:p>
       <w:pPr>
         <w:widowControl/>
         <w:jc w:val="left"/>
-        <w:rPr>
-          <w:rFonts w:hint="eastAsia"/>
-        </w:rPr>
       </w:pPr>
       <w:r>
         <w:rPr>
@@ -383,9 +362,6 @@
       <w:pPr>
         <w:widowControl/>
         <w:jc w:val="left"/>
-        <w:rPr>
-          <w:rFonts w:hint="eastAsia"/>
-        </w:rPr>
       </w:pPr>
       <w:r>
         <w:rPr>
@@ -398,9 +374,6 @@
       <w:pPr>
         <w:widowControl/>
         <w:jc w:val="left"/>
-        <w:rPr>
-          <w:rFonts w:hint="eastAsia"/>
-        </w:rPr>
       </w:pPr>
       <w:r>
         <w:rPr>
@@ -413,9 +386,6 @@
       <w:pPr>
         <w:widowControl/>
         <w:jc w:val="left"/>
-        <w:rPr>
-          <w:rFonts w:hint="eastAsia"/>
-        </w:rPr>
       </w:pPr>
       <w:r>
         <w:rPr>
@@ -428,24 +398,20 @@
       <w:pPr>
         <w:widowControl/>
         <w:jc w:val="left"/>
+      </w:pPr>
+      <w:proofErr w:type="gramStart"/>
+      <w:r>
         <w:rPr>
           <w:rFonts w:hint="eastAsia"/>
         </w:rPr>
-      </w:pPr>
-      <w:r>
-        <w:rPr>
-          <w:rFonts w:hint="eastAsia"/>
-        </w:rPr>
         <w:t>套行行驶</w:t>
       </w:r>
+      <w:proofErr w:type="gramEnd"/>
     </w:p>
     <w:p>
       <w:pPr>
         <w:widowControl/>
         <w:jc w:val="left"/>
-        <w:rPr>
-          <w:rFonts w:hint="eastAsia"/>
-        </w:rPr>
       </w:pPr>
       <w:r>
         <w:rPr>
@@ -507,8 +473,17 @@
           <w:b/>
           <w:bCs/>
         </w:rPr>
-        <w:t>先验已知地图下的Z方向仿地控制</w:t>
-      </w:r>
+        <w:t>先验已知地图下的Z</w:t>
+      </w:r>
+      <w:proofErr w:type="gramStart"/>
+      <w:r>
+        <w:rPr>
+          <w:b/>
+          <w:bCs/>
+        </w:rPr>
+        <w:t>方向仿地控制</w:t>
+      </w:r>
+      <w:proofErr w:type="gramEnd"/>
     </w:p>
     <w:p>
       <w:pPr>
@@ -519,7 +494,49 @@
         <w:rPr>
           <w:lang w:val="en-US"/>
         </w:rPr>
-        <w:t>在已知地形图下，仿地飞行需保障Z方向轨迹平滑。直接赋Z值易致山脊/沟壑处路径剧烈抖动，违背无人机动力学约束。本研究在路径生成后，采用B样条曲线平滑Z坐标，并引入卡尔曼滤波抑制噪声、预测高度变化，提升轨迹连续性与飞行安全性，实现稳定、合规的仿地飞行。</w:t>
+        <w:t>在已知地形图下，</w:t>
+      </w:r>
+      <w:proofErr w:type="gramStart"/>
+      <w:r>
+        <w:rPr>
+          <w:lang w:val="en-US"/>
+        </w:rPr>
+        <w:t>仿地飞行</w:t>
+      </w:r>
+      <w:proofErr w:type="gramEnd"/>
+      <w:r>
+        <w:rPr>
+          <w:lang w:val="en-US"/>
+        </w:rPr>
+        <w:t>需保障Z方向轨迹平滑。直接赋Z</w:t>
+      </w:r>
+      <w:proofErr w:type="gramStart"/>
+      <w:r>
+        <w:rPr>
+          <w:lang w:val="en-US"/>
+        </w:rPr>
+        <w:t>值易致</w:t>
+      </w:r>
+      <w:proofErr w:type="gramEnd"/>
+      <w:r>
+        <w:rPr>
+          <w:lang w:val="en-US"/>
+        </w:rPr>
+        <w:t>山脊/沟壑处路径剧烈抖动，违背无人机动力学约束。本研究在路径生成后，采用B样条曲线平滑Z坐标，并引入卡尔曼滤波抑制噪声、预测高度变化，提升轨迹连续性与飞行安全性，实现稳定、合</w:t>
+      </w:r>
+      <w:proofErr w:type="gramStart"/>
+      <w:r>
+        <w:rPr>
+          <w:lang w:val="en-US"/>
+        </w:rPr>
+        <w:t>规的仿地飞</w:t>
+      </w:r>
+      <w:proofErr w:type="gramEnd"/>
+      <w:r>
+        <w:rPr>
+          <w:lang w:val="en-US"/>
+        </w:rPr>
+        <w:t>行。</w:t>
       </w:r>
     </w:p>
     <w:p>
@@ -548,7 +565,15 @@
         <w:ind w:firstLine="420"/>
       </w:pPr>
       <w:r>
-        <w:t>为简化全覆盖路径规划问题并提高算法效率，本研究首先将待覆盖的不规则区域通过几何分割或拓扑分解方法转化为多个凸多边形子区域。该策略可有效避免路径交叉与重复覆盖，同时为路径连接阶段的</w:t>
+        <w:t>为</w:t>
+      </w:r>
+      <w:proofErr w:type="gramStart"/>
+      <w:r>
+        <w:t>简化全</w:t>
+      </w:r>
+      <w:proofErr w:type="gramEnd"/>
+      <w:r>
+        <w:t>覆盖路径规划问题并提高算法效率，本研究首先将待覆盖的不规则区域通过几何分割或拓扑分解方法转化为多个凸多边形子区域。该策略可有效避免路径交叉与重复覆盖，同时为路径连接阶段的</w:t>
       </w:r>
       <w:r>
         <w:t>“</w:t>
@@ -568,18 +593,36 @@
         <w:widowControl/>
         <w:jc w:val="left"/>
         <w:rPr>
-          <w:rFonts w:hAnsi="宋体" w:cs="黑体" w:hint="eastAsia"/>
-          <w:sz w:val="24"/>
-          <w:szCs w:val="24"/>
-        </w:rPr>
-      </w:pPr>
-      <w:r>
-        <w:rPr>
           <w:rFonts w:hAnsi="宋体" w:cs="黑体"/>
           <w:sz w:val="24"/>
           <w:szCs w:val="24"/>
         </w:rPr>
-        <w:t>对于求解子区访问顺序和出入口建模为旅行商全覆盖路径规划问题，可以用遗传算法模拟退火神经网络等方法求解，这里模拟退火已经能满足需求，在路径规划阶段，考虑运动约束的方法主要包括混合 a 星算法、运动学 RRT 星算法等。RRT 算法生成的路径可能不是最优路径。混合 a 星算法一般用于低速运动、有障碍物、有运动约束的情况。符合本课题的需求，输出的曲线是 RS。曲线由一组圆弧和直线组成，连接起始位姿和目标位姿的最短路线。</w:t>
+      </w:pPr>
+      <w:r>
+        <w:rPr>
+          <w:rFonts w:hAnsi="宋体" w:cs="黑体"/>
+          <w:sz w:val="24"/>
+          <w:szCs w:val="24"/>
+        </w:rPr>
+        <w:t>对于求解子区访问顺序和出入口建模为</w:t>
+      </w:r>
+      <w:proofErr w:type="gramStart"/>
+      <w:r>
+        <w:rPr>
+          <w:rFonts w:hAnsi="宋体" w:cs="黑体"/>
+          <w:sz w:val="24"/>
+          <w:szCs w:val="24"/>
+        </w:rPr>
+        <w:t>旅行商全覆盖</w:t>
+      </w:r>
+      <w:proofErr w:type="gramEnd"/>
+      <w:r>
+        <w:rPr>
+          <w:rFonts w:hAnsi="宋体" w:cs="黑体"/>
+          <w:sz w:val="24"/>
+          <w:szCs w:val="24"/>
+        </w:rPr>
+        <w:t>路径规划问题，可以用遗传算法模拟退火神经网络等方法求解，这里模拟退火已经能满足需求，在路径规划阶段，考虑运动约束的方法主要包括混合 a 星算法、运动学 RRT 星算法等。RRT 算法生成的路径可能不是最优路径。混合 a 星算法一般用于低速运动、有障碍物、有运动约束的情况。符合本课题的需求，输出的曲线是 RS。曲线由一组圆弧和直线组成，连接起始位姿和目标位姿的最短路线。</w:t>
       </w:r>
     </w:p>
     <w:p>
@@ -617,7 +660,15 @@
         <w:ind w:firstLine="420"/>
       </w:pPr>
       <w:r>
-        <w:t>在路径规划基础上，本研究引入多目标最优控制策略，重点优化能量消耗与飞行安全性。在能量最优方面，算法优先规划与地形走向一致的飞行路线（如沿横向山脉飞行），避免因频繁穿越纵向山脉而产生大量无效爬升与下降，从而降低整体能耗；在危险系数最优方面，系统评估路径中各段的飞行姿态，避免大仰角悬停或陡坡贴地飞行，降低坠机或失控风险。通过构建综合代价函数，将地形梯度、飞行姿态、路径长度等参数纳入优化目标，实现路径在</w:t>
+        <w:t>在路径规划基础上，本研究引入多目标最优控制策略，重点优化能量消耗与飞行安全性。在能量最优方面，算法优先规划与地形走向一致的飞行路线（</w:t>
+      </w:r>
+      <w:proofErr w:type="gramStart"/>
+      <w:r>
+        <w:t>如沿横向</w:t>
+      </w:r>
+      <w:proofErr w:type="gramEnd"/>
+      <w:r>
+        <w:t>山脉飞行），避免因频繁穿越纵向山脉而产生大量无效爬升与下降，从而降低整体能耗；在危险系数最优方面，系统评估路径中各段的飞行姿态，避免大仰角悬停或陡坡贴地飞行，降低坠机或失控风险。通过构建综合代价函数，将地形梯度、飞行姿态、路径长度等参数纳入优化目标，实现路径在</w:t>
       </w:r>
       <w:r>
         <w:t>“</w:t>
@@ -655,7 +706,7 @@
         <w:widowControl/>
         <w:jc w:val="left"/>
         <w:rPr>
-          <w:rFonts w:hAnsi="宋体" w:cs="黑体" w:hint="eastAsia"/>
+          <w:rFonts w:hAnsi="宋体" w:cs="黑体"/>
           <w:sz w:val="24"/>
           <w:szCs w:val="24"/>
         </w:rPr>
@@ -690,7 +741,7 @@
         <w:widowControl/>
         <w:jc w:val="left"/>
         <w:rPr>
-          <w:rFonts w:hAnsi="宋体" w:cs="黑体" w:hint="eastAsia"/>
+          <w:rFonts w:hAnsi="宋体" w:cs="黑体"/>
           <w:sz w:val="24"/>
           <w:szCs w:val="24"/>
         </w:rPr>
@@ -785,7 +836,7 @@
       <w:pPr>
         <w:pStyle w:val="afd"/>
       </w:pPr>
-      <w:bookmarkStart w:id="0" w:name="_Toc223287182"/>
+      <w:bookmarkStart w:id="0" w:name="_Toc223619714"/>
       <w:r>
         <w:t>摘</w:t>
       </w:r>
@@ -800,9 +851,6 @@
     <w:p>
       <w:pPr>
         <w:jc w:val="center"/>
-        <w:rPr>
-          <w:rFonts w:hint="eastAsia"/>
-        </w:rPr>
       </w:pPr>
     </w:p>
     <w:p>
@@ -859,7 +907,7 @@
         <w:widowControl/>
         <w:jc w:val="left"/>
         <w:rPr>
-          <w:rFonts w:ascii="宋体" w:eastAsia="宋体" w:hAnsi="宋体" w:cs="宋体" w:hint="eastAsia"/>
+          <w:rFonts w:ascii="宋体" w:eastAsia="宋体" w:hAnsi="宋体" w:cs="宋体"/>
           <w:b/>
           <w:bCs/>
           <w:kern w:val="36"/>
@@ -882,7 +930,7 @@
         </w:rPr>
       </w:pPr>
       <w:bookmarkStart w:id="1" w:name="_Toc127273338"/>
-      <w:bookmarkStart w:id="2" w:name="_Toc223287183"/>
+      <w:bookmarkStart w:id="2" w:name="_Toc223619715"/>
       <w:r>
         <w:rPr>
           <w:rFonts w:ascii="Times New Roman" w:eastAsia="黑体" w:hAnsi="Times New Roman" w:cs="Times New Roman"/>
@@ -932,13 +980,7 @@
         <w:t xml:space="preserve"> </w:t>
       </w:r>
     </w:p>
-    <w:p>
-      <w:pPr>
-        <w:rPr>
-          <w:rFonts w:hint="eastAsia"/>
-        </w:rPr>
-      </w:pPr>
-    </w:p>
+    <w:p/>
     <w:p>
       <w:pPr>
         <w:spacing w:line="360" w:lineRule="auto"/>
@@ -1019,11 +1061,7 @@
               <w:tab w:val="right" w:leader="dot" w:pos="8296"/>
             </w:tabs>
             <w:rPr>
-              <w:rFonts w:hint="eastAsia"/>
               <w:noProof/>
-              <w:sz w:val="22"/>
-              <w:szCs w:val="24"/>
-              <w14:ligatures w14:val="standardContextual"/>
             </w:rPr>
           </w:pPr>
           <w:r>
@@ -1050,18 +1088,16 @@
             </w:rPr>
             <w:fldChar w:fldCharType="separate"/>
           </w:r>
-          <w:hyperlink w:anchor="_Toc223287182" w:history="1">
+          <w:hyperlink w:history="1">
             <w:r>
               <w:rPr>
                 <w:rStyle w:val="ab"/>
-                <w:rFonts w:hint="eastAsia"/>
                 <w:noProof/>
               </w:rPr>
               <w:t>摘  要</w:t>
             </w:r>
             <w:r>
               <w:rPr>
-                <w:rFonts w:hint="eastAsia"/>
                 <w:noProof/>
                 <w:webHidden/>
               </w:rPr>
@@ -1069,7 +1105,6 @@
             </w:r>
             <w:r>
               <w:rPr>
-                <w:rFonts w:hint="eastAsia"/>
                 <w:noProof/>
                 <w:webHidden/>
               </w:rPr>
@@ -1077,53 +1112,33 @@
             </w:r>
             <w:r>
               <w:rPr>
-                <w:rFonts w:hint="eastAsia"/>
                 <w:noProof/>
                 <w:webHidden/>
               </w:rPr>
-              <w:instrText xml:space="preserve"> </w:instrText>
+              <w:instrText xml:space="preserve"> PAGEREF _Toc223619714 \h </w:instrText>
             </w:r>
             <w:r>
               <w:rPr>
                 <w:noProof/>
                 <w:webHidden/>
               </w:rPr>
-              <w:instrText>PAGEREF _Toc223287182 \h</w:instrText>
-            </w:r>
-            <w:r>
-              <w:rPr>
-                <w:rFonts w:hint="eastAsia"/>
+            </w:r>
+            <w:r>
+              <w:rPr>
                 <w:noProof/>
                 <w:webHidden/>
               </w:rPr>
-              <w:instrText xml:space="preserve"> </w:instrText>
-            </w:r>
-            <w:r>
-              <w:rPr>
-                <w:rFonts w:hint="eastAsia"/>
+              <w:fldChar w:fldCharType="separate"/>
+            </w:r>
+            <w:r>
+              <w:rPr>
                 <w:noProof/>
                 <w:webHidden/>
               </w:rPr>
-            </w:r>
-            <w:r>
-              <w:rPr>
-                <w:rFonts w:hint="eastAsia"/>
-                <w:noProof/>
-                <w:webHidden/>
-              </w:rPr>
-              <w:fldChar w:fldCharType="separate"/>
-            </w:r>
-            <w:r>
-              <w:rPr>
-                <w:rFonts w:hint="eastAsia"/>
-                <w:noProof/>
-                <w:webHidden/>
-              </w:rPr>
               <w:t>iv</w:t>
             </w:r>
             <w:r>
               <w:rPr>
-                <w:rFonts w:hint="eastAsia"/>
                 <w:noProof/>
                 <w:webHidden/>
               </w:rPr>
@@ -1138,25 +1153,20 @@
               <w:tab w:val="right" w:leader="dot" w:pos="8296"/>
             </w:tabs>
             <w:rPr>
-              <w:rFonts w:hint="eastAsia"/>
               <w:noProof/>
-              <w:sz w:val="22"/>
-              <w:szCs w:val="24"/>
-              <w14:ligatures w14:val="standardContextual"/>
             </w:rPr>
           </w:pPr>
-          <w:hyperlink w:anchor="_Toc223287183" w:history="1">
+          <w:hyperlink w:history="1">
             <w:r>
               <w:rPr>
                 <w:rStyle w:val="ab"/>
-                <w:rFonts w:ascii="Times New Roman" w:eastAsia="黑体" w:hAnsi="Times New Roman" w:cs="Times New Roman" w:hint="eastAsia"/>
+                <w:rFonts w:ascii="Times New Roman" w:eastAsia="黑体" w:hAnsi="Times New Roman" w:cs="Times New Roman"/>
                 <w:noProof/>
               </w:rPr>
               <w:t>Abstract</w:t>
             </w:r>
             <w:r>
               <w:rPr>
-                <w:rFonts w:hint="eastAsia"/>
                 <w:noProof/>
                 <w:webHidden/>
               </w:rPr>
@@ -1164,7 +1174,6 @@
             </w:r>
             <w:r>
               <w:rPr>
-                <w:rFonts w:hint="eastAsia"/>
                 <w:noProof/>
                 <w:webHidden/>
               </w:rPr>
@@ -1172,53 +1181,33 @@
             </w:r>
             <w:r>
               <w:rPr>
-                <w:rFonts w:hint="eastAsia"/>
                 <w:noProof/>
                 <w:webHidden/>
               </w:rPr>
-              <w:instrText xml:space="preserve"> </w:instrText>
+              <w:instrText xml:space="preserve"> PAGEREF _Toc223619715 \h </w:instrText>
             </w:r>
             <w:r>
               <w:rPr>
                 <w:noProof/>
                 <w:webHidden/>
               </w:rPr>
-              <w:instrText>PAGEREF _Toc223287183 \h</w:instrText>
-            </w:r>
-            <w:r>
-              <w:rPr>
-                <w:rFonts w:hint="eastAsia"/>
+            </w:r>
+            <w:r>
+              <w:rPr>
                 <w:noProof/>
                 <w:webHidden/>
               </w:rPr>
-              <w:instrText xml:space="preserve"> </w:instrText>
-            </w:r>
-            <w:r>
-              <w:rPr>
-                <w:rFonts w:hint="eastAsia"/>
+              <w:fldChar w:fldCharType="separate"/>
+            </w:r>
+            <w:r>
+              <w:rPr>
                 <w:noProof/>
                 <w:webHidden/>
               </w:rPr>
-            </w:r>
-            <w:r>
-              <w:rPr>
-                <w:rFonts w:hint="eastAsia"/>
-                <w:noProof/>
-                <w:webHidden/>
-              </w:rPr>
-              <w:fldChar w:fldCharType="separate"/>
-            </w:r>
-            <w:r>
-              <w:rPr>
-                <w:rFonts w:hint="eastAsia"/>
-                <w:noProof/>
-                <w:webHidden/>
-              </w:rPr>
               <w:t>v</w:t>
             </w:r>
             <w:r>
               <w:rPr>
-                <w:rFonts w:hint="eastAsia"/>
                 <w:noProof/>
                 <w:webHidden/>
               </w:rPr>
@@ -1234,43 +1223,34 @@
               <w:tab w:val="right" w:leader="dot" w:pos="8296"/>
             </w:tabs>
             <w:rPr>
-              <w:rFonts w:hint="eastAsia"/>
               <w:noProof/>
-              <w:sz w:val="22"/>
-              <w:szCs w:val="24"/>
-              <w14:ligatures w14:val="standardContextual"/>
             </w:rPr>
           </w:pPr>
-          <w:hyperlink w:anchor="_Toc223287184" w:history="1">
+          <w:hyperlink w:history="1">
             <w:r>
               <w:rPr>
                 <w:rStyle w:val="ab"/>
-                <w:rFonts w:ascii="Times New Roman" w:eastAsia="黑体" w:hAnsi="Times New Roman" w:cs="Times New Roman" w:hint="eastAsia"/>
+                <w:rFonts w:ascii="Times New Roman" w:eastAsia="黑体" w:hAnsi="Times New Roman" w:cs="Times New Roman"/>
                 <w:noProof/>
               </w:rPr>
               <w:t>1.</w:t>
             </w:r>
             <w:r>
               <w:rPr>
-                <w:rFonts w:hint="eastAsia"/>
-                <w:noProof/>
-                <w:sz w:val="22"/>
-                <w:szCs w:val="24"/>
-                <w14:ligatures w14:val="standardContextual"/>
+                <w:noProof/>
               </w:rPr>
               <w:tab/>
             </w:r>
             <w:r>
               <w:rPr>
                 <w:rStyle w:val="ab"/>
-                <w:rFonts w:ascii="Times New Roman" w:eastAsia="黑体" w:hAnsi="Times New Roman" w:cs="Times New Roman" w:hint="eastAsia"/>
+                <w:rFonts w:ascii="Times New Roman" w:eastAsia="黑体" w:hAnsi="Times New Roman" w:cs="Times New Roman"/>
                 <w:noProof/>
               </w:rPr>
               <w:t>研究背景</w:t>
             </w:r>
             <w:r>
               <w:rPr>
-                <w:rFonts w:hint="eastAsia"/>
                 <w:noProof/>
                 <w:webHidden/>
               </w:rPr>
@@ -1278,7 +1258,6 @@
             </w:r>
             <w:r>
               <w:rPr>
-                <w:rFonts w:hint="eastAsia"/>
                 <w:noProof/>
                 <w:webHidden/>
               </w:rPr>
@@ -1286,53 +1265,33 @@
             </w:r>
             <w:r>
               <w:rPr>
-                <w:rFonts w:hint="eastAsia"/>
                 <w:noProof/>
                 <w:webHidden/>
               </w:rPr>
-              <w:instrText xml:space="preserve"> </w:instrText>
+              <w:instrText xml:space="preserve"> PAGEREF _Toc223619716 \h </w:instrText>
             </w:r>
             <w:r>
               <w:rPr>
                 <w:noProof/>
                 <w:webHidden/>
               </w:rPr>
-              <w:instrText>PAGEREF _Toc223287184 \h</w:instrText>
-            </w:r>
-            <w:r>
-              <w:rPr>
-                <w:rFonts w:hint="eastAsia"/>
+            </w:r>
+            <w:r>
+              <w:rPr>
                 <w:noProof/>
                 <w:webHidden/>
               </w:rPr>
-              <w:instrText xml:space="preserve"> </w:instrText>
-            </w:r>
-            <w:r>
-              <w:rPr>
-                <w:rFonts w:hint="eastAsia"/>
+              <w:fldChar w:fldCharType="separate"/>
+            </w:r>
+            <w:r>
+              <w:rPr>
                 <w:noProof/>
                 <w:webHidden/>
               </w:rPr>
-            </w:r>
-            <w:r>
-              <w:rPr>
-                <w:rFonts w:hint="eastAsia"/>
-                <w:noProof/>
-                <w:webHidden/>
-              </w:rPr>
-              <w:fldChar w:fldCharType="separate"/>
-            </w:r>
-            <w:r>
-              <w:rPr>
-                <w:rFonts w:hint="eastAsia"/>
-                <w:noProof/>
-                <w:webHidden/>
-              </w:rPr>
               <w:t>1</w:t>
             </w:r>
             <w:r>
               <w:rPr>
-                <w:rFonts w:hint="eastAsia"/>
                 <w:noProof/>
                 <w:webHidden/>
               </w:rPr>
@@ -1347,18 +1306,14 @@
               <w:tab w:val="right" w:leader="dot" w:pos="8296"/>
             </w:tabs>
             <w:rPr>
-              <w:rFonts w:hint="eastAsia"/>
               <w:noProof/>
-              <w:sz w:val="22"/>
-              <w:szCs w:val="24"/>
-              <w14:ligatures w14:val="standardContextual"/>
             </w:rPr>
           </w:pPr>
-          <w:hyperlink w:anchor="_Toc223287185" w:history="1">
+          <w:hyperlink w:history="1">
             <w:r>
               <w:rPr>
                 <w:rStyle w:val="ab"/>
-                <w:rFonts w:ascii="Times New Roman" w:eastAsia="黑体" w:hAnsi="Times New Roman" w:cs="Times New Roman" w:hint="eastAsia"/>
+                <w:rFonts w:ascii="Times New Roman" w:eastAsia="黑体" w:hAnsi="Times New Roman" w:cs="Times New Roman"/>
                 <w:noProof/>
               </w:rPr>
               <w:t xml:space="preserve">1.1 </w:t>
@@ -1366,14 +1321,13 @@
             <w:r>
               <w:rPr>
                 <w:rStyle w:val="ab"/>
-                <w:rFonts w:ascii="Times New Roman" w:eastAsia="黑体" w:hAnsi="Times New Roman" w:cs="Times New Roman" w:hint="eastAsia"/>
+                <w:rFonts w:ascii="Times New Roman" w:eastAsia="黑体" w:hAnsi="Times New Roman" w:cs="Times New Roman"/>
                 <w:noProof/>
               </w:rPr>
               <w:t>研究背景</w:t>
             </w:r>
             <w:r>
               <w:rPr>
-                <w:rFonts w:hint="eastAsia"/>
                 <w:noProof/>
                 <w:webHidden/>
               </w:rPr>
@@ -1381,7 +1335,6 @@
             </w:r>
             <w:r>
               <w:rPr>
-                <w:rFonts w:hint="eastAsia"/>
                 <w:noProof/>
                 <w:webHidden/>
               </w:rPr>
@@ -1389,53 +1342,33 @@
             </w:r>
             <w:r>
               <w:rPr>
-                <w:rFonts w:hint="eastAsia"/>
                 <w:noProof/>
                 <w:webHidden/>
               </w:rPr>
-              <w:instrText xml:space="preserve"> </w:instrText>
+              <w:instrText xml:space="preserve"> PAGEREF _Toc223619717 \h </w:instrText>
             </w:r>
             <w:r>
               <w:rPr>
                 <w:noProof/>
                 <w:webHidden/>
               </w:rPr>
-              <w:instrText>PAGEREF _Toc223287185 \h</w:instrText>
-            </w:r>
-            <w:r>
-              <w:rPr>
-                <w:rFonts w:hint="eastAsia"/>
+            </w:r>
+            <w:r>
+              <w:rPr>
                 <w:noProof/>
                 <w:webHidden/>
               </w:rPr>
-              <w:instrText xml:space="preserve"> </w:instrText>
-            </w:r>
-            <w:r>
-              <w:rPr>
-                <w:rFonts w:hint="eastAsia"/>
+              <w:fldChar w:fldCharType="separate"/>
+            </w:r>
+            <w:r>
+              <w:rPr>
                 <w:noProof/>
                 <w:webHidden/>
               </w:rPr>
-            </w:r>
-            <w:r>
-              <w:rPr>
-                <w:rFonts w:hint="eastAsia"/>
-                <w:noProof/>
-                <w:webHidden/>
-              </w:rPr>
-              <w:fldChar w:fldCharType="separate"/>
-            </w:r>
-            <w:r>
-              <w:rPr>
-                <w:rFonts w:hint="eastAsia"/>
-                <w:noProof/>
-                <w:webHidden/>
-              </w:rPr>
               <w:t>1</w:t>
             </w:r>
             <w:r>
               <w:rPr>
-                <w:rFonts w:hint="eastAsia"/>
                 <w:noProof/>
                 <w:webHidden/>
               </w:rPr>
@@ -1450,18 +1383,14 @@
               <w:tab w:val="right" w:leader="dot" w:pos="8296"/>
             </w:tabs>
             <w:rPr>
-              <w:rFonts w:hint="eastAsia"/>
               <w:noProof/>
-              <w:sz w:val="22"/>
-              <w:szCs w:val="24"/>
-              <w14:ligatures w14:val="standardContextual"/>
             </w:rPr>
           </w:pPr>
-          <w:hyperlink w:anchor="_Toc223287186" w:history="1">
+          <w:hyperlink w:history="1">
             <w:r>
               <w:rPr>
                 <w:rStyle w:val="ab"/>
-                <w:rFonts w:ascii="Times New Roman" w:eastAsia="黑体" w:hAnsi="Times New Roman" w:cs="Times New Roman" w:hint="eastAsia"/>
+                <w:rFonts w:ascii="Times New Roman" w:eastAsia="黑体" w:hAnsi="Times New Roman" w:cs="Times New Roman"/>
                 <w:noProof/>
               </w:rPr>
               <w:t xml:space="preserve">1.2 </w:t>
@@ -1469,14 +1398,13 @@
             <w:r>
               <w:rPr>
                 <w:rStyle w:val="ab"/>
-                <w:rFonts w:ascii="Times New Roman" w:eastAsia="黑体" w:hAnsi="Times New Roman" w:cs="Times New Roman" w:hint="eastAsia"/>
+                <w:rFonts w:ascii="Times New Roman" w:eastAsia="黑体" w:hAnsi="Times New Roman" w:cs="Times New Roman"/>
                 <w:noProof/>
               </w:rPr>
               <w:t>研究意义</w:t>
             </w:r>
             <w:r>
               <w:rPr>
-                <w:rFonts w:hint="eastAsia"/>
                 <w:noProof/>
                 <w:webHidden/>
               </w:rPr>
@@ -1484,7 +1412,6 @@
             </w:r>
             <w:r>
               <w:rPr>
-                <w:rFonts w:hint="eastAsia"/>
                 <w:noProof/>
                 <w:webHidden/>
               </w:rPr>
@@ -1492,53 +1419,33 @@
             </w:r>
             <w:r>
               <w:rPr>
-                <w:rFonts w:hint="eastAsia"/>
                 <w:noProof/>
                 <w:webHidden/>
               </w:rPr>
-              <w:instrText xml:space="preserve"> </w:instrText>
+              <w:instrText xml:space="preserve"> PAGEREF _Toc223619718 \h </w:instrText>
             </w:r>
             <w:r>
               <w:rPr>
                 <w:noProof/>
                 <w:webHidden/>
               </w:rPr>
-              <w:instrText>PAGEREF _Toc223287186 \h</w:instrText>
-            </w:r>
-            <w:r>
-              <w:rPr>
-                <w:rFonts w:hint="eastAsia"/>
+            </w:r>
+            <w:r>
+              <w:rPr>
                 <w:noProof/>
                 <w:webHidden/>
               </w:rPr>
-              <w:instrText xml:space="preserve"> </w:instrText>
-            </w:r>
-            <w:r>
-              <w:rPr>
-                <w:rFonts w:hint="eastAsia"/>
+              <w:fldChar w:fldCharType="separate"/>
+            </w:r>
+            <w:r>
+              <w:rPr>
                 <w:noProof/>
                 <w:webHidden/>
               </w:rPr>
-            </w:r>
-            <w:r>
-              <w:rPr>
-                <w:rFonts w:hint="eastAsia"/>
-                <w:noProof/>
-                <w:webHidden/>
-              </w:rPr>
-              <w:fldChar w:fldCharType="separate"/>
-            </w:r>
-            <w:r>
-              <w:rPr>
-                <w:rFonts w:hint="eastAsia"/>
-                <w:noProof/>
-                <w:webHidden/>
-              </w:rPr>
-              <w:t>1</w:t>
-            </w:r>
-            <w:r>
-              <w:rPr>
-                <w:rFonts w:hint="eastAsia"/>
+              <w:t>2</w:t>
+            </w:r>
+            <w:r>
+              <w:rPr>
                 <w:noProof/>
                 <w:webHidden/>
               </w:rPr>
@@ -1553,18 +1460,14 @@
               <w:tab w:val="right" w:leader="dot" w:pos="8296"/>
             </w:tabs>
             <w:rPr>
-              <w:rFonts w:hint="eastAsia"/>
               <w:noProof/>
-              <w:sz w:val="22"/>
-              <w:szCs w:val="24"/>
-              <w14:ligatures w14:val="standardContextual"/>
             </w:rPr>
           </w:pPr>
-          <w:hyperlink w:anchor="_Toc223287187" w:history="1">
+          <w:hyperlink w:history="1">
             <w:r>
               <w:rPr>
                 <w:rStyle w:val="ab"/>
-                <w:rFonts w:ascii="Times New Roman" w:eastAsia="黑体" w:hAnsi="Times New Roman" w:cs="Times New Roman" w:hint="eastAsia"/>
+                <w:rFonts w:ascii="Times New Roman" w:eastAsia="黑体" w:hAnsi="Times New Roman" w:cs="Times New Roman"/>
                 <w:noProof/>
               </w:rPr>
               <w:t xml:space="preserve">1.3 </w:t>
@@ -1572,14 +1475,13 @@
             <w:r>
               <w:rPr>
                 <w:rStyle w:val="ab"/>
-                <w:rFonts w:ascii="Times New Roman" w:eastAsia="黑体" w:hAnsi="Times New Roman" w:cs="Times New Roman" w:hint="eastAsia"/>
+                <w:rFonts w:ascii="Times New Roman" w:eastAsia="黑体" w:hAnsi="Times New Roman" w:cs="Times New Roman"/>
                 <w:noProof/>
               </w:rPr>
               <w:t>国内外研究现状</w:t>
             </w:r>
             <w:r>
               <w:rPr>
-                <w:rFonts w:hint="eastAsia"/>
                 <w:noProof/>
                 <w:webHidden/>
               </w:rPr>
@@ -1587,7 +1489,6 @@
             </w:r>
             <w:r>
               <w:rPr>
-                <w:rFonts w:hint="eastAsia"/>
                 <w:noProof/>
                 <w:webHidden/>
               </w:rPr>
@@ -1595,53 +1496,33 @@
             </w:r>
             <w:r>
               <w:rPr>
-                <w:rFonts w:hint="eastAsia"/>
                 <w:noProof/>
                 <w:webHidden/>
               </w:rPr>
-              <w:instrText xml:space="preserve"> </w:instrText>
+              <w:instrText xml:space="preserve"> PAGEREF _Toc223619719 \h </w:instrText>
             </w:r>
             <w:r>
               <w:rPr>
                 <w:noProof/>
                 <w:webHidden/>
               </w:rPr>
-              <w:instrText>PAGEREF _Toc223287187 \h</w:instrText>
-            </w:r>
-            <w:r>
-              <w:rPr>
-                <w:rFonts w:hint="eastAsia"/>
+            </w:r>
+            <w:r>
+              <w:rPr>
                 <w:noProof/>
                 <w:webHidden/>
               </w:rPr>
-              <w:instrText xml:space="preserve"> </w:instrText>
-            </w:r>
-            <w:r>
-              <w:rPr>
-                <w:rFonts w:hint="eastAsia"/>
+              <w:fldChar w:fldCharType="separate"/>
+            </w:r>
+            <w:r>
+              <w:rPr>
                 <w:noProof/>
                 <w:webHidden/>
               </w:rPr>
-            </w:r>
-            <w:r>
-              <w:rPr>
-                <w:rFonts w:hint="eastAsia"/>
-                <w:noProof/>
-                <w:webHidden/>
-              </w:rPr>
-              <w:fldChar w:fldCharType="separate"/>
-            </w:r>
-            <w:r>
-              <w:rPr>
-                <w:rFonts w:hint="eastAsia"/>
-                <w:noProof/>
-                <w:webHidden/>
-              </w:rPr>
-              <w:t>1</w:t>
-            </w:r>
-            <w:r>
-              <w:rPr>
-                <w:rFonts w:hint="eastAsia"/>
+              <w:t>3</w:t>
+            </w:r>
+            <w:r>
+              <w:rPr>
                 <w:noProof/>
                 <w:webHidden/>
               </w:rPr>
@@ -1656,25 +1537,20 @@
               <w:tab w:val="right" w:leader="dot" w:pos="8296"/>
             </w:tabs>
             <w:rPr>
-              <w:rFonts w:hint="eastAsia"/>
               <w:noProof/>
-              <w:sz w:val="22"/>
-              <w:szCs w:val="24"/>
-              <w14:ligatures w14:val="standardContextual"/>
             </w:rPr>
           </w:pPr>
-          <w:hyperlink w:anchor="_Toc223287188" w:history="1">
+          <w:hyperlink w:history="1">
             <w:r>
               <w:rPr>
                 <w:rStyle w:val="ab"/>
-                <w:rFonts w:cs="Times New Roman" w:hint="eastAsia"/>
+                <w:rFonts w:cs="Times New Roman"/>
                 <w:noProof/>
               </w:rPr>
               <w:t>1.3.1 全覆盖路径规划方法研究现状</w:t>
             </w:r>
             <w:r>
               <w:rPr>
-                <w:rFonts w:hint="eastAsia"/>
                 <w:noProof/>
                 <w:webHidden/>
               </w:rPr>
@@ -1682,7 +1558,6 @@
             </w:r>
             <w:r>
               <w:rPr>
-                <w:rFonts w:hint="eastAsia"/>
                 <w:noProof/>
                 <w:webHidden/>
               </w:rPr>
@@ -1690,53 +1565,33 @@
             </w:r>
             <w:r>
               <w:rPr>
-                <w:rFonts w:hint="eastAsia"/>
                 <w:noProof/>
                 <w:webHidden/>
               </w:rPr>
-              <w:instrText xml:space="preserve"> </w:instrText>
+              <w:instrText xml:space="preserve"> PAGEREF _Toc223619720 \h </w:instrText>
             </w:r>
             <w:r>
               <w:rPr>
                 <w:noProof/>
                 <w:webHidden/>
               </w:rPr>
-              <w:instrText>PAGEREF _Toc223287188 \h</w:instrText>
-            </w:r>
-            <w:r>
-              <w:rPr>
-                <w:rFonts w:hint="eastAsia"/>
+            </w:r>
+            <w:r>
+              <w:rPr>
                 <w:noProof/>
                 <w:webHidden/>
               </w:rPr>
-              <w:instrText xml:space="preserve"> </w:instrText>
-            </w:r>
-            <w:r>
-              <w:rPr>
-                <w:rFonts w:hint="eastAsia"/>
+              <w:fldChar w:fldCharType="separate"/>
+            </w:r>
+            <w:r>
+              <w:rPr>
                 <w:noProof/>
                 <w:webHidden/>
               </w:rPr>
-            </w:r>
-            <w:r>
-              <w:rPr>
-                <w:rFonts w:hint="eastAsia"/>
-                <w:noProof/>
-                <w:webHidden/>
-              </w:rPr>
-              <w:fldChar w:fldCharType="separate"/>
-            </w:r>
-            <w:r>
-              <w:rPr>
-                <w:rFonts w:hint="eastAsia"/>
-                <w:noProof/>
-                <w:webHidden/>
-              </w:rPr>
-              <w:t>1</w:t>
-            </w:r>
-            <w:r>
-              <w:rPr>
-                <w:rFonts w:hint="eastAsia"/>
+              <w:t>3</w:t>
+            </w:r>
+            <w:r>
+              <w:rPr>
                 <w:noProof/>
                 <w:webHidden/>
               </w:rPr>
@@ -1751,25 +1606,20 @@
               <w:tab w:val="right" w:leader="dot" w:pos="8296"/>
             </w:tabs>
             <w:rPr>
-              <w:rFonts w:hint="eastAsia"/>
               <w:noProof/>
-              <w:sz w:val="22"/>
-              <w:szCs w:val="24"/>
-              <w14:ligatures w14:val="standardContextual"/>
             </w:rPr>
           </w:pPr>
-          <w:hyperlink w:anchor="_Toc223287189" w:history="1">
+          <w:hyperlink w:history="1">
             <w:r>
               <w:rPr>
                 <w:rStyle w:val="ab"/>
-                <w:rFonts w:cs="Times New Roman" w:hint="eastAsia"/>
+                <w:rFonts w:cs="Times New Roman"/>
                 <w:noProof/>
               </w:rPr>
               <w:t>1.3.2 无人机三维路径规划方法研究现状</w:t>
             </w:r>
             <w:r>
               <w:rPr>
-                <w:rFonts w:hint="eastAsia"/>
                 <w:noProof/>
                 <w:webHidden/>
               </w:rPr>
@@ -1777,7 +1627,6 @@
             </w:r>
             <w:r>
               <w:rPr>
-                <w:rFonts w:hint="eastAsia"/>
                 <w:noProof/>
                 <w:webHidden/>
               </w:rPr>
@@ -1785,53 +1634,33 @@
             </w:r>
             <w:r>
               <w:rPr>
-                <w:rFonts w:hint="eastAsia"/>
                 <w:noProof/>
                 <w:webHidden/>
               </w:rPr>
-              <w:instrText xml:space="preserve"> </w:instrText>
+              <w:instrText xml:space="preserve"> PAGEREF _Toc223619721 \h </w:instrText>
             </w:r>
             <w:r>
               <w:rPr>
                 <w:noProof/>
                 <w:webHidden/>
               </w:rPr>
-              <w:instrText>PAGEREF _Toc223287189 \h</w:instrText>
-            </w:r>
-            <w:r>
-              <w:rPr>
-                <w:rFonts w:hint="eastAsia"/>
+            </w:r>
+            <w:r>
+              <w:rPr>
                 <w:noProof/>
                 <w:webHidden/>
               </w:rPr>
-              <w:instrText xml:space="preserve"> </w:instrText>
-            </w:r>
-            <w:r>
-              <w:rPr>
-                <w:rFonts w:hint="eastAsia"/>
+              <w:fldChar w:fldCharType="separate"/>
+            </w:r>
+            <w:r>
+              <w:rPr>
                 <w:noProof/>
                 <w:webHidden/>
               </w:rPr>
-            </w:r>
-            <w:r>
-              <w:rPr>
-                <w:rFonts w:hint="eastAsia"/>
-                <w:noProof/>
-                <w:webHidden/>
-              </w:rPr>
-              <w:fldChar w:fldCharType="separate"/>
-            </w:r>
-            <w:r>
-              <w:rPr>
-                <w:rFonts w:hint="eastAsia"/>
-                <w:noProof/>
-                <w:webHidden/>
-              </w:rPr>
-              <w:t>2</w:t>
-            </w:r>
-            <w:r>
-              <w:rPr>
-                <w:rFonts w:hint="eastAsia"/>
+              <w:t>5</w:t>
+            </w:r>
+            <w:r>
+              <w:rPr>
                 <w:noProof/>
                 <w:webHidden/>
               </w:rPr>
@@ -1847,36 +1676,28 @@
               <w:tab w:val="right" w:leader="dot" w:pos="8296"/>
             </w:tabs>
             <w:rPr>
-              <w:rFonts w:hint="eastAsia"/>
               <w:noProof/>
-              <w:sz w:val="22"/>
-              <w:szCs w:val="24"/>
-              <w14:ligatures w14:val="standardContextual"/>
             </w:rPr>
           </w:pPr>
-          <w:hyperlink w:anchor="_Toc223287190" w:history="1">
+          <w:hyperlink w:history="1">
             <w:r>
               <w:rPr>
                 <w:rStyle w:val="ab"/>
-                <w:rFonts w:ascii="Times New Roman" w:eastAsia="黑体" w:hAnsi="Times New Roman" w:cs="Times New Roman" w:hint="eastAsia"/>
+                <w:rFonts w:ascii="Times New Roman" w:eastAsia="黑体" w:hAnsi="Times New Roman" w:cs="Times New Roman"/>
                 <w:noProof/>
               </w:rPr>
               <w:t>2.</w:t>
             </w:r>
             <w:r>
               <w:rPr>
-                <w:rFonts w:hint="eastAsia"/>
-                <w:noProof/>
-                <w:sz w:val="22"/>
-                <w:szCs w:val="24"/>
-                <w14:ligatures w14:val="standardContextual"/>
+                <w:noProof/>
               </w:rPr>
               <w:tab/>
             </w:r>
             <w:r>
               <w:rPr>
                 <w:rStyle w:val="ab"/>
-                <w:rFonts w:ascii="Times New Roman" w:eastAsia="黑体" w:hAnsi="Times New Roman" w:cs="Times New Roman" w:hint="eastAsia"/>
+                <w:rFonts w:ascii="Times New Roman" w:eastAsia="黑体" w:hAnsi="Times New Roman" w:cs="Times New Roman"/>
                 <w:noProof/>
               </w:rPr>
               <w:t>研究方案</w:t>
@@ -2059,7 +1880,6 @@
             </w:r>
             <w:r>
               <w:rPr>
-                <w:rFonts w:hint="eastAsia"/>
                 <w:noProof/>
                 <w:webHidden/>
               </w:rPr>
@@ -2067,7 +1887,6 @@
             </w:r>
             <w:r>
               <w:rPr>
-                <w:rFonts w:hint="eastAsia"/>
                 <w:noProof/>
                 <w:webHidden/>
               </w:rPr>
@@ -2075,53 +1894,117 @@
             </w:r>
             <w:r>
               <w:rPr>
-                <w:rFonts w:hint="eastAsia"/>
                 <w:noProof/>
                 <w:webHidden/>
               </w:rPr>
-              <w:instrText xml:space="preserve"> </w:instrText>
+              <w:instrText xml:space="preserve"> PAGEREF _Toc223619722 \h </w:instrText>
             </w:r>
             <w:r>
               <w:rPr>
                 <w:noProof/>
                 <w:webHidden/>
               </w:rPr>
-              <w:instrText>PAGEREF _Toc223287190 \h</w:instrText>
-            </w:r>
-            <w:r>
-              <w:rPr>
-                <w:rFonts w:hint="eastAsia"/>
+            </w:r>
+            <w:r>
+              <w:rPr>
                 <w:noProof/>
                 <w:webHidden/>
               </w:rPr>
-              <w:instrText xml:space="preserve"> </w:instrText>
-            </w:r>
-            <w:r>
-              <w:rPr>
-                <w:rFonts w:hint="eastAsia"/>
+              <w:fldChar w:fldCharType="separate"/>
+            </w:r>
+            <w:r>
+              <w:rPr>
                 <w:noProof/>
                 <w:webHidden/>
               </w:rPr>
-            </w:r>
-            <w:r>
-              <w:rPr>
-                <w:rFonts w:hint="eastAsia"/>
+              <w:t>8</w:t>
+            </w:r>
+            <w:r>
+              <w:rPr>
                 <w:noProof/>
                 <w:webHidden/>
               </w:rPr>
+              <w:fldChar w:fldCharType="end"/>
+            </w:r>
+          </w:hyperlink>
+        </w:p>
+        <w:p>
+          <w:pPr>
+            <w:pStyle w:val="TOC2"/>
+            <w:tabs>
+              <w:tab w:val="left" w:pos="1050"/>
+              <w:tab w:val="right" w:leader="dot" w:pos="8296"/>
+            </w:tabs>
+            <w:rPr>
+              <w:noProof/>
+            </w:rPr>
+          </w:pPr>
+          <w:hyperlink w:history="1">
+            <w:r>
+              <w:rPr>
+                <w:rStyle w:val="ab"/>
+                <w:rFonts w:ascii="Times New Roman" w:eastAsia="黑体" w:hAnsi="Times New Roman" w:cs="Times New Roman"/>
+                <w:noProof/>
+              </w:rPr>
+              <w:t>2.1</w:t>
+            </w:r>
+            <w:r>
+              <w:rPr>
+                <w:noProof/>
+              </w:rPr>
+              <w:tab/>
+            </w:r>
+            <w:r>
+              <w:rPr>
+                <w:rStyle w:val="ab"/>
+                <w:rFonts w:ascii="Times New Roman" w:eastAsia="黑体" w:hAnsi="Times New Roman" w:cs="Times New Roman"/>
+                <w:noProof/>
+              </w:rPr>
+              <w:t>研究目标</w:t>
+            </w:r>
+            <w:r>
+              <w:rPr>
+                <w:noProof/>
+                <w:webHidden/>
+              </w:rPr>
+              <w:tab/>
+            </w:r>
+            <w:r>
+              <w:rPr>
+                <w:noProof/>
+                <w:webHidden/>
+              </w:rPr>
+              <w:fldChar w:fldCharType="begin"/>
+            </w:r>
+            <w:r>
+              <w:rPr>
+                <w:noProof/>
+                <w:webHidden/>
+              </w:rPr>
+              <w:instrText xml:space="preserve"> PAGEREF _Toc223619723 \h </w:instrText>
+            </w:r>
+            <w:r>
+              <w:rPr>
+                <w:noProof/>
+                <w:webHidden/>
+              </w:rPr>
+            </w:r>
+            <w:r>
+              <w:rPr>
+                <w:noProof/>
+                <w:webHidden/>
+              </w:rPr>
               <w:fldChar w:fldCharType="separate"/>
             </w:r>
             <w:r>
               <w:rPr>
-                <w:rFonts w:hint="eastAsia"/>
                 <w:noProof/>
                 <w:webHidden/>
               </w:rPr>
-              <w:t>4</w:t>
-            </w:r>
-            <w:r>
-              <w:rPr>
-                <w:rFonts w:hint="eastAsia"/>
+              <w:t>8</w:t>
+            </w:r>
+            <w:r>
+              <w:rPr>
                 <w:noProof/>
                 <w:webHidden/>
               </w:rPr>
@@ -2136,43 +2019,28 @@
               <w:tab w:val="right" w:leader="dot" w:pos="8296"/>
             </w:tabs>
             <w:rPr>
-              <w:rFonts w:hint="eastAsia"/>
               <w:noProof/>
-              <w:sz w:val="22"/>
-              <w:szCs w:val="24"/>
-              <w14:ligatures w14:val="standardContextual"/>
             </w:rPr>
           </w:pPr>
-          <w:hyperlink w:anchor="_Toc223287191" w:history="1">
+          <w:hyperlink w:history="1">
             <w:r>
               <w:rPr>
                 <w:rStyle w:val="ab"/>
-                <w:rFonts w:ascii="Times New Roman" w:eastAsia="黑体" w:hAnsi="Times New Roman" w:cs="Times New Roman" w:hint="eastAsia"/>
-                <w:noProof/>
-              </w:rPr>
-              <w:t>2.1</w:t>
-            </w:r>
-            <w:r>
-              <w:rPr>
-                <w:rFonts w:hint="eastAsia"/>
-                <w:noProof/>
-                <w:sz w:val="22"/>
-                <w:szCs w:val="24"/>
-                <w14:ligatures w14:val="standardContextual"/>
-              </w:rPr>
-              <w:t xml:space="preserve"> </w:t>
+                <w:rFonts w:ascii="Times New Roman" w:eastAsia="黑体" w:hAnsi="Times New Roman" w:cs="Times New Roman"/>
+                <w:noProof/>
+              </w:rPr>
+              <w:t xml:space="preserve">2.2 </w:t>
             </w:r>
             <w:r>
               <w:rPr>
                 <w:rStyle w:val="ab"/>
-                <w:rFonts w:ascii="Times New Roman" w:eastAsia="黑体" w:hAnsi="Times New Roman" w:cs="Times New Roman" w:hint="eastAsia"/>
-                <w:noProof/>
-              </w:rPr>
-              <w:t>研究目标</w:t>
-            </w:r>
-            <w:r>
-              <w:rPr>
-                <w:rFonts w:hint="eastAsia"/>
+                <w:rFonts w:ascii="Times New Roman" w:eastAsia="黑体" w:hAnsi="Times New Roman" w:cs="Times New Roman"/>
+                <w:noProof/>
+              </w:rPr>
+              <w:t>研究内容</w:t>
+            </w:r>
+            <w:r>
+              <w:rPr>
                 <w:noProof/>
                 <w:webHidden/>
               </w:rPr>
@@ -2180,7 +2048,6 @@
             </w:r>
             <w:r>
               <w:rPr>
-                <w:rFonts w:hint="eastAsia"/>
                 <w:noProof/>
                 <w:webHidden/>
               </w:rPr>
@@ -2188,53 +2055,33 @@
             </w:r>
             <w:r>
               <w:rPr>
-                <w:rFonts w:hint="eastAsia"/>
                 <w:noProof/>
                 <w:webHidden/>
               </w:rPr>
-              <w:instrText xml:space="preserve"> </w:instrText>
+              <w:instrText xml:space="preserve"> PAGEREF _Toc223619724 \h </w:instrText>
             </w:r>
             <w:r>
               <w:rPr>
                 <w:noProof/>
                 <w:webHidden/>
               </w:rPr>
-              <w:instrText>PAGEREF _Toc223287191 \h</w:instrText>
-            </w:r>
-            <w:r>
-              <w:rPr>
-                <w:rFonts w:hint="eastAsia"/>
+            </w:r>
+            <w:r>
+              <w:rPr>
                 <w:noProof/>
                 <w:webHidden/>
               </w:rPr>
-              <w:instrText xml:space="preserve"> </w:instrText>
-            </w:r>
-            <w:r>
-              <w:rPr>
-                <w:rFonts w:hint="eastAsia"/>
+              <w:fldChar w:fldCharType="separate"/>
+            </w:r>
+            <w:r>
+              <w:rPr>
                 <w:noProof/>
                 <w:webHidden/>
               </w:rPr>
-            </w:r>
-            <w:r>
-              <w:rPr>
-                <w:rFonts w:hint="eastAsia"/>
-                <w:noProof/>
-                <w:webHidden/>
-              </w:rPr>
-              <w:fldChar w:fldCharType="separate"/>
-            </w:r>
-            <w:r>
-              <w:rPr>
-                <w:rFonts w:hint="eastAsia"/>
-                <w:noProof/>
-                <w:webHidden/>
-              </w:rPr>
-              <w:t>4</w:t>
-            </w:r>
-            <w:r>
-              <w:rPr>
-                <w:rFonts w:hint="eastAsia"/>
+              <w:t>8</w:t>
+            </w:r>
+            <w:r>
+              <w:rPr>
                 <w:noProof/>
                 <w:webHidden/>
               </w:rPr>
@@ -2249,33 +2096,28 @@
               <w:tab w:val="right" w:leader="dot" w:pos="8296"/>
             </w:tabs>
             <w:rPr>
-              <w:rFonts w:hint="eastAsia"/>
               <w:noProof/>
-              <w:sz w:val="22"/>
-              <w:szCs w:val="24"/>
-              <w14:ligatures w14:val="standardContextual"/>
             </w:rPr>
           </w:pPr>
-          <w:hyperlink w:anchor="_Toc223287192" w:history="1">
+          <w:hyperlink w:history="1">
             <w:r>
               <w:rPr>
                 <w:rStyle w:val="ab"/>
-                <w:rFonts w:ascii="Times New Roman" w:eastAsia="黑体" w:hAnsi="Times New Roman" w:cs="Times New Roman" w:hint="eastAsia"/>
-                <w:noProof/>
-              </w:rPr>
-              <w:t xml:space="preserve">2.2 </w:t>
+                <w:rFonts w:ascii="Times New Roman" w:eastAsia="黑体" w:hAnsi="Times New Roman" w:cs="Times New Roman"/>
+                <w:noProof/>
+              </w:rPr>
+              <w:t xml:space="preserve">2.3 </w:t>
             </w:r>
             <w:r>
               <w:rPr>
                 <w:rStyle w:val="ab"/>
-                <w:rFonts w:ascii="Times New Roman" w:eastAsia="黑体" w:hAnsi="Times New Roman" w:cs="Times New Roman" w:hint="eastAsia"/>
-                <w:noProof/>
-              </w:rPr>
-              <w:t>研究内容</w:t>
-            </w:r>
-            <w:r>
-              <w:rPr>
-                <w:rFonts w:hint="eastAsia"/>
+                <w:rFonts w:ascii="Times New Roman" w:eastAsia="黑体" w:hAnsi="Times New Roman" w:cs="Times New Roman"/>
+                <w:noProof/>
+              </w:rPr>
+              <w:t>技术路线</w:t>
+            </w:r>
+            <w:r>
+              <w:rPr>
                 <w:noProof/>
                 <w:webHidden/>
               </w:rPr>
@@ -2283,7 +2125,6 @@
             </w:r>
             <w:r>
               <w:rPr>
-                <w:rFonts w:hint="eastAsia"/>
                 <w:noProof/>
                 <w:webHidden/>
               </w:rPr>
@@ -2291,53 +2132,33 @@
             </w:r>
             <w:r>
               <w:rPr>
-                <w:rFonts w:hint="eastAsia"/>
                 <w:noProof/>
                 <w:webHidden/>
               </w:rPr>
-              <w:instrText xml:space="preserve"> </w:instrText>
+              <w:instrText xml:space="preserve"> PAGEREF _Toc223619725 \h </w:instrText>
             </w:r>
             <w:r>
               <w:rPr>
                 <w:noProof/>
                 <w:webHidden/>
               </w:rPr>
-              <w:instrText>PAGEREF _Toc223287192 \h</w:instrText>
-            </w:r>
-            <w:r>
-              <w:rPr>
-                <w:rFonts w:hint="eastAsia"/>
+            </w:r>
+            <w:r>
+              <w:rPr>
                 <w:noProof/>
                 <w:webHidden/>
               </w:rPr>
-              <w:instrText xml:space="preserve"> </w:instrText>
-            </w:r>
-            <w:r>
-              <w:rPr>
-                <w:rFonts w:hint="eastAsia"/>
+              <w:fldChar w:fldCharType="separate"/>
+            </w:r>
+            <w:r>
+              <w:rPr>
                 <w:noProof/>
                 <w:webHidden/>
               </w:rPr>
-            </w:r>
-            <w:r>
-              <w:rPr>
-                <w:rFonts w:hint="eastAsia"/>
-                <w:noProof/>
-                <w:webHidden/>
-              </w:rPr>
-              <w:fldChar w:fldCharType="separate"/>
-            </w:r>
-            <w:r>
-              <w:rPr>
-                <w:rFonts w:hint="eastAsia"/>
-                <w:noProof/>
-                <w:webHidden/>
-              </w:rPr>
-              <w:t>5</w:t>
-            </w:r>
-            <w:r>
-              <w:rPr>
-                <w:rFonts w:hint="eastAsia"/>
+              <w:t>9</w:t>
+            </w:r>
+            <w:r>
+              <w:rPr>
                 <w:noProof/>
                 <w:webHidden/>
               </w:rPr>
@@ -2352,33 +2173,28 @@
               <w:tab w:val="right" w:leader="dot" w:pos="8296"/>
             </w:tabs>
             <w:rPr>
-              <w:rFonts w:hint="eastAsia"/>
               <w:noProof/>
-              <w:sz w:val="22"/>
-              <w:szCs w:val="24"/>
-              <w14:ligatures w14:val="standardContextual"/>
             </w:rPr>
           </w:pPr>
-          <w:hyperlink w:anchor="_Toc223287193" w:history="1">
+          <w:hyperlink w:history="1">
             <w:r>
               <w:rPr>
                 <w:rStyle w:val="ab"/>
-                <w:rFonts w:ascii="Times New Roman" w:eastAsia="黑体" w:hAnsi="Times New Roman" w:cs="Times New Roman" w:hint="eastAsia"/>
-                <w:noProof/>
-              </w:rPr>
-              <w:t xml:space="preserve">2.3 </w:t>
+                <w:rFonts w:ascii="Times New Roman" w:eastAsia="黑体" w:hAnsi="Times New Roman" w:cs="Times New Roman"/>
+                <w:noProof/>
+              </w:rPr>
+              <w:t xml:space="preserve">2.4 </w:t>
             </w:r>
             <w:r>
               <w:rPr>
                 <w:rStyle w:val="ab"/>
-                <w:rFonts w:ascii="Times New Roman" w:eastAsia="黑体" w:hAnsi="Times New Roman" w:cs="Times New Roman" w:hint="eastAsia"/>
-                <w:noProof/>
-              </w:rPr>
-              <w:t>技术路线</w:t>
-            </w:r>
-            <w:r>
-              <w:rPr>
-                <w:rFonts w:hint="eastAsia"/>
+                <w:rFonts w:ascii="Times New Roman" w:eastAsia="黑体" w:hAnsi="Times New Roman" w:cs="Times New Roman"/>
+                <w:noProof/>
+              </w:rPr>
+              <w:t>研究方案与方法</w:t>
+            </w:r>
+            <w:r>
+              <w:rPr>
                 <w:noProof/>
                 <w:webHidden/>
               </w:rPr>
@@ -2386,7 +2202,6 @@
             </w:r>
             <w:r>
               <w:rPr>
-                <w:rFonts w:hint="eastAsia"/>
                 <w:noProof/>
                 <w:webHidden/>
               </w:rPr>
@@ -2394,156 +2209,33 @@
             </w:r>
             <w:r>
               <w:rPr>
-                <w:rFonts w:hint="eastAsia"/>
                 <w:noProof/>
                 <w:webHidden/>
               </w:rPr>
-              <w:instrText xml:space="preserve"> </w:instrText>
+              <w:instrText xml:space="preserve"> PAGEREF _Toc223619726 \h </w:instrText>
             </w:r>
             <w:r>
               <w:rPr>
                 <w:noProof/>
                 <w:webHidden/>
               </w:rPr>
-              <w:instrText>PAGEREF _Toc223287193 \h</w:instrText>
-            </w:r>
-            <w:r>
-              <w:rPr>
-                <w:rFonts w:hint="eastAsia"/>
+            </w:r>
+            <w:r>
+              <w:rPr>
                 <w:noProof/>
                 <w:webHidden/>
               </w:rPr>
-              <w:instrText xml:space="preserve"> </w:instrText>
-            </w:r>
-            <w:r>
-              <w:rPr>
-                <w:rFonts w:hint="eastAsia"/>
+              <w:fldChar w:fldCharType="separate"/>
+            </w:r>
+            <w:r>
+              <w:rPr>
                 <w:noProof/>
                 <w:webHidden/>
               </w:rPr>
-            </w:r>
-            <w:r>
-              <w:rPr>
-                <w:rFonts w:hint="eastAsia"/>
-                <w:noProof/>
-                <w:webHidden/>
-              </w:rPr>
-              <w:fldChar w:fldCharType="separate"/>
-            </w:r>
-            <w:r>
-              <w:rPr>
-                <w:rFonts w:hint="eastAsia"/>
-                <w:noProof/>
-                <w:webHidden/>
-              </w:rPr>
-              <w:t>5</w:t>
-            </w:r>
-            <w:r>
-              <w:rPr>
-                <w:rFonts w:hint="eastAsia"/>
-                <w:noProof/>
-                <w:webHidden/>
-              </w:rPr>
-              <w:fldChar w:fldCharType="end"/>
-            </w:r>
-          </w:hyperlink>
-        </w:p>
-        <w:p>
-          <w:pPr>
-            <w:pStyle w:val="TOC2"/>
-            <w:tabs>
-              <w:tab w:val="right" w:leader="dot" w:pos="8296"/>
-            </w:tabs>
-            <w:rPr>
-              <w:rFonts w:hint="eastAsia"/>
-              <w:noProof/>
-              <w:sz w:val="22"/>
-              <w:szCs w:val="24"/>
-              <w14:ligatures w14:val="standardContextual"/>
-            </w:rPr>
-          </w:pPr>
-          <w:hyperlink w:anchor="_Toc223287194" w:history="1">
-            <w:r>
-              <w:rPr>
-                <w:rStyle w:val="ab"/>
-                <w:rFonts w:ascii="Times New Roman" w:eastAsia="黑体" w:hAnsi="Times New Roman" w:cs="Times New Roman" w:hint="eastAsia"/>
-                <w:noProof/>
-              </w:rPr>
-              <w:t xml:space="preserve">2.4 </w:t>
-            </w:r>
-            <w:r>
-              <w:rPr>
-                <w:rStyle w:val="ab"/>
-                <w:rFonts w:ascii="Times New Roman" w:eastAsia="黑体" w:hAnsi="Times New Roman" w:cs="Times New Roman" w:hint="eastAsia"/>
-                <w:noProof/>
-              </w:rPr>
-              <w:t>研究方案与方法</w:t>
-            </w:r>
-            <w:r>
-              <w:rPr>
-                <w:rFonts w:hint="eastAsia"/>
-                <w:noProof/>
-                <w:webHidden/>
-              </w:rPr>
-              <w:tab/>
-            </w:r>
-            <w:r>
-              <w:rPr>
-                <w:rFonts w:hint="eastAsia"/>
-                <w:noProof/>
-                <w:webHidden/>
-              </w:rPr>
-              <w:fldChar w:fldCharType="begin"/>
-            </w:r>
-            <w:r>
-              <w:rPr>
-                <w:rFonts w:hint="eastAsia"/>
-                <w:noProof/>
-                <w:webHidden/>
-              </w:rPr>
-              <w:instrText xml:space="preserve"> </w:instrText>
-            </w:r>
-            <w:r>
-              <w:rPr>
-                <w:noProof/>
-                <w:webHidden/>
-              </w:rPr>
-              <w:instrText>PAGEREF _Toc223287194 \h</w:instrText>
-            </w:r>
-            <w:r>
-              <w:rPr>
-                <w:rFonts w:hint="eastAsia"/>
-                <w:noProof/>
-                <w:webHidden/>
-              </w:rPr>
-              <w:instrText xml:space="preserve"> </w:instrText>
-            </w:r>
-            <w:r>
-              <w:rPr>
-                <w:rFonts w:hint="eastAsia"/>
-                <w:noProof/>
-                <w:webHidden/>
-              </w:rPr>
-            </w:r>
-            <w:r>
-              <w:rPr>
-                <w:rFonts w:hint="eastAsia"/>
-                <w:noProof/>
-                <w:webHidden/>
-              </w:rPr>
-              <w:fldChar w:fldCharType="separate"/>
-            </w:r>
-            <w:r>
-              <w:rPr>
-                <w:rFonts w:hint="eastAsia"/>
-                <w:noProof/>
-                <w:webHidden/>
-              </w:rPr>
-              <w:t>5</w:t>
-            </w:r>
-            <w:r>
-              <w:rPr>
-                <w:rFonts w:hint="eastAsia"/>
+              <w:t>9</w:t>
+            </w:r>
+            <w:r>
+              <w:rPr>
                 <w:noProof/>
                 <w:webHidden/>
               </w:rPr>
@@ -2558,25 +2250,20 @@
               <w:tab w:val="right" w:leader="dot" w:pos="8296"/>
             </w:tabs>
             <w:rPr>
-              <w:rFonts w:hint="eastAsia"/>
               <w:noProof/>
-              <w:sz w:val="22"/>
-              <w:szCs w:val="24"/>
-              <w14:ligatures w14:val="standardContextual"/>
             </w:rPr>
           </w:pPr>
-          <w:hyperlink w:anchor="_Toc223287195" w:history="1">
+          <w:hyperlink w:history="1">
             <w:r>
               <w:rPr>
                 <w:rStyle w:val="ab"/>
-                <w:rFonts w:ascii="黑体" w:eastAsia="黑体" w:hAnsi="黑体" w:cs="Times New Roman" w:hint="eastAsia"/>
+                <w:rFonts w:ascii="黑体" w:eastAsia="黑体" w:hAnsi="黑体" w:cs="Times New Roman"/>
                 <w:noProof/>
               </w:rPr>
               <w:t>3. 研究计划</w:t>
             </w:r>
             <w:r>
               <w:rPr>
-                <w:rFonts w:hint="eastAsia"/>
                 <w:noProof/>
                 <w:webHidden/>
               </w:rPr>
@@ -2584,7 +2271,6 @@
             </w:r>
             <w:r>
               <w:rPr>
-                <w:rFonts w:hint="eastAsia"/>
                 <w:noProof/>
                 <w:webHidden/>
               </w:rPr>
@@ -2592,53 +2278,33 @@
             </w:r>
             <w:r>
               <w:rPr>
-                <w:rFonts w:hint="eastAsia"/>
                 <w:noProof/>
                 <w:webHidden/>
               </w:rPr>
-              <w:instrText xml:space="preserve"> </w:instrText>
+              <w:instrText xml:space="preserve"> PAGEREF _Toc223619727 \h </w:instrText>
             </w:r>
             <w:r>
               <w:rPr>
                 <w:noProof/>
                 <w:webHidden/>
               </w:rPr>
-              <w:instrText>PAGEREF _Toc223287195 \h</w:instrText>
-            </w:r>
-            <w:r>
-              <w:rPr>
-                <w:rFonts w:hint="eastAsia"/>
+            </w:r>
+            <w:r>
+              <w:rPr>
                 <w:noProof/>
                 <w:webHidden/>
               </w:rPr>
-              <w:instrText xml:space="preserve"> </w:instrText>
-            </w:r>
-            <w:r>
-              <w:rPr>
-                <w:rFonts w:hint="eastAsia"/>
+              <w:fldChar w:fldCharType="separate"/>
+            </w:r>
+            <w:r>
+              <w:rPr>
                 <w:noProof/>
                 <w:webHidden/>
               </w:rPr>
-            </w:r>
-            <w:r>
-              <w:rPr>
-                <w:rFonts w:hint="eastAsia"/>
-                <w:noProof/>
-                <w:webHidden/>
-              </w:rPr>
-              <w:fldChar w:fldCharType="separate"/>
-            </w:r>
-            <w:r>
-              <w:rPr>
-                <w:rFonts w:hint="eastAsia"/>
-                <w:noProof/>
-                <w:webHidden/>
-              </w:rPr>
-              <w:t>5</w:t>
-            </w:r>
-            <w:r>
-              <w:rPr>
-                <w:rFonts w:hint="eastAsia"/>
+              <w:t>9</w:t>
+            </w:r>
+            <w:r>
+              <w:rPr>
                 <w:noProof/>
                 <w:webHidden/>
               </w:rPr>
@@ -2653,25 +2319,20 @@
               <w:tab w:val="right" w:leader="dot" w:pos="8296"/>
             </w:tabs>
             <w:rPr>
-              <w:rFonts w:hint="eastAsia"/>
               <w:noProof/>
-              <w:sz w:val="22"/>
-              <w:szCs w:val="24"/>
-              <w14:ligatures w14:val="standardContextual"/>
             </w:rPr>
           </w:pPr>
-          <w:hyperlink w:anchor="_Toc223287196" w:history="1">
+          <w:hyperlink w:history="1">
             <w:r>
               <w:rPr>
                 <w:rStyle w:val="ab"/>
-                <w:rFonts w:ascii="黑体" w:eastAsia="黑体" w:hAnsi="黑体" w:cs="Times New Roman" w:hint="eastAsia"/>
+                <w:rFonts w:ascii="黑体" w:eastAsia="黑体" w:hAnsi="黑体" w:cs="Times New Roman"/>
                 <w:noProof/>
               </w:rPr>
               <w:t>4. 参考文献</w:t>
             </w:r>
             <w:r>
               <w:rPr>
-                <w:rFonts w:hint="eastAsia"/>
                 <w:noProof/>
                 <w:webHidden/>
               </w:rPr>
@@ -2679,7 +2340,6 @@
             </w:r>
             <w:r>
               <w:rPr>
-                <w:rFonts w:hint="eastAsia"/>
                 <w:noProof/>
                 <w:webHidden/>
               </w:rPr>
@@ -2687,53 +2347,33 @@
             </w:r>
             <w:r>
               <w:rPr>
-                <w:rFonts w:hint="eastAsia"/>
                 <w:noProof/>
                 <w:webHidden/>
               </w:rPr>
-              <w:instrText xml:space="preserve"> </w:instrText>
+              <w:instrText xml:space="preserve"> PAGEREF _Toc223619728 \h </w:instrText>
             </w:r>
             <w:r>
               <w:rPr>
                 <w:noProof/>
                 <w:webHidden/>
               </w:rPr>
-              <w:instrText>PAGEREF _Toc223287196 \h</w:instrText>
-            </w:r>
-            <w:r>
-              <w:rPr>
-                <w:rFonts w:hint="eastAsia"/>
+            </w:r>
+            <w:r>
+              <w:rPr>
                 <w:noProof/>
                 <w:webHidden/>
               </w:rPr>
-              <w:instrText xml:space="preserve"> </w:instrText>
-            </w:r>
-            <w:r>
-              <w:rPr>
-                <w:rFonts w:hint="eastAsia"/>
+              <w:fldChar w:fldCharType="separate"/>
+            </w:r>
+            <w:r>
+              <w:rPr>
                 <w:noProof/>
                 <w:webHidden/>
               </w:rPr>
-            </w:r>
-            <w:r>
-              <w:rPr>
-                <w:rFonts w:hint="eastAsia"/>
-                <w:noProof/>
-                <w:webHidden/>
-              </w:rPr>
-              <w:fldChar w:fldCharType="separate"/>
-            </w:r>
-            <w:r>
-              <w:rPr>
-                <w:rFonts w:hint="eastAsia"/>
-                <w:noProof/>
-                <w:webHidden/>
-              </w:rPr>
-              <w:t>5</w:t>
-            </w:r>
-            <w:r>
-              <w:rPr>
-                <w:rFonts w:hint="eastAsia"/>
+              <w:t>9</w:t>
+            </w:r>
+            <w:r>
+              <w:rPr>
                 <w:noProof/>
                 <w:webHidden/>
               </w:rPr>
@@ -2781,7 +2421,7 @@
         </w:numPr>
         <w:spacing w:beforeLines="10" w:before="31" w:beforeAutospacing="0" w:after="0" w:afterAutospacing="0" w:line="420" w:lineRule="atLeast"/>
         <w:rPr>
-          <w:rFonts w:ascii="Times New Roman" w:eastAsia="黑体" w:hAnsi="Times New Roman" w:cs="Times New Roman" w:hint="eastAsia"/>
+          <w:rFonts w:ascii="Times New Roman" w:eastAsia="黑体" w:hAnsi="Times New Roman" w:cs="Times New Roman"/>
           <w:b w:val="0"/>
           <w:bCs w:val="0"/>
           <w:sz w:val="32"/>
@@ -2798,7 +2438,7 @@
           <w:docGrid w:type="lines" w:linePitch="312"/>
         </w:sectPr>
       </w:pPr>
-      <w:bookmarkStart w:id="3" w:name="_Toc223287184"/>
+      <w:bookmarkStart w:id="3" w:name="_Toc223619716"/>
       <w:bookmarkStart w:id="4" w:name="_Hlk222406090"/>
       <w:r>
         <w:rPr>
@@ -2824,7 +2464,7 @@
           <w:szCs w:val="24"/>
         </w:rPr>
       </w:pPr>
-      <w:bookmarkStart w:id="5" w:name="_Toc223287185"/>
+      <w:bookmarkStart w:id="5" w:name="_Toc223619717"/>
       <w:r>
         <w:rPr>
           <w:rFonts w:ascii="Times New Roman" w:eastAsia="黑体" w:hAnsi="Times New Roman" w:cs="Times New Roman"/>
@@ -2874,7 +2514,15 @@
         <w:t>”</w:t>
       </w:r>
       <w:r>
-        <w:t>，越来越多任务呈现出典型的区域作业特征：无人机需要在给定边界内完成规则化飞行，使传感器对目标区域实现尽可能完整的覆盖，并在有限航时内兼顾安全、效率与可执行性。相较于传统点到点导航，区域作业对路径规划提出了更高要求：不仅要</w:t>
+        <w:t>，越来越多任务呈现出典型的区域作业特征：无人机需要在给定边界内完成规则化飞行，使传感器对目标区域实现尽可能完整的覆盖，并在</w:t>
+      </w:r>
+      <w:proofErr w:type="gramStart"/>
+      <w:r>
+        <w:t>有限航时</w:t>
+      </w:r>
+      <w:proofErr w:type="gramEnd"/>
+      <w:r>
+        <w:t>内兼顾安全、效率与可执行性。相较于传统点到点导航，区域作业对路径规划提出了更高要求：不仅要</w:t>
       </w:r>
       <w:r>
         <w:t>“</w:t>
@@ -2932,7 +2580,23 @@
         <w:pStyle w:val="MTDisplayEquation"/>
       </w:pPr>
       <w:r>
-        <w:t>在山地、丘陵、沟壑等地形环境中，低空作业往往需要采取仿地飞行方式以保证传感器对地观测效果和作业质量，但地形起伏会导致飞行高度与安全距离在空间上快速变化。一旦高度控制不当，可能出现贴地过近、越过障碍物高度不足等风险；而若采用过于保守的高度策略，又会降低观测分辨率或造成作业效果下降。此外，山地环境中目标区域边界通常不规则，内部还可能存在林木、杆塔等障碍物，使得覆盖路径更容易出现重复覆盖、转弯频繁、航程过长等问题，进而增加时间成本与能耗，降低单架次有效作业面积。对于需要长距离巡检或大面积测绘的任务而言，上述问题会直接影响任务能否一次完成以及作业成本。</w:t>
+        <w:t>在山地、丘陵、沟壑等地形环境中，低空作业往往需要</w:t>
+      </w:r>
+      <w:proofErr w:type="gramStart"/>
+      <w:r>
+        <w:t>采取仿地飞行</w:t>
+      </w:r>
+      <w:proofErr w:type="gramEnd"/>
+      <w:r>
+        <w:t>方式以保证传感器对地观测效果和作业质量，但地形起伏会导致飞行高度与安全距离在空间上快速变化。一旦高度控制不当，可能出现贴地过近、越过障碍物高度不足等风险；而若采用过于保守的高度策略，又会降低观测分辨率或造成作业效果下降。此外，山地环境中目标区域边界通常不规则，内部还可能存在林木、杆塔等障碍物，使得覆盖路径更容易出现重复覆盖、转弯频繁、航程过长等问题，进而增加时间成本与能耗，降低单</w:t>
+      </w:r>
+      <w:proofErr w:type="gramStart"/>
+      <w:r>
+        <w:t>架次有效</w:t>
+      </w:r>
+      <w:proofErr w:type="gramEnd"/>
+      <w:r>
+        <w:t>作业面积。对于需要长距离巡检或大面积测绘的任务而言，上述问题会直接影响任务能否一次完成以及作业成本。</w:t>
       </w:r>
     </w:p>
     <w:p>
@@ -2959,12 +2623,17 @@
     <w:p>
       <w:pPr>
         <w:pStyle w:val="MTDisplayEquation"/>
-        <w:rPr>
-          <w:rFonts w:hint="eastAsia"/>
-        </w:rPr>
-      </w:pPr>
-      <w:r>
-        <w:t>综上，面向山地复杂地形的无人机仿地全覆盖作业具有明确的工程需求与应用价值，但仍面临覆盖效率、能耗约束与飞行安全等多方面挑战。开展</w:t>
+      </w:pPr>
+      <w:r>
+        <w:t>综上，面向山地复杂地形的</w:t>
+      </w:r>
+      <w:proofErr w:type="gramStart"/>
+      <w:r>
+        <w:t>无人机仿地全</w:t>
+      </w:r>
+      <w:proofErr w:type="gramEnd"/>
+      <w:r>
+        <w:t>覆盖作业具有明确的工程需求与应用价值，但仍面临覆盖效率、能耗约束与飞行安全等多方面挑战。开展</w:t>
       </w:r>
       <w:r>
         <w:t>“</w:t>
@@ -2990,7 +2659,7 @@
           <w:szCs w:val="24"/>
         </w:rPr>
       </w:pPr>
-      <w:bookmarkStart w:id="6" w:name="_Toc223287186"/>
+      <w:bookmarkStart w:id="6" w:name="_Toc223619718"/>
       <w:bookmarkEnd w:id="4"/>
       <w:r>
         <w:rPr>
@@ -3065,7 +2734,15 @@
         <w:t>”</w:t>
       </w:r>
       <w:r>
-        <w:t>的工程化流程，便于生成规则扫描航线并减少重复覆盖；同时针对仿地飞行对高度连续性的要求，在路径生成后对</w:t>
+        <w:t>的工程化流程，便于生成规则扫描航线并减少重复覆盖；同时</w:t>
+      </w:r>
+      <w:proofErr w:type="gramStart"/>
+      <w:r>
+        <w:t>针对仿地飞行</w:t>
+      </w:r>
+      <w:proofErr w:type="gramEnd"/>
+      <w:r>
+        <w:t>对高度连续性的要求，在路径生成后对</w:t>
       </w:r>
       <w:r>
         <w:t>Z</w:t>
@@ -3135,7 +2812,15 @@
         <w:pStyle w:val="MTDisplayEquation"/>
       </w:pPr>
       <w:r>
-        <w:t>山地低空仿地飞行对安全要求高，除静态障碍物外，现实环境还可能存在未建模障碍物（如电线杆、树木等），且地形突变易引发高度剧烈变化，增加</w:t>
+        <w:t>山地</w:t>
+      </w:r>
+      <w:proofErr w:type="gramStart"/>
+      <w:r>
+        <w:t>低空仿地飞行</w:t>
+      </w:r>
+      <w:proofErr w:type="gramEnd"/>
+      <w:r>
+        <w:t>对安全要求高，除静态障碍物外，现实环境还可能存在未建模障碍物（如电线杆、树木等），且地形突变易引发高度剧烈变化，增加</w:t>
       </w:r>
       <w:r>
         <w:lastRenderedPageBreak/>
@@ -3145,16 +2830,18 @@
         <w:t>Z</w:t>
       </w:r>
       <w:r>
-        <w:t>向高度平滑与预测降低高度抖动，提升轨迹连续性与飞行稳定性；另一方面复现并改进局部避障模块，使无人机能够在执行全局覆盖航线时进行在线调整，及时绕避突发障碍，并尽量保持覆盖连续性，减少漏扫与返航重飞概率。该研究有助于提高系统在复杂、非结构化环境中的可靠性，为后续工程部署与应用示范提供支撑。</w:t>
+        <w:t>向高度平滑与预测降低高度抖动，提升轨迹连续性与飞行稳定性；另一方面复现并改进局部避障模块，使无人机能够在执行全局覆盖航线时进行在线调整，及时绕避突发障碍，并尽量保持覆盖连续性，减少</w:t>
+      </w:r>
+      <w:proofErr w:type="gramStart"/>
+      <w:r>
+        <w:t>漏扫与返航</w:t>
+      </w:r>
+      <w:proofErr w:type="gramEnd"/>
+      <w:r>
+        <w:t>重飞概率。该研究有助于提高系统在复杂、非结构化环境中的可靠性，为后续工程部署与应用示范提供支撑。</w:t>
       </w:r>
     </w:p>
-    <w:p>
-      <w:pPr>
-        <w:rPr>
-          <w:rFonts w:hint="eastAsia"/>
-        </w:rPr>
-      </w:pPr>
-    </w:p>
+    <w:p/>
     <w:p>
       <w:pPr>
         <w:pStyle w:val="2"/>
@@ -3166,7 +2853,7 @@
           <w:szCs w:val="24"/>
         </w:rPr>
       </w:pPr>
-      <w:bookmarkStart w:id="7" w:name="_Toc223287187"/>
+      <w:bookmarkStart w:id="7" w:name="_Toc223619719"/>
       <w:r>
         <w:rPr>
           <w:rFonts w:ascii="Times New Roman" w:eastAsia="黑体" w:hAnsi="Times New Roman" w:cs="Times New Roman"/>
@@ -3225,7 +2912,7 @@
         </w:rPr>
       </w:pPr>
       <w:bookmarkStart w:id="8" w:name="_Toc128125098"/>
-      <w:bookmarkStart w:id="9" w:name="_Toc223287188"/>
+      <w:bookmarkStart w:id="9" w:name="_Toc223619720"/>
       <w:r>
         <w:rPr>
           <w:rFonts w:cs="Times New Roman"/>
@@ -3423,6 +3110,9 @@
         <w:t>算法都应该满足覆盖必须满足的要求主要有</w:t>
       </w:r>
       <w:r>
+        <w:t>[17]</w:t>
+      </w:r>
+      <w:r>
         <w:rPr>
           <w:rFonts w:hint="eastAsia"/>
         </w:rPr>
@@ -3432,12 +3122,68 @@
     <w:p>
       <w:pPr>
         <w:pStyle w:val="MTDisplayEquation"/>
-      </w:pPr>
-      <w:r>
+        <w:ind w:left="420" w:firstLine="0"/>
         <w:rPr>
           <w:rFonts w:hint="eastAsia"/>
         </w:rPr>
-        <w:t>机器人必须通过目标区域内除障碍物外的所有点，完全覆盖目标区域；</w:t>
+      </w:pPr>
+      <w:r>
+        <w:t>1</w:t>
+      </w:r>
+      <w:r>
+        <w:t>）机器人必须经过目标区域内的所有点，实现完全覆盖；</w:t>
+      </w:r>
+      <w:r>
+        <w:br/>
+        <w:t>2</w:t>
+      </w:r>
+      <w:r>
+        <w:t>）机器人应在不发生路径重叠的情况下填充整个区域；</w:t>
+      </w:r>
+      <w:r>
+        <w:br/>
+        <w:t>3</w:t>
+      </w:r>
+      <w:r>
+        <w:t>）需要连续、按顺序地执行覆盖操作，且不应出现任何路径重复；</w:t>
+      </w:r>
+      <w:r>
+        <w:br/>
+        <w:t>4</w:t>
+      </w:r>
+      <w:r>
+        <w:t>）机器人必须避开所有障碍物；</w:t>
+      </w:r>
+      <w:r>
+        <w:br/>
+        <w:t>5</w:t>
+      </w:r>
+      <w:r>
+        <w:t>）为简化控制，应尽量采用简单的运动</w:t>
+      </w:r>
+      <w:bookmarkStart w:id="10" w:name="_GoBack"/>
+      <w:bookmarkEnd w:id="10"/>
+      <w:r>
+        <w:t>轨迹（例如直线或圆）；</w:t>
+      </w:r>
+      <w:r>
+        <w:br/>
+        <w:t>6</w:t>
+      </w:r>
+      <w:r>
+        <w:t>）在条件允许的情况下，希望得到一条</w:t>
+      </w:r>
+      <w:r>
+        <w:t>“</w:t>
+      </w:r>
+      <w:r>
+        <w:t>最优</w:t>
+      </w:r>
+      <w:r>
+        <w:t>”</w:t>
+      </w:r>
+      <w:r>
+        <w:t>路径。</w:t>
       </w:r>
     </w:p>
     <w:p>
@@ -3448,7 +3194,7 @@
         <w:rPr>
           <w:rFonts w:hint="eastAsia"/>
         </w:rPr>
-        <w:t>机器人在覆盖过程中应尽量避免路径重复；</w:t>
+        <w:t>机器人必须通过目标区域内除障碍物外的所有点，完全覆盖目标区域；</w:t>
       </w:r>
     </w:p>
     <w:p>
@@ -3459,31 +3205,7 @@
         <w:rPr>
           <w:rFonts w:hint="eastAsia"/>
         </w:rPr>
-        <w:t>为了控制方便，应尽量使用简单的运动轨迹</w:t>
-      </w:r>
-      <w:r>
-        <w:rPr>
-          <w:rFonts w:hint="eastAsia"/>
-        </w:rPr>
-        <w:t>(</w:t>
-      </w:r>
-      <w:r>
-        <w:rPr>
-          <w:rFonts w:hint="eastAsia"/>
-        </w:rPr>
-        <w:t>例如，直线或圆</w:t>
-      </w:r>
-      <w:r>
-        <w:rPr>
-          <w:rFonts w:hint="eastAsia"/>
-        </w:rPr>
-        <w:t>)</w:t>
-      </w:r>
-      <w:r>
-        <w:rPr>
-          <w:rFonts w:hint="eastAsia"/>
-        </w:rPr>
-        <w:t>；</w:t>
+        <w:t>机器人在覆盖过程中应尽量避免路径重复；</w:t>
       </w:r>
     </w:p>
     <w:p>
@@ -3494,7 +3216,7 @@
         <w:rPr>
           <w:rFonts w:hint="eastAsia"/>
         </w:rPr>
-        <w:t>在允许条件下，获得一条“最优”路径</w:t>
+        <w:t>为了控制方便，应尽量使用简单的运动轨迹</w:t>
       </w:r>
       <w:r>
         <w:rPr>
@@ -3506,7 +3228,7 @@
         <w:rPr>
           <w:rFonts w:hint="eastAsia"/>
         </w:rPr>
-        <w:t>路线总长度最短或能量消耗最少</w:t>
+        <w:t>例如，直线或圆</w:t>
       </w:r>
       <w:r>
         <w:rPr>
@@ -3529,104 +3251,145 @@
         <w:rPr>
           <w:rFonts w:hint="eastAsia"/>
         </w:rPr>
-        <w:t>（</w:t>
+        <w:t>在允许条件下，获得一条“最优”路径</w:t>
       </w:r>
       <w:r>
         <w:rPr>
           <w:rFonts w:hint="eastAsia"/>
         </w:rPr>
-        <w:t>1</w:t>
+        <w:t>(</w:t>
       </w:r>
       <w:r>
         <w:rPr>
           <w:rFonts w:hint="eastAsia"/>
         </w:rPr>
-        <w:t>）</w:t>
-      </w:r>
-      <w:r>
-        <w:t>随机碰撞覆盖法</w:t>
+        <w:t>路线总长度最短或能量消耗最少</w:t>
       </w:r>
       <w:r>
         <w:rPr>
           <w:rFonts w:hint="eastAsia"/>
         </w:rPr>
-        <w:t>如图</w:t>
+        <w:t>)</w:t>
       </w:r>
       <w:r>
         <w:rPr>
           <w:rFonts w:hint="eastAsia"/>
         </w:rPr>
-        <w:t>n</w:t>
-      </w:r>
-      <w:r>
-        <w:rPr>
-          <w:rFonts w:hint="eastAsia"/>
-        </w:rPr>
-        <w:t>所示，</w:t>
-      </w:r>
-      <w:r>
-        <w:t>是一类以运行时间换取覆盖率的策略。机器人</w:t>
-      </w:r>
-      <w:r>
-        <w:rPr>
-          <w:rFonts w:hint="eastAsia"/>
-        </w:rPr>
-        <w:t>根据固定的移动方法，遇到</w:t>
-      </w:r>
-      <w:r>
-        <w:t>障碍物或边界时，</w:t>
-      </w:r>
-      <w:r>
-        <w:rPr>
-          <w:rFonts w:hint="eastAsia"/>
-        </w:rPr>
-        <w:t>执行转向函数</w:t>
-      </w:r>
-      <w:r>
-        <w:t>调整航向，并继续直行，如此循环。</w:t>
-      </w:r>
-      <w:r>
-        <w:t>该方法的覆盖过程具有较强随机性，</w:t>
-      </w:r>
-      <w:r>
-        <w:rPr>
-          <w:rFonts w:hint="eastAsia"/>
-        </w:rPr>
-        <w:t>如不计时间，可以满足</w:t>
-      </w:r>
-      <w:r>
-        <w:rPr>
-          <w:rFonts w:hint="eastAsia"/>
-        </w:rPr>
-        <w:t xml:space="preserve"> 100%</w:t>
-      </w:r>
-      <w:r>
-        <w:rPr>
-          <w:rFonts w:hint="eastAsia"/>
-        </w:rPr>
-        <w:t>覆盖，</w:t>
-      </w:r>
-      <w:r>
-        <w:t>但由于频繁产生重复轨迹，整体效率较低。其优势在于对定位与建图要求低，通常仅需简单避障传感器，计算开销小</w:t>
-      </w:r>
-      <w:r>
-        <w:rPr>
-          <w:rFonts w:hint="eastAsia"/>
-        </w:rPr>
-        <w:t>。</w:t>
+        <w:t>；</w:t>
       </w:r>
     </w:p>
     <w:p>
       <w:pPr>
+        <w:pStyle w:val="MTDisplayEquation"/>
+      </w:pPr>
+      <w:r>
+        <w:rPr>
+          <w:rFonts w:hint="eastAsia"/>
+        </w:rPr>
+        <w:t>（</w:t>
+      </w:r>
+      <w:r>
+        <w:rPr>
+          <w:rFonts w:hint="eastAsia"/>
+        </w:rPr>
+        <w:t>1</w:t>
+      </w:r>
+      <w:r>
+        <w:rPr>
+          <w:rFonts w:hint="eastAsia"/>
+        </w:rPr>
+        <w:t>）</w:t>
+      </w:r>
+      <w:r>
+        <w:t>随机碰撞覆盖法</w:t>
+      </w:r>
+      <w:r>
+        <w:rPr>
+          <w:rFonts w:hint="eastAsia"/>
+        </w:rPr>
+        <w:t>如图</w:t>
+      </w:r>
+      <w:r>
+        <w:rPr>
+          <w:rFonts w:hint="eastAsia"/>
+        </w:rPr>
+        <w:t>n</w:t>
+      </w:r>
+      <w:r>
+        <w:rPr>
+          <w:rFonts w:hint="eastAsia"/>
+        </w:rPr>
+        <w:t>所示，</w:t>
+      </w:r>
+      <w:r>
+        <w:t>是一类以运行时间换取覆盖率的策略。机器人</w:t>
+      </w:r>
+      <w:r>
+        <w:rPr>
+          <w:rFonts w:hint="eastAsia"/>
+        </w:rPr>
+        <w:t>根据固定的移动方法，遇到</w:t>
+      </w:r>
+      <w:r>
+        <w:t>障碍物或边界时，</w:t>
+      </w:r>
+      <w:r>
+        <w:rPr>
+          <w:rFonts w:hint="eastAsia"/>
+        </w:rPr>
+        <w:t>执行转向函数</w:t>
+      </w:r>
+      <w:r>
+        <w:t>调整航向，并继续直行，如此循环。</w:t>
+      </w:r>
+      <w:r>
+        <w:t>该方法的覆盖过程具有较强随机性，</w:t>
+      </w:r>
+      <w:r>
+        <w:rPr>
+          <w:rFonts w:hint="eastAsia"/>
+        </w:rPr>
+        <w:t>如不计时间，可以满足</w:t>
+      </w:r>
+      <w:r>
+        <w:rPr>
+          <w:rFonts w:hint="eastAsia"/>
+        </w:rPr>
+        <w:t xml:space="preserve"> 100%</w:t>
+      </w:r>
+      <w:r>
+        <w:rPr>
+          <w:rFonts w:hint="eastAsia"/>
+        </w:rPr>
+        <w:t>覆盖，</w:t>
+      </w:r>
+      <w:r>
+        <w:t>但由于频繁产生重复轨迹，整体效率较低。其优势在于对定位与</w:t>
+      </w:r>
+      <w:proofErr w:type="gramStart"/>
+      <w:r>
+        <w:t>建图要求</w:t>
+      </w:r>
+      <w:proofErr w:type="gramEnd"/>
+      <w:r>
+        <w:t>低，通常仅需简单避障传感器，计算开销小</w:t>
+      </w:r>
+      <w:r>
+        <w:rPr>
+          <w:rFonts w:hint="eastAsia"/>
+        </w:rPr>
+        <w:t>。</w:t>
+      </w:r>
+    </w:p>
+    <w:p>
+      <w:pPr>
         <w:jc w:val="center"/>
-        <w:rPr>
-          <w:rFonts w:hint="eastAsia"/>
-        </w:rPr>
       </w:pPr>
       <w:r>
         <w:rPr>
           <w:noProof/>
         </w:rPr>
+        <w:lastRenderedPageBreak/>
         <w:drawing>
           <wp:inline distT="0" distB="0" distL="0" distR="0" wp14:anchorId="34BD8890" wp14:editId="3DEE4B4C">
             <wp:extent cx="3246120" cy="1828800"/>
@@ -3689,13 +3452,12 @@
           <w:szCs w:val="24"/>
         </w:rPr>
       </w:pPr>
-      <w:bookmarkStart w:id="10" w:name="_Ref127016416"/>
+      <w:bookmarkStart w:id="11" w:name="_Ref127016416"/>
       <w:r>
         <w:rPr>
           <w:rFonts w:ascii="Times New Roman" w:eastAsia="宋体" w:hAnsi="Times New Roman" w:cs="Times New Roman"/>
           <w:szCs w:val="21"/>
         </w:rPr>
-        <w:lastRenderedPageBreak/>
         <w:t>图</w:t>
       </w:r>
       <w:r>
@@ -3705,7 +3467,7 @@
         </w:rPr>
         <w:t xml:space="preserve"> </w:t>
       </w:r>
-      <w:bookmarkEnd w:id="10"/>
+      <w:bookmarkEnd w:id="11"/>
       <w:r>
         <w:rPr>
           <w:rFonts w:ascii="Times New Roman" w:eastAsia="宋体" w:hAnsi="Times New Roman" w:cs="Times New Roman" w:hint="eastAsia"/>
@@ -3773,7 +3535,27 @@
           <w:sz w:val="24"/>
           <w:szCs w:val="24"/>
         </w:rPr>
-        <w:t>模板法以二维环境先验地图为运行基础，可处置地图未预先标注的非预期障碍物，其核心逻辑是预定义覆盖目标环境全部典型场景的固定运动行为模板，运行时机器人匹配当前环境状态调用对应模板即可实现区域全覆盖；该方法原理简单、运行计算开销低、可适配动态障碍物规避需求，但存在依赖先验地图、非结构化</w:t>
+        <w:t>模板法以二</w:t>
+      </w:r>
+      <w:proofErr w:type="gramStart"/>
+      <w:r>
+        <w:rPr>
+          <w:rFonts w:ascii="Times New Roman" w:eastAsia="宋体" w:hAnsi="Times New Roman" w:cs="Times New Roman"/>
+          <w:color w:val="000000"/>
+          <w:sz w:val="24"/>
+          <w:szCs w:val="24"/>
+        </w:rPr>
+        <w:t>维环境</w:t>
+      </w:r>
+      <w:proofErr w:type="gramEnd"/>
+      <w:r>
+        <w:rPr>
+          <w:rFonts w:ascii="Times New Roman" w:eastAsia="宋体" w:hAnsi="Times New Roman" w:cs="Times New Roman"/>
+          <w:color w:val="000000"/>
+          <w:sz w:val="24"/>
+          <w:szCs w:val="24"/>
+        </w:rPr>
+        <w:t>先验地图为运行基础，可处置地图未预先标注的非预期障碍物，其核心逻辑是预定义覆盖目标环境全部典型场景的固定运动行为模板，运行时机器人匹配当前环境状态调用对应模板即可实现区域全覆盖；该方法原理简单、运行计算开销低、可适配动态障碍物规避需求，但存在依赖先验地图、非结构化</w:t>
       </w:r>
       <w:r>
         <w:rPr>
@@ -3839,7 +3621,27 @@
           <w:sz w:val="24"/>
           <w:szCs w:val="24"/>
         </w:rPr>
-        <w:t>单元分解法首先需控制机器人沿目标作业空间边界行走完成全局地图构建，随后采用竖直切割线从左至右扫描自由空间，当切割线触碰多边形障碍物顶点时即完成子区域分割，最终全局自由空间会被拆解为若干内部无障碍物的梯形子区域，典型分解效果如图</w:t>
+        <w:t>单元分解法首先需控制机器人</w:t>
+      </w:r>
+      <w:proofErr w:type="gramStart"/>
+      <w:r>
+        <w:rPr>
+          <w:rFonts w:ascii="Times New Roman" w:eastAsia="宋体" w:hAnsi="Times New Roman" w:cs="Times New Roman"/>
+          <w:color w:val="000000"/>
+          <w:sz w:val="24"/>
+          <w:szCs w:val="24"/>
+        </w:rPr>
+        <w:t>沿目标</w:t>
+      </w:r>
+      <w:proofErr w:type="gramEnd"/>
+      <w:r>
+        <w:rPr>
+          <w:rFonts w:ascii="Times New Roman" w:eastAsia="宋体" w:hAnsi="Times New Roman" w:cs="Times New Roman"/>
+          <w:color w:val="000000"/>
+          <w:sz w:val="24"/>
+          <w:szCs w:val="24"/>
+        </w:rPr>
+        <w:t>作业空间边界行走完成全局地图构建，随后采用竖直切割线从左至右扫描自由空间，当切割线触碰多边形障碍物顶点时即完成子区域分割，最终全局自由空间会被拆解为若干内部无障碍物的梯形子区域，典型分解效果如图</w:t>
       </w:r>
       <w:r>
         <w:rPr>
@@ -3857,7 +3659,27 @@
           <w:sz w:val="24"/>
           <w:szCs w:val="24"/>
         </w:rPr>
-        <w:t>所示；该方法单区域覆盖难度低，但在障碍物密集场景下子区域数量大幅增加，机器人需频繁执行跨子区域转接规划，会导致整体路径的重复覆盖率显著升高。</w:t>
+        <w:t>所示；该方法单区域覆盖难度低，但在障碍物密集场景下子区域数量大幅增加，机器人需频繁</w:t>
+      </w:r>
+      <w:proofErr w:type="gramStart"/>
+      <w:r>
+        <w:rPr>
+          <w:rFonts w:ascii="Times New Roman" w:eastAsia="宋体" w:hAnsi="Times New Roman" w:cs="Times New Roman"/>
+          <w:color w:val="000000"/>
+          <w:sz w:val="24"/>
+          <w:szCs w:val="24"/>
+        </w:rPr>
+        <w:t>执行跨子区域</w:t>
+      </w:r>
+      <w:proofErr w:type="gramEnd"/>
+      <w:r>
+        <w:rPr>
+          <w:rFonts w:ascii="Times New Roman" w:eastAsia="宋体" w:hAnsi="Times New Roman" w:cs="Times New Roman"/>
+          <w:color w:val="000000"/>
+          <w:sz w:val="24"/>
+          <w:szCs w:val="24"/>
+        </w:rPr>
+        <w:t>转接规划，会导致整体路径的重复覆盖率显著升高。</w:t>
       </w:r>
     </w:p>
     <w:p>
@@ -3878,17 +3700,36 @@
           <w:sz w:val="24"/>
           <w:szCs w:val="24"/>
         </w:rPr>
-        <w:tab/>
+        <w:t>2001</w:t>
+      </w:r>
+      <w:r>
+        <w:rPr>
+          <w:rFonts w:ascii="Times New Roman" w:eastAsia="宋体" w:hAnsi="Times New Roman" w:cs="Times New Roman"/>
+          <w:color w:val="000000"/>
+          <w:sz w:val="24"/>
+          <w:szCs w:val="24"/>
+        </w:rPr>
+        <w:t>年，</w:t>
+      </w:r>
+      <w:proofErr w:type="spellStart"/>
+      <w:r>
+        <w:rPr>
+          <w:rFonts w:ascii="Times New Roman" w:eastAsia="宋体" w:hAnsi="Times New Roman" w:cs="Times New Roman"/>
+          <w:color w:val="000000"/>
+          <w:sz w:val="24"/>
+          <w:szCs w:val="24"/>
+        </w:rPr>
         <w:t>Choset</w:t>
       </w:r>
-      <w:r>
-        <w:rPr>
-          <w:rFonts w:ascii="Times New Roman" w:eastAsia="宋体" w:hAnsi="Times New Roman" w:cs="Times New Roman"/>
-          <w:color w:val="000000"/>
-          <w:sz w:val="24"/>
-          <w:szCs w:val="24"/>
-        </w:rPr>
-        <w:t>等提出基于</w:t>
+      <w:proofErr w:type="spellEnd"/>
+      <w:r>
+        <w:rPr>
+          <w:rFonts w:ascii="Times New Roman" w:eastAsia="宋体" w:hAnsi="Times New Roman" w:cs="Times New Roman"/>
+          <w:color w:val="000000"/>
+          <w:sz w:val="24"/>
+          <w:szCs w:val="24"/>
+        </w:rPr>
+        <w:t>提出</w:t>
       </w:r>
       <w:r>
         <w:rPr>
@@ -3906,48 +3747,444 @@
           <w:sz w:val="24"/>
           <w:szCs w:val="24"/>
         </w:rPr>
-        <w:t>（牛耕式）单元分解的覆盖规划思想，将自由空间分解为若干简单子区域，并在子区域内用往复扫描实现覆盖，从而以结构化方式保证覆盖完备性并便于处理障碍物。该方法成为后续分解式覆盖算法的重要基础</w:t>
-      </w:r>
-      <w:r>
-        <w:rPr>
-          <w:rFonts w:ascii="Times New Roman" w:eastAsia="宋体" w:hAnsi="Times New Roman" w:cs="Times New Roman" w:hint="eastAsia"/>
-          <w:color w:val="000000"/>
-          <w:sz w:val="24"/>
-          <w:szCs w:val="24"/>
-        </w:rPr>
-        <w:t>[</w:t>
-      </w:r>
-      <w:r>
-        <w:rPr>
-          <w:rFonts w:ascii="Times New Roman" w:eastAsia="宋体" w:hAnsi="Times New Roman" w:cs="Times New Roman"/>
-          <w:color w:val="000000"/>
-          <w:sz w:val="24"/>
-          <w:szCs w:val="24"/>
-        </w:rPr>
-        <w:t>13]</w:t>
-      </w:r>
-      <w:r>
-        <w:rPr>
-          <w:rFonts w:ascii="Times New Roman" w:eastAsia="宋体" w:hAnsi="Times New Roman" w:cs="Times New Roman"/>
-          <w:color w:val="000000"/>
-          <w:sz w:val="24"/>
-          <w:szCs w:val="24"/>
-        </w:rPr>
-        <w:t>。</w:t>
+        <w:t>单元分解方法，为全覆盖路径规划提供了经典的分解式框架</w:t>
+      </w:r>
+      <w:r>
+        <w:rPr>
+          <w:rFonts w:ascii="Times New Roman" w:eastAsia="宋体" w:hAnsi="Times New Roman" w:cs="Times New Roman"/>
+          <w:color w:val="000000"/>
+          <w:sz w:val="24"/>
+          <w:szCs w:val="24"/>
+        </w:rPr>
+        <w:t>[1</w:t>
+      </w:r>
+      <w:r>
+        <w:rPr>
+          <w:rFonts w:ascii="Times New Roman" w:eastAsia="宋体" w:hAnsi="Times New Roman" w:cs="Times New Roman"/>
+          <w:color w:val="000000"/>
+          <w:sz w:val="24"/>
+          <w:szCs w:val="24"/>
+        </w:rPr>
+        <w:t>3</w:t>
+      </w:r>
+      <w:r>
+        <w:rPr>
+          <w:rFonts w:ascii="Times New Roman" w:eastAsia="宋体" w:hAnsi="Times New Roman" w:cs="Times New Roman"/>
+          <w:color w:val="000000"/>
+          <w:sz w:val="24"/>
+          <w:szCs w:val="24"/>
+        </w:rPr>
+        <w:t>–</w:t>
+      </w:r>
+      <w:r>
+        <w:rPr>
+          <w:rFonts w:ascii="Times New Roman" w:eastAsia="宋体" w:hAnsi="Times New Roman" w:cs="Times New Roman"/>
+          <w:color w:val="000000"/>
+          <w:sz w:val="24"/>
+          <w:szCs w:val="24"/>
+        </w:rPr>
+        <w:t>14</w:t>
+      </w:r>
+      <w:r>
+        <w:rPr>
+          <w:rFonts w:ascii="Times New Roman" w:eastAsia="宋体" w:hAnsi="Times New Roman" w:cs="Times New Roman"/>
+          <w:color w:val="000000"/>
+          <w:sz w:val="24"/>
+          <w:szCs w:val="24"/>
+        </w:rPr>
+        <w:t>]</w:t>
+      </w:r>
+      <w:r>
+        <w:rPr>
+          <w:rFonts w:ascii="Times New Roman" w:eastAsia="宋体" w:hAnsi="Times New Roman" w:cs="Times New Roman"/>
+          <w:color w:val="000000"/>
+          <w:sz w:val="24"/>
+          <w:szCs w:val="24"/>
+        </w:rPr>
+        <w:t>。单元分解法的核心思想是</w:t>
+      </w:r>
+      <w:r>
+        <w:rPr>
+          <w:rFonts w:ascii="Times New Roman" w:eastAsia="宋体" w:hAnsi="Times New Roman" w:cs="Times New Roman"/>
+          <w:color w:val="000000"/>
+          <w:sz w:val="24"/>
+          <w:szCs w:val="24"/>
+        </w:rPr>
+        <w:t>将自由空间分解为若干简单子区域</w:t>
+      </w:r>
+      <w:r>
+        <w:rPr>
+          <w:rFonts w:ascii="Times New Roman" w:eastAsia="宋体" w:hAnsi="Times New Roman" w:cs="Times New Roman"/>
+          <w:color w:val="000000"/>
+          <w:sz w:val="24"/>
+          <w:szCs w:val="24"/>
+        </w:rPr>
+        <w:t>，</w:t>
+      </w:r>
+      <w:r>
+        <w:rPr>
+          <w:rFonts w:ascii="Times New Roman" w:eastAsia="宋体" w:hAnsi="Times New Roman" w:cs="Times New Roman"/>
+          <w:color w:val="000000"/>
+          <w:sz w:val="24"/>
+          <w:szCs w:val="24"/>
+        </w:rPr>
+        <w:t>并在子区域内用往复扫描实现覆盖，从而以结构化方式保证覆盖完备性并便于处理障碍物。该方法成为后续分解式覆盖算法的重要基础。</w:t>
       </w:r>
     </w:p>
     <w:p>
       <w:pPr>
-        <w:rPr>
-          <w:rFonts w:hint="eastAsia"/>
-        </w:rPr>
-      </w:pPr>
-      <w:r>
-        <w:tab/>
+        <w:spacing w:line="360" w:lineRule="auto"/>
+        <w:ind w:firstLine="480"/>
+        <w:rPr>
+          <w:rFonts w:ascii="Times New Roman" w:eastAsia="宋体" w:hAnsi="Times New Roman" w:cs="Times New Roman"/>
+          <w:color w:val="000000"/>
+          <w:sz w:val="24"/>
+          <w:szCs w:val="24"/>
+        </w:rPr>
+      </w:pPr>
+      <w:r>
+        <w:rPr>
+          <w:rFonts w:ascii="Times New Roman" w:eastAsia="宋体" w:hAnsi="Times New Roman" w:cs="Times New Roman"/>
+          <w:color w:val="000000"/>
+          <w:sz w:val="24"/>
+          <w:szCs w:val="24"/>
+        </w:rPr>
+        <w:t>2003</w:t>
+      </w:r>
+      <w:r>
+        <w:rPr>
+          <w:rFonts w:ascii="Times New Roman" w:eastAsia="宋体" w:hAnsi="Times New Roman" w:cs="Times New Roman"/>
+          <w:color w:val="000000"/>
+          <w:sz w:val="24"/>
+          <w:szCs w:val="24"/>
+        </w:rPr>
+        <w:t>年，</w:t>
+      </w:r>
+      <w:proofErr w:type="spellStart"/>
+      <w:r>
+        <w:rPr>
+          <w:rFonts w:ascii="Times New Roman" w:eastAsia="宋体" w:hAnsi="Times New Roman" w:cs="Times New Roman"/>
+          <w:color w:val="000000"/>
+          <w:sz w:val="24"/>
+          <w:szCs w:val="24"/>
+        </w:rPr>
+        <w:t>Gabriely</w:t>
+      </w:r>
+      <w:proofErr w:type="spellEnd"/>
+      <w:r>
+        <w:rPr>
+          <w:rFonts w:ascii="Times New Roman" w:eastAsia="宋体" w:hAnsi="Times New Roman" w:cs="Times New Roman"/>
+          <w:color w:val="000000"/>
+          <w:sz w:val="24"/>
+          <w:szCs w:val="24"/>
+        </w:rPr>
+        <w:t>与</w:t>
+      </w:r>
+      <w:proofErr w:type="spellStart"/>
+      <w:r>
+        <w:rPr>
+          <w:rFonts w:ascii="Times New Roman" w:eastAsia="宋体" w:hAnsi="Times New Roman" w:cs="Times New Roman"/>
+          <w:color w:val="000000"/>
+          <w:sz w:val="24"/>
+          <w:szCs w:val="24"/>
+        </w:rPr>
+        <w:t>Rimon</w:t>
+      </w:r>
+      <w:proofErr w:type="spellEnd"/>
+      <w:r>
+        <w:rPr>
+          <w:rFonts w:ascii="Times New Roman" w:eastAsia="宋体" w:hAnsi="Times New Roman" w:cs="Times New Roman"/>
+          <w:color w:val="000000"/>
+          <w:sz w:val="24"/>
+          <w:szCs w:val="24"/>
+        </w:rPr>
+        <w:t>提出并分析了生成树覆盖（</w:t>
+      </w:r>
+      <w:r>
+        <w:rPr>
+          <w:rFonts w:ascii="Times New Roman" w:eastAsia="宋体" w:hAnsi="Times New Roman" w:cs="Times New Roman"/>
+          <w:color w:val="000000"/>
+          <w:sz w:val="24"/>
+          <w:szCs w:val="24"/>
+        </w:rPr>
+        <w:t>Spanning-Tree Coverage, STC</w:t>
+      </w:r>
+      <w:r>
+        <w:rPr>
+          <w:rFonts w:ascii="Times New Roman" w:eastAsia="宋体" w:hAnsi="Times New Roman" w:cs="Times New Roman"/>
+          <w:color w:val="000000"/>
+          <w:sz w:val="24"/>
+          <w:szCs w:val="24"/>
+        </w:rPr>
+        <w:t>）方法，为基于图的系统覆盖提供了代表性思路</w:t>
+      </w:r>
+      <w:r>
+        <w:rPr>
+          <w:rFonts w:ascii="Times New Roman" w:eastAsia="宋体" w:hAnsi="Times New Roman" w:cs="Times New Roman"/>
+          <w:color w:val="000000"/>
+          <w:sz w:val="24"/>
+          <w:szCs w:val="24"/>
+        </w:rPr>
+        <w:t>[</w:t>
+      </w:r>
+      <w:r>
+        <w:rPr>
+          <w:rFonts w:ascii="Times New Roman" w:eastAsia="宋体" w:hAnsi="Times New Roman" w:cs="Times New Roman"/>
+          <w:color w:val="000000"/>
+          <w:sz w:val="24"/>
+          <w:szCs w:val="24"/>
+        </w:rPr>
+        <w:t>15</w:t>
+      </w:r>
+      <w:r>
+        <w:rPr>
+          <w:rFonts w:ascii="Times New Roman" w:eastAsia="宋体" w:hAnsi="Times New Roman" w:cs="Times New Roman"/>
+          <w:color w:val="000000"/>
+          <w:sz w:val="24"/>
+          <w:szCs w:val="24"/>
+        </w:rPr>
+        <w:t>]</w:t>
+      </w:r>
+      <w:r>
+        <w:rPr>
+          <w:rFonts w:ascii="Times New Roman" w:eastAsia="宋体" w:hAnsi="Times New Roman" w:cs="Times New Roman"/>
+          <w:color w:val="000000"/>
+          <w:sz w:val="24"/>
+          <w:szCs w:val="24"/>
+        </w:rPr>
+        <w:t>。该类方法通常先将环境栅格化或拓扑化，再通过生成树遍历、回路遍历等策略实现对离散节点的系统访问，从而降低遗漏风险并便于在线扩展。其优势在于实现简单、可解释性强、易与地图表达结合；不足在于路径质量</w:t>
+      </w:r>
+      <w:proofErr w:type="gramStart"/>
+      <w:r>
+        <w:rPr>
+          <w:rFonts w:ascii="Times New Roman" w:eastAsia="宋体" w:hAnsi="Times New Roman" w:cs="Times New Roman"/>
+          <w:color w:val="000000"/>
+          <w:sz w:val="24"/>
+          <w:szCs w:val="24"/>
+        </w:rPr>
+        <w:t>对建图分辨率</w:t>
+      </w:r>
+      <w:proofErr w:type="gramEnd"/>
+      <w:r>
+        <w:rPr>
+          <w:rFonts w:ascii="Times New Roman" w:eastAsia="宋体" w:hAnsi="Times New Roman" w:cs="Times New Roman"/>
+          <w:color w:val="000000"/>
+          <w:sz w:val="24"/>
+          <w:szCs w:val="24"/>
+        </w:rPr>
+        <w:t>与</w:t>
+      </w:r>
+      <w:proofErr w:type="gramStart"/>
+      <w:r>
+        <w:rPr>
+          <w:rFonts w:ascii="Times New Roman" w:eastAsia="宋体" w:hAnsi="Times New Roman" w:cs="Times New Roman"/>
+          <w:color w:val="000000"/>
+          <w:sz w:val="24"/>
+          <w:szCs w:val="24"/>
+        </w:rPr>
+        <w:t>图结</w:t>
+      </w:r>
+      <w:proofErr w:type="gramEnd"/>
+      <w:r>
+        <w:rPr>
+          <w:rFonts w:ascii="Times New Roman" w:eastAsia="宋体" w:hAnsi="Times New Roman" w:cs="Times New Roman"/>
+          <w:color w:val="000000"/>
+          <w:sz w:val="24"/>
+          <w:szCs w:val="24"/>
+        </w:rPr>
+        <w:t>构依赖较强，生成轨迹的平滑性与可执行性往往需要后处理或与运动约束</w:t>
+      </w:r>
+      <w:proofErr w:type="gramStart"/>
+      <w:r>
+        <w:rPr>
+          <w:rFonts w:ascii="Times New Roman" w:eastAsia="宋体" w:hAnsi="Times New Roman" w:cs="Times New Roman"/>
+          <w:color w:val="000000"/>
+          <w:sz w:val="24"/>
+          <w:szCs w:val="24"/>
+        </w:rPr>
+        <w:t>规划</w:t>
+      </w:r>
+      <w:proofErr w:type="gramEnd"/>
+      <w:r>
+        <w:rPr>
+          <w:rFonts w:ascii="Times New Roman" w:eastAsia="宋体" w:hAnsi="Times New Roman" w:cs="Times New Roman"/>
+          <w:color w:val="000000"/>
+          <w:sz w:val="24"/>
+          <w:szCs w:val="24"/>
+        </w:rPr>
+        <w:t>器结合。</w:t>
       </w:r>
     </w:p>
     <w:p>
       <w:pPr>
+        <w:spacing w:line="360" w:lineRule="auto"/>
+        <w:ind w:firstLine="480"/>
+        <w:rPr>
+          <w:rFonts w:ascii="Times New Roman" w:eastAsia="宋体" w:hAnsi="Times New Roman" w:cs="Times New Roman"/>
+          <w:color w:val="000000"/>
+          <w:sz w:val="24"/>
+          <w:szCs w:val="24"/>
+        </w:rPr>
+      </w:pPr>
+      <w:r>
+        <w:rPr>
+          <w:rFonts w:ascii="Times New Roman" w:eastAsia="宋体" w:hAnsi="Times New Roman" w:cs="Times New Roman"/>
+          <w:color w:val="000000"/>
+          <w:sz w:val="24"/>
+          <w:szCs w:val="24"/>
+        </w:rPr>
+        <w:t>针对复杂非结构化环境</w:t>
+      </w:r>
+      <w:proofErr w:type="gramStart"/>
+      <w:r>
+        <w:rPr>
+          <w:rFonts w:ascii="Times New Roman" w:eastAsia="宋体" w:hAnsi="Times New Roman" w:cs="Times New Roman"/>
+          <w:color w:val="000000"/>
+          <w:sz w:val="24"/>
+          <w:szCs w:val="24"/>
+        </w:rPr>
+        <w:t>中建图误差</w:t>
+      </w:r>
+      <w:proofErr w:type="gramEnd"/>
+      <w:r>
+        <w:rPr>
+          <w:rFonts w:ascii="Times New Roman" w:eastAsia="宋体" w:hAnsi="Times New Roman" w:cs="Times New Roman"/>
+          <w:color w:val="000000"/>
+          <w:sz w:val="24"/>
+          <w:szCs w:val="24"/>
+        </w:rPr>
+        <w:t>、动态变化与代价不确定等问题，近年研</w:t>
+      </w:r>
+      <w:r>
+        <w:rPr>
+          <w:rFonts w:ascii="Times New Roman" w:eastAsia="宋体" w:hAnsi="Times New Roman" w:cs="Times New Roman"/>
+          <w:color w:val="000000"/>
+          <w:sz w:val="24"/>
+          <w:szCs w:val="24"/>
+        </w:rPr>
+        <w:lastRenderedPageBreak/>
+        <w:t>究开始尝试将学习方法用于覆盖策略或覆盖顺序的生成，再结合传统规划方法提供安全与可执行性保障，形成</w:t>
+      </w:r>
+      <w:r>
+        <w:rPr>
+          <w:rFonts w:ascii="Times New Roman" w:eastAsia="宋体" w:hAnsi="Times New Roman" w:cs="Times New Roman"/>
+          <w:color w:val="000000"/>
+          <w:sz w:val="24"/>
+          <w:szCs w:val="24"/>
+        </w:rPr>
+        <w:t>“</w:t>
+      </w:r>
+      <w:r>
+        <w:rPr>
+          <w:rFonts w:ascii="Times New Roman" w:eastAsia="宋体" w:hAnsi="Times New Roman" w:cs="Times New Roman"/>
+          <w:color w:val="000000"/>
+          <w:sz w:val="24"/>
+          <w:szCs w:val="24"/>
+        </w:rPr>
+        <w:t>学习指导、规划兜底</w:t>
+      </w:r>
+      <w:r>
+        <w:rPr>
+          <w:rFonts w:ascii="Times New Roman" w:eastAsia="宋体" w:hAnsi="Times New Roman" w:cs="Times New Roman"/>
+          <w:color w:val="000000"/>
+          <w:sz w:val="24"/>
+          <w:szCs w:val="24"/>
+        </w:rPr>
+        <w:t>”</w:t>
+      </w:r>
+      <w:r>
+        <w:rPr>
+          <w:rFonts w:ascii="Times New Roman" w:eastAsia="宋体" w:hAnsi="Times New Roman" w:cs="Times New Roman"/>
+          <w:color w:val="000000"/>
+          <w:sz w:val="24"/>
+          <w:szCs w:val="24"/>
+        </w:rPr>
+        <w:t>的思路。</w:t>
+      </w:r>
+      <w:r>
+        <w:rPr>
+          <w:rFonts w:ascii="Times New Roman" w:eastAsia="宋体" w:hAnsi="Times New Roman" w:cs="Times New Roman"/>
+          <w:color w:val="000000"/>
+          <w:sz w:val="24"/>
+          <w:szCs w:val="24"/>
+        </w:rPr>
+        <w:t>Bai</w:t>
+      </w:r>
+      <w:r>
+        <w:rPr>
+          <w:rFonts w:ascii="Times New Roman" w:eastAsia="宋体" w:hAnsi="Times New Roman" w:cs="Times New Roman"/>
+          <w:color w:val="000000"/>
+          <w:sz w:val="24"/>
+          <w:szCs w:val="24"/>
+        </w:rPr>
+        <w:t>等在</w:t>
+      </w:r>
+      <w:r>
+        <w:rPr>
+          <w:rFonts w:ascii="Times New Roman" w:eastAsia="宋体" w:hAnsi="Times New Roman" w:cs="Times New Roman"/>
+          <w:color w:val="000000"/>
+          <w:sz w:val="24"/>
+          <w:szCs w:val="24"/>
+        </w:rPr>
+        <w:t>ICRA</w:t>
+      </w:r>
+      <w:r>
+        <w:rPr>
+          <w:rFonts w:ascii="Times New Roman" w:eastAsia="宋体" w:hAnsi="Times New Roman" w:cs="Times New Roman"/>
+          <w:color w:val="000000"/>
+          <w:sz w:val="24"/>
+          <w:szCs w:val="24"/>
+        </w:rPr>
+        <w:t>提出面向复杂环境的学习式无人机覆盖路径规划方法，体现了学习方法在提升覆盖效率与环境适应性方面的应用探索</w:t>
+      </w:r>
+      <w:r>
+        <w:rPr>
+          <w:rFonts w:ascii="Times New Roman" w:eastAsia="宋体" w:hAnsi="Times New Roman" w:cs="Times New Roman"/>
+          <w:color w:val="000000"/>
+          <w:sz w:val="24"/>
+          <w:szCs w:val="24"/>
+        </w:rPr>
+        <w:t>[</w:t>
+      </w:r>
+      <w:r>
+        <w:rPr>
+          <w:rFonts w:ascii="Times New Roman" w:eastAsia="宋体" w:hAnsi="Times New Roman" w:cs="Times New Roman"/>
+          <w:color w:val="000000"/>
+          <w:sz w:val="24"/>
+          <w:szCs w:val="24"/>
+        </w:rPr>
+        <w:t>16</w:t>
+      </w:r>
+      <w:r>
+        <w:rPr>
+          <w:rFonts w:ascii="Times New Roman" w:eastAsia="宋体" w:hAnsi="Times New Roman" w:cs="Times New Roman"/>
+          <w:color w:val="000000"/>
+          <w:sz w:val="24"/>
+          <w:szCs w:val="24"/>
+        </w:rPr>
+        <w:t>]</w:t>
+      </w:r>
+      <w:r>
+        <w:rPr>
+          <w:rFonts w:ascii="Times New Roman" w:eastAsia="宋体" w:hAnsi="Times New Roman" w:cs="Times New Roman"/>
+          <w:color w:val="000000"/>
+          <w:sz w:val="24"/>
+          <w:szCs w:val="24"/>
+        </w:rPr>
+        <w:t>。该方向的关键在于如何在提升效率的同时保证安全性与泛化能力。</w:t>
+      </w:r>
+    </w:p>
+    <w:p>
+      <w:pPr>
+        <w:spacing w:line="360" w:lineRule="auto"/>
+        <w:ind w:firstLine="480"/>
+      </w:pPr>
+      <w:r>
+        <w:tab/>
+      </w:r>
+    </w:p>
+    <w:p>
+      <w:pPr>
         <w:pStyle w:val="3"/>
         <w:spacing w:before="93" w:afterLines="20" w:after="62"/>
         <w:rPr>
@@ -3956,7 +4193,7 @@
           <w:szCs w:val="24"/>
         </w:rPr>
       </w:pPr>
-      <w:bookmarkStart w:id="11" w:name="_Toc223287189"/>
+      <w:bookmarkStart w:id="12" w:name="_Toc223619721"/>
       <w:r>
         <w:rPr>
           <w:rFonts w:cs="Times New Roman"/>
@@ -4013,7 +4250,7 @@
         </w:rPr>
         <w:t>研究现状</w:t>
       </w:r>
-      <w:bookmarkEnd w:id="11"/>
+      <w:bookmarkEnd w:id="12"/>
     </w:p>
     <w:p>
       <w:pPr>
@@ -4172,14 +4409,25 @@
         </w:rPr>
         <w:t>年，荷兰数学家</w:t>
       </w:r>
-      <w:r>
-        <w:rPr>
-          <w:rFonts w:ascii="Times New Roman" w:eastAsia="宋体" w:hAnsi="Times New Roman" w:cs="Times New Roman"/>
-          <w:color w:val="000000"/>
-          <w:sz w:val="24"/>
-          <w:szCs w:val="24"/>
-        </w:rPr>
-        <w:t>Edsger W. Dijkstra</w:t>
+      <w:proofErr w:type="spellStart"/>
+      <w:r>
+        <w:rPr>
+          <w:rFonts w:ascii="Times New Roman" w:eastAsia="宋体" w:hAnsi="Times New Roman" w:cs="Times New Roman"/>
+          <w:color w:val="000000"/>
+          <w:sz w:val="24"/>
+          <w:szCs w:val="24"/>
+        </w:rPr>
+        <w:t>Edsger</w:t>
+      </w:r>
+      <w:proofErr w:type="spellEnd"/>
+      <w:r>
+        <w:rPr>
+          <w:rFonts w:ascii="Times New Roman" w:eastAsia="宋体" w:hAnsi="Times New Roman" w:cs="Times New Roman"/>
+          <w:color w:val="000000"/>
+          <w:sz w:val="24"/>
+          <w:szCs w:val="24"/>
+        </w:rPr>
+        <w:t xml:space="preserve"> W. Dijkstra</w:t>
       </w:r>
       <w:r>
         <w:rPr>
@@ -4343,7 +4591,27 @@
           <w:sz w:val="24"/>
           <w:szCs w:val="24"/>
         </w:rPr>
-        <w:t>，在边权非负条件下能够保证最优性，因而常被用作路径规划中的</w:t>
+        <w:t>，在</w:t>
+      </w:r>
+      <w:proofErr w:type="gramStart"/>
+      <w:r>
+        <w:rPr>
+          <w:rFonts w:ascii="Times New Roman" w:eastAsia="宋体" w:hAnsi="Times New Roman" w:cs="Times New Roman"/>
+          <w:color w:val="000000"/>
+          <w:sz w:val="24"/>
+          <w:szCs w:val="24"/>
+        </w:rPr>
+        <w:t>边权非负条件</w:t>
+      </w:r>
+      <w:proofErr w:type="gramEnd"/>
+      <w:r>
+        <w:rPr>
+          <w:rFonts w:ascii="Times New Roman" w:eastAsia="宋体" w:hAnsi="Times New Roman" w:cs="Times New Roman"/>
+          <w:color w:val="000000"/>
+          <w:sz w:val="24"/>
+          <w:szCs w:val="24"/>
+        </w:rPr>
+        <w:t>下能够保证最优性，因而常被用作路径规划中的</w:t>
       </w:r>
       <w:r>
         <w:rPr>
@@ -4510,7 +4778,6 @@
           <w:sz w:val="24"/>
           <w:szCs w:val="24"/>
         </w:rPr>
-        <w:lastRenderedPageBreak/>
         <w:t>A*</w:t>
       </w:r>
       <w:r>
@@ -4569,6 +4836,7 @@
         </w:rPr>
         <w:t>能够在</w:t>
       </w:r>
+      <w:proofErr w:type="gramStart"/>
       <w:r>
         <w:rPr>
           <w:rFonts w:ascii="Times New Roman" w:eastAsia="宋体" w:hAnsi="Times New Roman" w:cs="Times New Roman"/>
@@ -4577,7 +4845,18 @@
           <w:sz w:val="24"/>
           <w:szCs w:val="24"/>
         </w:rPr>
-        <w:t>边权非负</w:t>
+        <w:t>边权非</w:t>
+      </w:r>
+      <w:proofErr w:type="gramEnd"/>
+      <w:r>
+        <w:rPr>
+          <w:rFonts w:ascii="Times New Roman" w:eastAsia="宋体" w:hAnsi="Times New Roman" w:cs="Times New Roman"/>
+          <w:bCs/>
+          <w:color w:val="000000"/>
+          <w:sz w:val="24"/>
+          <w:szCs w:val="24"/>
+        </w:rPr>
+        <w:t>负</w:t>
       </w:r>
       <w:r>
         <w:rPr>
@@ -4711,7 +4990,7 @@
               </wp:inline>
             </w:drawing>
           </mc:Choice>
-          <mc:Fallback>
+          <mc:Fallback xmlns:oel="http://schemas.microsoft.com/office/2019/extlst" xmlns:w16cex="http://schemas.microsoft.com/office/word/2018/wordml/cex" xmlns:w16="http://schemas.microsoft.com/office/word/2018/wordml" xmlns:w16sdtdh="http://schemas.microsoft.com/office/word/2020/wordml/sdtdatahash">
             <w:pict>
               <v:group w14:anchorId="46ECABCE" id="画布 12" o:spid="_x0000_s1026" editas="canvas" style="width:415.3pt;height:119.85pt;mso-position-horizontal-relative:char;mso-position-vertical-relative:line" coordsize="52743,15214" o:gfxdata="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">
                 <v:shapetype id="_x0000_t75" coordsize="21600,21600" o:spt="75" o:preferrelative="t" path="m@4@5l@4@11@9@11@9@5xe" filled="f" stroked="f">
@@ -4738,10 +5017,10 @@
                   <v:path o:connecttype="none"/>
                 </v:shape>
                 <v:shape id="图片 17" o:spid="_x0000_s1028" type="#_x0000_t75" style="position:absolute;width:26371;height:14859;visibility:visible;mso-wrap-style:square" o:gfxdata="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">
-                  <v:imagedata r:id="rId19" o:title=""/>
+                  <v:imagedata r:id="rId34" o:title=""/>
                 </v:shape>
                 <v:shape id="图片 18" o:spid="_x0000_s1029" type="#_x0000_t75" style="position:absolute;left:26359;width:26384;height:14859;visibility:visible;mso-wrap-style:square" o:gfxdata="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">
-                  <v:imagedata r:id="rId20" o:title=""/>
+                  <v:imagedata r:id="rId35" o:title=""/>
                 </v:shape>
                 <w10:anchorlock/>
               </v:group>
@@ -4790,6 +5069,7 @@
         </w:rPr>
         <w:t xml:space="preserve"> </w:t>
       </w:r>
+      <w:proofErr w:type="spellStart"/>
       <w:r>
         <w:rPr>
           <w:rFonts w:ascii="Times New Roman" w:eastAsia="宋体" w:hAnsi="Times New Roman" w:cs="Times New Roman"/>
@@ -4811,6 +5091,7 @@
         </w:rPr>
         <w:t>stra</w:t>
       </w:r>
+      <w:proofErr w:type="spellEnd"/>
       <w:r>
         <w:rPr>
           <w:rFonts w:ascii="Times New Roman" w:eastAsia="宋体" w:hAnsi="Times New Roman" w:cs="Times New Roman" w:hint="eastAsia"/>
@@ -4881,7 +5162,17 @@
           <w:sz w:val="24"/>
           <w:szCs w:val="24"/>
         </w:rPr>
-        <w:t>算法虽然具有完备性与最优性等优点，但在大规模三维栅格环境中，由于状态空间规模随分辨率迅速增长，常出现节点扩展数量大、计算与存储开销高等问题；同时，其在网格图上的最优路径往往受限于栅格邻接关系，表现为折线段较多、转角频繁，路径几何平滑性不足。针对上述局限，研究者提出了多种改进方法。</w:t>
+        <w:t>算法虽然具有完备性与最优性等优点，但在大规模三维栅格环境中，由于</w:t>
+      </w:r>
+      <w:r>
+        <w:rPr>
+          <w:rFonts w:ascii="Times New Roman" w:eastAsia="宋体" w:hAnsi="Times New Roman" w:cs="Times New Roman"/>
+          <w:color w:val="000000"/>
+          <w:sz w:val="24"/>
+          <w:szCs w:val="24"/>
+        </w:rPr>
+        <w:lastRenderedPageBreak/>
+        <w:t>状态空间规模随分辨率迅速增长，常出现节点扩展数量大、计算与存储开销高等问题；同时，其在网格图上的最优路径往往受限于栅格邻接关系，表现为折线段较多、转角频繁，路径几何平滑性不足。针对上述局限，研究者提出了多种改进方法。</w:t>
       </w:r>
       <w:r>
         <w:rPr>
@@ -4989,7 +5280,27 @@
           <w:sz w:val="24"/>
           <w:szCs w:val="24"/>
         </w:rPr>
-        <w:t>算法，该算法在扩展过程中引入视线判定，允许当前节点直接选择与其父节点可见的更远节点建立连接，从而突破路径只能沿网格边逐步扩展的限制，在保持搜索效率的同时生成更短、更接近任意角度的自然路径</w:t>
+        <w:t>算法，该算法在扩展过程中引入视线判定，允许当前节点直接选择与其父节点可见的更远节点建立连接，从而突破路径只能沿网格</w:t>
+      </w:r>
+      <w:proofErr w:type="gramStart"/>
+      <w:r>
+        <w:rPr>
+          <w:rFonts w:ascii="Times New Roman" w:eastAsia="宋体" w:hAnsi="Times New Roman" w:cs="Times New Roman"/>
+          <w:color w:val="000000"/>
+          <w:sz w:val="24"/>
+          <w:szCs w:val="24"/>
+        </w:rPr>
+        <w:t>边逐步</w:t>
+      </w:r>
+      <w:proofErr w:type="gramEnd"/>
+      <w:r>
+        <w:rPr>
+          <w:rFonts w:ascii="Times New Roman" w:eastAsia="宋体" w:hAnsi="Times New Roman" w:cs="Times New Roman"/>
+          <w:color w:val="000000"/>
+          <w:sz w:val="24"/>
+          <w:szCs w:val="24"/>
+        </w:rPr>
+        <w:t>扩展的限制，在保持搜索效率的同时生成更短、更接近任意角度的自然路径</w:t>
       </w:r>
       <w:r>
         <w:rPr>
@@ -5024,7 +5335,7 @@
         <w:spacing w:line="360" w:lineRule="auto"/>
         <w:jc w:val="center"/>
         <w:rPr>
-          <w:rFonts w:cs="Times New Roman" w:hint="eastAsia"/>
+          <w:rFonts w:cs="Times New Roman"/>
         </w:rPr>
       </w:pPr>
       <w:r>
@@ -5049,7 +5360,7 @@
                     </pic:cNvPicPr>
                   </pic:nvPicPr>
                   <pic:blipFill>
-                    <a:blip r:embed="rId21" cstate="print">
+                    <a:blip r:embed="rId36" cstate="print">
                       <a:extLst>
                         <a:ext uri="{28A0092B-C50C-407E-A947-70E740481C1C}">
                           <a14:useLocalDpi xmlns:a14="http://schemas.microsoft.com/office/drawing/2010/main" val="0"/>
@@ -5186,6 +5497,7 @@
         </w:rPr>
         <w:t>年，</w:t>
       </w:r>
+      <w:proofErr w:type="spellStart"/>
       <w:r>
         <w:rPr>
           <w:rFonts w:ascii="Times New Roman" w:eastAsia="宋体" w:hAnsi="Times New Roman" w:cs="Times New Roman"/>
@@ -5195,6 +5507,7 @@
         </w:rPr>
         <w:t>Harabor</w:t>
       </w:r>
+      <w:proofErr w:type="spellEnd"/>
       <w:r>
         <w:rPr>
           <w:rFonts w:ascii="Times New Roman" w:eastAsia="宋体" w:hAnsi="Times New Roman" w:cs="Times New Roman"/>
@@ -5204,6 +5517,7 @@
         </w:rPr>
         <w:t>与</w:t>
       </w:r>
+      <w:proofErr w:type="spellStart"/>
       <w:r>
         <w:rPr>
           <w:rFonts w:ascii="Times New Roman" w:eastAsia="宋体" w:hAnsi="Times New Roman" w:cs="Times New Roman"/>
@@ -5213,6 +5527,7 @@
         </w:rPr>
         <w:t>Grastien</w:t>
       </w:r>
+      <w:proofErr w:type="spellEnd"/>
       <w:r>
         <w:rPr>
           <w:rFonts w:ascii="Times New Roman" w:eastAsia="宋体" w:hAnsi="Times New Roman" w:cs="Times New Roman"/>
@@ -5310,17 +5625,7 @@
           <w:sz w:val="24"/>
           <w:szCs w:val="24"/>
         </w:rPr>
-        <w:t>方式沿固定方向连续推进，跳过大量代价等价的中间节点，仅在可能改变最优路径结构的关键位置进行扩展。由于显著减少了需要展开的节</w:t>
-      </w:r>
-      <w:r>
-        <w:rPr>
-          <w:rFonts w:ascii="Times New Roman" w:eastAsia="宋体" w:hAnsi="Times New Roman" w:cs="Times New Roman"/>
-          <w:color w:val="000000"/>
-          <w:sz w:val="24"/>
-          <w:szCs w:val="24"/>
-        </w:rPr>
-        <w:lastRenderedPageBreak/>
-        <w:t>点数量，</w:t>
+        <w:t>方式沿固定方向连续推进，跳过大量代价等价的中间节点，仅在可能改变最优路径结构的关键位置进行扩展。由于显著减少了需要展开的节点数量，</w:t>
       </w:r>
       <w:r>
         <w:rPr>
@@ -5401,7 +5706,7 @@
                     </pic:cNvPicPr>
                   </pic:nvPicPr>
                   <pic:blipFill>
-                    <a:blip r:embed="rId22" cstate="print">
+                    <a:blip r:embed="rId37" cstate="print">
                       <a:extLst>
                         <a:ext uri="{28A0092B-C50C-407E-A947-70E740481C1C}">
                           <a14:useLocalDpi xmlns:a14="http://schemas.microsoft.com/office/drawing/2010/main" val="0"/>
@@ -5529,6 +5834,7 @@
           <w:sz w:val="24"/>
           <w:szCs w:val="24"/>
         </w:rPr>
+        <w:lastRenderedPageBreak/>
         <w:t>1996</w:t>
       </w:r>
       <w:r>
@@ -5540,6 +5846,7 @@
         </w:rPr>
         <w:t>年，</w:t>
       </w:r>
+      <w:proofErr w:type="spellStart"/>
       <w:r>
         <w:rPr>
           <w:rFonts w:ascii="Times New Roman" w:eastAsia="宋体" w:hAnsi="Times New Roman" w:cs="Times New Roman"/>
@@ -5549,6 +5856,7 @@
         </w:rPr>
         <w:t>Kavraki</w:t>
       </w:r>
+      <w:proofErr w:type="spellEnd"/>
       <w:r>
         <w:rPr>
           <w:rFonts w:ascii="Times New Roman" w:eastAsia="宋体" w:hAnsi="Times New Roman" w:cs="Times New Roman"/>
@@ -5700,7 +6008,27 @@
           <w:sz w:val="24"/>
           <w:szCs w:val="24"/>
         </w:rPr>
-        <w:t>两个阶段：首先在自由空间中随机采样生成一组无碰节点，并利用局部规划器对近邻节点进行可行连接以构建连通图；随后将起点与终点接入路线图，通过图搜索在路线图上求解一条满足约束的可行路径。由于无需对整个三维环境进行完全离散化，</w:t>
+        <w:t>两个阶段：首先在自由空间中随机采样生成一组无碰节点，并利用局部</w:t>
+      </w:r>
+      <w:proofErr w:type="gramStart"/>
+      <w:r>
+        <w:rPr>
+          <w:rFonts w:ascii="Times New Roman" w:eastAsia="宋体" w:hAnsi="Times New Roman" w:cs="Times New Roman"/>
+          <w:color w:val="000000"/>
+          <w:sz w:val="24"/>
+          <w:szCs w:val="24"/>
+        </w:rPr>
+        <w:t>规划器</w:t>
+      </w:r>
+      <w:proofErr w:type="gramEnd"/>
+      <w:r>
+        <w:rPr>
+          <w:rFonts w:ascii="Times New Roman" w:eastAsia="宋体" w:hAnsi="Times New Roman" w:cs="Times New Roman"/>
+          <w:color w:val="000000"/>
+          <w:sz w:val="24"/>
+          <w:szCs w:val="24"/>
+        </w:rPr>
+        <w:t>对近邻节点进行可行连接以构建连通图；随后将起点与终点接入路线图，通过图搜索在路线图上求解一条满足约束的可行路径。由于无需对整个三维环境进行完全离散化，</w:t>
       </w:r>
       <w:r>
         <w:rPr>
@@ -5761,7 +6089,7 @@
       <w:pPr>
         <w:jc w:val="center"/>
         <w:rPr>
-          <w:rFonts w:cs="Times New Roman" w:hint="eastAsia"/>
+          <w:rFonts w:cs="Times New Roman"/>
         </w:rPr>
       </w:pPr>
       <w:r>
@@ -5786,7 +6114,7 @@
                     </pic:cNvPicPr>
                   </pic:nvPicPr>
                   <pic:blipFill>
-                    <a:blip r:embed="rId23" cstate="print">
+                    <a:blip r:embed="rId38" cstate="print">
                       <a:extLst>
                         <a:ext uri="{28A0092B-C50C-407E-A947-70E740481C1C}">
                           <a14:useLocalDpi xmlns:a14="http://schemas.microsoft.com/office/drawing/2010/main" val="0"/>
@@ -5990,17 +6318,7 @@
           <w:sz w:val="24"/>
           <w:szCs w:val="24"/>
         </w:rPr>
-        <w:t>更强调可行性与</w:t>
-      </w:r>
-      <w:r>
-        <w:rPr>
-          <w:rFonts w:ascii="Times New Roman" w:eastAsia="宋体" w:hAnsi="Times New Roman" w:cs="Times New Roman"/>
-          <w:color w:val="000000"/>
-          <w:sz w:val="24"/>
-          <w:szCs w:val="24"/>
-        </w:rPr>
-        <w:lastRenderedPageBreak/>
-        <w:t>探索速度，得到的路径通常较为曲折，存在平滑性与路径质量不足的问题，工程应用中常需结合路径后处理或优化策略</w:t>
+        <w:t>更强调可行性与探索速度，得到的路径通常较为曲折，存在平滑性与路径质量不足的问题，工程应用中常需结合路径后处理或优化策略</w:t>
       </w:r>
       <w:r>
         <w:rPr>
@@ -6069,7 +6387,7 @@
                           <pic:cNvPicPr/>
                         </pic:nvPicPr>
                         <pic:blipFill>
-                          <a:blip r:embed="rId24" cstate="print">
+                          <a:blip r:embed="rId39" cstate="print">
                             <a:extLst>
                               <a:ext uri="{28A0092B-C50C-407E-A947-70E740481C1C}">
                                 <a14:useLocalDpi xmlns:a14="http://schemas.microsoft.com/office/drawing/2010/main" val="0"/>
@@ -6101,7 +6419,7 @@
                           <pic:cNvPicPr/>
                         </pic:nvPicPr>
                         <pic:blipFill>
-                          <a:blip r:embed="rId25" cstate="print">
+                          <a:blip r:embed="rId40" cstate="print">
                             <a:extLst>
                               <a:ext uri="{28A0092B-C50C-407E-A947-70E740481C1C}">
                                 <a14:useLocalDpi xmlns:a14="http://schemas.microsoft.com/office/drawing/2010/main" val="0"/>
@@ -6133,7 +6451,7 @@
               </wp:inline>
             </w:drawing>
           </mc:Choice>
-          <mc:Fallback>
+          <mc:Fallback xmlns:oel="http://schemas.microsoft.com/office/2019/extlst" xmlns:w16cex="http://schemas.microsoft.com/office/word/2018/wordml/cex" xmlns:w16="http://schemas.microsoft.com/office/word/2018/wordml" xmlns:w16sdtdh="http://schemas.microsoft.com/office/word/2020/wordml/sdtdatahash">
             <w:pict>
               <v:group w14:anchorId="3FA99D08" id="画布 2" o:spid="_x0000_s1026" editas="canvas" style="width:415.3pt;height:113.85pt;mso-position-horizontal-relative:char;mso-position-vertical-relative:line" coordsize="52743,14452" o:gfxdata="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">
                 <v:shape id="_x0000_s1027" type="#_x0000_t75" style="position:absolute;width:52743;height:14452;visibility:visible;mso-wrap-style:square">
@@ -6141,10 +6459,10 @@
                   <v:path o:connecttype="none"/>
                 </v:shape>
                 <v:shape id="图片 14" o:spid="_x0000_s1028" type="#_x0000_t75" style="position:absolute;width:26365;height:13868;visibility:visible;mso-wrap-style:square" o:gfxdata="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">
-                  <v:imagedata r:id="rId26" o:title=""/>
+                  <v:imagedata r:id="rId41" o:title=""/>
                 </v:shape>
                 <v:shape id="图片 16" o:spid="_x0000_s1029" type="#_x0000_t75" style="position:absolute;left:27719;width:25024;height:14097;visibility:visible;mso-wrap-style:square" o:gfxdata="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">
-                  <v:imagedata r:id="rId27" o:title=""/>
+                  <v:imagedata r:id="rId42" o:title=""/>
                 </v:shape>
                 <w10:anchorlock/>
               </v:group>
@@ -6272,7 +6590,27 @@
           <w:sz w:val="24"/>
           <w:szCs w:val="24"/>
         </w:rPr>
-        <w:t>的基础上，研究者持续对采样式规划方法进行改进，以提升解的质量并加快向高质量解收敛。</w:t>
+        <w:t>的基础上，研究者持续对采样</w:t>
+      </w:r>
+      <w:proofErr w:type="gramStart"/>
+      <w:r>
+        <w:rPr>
+          <w:rFonts w:ascii="Times New Roman" w:eastAsia="宋体" w:hAnsi="Times New Roman" w:cs="Times New Roman"/>
+          <w:color w:val="000000"/>
+          <w:sz w:val="24"/>
+          <w:szCs w:val="24"/>
+        </w:rPr>
+        <w:t>式规划</w:t>
+      </w:r>
+      <w:proofErr w:type="gramEnd"/>
+      <w:r>
+        <w:rPr>
+          <w:rFonts w:ascii="Times New Roman" w:eastAsia="宋体" w:hAnsi="Times New Roman" w:cs="Times New Roman"/>
+          <w:color w:val="000000"/>
+          <w:sz w:val="24"/>
+          <w:szCs w:val="24"/>
+        </w:rPr>
+        <w:t>方法进行改进，以提升解的质量并加快向高质量解收敛。</w:t>
       </w:r>
       <w:r>
         <w:rPr>
@@ -6292,6 +6630,7 @@
         </w:rPr>
         <w:t>年，</w:t>
       </w:r>
+      <w:proofErr w:type="spellStart"/>
       <w:r>
         <w:rPr>
           <w:rFonts w:ascii="Times New Roman" w:eastAsia="宋体" w:hAnsi="Times New Roman" w:cs="Times New Roman"/>
@@ -6301,6 +6640,7 @@
         </w:rPr>
         <w:t>Karaman</w:t>
       </w:r>
+      <w:proofErr w:type="spellEnd"/>
       <w:r>
         <w:rPr>
           <w:rFonts w:ascii="Times New Roman" w:eastAsia="宋体" w:hAnsi="Times New Roman" w:cs="Times New Roman"/>
@@ -6310,6 +6650,7 @@
         </w:rPr>
         <w:t>与</w:t>
       </w:r>
+      <w:proofErr w:type="spellStart"/>
       <w:r>
         <w:rPr>
           <w:rFonts w:ascii="Times New Roman" w:eastAsia="宋体" w:hAnsi="Times New Roman" w:cs="Times New Roman"/>
@@ -6319,6 +6660,7 @@
         </w:rPr>
         <w:t>Frazzoli</w:t>
       </w:r>
+      <w:proofErr w:type="spellEnd"/>
       <w:r>
         <w:rPr>
           <w:rFonts w:ascii="Times New Roman" w:eastAsia="宋体" w:hAnsi="Times New Roman" w:cs="Times New Roman"/>
@@ -6344,7 +6686,17 @@
           <w:sz w:val="24"/>
           <w:szCs w:val="24"/>
         </w:rPr>
-        <w:t>算法，该方法在随机采样扩展的同时引入近邻集合搜索与重连机制，使新节点不仅连接到最近节点，而且能够在邻域内选择更优父节点并对已有连接进行重构，从而随着采样数量增加，其路径代价以概率收敛到最优值，具备渐进最优性</w:t>
+        <w:t>算法，该方法在随机采样扩展的同时引入近邻集合搜索与重连机制，使新节点不仅连接到最近</w:t>
+      </w:r>
+      <w:r>
+        <w:rPr>
+          <w:rFonts w:ascii="Times New Roman" w:eastAsia="宋体" w:hAnsi="Times New Roman" w:cs="Times New Roman"/>
+          <w:color w:val="000000"/>
+          <w:sz w:val="24"/>
+          <w:szCs w:val="24"/>
+        </w:rPr>
+        <w:lastRenderedPageBreak/>
+        <w:t>节点，而且能够在邻域内选择更优父节点并对已有连接进行重构，从而随着采样数量增加，其路径代价以概率收敛到最优值，具备渐进最优性</w:t>
       </w:r>
       <w:r>
         <w:rPr>
@@ -6480,7 +6832,7 @@
           <w:szCs w:val="32"/>
         </w:rPr>
       </w:pPr>
-      <w:bookmarkStart w:id="12" w:name="_Toc223287190"/>
+      <w:bookmarkStart w:id="13" w:name="_Toc223619722"/>
       <w:r>
         <w:rPr>
           <w:rFonts w:ascii="Times New Roman" w:eastAsia="黑体" w:hAnsi="Times New Roman" w:cs="Times New Roman"/>
@@ -6656,7 +7008,7 @@
         </w:rPr>
         <w:fldChar w:fldCharType="end"/>
       </w:r>
-      <w:bookmarkEnd w:id="12"/>
+      <w:bookmarkEnd w:id="13"/>
     </w:p>
     <w:p>
       <w:pPr>
@@ -6673,7 +7025,7 @@
           <w:szCs w:val="24"/>
         </w:rPr>
       </w:pPr>
-      <w:bookmarkStart w:id="13" w:name="_Toc223287191"/>
+      <w:bookmarkStart w:id="14" w:name="_Toc223619723"/>
       <w:r>
         <w:rPr>
           <w:rFonts w:ascii="Times New Roman" w:eastAsia="黑体" w:hAnsi="Times New Roman" w:cs="Times New Roman"/>
@@ -6682,449 +7034,454 @@
           <w:szCs w:val="24"/>
         </w:rPr>
         <w:t>研究目标</w:t>
-      </w:r>
-      <w:bookmarkEnd w:id="13"/>
-    </w:p>
-    <w:p>
-      <w:pPr>
-        <w:spacing w:line="360" w:lineRule="auto"/>
-        <w:ind w:firstLine="480"/>
-        <w:rPr>
-          <w:rFonts w:ascii="Times New Roman" w:eastAsia="宋体" w:hAnsi="Times New Roman" w:cs="Times New Roman"/>
-          <w:color w:val="000000"/>
-          <w:sz w:val="24"/>
-          <w:szCs w:val="24"/>
-        </w:rPr>
-      </w:pPr>
-      <w:r>
-        <w:rPr>
-          <w:rFonts w:ascii="Times New Roman" w:eastAsia="宋体" w:hAnsi="Times New Roman" w:cs="Times New Roman"/>
-          <w:color w:val="000000"/>
-          <w:sz w:val="24"/>
-          <w:szCs w:val="24"/>
-        </w:rPr>
-        <w:t>针对非结构化环境下无人机进行全覆盖仿地飞行时面临的</w:t>
-      </w:r>
-      <w:r>
-        <w:rPr>
-          <w:rFonts w:ascii="Times New Roman" w:eastAsia="宋体" w:hAnsi="Times New Roman" w:cs="Times New Roman"/>
-          <w:bCs/>
-          <w:color w:val="000000"/>
-          <w:sz w:val="24"/>
-          <w:szCs w:val="24"/>
-        </w:rPr>
-        <w:t>地形起伏大、路径易交叉与重复、能耗偏高以及飞行风险较大</w:t>
-      </w:r>
-      <w:r>
-        <w:rPr>
-          <w:rFonts w:ascii="Times New Roman" w:eastAsia="宋体" w:hAnsi="Times New Roman" w:cs="Times New Roman"/>
-          <w:color w:val="000000"/>
-          <w:sz w:val="24"/>
-          <w:szCs w:val="24"/>
-        </w:rPr>
-        <w:t>等问题，本文开展无人机全覆盖路径规划方法研究，重点解决复杂地形条件下</w:t>
-      </w:r>
-      <w:r>
-        <w:rPr>
-          <w:rFonts w:ascii="Times New Roman" w:eastAsia="宋体" w:hAnsi="Times New Roman" w:cs="Times New Roman"/>
-          <w:bCs/>
-          <w:color w:val="000000"/>
-          <w:sz w:val="24"/>
-          <w:szCs w:val="24"/>
-        </w:rPr>
-        <w:t>区域如何更合理地划分、子区域访问顺序如何更优化、航迹如何满足安全可飞并降低能耗</w:t>
-      </w:r>
-      <w:r>
-        <w:rPr>
-          <w:rFonts w:ascii="Times New Roman" w:eastAsia="宋体" w:hAnsi="Times New Roman" w:cs="Times New Roman"/>
-          <w:color w:val="000000"/>
-          <w:sz w:val="24"/>
-          <w:szCs w:val="24"/>
-        </w:rPr>
-        <w:t>等关键问题，最终实现适用于低空仿地作业的全覆盖路径规划。具体研究目标如下：</w:t>
-      </w:r>
-    </w:p>
-    <w:p>
-      <w:pPr>
-        <w:spacing w:line="360" w:lineRule="auto"/>
-        <w:ind w:firstLine="480"/>
-        <w:rPr>
-          <w:rFonts w:ascii="Times New Roman" w:eastAsia="宋体" w:hAnsi="Times New Roman" w:cs="Times New Roman"/>
-          <w:color w:val="000000"/>
-          <w:sz w:val="24"/>
-          <w:szCs w:val="24"/>
-        </w:rPr>
-      </w:pPr>
-      <w:r>
-        <w:rPr>
-          <w:rFonts w:ascii="Times New Roman" w:eastAsia="宋体" w:hAnsi="Times New Roman" w:cs="Times New Roman" w:hint="eastAsia"/>
-          <w:color w:val="000000"/>
-          <w:sz w:val="24"/>
-          <w:szCs w:val="24"/>
-        </w:rPr>
-        <w:t>（</w:t>
-      </w:r>
-      <w:r>
-        <w:rPr>
-          <w:rFonts w:ascii="Times New Roman" w:eastAsia="宋体" w:hAnsi="Times New Roman" w:cs="Times New Roman"/>
-          <w:color w:val="000000"/>
-          <w:sz w:val="24"/>
-          <w:szCs w:val="24"/>
-        </w:rPr>
-        <w:t>1</w:t>
-      </w:r>
-      <w:r>
-        <w:rPr>
-          <w:rFonts w:ascii="Times New Roman" w:eastAsia="宋体" w:hAnsi="Times New Roman" w:cs="Times New Roman" w:hint="eastAsia"/>
-          <w:color w:val="000000"/>
-          <w:sz w:val="24"/>
-          <w:szCs w:val="24"/>
-        </w:rPr>
-        <w:t>）</w:t>
-      </w:r>
-      <w:r>
-        <w:rPr>
-          <w:rFonts w:ascii="Times New Roman" w:eastAsia="宋体" w:hAnsi="Times New Roman" w:cs="Times New Roman"/>
-          <w:color w:val="000000"/>
-          <w:sz w:val="24"/>
-          <w:szCs w:val="24"/>
-        </w:rPr>
-        <w:t>针对不规则区域全覆盖路径规划中</w:t>
-      </w:r>
-      <w:r>
-        <w:rPr>
-          <w:rFonts w:ascii="Times New Roman" w:eastAsia="宋体" w:hAnsi="Times New Roman" w:cs="Times New Roman"/>
-          <w:color w:val="000000"/>
-          <w:sz w:val="24"/>
-          <w:szCs w:val="24"/>
-        </w:rPr>
-        <w:t>“</w:t>
-      </w:r>
-      <w:r>
-        <w:rPr>
-          <w:rFonts w:ascii="Times New Roman" w:eastAsia="宋体" w:hAnsi="Times New Roman" w:cs="Times New Roman"/>
-          <w:color w:val="000000"/>
-          <w:sz w:val="24"/>
-          <w:szCs w:val="24"/>
-        </w:rPr>
-        <w:t>计算量大、路径易交叉、重复覆盖多且转弯连接难以执行</w:t>
-      </w:r>
-      <w:r>
-        <w:rPr>
-          <w:rFonts w:ascii="Times New Roman" w:eastAsia="宋体" w:hAnsi="Times New Roman" w:cs="Times New Roman"/>
-          <w:color w:val="000000"/>
-          <w:sz w:val="24"/>
-          <w:szCs w:val="24"/>
-        </w:rPr>
-        <w:t>”</w:t>
-      </w:r>
-      <w:r>
-        <w:rPr>
-          <w:rFonts w:ascii="Times New Roman" w:eastAsia="宋体" w:hAnsi="Times New Roman" w:cs="Times New Roman"/>
-          <w:color w:val="000000"/>
-          <w:sz w:val="24"/>
-          <w:szCs w:val="24"/>
-        </w:rPr>
-        <w:t>等问题，研究目标是提出一种可实现、易落地的规划流程：先将待覆盖区域进行预处理分割，将复杂区域划分为</w:t>
-      </w:r>
-      <w:r>
-        <w:rPr>
-          <w:rFonts w:ascii="Times New Roman" w:eastAsia="宋体" w:hAnsi="Times New Roman" w:cs="Times New Roman" w:hint="eastAsia"/>
-          <w:color w:val="000000"/>
-          <w:sz w:val="24"/>
-          <w:szCs w:val="24"/>
-        </w:rPr>
-        <w:t>多个</w:t>
-      </w:r>
-      <w:r>
-        <w:rPr>
-          <w:rFonts w:ascii="Times New Roman" w:eastAsia="宋体" w:hAnsi="Times New Roman" w:cs="Times New Roman"/>
-          <w:color w:val="000000"/>
-          <w:sz w:val="24"/>
-          <w:szCs w:val="24"/>
-        </w:rPr>
-        <w:t>凸多边形子区域，把全局问题拆解为</w:t>
-      </w:r>
-      <w:r>
-        <w:rPr>
-          <w:rFonts w:ascii="Times New Roman" w:eastAsia="宋体" w:hAnsi="Times New Roman" w:cs="Times New Roman"/>
-          <w:color w:val="000000"/>
-          <w:sz w:val="24"/>
-          <w:szCs w:val="24"/>
-        </w:rPr>
-        <w:t>“</w:t>
-      </w:r>
-      <w:r>
-        <w:rPr>
-          <w:rFonts w:ascii="Times New Roman" w:eastAsia="宋体" w:hAnsi="Times New Roman" w:cs="Times New Roman"/>
-          <w:color w:val="000000"/>
-          <w:sz w:val="24"/>
-          <w:szCs w:val="24"/>
-        </w:rPr>
-        <w:t>子区覆盖</w:t>
-      </w:r>
-      <w:r>
-        <w:rPr>
-          <w:rFonts w:ascii="Times New Roman" w:eastAsia="宋体" w:hAnsi="Times New Roman" w:cs="Times New Roman"/>
-          <w:color w:val="000000"/>
-          <w:sz w:val="24"/>
-          <w:szCs w:val="24"/>
-        </w:rPr>
-        <w:t>+</w:t>
-      </w:r>
-      <w:r>
-        <w:rPr>
-          <w:rFonts w:ascii="Times New Roman" w:eastAsia="宋体" w:hAnsi="Times New Roman" w:cs="Times New Roman"/>
-          <w:color w:val="000000"/>
-          <w:sz w:val="24"/>
-          <w:szCs w:val="24"/>
-        </w:rPr>
-        <w:t>子区连接</w:t>
-      </w:r>
-      <w:r>
-        <w:rPr>
-          <w:rFonts w:ascii="Times New Roman" w:eastAsia="宋体" w:hAnsi="Times New Roman" w:cs="Times New Roman"/>
-          <w:color w:val="000000"/>
-          <w:sz w:val="24"/>
-          <w:szCs w:val="24"/>
-        </w:rPr>
-        <w:t>”</w:t>
-      </w:r>
-      <w:r>
-        <w:rPr>
-          <w:rFonts w:ascii="Times New Roman" w:eastAsia="宋体" w:hAnsi="Times New Roman" w:cs="Times New Roman"/>
-          <w:color w:val="000000"/>
-          <w:sz w:val="24"/>
-          <w:szCs w:val="24"/>
-        </w:rPr>
-        <w:t>；再将子区访问顺序建模为旅行商问题，采用模拟退火</w:t>
-      </w:r>
-      <w:r>
-        <w:rPr>
-          <w:rFonts w:ascii="Times New Roman" w:eastAsia="宋体" w:hAnsi="Times New Roman" w:cs="Times New Roman" w:hint="eastAsia"/>
-          <w:color w:val="000000"/>
-          <w:sz w:val="24"/>
-          <w:szCs w:val="24"/>
-        </w:rPr>
-        <w:t>算法</w:t>
-      </w:r>
-      <w:r>
-        <w:rPr>
-          <w:rFonts w:ascii="Times New Roman" w:eastAsia="宋体" w:hAnsi="Times New Roman" w:cs="Times New Roman"/>
-          <w:color w:val="000000"/>
-          <w:sz w:val="24"/>
-          <w:szCs w:val="24"/>
-        </w:rPr>
-        <w:t>得到较优访问序列；最后在子区之间生成满足最小转弯半径约束的可跟踪连接曲线。预期结果是在覆盖完整的前提下，减少路径交叉与重复覆盖，使总路径更短、转弯更少，且能够稳定执行。</w:t>
-      </w:r>
-    </w:p>
-    <w:p>
-      <w:pPr>
-        <w:spacing w:line="360" w:lineRule="auto"/>
-        <w:ind w:firstLine="480"/>
-        <w:rPr>
-          <w:rFonts w:ascii="Times New Roman" w:eastAsia="宋体" w:hAnsi="Times New Roman" w:cs="Times New Roman"/>
-          <w:color w:val="000000"/>
-          <w:sz w:val="24"/>
-          <w:szCs w:val="24"/>
-        </w:rPr>
-      </w:pPr>
-      <w:r>
-        <w:rPr>
-          <w:rFonts w:ascii="Times New Roman" w:eastAsia="宋体" w:hAnsi="Times New Roman" w:cs="Times New Roman" w:hint="eastAsia"/>
-          <w:color w:val="000000"/>
-          <w:sz w:val="24"/>
-          <w:szCs w:val="24"/>
-        </w:rPr>
-        <w:t>（</w:t>
-      </w:r>
-      <w:r>
-        <w:rPr>
-          <w:rFonts w:ascii="Times New Roman" w:eastAsia="宋体" w:hAnsi="Times New Roman" w:cs="Times New Roman"/>
-          <w:color w:val="000000"/>
-          <w:sz w:val="24"/>
-          <w:szCs w:val="24"/>
-        </w:rPr>
-        <w:t>2</w:t>
-      </w:r>
-      <w:r>
-        <w:rPr>
-          <w:rFonts w:ascii="Times New Roman" w:eastAsia="宋体" w:hAnsi="Times New Roman" w:cs="Times New Roman" w:hint="eastAsia"/>
-          <w:color w:val="000000"/>
-          <w:sz w:val="24"/>
-          <w:szCs w:val="24"/>
-        </w:rPr>
-        <w:t>）</w:t>
-      </w:r>
-      <w:r>
-        <w:rPr>
-          <w:rFonts w:ascii="Times New Roman" w:eastAsia="宋体" w:hAnsi="Times New Roman" w:cs="Times New Roman"/>
-          <w:color w:val="000000"/>
-          <w:sz w:val="24"/>
-          <w:szCs w:val="24"/>
-        </w:rPr>
-        <w:t>针对复杂地形环境下无人机执行全覆盖任务时存在的能耗偏高、飞行风险难量化等需求，本研究目标是在静态路径规划结果基础上引入多目标最优控制，构建以</w:t>
-      </w:r>
-      <w:r>
-        <w:rPr>
-          <w:rFonts w:ascii="Times New Roman" w:eastAsia="宋体" w:hAnsi="Times New Roman" w:cs="Times New Roman"/>
-          <w:color w:val="000000"/>
-          <w:sz w:val="24"/>
-          <w:szCs w:val="24"/>
-        </w:rPr>
-        <w:t>“</w:t>
-      </w:r>
-      <w:r>
-        <w:rPr>
-          <w:rFonts w:ascii="Times New Roman" w:eastAsia="宋体" w:hAnsi="Times New Roman" w:cs="Times New Roman"/>
-          <w:color w:val="000000"/>
-          <w:sz w:val="24"/>
-          <w:szCs w:val="24"/>
-        </w:rPr>
-        <w:t>等价路径长度</w:t>
-      </w:r>
-      <w:r>
-        <w:rPr>
-          <w:rFonts w:ascii="Times New Roman" w:eastAsia="宋体" w:hAnsi="Times New Roman" w:cs="Times New Roman"/>
-          <w:color w:val="000000"/>
-          <w:sz w:val="24"/>
-          <w:szCs w:val="24"/>
-        </w:rPr>
-        <w:t>”</w:t>
-      </w:r>
-      <w:r>
-        <w:rPr>
-          <w:rFonts w:ascii="Times New Roman" w:eastAsia="宋体" w:hAnsi="Times New Roman" w:cs="Times New Roman"/>
-          <w:color w:val="000000"/>
-          <w:sz w:val="24"/>
-          <w:szCs w:val="24"/>
-        </w:rPr>
-        <w:t>表征的综合代价函数，在保证覆盖率、路径连续性、不越界且不碰撞的前提下，使总代价最小。具体分目标为：通过对转弯次数与幅度、总爬升量及风险项赋权，降低无效爬升</w:t>
-      </w:r>
-      <w:r>
-        <w:rPr>
-          <w:rFonts w:ascii="Times New Roman" w:eastAsia="宋体" w:hAnsi="Times New Roman" w:cs="Times New Roman"/>
-          <w:color w:val="000000"/>
-          <w:sz w:val="24"/>
-          <w:szCs w:val="24"/>
-        </w:rPr>
-        <w:t>/</w:t>
-      </w:r>
-      <w:r>
-        <w:rPr>
-          <w:rFonts w:ascii="Times New Roman" w:eastAsia="宋体" w:hAnsi="Times New Roman" w:cs="Times New Roman"/>
-          <w:color w:val="000000"/>
-          <w:sz w:val="24"/>
-          <w:szCs w:val="24"/>
-        </w:rPr>
-        <w:t>下降与频繁转弯带来的能量浪费；同时约束危险飞行姿态与贴地陡坡段，提升安全裕度。</w:t>
-      </w:r>
-    </w:p>
-    <w:p>
-      <w:pPr>
-        <w:spacing w:line="360" w:lineRule="auto"/>
-        <w:ind w:firstLine="480"/>
-        <w:rPr>
-          <w:rFonts w:ascii="Times New Roman" w:eastAsia="宋体" w:hAnsi="Times New Roman" w:cs="Times New Roman"/>
-          <w:color w:val="000000"/>
-          <w:sz w:val="24"/>
-          <w:szCs w:val="24"/>
-        </w:rPr>
-      </w:pPr>
-      <w:r>
-        <w:rPr>
-          <w:rFonts w:ascii="Times New Roman" w:eastAsia="宋体" w:hAnsi="Times New Roman" w:cs="Times New Roman" w:hint="eastAsia"/>
-          <w:color w:val="000000"/>
-          <w:sz w:val="24"/>
-          <w:szCs w:val="24"/>
-        </w:rPr>
-        <w:t>（</w:t>
-      </w:r>
-      <w:r>
-        <w:rPr>
-          <w:rFonts w:ascii="Times New Roman" w:eastAsia="宋体" w:hAnsi="Times New Roman" w:cs="Times New Roman"/>
-          <w:color w:val="000000"/>
-          <w:sz w:val="24"/>
-          <w:szCs w:val="24"/>
-        </w:rPr>
-        <w:t>3</w:t>
-      </w:r>
-      <w:r>
-        <w:rPr>
-          <w:rFonts w:ascii="Times New Roman" w:eastAsia="宋体" w:hAnsi="Times New Roman" w:cs="Times New Roman" w:hint="eastAsia"/>
-          <w:color w:val="000000"/>
-          <w:sz w:val="24"/>
-          <w:szCs w:val="24"/>
-        </w:rPr>
-        <w:t>）针对复杂环境探地无人机低空飞行需求，搭建无人机飞行仿真平台，</w:t>
-      </w:r>
-      <w:r>
-        <w:rPr>
-          <w:rFonts w:ascii="Times New Roman" w:eastAsia="宋体" w:hAnsi="Times New Roman" w:cs="Times New Roman"/>
-          <w:color w:val="000000"/>
-          <w:sz w:val="24"/>
-          <w:szCs w:val="24"/>
-        </w:rPr>
-        <w:t>在山地、丘陵、沟壑等多种典型地形场景中开展全覆盖路径规划仿真实验，从覆盖率、等价路径长度、最小离地安全裕度与轨迹连续性等指标对算法进行评估，验证所提方法对地形起伏变化的适应能力、规划稳定性及飞行安全性。</w:t>
-      </w:r>
-    </w:p>
-    <w:p>
-      <w:pPr>
-        <w:pStyle w:val="2"/>
-        <w:spacing w:beforeLines="30" w:before="93" w:afterLines="20" w:after="62" w:line="420" w:lineRule="atLeast"/>
-        <w:rPr>
-          <w:rFonts w:ascii="Times New Roman" w:eastAsia="黑体" w:hAnsi="Times New Roman" w:cs="Times New Roman"/>
-          <w:bCs w:val="0"/>
-          <w:sz w:val="24"/>
-          <w:szCs w:val="24"/>
-        </w:rPr>
-      </w:pPr>
-      <w:bookmarkStart w:id="14" w:name="_Toc223287192"/>
-      <w:r>
-        <w:rPr>
-          <w:rFonts w:ascii="Times New Roman" w:eastAsia="黑体" w:hAnsi="Times New Roman" w:cs="Times New Roman"/>
-          <w:bCs w:val="0"/>
-          <w:sz w:val="24"/>
-          <w:szCs w:val="24"/>
-        </w:rPr>
-        <w:t>2.</w:t>
-      </w:r>
-      <w:r>
-        <w:rPr>
-          <w:rFonts w:ascii="Times New Roman" w:eastAsia="黑体" w:hAnsi="Times New Roman" w:cs="Times New Roman" w:hint="eastAsia"/>
-          <w:bCs w:val="0"/>
-          <w:sz w:val="24"/>
-          <w:szCs w:val="24"/>
-        </w:rPr>
-        <w:t xml:space="preserve">2 </w:t>
-      </w:r>
-      <w:r>
-        <w:rPr>
-          <w:rFonts w:ascii="Times New Roman" w:eastAsia="黑体" w:hAnsi="Times New Roman" w:cs="Times New Roman" w:hint="eastAsia"/>
-          <w:bCs w:val="0"/>
-          <w:sz w:val="24"/>
-          <w:szCs w:val="24"/>
-        </w:rPr>
-        <w:t>研究内容</w:t>
       </w:r>
       <w:bookmarkEnd w:id="14"/>
     </w:p>
     <w:p>
       <w:pPr>
-        <w:rPr>
-          <w:rFonts w:hint="eastAsia"/>
-        </w:rPr>
-      </w:pPr>
+        <w:spacing w:line="360" w:lineRule="auto"/>
+        <w:ind w:firstLine="480"/>
+        <w:rPr>
+          <w:rFonts w:ascii="Times New Roman" w:eastAsia="宋体" w:hAnsi="Times New Roman" w:cs="Times New Roman"/>
+          <w:color w:val="000000"/>
+          <w:sz w:val="24"/>
+          <w:szCs w:val="24"/>
+        </w:rPr>
+      </w:pPr>
+      <w:r>
+        <w:rPr>
+          <w:rFonts w:ascii="Times New Roman" w:eastAsia="宋体" w:hAnsi="Times New Roman" w:cs="Times New Roman"/>
+          <w:color w:val="000000"/>
+          <w:sz w:val="24"/>
+          <w:szCs w:val="24"/>
+        </w:rPr>
+        <w:t>针对非结构化环境下无人机进行全</w:t>
+      </w:r>
+      <w:proofErr w:type="gramStart"/>
+      <w:r>
+        <w:rPr>
+          <w:rFonts w:ascii="Times New Roman" w:eastAsia="宋体" w:hAnsi="Times New Roman" w:cs="Times New Roman"/>
+          <w:color w:val="000000"/>
+          <w:sz w:val="24"/>
+          <w:szCs w:val="24"/>
+        </w:rPr>
+        <w:t>覆盖仿地飞行</w:t>
+      </w:r>
+      <w:proofErr w:type="gramEnd"/>
+      <w:r>
+        <w:rPr>
+          <w:rFonts w:ascii="Times New Roman" w:eastAsia="宋体" w:hAnsi="Times New Roman" w:cs="Times New Roman"/>
+          <w:color w:val="000000"/>
+          <w:sz w:val="24"/>
+          <w:szCs w:val="24"/>
+        </w:rPr>
+        <w:t>时面临的</w:t>
+      </w:r>
+      <w:r>
+        <w:rPr>
+          <w:rFonts w:ascii="Times New Roman" w:eastAsia="宋体" w:hAnsi="Times New Roman" w:cs="Times New Roman"/>
+          <w:bCs/>
+          <w:color w:val="000000"/>
+          <w:sz w:val="24"/>
+          <w:szCs w:val="24"/>
+        </w:rPr>
+        <w:t>地形起伏大、路径易交叉与重复、能耗偏高以及飞行风险较大</w:t>
+      </w:r>
+      <w:r>
+        <w:rPr>
+          <w:rFonts w:ascii="Times New Roman" w:eastAsia="宋体" w:hAnsi="Times New Roman" w:cs="Times New Roman"/>
+          <w:color w:val="000000"/>
+          <w:sz w:val="24"/>
+          <w:szCs w:val="24"/>
+        </w:rPr>
+        <w:t>等问题，本文开展无人机全覆盖路径规划方法研究，重点解决复杂地形条件下</w:t>
+      </w:r>
+      <w:r>
+        <w:rPr>
+          <w:rFonts w:ascii="Times New Roman" w:eastAsia="宋体" w:hAnsi="Times New Roman" w:cs="Times New Roman"/>
+          <w:bCs/>
+          <w:color w:val="000000"/>
+          <w:sz w:val="24"/>
+          <w:szCs w:val="24"/>
+        </w:rPr>
+        <w:t>区域如何更合理地划分、子区域访问顺序如何更优化、航迹如何满足安全可飞并降低能耗</w:t>
+      </w:r>
+      <w:r>
+        <w:rPr>
+          <w:rFonts w:ascii="Times New Roman" w:eastAsia="宋体" w:hAnsi="Times New Roman" w:cs="Times New Roman"/>
+          <w:color w:val="000000"/>
+          <w:sz w:val="24"/>
+          <w:szCs w:val="24"/>
+        </w:rPr>
+        <w:t>等关键问题，最终实现适用于</w:t>
+      </w:r>
+      <w:proofErr w:type="gramStart"/>
+      <w:r>
+        <w:rPr>
+          <w:rFonts w:ascii="Times New Roman" w:eastAsia="宋体" w:hAnsi="Times New Roman" w:cs="Times New Roman"/>
+          <w:color w:val="000000"/>
+          <w:sz w:val="24"/>
+          <w:szCs w:val="24"/>
+        </w:rPr>
+        <w:t>低空仿地作</w:t>
+      </w:r>
+      <w:proofErr w:type="gramEnd"/>
+      <w:r>
+        <w:rPr>
+          <w:rFonts w:ascii="Times New Roman" w:eastAsia="宋体" w:hAnsi="Times New Roman" w:cs="Times New Roman"/>
+          <w:color w:val="000000"/>
+          <w:sz w:val="24"/>
+          <w:szCs w:val="24"/>
+        </w:rPr>
+        <w:t>业的全覆盖路径规划。具体研究目标如下：</w:t>
+      </w:r>
     </w:p>
     <w:p>
       <w:pPr>
-        <w:rPr>
-          <w:rFonts w:hint="eastAsia"/>
-        </w:rPr>
-      </w:pPr>
+        <w:spacing w:line="360" w:lineRule="auto"/>
+        <w:ind w:firstLine="480"/>
+        <w:rPr>
+          <w:rFonts w:ascii="Times New Roman" w:eastAsia="宋体" w:hAnsi="Times New Roman" w:cs="Times New Roman"/>
+          <w:color w:val="000000"/>
+          <w:sz w:val="24"/>
+          <w:szCs w:val="24"/>
+        </w:rPr>
+      </w:pPr>
+      <w:r>
+        <w:rPr>
+          <w:rFonts w:ascii="Times New Roman" w:eastAsia="宋体" w:hAnsi="Times New Roman" w:cs="Times New Roman" w:hint="eastAsia"/>
+          <w:color w:val="000000"/>
+          <w:sz w:val="24"/>
+          <w:szCs w:val="24"/>
+        </w:rPr>
+        <w:t>（</w:t>
+      </w:r>
+      <w:r>
+        <w:rPr>
+          <w:rFonts w:ascii="Times New Roman" w:eastAsia="宋体" w:hAnsi="Times New Roman" w:cs="Times New Roman"/>
+          <w:color w:val="000000"/>
+          <w:sz w:val="24"/>
+          <w:szCs w:val="24"/>
+        </w:rPr>
+        <w:t>1</w:t>
+      </w:r>
+      <w:r>
+        <w:rPr>
+          <w:rFonts w:ascii="Times New Roman" w:eastAsia="宋体" w:hAnsi="Times New Roman" w:cs="Times New Roman" w:hint="eastAsia"/>
+          <w:color w:val="000000"/>
+          <w:sz w:val="24"/>
+          <w:szCs w:val="24"/>
+        </w:rPr>
+        <w:t>）</w:t>
+      </w:r>
+      <w:r>
+        <w:rPr>
+          <w:rFonts w:ascii="Times New Roman" w:eastAsia="宋体" w:hAnsi="Times New Roman" w:cs="Times New Roman"/>
+          <w:color w:val="000000"/>
+          <w:sz w:val="24"/>
+          <w:szCs w:val="24"/>
+        </w:rPr>
+        <w:t>针对不规则区域全覆盖路径规划中</w:t>
+      </w:r>
+      <w:r>
+        <w:rPr>
+          <w:rFonts w:ascii="Times New Roman" w:eastAsia="宋体" w:hAnsi="Times New Roman" w:cs="Times New Roman"/>
+          <w:color w:val="000000"/>
+          <w:sz w:val="24"/>
+          <w:szCs w:val="24"/>
+        </w:rPr>
+        <w:t>“</w:t>
+      </w:r>
+      <w:r>
+        <w:rPr>
+          <w:rFonts w:ascii="Times New Roman" w:eastAsia="宋体" w:hAnsi="Times New Roman" w:cs="Times New Roman"/>
+          <w:color w:val="000000"/>
+          <w:sz w:val="24"/>
+          <w:szCs w:val="24"/>
+        </w:rPr>
+        <w:t>计算量大、路径易交叉、重复覆盖多且转弯连接难以执行</w:t>
+      </w:r>
+      <w:r>
+        <w:rPr>
+          <w:rFonts w:ascii="Times New Roman" w:eastAsia="宋体" w:hAnsi="Times New Roman" w:cs="Times New Roman"/>
+          <w:color w:val="000000"/>
+          <w:sz w:val="24"/>
+          <w:szCs w:val="24"/>
+        </w:rPr>
+        <w:t>”</w:t>
+      </w:r>
+      <w:r>
+        <w:rPr>
+          <w:rFonts w:ascii="Times New Roman" w:eastAsia="宋体" w:hAnsi="Times New Roman" w:cs="Times New Roman"/>
+          <w:color w:val="000000"/>
+          <w:sz w:val="24"/>
+          <w:szCs w:val="24"/>
+        </w:rPr>
+        <w:t>等问题，研究目标是提出一种可实现、易落地的规划流程：先将待覆盖区域进行预处理分割，将复杂区域划分为</w:t>
+      </w:r>
+      <w:r>
+        <w:rPr>
+          <w:rFonts w:ascii="Times New Roman" w:eastAsia="宋体" w:hAnsi="Times New Roman" w:cs="Times New Roman" w:hint="eastAsia"/>
+          <w:color w:val="000000"/>
+          <w:sz w:val="24"/>
+          <w:szCs w:val="24"/>
+        </w:rPr>
+        <w:t>多个</w:t>
+      </w:r>
+      <w:r>
+        <w:rPr>
+          <w:rFonts w:ascii="Times New Roman" w:eastAsia="宋体" w:hAnsi="Times New Roman" w:cs="Times New Roman"/>
+          <w:color w:val="000000"/>
+          <w:sz w:val="24"/>
+          <w:szCs w:val="24"/>
+        </w:rPr>
+        <w:t>凸多边形子区域，把全局问题拆解为</w:t>
+      </w:r>
+      <w:r>
+        <w:rPr>
+          <w:rFonts w:ascii="Times New Roman" w:eastAsia="宋体" w:hAnsi="Times New Roman" w:cs="Times New Roman"/>
+          <w:color w:val="000000"/>
+          <w:sz w:val="24"/>
+          <w:szCs w:val="24"/>
+        </w:rPr>
+        <w:t>“</w:t>
+      </w:r>
+      <w:r>
+        <w:rPr>
+          <w:rFonts w:ascii="Times New Roman" w:eastAsia="宋体" w:hAnsi="Times New Roman" w:cs="Times New Roman"/>
+          <w:color w:val="000000"/>
+          <w:sz w:val="24"/>
+          <w:szCs w:val="24"/>
+        </w:rPr>
+        <w:t>子区覆盖</w:t>
+      </w:r>
+      <w:r>
+        <w:rPr>
+          <w:rFonts w:ascii="Times New Roman" w:eastAsia="宋体" w:hAnsi="Times New Roman" w:cs="Times New Roman"/>
+          <w:color w:val="000000"/>
+          <w:sz w:val="24"/>
+          <w:szCs w:val="24"/>
+        </w:rPr>
+        <w:t>+</w:t>
+      </w:r>
+      <w:r>
+        <w:rPr>
+          <w:rFonts w:ascii="Times New Roman" w:eastAsia="宋体" w:hAnsi="Times New Roman" w:cs="Times New Roman"/>
+          <w:color w:val="000000"/>
+          <w:sz w:val="24"/>
+          <w:szCs w:val="24"/>
+        </w:rPr>
+        <w:t>子区连接</w:t>
+      </w:r>
+      <w:r>
+        <w:rPr>
+          <w:rFonts w:ascii="Times New Roman" w:eastAsia="宋体" w:hAnsi="Times New Roman" w:cs="Times New Roman"/>
+          <w:color w:val="000000"/>
+          <w:sz w:val="24"/>
+          <w:szCs w:val="24"/>
+        </w:rPr>
+        <w:t>”</w:t>
+      </w:r>
+      <w:r>
+        <w:rPr>
+          <w:rFonts w:ascii="Times New Roman" w:eastAsia="宋体" w:hAnsi="Times New Roman" w:cs="Times New Roman"/>
+          <w:color w:val="000000"/>
+          <w:sz w:val="24"/>
+          <w:szCs w:val="24"/>
+        </w:rPr>
+        <w:t>；再将子区访问顺序建模为旅行商问题，采用模拟退火</w:t>
+      </w:r>
+      <w:r>
+        <w:rPr>
+          <w:rFonts w:ascii="Times New Roman" w:eastAsia="宋体" w:hAnsi="Times New Roman" w:cs="Times New Roman" w:hint="eastAsia"/>
+          <w:color w:val="000000"/>
+          <w:sz w:val="24"/>
+          <w:szCs w:val="24"/>
+        </w:rPr>
+        <w:t>算法</w:t>
+      </w:r>
+      <w:r>
+        <w:rPr>
+          <w:rFonts w:ascii="Times New Roman" w:eastAsia="宋体" w:hAnsi="Times New Roman" w:cs="Times New Roman"/>
+          <w:color w:val="000000"/>
+          <w:sz w:val="24"/>
+          <w:szCs w:val="24"/>
+        </w:rPr>
+        <w:t>得到较优访问序列；最后在子区之间生成满足最小转弯半径约束的可跟踪连接曲线。预期结果是在覆盖完整的前提下，减少路径交叉与重复覆盖，使总路径更短、转弯更少，且能够稳定执行。</w:t>
+      </w:r>
     </w:p>
     <w:p>
       <w:pPr>
+        <w:spacing w:line="360" w:lineRule="auto"/>
+        <w:ind w:firstLine="480"/>
+        <w:rPr>
+          <w:rFonts w:ascii="Times New Roman" w:eastAsia="宋体" w:hAnsi="Times New Roman" w:cs="Times New Roman"/>
+          <w:color w:val="000000"/>
+          <w:sz w:val="24"/>
+          <w:szCs w:val="24"/>
+        </w:rPr>
+      </w:pPr>
+      <w:r>
+        <w:rPr>
+          <w:rFonts w:ascii="Times New Roman" w:eastAsia="宋体" w:hAnsi="Times New Roman" w:cs="Times New Roman" w:hint="eastAsia"/>
+          <w:color w:val="000000"/>
+          <w:sz w:val="24"/>
+          <w:szCs w:val="24"/>
+        </w:rPr>
+        <w:t>（</w:t>
+      </w:r>
+      <w:r>
+        <w:rPr>
+          <w:rFonts w:ascii="Times New Roman" w:eastAsia="宋体" w:hAnsi="Times New Roman" w:cs="Times New Roman"/>
+          <w:color w:val="000000"/>
+          <w:sz w:val="24"/>
+          <w:szCs w:val="24"/>
+        </w:rPr>
+        <w:t>2</w:t>
+      </w:r>
+      <w:r>
+        <w:rPr>
+          <w:rFonts w:ascii="Times New Roman" w:eastAsia="宋体" w:hAnsi="Times New Roman" w:cs="Times New Roman" w:hint="eastAsia"/>
+          <w:color w:val="000000"/>
+          <w:sz w:val="24"/>
+          <w:szCs w:val="24"/>
+        </w:rPr>
+        <w:t>）</w:t>
+      </w:r>
+      <w:r>
+        <w:rPr>
+          <w:rFonts w:ascii="Times New Roman" w:eastAsia="宋体" w:hAnsi="Times New Roman" w:cs="Times New Roman"/>
+          <w:color w:val="000000"/>
+          <w:sz w:val="24"/>
+          <w:szCs w:val="24"/>
+        </w:rPr>
+        <w:t>针对复杂地形环境下无人机执行全覆盖任务时存在的能耗偏高、飞行风险难量化等需求，本研究目标是在静态路径规划结果基础上引入多目标最优控制，构建以</w:t>
+      </w:r>
+      <w:r>
+        <w:rPr>
+          <w:rFonts w:ascii="Times New Roman" w:eastAsia="宋体" w:hAnsi="Times New Roman" w:cs="Times New Roman"/>
+          <w:color w:val="000000"/>
+          <w:sz w:val="24"/>
+          <w:szCs w:val="24"/>
+        </w:rPr>
+        <w:t>“</w:t>
+      </w:r>
+      <w:r>
+        <w:rPr>
+          <w:rFonts w:ascii="Times New Roman" w:eastAsia="宋体" w:hAnsi="Times New Roman" w:cs="Times New Roman"/>
+          <w:color w:val="000000"/>
+          <w:sz w:val="24"/>
+          <w:szCs w:val="24"/>
+        </w:rPr>
+        <w:t>等价路径长度</w:t>
+      </w:r>
+      <w:r>
+        <w:rPr>
+          <w:rFonts w:ascii="Times New Roman" w:eastAsia="宋体" w:hAnsi="Times New Roman" w:cs="Times New Roman"/>
+          <w:color w:val="000000"/>
+          <w:sz w:val="24"/>
+          <w:szCs w:val="24"/>
+        </w:rPr>
+        <w:t>”</w:t>
+      </w:r>
+      <w:r>
+        <w:rPr>
+          <w:rFonts w:ascii="Times New Roman" w:eastAsia="宋体" w:hAnsi="Times New Roman" w:cs="Times New Roman"/>
+          <w:color w:val="000000"/>
+          <w:sz w:val="24"/>
+          <w:szCs w:val="24"/>
+        </w:rPr>
+        <w:t>表征的综合代价函数，在保证覆盖率、路径连续性、</w:t>
+      </w:r>
+      <w:proofErr w:type="gramStart"/>
+      <w:r>
+        <w:rPr>
+          <w:rFonts w:ascii="Times New Roman" w:eastAsia="宋体" w:hAnsi="Times New Roman" w:cs="Times New Roman"/>
+          <w:color w:val="000000"/>
+          <w:sz w:val="24"/>
+          <w:szCs w:val="24"/>
+        </w:rPr>
+        <w:t>不</w:t>
+      </w:r>
+      <w:proofErr w:type="gramEnd"/>
+      <w:r>
+        <w:rPr>
+          <w:rFonts w:ascii="Times New Roman" w:eastAsia="宋体" w:hAnsi="Times New Roman" w:cs="Times New Roman"/>
+          <w:color w:val="000000"/>
+          <w:sz w:val="24"/>
+          <w:szCs w:val="24"/>
+        </w:rPr>
+        <w:t>越界且不碰撞的前提下，使总代价最小。具体分目标为：通过对转弯次数与幅度、总爬升量及风险项赋权，降低无效爬升</w:t>
+      </w:r>
+      <w:r>
+        <w:rPr>
+          <w:rFonts w:ascii="Times New Roman" w:eastAsia="宋体" w:hAnsi="Times New Roman" w:cs="Times New Roman"/>
+          <w:color w:val="000000"/>
+          <w:sz w:val="24"/>
+          <w:szCs w:val="24"/>
+        </w:rPr>
+        <w:t>/</w:t>
+      </w:r>
+      <w:r>
+        <w:rPr>
+          <w:rFonts w:ascii="Times New Roman" w:eastAsia="宋体" w:hAnsi="Times New Roman" w:cs="Times New Roman"/>
+          <w:color w:val="000000"/>
+          <w:sz w:val="24"/>
+          <w:szCs w:val="24"/>
+        </w:rPr>
+        <w:t>下降与频繁转弯带来的能量浪费；同时约束危险飞行姿态与贴地陡坡段，提升安全裕度。</w:t>
+      </w:r>
+    </w:p>
+    <w:p>
+      <w:pPr>
+        <w:spacing w:line="360" w:lineRule="auto"/>
+        <w:ind w:firstLine="480"/>
+        <w:rPr>
+          <w:rFonts w:ascii="Times New Roman" w:eastAsia="宋体" w:hAnsi="Times New Roman" w:cs="Times New Roman"/>
+          <w:color w:val="000000"/>
+          <w:sz w:val="24"/>
+          <w:szCs w:val="24"/>
+        </w:rPr>
+      </w:pPr>
+      <w:r>
+        <w:rPr>
+          <w:rFonts w:ascii="Times New Roman" w:eastAsia="宋体" w:hAnsi="Times New Roman" w:cs="Times New Roman" w:hint="eastAsia"/>
+          <w:color w:val="000000"/>
+          <w:sz w:val="24"/>
+          <w:szCs w:val="24"/>
+        </w:rPr>
+        <w:t>（</w:t>
+      </w:r>
+      <w:r>
+        <w:rPr>
+          <w:rFonts w:ascii="Times New Roman" w:eastAsia="宋体" w:hAnsi="Times New Roman" w:cs="Times New Roman"/>
+          <w:color w:val="000000"/>
+          <w:sz w:val="24"/>
+          <w:szCs w:val="24"/>
+        </w:rPr>
+        <w:t>3</w:t>
+      </w:r>
+      <w:r>
+        <w:rPr>
+          <w:rFonts w:ascii="Times New Roman" w:eastAsia="宋体" w:hAnsi="Times New Roman" w:cs="Times New Roman" w:hint="eastAsia"/>
+          <w:color w:val="000000"/>
+          <w:sz w:val="24"/>
+          <w:szCs w:val="24"/>
+        </w:rPr>
+        <w:t>）针对复杂环境探地无人机低空飞行需求，搭建无人机飞行仿真平台，</w:t>
+      </w:r>
+      <w:r>
+        <w:rPr>
+          <w:rFonts w:ascii="Times New Roman" w:eastAsia="宋体" w:hAnsi="Times New Roman" w:cs="Times New Roman"/>
+          <w:color w:val="000000"/>
+          <w:sz w:val="24"/>
+          <w:szCs w:val="24"/>
+        </w:rPr>
+        <w:t>在山地、丘陵、沟壑等多种典型地形场景中开展全覆盖路径规划仿真实验，从覆盖率、等价路径长度、最小离地安全裕度与轨迹连续性等指标对算法进行评估，验证所提方法对地形起伏变化的适应能力、规划稳定性及飞行安全性。</w:t>
+      </w:r>
+    </w:p>
+    <w:p>
+      <w:pPr>
         <w:pStyle w:val="2"/>
         <w:spacing w:beforeLines="30" w:before="93" w:afterLines="20" w:after="62" w:line="420" w:lineRule="atLeast"/>
         <w:rPr>
@@ -7134,7 +7491,7 @@
           <w:szCs w:val="24"/>
         </w:rPr>
       </w:pPr>
-      <w:bookmarkStart w:id="15" w:name="_Toc223287193"/>
+      <w:bookmarkStart w:id="15" w:name="_Toc223619724"/>
       <w:r>
         <w:rPr>
           <w:rFonts w:ascii="Times New Roman" w:eastAsia="黑体" w:hAnsi="Times New Roman" w:cs="Times New Roman"/>
@@ -7142,6 +7499,49 @@
           <w:sz w:val="24"/>
           <w:szCs w:val="24"/>
         </w:rPr>
+        <w:t>2.</w:t>
+      </w:r>
+      <w:r>
+        <w:rPr>
+          <w:rFonts w:ascii="Times New Roman" w:eastAsia="黑体" w:hAnsi="Times New Roman" w:cs="Times New Roman" w:hint="eastAsia"/>
+          <w:bCs w:val="0"/>
+          <w:sz w:val="24"/>
+          <w:szCs w:val="24"/>
+        </w:rPr>
+        <w:t xml:space="preserve">2 </w:t>
+      </w:r>
+      <w:r>
+        <w:rPr>
+          <w:rFonts w:ascii="Times New Roman" w:eastAsia="黑体" w:hAnsi="Times New Roman" w:cs="Times New Roman" w:hint="eastAsia"/>
+          <w:bCs w:val="0"/>
+          <w:sz w:val="24"/>
+          <w:szCs w:val="24"/>
+        </w:rPr>
+        <w:t>研究内容</w:t>
+      </w:r>
+      <w:bookmarkEnd w:id="15"/>
+    </w:p>
+    <w:p/>
+    <w:p/>
+    <w:p>
+      <w:pPr>
+        <w:pStyle w:val="2"/>
+        <w:spacing w:beforeLines="30" w:before="93" w:afterLines="20" w:after="62" w:line="420" w:lineRule="atLeast"/>
+        <w:rPr>
+          <w:rFonts w:ascii="Times New Roman" w:eastAsia="黑体" w:hAnsi="Times New Roman" w:cs="Times New Roman"/>
+          <w:bCs w:val="0"/>
+          <w:sz w:val="24"/>
+          <w:szCs w:val="24"/>
+        </w:rPr>
+      </w:pPr>
+      <w:bookmarkStart w:id="16" w:name="_Toc223619725"/>
+      <w:r>
+        <w:rPr>
+          <w:rFonts w:ascii="Times New Roman" w:eastAsia="黑体" w:hAnsi="Times New Roman" w:cs="Times New Roman"/>
+          <w:bCs w:val="0"/>
+          <w:sz w:val="24"/>
+          <w:szCs w:val="24"/>
+        </w:rPr>
         <w:lastRenderedPageBreak/>
         <w:t>2.</w:t>
       </w:r>
@@ -7162,61 +7562,65 @@
           <w:szCs w:val="24"/>
         </w:rPr>
         <w:t>技术路线</w:t>
-      </w:r>
-      <w:bookmarkEnd w:id="15"/>
-    </w:p>
-    <w:p>
-      <w:pPr>
-        <w:pStyle w:val="2"/>
-        <w:spacing w:beforeLines="30" w:before="93" w:afterLines="20" w:after="62" w:line="420" w:lineRule="atLeast"/>
-        <w:rPr>
-          <w:rFonts w:ascii="Times New Roman" w:eastAsia="黑体" w:hAnsi="Times New Roman" w:cs="Times New Roman"/>
-          <w:bCs w:val="0"/>
-          <w:sz w:val="24"/>
-          <w:szCs w:val="24"/>
-        </w:rPr>
-      </w:pPr>
-      <w:bookmarkStart w:id="16" w:name="_Toc223287194"/>
-      <w:r>
-        <w:rPr>
-          <w:rFonts w:ascii="Times New Roman" w:eastAsia="黑体" w:hAnsi="Times New Roman" w:cs="Times New Roman"/>
-          <w:bCs w:val="0"/>
-          <w:sz w:val="24"/>
-          <w:szCs w:val="24"/>
-        </w:rPr>
-        <w:t>2.</w:t>
-      </w:r>
-      <w:r>
-        <w:rPr>
-          <w:rFonts w:ascii="Times New Roman" w:eastAsia="黑体" w:hAnsi="Times New Roman" w:cs="Times New Roman" w:hint="eastAsia"/>
-          <w:bCs w:val="0"/>
-          <w:sz w:val="24"/>
-          <w:szCs w:val="24"/>
-        </w:rPr>
-        <w:t xml:space="preserve">4 </w:t>
-      </w:r>
-      <w:r>
-        <w:rPr>
-          <w:rFonts w:ascii="Times New Roman" w:eastAsia="黑体" w:hAnsi="Times New Roman" w:cs="Times New Roman" w:hint="eastAsia"/>
-          <w:bCs w:val="0"/>
-          <w:sz w:val="24"/>
-          <w:szCs w:val="24"/>
-        </w:rPr>
-        <w:t>研究方案与方法</w:t>
       </w:r>
       <w:bookmarkEnd w:id="16"/>
     </w:p>
     <w:p>
       <w:pPr>
-        <w:rPr>
-          <w:rFonts w:hint="eastAsia"/>
-        </w:rPr>
-      </w:pPr>
+        <w:pStyle w:val="2"/>
+        <w:spacing w:beforeLines="30" w:before="93" w:afterLines="20" w:after="62" w:line="420" w:lineRule="atLeast"/>
+        <w:rPr>
+          <w:rFonts w:ascii="Times New Roman" w:eastAsia="黑体" w:hAnsi="Times New Roman" w:cs="Times New Roman"/>
+          <w:bCs w:val="0"/>
+          <w:sz w:val="24"/>
+          <w:szCs w:val="24"/>
+        </w:rPr>
+      </w:pPr>
+      <w:bookmarkStart w:id="17" w:name="_Toc223619726"/>
+      <w:r>
+        <w:rPr>
+          <w:rFonts w:ascii="Times New Roman" w:eastAsia="黑体" w:hAnsi="Times New Roman" w:cs="Times New Roman"/>
+          <w:bCs w:val="0"/>
+          <w:sz w:val="24"/>
+          <w:szCs w:val="24"/>
+        </w:rPr>
+        <w:t>2.</w:t>
+      </w:r>
+      <w:r>
+        <w:rPr>
+          <w:rFonts w:ascii="Times New Roman" w:eastAsia="黑体" w:hAnsi="Times New Roman" w:cs="Times New Roman" w:hint="eastAsia"/>
+          <w:bCs w:val="0"/>
+          <w:sz w:val="24"/>
+          <w:szCs w:val="24"/>
+        </w:rPr>
+        <w:t xml:space="preserve">4 </w:t>
+      </w:r>
+      <w:r>
+        <w:rPr>
+          <w:rFonts w:ascii="Times New Roman" w:eastAsia="黑体" w:hAnsi="Times New Roman" w:cs="Times New Roman" w:hint="eastAsia"/>
+          <w:bCs w:val="0"/>
+          <w:sz w:val="24"/>
+          <w:szCs w:val="24"/>
+        </w:rPr>
+        <w:t>研究方案与方法</w:t>
+      </w:r>
+      <w:bookmarkEnd w:id="17"/>
     </w:p>
+    <w:p/>
     <w:p>
       <w:pPr>
         <w:pStyle w:val="1"/>
         <w:spacing w:beforeLines="10" w:before="31" w:beforeAutospacing="0" w:after="0" w:afterAutospacing="0" w:line="420" w:lineRule="atLeast"/>
+        <w:rPr>
+          <w:rFonts w:ascii="黑体" w:eastAsia="黑体" w:hAnsi="黑体" w:cs="Times New Roman"/>
+          <w:b w:val="0"/>
+          <w:bCs w:val="0"/>
+          <w:sz w:val="32"/>
+          <w:szCs w:val="32"/>
+        </w:rPr>
+      </w:pPr>
+      <w:bookmarkStart w:id="18" w:name="_Toc223619727"/>
+      <w:r>
         <w:rPr>
           <w:rFonts w:ascii="黑体" w:eastAsia="黑体" w:hAnsi="黑体" w:cs="Times New Roman" w:hint="eastAsia"/>
           <w:b w:val="0"/>
@@ -7224,8 +7628,18 @@
           <w:sz w:val="32"/>
           <w:szCs w:val="32"/>
         </w:rPr>
-      </w:pPr>
-      <w:bookmarkStart w:id="17" w:name="_Toc223287195"/>
+        <w:t>3</w:t>
+      </w:r>
+      <w:r>
+        <w:rPr>
+          <w:rFonts w:ascii="黑体" w:eastAsia="黑体" w:hAnsi="黑体" w:cs="Times New Roman"/>
+          <w:b w:val="0"/>
+          <w:bCs w:val="0"/>
+          <w:sz w:val="32"/>
+          <w:szCs w:val="32"/>
+        </w:rPr>
+        <w:t xml:space="preserve">. </w:t>
+      </w:r>
       <w:r>
         <w:rPr>
           <w:rFonts w:ascii="黑体" w:eastAsia="黑体" w:hAnsi="黑体" w:cs="Times New Roman" w:hint="eastAsia"/>
@@ -7234,29 +7648,9 @@
           <w:sz w:val="32"/>
           <w:szCs w:val="32"/>
         </w:rPr>
-        <w:t>3</w:t>
-      </w:r>
-      <w:r>
-        <w:rPr>
-          <w:rFonts w:ascii="黑体" w:eastAsia="黑体" w:hAnsi="黑体" w:cs="Times New Roman"/>
-          <w:b w:val="0"/>
-          <w:bCs w:val="0"/>
-          <w:sz w:val="32"/>
-          <w:szCs w:val="32"/>
-        </w:rPr>
-        <w:t xml:space="preserve">. </w:t>
-      </w:r>
-      <w:r>
-        <w:rPr>
-          <w:rFonts w:ascii="黑体" w:eastAsia="黑体" w:hAnsi="黑体" w:cs="Times New Roman" w:hint="eastAsia"/>
-          <w:b w:val="0"/>
-          <w:bCs w:val="0"/>
-          <w:sz w:val="32"/>
-          <w:szCs w:val="32"/>
-        </w:rPr>
         <w:t>研究计划</w:t>
       </w:r>
-      <w:bookmarkEnd w:id="17"/>
+      <w:bookmarkEnd w:id="18"/>
     </w:p>
     <w:p>
       <w:pPr>
@@ -7355,7 +7749,7 @@
                 <w:szCs w:val="24"/>
               </w:rPr>
             </w:pPr>
-            <w:bookmarkStart w:id="18" w:name="_Hlk127798498"/>
+            <w:bookmarkStart w:id="19" w:name="_Hlk127798498"/>
             <w:r>
               <w:rPr>
                 <w:rFonts w:ascii="Times New Roman" w:eastAsia="宋体" w:hAnsi="Times New Roman" w:cs="Times New Roman"/>
@@ -7453,7 +7847,7 @@
               <w:spacing w:beforeLines="10" w:before="31"/>
               <w:jc w:val="center"/>
               <w:rPr>
-                <w:rFonts w:ascii="Times New Roman" w:eastAsia="宋体" w:hAnsi="Times New Roman" w:cs="Times New Roman" w:hint="eastAsia"/>
+                <w:rFonts w:ascii="Times New Roman" w:eastAsia="宋体" w:hAnsi="Times New Roman" w:cs="Times New Roman"/>
                 <w:sz w:val="24"/>
                 <w:szCs w:val="24"/>
               </w:rPr>
@@ -7617,7 +8011,7 @@
               <w:spacing w:beforeLines="10" w:before="31"/>
               <w:jc w:val="center"/>
               <w:rPr>
-                <w:rFonts w:ascii="Times New Roman" w:eastAsia="宋体" w:hAnsi="Times New Roman" w:cs="Times New Roman" w:hint="eastAsia"/>
+                <w:rFonts w:ascii="Times New Roman" w:eastAsia="宋体" w:hAnsi="Times New Roman" w:cs="Times New Roman"/>
                 <w:sz w:val="24"/>
                 <w:szCs w:val="24"/>
               </w:rPr>
@@ -7765,7 +8159,7 @@
               <w:spacing w:beforeLines="10" w:before="31"/>
               <w:jc w:val="center"/>
               <w:rPr>
-                <w:rFonts w:ascii="Times New Roman" w:eastAsia="宋体" w:hAnsi="Times New Roman" w:cs="Times New Roman" w:hint="eastAsia"/>
+                <w:rFonts w:ascii="Times New Roman" w:eastAsia="宋体" w:hAnsi="Times New Roman" w:cs="Times New Roman"/>
                 <w:sz w:val="24"/>
                 <w:szCs w:val="24"/>
               </w:rPr>
@@ -7929,7 +8323,7 @@
               <w:spacing w:beforeLines="10" w:before="31"/>
               <w:jc w:val="center"/>
               <w:rPr>
-                <w:rFonts w:ascii="Times New Roman" w:eastAsia="宋体" w:hAnsi="Times New Roman" w:cs="Times New Roman" w:hint="eastAsia"/>
+                <w:rFonts w:ascii="Times New Roman" w:eastAsia="宋体" w:hAnsi="Times New Roman" w:cs="Times New Roman"/>
                 <w:sz w:val="24"/>
                 <w:szCs w:val="24"/>
               </w:rPr>
@@ -8077,7 +8471,7 @@
               <w:spacing w:beforeLines="10" w:before="31"/>
               <w:jc w:val="center"/>
               <w:rPr>
-                <w:rFonts w:ascii="Times New Roman" w:eastAsia="宋体" w:hAnsi="Times New Roman" w:cs="Times New Roman" w:hint="eastAsia"/>
+                <w:rFonts w:ascii="Times New Roman" w:eastAsia="宋体" w:hAnsi="Times New Roman" w:cs="Times New Roman"/>
                 <w:sz w:val="24"/>
                 <w:szCs w:val="24"/>
               </w:rPr>
@@ -8241,7 +8635,7 @@
               <w:spacing w:beforeLines="10" w:before="31"/>
               <w:jc w:val="center"/>
               <w:rPr>
-                <w:rFonts w:ascii="Times New Roman" w:eastAsia="宋体" w:hAnsi="Times New Roman" w:cs="Times New Roman" w:hint="eastAsia"/>
+                <w:rFonts w:ascii="Times New Roman" w:eastAsia="宋体" w:hAnsi="Times New Roman" w:cs="Times New Roman"/>
                 <w:sz w:val="24"/>
                 <w:szCs w:val="24"/>
               </w:rPr>
@@ -8405,7 +8799,7 @@
               <w:spacing w:beforeLines="10" w:before="31"/>
               <w:jc w:val="center"/>
               <w:rPr>
-                <w:rFonts w:ascii="Times New Roman" w:eastAsia="宋体" w:hAnsi="Times New Roman" w:cs="Times New Roman" w:hint="eastAsia"/>
+                <w:rFonts w:ascii="Times New Roman" w:eastAsia="宋体" w:hAnsi="Times New Roman" w:cs="Times New Roman"/>
                 <w:sz w:val="24"/>
                 <w:szCs w:val="24"/>
               </w:rPr>
@@ -8668,15 +9062,7 @@
                 <w:sz w:val="24"/>
                 <w:szCs w:val="24"/>
               </w:rPr>
-              <w:t>1</w:t>
-            </w:r>
-            <w:r>
-              <w:rPr>
-                <w:rFonts w:ascii="Times New Roman" w:eastAsia="宋体" w:hAnsi="Times New Roman" w:cs="Times New Roman" w:hint="eastAsia"/>
-                <w:sz w:val="24"/>
-                <w:szCs w:val="24"/>
-              </w:rPr>
-              <w:t>9</w:t>
+              <w:t>19</w:t>
             </w:r>
           </w:p>
         </w:tc>
@@ -8689,7 +9075,7 @@
             <w:pPr>
               <w:spacing w:beforeLines="10" w:before="31"/>
               <w:rPr>
-                <w:rFonts w:ascii="Times New Roman" w:eastAsia="宋体" w:hAnsi="Times New Roman" w:cs="Times New Roman" w:hint="eastAsia"/>
+                <w:rFonts w:ascii="Times New Roman" w:eastAsia="宋体" w:hAnsi="Times New Roman" w:cs="Times New Roman"/>
                 <w:sz w:val="24"/>
                 <w:szCs w:val="24"/>
               </w:rPr>
@@ -8741,7 +9127,7 @@
               <w:spacing w:beforeLines="10" w:before="31"/>
               <w:jc w:val="center"/>
               <w:rPr>
-                <w:rFonts w:ascii="Times New Roman" w:eastAsia="宋体" w:hAnsi="Times New Roman" w:cs="Times New Roman" w:hint="eastAsia"/>
+                <w:rFonts w:ascii="Times New Roman" w:eastAsia="宋体" w:hAnsi="Times New Roman" w:cs="Times New Roman"/>
                 <w:sz w:val="24"/>
                 <w:szCs w:val="24"/>
               </w:rPr>
@@ -8858,13 +9244,23 @@
                 <w:szCs w:val="24"/>
               </w:rPr>
             </w:pPr>
-            <w:r>
-              <w:rPr>
-                <w:rFonts w:ascii="Times New Roman" w:eastAsia="宋体" w:hAnsi="Times New Roman" w:cs="Times New Roman"/>
-                <w:sz w:val="24"/>
-                <w:szCs w:val="24"/>
-              </w:rPr>
-              <w:t>实现仿地高度生成；完成</w:t>
+            <w:proofErr w:type="gramStart"/>
+            <w:r>
+              <w:rPr>
+                <w:rFonts w:ascii="Times New Roman" w:eastAsia="宋体" w:hAnsi="Times New Roman" w:cs="Times New Roman"/>
+                <w:sz w:val="24"/>
+                <w:szCs w:val="24"/>
+              </w:rPr>
+              <w:t>实现仿地高度</w:t>
+            </w:r>
+            <w:proofErr w:type="gramEnd"/>
+            <w:r>
+              <w:rPr>
+                <w:rFonts w:ascii="Times New Roman" w:eastAsia="宋体" w:hAnsi="Times New Roman" w:cs="Times New Roman"/>
+                <w:sz w:val="24"/>
+                <w:szCs w:val="24"/>
+              </w:rPr>
+              <w:t>生成；完成</w:t>
             </w:r>
             <w:r>
               <w:rPr>
@@ -8936,7 +9332,7 @@
             <w:pPr>
               <w:spacing w:beforeLines="10" w:before="31"/>
               <w:rPr>
-                <w:rFonts w:ascii="Times New Roman" w:eastAsia="宋体" w:hAnsi="Times New Roman" w:cs="Times New Roman" w:hint="eastAsia"/>
+                <w:rFonts w:ascii="Times New Roman" w:eastAsia="宋体" w:hAnsi="Times New Roman" w:cs="Times New Roman"/>
                 <w:sz w:val="24"/>
                 <w:szCs w:val="24"/>
               </w:rPr>
@@ -9100,7 +9496,7 @@
               <w:spacing w:beforeLines="10" w:before="31"/>
               <w:jc w:val="center"/>
               <w:rPr>
-                <w:rFonts w:ascii="Times New Roman" w:eastAsia="宋体" w:hAnsi="Times New Roman" w:cs="Times New Roman" w:hint="eastAsia"/>
+                <w:rFonts w:ascii="Times New Roman" w:eastAsia="宋体" w:hAnsi="Times New Roman" w:cs="Times New Roman"/>
                 <w:sz w:val="24"/>
                 <w:szCs w:val="24"/>
               </w:rPr>
@@ -9347,15 +9743,7 @@
                 <w:sz w:val="24"/>
                 <w:szCs w:val="24"/>
               </w:rPr>
-              <w:t>5.1</w:t>
-            </w:r>
-            <w:r>
-              <w:rPr>
-                <w:rFonts w:ascii="Times New Roman" w:eastAsia="宋体" w:hAnsi="Times New Roman" w:cs="Times New Roman" w:hint="eastAsia"/>
-                <w:sz w:val="24"/>
-                <w:szCs w:val="24"/>
-              </w:rPr>
-              <w:t>7</w:t>
+              <w:t>5.17</w:t>
             </w:r>
           </w:p>
         </w:tc>
@@ -9436,18 +9824,34 @@
               <w:spacing w:beforeLines="10" w:before="31"/>
               <w:jc w:val="center"/>
               <w:rPr>
+                <w:rFonts w:ascii="Times New Roman" w:eastAsia="宋体" w:hAnsi="Times New Roman" w:cs="Times New Roman"/>
+                <w:sz w:val="24"/>
+                <w:szCs w:val="24"/>
+              </w:rPr>
+            </w:pPr>
+            <w:r>
+              <w:rPr>
+                <w:rFonts w:ascii="Times New Roman" w:eastAsia="宋体" w:hAnsi="Times New Roman" w:cs="Times New Roman"/>
+                <w:sz w:val="24"/>
+                <w:szCs w:val="24"/>
+              </w:rPr>
+              <w:t>202</w:t>
+            </w:r>
+            <w:r>
+              <w:rPr>
                 <w:rFonts w:ascii="Times New Roman" w:eastAsia="宋体" w:hAnsi="Times New Roman" w:cs="Times New Roman" w:hint="eastAsia"/>
                 <w:sz w:val="24"/>
                 <w:szCs w:val="24"/>
               </w:rPr>
-            </w:pPr>
-            <w:r>
-              <w:rPr>
-                <w:rFonts w:ascii="Times New Roman" w:eastAsia="宋体" w:hAnsi="Times New Roman" w:cs="Times New Roman"/>
-                <w:sz w:val="24"/>
-                <w:szCs w:val="24"/>
-              </w:rPr>
-              <w:t>202</w:t>
+              <w:t>6</w:t>
+            </w:r>
+            <w:r>
+              <w:rPr>
+                <w:rFonts w:ascii="Times New Roman" w:eastAsia="宋体" w:hAnsi="Times New Roman" w:cs="Times New Roman"/>
+                <w:sz w:val="24"/>
+                <w:szCs w:val="24"/>
+              </w:rPr>
+              <w:t>.</w:t>
             </w:r>
             <w:r>
               <w:rPr>
@@ -9455,6 +9859,38 @@
                 <w:sz w:val="24"/>
                 <w:szCs w:val="24"/>
               </w:rPr>
+              <w:t>5</w:t>
+            </w:r>
+            <w:r>
+              <w:rPr>
+                <w:rFonts w:ascii="Times New Roman" w:eastAsia="宋体" w:hAnsi="Times New Roman" w:cs="Times New Roman"/>
+                <w:sz w:val="24"/>
+                <w:szCs w:val="24"/>
+              </w:rPr>
+              <w:t>.</w:t>
+            </w:r>
+            <w:r>
+              <w:rPr>
+                <w:rFonts w:ascii="Times New Roman" w:eastAsia="宋体" w:hAnsi="Times New Roman" w:cs="Times New Roman" w:hint="eastAsia"/>
+                <w:sz w:val="24"/>
+                <w:szCs w:val="24"/>
+              </w:rPr>
+              <w:t>18</w:t>
+            </w:r>
+            <w:r>
+              <w:rPr>
+                <w:rFonts w:ascii="Times New Roman" w:eastAsia="宋体" w:hAnsi="Times New Roman" w:cs="Times New Roman"/>
+                <w:sz w:val="24"/>
+                <w:szCs w:val="24"/>
+              </w:rPr>
+              <w:t>-202</w:t>
+            </w:r>
+            <w:r>
+              <w:rPr>
+                <w:rFonts w:ascii="Times New Roman" w:eastAsia="宋体" w:hAnsi="Times New Roman" w:cs="Times New Roman" w:hint="eastAsia"/>
+                <w:sz w:val="24"/>
+                <w:szCs w:val="24"/>
+              </w:rPr>
               <w:t>6</w:t>
             </w:r>
             <w:r>
@@ -9471,63 +9907,7 @@
                 <w:sz w:val="24"/>
                 <w:szCs w:val="24"/>
               </w:rPr>
-              <w:t>5</w:t>
-            </w:r>
-            <w:r>
-              <w:rPr>
-                <w:rFonts w:ascii="Times New Roman" w:eastAsia="宋体" w:hAnsi="Times New Roman" w:cs="Times New Roman"/>
-                <w:sz w:val="24"/>
-                <w:szCs w:val="24"/>
-              </w:rPr>
-              <w:t>.</w:t>
-            </w:r>
-            <w:r>
-              <w:rPr>
-                <w:rFonts w:ascii="Times New Roman" w:eastAsia="宋体" w:hAnsi="Times New Roman" w:cs="Times New Roman" w:hint="eastAsia"/>
-                <w:sz w:val="24"/>
-                <w:szCs w:val="24"/>
-              </w:rPr>
-              <w:t>18</w:t>
-            </w:r>
-            <w:r>
-              <w:rPr>
-                <w:rFonts w:ascii="Times New Roman" w:eastAsia="宋体" w:hAnsi="Times New Roman" w:cs="Times New Roman"/>
-                <w:sz w:val="24"/>
-                <w:szCs w:val="24"/>
-              </w:rPr>
-              <w:t>-202</w:t>
-            </w:r>
-            <w:r>
-              <w:rPr>
-                <w:rFonts w:ascii="Times New Roman" w:eastAsia="宋体" w:hAnsi="Times New Roman" w:cs="Times New Roman" w:hint="eastAsia"/>
-                <w:sz w:val="24"/>
-                <w:szCs w:val="24"/>
-              </w:rPr>
-              <w:t>6</w:t>
-            </w:r>
-            <w:r>
-              <w:rPr>
-                <w:rFonts w:ascii="Times New Roman" w:eastAsia="宋体" w:hAnsi="Times New Roman" w:cs="Times New Roman"/>
-                <w:sz w:val="24"/>
-                <w:szCs w:val="24"/>
-              </w:rPr>
-              <w:t>.</w:t>
-            </w:r>
-            <w:r>
-              <w:rPr>
-                <w:rFonts w:ascii="Times New Roman" w:eastAsia="宋体" w:hAnsi="Times New Roman" w:cs="Times New Roman" w:hint="eastAsia"/>
-                <w:sz w:val="24"/>
-                <w:szCs w:val="24"/>
-              </w:rPr>
-              <w:t>5.</w:t>
-            </w:r>
-            <w:r>
-              <w:rPr>
-                <w:rFonts w:ascii="Times New Roman" w:eastAsia="宋体" w:hAnsi="Times New Roman" w:cs="Times New Roman" w:hint="eastAsia"/>
-                <w:sz w:val="24"/>
-                <w:szCs w:val="24"/>
-              </w:rPr>
-              <w:t>24</w:t>
+              <w:t>5.24</w:t>
             </w:r>
           </w:p>
         </w:tc>
@@ -9675,15 +10055,7 @@
                 <w:sz w:val="24"/>
                 <w:szCs w:val="24"/>
               </w:rPr>
-              <w:t>6</w:t>
-            </w:r>
-            <w:r>
-              <w:rPr>
-                <w:rFonts w:ascii="Times New Roman" w:eastAsia="宋体" w:hAnsi="Times New Roman" w:cs="Times New Roman" w:hint="eastAsia"/>
-                <w:sz w:val="24"/>
-                <w:szCs w:val="24"/>
-              </w:rPr>
-              <w:t>.1</w:t>
+              <w:t>6.1</w:t>
             </w:r>
           </w:p>
         </w:tc>
@@ -9712,29 +10084,13 @@
           </w:p>
         </w:tc>
       </w:tr>
-      <w:bookmarkEnd w:id="18"/>
+      <w:bookmarkEnd w:id="19"/>
     </w:tbl>
-    <w:p>
-      <w:pPr>
-        <w:rPr>
-          <w:rFonts w:hint="eastAsia"/>
-        </w:rPr>
-      </w:pPr>
-    </w:p>
+    <w:p/>
     <w:p>
       <w:pPr>
         <w:pStyle w:val="1"/>
         <w:spacing w:beforeLines="10" w:before="31" w:beforeAutospacing="0" w:after="0" w:afterAutospacing="0" w:line="420" w:lineRule="atLeast"/>
-        <w:rPr>
-          <w:rFonts w:ascii="黑体" w:eastAsia="黑体" w:hAnsi="黑体" w:cs="Times New Roman" w:hint="eastAsia"/>
-          <w:b w:val="0"/>
-          <w:bCs w:val="0"/>
-          <w:sz w:val="32"/>
-          <w:szCs w:val="32"/>
-        </w:rPr>
-      </w:pPr>
-      <w:bookmarkStart w:id="19" w:name="_Toc223287196"/>
-      <w:r>
         <w:rPr>
           <w:rFonts w:ascii="黑体" w:eastAsia="黑体" w:hAnsi="黑体" w:cs="Times New Roman"/>
           <w:b w:val="0"/>
@@ -9742,8 +10098,8 @@
           <w:sz w:val="32"/>
           <w:szCs w:val="32"/>
         </w:rPr>
-        <w:t>4.</w:t>
-      </w:r>
+      </w:pPr>
+      <w:bookmarkStart w:id="20" w:name="_Toc223619728"/>
       <w:r>
         <w:rPr>
           <w:rFonts w:ascii="黑体" w:eastAsia="黑体" w:hAnsi="黑体" w:cs="Times New Roman"/>
@@ -9752,7 +10108,7 @@
           <w:sz w:val="32"/>
           <w:szCs w:val="32"/>
         </w:rPr>
-        <w:t xml:space="preserve"> </w:t>
+        <w:t>4.</w:t>
       </w:r>
       <w:r>
         <w:rPr>
@@ -9762,9 +10118,19 @@
           <w:sz w:val="32"/>
           <w:szCs w:val="32"/>
         </w:rPr>
+        <w:t xml:space="preserve"> </w:t>
+      </w:r>
+      <w:r>
+        <w:rPr>
+          <w:rFonts w:ascii="黑体" w:eastAsia="黑体" w:hAnsi="黑体" w:cs="Times New Roman"/>
+          <w:b w:val="0"/>
+          <w:bCs w:val="0"/>
+          <w:sz w:val="32"/>
+          <w:szCs w:val="32"/>
+        </w:rPr>
         <w:t>参考文献</w:t>
       </w:r>
-      <w:bookmarkEnd w:id="19"/>
+      <w:bookmarkEnd w:id="20"/>
     </w:p>
     <w:p>
       <w:pPr>
@@ -9781,8 +10147,8 @@
           <w:szCs w:val="24"/>
         </w:rPr>
       </w:pPr>
-      <w:bookmarkStart w:id="20" w:name="_Ref55294284"/>
-      <w:bookmarkStart w:id="21" w:name="_Ref126062844"/>
+      <w:bookmarkStart w:id="21" w:name="_Ref55294284"/>
+      <w:bookmarkStart w:id="22" w:name="_Ref126062844"/>
       <w:r>
         <w:rPr>
           <w:rFonts w:ascii="Times New Roman" w:hAnsi="Times New Roman" w:cs="Times New Roman"/>
@@ -9811,6 +10177,7 @@
         </w:rPr>
         <w:t xml:space="preserve">, </w:t>
       </w:r>
+      <w:proofErr w:type="gramStart"/>
       <w:r>
         <w:rPr>
           <w:rFonts w:ascii="Times New Roman" w:hAnsi="Times New Roman" w:cs="Times New Roman"/>
@@ -9818,6 +10185,7 @@
         </w:rPr>
         <w:t>姜朔</w:t>
       </w:r>
+      <w:proofErr w:type="gramEnd"/>
       <w:r>
         <w:rPr>
           <w:rFonts w:ascii="Times New Roman" w:hAnsi="Times New Roman" w:cs="Times New Roman"/>
@@ -9853,7 +10221,7 @@
         </w:rPr>
         <w:t>, 2019, 46(7): 21-33</w:t>
       </w:r>
-      <w:bookmarkEnd w:id="20"/>
+      <w:bookmarkEnd w:id="21"/>
       <w:r>
         <w:rPr>
           <w:rFonts w:ascii="Times New Roman" w:hAnsi="Times New Roman" w:cs="Times New Roman"/>
@@ -9911,16 +10279,82 @@
         </w:numPr>
         <w:ind w:leftChars="-59" w:left="296"/>
       </w:pPr>
-      <w:bookmarkStart w:id="22" w:name="_Ref222413303"/>
-      <w:bookmarkEnd w:id="21"/>
+      <w:bookmarkStart w:id="23" w:name="_Ref222413303"/>
+      <w:bookmarkEnd w:id="22"/>
+      <w:proofErr w:type="spellStart"/>
       <w:r>
         <w:rPr>
           <w:rFonts w:hint="eastAsia"/>
         </w:rPr>
         <w:lastRenderedPageBreak/>
-        <w:t>Ajeil F H, Ibraheem I K, Azar A T, et al.Grid-Based Mobile Robot Path Planning UsingAging-Based Ant Colony Optimization Algorithm in Static and Dynamic Environm-ents[J].Sensors(S0921-8890),2020,20(7):1880.</w:t>
-      </w:r>
-      <w:bookmarkEnd w:id="22"/>
+        <w:t>Ajeil</w:t>
+      </w:r>
+      <w:proofErr w:type="spellEnd"/>
+      <w:r>
+        <w:rPr>
+          <w:rFonts w:hint="eastAsia"/>
+        </w:rPr>
+        <w:t xml:space="preserve"> F H, </w:t>
+      </w:r>
+      <w:proofErr w:type="spellStart"/>
+      <w:r>
+        <w:rPr>
+          <w:rFonts w:hint="eastAsia"/>
+        </w:rPr>
+        <w:t>Ibraheem</w:t>
+      </w:r>
+      <w:proofErr w:type="spellEnd"/>
+      <w:r>
+        <w:rPr>
+          <w:rFonts w:hint="eastAsia"/>
+        </w:rPr>
+        <w:t xml:space="preserve"> I K, Azar A T, et </w:t>
+      </w:r>
+      <w:proofErr w:type="spellStart"/>
+      <w:proofErr w:type="gramStart"/>
+      <w:r>
+        <w:rPr>
+          <w:rFonts w:hint="eastAsia"/>
+        </w:rPr>
+        <w:t>al.Grid</w:t>
+      </w:r>
+      <w:proofErr w:type="spellEnd"/>
+      <w:proofErr w:type="gramEnd"/>
+      <w:r>
+        <w:rPr>
+          <w:rFonts w:hint="eastAsia"/>
+        </w:rPr>
+        <w:t xml:space="preserve">-Based Mobile Robot Path Planning </w:t>
+      </w:r>
+      <w:proofErr w:type="spellStart"/>
+      <w:r>
+        <w:rPr>
+          <w:rFonts w:hint="eastAsia"/>
+        </w:rPr>
+        <w:t>UsingAging</w:t>
+      </w:r>
+      <w:proofErr w:type="spellEnd"/>
+      <w:r>
+        <w:rPr>
+          <w:rFonts w:hint="eastAsia"/>
+        </w:rPr>
+        <w:t xml:space="preserve">-Based Ant Colony Optimization Algorithm in Static and Dynamic </w:t>
+      </w:r>
+      <w:proofErr w:type="spellStart"/>
+      <w:r>
+        <w:rPr>
+          <w:rFonts w:hint="eastAsia"/>
+        </w:rPr>
+        <w:t>Environm-ents</w:t>
+      </w:r>
+      <w:proofErr w:type="spellEnd"/>
+      <w:r>
+        <w:rPr>
+          <w:rFonts w:hint="eastAsia"/>
+        </w:rPr>
+        <w:t>[J].Sensors(S0921-8890),2020,20(7):1880.</w:t>
+      </w:r>
+      <w:bookmarkEnd w:id="23"/>
     </w:p>
     <w:p>
       <w:pPr>
@@ -9932,11 +10366,11 @@
         </w:numPr>
         <w:textAlignment w:val="baseline"/>
       </w:pPr>
-      <w:bookmarkStart w:id="23" w:name="_Ref207615471"/>
+      <w:bookmarkStart w:id="24" w:name="_Ref207615471"/>
       <w:r>
         <w:t>Hart P E, Nilsson N J, Raphael B. A formal basis for the heuristic determination of minimum cost paths[J]. IEEE transactions on Systems Science and Cybernetics, 1968, 4(2): 100-107.</w:t>
       </w:r>
-      <w:bookmarkEnd w:id="23"/>
+      <w:bookmarkEnd w:id="24"/>
     </w:p>
     <w:p>
       <w:pPr>
@@ -9956,18 +10390,52 @@
           <w:b/>
           <w:bCs/>
         </w:rPr>
-        <w:t>A note on two problems in connexion with graphs</w:t>
+        <w:t xml:space="preserve">A note on two problems in </w:t>
+      </w:r>
+      <w:proofErr w:type="spellStart"/>
+      <w:r>
+        <w:rPr>
+          <w:b/>
+          <w:bCs/>
+        </w:rPr>
+        <w:t>connexion</w:t>
+      </w:r>
+      <w:proofErr w:type="spellEnd"/>
+      <w:r>
+        <w:rPr>
+          <w:b/>
+          <w:bCs/>
+        </w:rPr>
+        <w:t xml:space="preserve"> with graphs</w:t>
       </w:r>
       <w:r>
         <w:t>[J]. </w:t>
       </w:r>
+      <w:proofErr w:type="spellStart"/>
       <w:r>
         <w:rPr>
           <w:i/>
           <w:iCs/>
         </w:rPr>
-        <w:t>Numerische Mathematik</w:t>
-      </w:r>
+        <w:t>Numerische</w:t>
+      </w:r>
+      <w:proofErr w:type="spellEnd"/>
+      <w:r>
+        <w:rPr>
+          <w:i/>
+          <w:iCs/>
+        </w:rPr>
+        <w:t xml:space="preserve"> </w:t>
+      </w:r>
+      <w:proofErr w:type="spellStart"/>
+      <w:r>
+        <w:rPr>
+          <w:i/>
+          <w:iCs/>
+        </w:rPr>
+        <w:t>Mathematik</w:t>
+      </w:r>
+      <w:proofErr w:type="spellEnd"/>
       <w:r>
         <w:t>, 1959, 1(1): 269–271.</w:t>
       </w:r>
@@ -10030,8 +10498,21 @@
         </w:numPr>
         <w:ind w:leftChars="-59" w:left="296"/>
       </w:pPr>
-      <w:r>
-        <w:t>Harabor D, Grastien A. Online Graph Pruning for Pathfinding on Grid Maps[C]// </w:t>
+      <w:proofErr w:type="spellStart"/>
+      <w:r>
+        <w:t>Harabor</w:t>
+      </w:r>
+      <w:proofErr w:type="spellEnd"/>
+      <w:r>
+        <w:t xml:space="preserve"> D, </w:t>
+      </w:r>
+      <w:proofErr w:type="spellStart"/>
+      <w:r>
+        <w:t>Grastien</w:t>
+      </w:r>
+      <w:proofErr w:type="spellEnd"/>
+      <w:r>
+        <w:t xml:space="preserve"> A. Online Graph Pruning for Pathfinding on Grid Maps[C]// </w:t>
       </w:r>
       <w:r>
         <w:rPr>
@@ -10054,8 +10535,29 @@
         </w:numPr>
         <w:ind w:leftChars="-59" w:left="296"/>
       </w:pPr>
-      <w:r>
-        <w:t>Kavraki L E, Švestka P, Latombe J C, Overmars M H. Probabilistic Roadmaps for Path Planning in High-Dimensional Configuration Spaces[J]. </w:t>
+      <w:proofErr w:type="spellStart"/>
+      <w:r>
+        <w:t>Kavraki</w:t>
+      </w:r>
+      <w:proofErr w:type="spellEnd"/>
+      <w:r>
+        <w:t xml:space="preserve"> L E, </w:t>
+      </w:r>
+      <w:proofErr w:type="spellStart"/>
+      <w:r>
+        <w:t>Švestka</w:t>
+      </w:r>
+      <w:proofErr w:type="spellEnd"/>
+      <w:r>
+        <w:t xml:space="preserve"> P, </w:t>
+      </w:r>
+      <w:proofErr w:type="spellStart"/>
+      <w:r>
+        <w:t>Latombe</w:t>
+      </w:r>
+      <w:proofErr w:type="spellEnd"/>
+      <w:r>
+        <w:t xml:space="preserve"> J C, Overmars M H. Probabilistic Roadmaps for Path Planning in High-Dimensional Configuration Spaces[J]. </w:t>
       </w:r>
       <w:r>
         <w:rPr>
@@ -10092,8 +10594,21 @@
         </w:numPr>
         <w:ind w:leftChars="-59" w:left="296"/>
       </w:pPr>
-      <w:r>
-        <w:t>Karaman S, Frazzoli E. Sampling-based Algorithms for Optimal Motion Planning[J]. </w:t>
+      <w:proofErr w:type="spellStart"/>
+      <w:r>
+        <w:t>Karaman</w:t>
+      </w:r>
+      <w:proofErr w:type="spellEnd"/>
+      <w:r>
+        <w:t xml:space="preserve"> S, </w:t>
+      </w:r>
+      <w:proofErr w:type="spellStart"/>
+      <w:r>
+        <w:t>Frazzoli</w:t>
+      </w:r>
+      <w:proofErr w:type="spellEnd"/>
+      <w:r>
+        <w:t xml:space="preserve"> E. Sampling-based Algorithms for Optimal Motion Planning[J]. </w:t>
       </w:r>
       <w:r>
         <w:rPr>
@@ -10117,7 +10632,15 @@
         <w:ind w:leftChars="-59" w:left="296"/>
       </w:pPr>
       <w:r>
-        <w:t> Choset H. Coverage of Known Spaces: The Boustrophedon Cellular Decomposition[J]. </w:t>
+        <w:t> </w:t>
+      </w:r>
+      <w:proofErr w:type="spellStart"/>
+      <w:r>
+        <w:t>Choset</w:t>
+      </w:r>
+      <w:proofErr w:type="spellEnd"/>
+      <w:r>
+        <w:t xml:space="preserve"> H. Coverage of Known Spaces: The Boustrophedon Cellular Decomposition[J]. </w:t>
       </w:r>
       <w:r>
         <w:rPr>
@@ -10140,9 +10663,198 @@
         </w:numPr>
         <w:ind w:leftChars="-59" w:left="296"/>
       </w:pPr>
+      <w:r>
+        <w:rPr>
+          <w:rFonts w:ascii="Arial" w:hAnsi="Arial" w:cs="Arial"/>
+          <w:color w:val="101828"/>
+          <w:sz w:val="23"/>
+          <w:szCs w:val="23"/>
+          <w:shd w:val="clear" w:color="auto" w:fill="E9EBF0"/>
+        </w:rPr>
+        <w:t xml:space="preserve"> </w:t>
+      </w:r>
+      <w:proofErr w:type="spellStart"/>
+      <w:r>
+        <w:rPr>
+          <w:rFonts w:ascii="Arial" w:hAnsi="Arial" w:cs="Arial"/>
+          <w:color w:val="101828"/>
+          <w:sz w:val="23"/>
+          <w:szCs w:val="23"/>
+          <w:shd w:val="clear" w:color="auto" w:fill="E9EBF0"/>
+        </w:rPr>
+        <w:t>Choset</w:t>
+      </w:r>
+      <w:proofErr w:type="spellEnd"/>
+      <w:r>
+        <w:rPr>
+          <w:rFonts w:ascii="Arial" w:hAnsi="Arial" w:cs="Arial"/>
+          <w:color w:val="101828"/>
+          <w:sz w:val="23"/>
+          <w:szCs w:val="23"/>
+          <w:shd w:val="clear" w:color="auto" w:fill="E9EBF0"/>
+        </w:rPr>
+        <w:t xml:space="preserve"> H. Coverage for Robotics—A Survey of Recent Results[J]. </w:t>
+      </w:r>
+      <w:r>
+        <w:rPr>
+          <w:rStyle w:val="aff8"/>
+          <w:rFonts w:ascii="Arial" w:hAnsi="Arial" w:cs="Arial"/>
+          <w:color w:val="101828"/>
+          <w:sz w:val="23"/>
+          <w:szCs w:val="23"/>
+          <w:bdr w:val="single" w:sz="2" w:space="0" w:color="EAECF0" w:frame="1"/>
+          <w:shd w:val="clear" w:color="auto" w:fill="E9EBF0"/>
+        </w:rPr>
+        <w:t>Annals of Mathematics and Artificial Intelligence</w:t>
+      </w:r>
+      <w:r>
+        <w:rPr>
+          <w:rFonts w:ascii="Arial" w:hAnsi="Arial" w:cs="Arial"/>
+          <w:color w:val="101828"/>
+          <w:sz w:val="23"/>
+          <w:szCs w:val="23"/>
+          <w:shd w:val="clear" w:color="auto" w:fill="E9EBF0"/>
+        </w:rPr>
+        <w:t>, 2001, 31(1–4): 113–126.</w:t>
+      </w:r>
+    </w:p>
+    <w:p>
+      <w:pPr>
+        <w:pStyle w:val="a"/>
+        <w:widowControl w:val="0"/>
+        <w:numPr>
+          <w:ilvl w:val="0"/>
+          <w:numId w:val="5"/>
+        </w:numPr>
+        <w:ind w:leftChars="-59" w:left="296"/>
+      </w:pPr>
+      <w:proofErr w:type="spellStart"/>
+      <w:r>
+        <w:rPr>
+          <w:rFonts w:ascii="Arial" w:hAnsi="Arial" w:cs="Arial"/>
+          <w:color w:val="101828"/>
+          <w:sz w:val="23"/>
+          <w:szCs w:val="23"/>
+          <w:shd w:val="clear" w:color="auto" w:fill="E9EBF0"/>
+        </w:rPr>
+        <w:t>Gabriely</w:t>
+      </w:r>
+      <w:proofErr w:type="spellEnd"/>
+      <w:r>
+        <w:rPr>
+          <w:rFonts w:ascii="Arial" w:hAnsi="Arial" w:cs="Arial"/>
+          <w:color w:val="101828"/>
+          <w:sz w:val="23"/>
+          <w:szCs w:val="23"/>
+          <w:shd w:val="clear" w:color="auto" w:fill="E9EBF0"/>
+        </w:rPr>
+        <w:t xml:space="preserve"> Y, </w:t>
+      </w:r>
+      <w:proofErr w:type="spellStart"/>
+      <w:r>
+        <w:rPr>
+          <w:rFonts w:ascii="Arial" w:hAnsi="Arial" w:cs="Arial"/>
+          <w:color w:val="101828"/>
+          <w:sz w:val="23"/>
+          <w:szCs w:val="23"/>
+          <w:shd w:val="clear" w:color="auto" w:fill="E9EBF0"/>
+        </w:rPr>
+        <w:t>Rimon</w:t>
+      </w:r>
+      <w:proofErr w:type="spellEnd"/>
+      <w:r>
+        <w:rPr>
+          <w:rFonts w:ascii="Arial" w:hAnsi="Arial" w:cs="Arial"/>
+          <w:color w:val="101828"/>
+          <w:sz w:val="23"/>
+          <w:szCs w:val="23"/>
+          <w:shd w:val="clear" w:color="auto" w:fill="E9EBF0"/>
+        </w:rPr>
+        <w:t xml:space="preserve"> E. Spanning-Tree Based Coverage of Continuous Areas by a Mobile Robot[J]. </w:t>
+      </w:r>
+      <w:r>
+        <w:rPr>
+          <w:rStyle w:val="aff8"/>
+          <w:rFonts w:ascii="Arial" w:hAnsi="Arial" w:cs="Arial"/>
+          <w:color w:val="101828"/>
+          <w:sz w:val="23"/>
+          <w:szCs w:val="23"/>
+          <w:bdr w:val="single" w:sz="2" w:space="0" w:color="EAECF0" w:frame="1"/>
+          <w:shd w:val="clear" w:color="auto" w:fill="E9EBF0"/>
+        </w:rPr>
+        <w:t>Annals of Mathematics and Artificial Intelligence</w:t>
+      </w:r>
+      <w:r>
+        <w:rPr>
+          <w:rFonts w:ascii="Arial" w:hAnsi="Arial" w:cs="Arial"/>
+          <w:color w:val="101828"/>
+          <w:sz w:val="23"/>
+          <w:szCs w:val="23"/>
+          <w:shd w:val="clear" w:color="auto" w:fill="E9EBF0"/>
+        </w:rPr>
+        <w:t>, 2003, 37(1–2): 77–98.</w:t>
+      </w:r>
+    </w:p>
+    <w:p>
+      <w:pPr>
+        <w:pStyle w:val="a"/>
+        <w:widowControl w:val="0"/>
+        <w:numPr>
+          <w:ilvl w:val="0"/>
+          <w:numId w:val="5"/>
+        </w:numPr>
+        <w:ind w:leftChars="-59" w:left="296"/>
+      </w:pPr>
+      <w:r>
+        <w:rPr>
+          <w:rFonts w:ascii="Arial" w:hAnsi="Arial" w:cs="Arial"/>
+          <w:color w:val="101828"/>
+          <w:sz w:val="23"/>
+          <w:szCs w:val="23"/>
+          <w:shd w:val="clear" w:color="auto" w:fill="E9EBF0"/>
+        </w:rPr>
+        <w:t>Bai Y, Zhang S, et al. Learning-Based Coverage Path Planning for UAVs in Complex Environments[C]// </w:t>
+      </w:r>
+      <w:r>
+        <w:rPr>
+          <w:rStyle w:val="aff8"/>
+          <w:rFonts w:ascii="Arial" w:hAnsi="Arial" w:cs="Arial"/>
+          <w:color w:val="101828"/>
+          <w:sz w:val="23"/>
+          <w:szCs w:val="23"/>
+          <w:bdr w:val="single" w:sz="2" w:space="0" w:color="EAECF0" w:frame="1"/>
+          <w:shd w:val="clear" w:color="auto" w:fill="E9EBF0"/>
+        </w:rPr>
+        <w:t>Proceedings of IEEE International Conference on Robotics and Automation (ICRA)</w:t>
+      </w:r>
+      <w:r>
+        <w:rPr>
+          <w:rFonts w:ascii="Arial" w:hAnsi="Arial" w:cs="Arial"/>
+          <w:color w:val="101828"/>
+          <w:sz w:val="23"/>
+          <w:szCs w:val="23"/>
+          <w:shd w:val="clear" w:color="auto" w:fill="E9EBF0"/>
+        </w:rPr>
+        <w:t>. 2021</w:t>
+      </w:r>
+    </w:p>
+    <w:p>
+      <w:pPr>
+        <w:pStyle w:val="a"/>
+        <w:widowControl w:val="0"/>
+        <w:numPr>
+          <w:ilvl w:val="0"/>
+          <w:numId w:val="5"/>
+        </w:numPr>
+        <w:ind w:leftChars="-59" w:left="296"/>
+      </w:pPr>
+      <w:r>
+        <w:lastRenderedPageBreak/>
+        <w:t>Z.L. Cao, Y. Huang, E.L. Hall, Region filling operations with random obstacle avoidance for mobile robotics, Journal of Robotic Systems 5 (2) (1988) 87–102.</w:t>
+      </w:r>
     </w:p>
     <w:sectPr>
-      <w:footerReference w:type="default" r:id="rId28"/>
+      <w:footerReference w:type="default" r:id="rId43"/>
       <w:type w:val="continuous"/>
       <w:pgSz w:w="11906" w:h="16838"/>
       <w:pgMar w:top="1440" w:right="1800" w:bottom="1440" w:left="1800" w:header="851" w:footer="992" w:gutter="0"/>
@@ -10156,14 +10868,9 @@
 </file>
 
 <file path=word/endnotes.xml><?xml version="1.0" encoding="utf-8"?>
-<w:endnotes xmlns:wpc="http://schemas.microsoft.com/office/word/2010/wordprocessingCanvas" xmlns:cx="http://schemas.microsoft.com/office/drawing/2014/chartex" xmlns:cx1="http://schemas.microsoft.com/office/drawing/2015/9/8/chartex" xmlns:cx2="http://schemas.microsoft.com/office/drawing/2015/10/21/chartex" xmlns:cx3="http://schemas.microsoft.com/office/drawing/2016/5/9/chartex" xmlns:cx4="http://schemas.microsoft.com/office/drawing/2016/5/10/chartex" xmlns:cx5="http://schemas.microsoft.com/office/drawing/2016/5/11/chartex" xmlns:cx6="http://schemas.microsoft.com/office/drawing/2016/5/12/chartex" xmlns:cx7="http://schemas.microsoft.com/office/drawing/2016/5/13/chartex" xmlns:cx8="http://schemas.microsoft.com/office/drawing/2016/5/14/chartex" xmlns:mc="http://schemas.openxmlformats.org/markup-compatibility/2006" xmlns:aink="http://schemas.microsoft.com/office/drawing/2016/ink" xmlns:am3d="http://schemas.microsoft.com/office/drawing/2017/model3d" xmlns:o="urn:schemas-microsoft-com:office:office" xmlns:oel="http://schemas.microsoft.com/office/2019/extlst" xmlns:r="http://schemas.openxmlformats.org/officeDocument/2006/relationships" xmlns:m="http://schemas.openxmlformats.org/officeDocument/2006/math" xmlns:v="urn:schemas-microsoft-com:vml" xmlns:wp14="http://schemas.microsoft.com/office/word/2010/wordprocessingDrawing" xmlns:wp="http://schemas.openxmlformats.org/drawingml/2006/wordprocessingDrawing" xmlns:w10="urn:schemas-microsoft-com:office:word" xmlns:w="http://schemas.openxmlformats.org/wordprocessingml/2006/main" xmlns:w14="http://schemas.microsoft.com/office/word/2010/wordml" xmlns:w15="http://schemas.microsoft.com/office/word/2012/wordml" xmlns:w16cex="http://schemas.microsoft.com/office/word/2018/wordml/cex" xmlns:w16cid="http://schemas.microsoft.com/office/word/2016/wordml/cid" xmlns:w16="http://schemas.microsoft.com/office/word/2018/wordml" xmlns:w16sdtdh="http://schemas.microsoft.com/office/word/2020/wordml/sdtdatahash" xmlns:w16se="http://schemas.microsoft.com/office/word/2015/wordml/symex" xmlns:wpg="http://schemas.microsoft.com/office/word/2010/wordprocessingGroup" xmlns:wpi="http://schemas.microsoft.com/office/word/2010/wordprocessingInk" xmlns:wne="http://schemas.microsoft.com/office/word/2006/wordml" xmlns:wps="http://schemas.microsoft.com/office/word/2010/wordprocessingShape" mc:Ignorable="w14 w15 w16se w16cid w16 w16cex w16sdtdh wp14">
+<w:endnotes xmlns:wpc="http://schemas.microsoft.com/office/word/2010/wordprocessingCanvas" xmlns:cx="http://schemas.microsoft.com/office/drawing/2014/chartex" xmlns:cx1="http://schemas.microsoft.com/office/drawing/2015/9/8/chartex" xmlns:cx2="http://schemas.microsoft.com/office/drawing/2015/10/21/chartex" xmlns:cx3="http://schemas.microsoft.com/office/drawing/2016/5/9/chartex" xmlns:cx4="http://schemas.microsoft.com/office/drawing/2016/5/10/chartex" xmlns:cx5="http://schemas.microsoft.com/office/drawing/2016/5/11/chartex" xmlns:cx6="http://schemas.microsoft.com/office/drawing/2016/5/12/chartex" xmlns:cx7="http://schemas.microsoft.com/office/drawing/2016/5/13/chartex" xmlns:cx8="http://schemas.microsoft.com/office/drawing/2016/5/14/chartex" xmlns:mc="http://schemas.openxmlformats.org/markup-compatibility/2006" xmlns:aink="http://schemas.microsoft.com/office/drawing/2016/ink" xmlns:am3d="http://schemas.microsoft.com/office/drawing/2017/model3d" xmlns:o="urn:schemas-microsoft-com:office:office" xmlns:r="http://schemas.openxmlformats.org/officeDocument/2006/relationships" xmlns:m="http://schemas.openxmlformats.org/officeDocument/2006/math" xmlns:v="urn:schemas-microsoft-com:vml" xmlns:wp14="http://schemas.microsoft.com/office/word/2010/wordprocessingDrawing" xmlns:wp="http://schemas.openxmlformats.org/drawingml/2006/wordprocessingDrawing" xmlns:w10="urn:schemas-microsoft-com:office:word" xmlns:w="http://schemas.openxmlformats.org/wordprocessingml/2006/main" xmlns:w14="http://schemas.microsoft.com/office/word/2010/wordml" xmlns:w15="http://schemas.microsoft.com/office/word/2012/wordml" xmlns:w16cid="http://schemas.microsoft.com/office/word/2016/wordml/cid" xmlns:w16se="http://schemas.microsoft.com/office/word/2015/wordml/symex" xmlns:wpg="http://schemas.microsoft.com/office/word/2010/wordprocessingGroup" xmlns:wpi="http://schemas.microsoft.com/office/word/2010/wordprocessingInk" xmlns:wne="http://schemas.microsoft.com/office/word/2006/wordml" xmlns:wps="http://schemas.microsoft.com/office/word/2010/wordprocessingShape" mc:Ignorable="w14 w15 w16se w16cid wp14">
   <w:endnote w:type="separator" w:id="-1">
     <w:p>
-      <w:pPr>
-        <w:rPr>
-          <w:rFonts w:hint="eastAsia"/>
-        </w:rPr>
-      </w:pPr>
       <w:r>
         <w:separator/>
       </w:r>
@@ -10171,11 +10878,6 @@
   </w:endnote>
   <w:endnote w:type="continuationSeparator" w:id="0">
     <w:p>
-      <w:pPr>
-        <w:rPr>
-          <w:rFonts w:hint="eastAsia"/>
-        </w:rPr>
-      </w:pPr>
       <w:r>
         <w:continuationSeparator/>
       </w:r>
@@ -10185,7 +10887,7 @@
 </file>
 
 <file path=word/footer1.xml><?xml version="1.0" encoding="utf-8"?>
-<w:ftr xmlns:wpc="http://schemas.microsoft.com/office/word/2010/wordprocessingCanvas" xmlns:cx="http://schemas.microsoft.com/office/drawing/2014/chartex" xmlns:cx1="http://schemas.microsoft.com/office/drawing/2015/9/8/chartex" xmlns:cx2="http://schemas.microsoft.com/office/drawing/2015/10/21/chartex" xmlns:cx3="http://schemas.microsoft.com/office/drawing/2016/5/9/chartex" xmlns:cx4="http://schemas.microsoft.com/office/drawing/2016/5/10/chartex" xmlns:cx5="http://schemas.microsoft.com/office/drawing/2016/5/11/chartex" xmlns:cx6="http://schemas.microsoft.com/office/drawing/2016/5/12/chartex" xmlns:cx7="http://schemas.microsoft.com/office/drawing/2016/5/13/chartex" xmlns:cx8="http://schemas.microsoft.com/office/drawing/2016/5/14/chartex" xmlns:mc="http://schemas.openxmlformats.org/markup-compatibility/2006" xmlns:aink="http://schemas.microsoft.com/office/drawing/2016/ink" xmlns:am3d="http://schemas.microsoft.com/office/drawing/2017/model3d" xmlns:o="urn:schemas-microsoft-com:office:office" xmlns:oel="http://schemas.microsoft.com/office/2019/extlst" xmlns:r="http://schemas.openxmlformats.org/officeDocument/2006/relationships" xmlns:m="http://schemas.openxmlformats.org/officeDocument/2006/math" xmlns:v="urn:schemas-microsoft-com:vml" xmlns:wp14="http://schemas.microsoft.com/office/word/2010/wordprocessingDrawing" xmlns:wp="http://schemas.openxmlformats.org/drawingml/2006/wordprocessingDrawing" xmlns:w10="urn:schemas-microsoft-com:office:word" xmlns:w="http://schemas.openxmlformats.org/wordprocessingml/2006/main" xmlns:w14="http://schemas.microsoft.com/office/word/2010/wordml" xmlns:w15="http://schemas.microsoft.com/office/word/2012/wordml" xmlns:w16cex="http://schemas.microsoft.com/office/word/2018/wordml/cex" xmlns:w16cid="http://schemas.microsoft.com/office/word/2016/wordml/cid" xmlns:w16="http://schemas.microsoft.com/office/word/2018/wordml" xmlns:w16sdtdh="http://schemas.microsoft.com/office/word/2020/wordml/sdtdatahash" xmlns:w16se="http://schemas.microsoft.com/office/word/2015/wordml/symex" xmlns:wpg="http://schemas.microsoft.com/office/word/2010/wordprocessingGroup" xmlns:wpi="http://schemas.microsoft.com/office/word/2010/wordprocessingInk" xmlns:wne="http://schemas.microsoft.com/office/word/2006/wordml" xmlns:wps="http://schemas.microsoft.com/office/word/2010/wordprocessingShape" mc:Ignorable="w14 w15 w16se w16cid w16 w16cex w16sdtdh wp14">
+<w:ftr xmlns:wpc="http://schemas.microsoft.com/office/word/2010/wordprocessingCanvas" xmlns:cx="http://schemas.microsoft.com/office/drawing/2014/chartex" xmlns:cx1="http://schemas.microsoft.com/office/drawing/2015/9/8/chartex" xmlns:cx2="http://schemas.microsoft.com/office/drawing/2015/10/21/chartex" xmlns:cx3="http://schemas.microsoft.com/office/drawing/2016/5/9/chartex" xmlns:cx4="http://schemas.microsoft.com/office/drawing/2016/5/10/chartex" xmlns:cx5="http://schemas.microsoft.com/office/drawing/2016/5/11/chartex" xmlns:cx6="http://schemas.microsoft.com/office/drawing/2016/5/12/chartex" xmlns:cx7="http://schemas.microsoft.com/office/drawing/2016/5/13/chartex" xmlns:cx8="http://schemas.microsoft.com/office/drawing/2016/5/14/chartex" xmlns:mc="http://schemas.openxmlformats.org/markup-compatibility/2006" xmlns:aink="http://schemas.microsoft.com/office/drawing/2016/ink" xmlns:am3d="http://schemas.microsoft.com/office/drawing/2017/model3d" xmlns:o="urn:schemas-microsoft-com:office:office" xmlns:r="http://schemas.openxmlformats.org/officeDocument/2006/relationships" xmlns:m="http://schemas.openxmlformats.org/officeDocument/2006/math" xmlns:v="urn:schemas-microsoft-com:vml" xmlns:wp14="http://schemas.microsoft.com/office/word/2010/wordprocessingDrawing" xmlns:wp="http://schemas.openxmlformats.org/drawingml/2006/wordprocessingDrawing" xmlns:w10="urn:schemas-microsoft-com:office:word" xmlns:w="http://schemas.openxmlformats.org/wordprocessingml/2006/main" xmlns:w14="http://schemas.microsoft.com/office/word/2010/wordml" xmlns:w15="http://schemas.microsoft.com/office/word/2012/wordml" xmlns:w16cid="http://schemas.microsoft.com/office/word/2016/wordml/cid" xmlns:w16se="http://schemas.microsoft.com/office/word/2015/wordml/symex" xmlns:wpg="http://schemas.microsoft.com/office/word/2010/wordprocessingGroup" xmlns:wpi="http://schemas.microsoft.com/office/word/2010/wordprocessingInk" xmlns:wne="http://schemas.microsoft.com/office/word/2006/wordml" xmlns:wps="http://schemas.microsoft.com/office/word/2010/wordprocessingShape" mc:Ignorable="w14 w15 w16se w16cid wp14">
   <w:sdt>
     <w:sdtPr>
       <w:id w:val="955289109"/>
@@ -10194,14 +10896,12 @@
         <w:docPartUnique/>
       </w:docPartObj>
     </w:sdtPr>
+    <w:sdtEndPr/>
     <w:sdtContent>
       <w:p>
         <w:pPr>
           <w:pStyle w:val="a6"/>
           <w:jc w:val="center"/>
-          <w:rPr>
-            <w:rFonts w:hint="eastAsia"/>
-          </w:rPr>
         </w:pPr>
         <w:r>
           <w:fldChar w:fldCharType="begin"/>
@@ -10227,16 +10927,13 @@
   <w:p>
     <w:pPr>
       <w:pStyle w:val="a6"/>
-      <w:rPr>
-        <w:rFonts w:hint="eastAsia"/>
-      </w:rPr>
     </w:pPr>
   </w:p>
 </w:ftr>
 </file>
 
 <file path=word/footer2.xml><?xml version="1.0" encoding="utf-8"?>
-<w:ftr xmlns:wpc="http://schemas.microsoft.com/office/word/2010/wordprocessingCanvas" xmlns:cx="http://schemas.microsoft.com/office/drawing/2014/chartex" xmlns:cx1="http://schemas.microsoft.com/office/drawing/2015/9/8/chartex" xmlns:cx2="http://schemas.microsoft.com/office/drawing/2015/10/21/chartex" xmlns:cx3="http://schemas.microsoft.com/office/drawing/2016/5/9/chartex" xmlns:cx4="http://schemas.microsoft.com/office/drawing/2016/5/10/chartex" xmlns:cx5="http://schemas.microsoft.com/office/drawing/2016/5/11/chartex" xmlns:cx6="http://schemas.microsoft.com/office/drawing/2016/5/12/chartex" xmlns:cx7="http://schemas.microsoft.com/office/drawing/2016/5/13/chartex" xmlns:cx8="http://schemas.microsoft.com/office/drawing/2016/5/14/chartex" xmlns:mc="http://schemas.openxmlformats.org/markup-compatibility/2006" xmlns:aink="http://schemas.microsoft.com/office/drawing/2016/ink" xmlns:am3d="http://schemas.microsoft.com/office/drawing/2017/model3d" xmlns:o="urn:schemas-microsoft-com:office:office" xmlns:oel="http://schemas.microsoft.com/office/2019/extlst" xmlns:r="http://schemas.openxmlformats.org/officeDocument/2006/relationships" xmlns:m="http://schemas.openxmlformats.org/officeDocument/2006/math" xmlns:v="urn:schemas-microsoft-com:vml" xmlns:wp14="http://schemas.microsoft.com/office/word/2010/wordprocessingDrawing" xmlns:wp="http://schemas.openxmlformats.org/drawingml/2006/wordprocessingDrawing" xmlns:w10="urn:schemas-microsoft-com:office:word" xmlns:w="http://schemas.openxmlformats.org/wordprocessingml/2006/main" xmlns:w14="http://schemas.microsoft.com/office/word/2010/wordml" xmlns:w15="http://schemas.microsoft.com/office/word/2012/wordml" xmlns:w16cex="http://schemas.microsoft.com/office/word/2018/wordml/cex" xmlns:w16cid="http://schemas.microsoft.com/office/word/2016/wordml/cid" xmlns:w16="http://schemas.microsoft.com/office/word/2018/wordml" xmlns:w16sdtdh="http://schemas.microsoft.com/office/word/2020/wordml/sdtdatahash" xmlns:w16se="http://schemas.microsoft.com/office/word/2015/wordml/symex" xmlns:wpg="http://schemas.microsoft.com/office/word/2010/wordprocessingGroup" xmlns:wpi="http://schemas.microsoft.com/office/word/2010/wordprocessingInk" xmlns:wne="http://schemas.microsoft.com/office/word/2006/wordml" xmlns:wps="http://schemas.microsoft.com/office/word/2010/wordprocessingShape" mc:Ignorable="w14 w15 w16se w16cid w16 w16cex w16sdtdh wp14">
+<w:ftr xmlns:wpc="http://schemas.microsoft.com/office/word/2010/wordprocessingCanvas" xmlns:cx="http://schemas.microsoft.com/office/drawing/2014/chartex" xmlns:cx1="http://schemas.microsoft.com/office/drawing/2015/9/8/chartex" xmlns:cx2="http://schemas.microsoft.com/office/drawing/2015/10/21/chartex" xmlns:cx3="http://schemas.microsoft.com/office/drawing/2016/5/9/chartex" xmlns:cx4="http://schemas.microsoft.com/office/drawing/2016/5/10/chartex" xmlns:cx5="http://schemas.microsoft.com/office/drawing/2016/5/11/chartex" xmlns:cx6="http://schemas.microsoft.com/office/drawing/2016/5/12/chartex" xmlns:cx7="http://schemas.microsoft.com/office/drawing/2016/5/13/chartex" xmlns:cx8="http://schemas.microsoft.com/office/drawing/2016/5/14/chartex" xmlns:mc="http://schemas.openxmlformats.org/markup-compatibility/2006" xmlns:aink="http://schemas.microsoft.com/office/drawing/2016/ink" xmlns:am3d="http://schemas.microsoft.com/office/drawing/2017/model3d" xmlns:o="urn:schemas-microsoft-com:office:office" xmlns:r="http://schemas.openxmlformats.org/officeDocument/2006/relationships" xmlns:m="http://schemas.openxmlformats.org/officeDocument/2006/math" xmlns:v="urn:schemas-microsoft-com:vml" xmlns:wp14="http://schemas.microsoft.com/office/word/2010/wordprocessingDrawing" xmlns:wp="http://schemas.openxmlformats.org/drawingml/2006/wordprocessingDrawing" xmlns:w10="urn:schemas-microsoft-com:office:word" xmlns:w="http://schemas.openxmlformats.org/wordprocessingml/2006/main" xmlns:w14="http://schemas.microsoft.com/office/word/2010/wordml" xmlns:w15="http://schemas.microsoft.com/office/word/2012/wordml" xmlns:w16cid="http://schemas.microsoft.com/office/word/2016/wordml/cid" xmlns:w16se="http://schemas.microsoft.com/office/word/2015/wordml/symex" xmlns:wpg="http://schemas.microsoft.com/office/word/2010/wordprocessingGroup" xmlns:wpi="http://schemas.microsoft.com/office/word/2010/wordprocessingInk" xmlns:wne="http://schemas.microsoft.com/office/word/2006/wordml" xmlns:wps="http://schemas.microsoft.com/office/word/2010/wordprocessingShape" mc:Ignorable="w14 w15 w16se w16cid wp14">
   <w:sdt>
     <w:sdtPr>
       <w:id w:val="-427422402"/>
@@ -10245,14 +10942,12 @@
         <w:docPartUnique/>
       </w:docPartObj>
     </w:sdtPr>
+    <w:sdtEndPr/>
     <w:sdtContent>
       <w:p>
         <w:pPr>
           <w:pStyle w:val="a6"/>
           <w:jc w:val="center"/>
-          <w:rPr>
-            <w:rFonts w:hint="eastAsia"/>
-          </w:rPr>
         </w:pPr>
         <w:r>
           <w:fldChar w:fldCharType="begin"/>
@@ -10278,45 +10973,33 @@
   <w:p>
     <w:pPr>
       <w:pStyle w:val="a6"/>
-      <w:rPr>
-        <w:rFonts w:hint="eastAsia"/>
-      </w:rPr>
     </w:pPr>
   </w:p>
 </w:ftr>
 </file>
 
 <file path=word/footer3.xml><?xml version="1.0" encoding="utf-8"?>
-<w:ftr xmlns:wpc="http://schemas.microsoft.com/office/word/2010/wordprocessingCanvas" xmlns:cx="http://schemas.microsoft.com/office/drawing/2014/chartex" xmlns:cx1="http://schemas.microsoft.com/office/drawing/2015/9/8/chartex" xmlns:cx2="http://schemas.microsoft.com/office/drawing/2015/10/21/chartex" xmlns:cx3="http://schemas.microsoft.com/office/drawing/2016/5/9/chartex" xmlns:cx4="http://schemas.microsoft.com/office/drawing/2016/5/10/chartex" xmlns:cx5="http://schemas.microsoft.com/office/drawing/2016/5/11/chartex" xmlns:cx6="http://schemas.microsoft.com/office/drawing/2016/5/12/chartex" xmlns:cx7="http://schemas.microsoft.com/office/drawing/2016/5/13/chartex" xmlns:cx8="http://schemas.microsoft.com/office/drawing/2016/5/14/chartex" xmlns:mc="http://schemas.openxmlformats.org/markup-compatibility/2006" xmlns:aink="http://schemas.microsoft.com/office/drawing/2016/ink" xmlns:am3d="http://schemas.microsoft.com/office/drawing/2017/model3d" xmlns:o="urn:schemas-microsoft-com:office:office" xmlns:oel="http://schemas.microsoft.com/office/2019/extlst" xmlns:r="http://schemas.openxmlformats.org/officeDocument/2006/relationships" xmlns:m="http://schemas.openxmlformats.org/officeDocument/2006/math" xmlns:v="urn:schemas-microsoft-com:vml" xmlns:wp14="http://schemas.microsoft.com/office/word/2010/wordprocessingDrawing" xmlns:wp="http://schemas.openxmlformats.org/drawingml/2006/wordprocessingDrawing" xmlns:w10="urn:schemas-microsoft-com:office:word" xmlns:w="http://schemas.openxmlformats.org/wordprocessingml/2006/main" xmlns:w14="http://schemas.microsoft.com/office/word/2010/wordml" xmlns:w15="http://schemas.microsoft.com/office/word/2012/wordml" xmlns:w16cex="http://schemas.microsoft.com/office/word/2018/wordml/cex" xmlns:w16cid="http://schemas.microsoft.com/office/word/2016/wordml/cid" xmlns:w16="http://schemas.microsoft.com/office/word/2018/wordml" xmlns:w16sdtdh="http://schemas.microsoft.com/office/word/2020/wordml/sdtdatahash" xmlns:w16se="http://schemas.microsoft.com/office/word/2015/wordml/symex" xmlns:wpg="http://schemas.microsoft.com/office/word/2010/wordprocessingGroup" xmlns:wpi="http://schemas.microsoft.com/office/word/2010/wordprocessingInk" xmlns:wne="http://schemas.microsoft.com/office/word/2006/wordml" xmlns:wps="http://schemas.microsoft.com/office/word/2010/wordprocessingShape" mc:Ignorable="w14 w15 w16se w16cid w16 w16cex w16sdtdh wp14">
+<w:ftr xmlns:wpc="http://schemas.microsoft.com/office/word/2010/wordprocessingCanvas" xmlns:cx="http://schemas.microsoft.com/office/drawing/2014/chartex" xmlns:cx1="http://schemas.microsoft.com/office/drawing/2015/9/8/chartex" xmlns:cx2="http://schemas.microsoft.com/office/drawing/2015/10/21/chartex" xmlns:cx3="http://schemas.microsoft.com/office/drawing/2016/5/9/chartex" xmlns:cx4="http://schemas.microsoft.com/office/drawing/2016/5/10/chartex" xmlns:cx5="http://schemas.microsoft.com/office/drawing/2016/5/11/chartex" xmlns:cx6="http://schemas.microsoft.com/office/drawing/2016/5/12/chartex" xmlns:cx7="http://schemas.microsoft.com/office/drawing/2016/5/13/chartex" xmlns:cx8="http://schemas.microsoft.com/office/drawing/2016/5/14/chartex" xmlns:mc="http://schemas.openxmlformats.org/markup-compatibility/2006" xmlns:aink="http://schemas.microsoft.com/office/drawing/2016/ink" xmlns:am3d="http://schemas.microsoft.com/office/drawing/2017/model3d" xmlns:o="urn:schemas-microsoft-com:office:office" xmlns:r="http://schemas.openxmlformats.org/officeDocument/2006/relationships" xmlns:m="http://schemas.openxmlformats.org/officeDocument/2006/math" xmlns:v="urn:schemas-microsoft-com:vml" xmlns:wp14="http://schemas.microsoft.com/office/word/2010/wordprocessingDrawing" xmlns:wp="http://schemas.openxmlformats.org/drawingml/2006/wordprocessingDrawing" xmlns:w10="urn:schemas-microsoft-com:office:word" xmlns:w="http://schemas.openxmlformats.org/wordprocessingml/2006/main" xmlns:w14="http://schemas.microsoft.com/office/word/2010/wordml" xmlns:w15="http://schemas.microsoft.com/office/word/2012/wordml" xmlns:w16cid="http://schemas.microsoft.com/office/word/2016/wordml/cid" xmlns:w16se="http://schemas.microsoft.com/office/word/2015/wordml/symex" xmlns:wpg="http://schemas.microsoft.com/office/word/2010/wordprocessingGroup" xmlns:wpi="http://schemas.microsoft.com/office/word/2010/wordprocessingInk" xmlns:wne="http://schemas.microsoft.com/office/word/2006/wordml" xmlns:wps="http://schemas.microsoft.com/office/word/2010/wordprocessingShape" mc:Ignorable="w14 w15 w16se w16cid wp14">
   <w:p>
     <w:pPr>
       <w:pStyle w:val="a6"/>
       <w:jc w:val="center"/>
-      <w:rPr>
-        <w:rFonts w:hint="eastAsia"/>
-      </w:rPr>
     </w:pPr>
   </w:p>
   <w:p>
     <w:pPr>
       <w:pStyle w:val="a6"/>
-      <w:rPr>
-        <w:rFonts w:hint="eastAsia"/>
-      </w:rPr>
     </w:pPr>
   </w:p>
 </w:ftr>
 </file>
 
 <file path=word/footer4.xml><?xml version="1.0" encoding="utf-8"?>
-<w:ftr xmlns:wpc="http://schemas.microsoft.com/office/word/2010/wordprocessingCanvas" xmlns:cx="http://schemas.microsoft.com/office/drawing/2014/chartex" xmlns:cx1="http://schemas.microsoft.com/office/drawing/2015/9/8/chartex" xmlns:cx2="http://schemas.microsoft.com/office/drawing/2015/10/21/chartex" xmlns:cx3="http://schemas.microsoft.com/office/drawing/2016/5/9/chartex" xmlns:cx4="http://schemas.microsoft.com/office/drawing/2016/5/10/chartex" xmlns:cx5="http://schemas.microsoft.com/office/drawing/2016/5/11/chartex" xmlns:cx6="http://schemas.microsoft.com/office/drawing/2016/5/12/chartex" xmlns:cx7="http://schemas.microsoft.com/office/drawing/2016/5/13/chartex" xmlns:cx8="http://schemas.microsoft.com/office/drawing/2016/5/14/chartex" xmlns:mc="http://schemas.openxmlformats.org/markup-compatibility/2006" xmlns:aink="http://schemas.microsoft.com/office/drawing/2016/ink" xmlns:am3d="http://schemas.microsoft.com/office/drawing/2017/model3d" xmlns:o="urn:schemas-microsoft-com:office:office" xmlns:oel="http://schemas.microsoft.com/office/2019/extlst" xmlns:r="http://schemas.openxmlformats.org/officeDocument/2006/relationships" xmlns:m="http://schemas.openxmlformats.org/officeDocument/2006/math" xmlns:v="urn:schemas-microsoft-com:vml" xmlns:wp14="http://schemas.microsoft.com/office/word/2010/wordprocessingDrawing" xmlns:wp="http://schemas.openxmlformats.org/drawingml/2006/wordprocessingDrawing" xmlns:w10="urn:schemas-microsoft-com:office:word" xmlns:w="http://schemas.openxmlformats.org/wordprocessingml/2006/main" xmlns:w14="http://schemas.microsoft.com/office/word/2010/wordml" xmlns:w15="http://schemas.microsoft.com/office/word/2012/wordml" xmlns:w16cex="http://schemas.microsoft.com/office/word/2018/wordml/cex" xmlns:w16cid="http://schemas.microsoft.com/office/word/2016/wordml/cid" xmlns:w16="http://schemas.microsoft.com/office/word/2018/wordml" xmlns:w16sdtdh="http://schemas.microsoft.com/office/word/2020/wordml/sdtdatahash" xmlns:w16se="http://schemas.microsoft.com/office/word/2015/wordml/symex" xmlns:wpg="http://schemas.microsoft.com/office/word/2010/wordprocessingGroup" xmlns:wpi="http://schemas.microsoft.com/office/word/2010/wordprocessingInk" xmlns:wne="http://schemas.microsoft.com/office/word/2006/wordml" xmlns:wps="http://schemas.microsoft.com/office/word/2010/wordprocessingShape" mc:Ignorable="w14 w15 w16se w16cid w16 w16cex w16sdtdh wp14">
+<w:ftr xmlns:wpc="http://schemas.microsoft.com/office/word/2010/wordprocessingCanvas" xmlns:cx="http://schemas.microsoft.com/office/drawing/2014/chartex" xmlns:cx1="http://schemas.microsoft.com/office/drawing/2015/9/8/chartex" xmlns:cx2="http://schemas.microsoft.com/office/drawing/2015/10/21/chartex" xmlns:cx3="http://schemas.microsoft.com/office/drawing/2016/5/9/chartex" xmlns:cx4="http://schemas.microsoft.com/office/drawing/2016/5/10/chartex" xmlns:cx5="http://schemas.microsoft.com/office/drawing/2016/5/11/chartex" xmlns:cx6="http://schemas.microsoft.com/office/drawing/2016/5/12/chartex" xmlns:cx7="http://schemas.microsoft.com/office/drawing/2016/5/13/chartex" xmlns:cx8="http://schemas.microsoft.com/office/drawing/2016/5/14/chartex" xmlns:mc="http://schemas.openxmlformats.org/markup-compatibility/2006" xmlns:aink="http://schemas.microsoft.com/office/drawing/2016/ink" xmlns:am3d="http://schemas.microsoft.com/office/drawing/2017/model3d" xmlns:o="urn:schemas-microsoft-com:office:office" xmlns:r="http://schemas.openxmlformats.org/officeDocument/2006/relationships" xmlns:m="http://schemas.openxmlformats.org/officeDocument/2006/math" xmlns:v="urn:schemas-microsoft-com:vml" xmlns:wp14="http://schemas.microsoft.com/office/word/2010/wordprocessingDrawing" xmlns:wp="http://schemas.openxmlformats.org/drawingml/2006/wordprocessingDrawing" xmlns:w10="urn:schemas-microsoft-com:office:word" xmlns:w="http://schemas.openxmlformats.org/wordprocessingml/2006/main" xmlns:w14="http://schemas.microsoft.com/office/word/2010/wordml" xmlns:w15="http://schemas.microsoft.com/office/word/2012/wordml" xmlns:w16cid="http://schemas.microsoft.com/office/word/2016/wordml/cid" xmlns:w16se="http://schemas.microsoft.com/office/word/2015/wordml/symex" xmlns:wpg="http://schemas.microsoft.com/office/word/2010/wordprocessingGroup" xmlns:wpi="http://schemas.microsoft.com/office/word/2010/wordprocessingInk" xmlns:wne="http://schemas.microsoft.com/office/word/2006/wordml" xmlns:wps="http://schemas.microsoft.com/office/word/2010/wordprocessingShape" mc:Ignorable="w14 w15 w16se w16cid wp14">
   <w:p>
     <w:pPr>
       <w:pStyle w:val="a6"/>
       <w:jc w:val="center"/>
-      <w:rPr>
-        <w:rFonts w:hint="eastAsia"/>
-      </w:rPr>
     </w:pPr>
     <w:r>
       <w:t>1</w:t>
@@ -10325,16 +11008,13 @@
   <w:p>
     <w:pPr>
       <w:pStyle w:val="a6"/>
-      <w:rPr>
-        <w:rFonts w:hint="eastAsia"/>
-      </w:rPr>
     </w:pPr>
   </w:p>
 </w:ftr>
 </file>
 
 <file path=word/footer5.xml><?xml version="1.0" encoding="utf-8"?>
-<w:ftr xmlns:wpc="http://schemas.microsoft.com/office/word/2010/wordprocessingCanvas" xmlns:cx="http://schemas.microsoft.com/office/drawing/2014/chartex" xmlns:cx1="http://schemas.microsoft.com/office/drawing/2015/9/8/chartex" xmlns:cx2="http://schemas.microsoft.com/office/drawing/2015/10/21/chartex" xmlns:cx3="http://schemas.microsoft.com/office/drawing/2016/5/9/chartex" xmlns:cx4="http://schemas.microsoft.com/office/drawing/2016/5/10/chartex" xmlns:cx5="http://schemas.microsoft.com/office/drawing/2016/5/11/chartex" xmlns:cx6="http://schemas.microsoft.com/office/drawing/2016/5/12/chartex" xmlns:cx7="http://schemas.microsoft.com/office/drawing/2016/5/13/chartex" xmlns:cx8="http://schemas.microsoft.com/office/drawing/2016/5/14/chartex" xmlns:mc="http://schemas.openxmlformats.org/markup-compatibility/2006" xmlns:aink="http://schemas.microsoft.com/office/drawing/2016/ink" xmlns:am3d="http://schemas.microsoft.com/office/drawing/2017/model3d" xmlns:o="urn:schemas-microsoft-com:office:office" xmlns:oel="http://schemas.microsoft.com/office/2019/extlst" xmlns:r="http://schemas.openxmlformats.org/officeDocument/2006/relationships" xmlns:m="http://schemas.openxmlformats.org/officeDocument/2006/math" xmlns:v="urn:schemas-microsoft-com:vml" xmlns:wp14="http://schemas.microsoft.com/office/word/2010/wordprocessingDrawing" xmlns:wp="http://schemas.openxmlformats.org/drawingml/2006/wordprocessingDrawing" xmlns:w10="urn:schemas-microsoft-com:office:word" xmlns:w="http://schemas.openxmlformats.org/wordprocessingml/2006/main" xmlns:w14="http://schemas.microsoft.com/office/word/2010/wordml" xmlns:w15="http://schemas.microsoft.com/office/word/2012/wordml" xmlns:w16cex="http://schemas.microsoft.com/office/word/2018/wordml/cex" xmlns:w16cid="http://schemas.microsoft.com/office/word/2016/wordml/cid" xmlns:w16="http://schemas.microsoft.com/office/word/2018/wordml" xmlns:w16sdtdh="http://schemas.microsoft.com/office/word/2020/wordml/sdtdatahash" xmlns:w16se="http://schemas.microsoft.com/office/word/2015/wordml/symex" xmlns:wpg="http://schemas.microsoft.com/office/word/2010/wordprocessingGroup" xmlns:wpi="http://schemas.microsoft.com/office/word/2010/wordprocessingInk" xmlns:wne="http://schemas.microsoft.com/office/word/2006/wordml" xmlns:wps="http://schemas.microsoft.com/office/word/2010/wordprocessingShape" mc:Ignorable="w14 w15 w16se w16cid w16 w16cex w16sdtdh wp14">
+<w:ftr xmlns:wpc="http://schemas.microsoft.com/office/word/2010/wordprocessingCanvas" xmlns:cx="http://schemas.microsoft.com/office/drawing/2014/chartex" xmlns:cx1="http://schemas.microsoft.com/office/drawing/2015/9/8/chartex" xmlns:cx2="http://schemas.microsoft.com/office/drawing/2015/10/21/chartex" xmlns:cx3="http://schemas.microsoft.com/office/drawing/2016/5/9/chartex" xmlns:cx4="http://schemas.microsoft.com/office/drawing/2016/5/10/chartex" xmlns:cx5="http://schemas.microsoft.com/office/drawing/2016/5/11/chartex" xmlns:cx6="http://schemas.microsoft.com/office/drawing/2016/5/12/chartex" xmlns:cx7="http://schemas.microsoft.com/office/drawing/2016/5/13/chartex" xmlns:cx8="http://schemas.microsoft.com/office/drawing/2016/5/14/chartex" xmlns:mc="http://schemas.openxmlformats.org/markup-compatibility/2006" xmlns:aink="http://schemas.microsoft.com/office/drawing/2016/ink" xmlns:am3d="http://schemas.microsoft.com/office/drawing/2017/model3d" xmlns:o="urn:schemas-microsoft-com:office:office" xmlns:r="http://schemas.openxmlformats.org/officeDocument/2006/relationships" xmlns:m="http://schemas.openxmlformats.org/officeDocument/2006/math" xmlns:v="urn:schemas-microsoft-com:vml" xmlns:wp14="http://schemas.microsoft.com/office/word/2010/wordprocessingDrawing" xmlns:wp="http://schemas.openxmlformats.org/drawingml/2006/wordprocessingDrawing" xmlns:w10="urn:schemas-microsoft-com:office:word" xmlns:w="http://schemas.openxmlformats.org/wordprocessingml/2006/main" xmlns:w14="http://schemas.microsoft.com/office/word/2010/wordml" xmlns:w15="http://schemas.microsoft.com/office/word/2012/wordml" xmlns:w16cid="http://schemas.microsoft.com/office/word/2016/wordml/cid" xmlns:w16se="http://schemas.microsoft.com/office/word/2015/wordml/symex" xmlns:wpg="http://schemas.microsoft.com/office/word/2010/wordprocessingGroup" xmlns:wpi="http://schemas.microsoft.com/office/word/2010/wordprocessingInk" xmlns:wne="http://schemas.microsoft.com/office/word/2006/wordml" xmlns:wps="http://schemas.microsoft.com/office/word/2010/wordprocessingShape" mc:Ignorable="w14 w15 w16se w16cid wp14">
   <w:sdt>
     <w:sdtPr>
       <w:id w:val="1753159756"/>
@@ -10343,14 +11023,12 @@
         <w:docPartUnique/>
       </w:docPartObj>
     </w:sdtPr>
+    <w:sdtEndPr/>
     <w:sdtContent>
       <w:p>
         <w:pPr>
           <w:pStyle w:val="a6"/>
           <w:jc w:val="center"/>
-          <w:rPr>
-            <w:rFonts w:hint="eastAsia"/>
-          </w:rPr>
         </w:pPr>
         <w:r>
           <w:fldChar w:fldCharType="begin"/>
@@ -10376,23 +11054,15 @@
   <w:p>
     <w:pPr>
       <w:pStyle w:val="a6"/>
-      <w:rPr>
-        <w:rFonts w:hint="eastAsia"/>
-      </w:rPr>
     </w:pPr>
   </w:p>
 </w:ftr>
 </file>
 
 <file path=word/footnotes.xml><?xml version="1.0" encoding="utf-8"?>
-<w:footnotes xmlns:wpc="http://schemas.microsoft.com/office/word/2010/wordprocessingCanvas" xmlns:cx="http://schemas.microsoft.com/office/drawing/2014/chartex" xmlns:cx1="http://schemas.microsoft.com/office/drawing/2015/9/8/chartex" xmlns:cx2="http://schemas.microsoft.com/office/drawing/2015/10/21/chartex" xmlns:cx3="http://schemas.microsoft.com/office/drawing/2016/5/9/chartex" xmlns:cx4="http://schemas.microsoft.com/office/drawing/2016/5/10/chartex" xmlns:cx5="http://schemas.microsoft.com/office/drawing/2016/5/11/chartex" xmlns:cx6="http://schemas.microsoft.com/office/drawing/2016/5/12/chartex" xmlns:cx7="http://schemas.microsoft.com/office/drawing/2016/5/13/chartex" xmlns:cx8="http://schemas.microsoft.com/office/drawing/2016/5/14/chartex" xmlns:mc="http://schemas.openxmlformats.org/markup-compatibility/2006" xmlns:aink="http://schemas.microsoft.com/office/drawing/2016/ink" xmlns:am3d="http://schemas.microsoft.com/office/drawing/2017/model3d" xmlns:o="urn:schemas-microsoft-com:office:office" xmlns:oel="http://schemas.microsoft.com/office/2019/extlst" xmlns:r="http://schemas.openxmlformats.org/officeDocument/2006/relationships" xmlns:m="http://schemas.openxmlformats.org/officeDocument/2006/math" xmlns:v="urn:schemas-microsoft-com:vml" xmlns:wp14="http://schemas.microsoft.com/office/word/2010/wordprocessingDrawing" xmlns:wp="http://schemas.openxmlformats.org/drawingml/2006/wordprocessingDrawing" xmlns:w10="urn:schemas-microsoft-com:office:word" xmlns:w="http://schemas.openxmlformats.org/wordprocessingml/2006/main" xmlns:w14="http://schemas.microsoft.com/office/word/2010/wordml" xmlns:w15="http://schemas.microsoft.com/office/word/2012/wordml" xmlns:w16cex="http://schemas.microsoft.com/office/word/2018/wordml/cex" xmlns:w16cid="http://schemas.microsoft.com/office/word/2016/wordml/cid" xmlns:w16="http://schemas.microsoft.com/office/word/2018/wordml" xmlns:w16sdtdh="http://schemas.microsoft.com/office/word/2020/wordml/sdtdatahash" xmlns:w16se="http://schemas.microsoft.com/office/word/2015/wordml/symex" xmlns:wpg="http://schemas.microsoft.com/office/word/2010/wordprocessingGroup" xmlns:wpi="http://schemas.microsoft.com/office/word/2010/wordprocessingInk" xmlns:wne="http://schemas.microsoft.com/office/word/2006/wordml" xmlns:wps="http://schemas.microsoft.com/office/word/2010/wordprocessingShape" mc:Ignorable="w14 w15 w16se w16cid w16 w16cex w16sdtdh wp14">
+<w:footnotes xmlns:wpc="http://schemas.microsoft.com/office/word/2010/wordprocessingCanvas" xmlns:cx="http://schemas.microsoft.com/office/drawing/2014/chartex" xmlns:cx1="http://schemas.microsoft.com/office/drawing/2015/9/8/chartex" xmlns:cx2="http://schemas.microsoft.com/office/drawing/2015/10/21/chartex" xmlns:cx3="http://schemas.microsoft.com/office/drawing/2016/5/9/chartex" xmlns:cx4="http://schemas.microsoft.com/office/drawing/2016/5/10/chartex" xmlns:cx5="http://schemas.microsoft.com/office/drawing/2016/5/11/chartex" xmlns:cx6="http://schemas.microsoft.com/office/drawing/2016/5/12/chartex" xmlns:cx7="http://schemas.microsoft.com/office/drawing/2016/5/13/chartex" xmlns:cx8="http://schemas.microsoft.com/office/drawing/2016/5/14/chartex" xmlns:mc="http://schemas.openxmlformats.org/markup-compatibility/2006" xmlns:aink="http://schemas.microsoft.com/office/drawing/2016/ink" xmlns:am3d="http://schemas.microsoft.com/office/drawing/2017/model3d" xmlns:o="urn:schemas-microsoft-com:office:office" xmlns:r="http://schemas.openxmlformats.org/officeDocument/2006/relationships" xmlns:m="http://schemas.openxmlformats.org/officeDocument/2006/math" xmlns:v="urn:schemas-microsoft-com:vml" xmlns:wp14="http://schemas.microsoft.com/office/word/2010/wordprocessingDrawing" xmlns:wp="http://schemas.openxmlformats.org/drawingml/2006/wordprocessingDrawing" xmlns:w10="urn:schemas-microsoft-com:office:word" xmlns:w="http://schemas.openxmlformats.org/wordprocessingml/2006/main" xmlns:w14="http://schemas.microsoft.com/office/word/2010/wordml" xmlns:w15="http://schemas.microsoft.com/office/word/2012/wordml" xmlns:w16cid="http://schemas.microsoft.com/office/word/2016/wordml/cid" xmlns:w16se="http://schemas.microsoft.com/office/word/2015/wordml/symex" xmlns:wpg="http://schemas.microsoft.com/office/word/2010/wordprocessingGroup" xmlns:wpi="http://schemas.microsoft.com/office/word/2010/wordprocessingInk" xmlns:wne="http://schemas.microsoft.com/office/word/2006/wordml" xmlns:wps="http://schemas.microsoft.com/office/word/2010/wordprocessingShape" mc:Ignorable="w14 w15 w16se w16cid wp14">
   <w:footnote w:type="separator" w:id="-1">
     <w:p>
-      <w:pPr>
-        <w:rPr>
-          <w:rFonts w:hint="eastAsia"/>
-        </w:rPr>
-      </w:pPr>
       <w:r>
         <w:separator/>
       </w:r>
@@ -10400,11 +11070,6 @@
   </w:footnote>
   <w:footnote w:type="continuationSeparator" w:id="0">
     <w:p>
-      <w:pPr>
-        <w:rPr>
-          <w:rFonts w:hint="eastAsia"/>
-        </w:rPr>
-      </w:pPr>
       <w:r>
         <w:continuationSeparator/>
       </w:r>
@@ -10414,14 +11079,14 @@
 </file>
 
 <file path=word/header1.xml><?xml version="1.0" encoding="utf-8"?>
-<w:hdr xmlns:wpc="http://schemas.microsoft.com/office/word/2010/wordprocessingCanvas" xmlns:cx="http://schemas.microsoft.com/office/drawing/2014/chartex" xmlns:cx1="http://schemas.microsoft.com/office/drawing/2015/9/8/chartex" xmlns:cx2="http://schemas.microsoft.com/office/drawing/2015/10/21/chartex" xmlns:cx3="http://schemas.microsoft.com/office/drawing/2016/5/9/chartex" xmlns:cx4="http://schemas.microsoft.com/office/drawing/2016/5/10/chartex" xmlns:cx5="http://schemas.microsoft.com/office/drawing/2016/5/11/chartex" xmlns:cx6="http://schemas.microsoft.com/office/drawing/2016/5/12/chartex" xmlns:cx7="http://schemas.microsoft.com/office/drawing/2016/5/13/chartex" xmlns:cx8="http://schemas.microsoft.com/office/drawing/2016/5/14/chartex" xmlns:mc="http://schemas.openxmlformats.org/markup-compatibility/2006" xmlns:aink="http://schemas.microsoft.com/office/drawing/2016/ink" xmlns:am3d="http://schemas.microsoft.com/office/drawing/2017/model3d" xmlns:o="urn:schemas-microsoft-com:office:office" xmlns:oel="http://schemas.microsoft.com/office/2019/extlst" xmlns:r="http://schemas.openxmlformats.org/officeDocument/2006/relationships" xmlns:m="http://schemas.openxmlformats.org/officeDocument/2006/math" xmlns:v="urn:schemas-microsoft-com:vml" xmlns:wp14="http://schemas.microsoft.com/office/word/2010/wordprocessingDrawing" xmlns:wp="http://schemas.openxmlformats.org/drawingml/2006/wordprocessingDrawing" xmlns:w10="urn:schemas-microsoft-com:office:word" xmlns:w="http://schemas.openxmlformats.org/wordprocessingml/2006/main" xmlns:w14="http://schemas.microsoft.com/office/word/2010/wordml" xmlns:w15="http://schemas.microsoft.com/office/word/2012/wordml" xmlns:w16cex="http://schemas.microsoft.com/office/word/2018/wordml/cex" xmlns:w16cid="http://schemas.microsoft.com/office/word/2016/wordml/cid" xmlns:w16="http://schemas.microsoft.com/office/word/2018/wordml" xmlns:w16sdtdh="http://schemas.microsoft.com/office/word/2020/wordml/sdtdatahash" xmlns:w16se="http://schemas.microsoft.com/office/word/2015/wordml/symex" xmlns:wpg="http://schemas.microsoft.com/office/word/2010/wordprocessingGroup" xmlns:wpi="http://schemas.microsoft.com/office/word/2010/wordprocessingInk" xmlns:wne="http://schemas.microsoft.com/office/word/2006/wordml" xmlns:wps="http://schemas.microsoft.com/office/word/2010/wordprocessingShape" mc:Ignorable="w14 w15 w16se w16cid w16 w16cex w16sdtdh wp14">
+<w:hdr xmlns:wpc="http://schemas.microsoft.com/office/word/2010/wordprocessingCanvas" xmlns:cx="http://schemas.microsoft.com/office/drawing/2014/chartex" xmlns:cx1="http://schemas.microsoft.com/office/drawing/2015/9/8/chartex" xmlns:cx2="http://schemas.microsoft.com/office/drawing/2015/10/21/chartex" xmlns:cx3="http://schemas.microsoft.com/office/drawing/2016/5/9/chartex" xmlns:cx4="http://schemas.microsoft.com/office/drawing/2016/5/10/chartex" xmlns:cx5="http://schemas.microsoft.com/office/drawing/2016/5/11/chartex" xmlns:cx6="http://schemas.microsoft.com/office/drawing/2016/5/12/chartex" xmlns:cx7="http://schemas.microsoft.com/office/drawing/2016/5/13/chartex" xmlns:cx8="http://schemas.microsoft.com/office/drawing/2016/5/14/chartex" xmlns:mc="http://schemas.openxmlformats.org/markup-compatibility/2006" xmlns:aink="http://schemas.microsoft.com/office/drawing/2016/ink" xmlns:am3d="http://schemas.microsoft.com/office/drawing/2017/model3d" xmlns:o="urn:schemas-microsoft-com:office:office" xmlns:r="http://schemas.openxmlformats.org/officeDocument/2006/relationships" xmlns:m="http://schemas.openxmlformats.org/officeDocument/2006/math" xmlns:v="urn:schemas-microsoft-com:vml" xmlns:wp14="http://schemas.microsoft.com/office/word/2010/wordprocessingDrawing" xmlns:wp="http://schemas.openxmlformats.org/drawingml/2006/wordprocessingDrawing" xmlns:w10="urn:schemas-microsoft-com:office:word" xmlns:w="http://schemas.openxmlformats.org/wordprocessingml/2006/main" xmlns:w14="http://schemas.microsoft.com/office/word/2010/wordml" xmlns:w15="http://schemas.microsoft.com/office/word/2012/wordml" xmlns:w16cid="http://schemas.microsoft.com/office/word/2016/wordml/cid" xmlns:w16se="http://schemas.microsoft.com/office/word/2015/wordml/symex" xmlns:wpg="http://schemas.microsoft.com/office/word/2010/wordprocessingGroup" xmlns:wpi="http://schemas.microsoft.com/office/word/2010/wordprocessingInk" xmlns:wne="http://schemas.microsoft.com/office/word/2006/wordml" xmlns:wps="http://schemas.microsoft.com/office/word/2010/wordprocessingShape" mc:Ignorable="w14 w15 w16se w16cid wp14">
   <w:p>
     <w:pPr>
       <w:spacing w:line="340" w:lineRule="exact"/>
       <w:ind w:left="20"/>
       <w:jc w:val="center"/>
       <w:rPr>
-        <w:rFonts w:ascii="Calibri" w:hint="eastAsia"/>
+        <w:rFonts w:ascii="Calibri"/>
         <w:sz w:val="28"/>
       </w:rPr>
     </w:pPr>
@@ -10523,23 +11188,20 @@
       <w:pBdr>
         <w:bottom w:val="single" w:sz="6" w:space="0" w:color="auto"/>
       </w:pBdr>
-      <w:rPr>
-        <w:rFonts w:hint="eastAsia"/>
-      </w:rPr>
     </w:pPr>
   </w:p>
 </w:hdr>
 </file>
 
 <file path=word/header2.xml><?xml version="1.0" encoding="utf-8"?>
-<w:hdr xmlns:wpc="http://schemas.microsoft.com/office/word/2010/wordprocessingCanvas" xmlns:cx="http://schemas.microsoft.com/office/drawing/2014/chartex" xmlns:cx1="http://schemas.microsoft.com/office/drawing/2015/9/8/chartex" xmlns:cx2="http://schemas.microsoft.com/office/drawing/2015/10/21/chartex" xmlns:cx3="http://schemas.microsoft.com/office/drawing/2016/5/9/chartex" xmlns:cx4="http://schemas.microsoft.com/office/drawing/2016/5/10/chartex" xmlns:cx5="http://schemas.microsoft.com/office/drawing/2016/5/11/chartex" xmlns:cx6="http://schemas.microsoft.com/office/drawing/2016/5/12/chartex" xmlns:cx7="http://schemas.microsoft.com/office/drawing/2016/5/13/chartex" xmlns:cx8="http://schemas.microsoft.com/office/drawing/2016/5/14/chartex" xmlns:mc="http://schemas.openxmlformats.org/markup-compatibility/2006" xmlns:aink="http://schemas.microsoft.com/office/drawing/2016/ink" xmlns:am3d="http://schemas.microsoft.com/office/drawing/2017/model3d" xmlns:o="urn:schemas-microsoft-com:office:office" xmlns:oel="http://schemas.microsoft.com/office/2019/extlst" xmlns:r="http://schemas.openxmlformats.org/officeDocument/2006/relationships" xmlns:m="http://schemas.openxmlformats.org/officeDocument/2006/math" xmlns:v="urn:schemas-microsoft-com:vml" xmlns:wp14="http://schemas.microsoft.com/office/word/2010/wordprocessingDrawing" xmlns:wp="http://schemas.openxmlformats.org/drawingml/2006/wordprocessingDrawing" xmlns:w10="urn:schemas-microsoft-com:office:word" xmlns:w="http://schemas.openxmlformats.org/wordprocessingml/2006/main" xmlns:w14="http://schemas.microsoft.com/office/word/2010/wordml" xmlns:w15="http://schemas.microsoft.com/office/word/2012/wordml" xmlns:w16cex="http://schemas.microsoft.com/office/word/2018/wordml/cex" xmlns:w16cid="http://schemas.microsoft.com/office/word/2016/wordml/cid" xmlns:w16="http://schemas.microsoft.com/office/word/2018/wordml" xmlns:w16sdtdh="http://schemas.microsoft.com/office/word/2020/wordml/sdtdatahash" xmlns:w16se="http://schemas.microsoft.com/office/word/2015/wordml/symex" xmlns:wpg="http://schemas.microsoft.com/office/word/2010/wordprocessingGroup" xmlns:wpi="http://schemas.microsoft.com/office/word/2010/wordprocessingInk" xmlns:wne="http://schemas.microsoft.com/office/word/2006/wordml" xmlns:wps="http://schemas.microsoft.com/office/word/2010/wordprocessingShape" mc:Ignorable="w14 w15 w16se w16cid w16 w16cex w16sdtdh wp14">
+<w:hdr xmlns:wpc="http://schemas.microsoft.com/office/word/2010/wordprocessingCanvas" xmlns:cx="http://schemas.microsoft.com/office/drawing/2014/chartex" xmlns:cx1="http://schemas.microsoft.com/office/drawing/2015/9/8/chartex" xmlns:cx2="http://schemas.microsoft.com/office/drawing/2015/10/21/chartex" xmlns:cx3="http://schemas.microsoft.com/office/drawing/2016/5/9/chartex" xmlns:cx4="http://schemas.microsoft.com/office/drawing/2016/5/10/chartex" xmlns:cx5="http://schemas.microsoft.com/office/drawing/2016/5/11/chartex" xmlns:cx6="http://schemas.microsoft.com/office/drawing/2016/5/12/chartex" xmlns:cx7="http://schemas.microsoft.com/office/drawing/2016/5/13/chartex" xmlns:cx8="http://schemas.microsoft.com/office/drawing/2016/5/14/chartex" xmlns:mc="http://schemas.openxmlformats.org/markup-compatibility/2006" xmlns:aink="http://schemas.microsoft.com/office/drawing/2016/ink" xmlns:am3d="http://schemas.microsoft.com/office/drawing/2017/model3d" xmlns:o="urn:schemas-microsoft-com:office:office" xmlns:r="http://schemas.openxmlformats.org/officeDocument/2006/relationships" xmlns:m="http://schemas.openxmlformats.org/officeDocument/2006/math" xmlns:v="urn:schemas-microsoft-com:vml" xmlns:wp14="http://schemas.microsoft.com/office/word/2010/wordprocessingDrawing" xmlns:wp="http://schemas.openxmlformats.org/drawingml/2006/wordprocessingDrawing" xmlns:w10="urn:schemas-microsoft-com:office:word" xmlns:w="http://schemas.openxmlformats.org/wordprocessingml/2006/main" xmlns:w14="http://schemas.microsoft.com/office/word/2010/wordml" xmlns:w15="http://schemas.microsoft.com/office/word/2012/wordml" xmlns:w16cid="http://schemas.microsoft.com/office/word/2016/wordml/cid" xmlns:w16se="http://schemas.microsoft.com/office/word/2015/wordml/symex" xmlns:wpg="http://schemas.microsoft.com/office/word/2010/wordprocessingGroup" xmlns:wpi="http://schemas.microsoft.com/office/word/2010/wordprocessingInk" xmlns:wne="http://schemas.microsoft.com/office/word/2006/wordml" xmlns:wps="http://schemas.microsoft.com/office/word/2010/wordprocessingShape" mc:Ignorable="w14 w15 w16se w16cid wp14">
   <w:p>
     <w:pPr>
       <w:spacing w:line="340" w:lineRule="exact"/>
       <w:ind w:left="20"/>
       <w:jc w:val="center"/>
       <w:rPr>
-        <w:rFonts w:ascii="Calibri" w:hint="eastAsia"/>
+        <w:rFonts w:ascii="Calibri"/>
         <w:sz w:val="28"/>
       </w:rPr>
     </w:pPr>
@@ -10638,23 +11300,20 @@
   <w:p>
     <w:pPr>
       <w:pStyle w:val="a4"/>
-      <w:rPr>
-        <w:rFonts w:hint="eastAsia"/>
-      </w:rPr>
     </w:pPr>
   </w:p>
 </w:hdr>
 </file>
 
 <file path=word/header3.xml><?xml version="1.0" encoding="utf-8"?>
-<w:hdr xmlns:wpc="http://schemas.microsoft.com/office/word/2010/wordprocessingCanvas" xmlns:cx="http://schemas.microsoft.com/office/drawing/2014/chartex" xmlns:cx1="http://schemas.microsoft.com/office/drawing/2015/9/8/chartex" xmlns:cx2="http://schemas.microsoft.com/office/drawing/2015/10/21/chartex" xmlns:cx3="http://schemas.microsoft.com/office/drawing/2016/5/9/chartex" xmlns:cx4="http://schemas.microsoft.com/office/drawing/2016/5/10/chartex" xmlns:cx5="http://schemas.microsoft.com/office/drawing/2016/5/11/chartex" xmlns:cx6="http://schemas.microsoft.com/office/drawing/2016/5/12/chartex" xmlns:cx7="http://schemas.microsoft.com/office/drawing/2016/5/13/chartex" xmlns:cx8="http://schemas.microsoft.com/office/drawing/2016/5/14/chartex" xmlns:mc="http://schemas.openxmlformats.org/markup-compatibility/2006" xmlns:aink="http://schemas.microsoft.com/office/drawing/2016/ink" xmlns:am3d="http://schemas.microsoft.com/office/drawing/2017/model3d" xmlns:o="urn:schemas-microsoft-com:office:office" xmlns:oel="http://schemas.microsoft.com/office/2019/extlst" xmlns:r="http://schemas.openxmlformats.org/officeDocument/2006/relationships" xmlns:m="http://schemas.openxmlformats.org/officeDocument/2006/math" xmlns:v="urn:schemas-microsoft-com:vml" xmlns:wp14="http://schemas.microsoft.com/office/word/2010/wordprocessingDrawing" xmlns:wp="http://schemas.openxmlformats.org/drawingml/2006/wordprocessingDrawing" xmlns:w10="urn:schemas-microsoft-com:office:word" xmlns:w="http://schemas.openxmlformats.org/wordprocessingml/2006/main" xmlns:w14="http://schemas.microsoft.com/office/word/2010/wordml" xmlns:w15="http://schemas.microsoft.com/office/word/2012/wordml" xmlns:w16cex="http://schemas.microsoft.com/office/word/2018/wordml/cex" xmlns:w16cid="http://schemas.microsoft.com/office/word/2016/wordml/cid" xmlns:w16="http://schemas.microsoft.com/office/word/2018/wordml" xmlns:w16sdtdh="http://schemas.microsoft.com/office/word/2020/wordml/sdtdatahash" xmlns:w16se="http://schemas.microsoft.com/office/word/2015/wordml/symex" xmlns:wpg="http://schemas.microsoft.com/office/word/2010/wordprocessingGroup" xmlns:wpi="http://schemas.microsoft.com/office/word/2010/wordprocessingInk" xmlns:wne="http://schemas.microsoft.com/office/word/2006/wordml" xmlns:wps="http://schemas.microsoft.com/office/word/2010/wordprocessingShape" mc:Ignorable="w14 w15 w16se w16cid w16 w16cex w16sdtdh wp14">
+<w:hdr xmlns:wpc="http://schemas.microsoft.com/office/word/2010/wordprocessingCanvas" xmlns:cx="http://schemas.microsoft.com/office/drawing/2014/chartex" xmlns:cx1="http://schemas.microsoft.com/office/drawing/2015/9/8/chartex" xmlns:cx2="http://schemas.microsoft.com/office/drawing/2015/10/21/chartex" xmlns:cx3="http://schemas.microsoft.com/office/drawing/2016/5/9/chartex" xmlns:cx4="http://schemas.microsoft.com/office/drawing/2016/5/10/chartex" xmlns:cx5="http://schemas.microsoft.com/office/drawing/2016/5/11/chartex" xmlns:cx6="http://schemas.microsoft.com/office/drawing/2016/5/12/chartex" xmlns:cx7="http://schemas.microsoft.com/office/drawing/2016/5/13/chartex" xmlns:cx8="http://schemas.microsoft.com/office/drawing/2016/5/14/chartex" xmlns:mc="http://schemas.openxmlformats.org/markup-compatibility/2006" xmlns:aink="http://schemas.microsoft.com/office/drawing/2016/ink" xmlns:am3d="http://schemas.microsoft.com/office/drawing/2017/model3d" xmlns:o="urn:schemas-microsoft-com:office:office" xmlns:r="http://schemas.openxmlformats.org/officeDocument/2006/relationships" xmlns:m="http://schemas.openxmlformats.org/officeDocument/2006/math" xmlns:v="urn:schemas-microsoft-com:vml" xmlns:wp14="http://schemas.microsoft.com/office/word/2010/wordprocessingDrawing" xmlns:wp="http://schemas.openxmlformats.org/drawingml/2006/wordprocessingDrawing" xmlns:w10="urn:schemas-microsoft-com:office:word" xmlns:w="http://schemas.openxmlformats.org/wordprocessingml/2006/main" xmlns:w14="http://schemas.microsoft.com/office/word/2010/wordml" xmlns:w15="http://schemas.microsoft.com/office/word/2012/wordml" xmlns:w16cid="http://schemas.microsoft.com/office/word/2016/wordml/cid" xmlns:w16se="http://schemas.microsoft.com/office/word/2015/wordml/symex" xmlns:wpg="http://schemas.microsoft.com/office/word/2010/wordprocessingGroup" xmlns:wpi="http://schemas.microsoft.com/office/word/2010/wordprocessingInk" xmlns:wne="http://schemas.microsoft.com/office/word/2006/wordml" xmlns:wps="http://schemas.microsoft.com/office/word/2010/wordprocessingShape" mc:Ignorable="w14 w15 w16se w16cid wp14">
   <w:p>
     <w:pPr>
       <w:spacing w:line="340" w:lineRule="exact"/>
       <w:ind w:left="20"/>
       <w:jc w:val="center"/>
       <w:rPr>
-        <w:rFonts w:ascii="Calibri" w:hint="eastAsia"/>
+        <w:rFonts w:ascii="Calibri"/>
         <w:sz w:val="28"/>
       </w:rPr>
     </w:pPr>
@@ -10753,16 +11412,13 @@
   <w:p>
     <w:pPr>
       <w:pStyle w:val="a4"/>
-      <w:rPr>
-        <w:rFonts w:hint="eastAsia"/>
-      </w:rPr>
     </w:pPr>
   </w:p>
 </w:hdr>
 </file>
 
 <file path=word/numbering.xml><?xml version="1.0" encoding="utf-8"?>
-<w:numbering xmlns:wpc="http://schemas.microsoft.com/office/word/2010/wordprocessingCanvas" xmlns:cx="http://schemas.microsoft.com/office/drawing/2014/chartex" xmlns:cx1="http://schemas.microsoft.com/office/drawing/2015/9/8/chartex" xmlns:cx2="http://schemas.microsoft.com/office/drawing/2015/10/21/chartex" xmlns:cx3="http://schemas.microsoft.com/office/drawing/2016/5/9/chartex" xmlns:cx4="http://schemas.microsoft.com/office/drawing/2016/5/10/chartex" xmlns:cx5="http://schemas.microsoft.com/office/drawing/2016/5/11/chartex" xmlns:cx6="http://schemas.microsoft.com/office/drawing/2016/5/12/chartex" xmlns:cx7="http://schemas.microsoft.com/office/drawing/2016/5/13/chartex" xmlns:cx8="http://schemas.microsoft.com/office/drawing/2016/5/14/chartex" xmlns:mc="http://schemas.openxmlformats.org/markup-compatibility/2006" xmlns:aink="http://schemas.microsoft.com/office/drawing/2016/ink" xmlns:am3d="http://schemas.microsoft.com/office/drawing/2017/model3d" xmlns:o="urn:schemas-microsoft-com:office:office" xmlns:oel="http://schemas.microsoft.com/office/2019/extlst" xmlns:r="http://schemas.openxmlformats.org/officeDocument/2006/relationships" xmlns:m="http://schemas.openxmlformats.org/officeDocument/2006/math" xmlns:v="urn:schemas-microsoft-com:vml" xmlns:wp14="http://schemas.microsoft.com/office/word/2010/wordprocessingDrawing" xmlns:wp="http://schemas.openxmlformats.org/drawingml/2006/wordprocessingDrawing" xmlns:w10="urn:schemas-microsoft-com:office:word" xmlns:w="http://schemas.openxmlformats.org/wordprocessingml/2006/main" xmlns:w14="http://schemas.microsoft.com/office/word/2010/wordml" xmlns:w15="http://schemas.microsoft.com/office/word/2012/wordml" xmlns:w16cex="http://schemas.microsoft.com/office/word/2018/wordml/cex" xmlns:w16cid="http://schemas.microsoft.com/office/word/2016/wordml/cid" xmlns:w16="http://schemas.microsoft.com/office/word/2018/wordml" xmlns:w16sdtdh="http://schemas.microsoft.com/office/word/2020/wordml/sdtdatahash" xmlns:w16se="http://schemas.microsoft.com/office/word/2015/wordml/symex" xmlns:wpg="http://schemas.microsoft.com/office/word/2010/wordprocessingGroup" xmlns:wpi="http://schemas.microsoft.com/office/word/2010/wordprocessingInk" xmlns:wne="http://schemas.microsoft.com/office/word/2006/wordml" xmlns:wps="http://schemas.microsoft.com/office/word/2010/wordprocessingShape" mc:Ignorable="w14 w15 w16se w16cid w16 w16cex w16sdtdh wp14">
+<w:numbering xmlns:wpc="http://schemas.microsoft.com/office/word/2010/wordprocessingCanvas" xmlns:cx="http://schemas.microsoft.com/office/drawing/2014/chartex" xmlns:cx1="http://schemas.microsoft.com/office/drawing/2015/9/8/chartex" xmlns:cx2="http://schemas.microsoft.com/office/drawing/2015/10/21/chartex" xmlns:cx3="http://schemas.microsoft.com/office/drawing/2016/5/9/chartex" xmlns:cx4="http://schemas.microsoft.com/office/drawing/2016/5/10/chartex" xmlns:cx5="http://schemas.microsoft.com/office/drawing/2016/5/11/chartex" xmlns:cx6="http://schemas.microsoft.com/office/drawing/2016/5/12/chartex" xmlns:cx7="http://schemas.microsoft.com/office/drawing/2016/5/13/chartex" xmlns:cx8="http://schemas.microsoft.com/office/drawing/2016/5/14/chartex" xmlns:mc="http://schemas.openxmlformats.org/markup-compatibility/2006" xmlns:aink="http://schemas.microsoft.com/office/drawing/2016/ink" xmlns:am3d="http://schemas.microsoft.com/office/drawing/2017/model3d" xmlns:o="urn:schemas-microsoft-com:office:office" xmlns:r="http://schemas.openxmlformats.org/officeDocument/2006/relationships" xmlns:m="http://schemas.openxmlformats.org/officeDocument/2006/math" xmlns:v="urn:schemas-microsoft-com:vml" xmlns:wp14="http://schemas.microsoft.com/office/word/2010/wordprocessingDrawing" xmlns:wp="http://schemas.openxmlformats.org/drawingml/2006/wordprocessingDrawing" xmlns:w10="urn:schemas-microsoft-com:office:word" xmlns:w="http://schemas.openxmlformats.org/wordprocessingml/2006/main" xmlns:w14="http://schemas.microsoft.com/office/word/2010/wordml" xmlns:w15="http://schemas.microsoft.com/office/word/2012/wordml" xmlns:w16cid="http://schemas.microsoft.com/office/word/2016/wordml/cid" xmlns:w16se="http://schemas.microsoft.com/office/word/2015/wordml/symex" xmlns:wpg="http://schemas.microsoft.com/office/word/2010/wordprocessingGroup" xmlns:wpi="http://schemas.microsoft.com/office/word/2010/wordprocessingInk" xmlns:wne="http://schemas.microsoft.com/office/word/2006/wordml" xmlns:wps="http://schemas.microsoft.com/office/word/2010/wordprocessingShape" mc:Ignorable="w14 w15 w16se w16cid wp14">
   <w:abstractNum w:abstractNumId="0" w15:restartNumberingAfterBreak="0">
     <w:nsid w:val="05C91C5F"/>
     <w:multiLevelType w:val="hybridMultilevel"/>
@@ -11836,47 +12492,47 @@
       </w:pPr>
     </w:lvl>
   </w:abstractNum>
-  <w:num w:numId="1" w16cid:durableId="337510916">
+  <w:num w:numId="1">
     <w:abstractNumId w:val="1"/>
   </w:num>
-  <w:num w:numId="2" w16cid:durableId="334843838">
+  <w:num w:numId="2">
     <w:abstractNumId w:val="5"/>
   </w:num>
-  <w:num w:numId="3" w16cid:durableId="957953696">
+  <w:num w:numId="3">
     <w:abstractNumId w:val="7"/>
   </w:num>
-  <w:num w:numId="4" w16cid:durableId="600915380">
+  <w:num w:numId="4">
     <w:abstractNumId w:val="0"/>
   </w:num>
-  <w:num w:numId="5" w16cid:durableId="1180243866">
+  <w:num w:numId="5">
     <w:abstractNumId w:val="4"/>
   </w:num>
-  <w:num w:numId="6" w16cid:durableId="1349135522">
+  <w:num w:numId="6">
     <w:abstractNumId w:val="3"/>
   </w:num>
-  <w:num w:numId="7" w16cid:durableId="1794667310">
+  <w:num w:numId="7">
     <w:abstractNumId w:val="9"/>
   </w:num>
-  <w:num w:numId="8" w16cid:durableId="1907719540">
+  <w:num w:numId="8">
     <w:abstractNumId w:val="10"/>
   </w:num>
-  <w:num w:numId="9" w16cid:durableId="1383485814">
+  <w:num w:numId="9">
     <w:abstractNumId w:val="8"/>
   </w:num>
-  <w:num w:numId="10" w16cid:durableId="2020036544">
+  <w:num w:numId="10">
     <w:abstractNumId w:val="6"/>
   </w:num>
-  <w:num w:numId="11" w16cid:durableId="1788115762">
+  <w:num w:numId="11">
     <w:abstractNumId w:val="2"/>
   </w:num>
-  <w:num w:numId="12" w16cid:durableId="836531853">
+  <w:num w:numId="12">
     <w:abstractNumId w:val="0"/>
   </w:num>
 </w:numbering>
 </file>
 
 <file path=word/styles.xml><?xml version="1.0" encoding="utf-8"?>
-<w:styles xmlns:mc="http://schemas.openxmlformats.org/markup-compatibility/2006" xmlns:r="http://schemas.openxmlformats.org/officeDocument/2006/relationships" xmlns:w="http://schemas.openxmlformats.org/wordprocessingml/2006/main" xmlns:w14="http://schemas.microsoft.com/office/word/2010/wordml" xmlns:w15="http://schemas.microsoft.com/office/word/2012/wordml" xmlns:w16cex="http://schemas.microsoft.com/office/word/2018/wordml/cex" xmlns:w16cid="http://schemas.microsoft.com/office/word/2016/wordml/cid" xmlns:w16="http://schemas.microsoft.com/office/word/2018/wordml" xmlns:w16sdtdh="http://schemas.microsoft.com/office/word/2020/wordml/sdtdatahash" xmlns:w16se="http://schemas.microsoft.com/office/word/2015/wordml/symex" mc:Ignorable="w14 w15 w16se w16cid w16 w16cex w16sdtdh">
+<w:styles xmlns:mc="http://schemas.openxmlformats.org/markup-compatibility/2006" xmlns:r="http://schemas.openxmlformats.org/officeDocument/2006/relationships" xmlns:w="http://schemas.openxmlformats.org/wordprocessingml/2006/main" xmlns:w14="http://schemas.microsoft.com/office/word/2010/wordml" xmlns:w15="http://schemas.microsoft.com/office/word/2012/wordml" xmlns:w16cid="http://schemas.microsoft.com/office/word/2016/wordml/cid" xmlns:w16se="http://schemas.microsoft.com/office/word/2015/wordml/symex" mc:Ignorable="w14 w15 w16se w16cid">
   <w:docDefaults>
     <w:rPrDefault>
       <w:rPr>
@@ -11889,7 +12545,7 @@
     </w:rPrDefault>
     <w:pPrDefault/>
   </w:docDefaults>
-  <w:latentStyles w:defLockedState="0" w:defUIPriority="99" w:defSemiHidden="0" w:defUnhideWhenUsed="0" w:defQFormat="0" w:count="376">
+  <w:latentStyles w:defLockedState="0" w:defUIPriority="99" w:defSemiHidden="0" w:defUnhideWhenUsed="0" w:defQFormat="0" w:count="375">
     <w:lsdException w:name="Normal" w:uiPriority="0" w:qFormat="1"/>
     <w:lsdException w:name="heading 1" w:uiPriority="9" w:qFormat="1"/>
     <w:lsdException w:name="heading 2" w:semiHidden="1" w:uiPriority="9" w:unhideWhenUsed="1" w:qFormat="1"/>
@@ -12265,7 +12921,6 @@
     <w:lsdException w:name="Smart Hyperlink" w:semiHidden="1" w:unhideWhenUsed="1"/>
     <w:lsdException w:name="Hashtag" w:semiHidden="1" w:unhideWhenUsed="1"/>
     <w:lsdException w:name="Unresolved Mention" w:semiHidden="1" w:unhideWhenUsed="1"/>
-    <w:lsdException w:name="Smart Link" w:semiHidden="1" w:unhideWhenUsed="1"/>
   </w:latentStyles>
   <w:style w:type="paragraph" w:default="1" w:styleId="a0">
     <w:name w:val="Normal"/>
@@ -12371,6 +13026,7 @@
   <w:style w:type="character" w:default="1" w:styleId="a1">
     <w:name w:val="Default Paragraph Font"/>
     <w:uiPriority w:val="1"/>
+    <w:semiHidden/>
     <w:unhideWhenUsed/>
   </w:style>
   <w:style w:type="table" w:default="1" w:styleId="a2">
@@ -13554,7 +14210,7 @@
 </file>
 
 <file path=customXml/itemProps1.xml><?xml version="1.0" encoding="utf-8"?>
-<ds:datastoreItem xmlns:ds="http://schemas.openxmlformats.org/officeDocument/2006/customXml" ds:itemID="{AB36E4C4-C392-4394-9CA1-62D46E6ACB01}">
+<ds:datastoreItem xmlns:ds="http://schemas.openxmlformats.org/officeDocument/2006/customXml" ds:itemID="{E167E77D-548A-4773-9B37-DFC55C224913}">
   <ds:schemaRefs>
     <ds:schemaRef ds:uri="http://schemas.openxmlformats.org/officeDocument/2006/bibliography"/>
   </ds:schemaRefs>
